--- a/addin_test.docx
+++ b/addin_test.docx
@@ -3,6 +3,5490 @@
 <w:document xmlns:wpc="http://schemas.microsoft.com/office/word/2010/wordprocessingCanvas" xmlns:cx="http://schemas.microsoft.com/office/drawing/2014/chartex" xmlns:cx1="http://schemas.microsoft.com/office/drawing/2015/9/8/chartex" xmlns:cx2="http://schemas.microsoft.com/office/drawing/2015/10/21/chartex" xmlns:cx3="http://schemas.microsoft.com/office/drawing/2016/5/9/chartex" xmlns:cx4="http://schemas.microsoft.com/office/drawing/2016/5/10/chartex" xmlns:cx5="http://schemas.microsoft.com/office/drawing/2016/5/11/chartex" xmlns:cx6="http://schemas.microsoft.com/office/drawing/2016/5/12/chartex" xmlns:cx7="http://schemas.microsoft.com/office/drawing/2016/5/13/chartex" xmlns:cx8="http://schemas.microsoft.com/office/drawing/2016/5/14/chartex" xmlns:mc="http://schemas.openxmlformats.org/markup-compatibility/2006" xmlns:aink="http://schemas.microsoft.com/office/drawing/2016/ink" xmlns:am3d="http://schemas.microsoft.com/office/drawing/2017/model3d" xmlns:o="urn:schemas-microsoft-com:office:office" xmlns:oel="http://schemas.microsoft.com/office/2019/extlst" xmlns:r="http://schemas.openxmlformats.org/officeDocument/2006/relationships" xmlns:m="http://schemas.openxmlformats.org/officeDocument/2006/math" xmlns:v="urn:schemas-microsoft-com:vml" xmlns:wp14="http://schemas.microsoft.com/office/word/2010/wordprocessingDrawing" xmlns:wp="http://schemas.openxmlformats.org/drawingml/2006/wordprocessingDrawing" xmlns:w10="urn:schemas-microsoft-com:office:word" xmlns:w="http://schemas.openxmlformats.org/wordprocessingml/2006/main" xmlns:w14="http://schemas.microsoft.com/office/word/2010/wordml" xmlns:w15="http://schemas.microsoft.com/office/word/2012/wordml" xmlns:w16cex="http://schemas.microsoft.com/office/word/2018/wordml/cex" xmlns:w16cid="http://schemas.microsoft.com/office/word/2016/wordml/cid" xmlns:w16="http://schemas.microsoft.com/office/word/2018/wordml" xmlns:w16du="http://schemas.microsoft.com/office/word/2023/wordml/word16du" xmlns:w16sdtdh="http://schemas.microsoft.com/office/word/2020/wordml/sdtdatahash" xmlns:w16sdtfl="http://schemas.microsoft.com/office/word/2024/wordml/sdtformatlock" xmlns:w16se="http://schemas.microsoft.com/office/word/2015/wordml/symex" xmlns:wpg="http://schemas.microsoft.com/office/word/2010/wordprocessingGroup" xmlns:wpi="http://schemas.microsoft.com/office/word/2010/wordprocessingInk" xmlns:wne="http://schemas.microsoft.com/office/word/2006/wordml" xmlns:wps="http://schemas.microsoft.com/office/word/2010/wordprocessingShape" mc:Ignorable="w14 w15 w16se w16cid w16 w16cex w16sdtdh w16sdtfl w16du wp14">
   <w:body>
     <w:p>
+      <w:r>
+        <w:rPr>
+          <w:rFonts w:hint="eastAsia"/>
+        </w:rPr>
+        <w:t>核心回答：</w:t>
+      </w:r>
+      <w:r>
+        <w:rPr>
+          <w:rFonts w:hint="eastAsia"/>
+        </w:rPr>
+        <w:t>ACP</w:t>
+      </w:r>
+      <w:r>
+        <w:rPr>
+          <w:rFonts w:hint="eastAsia"/>
+        </w:rPr>
+        <w:t>（</w:t>
+      </w:r>
+      <w:r>
+        <w:rPr>
+          <w:rFonts w:hint="eastAsia"/>
+        </w:rPr>
+        <w:t>Agent Communication Protocol</w:t>
+      </w:r>
+      <w:r>
+        <w:rPr>
+          <w:rFonts w:hint="eastAsia"/>
+        </w:rPr>
+        <w:t>）是</w:t>
+      </w:r>
+      <w:r>
+        <w:rPr>
+          <w:rFonts w:hint="eastAsia"/>
+        </w:rPr>
+        <w:t xml:space="preserve"> GitHub Copilot SDK </w:t>
+      </w:r>
+      <w:r>
+        <w:rPr>
+          <w:rFonts w:hint="eastAsia"/>
+        </w:rPr>
+        <w:t>的標準化通訊層，負責在</w:t>
+      </w:r>
+      <w:r>
+        <w:rPr>
+          <w:rFonts w:hint="eastAsia"/>
+        </w:rPr>
+        <w:t xml:space="preserve"> IDE/SDK </w:t>
+      </w:r>
+      <w:r>
+        <w:rPr>
+          <w:rFonts w:hint="eastAsia"/>
+        </w:rPr>
+        <w:t>與後端</w:t>
+      </w:r>
+      <w:r>
+        <w:rPr>
+          <w:rFonts w:hint="eastAsia"/>
+        </w:rPr>
+        <w:t xml:space="preserve"> Agent</w:t>
+      </w:r>
+      <w:r>
+        <w:rPr>
+          <w:rFonts w:hint="eastAsia"/>
+        </w:rPr>
+        <w:t>（本地或遠端模型執行個體）之間建立安全、可串流且可替換的雙向通訊。它把推理與狀態管理從前端解耦，支援</w:t>
+      </w:r>
+      <w:r>
+        <w:rPr>
+          <w:rFonts w:hint="eastAsia"/>
+        </w:rPr>
+        <w:t xml:space="preserve"> token-by-token </w:t>
+      </w:r>
+      <w:r>
+        <w:rPr>
+          <w:rFonts w:hint="eastAsia"/>
+        </w:rPr>
+        <w:t>串流、會話生命週期管理、工具呼叫與混合部署，讓企業在合規、彈性與可觀測性上取得實務可用的控制能力。深入解析（精要）</w:t>
+      </w:r>
+      <w:r>
+        <w:rPr>
+          <w:rFonts w:hint="eastAsia"/>
+        </w:rPr>
+        <w:t xml:space="preserve">- </w:t>
+      </w:r>
+      <w:r>
+        <w:rPr>
+          <w:rFonts w:hint="eastAsia"/>
+        </w:rPr>
+        <w:t>定義與目標：</w:t>
+      </w:r>
+      <w:r>
+        <w:rPr>
+          <w:rFonts w:hint="eastAsia"/>
+        </w:rPr>
+        <w:t xml:space="preserve">ACP </w:t>
+      </w:r>
+      <w:r>
+        <w:rPr>
+          <w:rFonts w:hint="eastAsia"/>
+        </w:rPr>
+        <w:t>定義了</w:t>
+      </w:r>
+      <w:r>
+        <w:rPr>
+          <w:rFonts w:hint="eastAsia"/>
+        </w:rPr>
+        <w:t xml:space="preserve"> session</w:t>
+      </w:r>
+      <w:r>
+        <w:rPr>
+          <w:rFonts w:hint="eastAsia"/>
+        </w:rPr>
+        <w:t>、訊息格式、錯誤處理與串流行為，目的是實現「前端輕量、後端可替換且可治理」的</w:t>
+      </w:r>
+      <w:r>
+        <w:rPr>
+          <w:rFonts w:hint="eastAsia"/>
+        </w:rPr>
+        <w:t xml:space="preserve"> AI </w:t>
+      </w:r>
+      <w:r>
+        <w:rPr>
+          <w:rFonts w:hint="eastAsia"/>
+        </w:rPr>
+        <w:t>代理整合層，降低供應商鎖定與資料外流風險。</w:t>
+      </w:r>
+      <w:r>
+        <w:rPr>
+          <w:rFonts w:hint="eastAsia"/>
+        </w:rPr>
+        <w:t xml:space="preserve">  - </w:t>
+      </w:r>
+      <w:r>
+        <w:rPr>
+          <w:rFonts w:hint="eastAsia"/>
+        </w:rPr>
+        <w:t>四大運作支柱：</w:t>
+      </w:r>
+      <w:r>
+        <w:rPr>
+          <w:rFonts w:hint="eastAsia"/>
+        </w:rPr>
+        <w:t xml:space="preserve">  1. </w:t>
+      </w:r>
+      <w:r>
+        <w:rPr>
+          <w:rFonts w:hint="eastAsia"/>
+        </w:rPr>
+        <w:t>會話生命週期管理：負責啟動</w:t>
+      </w:r>
+      <w:r>
+        <w:rPr>
+          <w:rFonts w:hint="eastAsia"/>
+        </w:rPr>
+        <w:t>/</w:t>
+      </w:r>
+      <w:r>
+        <w:rPr>
+          <w:rFonts w:hint="eastAsia"/>
+        </w:rPr>
+        <w:t>連線</w:t>
+      </w:r>
+      <w:r>
+        <w:rPr>
+          <w:rFonts w:hint="eastAsia"/>
+        </w:rPr>
+        <w:t xml:space="preserve"> Agent</w:t>
+      </w:r>
+      <w:r>
+        <w:rPr>
+          <w:rFonts w:hint="eastAsia"/>
+        </w:rPr>
+        <w:t>、維護狀態機（建立、活躍、暫停、終止等）、心跳與資源回收，確保長時間任務不致成為孤兒進程或耗盡資源。</w:t>
+      </w:r>
+      <w:r>
+        <w:rPr>
+          <w:rFonts w:hint="eastAsia"/>
+        </w:rPr>
+        <w:t xml:space="preserve">    2. </w:t>
+      </w:r>
+      <w:r>
+        <w:rPr>
+          <w:rFonts w:hint="eastAsia"/>
+        </w:rPr>
+        <w:t>標準化雙向串流：支援全雙工通訊以實現即時</w:t>
+      </w:r>
+      <w:r>
+        <w:rPr>
+          <w:rFonts w:hint="eastAsia"/>
+        </w:rPr>
+        <w:t xml:space="preserve"> token-by-token </w:t>
+      </w:r>
+      <w:r>
+        <w:rPr>
+          <w:rFonts w:hint="eastAsia"/>
+        </w:rPr>
+        <w:t>回饋，同時允許</w:t>
+      </w:r>
+      <w:r>
+        <w:rPr>
+          <w:rFonts w:hint="eastAsia"/>
+        </w:rPr>
+        <w:t xml:space="preserve"> Agent </w:t>
+      </w:r>
+      <w:r>
+        <w:rPr>
+          <w:rFonts w:hint="eastAsia"/>
+        </w:rPr>
+        <w:t>在推理過程中向</w:t>
+      </w:r>
+      <w:r>
+        <w:rPr>
+          <w:rFonts w:hint="eastAsia"/>
+        </w:rPr>
+        <w:t xml:space="preserve"> IDE </w:t>
+      </w:r>
+      <w:r>
+        <w:rPr>
+          <w:rFonts w:hint="eastAsia"/>
+        </w:rPr>
+        <w:t>發出工作區訪問或工具呼叫的非同步請求，提升互動性與自動化能力。</w:t>
+      </w:r>
+      <w:r>
+        <w:rPr>
+          <w:rFonts w:hint="eastAsia"/>
+        </w:rPr>
+        <w:t xml:space="preserve">    3. </w:t>
+      </w:r>
+      <w:r>
+        <w:rPr>
+          <w:rFonts w:hint="eastAsia"/>
+        </w:rPr>
+        <w:t>多元接入與混合部署：</w:t>
+      </w:r>
+      <w:r>
+        <w:rPr>
+          <w:rFonts w:hint="eastAsia"/>
+        </w:rPr>
+        <w:t xml:space="preserve">ACP </w:t>
+      </w:r>
+      <w:r>
+        <w:rPr>
+          <w:rFonts w:hint="eastAsia"/>
+        </w:rPr>
+        <w:t>抽象底層執行個體，使前端能切換至官方</w:t>
+      </w:r>
+      <w:r>
+        <w:rPr>
+          <w:rFonts w:hint="eastAsia"/>
+        </w:rPr>
+        <w:t xml:space="preserve"> CLI</w:t>
+      </w:r>
+      <w:r>
+        <w:rPr>
+          <w:rFonts w:hint="eastAsia"/>
+        </w:rPr>
+        <w:t>、第三方代理或企業內網模型伺服器，支援本地、雲端或混合拓樸以符合效能與合規需求。</w:t>
+      </w:r>
+      <w:r>
+        <w:rPr>
+          <w:rFonts w:hint="eastAsia"/>
+        </w:rPr>
+        <w:t xml:space="preserve">    4. </w:t>
+      </w:r>
+      <w:r>
+        <w:rPr>
+          <w:rFonts w:hint="eastAsia"/>
+        </w:rPr>
+        <w:t>企業級治理（</w:t>
+      </w:r>
+      <w:r>
+        <w:rPr>
+          <w:rFonts w:hint="eastAsia"/>
+        </w:rPr>
+        <w:t xml:space="preserve">BYOK </w:t>
+      </w:r>
+      <w:r>
+        <w:rPr>
+          <w:rFonts w:hint="eastAsia"/>
+        </w:rPr>
+        <w:t>與資料邊界）：透過</w:t>
+      </w:r>
+      <w:r>
+        <w:rPr>
+          <w:rFonts w:hint="eastAsia"/>
+        </w:rPr>
+        <w:t xml:space="preserve"> Provider/</w:t>
+      </w:r>
+      <w:r>
+        <w:rPr>
+          <w:rFonts w:hint="eastAsia"/>
+        </w:rPr>
+        <w:t>憑證抽象與網路隔離，企業能控制金鑰與資料流向，確保敏感程式碼在合規邊界內處理並可做審計追蹤。典型運作流程（摘要）</w:t>
+      </w:r>
+      <w:r>
+        <w:rPr>
+          <w:rFonts w:hint="eastAsia"/>
+        </w:rPr>
+        <w:t xml:space="preserve">1. </w:t>
+      </w:r>
+      <w:r>
+        <w:rPr>
+          <w:rFonts w:hint="eastAsia"/>
+        </w:rPr>
+        <w:t>建立會話：前端發起</w:t>
+      </w:r>
+      <w:r>
+        <w:rPr>
+          <w:rFonts w:hint="eastAsia"/>
+        </w:rPr>
+        <w:t xml:space="preserve"> session </w:t>
+      </w:r>
+      <w:r>
+        <w:rPr>
+          <w:rFonts w:hint="eastAsia"/>
+        </w:rPr>
+        <w:t>建立請求，</w:t>
+      </w:r>
+      <w:r>
+        <w:rPr>
+          <w:rFonts w:hint="eastAsia"/>
+        </w:rPr>
+        <w:t xml:space="preserve">ACP </w:t>
+      </w:r>
+      <w:r>
+        <w:rPr>
+          <w:rFonts w:hint="eastAsia"/>
+        </w:rPr>
+        <w:t>決定啟動或連線至相應</w:t>
+      </w:r>
+      <w:r>
+        <w:rPr>
+          <w:rFonts w:hint="eastAsia"/>
+        </w:rPr>
+        <w:t xml:space="preserve"> Agent</w:t>
+      </w:r>
+      <w:r>
+        <w:rPr>
+          <w:rFonts w:hint="eastAsia"/>
+        </w:rPr>
+        <w:t>。</w:t>
+      </w:r>
+      <w:r>
+        <w:rPr>
+          <w:rFonts w:hint="eastAsia"/>
+        </w:rPr>
+        <w:t xml:space="preserve">  2. </w:t>
+      </w:r>
+      <w:r>
+        <w:rPr>
+          <w:rFonts w:hint="eastAsia"/>
+        </w:rPr>
+        <w:t>初始化通道：建立安全雙向通道（含授權</w:t>
+      </w:r>
+      <w:r>
+        <w:rPr>
+          <w:rFonts w:hint="eastAsia"/>
+        </w:rPr>
+        <w:t>/</w:t>
+      </w:r>
+      <w:r>
+        <w:rPr>
+          <w:rFonts w:hint="eastAsia"/>
+        </w:rPr>
+        <w:t>憑證驗證），啟用串流模式（若需要即時回饋）。</w:t>
+      </w:r>
+      <w:r>
+        <w:rPr>
+          <w:rFonts w:hint="eastAsia"/>
+        </w:rPr>
+        <w:t xml:space="preserve">  3. </w:t>
+      </w:r>
+      <w:r>
+        <w:rPr>
+          <w:rFonts w:hint="eastAsia"/>
+        </w:rPr>
+        <w:t>互動與工具呼叫：進行</w:t>
+      </w:r>
+      <w:r>
+        <w:rPr>
+          <w:rFonts w:hint="eastAsia"/>
+        </w:rPr>
+        <w:t xml:space="preserve"> prompt/</w:t>
+      </w:r>
+      <w:r>
+        <w:rPr>
+          <w:rFonts w:hint="eastAsia"/>
+        </w:rPr>
+        <w:t>上下文傳輸、接收逐</w:t>
+      </w:r>
+      <w:r>
+        <w:rPr>
+          <w:rFonts w:hint="eastAsia"/>
+        </w:rPr>
+        <w:t xml:space="preserve"> token </w:t>
+      </w:r>
+      <w:r>
+        <w:rPr>
+          <w:rFonts w:hint="eastAsia"/>
+        </w:rPr>
+        <w:t>回傳；</w:t>
+      </w:r>
+      <w:r>
+        <w:rPr>
+          <w:rFonts w:hint="eastAsia"/>
+        </w:rPr>
+        <w:t xml:space="preserve">Agent </w:t>
+      </w:r>
+      <w:r>
+        <w:rPr>
+          <w:rFonts w:hint="eastAsia"/>
+        </w:rPr>
+        <w:t>如需外部資訊，會透過</w:t>
+      </w:r>
+      <w:r>
+        <w:rPr>
+          <w:rFonts w:hint="eastAsia"/>
+        </w:rPr>
+        <w:t xml:space="preserve"> ACP </w:t>
+      </w:r>
+      <w:r>
+        <w:rPr>
+          <w:rFonts w:hint="eastAsia"/>
+        </w:rPr>
+        <w:t>發出工作區或工具存取請求。</w:t>
+      </w:r>
+      <w:r>
+        <w:rPr>
+          <w:rFonts w:hint="eastAsia"/>
+        </w:rPr>
+        <w:t xml:space="preserve"> </w:t>
+      </w:r>
+      <w:r>
+        <w:t xml:space="preserve"> </w:t>
+      </w:r>
+      <w:r>
+        <w:rPr>
+          <w:rFonts w:hint="eastAsia"/>
+        </w:rPr>
+        <w:t xml:space="preserve">4. </w:t>
+      </w:r>
+      <w:r>
+        <w:rPr>
+          <w:rFonts w:hint="eastAsia"/>
+        </w:rPr>
+        <w:t>終止與回收：結束時執行</w:t>
+      </w:r>
+      <w:r>
+        <w:rPr>
+          <w:rFonts w:hint="eastAsia"/>
+        </w:rPr>
+        <w:t xml:space="preserve"> graceful shutdown</w:t>
+      </w:r>
+      <w:r>
+        <w:rPr>
+          <w:rFonts w:hint="eastAsia"/>
+        </w:rPr>
+        <w:t>、記錄審計事件並回收資源。安全、合規與可觀測性要點</w:t>
+      </w:r>
+      <w:r>
+        <w:rPr>
+          <w:rFonts w:hint="eastAsia"/>
+        </w:rPr>
+        <w:t xml:space="preserve">- </w:t>
+      </w:r>
+      <w:r>
+        <w:rPr>
+          <w:rFonts w:hint="eastAsia"/>
+        </w:rPr>
+        <w:t>資料最小化與邊界控管：僅傳送必要上下文，敏感內容在邊界內處理或遮蔽。</w:t>
+      </w:r>
+      <w:r>
+        <w:rPr>
+          <w:rFonts w:hint="eastAsia"/>
+        </w:rPr>
+        <w:t xml:space="preserve">  - </w:t>
+      </w:r>
+      <w:r>
+        <w:rPr>
+          <w:rFonts w:hint="eastAsia"/>
+        </w:rPr>
+        <w:t>金鑰與憑證管理（</w:t>
+      </w:r>
+      <w:r>
+        <w:rPr>
+          <w:rFonts w:hint="eastAsia"/>
+        </w:rPr>
+        <w:t>BYOK</w:t>
+      </w:r>
+      <w:r>
+        <w:rPr>
+          <w:rFonts w:hint="eastAsia"/>
+        </w:rPr>
+        <w:t>）：允許企業注入自有憑證以保持資料主權與稽核稽查。</w:t>
+      </w:r>
+      <w:r>
+        <w:rPr>
+          <w:rFonts w:hint="eastAsia"/>
+        </w:rPr>
+        <w:t xml:space="preserve">  - </w:t>
+      </w:r>
+      <w:r>
+        <w:rPr>
+          <w:rFonts w:hint="eastAsia"/>
+        </w:rPr>
+        <w:t>網路隔離與部署策略：可將推理流量限制在</w:t>
+      </w:r>
+      <w:r>
+        <w:rPr>
+          <w:rFonts w:hint="eastAsia"/>
+        </w:rPr>
+        <w:t xml:space="preserve"> VPC/</w:t>
+      </w:r>
+      <w:r>
+        <w:rPr>
+          <w:rFonts w:hint="eastAsia"/>
+        </w:rPr>
+        <w:t>內網以滿足監管要求。</w:t>
+      </w:r>
+      <w:r>
+        <w:rPr>
+          <w:rFonts w:hint="eastAsia"/>
+        </w:rPr>
+        <w:t xml:space="preserve">  - </w:t>
+      </w:r>
+      <w:r>
+        <w:rPr>
+          <w:rFonts w:hint="eastAsia"/>
+        </w:rPr>
+        <w:t>日誌與審計：記錄</w:t>
+      </w:r>
+      <w:r>
+        <w:rPr>
+          <w:rFonts w:hint="eastAsia"/>
+        </w:rPr>
+        <w:t xml:space="preserve"> session </w:t>
+      </w:r>
+      <w:r>
+        <w:rPr>
+          <w:rFonts w:hint="eastAsia"/>
+        </w:rPr>
+        <w:t>元資料、工具呼叫、錯誤與授權事件，供合規與稽核使用。</w:t>
+      </w:r>
+      <w:r>
+        <w:rPr>
+          <w:rFonts w:hint="eastAsia"/>
+        </w:rPr>
+        <w:t xml:space="preserve">  - </w:t>
+      </w:r>
+      <w:r>
+        <w:rPr>
+          <w:rFonts w:hint="eastAsia"/>
+        </w:rPr>
+        <w:t>可觀測性：度量</w:t>
+      </w:r>
+      <w:r>
+        <w:rPr>
+          <w:rFonts w:hint="eastAsia"/>
+        </w:rPr>
+        <w:t xml:space="preserve"> latency</w:t>
+      </w:r>
+      <w:r>
+        <w:rPr>
+          <w:rFonts w:hint="eastAsia"/>
+        </w:rPr>
+        <w:t>、吞吐、錯誤率與資源使用，支援</w:t>
+      </w:r>
+      <w:r>
+        <w:rPr>
+          <w:rFonts w:hint="eastAsia"/>
+        </w:rPr>
+        <w:t xml:space="preserve"> alerting </w:t>
+      </w:r>
+      <w:r>
+        <w:rPr>
+          <w:rFonts w:hint="eastAsia"/>
+        </w:rPr>
+        <w:t>與</w:t>
+      </w:r>
+      <w:r>
+        <w:rPr>
+          <w:rFonts w:hint="eastAsia"/>
+        </w:rPr>
+        <w:t xml:space="preserve"> capacity planning</w:t>
+      </w:r>
+      <w:r>
+        <w:rPr>
+          <w:rFonts w:hint="eastAsia"/>
+        </w:rPr>
+        <w:t>。部署與運維考量（精要）</w:t>
+      </w:r>
+      <w:r>
+        <w:rPr>
+          <w:rFonts w:hint="eastAsia"/>
+        </w:rPr>
+        <w:t xml:space="preserve">- </w:t>
+      </w:r>
+      <w:r>
+        <w:rPr>
+          <w:rFonts w:hint="eastAsia"/>
+        </w:rPr>
+        <w:t>延遲敏感場景需優先本地或近端部署以降低</w:t>
+      </w:r>
+      <w:r>
+        <w:rPr>
+          <w:rFonts w:hint="eastAsia"/>
+        </w:rPr>
+        <w:t xml:space="preserve"> round-trip</w:t>
+      </w:r>
+      <w:r>
+        <w:rPr>
+          <w:rFonts w:hint="eastAsia"/>
+        </w:rPr>
+        <w:t>。</w:t>
+      </w:r>
+      <w:r>
+        <w:rPr>
+          <w:rFonts w:hint="eastAsia"/>
+        </w:rPr>
+        <w:t xml:space="preserve">  - </w:t>
+      </w:r>
+      <w:r>
+        <w:rPr>
+          <w:rFonts w:hint="eastAsia"/>
+        </w:rPr>
+        <w:t>大量並發或長時任務需設計水平擴展、會話隔離與閾值回收策略。</w:t>
+      </w:r>
+      <w:r>
+        <w:rPr>
+          <w:rFonts w:hint="eastAsia"/>
+        </w:rPr>
+        <w:t xml:space="preserve">  - </w:t>
+      </w:r>
+      <w:r>
+        <w:rPr>
+          <w:rFonts w:hint="eastAsia"/>
+        </w:rPr>
+        <w:t>監控與回溯能力是衡量生產可用性的關鍵（</w:t>
+      </w:r>
+      <w:r>
+        <w:rPr>
+          <w:rFonts w:hint="eastAsia"/>
+        </w:rPr>
+        <w:t>traceability</w:t>
+      </w:r>
+      <w:r>
+        <w:rPr>
+          <w:rFonts w:hint="eastAsia"/>
+        </w:rPr>
+        <w:t>、</w:t>
+      </w:r>
+      <w:r>
+        <w:rPr>
+          <w:rFonts w:hint="eastAsia"/>
+        </w:rPr>
+        <w:t>end-to-end tracing</w:t>
+      </w:r>
+      <w:r>
+        <w:rPr>
+          <w:rFonts w:hint="eastAsia"/>
+        </w:rPr>
+        <w:t>）。</w:t>
+      </w:r>
+      <w:r>
+        <w:rPr>
+          <w:rFonts w:hint="eastAsia"/>
+        </w:rPr>
+        <w:t xml:space="preserve">  - </w:t>
+      </w:r>
+      <w:r>
+        <w:rPr>
+          <w:rFonts w:hint="eastAsia"/>
+        </w:rPr>
+        <w:t>權限與最小授權原則需貫穿</w:t>
+      </w:r>
+      <w:r>
+        <w:rPr>
+          <w:rFonts w:hint="eastAsia"/>
+        </w:rPr>
+        <w:t xml:space="preserve"> Agent</w:t>
+      </w:r>
+      <w:r>
+        <w:rPr>
+          <w:rFonts w:hint="eastAsia"/>
+        </w:rPr>
+        <w:t>、工具呼叫與檔案存取流程。商業價值（為决策者所關注）</w:t>
+      </w:r>
+      <w:r>
+        <w:rPr>
+          <w:rFonts w:hint="eastAsia"/>
+        </w:rPr>
+        <w:t xml:space="preserve">- </w:t>
+      </w:r>
+      <w:r>
+        <w:rPr>
+          <w:rFonts w:hint="eastAsia"/>
+        </w:rPr>
+        <w:t>降低供應商鎖定：可在不同模型與執行端之間切換。</w:t>
+      </w:r>
+      <w:r>
+        <w:t xml:space="preserve">  </w:t>
+      </w:r>
+      <w:r>
+        <w:rPr>
+          <w:rFonts w:hint="eastAsia"/>
+        </w:rPr>
+        <w:t xml:space="preserve">- </w:t>
+      </w:r>
+      <w:r>
+        <w:rPr>
+          <w:rFonts w:hint="eastAsia"/>
+        </w:rPr>
+        <w:t>強化合規可控：支援</w:t>
+      </w:r>
+      <w:r>
+        <w:rPr>
+          <w:rFonts w:hint="eastAsia"/>
+        </w:rPr>
+        <w:t xml:space="preserve"> BYOK</w:t>
+      </w:r>
+      <w:r>
+        <w:rPr>
+          <w:rFonts w:hint="eastAsia"/>
+        </w:rPr>
+        <w:t>、網</w:t>
+      </w:r>
+      <w:r>
+        <w:rPr>
+          <w:rFonts w:hint="eastAsia"/>
+        </w:rPr>
+        <w:lastRenderedPageBreak/>
+        <w:t>路隔離與審計，適合高監管產業。</w:t>
+      </w:r>
+      <w:r>
+        <w:rPr>
+          <w:rFonts w:hint="eastAsia"/>
+        </w:rPr>
+        <w:t xml:space="preserve">  - </w:t>
+      </w:r>
+      <w:r>
+        <w:rPr>
+          <w:rFonts w:hint="eastAsia"/>
+        </w:rPr>
+        <w:t>提升開發效能：即時串流與</w:t>
+      </w:r>
+      <w:r>
+        <w:rPr>
+          <w:rFonts w:hint="eastAsia"/>
+        </w:rPr>
+        <w:t xml:space="preserve"> Agentic </w:t>
+      </w:r>
+      <w:r>
+        <w:rPr>
+          <w:rFonts w:hint="eastAsia"/>
+        </w:rPr>
+        <w:t>工具呼叫能自動化重複式工作。</w:t>
+      </w:r>
+      <w:r>
+        <w:rPr>
+          <w:rFonts w:hint="eastAsia"/>
+        </w:rPr>
+        <w:t xml:space="preserve">  - </w:t>
+      </w:r>
+      <w:r>
+        <w:rPr>
+          <w:rFonts w:hint="eastAsia"/>
+        </w:rPr>
+        <w:t>成本彈性：可將高耗能推理移至合適節點以優化成本與效能。簡短建議（可立即採取）</w:t>
+      </w:r>
+      <w:r>
+        <w:rPr>
+          <w:rFonts w:hint="eastAsia"/>
+        </w:rPr>
+        <w:t xml:space="preserve">- </w:t>
+      </w:r>
+      <w:r>
+        <w:rPr>
+          <w:rFonts w:hint="eastAsia"/>
+        </w:rPr>
+        <w:t>盤點內部合規與資料邊界需求，確認哪些上下文可安全外流。</w:t>
+      </w:r>
+      <w:r>
+        <w:rPr>
+          <w:rFonts w:hint="eastAsia"/>
+        </w:rPr>
+        <w:t xml:space="preserve">  - </w:t>
+      </w:r>
+      <w:r>
+        <w:rPr>
+          <w:rFonts w:hint="eastAsia"/>
+        </w:rPr>
+        <w:t>評估混合部署路徑（本地</w:t>
+      </w:r>
+      <w:r>
+        <w:rPr>
+          <w:rFonts w:hint="eastAsia"/>
+        </w:rPr>
+        <w:t xml:space="preserve"> vs </w:t>
+      </w:r>
+      <w:r>
+        <w:rPr>
+          <w:rFonts w:hint="eastAsia"/>
+        </w:rPr>
+        <w:t>遠端）以平衡延遲與成本。</w:t>
+      </w:r>
+      <w:r>
+        <w:rPr>
+          <w:rFonts w:hint="eastAsia"/>
+        </w:rPr>
+        <w:t xml:space="preserve">  - </w:t>
+      </w:r>
+      <w:r>
+        <w:rPr>
+          <w:rFonts w:hint="eastAsia"/>
+        </w:rPr>
+        <w:t>定義</w:t>
+      </w:r>
+      <w:r>
+        <w:rPr>
+          <w:rFonts w:hint="eastAsia"/>
+        </w:rPr>
+        <w:t xml:space="preserve"> ACP </w:t>
+      </w:r>
+      <w:r>
+        <w:rPr>
+          <w:rFonts w:hint="eastAsia"/>
+        </w:rPr>
+        <w:t>層的稽核與授權標準，將日誌與監控納入上線驗收準則。結語（一句話）</w:t>
+      </w:r>
+      <w:r>
+        <w:rPr>
+          <w:rFonts w:hint="eastAsia"/>
+        </w:rPr>
+        <w:t xml:space="preserve">ACP </w:t>
+      </w:r>
+      <w:r>
+        <w:rPr>
+          <w:rFonts w:hint="eastAsia"/>
+        </w:rPr>
+        <w:t>把「可替換的推理後端」和「可治理的通訊層」實作為一組可操作的協定，使企業能在合規、效能與生態開放性之間取得實務平衡。</w:t>
+      </w:r>
+    </w:p>
+    <w:p>
+      <w:r>
+        <w:rPr>
+          <w:rFonts w:hint="eastAsia"/>
+        </w:rPr>
+        <w:t>可以。在</w:t>
+      </w:r>
+      <w:r>
+        <w:rPr>
+          <w:rFonts w:hint="eastAsia"/>
+        </w:rPr>
+        <w:t xml:space="preserve"> GCP </w:t>
+      </w:r>
+      <w:r>
+        <w:rPr>
+          <w:rFonts w:hint="eastAsia"/>
+        </w:rPr>
+        <w:t>上部署並運行</w:t>
+      </w:r>
+      <w:r>
+        <w:rPr>
+          <w:rFonts w:hint="eastAsia"/>
+        </w:rPr>
+        <w:t xml:space="preserve"> ACP</w:t>
+      </w:r>
+      <w:r>
+        <w:rPr>
+          <w:rFonts w:hint="eastAsia"/>
+        </w:rPr>
+        <w:t>（</w:t>
+      </w:r>
+      <w:r>
+        <w:rPr>
+          <w:rFonts w:hint="eastAsia"/>
+        </w:rPr>
+        <w:t>Agent Communication Protocol</w:t>
+      </w:r>
+      <w:r>
+        <w:rPr>
+          <w:rFonts w:hint="eastAsia"/>
+        </w:rPr>
+        <w:t>）是可行且常見的做法；可利用</w:t>
+      </w:r>
+      <w:r>
+        <w:rPr>
+          <w:rFonts w:hint="eastAsia"/>
+        </w:rPr>
+        <w:t xml:space="preserve"> GCP </w:t>
+      </w:r>
+      <w:r>
+        <w:rPr>
+          <w:rFonts w:hint="eastAsia"/>
+        </w:rPr>
+        <w:t>的計算、網路、金鑰管理與可觀測性服務來滿足</w:t>
+      </w:r>
+      <w:r>
+        <w:rPr>
+          <w:rFonts w:hint="eastAsia"/>
+        </w:rPr>
+        <w:t xml:space="preserve"> BYOK</w:t>
+      </w:r>
+      <w:r>
+        <w:rPr>
+          <w:rFonts w:hint="eastAsia"/>
+        </w:rPr>
+        <w:t>、網域隔離、審計與可擴展性需求。主要建議與實作要點</w:t>
+      </w:r>
+      <w:r>
+        <w:rPr>
+          <w:rFonts w:hint="eastAsia"/>
+        </w:rPr>
+        <w:t xml:space="preserve">- </w:t>
+      </w:r>
+      <w:r>
+        <w:rPr>
+          <w:rFonts w:hint="eastAsia"/>
+        </w:rPr>
+        <w:t>部署拓撲（選擇）：</w:t>
+      </w:r>
+      <w:r>
+        <w:rPr>
+          <w:rFonts w:hint="eastAsia"/>
+        </w:rPr>
+        <w:t xml:space="preserve">    - </w:t>
+      </w:r>
+      <w:r>
+        <w:rPr>
+          <w:rFonts w:hint="eastAsia"/>
+        </w:rPr>
+        <w:t>本地</w:t>
+      </w:r>
+      <w:r>
+        <w:rPr>
+          <w:rFonts w:hint="eastAsia"/>
+        </w:rPr>
+        <w:t>/</w:t>
+      </w:r>
+      <w:r>
+        <w:rPr>
+          <w:rFonts w:hint="eastAsia"/>
+        </w:rPr>
+        <w:t>混合：</w:t>
+      </w:r>
+      <w:r>
+        <w:rPr>
+          <w:rFonts w:hint="eastAsia"/>
+        </w:rPr>
+        <w:t xml:space="preserve">Agent </w:t>
+      </w:r>
+      <w:r>
+        <w:rPr>
+          <w:rFonts w:hint="eastAsia"/>
+        </w:rPr>
+        <w:t>推論放在企業內網或專屬實例，前端於雲端連線（適合嚴格合規）。</w:t>
+      </w:r>
+      <w:r>
+        <w:rPr>
+          <w:rFonts w:hint="eastAsia"/>
+        </w:rPr>
+        <w:t xml:space="preserve">    - </w:t>
+      </w:r>
+      <w:r>
+        <w:rPr>
+          <w:rFonts w:hint="eastAsia"/>
+        </w:rPr>
+        <w:t>全雲端：在</w:t>
+      </w:r>
+      <w:r>
+        <w:rPr>
+          <w:rFonts w:hint="eastAsia"/>
+        </w:rPr>
+        <w:t xml:space="preserve"> GCP </w:t>
+      </w:r>
+      <w:r>
+        <w:rPr>
+          <w:rFonts w:hint="eastAsia"/>
+        </w:rPr>
+        <w:t>上使用</w:t>
+      </w:r>
+      <w:r>
+        <w:rPr>
+          <w:rFonts w:hint="eastAsia"/>
+        </w:rPr>
+        <w:t xml:space="preserve"> VM </w:t>
+      </w:r>
+      <w:r>
+        <w:rPr>
+          <w:rFonts w:hint="eastAsia"/>
+        </w:rPr>
+        <w:t>或容器化節點（</w:t>
+      </w:r>
+      <w:r>
+        <w:rPr>
+          <w:rFonts w:hint="eastAsia"/>
+        </w:rPr>
+        <w:t>GKE / Cloud Run / Compute Engine</w:t>
+      </w:r>
+      <w:r>
+        <w:rPr>
+          <w:rFonts w:hint="eastAsia"/>
+        </w:rPr>
+        <w:t>），適合低延遲與彈性擴展需求。</w:t>
+      </w:r>
+      <w:r>
+        <w:rPr>
+          <w:rFonts w:hint="eastAsia"/>
+        </w:rPr>
+        <w:t xml:space="preserve">- </w:t>
+      </w:r>
+      <w:r>
+        <w:rPr>
+          <w:rFonts w:hint="eastAsia"/>
+        </w:rPr>
+        <w:t>計算資源：</w:t>
+      </w:r>
+      <w:r>
+        <w:rPr>
+          <w:rFonts w:hint="eastAsia"/>
+        </w:rPr>
+        <w:t xml:space="preserve">    - </w:t>
+      </w:r>
+      <w:r>
+        <w:rPr>
+          <w:rFonts w:hint="eastAsia"/>
+        </w:rPr>
+        <w:t>推理需</w:t>
+      </w:r>
+      <w:r>
+        <w:rPr>
+          <w:rFonts w:hint="eastAsia"/>
+        </w:rPr>
+        <w:t xml:space="preserve"> GPU/</w:t>
+      </w:r>
+      <w:r>
+        <w:rPr>
+          <w:rFonts w:hint="eastAsia"/>
+        </w:rPr>
+        <w:t>高效能時，使用</w:t>
+      </w:r>
+      <w:r>
+        <w:rPr>
+          <w:rFonts w:hint="eastAsia"/>
+        </w:rPr>
+        <w:t xml:space="preserve"> GPU </w:t>
+      </w:r>
+      <w:r>
+        <w:rPr>
+          <w:rFonts w:hint="eastAsia"/>
+        </w:rPr>
+        <w:t>節點或專用推理節點（</w:t>
+      </w:r>
+      <w:r>
+        <w:rPr>
+          <w:rFonts w:hint="eastAsia"/>
+        </w:rPr>
+        <w:t xml:space="preserve">GKE </w:t>
+      </w:r>
+      <w:r>
+        <w:rPr>
+          <w:rFonts w:hint="eastAsia"/>
+        </w:rPr>
+        <w:t>節點池或</w:t>
+      </w:r>
+      <w:r>
+        <w:rPr>
+          <w:rFonts w:hint="eastAsia"/>
+        </w:rPr>
+        <w:t xml:space="preserve"> GPU VM</w:t>
+      </w:r>
+      <w:r>
+        <w:rPr>
+          <w:rFonts w:hint="eastAsia"/>
+        </w:rPr>
+        <w:t>）並配置自動擴縮與資源配額以避免孤兒任務。</w:t>
+      </w:r>
+      <w:r>
+        <w:rPr>
+          <w:rFonts w:hint="eastAsia"/>
+        </w:rPr>
+        <w:t xml:space="preserve">- </w:t>
+      </w:r>
+      <w:r>
+        <w:rPr>
+          <w:rFonts w:hint="eastAsia"/>
+        </w:rPr>
+        <w:t>網路與邊界控管：</w:t>
+      </w:r>
+      <w:r>
+        <w:rPr>
+          <w:rFonts w:hint="eastAsia"/>
+        </w:rPr>
+        <w:t xml:space="preserve">    - </w:t>
+      </w:r>
+      <w:r>
+        <w:rPr>
+          <w:rFonts w:hint="eastAsia"/>
+        </w:rPr>
+        <w:t>使用</w:t>
+      </w:r>
+      <w:r>
+        <w:rPr>
+          <w:rFonts w:hint="eastAsia"/>
+        </w:rPr>
+        <w:t xml:space="preserve"> VPC</w:t>
+      </w:r>
+      <w:r>
+        <w:rPr>
+          <w:rFonts w:hint="eastAsia"/>
+        </w:rPr>
+        <w:t>、子網、私有路由與防火牆規則限制對外流量。</w:t>
+      </w:r>
+      <w:r>
+        <w:rPr>
+          <w:rFonts w:hint="eastAsia"/>
+        </w:rPr>
+        <w:t xml:space="preserve">    - </w:t>
+      </w:r>
+      <w:r>
+        <w:rPr>
+          <w:rFonts w:hint="eastAsia"/>
+        </w:rPr>
+        <w:t>如需將流量限制在</w:t>
+      </w:r>
+      <w:r>
+        <w:rPr>
+          <w:rFonts w:hint="eastAsia"/>
+        </w:rPr>
+        <w:t xml:space="preserve"> GCP </w:t>
+      </w:r>
+      <w:r>
+        <w:rPr>
+          <w:rFonts w:hint="eastAsia"/>
+        </w:rPr>
+        <w:t>內，採用</w:t>
+      </w:r>
+      <w:r>
+        <w:rPr>
+          <w:rFonts w:hint="eastAsia"/>
+        </w:rPr>
+        <w:t xml:space="preserve"> Pri</w:t>
+      </w:r>
+      <w:r>
+        <w:t>vate Service Connect / Pr</w:t>
+      </w:r>
+      <w:r>
+        <w:rPr>
+          <w:rFonts w:hint="eastAsia"/>
+        </w:rPr>
+        <w:t xml:space="preserve">ivate Google Access </w:t>
+      </w:r>
+      <w:r>
+        <w:rPr>
+          <w:rFonts w:hint="eastAsia"/>
+        </w:rPr>
+        <w:t>或內部負載平衡。</w:t>
+      </w:r>
+      <w:r>
+        <w:rPr>
+          <w:rFonts w:hint="eastAsia"/>
+        </w:rPr>
+        <w:t xml:space="preserve">    - </w:t>
+      </w:r>
+      <w:r>
+        <w:rPr>
+          <w:rFonts w:hint="eastAsia"/>
+        </w:rPr>
+        <w:t>控制出站</w:t>
+      </w:r>
+      <w:r>
+        <w:rPr>
+          <w:rFonts w:hint="eastAsia"/>
+        </w:rPr>
+        <w:t xml:space="preserve"> egress</w:t>
+      </w:r>
+      <w:r>
+        <w:rPr>
+          <w:rFonts w:hint="eastAsia"/>
+        </w:rPr>
+        <w:t>，將外部</w:t>
+      </w:r>
+      <w:r>
+        <w:rPr>
+          <w:rFonts w:hint="eastAsia"/>
+        </w:rPr>
+        <w:t xml:space="preserve"> API </w:t>
+      </w:r>
+      <w:r>
+        <w:rPr>
+          <w:rFonts w:hint="eastAsia"/>
+        </w:rPr>
+        <w:t>呼叫納入代理或跳板節點以便審計。</w:t>
+      </w:r>
+      <w:r>
+        <w:rPr>
+          <w:rFonts w:hint="eastAsia"/>
+        </w:rPr>
+        <w:t xml:space="preserve">- </w:t>
+      </w:r>
+      <w:r>
+        <w:rPr>
+          <w:rFonts w:hint="eastAsia"/>
+        </w:rPr>
+        <w:t>身份與金鑰管理（</w:t>
+      </w:r>
+      <w:r>
+        <w:rPr>
+          <w:rFonts w:hint="eastAsia"/>
+        </w:rPr>
+        <w:t>BYOK</w:t>
+      </w:r>
+      <w:r>
+        <w:rPr>
+          <w:rFonts w:hint="eastAsia"/>
+        </w:rPr>
+        <w:t>）：</w:t>
+      </w:r>
+      <w:r>
+        <w:rPr>
+          <w:rFonts w:hint="eastAsia"/>
+        </w:rPr>
+        <w:t xml:space="preserve">    - </w:t>
+      </w:r>
+      <w:r>
+        <w:rPr>
+          <w:rFonts w:hint="eastAsia"/>
+        </w:rPr>
+        <w:t>使用</w:t>
+      </w:r>
+      <w:r>
+        <w:rPr>
+          <w:rFonts w:hint="eastAsia"/>
+        </w:rPr>
+        <w:t xml:space="preserve"> Service Accounts + </w:t>
+      </w:r>
+      <w:r>
+        <w:rPr>
+          <w:rFonts w:hint="eastAsia"/>
+        </w:rPr>
+        <w:t>最小權限</w:t>
+      </w:r>
+      <w:r>
+        <w:rPr>
+          <w:rFonts w:hint="eastAsia"/>
+        </w:rPr>
+        <w:t xml:space="preserve"> IAM </w:t>
+      </w:r>
+      <w:r>
+        <w:rPr>
+          <w:rFonts w:hint="eastAsia"/>
+        </w:rPr>
+        <w:t>原則管理授權。</w:t>
+      </w:r>
+      <w:r>
+        <w:rPr>
+          <w:rFonts w:hint="eastAsia"/>
+        </w:rPr>
+        <w:t xml:space="preserve">    - </w:t>
+      </w:r>
+      <w:r>
+        <w:rPr>
+          <w:rFonts w:hint="eastAsia"/>
+        </w:rPr>
+        <w:t>使用</w:t>
+      </w:r>
+      <w:r>
+        <w:rPr>
+          <w:rFonts w:hint="eastAsia"/>
+        </w:rPr>
+        <w:t xml:space="preserve"> Cloud KMS</w:t>
+      </w:r>
+      <w:r>
+        <w:rPr>
+          <w:rFonts w:hint="eastAsia"/>
+        </w:rPr>
+        <w:t>（或外部</w:t>
+      </w:r>
+      <w:r>
+        <w:rPr>
+          <w:rFonts w:hint="eastAsia"/>
+        </w:rPr>
+        <w:t xml:space="preserve"> HSM</w:t>
+      </w:r>
+      <w:r>
+        <w:rPr>
+          <w:rFonts w:hint="eastAsia"/>
+        </w:rPr>
+        <w:t>）保管與管理私有金鑰，實作</w:t>
+      </w:r>
+      <w:r>
+        <w:rPr>
+          <w:rFonts w:hint="eastAsia"/>
+        </w:rPr>
+        <w:t xml:space="preserve"> BYOK </w:t>
+      </w:r>
+      <w:r>
+        <w:rPr>
+          <w:rFonts w:hint="eastAsia"/>
+        </w:rPr>
+        <w:t>並確保金鑰不會外流。</w:t>
+      </w:r>
+      <w:r>
+        <w:rPr>
+          <w:rFonts w:hint="eastAsia"/>
+        </w:rPr>
+        <w:t xml:space="preserve">- </w:t>
+      </w:r>
+      <w:r>
+        <w:rPr>
+          <w:rFonts w:hint="eastAsia"/>
+        </w:rPr>
+        <w:t>資料保護與最小化：</w:t>
+      </w:r>
+      <w:r>
+        <w:rPr>
+          <w:rFonts w:hint="eastAsia"/>
+        </w:rPr>
+        <w:t xml:space="preserve">    - </w:t>
+      </w:r>
+      <w:r>
+        <w:rPr>
+          <w:rFonts w:hint="eastAsia"/>
+        </w:rPr>
+        <w:t>只傳送必要上下文，敏感資料在邊界遮蔽或本地處理；傳輸採</w:t>
+      </w:r>
+      <w:r>
+        <w:rPr>
+          <w:rFonts w:hint="eastAsia"/>
+        </w:rPr>
+        <w:t xml:space="preserve"> TLS</w:t>
+      </w:r>
+      <w:r>
+        <w:rPr>
+          <w:rFonts w:hint="eastAsia"/>
+        </w:rPr>
+        <w:t>，加密靜態資料並限制日誌中敏感欄位。</w:t>
+      </w:r>
+      <w:r>
+        <w:rPr>
+          <w:rFonts w:hint="eastAsia"/>
+        </w:rPr>
+        <w:t xml:space="preserve">- </w:t>
+      </w:r>
+      <w:r>
+        <w:rPr>
+          <w:rFonts w:hint="eastAsia"/>
+        </w:rPr>
+        <w:t>可觀測性與審計：</w:t>
+      </w:r>
+      <w:r>
+        <w:rPr>
+          <w:rFonts w:hint="eastAsia"/>
+        </w:rPr>
+        <w:t xml:space="preserve">    - </w:t>
+      </w:r>
+      <w:r>
+        <w:rPr>
+          <w:rFonts w:hint="eastAsia"/>
+        </w:rPr>
+        <w:t>啟用</w:t>
+      </w:r>
+      <w:r>
+        <w:rPr>
+          <w:rFonts w:hint="eastAsia"/>
+        </w:rPr>
+        <w:t xml:space="preserve"> Cloud Logging</w:t>
+      </w:r>
+      <w:r>
+        <w:rPr>
+          <w:rFonts w:hint="eastAsia"/>
+        </w:rPr>
+        <w:t>、</w:t>
+      </w:r>
+      <w:r>
+        <w:rPr>
+          <w:rFonts w:hint="eastAsia"/>
+        </w:rPr>
+        <w:t>Cloud Monitoring</w:t>
+      </w:r>
+      <w:r>
+        <w:rPr>
+          <w:rFonts w:hint="eastAsia"/>
+        </w:rPr>
+        <w:t>、</w:t>
+      </w:r>
+      <w:r>
+        <w:rPr>
+          <w:rFonts w:hint="eastAsia"/>
+        </w:rPr>
+        <w:t xml:space="preserve">Cloud Audit Logs </w:t>
+      </w:r>
+      <w:r>
+        <w:rPr>
+          <w:rFonts w:hint="eastAsia"/>
+        </w:rPr>
+        <w:t>與</w:t>
+      </w:r>
+      <w:r>
+        <w:rPr>
+          <w:rFonts w:hint="eastAsia"/>
+        </w:rPr>
+        <w:t xml:space="preserve"> Trace </w:t>
+      </w:r>
+      <w:r>
+        <w:rPr>
+          <w:rFonts w:hint="eastAsia"/>
+        </w:rPr>
+        <w:t>以記錄</w:t>
+      </w:r>
+      <w:r>
+        <w:rPr>
+          <w:rFonts w:hint="eastAsia"/>
+        </w:rPr>
+        <w:t xml:space="preserve"> session </w:t>
+      </w:r>
+      <w:r>
+        <w:rPr>
+          <w:rFonts w:hint="eastAsia"/>
+        </w:rPr>
+        <w:t>元資料、工具呼叫與錯誤事件，設置告警與容量趨勢監控。</w:t>
+      </w:r>
+      <w:r>
+        <w:rPr>
+          <w:rFonts w:hint="eastAsia"/>
+        </w:rPr>
+        <w:t xml:space="preserve">- </w:t>
+      </w:r>
+      <w:r>
+        <w:rPr>
+          <w:rFonts w:hint="eastAsia"/>
+        </w:rPr>
+        <w:t>可用性與資源回收：</w:t>
+      </w:r>
+      <w:r>
+        <w:rPr>
+          <w:rFonts w:hint="eastAsia"/>
+        </w:rPr>
+        <w:t xml:space="preserve">    - </w:t>
+      </w:r>
+      <w:r>
+        <w:rPr>
+          <w:rFonts w:hint="eastAsia"/>
+        </w:rPr>
+        <w:t>設計</w:t>
+      </w:r>
+      <w:r>
+        <w:rPr>
+          <w:rFonts w:hint="eastAsia"/>
+        </w:rPr>
+        <w:t xml:space="preserve"> session life-cycle </w:t>
+      </w:r>
+      <w:r>
+        <w:rPr>
+          <w:rFonts w:hint="eastAsia"/>
+        </w:rPr>
+        <w:t>管控（建立、心跳、逾時、優雅關閉），結合自動回收與閾值策略避免長期佔用資源。</w:t>
+      </w:r>
+      <w:r>
+        <w:rPr>
+          <w:rFonts w:hint="eastAsia"/>
+        </w:rPr>
+        <w:t xml:space="preserve">- </w:t>
+      </w:r>
+      <w:r>
+        <w:rPr>
+          <w:rFonts w:hint="eastAsia"/>
+        </w:rPr>
+        <w:t>合規與治理：</w:t>
+      </w:r>
+      <w:r>
+        <w:rPr>
+          <w:rFonts w:hint="eastAsia"/>
+        </w:rPr>
+        <w:t xml:space="preserve">    - </w:t>
+      </w:r>
+      <w:r>
+        <w:rPr>
+          <w:rFonts w:hint="eastAsia"/>
+        </w:rPr>
+        <w:t>若需資料隔離或法規合規（如金融</w:t>
+      </w:r>
+      <w:r>
+        <w:rPr>
+          <w:rFonts w:hint="eastAsia"/>
+        </w:rPr>
+        <w:t>/</w:t>
+      </w:r>
+      <w:r>
+        <w:rPr>
+          <w:rFonts w:hint="eastAsia"/>
+        </w:rPr>
+        <w:t>醫療），結合</w:t>
+      </w:r>
+      <w:r>
+        <w:rPr>
+          <w:rFonts w:hint="eastAsia"/>
+        </w:rPr>
+        <w:t xml:space="preserve"> VPC Service Controls</w:t>
+      </w:r>
+      <w:r>
+        <w:rPr>
+          <w:rFonts w:hint="eastAsia"/>
+        </w:rPr>
+        <w:t>、日誌保留政策與審計流程進行驗證與稽核。簡短結論</w:t>
+      </w:r>
+      <w:r>
+        <w:rPr>
+          <w:rFonts w:hint="eastAsia"/>
+        </w:rPr>
+        <w:t xml:space="preserve">GCP </w:t>
+      </w:r>
+      <w:r>
+        <w:rPr>
+          <w:rFonts w:hint="eastAsia"/>
+        </w:rPr>
+        <w:t>可完整支援</w:t>
+      </w:r>
+      <w:r>
+        <w:rPr>
+          <w:rFonts w:hint="eastAsia"/>
+        </w:rPr>
+        <w:t xml:space="preserve"> ACP </w:t>
+      </w:r>
+      <w:r>
+        <w:rPr>
+          <w:rFonts w:hint="eastAsia"/>
+        </w:rPr>
+        <w:t>的運行與治理：透過合適的拓撲選擇（本地</w:t>
+      </w:r>
+      <w:r>
+        <w:rPr>
+          <w:rFonts w:hint="eastAsia"/>
+        </w:rPr>
+        <w:t>/</w:t>
+      </w:r>
+      <w:r>
+        <w:rPr>
+          <w:rFonts w:hint="eastAsia"/>
+        </w:rPr>
+        <w:t>混合</w:t>
+      </w:r>
+      <w:r>
+        <w:rPr>
+          <w:rFonts w:hint="eastAsia"/>
+        </w:rPr>
+        <w:t>/</w:t>
+      </w:r>
+      <w:r>
+        <w:rPr>
+          <w:rFonts w:hint="eastAsia"/>
+        </w:rPr>
+        <w:t>雲端）、</w:t>
+      </w:r>
+      <w:r>
+        <w:rPr>
+          <w:rFonts w:hint="eastAsia"/>
+        </w:rPr>
+        <w:t xml:space="preserve">VPC </w:t>
+      </w:r>
+      <w:r>
+        <w:rPr>
+          <w:rFonts w:hint="eastAsia"/>
+        </w:rPr>
+        <w:t>隔離、</w:t>
+      </w:r>
+      <w:r>
+        <w:rPr>
+          <w:rFonts w:hint="eastAsia"/>
+        </w:rPr>
+        <w:t>Cloud KMS BYOK</w:t>
+      </w:r>
+      <w:r>
+        <w:rPr>
+          <w:rFonts w:hint="eastAsia"/>
+        </w:rPr>
+        <w:t>、最小權限</w:t>
+      </w:r>
+      <w:r>
+        <w:rPr>
+          <w:rFonts w:hint="eastAsia"/>
+        </w:rPr>
+        <w:t xml:space="preserve"> IAM </w:t>
+      </w:r>
+      <w:r>
+        <w:rPr>
+          <w:rFonts w:hint="eastAsia"/>
+        </w:rPr>
+        <w:t>以及完善的日誌與監控，能在合規、效能與可擴展性之間取得平衡。如需針對現有架構給出具體部署步驟或建議，請提供目前的拓撲與合規限制（可用於給出更精準的</w:t>
+      </w:r>
+      <w:r>
+        <w:rPr>
+          <w:rFonts w:hint="eastAsia"/>
+        </w:rPr>
+        <w:lastRenderedPageBreak/>
+        <w:t>落地方案）。</w:t>
+      </w:r>
+    </w:p>
+    <w:p/>
+    <w:p/>
+    <w:p>
+      <w:pPr>
+        <w:rPr>
+          <w:kern w:val="36"/>
+          <w:sz w:val="48"/>
+          <w:szCs w:val="48"/>
+          <w14:ligatures w14:val="none"/>
+        </w:rPr>
+      </w:pPr>
+      <w:r>
+        <w:rPr>
+          <w:rFonts w:hint="eastAsia"/>
+        </w:rPr>
+        <w:t>深度解析</w:t>
+      </w:r>
+      <w:r>
+        <w:rPr>
+          <w:rFonts w:hint="eastAsia"/>
+        </w:rPr>
+        <w:t xml:space="preserve"> GitHub Copilot SDK </w:t>
+      </w:r>
+      <w:r>
+        <w:rPr>
+          <w:rFonts w:hint="eastAsia"/>
+        </w:rPr>
+        <w:t>之</w:t>
+      </w:r>
+      <w:r>
+        <w:rPr>
+          <w:rFonts w:hint="eastAsia"/>
+        </w:rPr>
+        <w:t xml:space="preserve"> ACP</w:t>
+      </w:r>
+      <w:r>
+        <w:rPr>
+          <w:rFonts w:hint="eastAsia"/>
+        </w:rPr>
+        <w:t>（</w:t>
+      </w:r>
+      <w:r>
+        <w:rPr>
+          <w:rFonts w:hint="eastAsia"/>
+        </w:rPr>
+        <w:t>Agent Communication Protocol</w:t>
+      </w:r>
+      <w:r>
+        <w:rPr>
+          <w:rFonts w:hint="eastAsia"/>
+        </w:rPr>
+        <w:t>）機制與商業應用實務</w:t>
+      </w:r>
+    </w:p>
+    <w:p>
+      <w:pPr>
+        <w:pStyle w:val="2"/>
+        <w:rPr>
+          <w:rFonts w:ascii="微軟正黑體" w:eastAsia="微軟正黑體" w:hAnsi="微軟正黑體" w:hint="eastAsia"/>
+        </w:rPr>
+      </w:pPr>
+      <w:r>
+        <w:rPr>
+          <w:rFonts w:ascii="微軟正黑體" w:eastAsia="微軟正黑體" w:hAnsi="微軟正黑體" w:hint="eastAsia"/>
+        </w:rPr>
+        <w:t>引言：從「輔助開發」到「代理化生態」的典範轉移</w:t>
+      </w:r>
+    </w:p>
+    <w:p>
+      <w:pPr>
+        <w:pStyle w:val="Web"/>
+        <w:rPr>
+          <w:rFonts w:ascii="微軟正黑體" w:eastAsia="微軟正黑體" w:hAnsi="微軟正黑體" w:hint="eastAsia"/>
+          <w:sz w:val="22"/>
+          <w:szCs w:val="22"/>
+        </w:rPr>
+      </w:pPr>
+      <w:r>
+        <w:rPr>
+          <w:rFonts w:ascii="微軟正黑體" w:eastAsia="微軟正黑體" w:hAnsi="微軟正黑體" w:hint="eastAsia"/>
+          <w:sz w:val="22"/>
+          <w:szCs w:val="22"/>
+        </w:rPr>
+        <w:t xml:space="preserve">在人工智慧驅動的軟體開發浪潮中，GitHub Copilot 已從單純的「程式碼補全工具」，逐步演進為具備高度環境感知與自主執行能力的「AI 代理人（AI Agent）」。在這樣的架構演進下，GitHub Copilot SDK 導入了核心的 </w:t>
+      </w:r>
+      <w:r>
+        <w:rPr>
+          <w:rStyle w:val="ae"/>
+          <w:rFonts w:ascii="微軟正黑體" w:eastAsia="微軟正黑體" w:hAnsi="微軟正黑體" w:hint="eastAsia"/>
+          <w:sz w:val="22"/>
+          <w:szCs w:val="22"/>
+        </w:rPr>
+        <w:t>ACP（Agent Communication Protocol，代理人通訊協定）</w:t>
+      </w:r>
+      <w:r>
+        <w:rPr>
+          <w:rFonts w:ascii="微軟正黑體" w:eastAsia="微軟正黑體" w:hAnsi="微軟正黑體" w:hint="eastAsia"/>
+          <w:sz w:val="22"/>
+          <w:szCs w:val="22"/>
+        </w:rPr>
+        <w:t xml:space="preserve"> 機制。</w:t>
+      </w:r>
+    </w:p>
+    <w:p>
+      <w:pPr>
+        <w:pStyle w:val="Web"/>
+        <w:rPr>
+          <w:rFonts w:ascii="微軟正黑體" w:eastAsia="微軟正黑體" w:hAnsi="微軟正黑體" w:hint="eastAsia"/>
+          <w:sz w:val="22"/>
+          <w:szCs w:val="22"/>
+        </w:rPr>
+      </w:pPr>
+      <w:r>
+        <w:rPr>
+          <w:rFonts w:ascii="微軟正黑體" w:eastAsia="微軟正黑體" w:hAnsi="微軟正黑體" w:hint="eastAsia"/>
+          <w:sz w:val="22"/>
+          <w:szCs w:val="22"/>
+        </w:rPr>
+        <w:t>身為企業技術架構或開發流程的決策者，理解 ACP 不僅是掌握一項底層技術，更是掌握未來企業如何將自有 AI 模型、內部知識庫與開發環境進行深度整合的關鍵之鑰。本文件將為您深度解構 ACP 機制的核心原理、運行邏輯，以及其為企業開發環境帶來的龐大商業價值。</w:t>
+      </w:r>
+    </w:p>
+    <w:p>
+      <w:pPr>
+        <w:rPr>
+          <w:rFonts w:ascii="微軟正黑體" w:eastAsia="微軟正黑體" w:hAnsi="微軟正黑體" w:hint="eastAsia"/>
+          <w:sz w:val="22"/>
+          <w:szCs w:val="22"/>
+        </w:rPr>
+      </w:pPr>
+      <w:r>
+        <w:rPr>
+          <w:rFonts w:ascii="微軟正黑體" w:eastAsia="微軟正黑體" w:hAnsi="微軟正黑體" w:hint="eastAsia"/>
+          <w:sz w:val="22"/>
+          <w:szCs w:val="22"/>
+        </w:rPr>
+        <w:pict w14:anchorId="0CB88394">
+          <v:rect id="_x0000_i1041" style="width:0;height:1.5pt" o:hralign="center" o:hrstd="t" o:hr="t" fillcolor="#a0a0a0" stroked="f"/>
+        </w:pict>
+      </w:r>
+    </w:p>
+    <w:p>
+      <w:pPr>
+        <w:pStyle w:val="2"/>
+        <w:rPr>
+          <w:rFonts w:ascii="微軟正黑體" w:eastAsia="微軟正黑體" w:hAnsi="微軟正黑體" w:hint="eastAsia"/>
+          <w:sz w:val="36"/>
+          <w:szCs w:val="36"/>
+        </w:rPr>
+      </w:pPr>
+      <w:r>
+        <w:rPr>
+          <w:rFonts w:ascii="微軟正黑體" w:eastAsia="微軟正黑體" w:hAnsi="微軟正黑體" w:hint="eastAsia"/>
+        </w:rPr>
+        <w:lastRenderedPageBreak/>
+        <w:t>核心論述：什麼是 ACP 機制？</w:t>
+      </w:r>
+    </w:p>
+    <w:p>
+      <w:pPr>
+        <w:pStyle w:val="Web"/>
+        <w:rPr>
+          <w:rFonts w:ascii="微軟正黑體" w:eastAsia="微軟正黑體" w:hAnsi="微軟正黑體" w:hint="eastAsia"/>
+          <w:sz w:val="22"/>
+          <w:szCs w:val="22"/>
+        </w:rPr>
+      </w:pPr>
+      <w:r>
+        <w:rPr>
+          <w:rStyle w:val="ae"/>
+          <w:rFonts w:ascii="微軟正黑體" w:eastAsia="微軟正黑體" w:hAnsi="微軟正黑體" w:hint="eastAsia"/>
+          <w:sz w:val="22"/>
+          <w:szCs w:val="22"/>
+        </w:rPr>
+        <w:t>ACP（Agent Communication Protocol）</w:t>
+      </w:r>
+      <w:r>
+        <w:rPr>
+          <w:rFonts w:ascii="微軟正黑體" w:eastAsia="微軟正黑體" w:hAnsi="微軟正黑體" w:hint="eastAsia"/>
+          <w:sz w:val="22"/>
+          <w:szCs w:val="22"/>
+        </w:rPr>
+        <w:t xml:space="preserve"> 是 GitHub Copilot SDK 中，用於橋接前端開發環境（如 IDE 客戶端、自訂應用 SDK）與後端 AI 推論引擎（Agent CLI 實例或遠端服務）的</w:t>
+      </w:r>
+      <w:r>
+        <w:rPr>
+          <w:rStyle w:val="ae"/>
+          <w:rFonts w:ascii="微軟正黑體" w:eastAsia="微軟正黑體" w:hAnsi="微軟正黑體" w:hint="eastAsia"/>
+          <w:sz w:val="22"/>
+          <w:szCs w:val="22"/>
+        </w:rPr>
+        <w:t>標準化通訊介面與協定</w:t>
+      </w:r>
+      <w:r>
+        <w:rPr>
+          <w:rFonts w:ascii="微軟正黑體" w:eastAsia="微軟正黑體" w:hAnsi="微軟正黑體" w:hint="eastAsia"/>
+          <w:sz w:val="22"/>
+          <w:szCs w:val="22"/>
+        </w:rPr>
+        <w:t>。</w:t>
+      </w:r>
+    </w:p>
+    <w:p>
+      <w:pPr>
+        <w:pStyle w:val="Web"/>
+        <w:rPr>
+          <w:rFonts w:ascii="微軟正黑體" w:eastAsia="微軟正黑體" w:hAnsi="微軟正黑體" w:hint="eastAsia"/>
+          <w:sz w:val="22"/>
+          <w:szCs w:val="22"/>
+        </w:rPr>
+      </w:pPr>
+      <w:r>
+        <w:rPr>
+          <w:rFonts w:ascii="微軟正黑體" w:eastAsia="微軟正黑體" w:hAnsi="微軟正黑體" w:hint="eastAsia"/>
+          <w:sz w:val="22"/>
+          <w:szCs w:val="22"/>
+        </w:rPr>
+        <w:t>過去，AI 輔助工具的邏輯往往與特定的封閉雲端服務高度綁定；而 ACP 的誕生，本質上是一場「</w:t>
+      </w:r>
+      <w:r>
+        <w:rPr>
+          <w:rStyle w:val="ae"/>
+          <w:rFonts w:ascii="微軟正黑體" w:eastAsia="微軟正黑體" w:hAnsi="微軟正黑體" w:hint="eastAsia"/>
+          <w:sz w:val="22"/>
+          <w:szCs w:val="22"/>
+        </w:rPr>
+        <w:t>架構解耦（Architecture Decoupling）</w:t>
+      </w:r>
+      <w:r>
+        <w:rPr>
+          <w:rFonts w:ascii="微軟正黑體" w:eastAsia="微軟正黑體" w:hAnsi="微軟正黑體" w:hint="eastAsia"/>
+          <w:sz w:val="22"/>
+          <w:szCs w:val="22"/>
+        </w:rPr>
+        <w:t>」。透過這套標準化的通訊協定，Copilot SDK 可以動態喚醒、溝通並調度任何支援 ACP 規範的底層執行個體。這確保了前端開發環境的輕量化與穩定性，同時賦予了底層 AI 引擎無限的抽換與擴充彈性（例如可隨時切換至原生的 Copilot CLI、客製化的 Gemini CLI，甚至是企業內網的專屬模型伺服器）。</w:t>
+      </w:r>
+    </w:p>
+    <w:p>
+      <w:pPr>
+        <w:rPr>
+          <w:rFonts w:ascii="微軟正黑體" w:eastAsia="微軟正黑體" w:hAnsi="微軟正黑體" w:hint="eastAsia"/>
+          <w:sz w:val="22"/>
+          <w:szCs w:val="22"/>
+        </w:rPr>
+      </w:pPr>
+      <w:r>
+        <w:rPr>
+          <w:rFonts w:ascii="微軟正黑體" w:eastAsia="微軟正黑體" w:hAnsi="微軟正黑體" w:hint="eastAsia"/>
+          <w:sz w:val="22"/>
+          <w:szCs w:val="22"/>
+        </w:rPr>
+        <w:pict w14:anchorId="1D9C727A">
+          <v:rect id="_x0000_i1042" style="width:0;height:1.5pt" o:hralign="center" o:hrstd="t" o:hr="t" fillcolor="#a0a0a0" stroked="f"/>
+        </w:pict>
+      </w:r>
+    </w:p>
+    <w:p>
+      <w:pPr>
+        <w:pStyle w:val="2"/>
+        <w:rPr>
+          <w:rFonts w:ascii="微軟正黑體" w:eastAsia="微軟正黑體" w:hAnsi="微軟正黑體" w:hint="eastAsia"/>
+          <w:sz w:val="36"/>
+          <w:szCs w:val="36"/>
+        </w:rPr>
+      </w:pPr>
+      <w:r>
+        <w:rPr>
+          <w:rFonts w:ascii="微軟正黑體" w:eastAsia="微軟正黑體" w:hAnsi="微軟正黑體" w:hint="eastAsia"/>
+        </w:rPr>
+        <w:t>具體細節：ACP 機制的四大運行支柱</w:t>
+      </w:r>
+    </w:p>
+    <w:p>
+      <w:pPr>
+        <w:pStyle w:val="3"/>
+        <w:rPr>
+          <w:rFonts w:ascii="微軟正黑體" w:eastAsia="微軟正黑體" w:hAnsi="微軟正黑體" w:hint="eastAsia"/>
+        </w:rPr>
+      </w:pPr>
+      <w:r>
+        <w:rPr>
+          <w:rFonts w:ascii="微軟正黑體" w:eastAsia="微軟正黑體" w:hAnsi="微軟正黑體" w:hint="eastAsia"/>
+        </w:rPr>
+        <w:t>1. 跨進程會話生命週期管理（Session Lifecycle Management）</w:t>
+      </w:r>
+    </w:p>
+    <w:p>
+      <w:pPr>
+        <w:pStyle w:val="Web"/>
+        <w:rPr>
+          <w:rFonts w:ascii="微軟正黑體" w:eastAsia="微軟正黑體" w:hAnsi="微軟正黑體" w:hint="eastAsia"/>
+          <w:sz w:val="22"/>
+          <w:szCs w:val="22"/>
+        </w:rPr>
+      </w:pPr>
+      <w:r>
+        <w:rPr>
+          <w:rFonts w:ascii="微軟正黑體" w:eastAsia="微軟正黑體" w:hAnsi="微軟正黑體" w:hint="eastAsia"/>
+          <w:sz w:val="22"/>
+          <w:szCs w:val="22"/>
+        </w:rPr>
+        <w:t xml:space="preserve">當開發者或應用程式透過 SDK 呼叫建立會話（如 </w:t>
+      </w:r>
+      <w:proofErr w:type="spellStart"/>
+      <w:r>
+        <w:rPr>
+          <w:rStyle w:val="HTML"/>
+          <w:rFonts w:hint="eastAsia"/>
+        </w:rPr>
+        <w:t>client.createSession</w:t>
+      </w:r>
+      <w:proofErr w:type="spellEnd"/>
+      <w:r>
+        <w:rPr>
+          <w:rStyle w:val="HTML"/>
+          <w:rFonts w:hint="eastAsia"/>
+        </w:rPr>
+        <w:t>()</w:t>
+      </w:r>
+      <w:r>
+        <w:rPr>
+          <w:rFonts w:ascii="微軟正黑體" w:eastAsia="微軟正黑體" w:hAnsi="微軟正黑體" w:hint="eastAsia"/>
+          <w:sz w:val="22"/>
+          <w:szCs w:val="22"/>
+        </w:rPr>
+        <w:t>）時，ACP 機制會自動介入並負責底層進程的生命週期管理。它可以透過傳入特定的命令列引數（例如：</w:t>
+      </w:r>
+      <w:proofErr w:type="spellStart"/>
+      <w:r>
+        <w:rPr>
+          <w:rStyle w:val="HTML"/>
+          <w:rFonts w:hint="eastAsia"/>
+        </w:rPr>
+        <w:t>cliPath</w:t>
+      </w:r>
+      <w:proofErr w:type="spellEnd"/>
+      <w:r>
+        <w:rPr>
+          <w:rStyle w:val="HTML"/>
+          <w:rFonts w:hint="eastAsia"/>
+        </w:rPr>
+        <w:t>: "</w:t>
+      </w:r>
+      <w:proofErr w:type="spellStart"/>
+      <w:r>
+        <w:rPr>
+          <w:rStyle w:val="HTML"/>
+          <w:rFonts w:hint="eastAsia"/>
+        </w:rPr>
+        <w:t>gemini</w:t>
+      </w:r>
+      <w:proofErr w:type="spellEnd"/>
+      <w:r>
+        <w:rPr>
+          <w:rStyle w:val="HTML"/>
+          <w:rFonts w:hint="eastAsia"/>
+        </w:rPr>
+        <w:t xml:space="preserve">", </w:t>
+      </w:r>
+      <w:proofErr w:type="spellStart"/>
+      <w:r>
+        <w:rPr>
+          <w:rStyle w:val="HTML"/>
+          <w:rFonts w:hint="eastAsia"/>
+        </w:rPr>
+        <w:t>cliArgs</w:t>
+      </w:r>
+      <w:proofErr w:type="spellEnd"/>
+      <w:r>
+        <w:rPr>
+          <w:rStyle w:val="HTML"/>
+          <w:rFonts w:hint="eastAsia"/>
+        </w:rPr>
+        <w:t>: "--experimental-</w:t>
+      </w:r>
+      <w:proofErr w:type="spellStart"/>
+      <w:r>
+        <w:rPr>
+          <w:rStyle w:val="HTML"/>
+          <w:rFonts w:hint="eastAsia"/>
+        </w:rPr>
+        <w:t>acp</w:t>
+      </w:r>
+      <w:proofErr w:type="spellEnd"/>
+      <w:r>
+        <w:rPr>
+          <w:rStyle w:val="HTML"/>
+          <w:rFonts w:hint="eastAsia"/>
+        </w:rPr>
+        <w:t>"</w:t>
+      </w:r>
+      <w:r>
+        <w:rPr>
+          <w:rFonts w:ascii="微軟正黑體" w:eastAsia="微軟正黑體" w:hAnsi="微軟正黑體" w:hint="eastAsia"/>
+          <w:sz w:val="22"/>
+          <w:szCs w:val="22"/>
+        </w:rPr>
+        <w:t>），在背景安全地啟動一個獨立的 Agent 進程。 這種機制將 AI 推理的運算與狀態管理從主應</w:t>
+      </w:r>
+      <w:r>
+        <w:rPr>
+          <w:rFonts w:ascii="微軟正黑體" w:eastAsia="微軟正黑體" w:hAnsi="微軟正黑體" w:hint="eastAsia"/>
+          <w:sz w:val="22"/>
+          <w:szCs w:val="22"/>
+        </w:rPr>
+        <w:lastRenderedPageBreak/>
+        <w:t>用程式中剝離，確保高負載的推論過程不會拖垮前端介面；且一旦會話結束，ACP 亦能優雅地終止進程，避免系統資源或記憶體洩漏。</w:t>
+      </w:r>
+    </w:p>
+    <w:p>
+      <w:pPr>
+        <w:pStyle w:val="3"/>
+        <w:rPr>
+          <w:rFonts w:ascii="微軟正黑體" w:eastAsia="微軟正黑體" w:hAnsi="微軟正黑體" w:hint="eastAsia"/>
+          <w:sz w:val="27"/>
+          <w:szCs w:val="27"/>
+        </w:rPr>
+      </w:pPr>
+      <w:r>
+        <w:rPr>
+          <w:rFonts w:ascii="微軟正黑體" w:eastAsia="微軟正黑體" w:hAnsi="微軟正黑體" w:hint="eastAsia"/>
+        </w:rPr>
+        <w:t>2. 標準化雙向資料流通與串流（Standardized Bidirectional Streaming）</w:t>
+      </w:r>
+    </w:p>
+    <w:p>
+      <w:pPr>
+        <w:pStyle w:val="Web"/>
+        <w:rPr>
+          <w:rFonts w:ascii="微軟正黑體" w:eastAsia="微軟正黑體" w:hAnsi="微軟正黑體" w:hint="eastAsia"/>
+          <w:sz w:val="22"/>
+          <w:szCs w:val="22"/>
+        </w:rPr>
+      </w:pPr>
+      <w:r>
+        <w:rPr>
+          <w:rFonts w:ascii="微軟正黑體" w:eastAsia="微軟正黑體" w:hAnsi="微軟正黑體" w:hint="eastAsia"/>
+          <w:sz w:val="22"/>
+          <w:szCs w:val="22"/>
+        </w:rPr>
+        <w:t>在 AI 生成過程中，延遲（Latency）是影響使用者體驗的致命傷。ACP 不僅支援標準的請求/回應模式，更支援全雙工的串流通訊。 這使得 SDK 無須等待整個語言模型生成完畢，即可逐字元（Token-by-token）將生成的程式碼或文字即時渲染至開發環境（</w:t>
+      </w:r>
+      <w:r>
+        <w:rPr>
+          <w:rStyle w:val="HTML"/>
+          <w:rFonts w:hint="eastAsia"/>
+        </w:rPr>
+        <w:t>streaming: true</w:t>
+      </w:r>
+      <w:r>
+        <w:rPr>
+          <w:rFonts w:ascii="微軟正黑體" w:eastAsia="微軟正黑體" w:hAnsi="微軟正黑體" w:hint="eastAsia"/>
+          <w:sz w:val="22"/>
+          <w:szCs w:val="22"/>
+        </w:rPr>
+        <w:t>）。同時，此雙向通道亦允許底層 Agent 在推理中途，反向向 IDE 發起「請求存取工作區特定檔案」或「調用特定工具（Tool Calling）」的非同步請求，實現真正的 Agentic 互動。</w:t>
+      </w:r>
+    </w:p>
+    <w:p>
+      <w:pPr>
+        <w:pStyle w:val="3"/>
+        <w:rPr>
+          <w:rFonts w:ascii="微軟正黑體" w:eastAsia="微軟正黑體" w:hAnsi="微軟正黑體" w:hint="eastAsia"/>
+          <w:sz w:val="27"/>
+          <w:szCs w:val="27"/>
+        </w:rPr>
+      </w:pPr>
+      <w:r>
+        <w:rPr>
+          <w:rFonts w:ascii="微軟正黑體" w:eastAsia="微軟正黑體" w:hAnsi="微軟正黑體" w:hint="eastAsia"/>
+        </w:rPr>
+        <w:t>3. 多元接入點與本地/遠端混合部署（Hybrid Deployment Flexibility）</w:t>
+      </w:r>
+    </w:p>
+    <w:p>
+      <w:pPr>
+        <w:pStyle w:val="Web"/>
+        <w:rPr>
+          <w:rFonts w:ascii="微軟正黑體" w:eastAsia="微軟正黑體" w:hAnsi="微軟正黑體" w:hint="eastAsia"/>
+          <w:sz w:val="22"/>
+          <w:szCs w:val="22"/>
+        </w:rPr>
+      </w:pPr>
+      <w:r>
+        <w:rPr>
+          <w:rFonts w:ascii="微軟正黑體" w:eastAsia="微軟正黑體" w:hAnsi="微軟正黑體" w:hint="eastAsia"/>
+          <w:sz w:val="22"/>
+          <w:szCs w:val="22"/>
+        </w:rPr>
+        <w:t>得益於 ACP 高度抽象化的介面設計，Copilot SDK 支援多種串接路徑，賦予企業極大的部署彈性：</w:t>
+      </w:r>
+    </w:p>
+    <w:p>
+      <w:pPr>
+        <w:widowControl/>
+        <w:numPr>
+          <w:ilvl w:val="0"/>
+          <w:numId w:val="49"/>
+        </w:numPr>
+        <w:spacing w:before="100" w:beforeAutospacing="1" w:after="100" w:afterAutospacing="1" w:line="240" w:lineRule="auto"/>
+        <w:rPr>
+          <w:rFonts w:ascii="微軟正黑體" w:eastAsia="微軟正黑體" w:hAnsi="微軟正黑體" w:hint="eastAsia"/>
+          <w:sz w:val="22"/>
+          <w:szCs w:val="22"/>
+        </w:rPr>
+      </w:pPr>
+      <w:r>
+        <w:rPr>
+          <w:rStyle w:val="ae"/>
+          <w:rFonts w:ascii="微軟正黑體" w:eastAsia="微軟正黑體" w:hAnsi="微軟正黑體" w:hint="eastAsia"/>
+          <w:sz w:val="22"/>
+          <w:szCs w:val="22"/>
+        </w:rPr>
+        <w:t>原生雲端串接</w:t>
+      </w:r>
+      <w:r>
+        <w:rPr>
+          <w:rFonts w:ascii="微軟正黑體" w:eastAsia="微軟正黑體" w:hAnsi="微軟正黑體" w:hint="eastAsia"/>
+          <w:sz w:val="22"/>
+          <w:szCs w:val="22"/>
+        </w:rPr>
+        <w:t>：透過預設的 Copilot CLI 進行標準訂閱驗證，無縫連接 GitHub 官方的推論端點。</w:t>
+      </w:r>
+    </w:p>
+    <w:p>
+      <w:pPr>
+        <w:widowControl/>
+        <w:numPr>
+          <w:ilvl w:val="0"/>
+          <w:numId w:val="49"/>
+        </w:numPr>
+        <w:spacing w:before="100" w:beforeAutospacing="1" w:after="100" w:afterAutospacing="1" w:line="240" w:lineRule="auto"/>
+        <w:rPr>
+          <w:rFonts w:ascii="微軟正黑體" w:eastAsia="微軟正黑體" w:hAnsi="微軟正黑體" w:hint="eastAsia"/>
+          <w:sz w:val="22"/>
+          <w:szCs w:val="22"/>
+        </w:rPr>
+      </w:pPr>
+      <w:r>
+        <w:rPr>
+          <w:rStyle w:val="ae"/>
+          <w:rFonts w:ascii="微軟正黑體" w:eastAsia="微軟正黑體" w:hAnsi="微軟正黑體" w:hint="eastAsia"/>
+          <w:sz w:val="22"/>
+          <w:szCs w:val="22"/>
+        </w:rPr>
+        <w:lastRenderedPageBreak/>
+        <w:t>異質模型代理（如 Gemini CLI 整合）</w:t>
+      </w:r>
+      <w:r>
+        <w:rPr>
+          <w:rFonts w:ascii="微軟正黑體" w:eastAsia="微軟正黑體" w:hAnsi="微軟正黑體" w:hint="eastAsia"/>
+          <w:sz w:val="22"/>
+          <w:szCs w:val="22"/>
+        </w:rPr>
+        <w:t>：允許開發團隊接入第三方強大模型，僅需將 SDK 的執行路徑指向符合 ACP 標準的外部代理程式即可，輕易實現跨模型生態的無縫接軌。</w:t>
+      </w:r>
+    </w:p>
+    <w:p>
+      <w:pPr>
+        <w:widowControl/>
+        <w:numPr>
+          <w:ilvl w:val="0"/>
+          <w:numId w:val="49"/>
+        </w:numPr>
+        <w:spacing w:before="100" w:beforeAutospacing="1" w:after="100" w:afterAutospacing="1" w:line="240" w:lineRule="auto"/>
+        <w:rPr>
+          <w:rFonts w:ascii="微軟正黑體" w:eastAsia="微軟正黑體" w:hAnsi="微軟正黑體" w:hint="eastAsia"/>
+          <w:sz w:val="22"/>
+          <w:szCs w:val="22"/>
+        </w:rPr>
+      </w:pPr>
+      <w:r>
+        <w:rPr>
+          <w:rStyle w:val="ae"/>
+          <w:rFonts w:ascii="微軟正黑體" w:eastAsia="微軟正黑體" w:hAnsi="微軟正黑體" w:hint="eastAsia"/>
+          <w:sz w:val="22"/>
+          <w:szCs w:val="22"/>
+        </w:rPr>
+        <w:t>遠端實例連接（Remote Instance）</w:t>
+      </w:r>
+      <w:r>
+        <w:rPr>
+          <w:rFonts w:ascii="微軟正黑體" w:eastAsia="微軟正黑體" w:hAnsi="微軟正黑體" w:hint="eastAsia"/>
+          <w:sz w:val="22"/>
+          <w:szCs w:val="22"/>
+        </w:rPr>
+        <w:t xml:space="preserve">：容許指定特定網路連接埠（如透過 </w:t>
+      </w:r>
+      <w:r>
+        <w:rPr>
+          <w:rStyle w:val="HTML"/>
+          <w:rFonts w:hint="eastAsia"/>
+        </w:rPr>
+        <w:t>--</w:t>
+      </w:r>
+      <w:proofErr w:type="spellStart"/>
+      <w:r>
+        <w:rPr>
+          <w:rStyle w:val="HTML"/>
+          <w:rFonts w:hint="eastAsia"/>
+        </w:rPr>
+        <w:t>acp</w:t>
+      </w:r>
+      <w:proofErr w:type="spellEnd"/>
+      <w:r>
+        <w:rPr>
+          <w:rStyle w:val="HTML"/>
+          <w:rFonts w:hint="eastAsia"/>
+        </w:rPr>
+        <w:t xml:space="preserve"> --port 17817</w:t>
+      </w:r>
+      <w:r>
+        <w:rPr>
+          <w:rFonts w:ascii="微軟正黑體" w:eastAsia="微軟正黑體" w:hAnsi="微軟正黑體" w:hint="eastAsia"/>
+          <w:sz w:val="22"/>
+          <w:szCs w:val="22"/>
+        </w:rPr>
+        <w:t>），將耗能的 AI 運算或受保護的商業邏輯遷移至企業內部的強大運算節點，實現「前端輕量、後端重裝」的架構。</w:t>
+      </w:r>
+    </w:p>
+    <w:p>
+      <w:pPr>
+        <w:pStyle w:val="3"/>
+        <w:rPr>
+          <w:rFonts w:ascii="微軟正黑體" w:eastAsia="微軟正黑體" w:hAnsi="微軟正黑體" w:hint="eastAsia"/>
+          <w:sz w:val="27"/>
+          <w:szCs w:val="27"/>
+        </w:rPr>
+      </w:pPr>
+      <w:r>
+        <w:rPr>
+          <w:rFonts w:ascii="微軟正黑體" w:eastAsia="微軟正黑體" w:hAnsi="微軟正黑體" w:hint="eastAsia"/>
+        </w:rPr>
+        <w:t>4. 企業級 BYOK（Bring Your Own Key）支援與資料邊界控制</w:t>
+      </w:r>
+    </w:p>
+    <w:p>
+      <w:pPr>
+        <w:pStyle w:val="Web"/>
+        <w:rPr>
+          <w:rFonts w:ascii="微軟正黑體" w:eastAsia="微軟正黑體" w:hAnsi="微軟正黑體" w:hint="eastAsia"/>
+          <w:sz w:val="22"/>
+          <w:szCs w:val="22"/>
+        </w:rPr>
+      </w:pPr>
+      <w:r>
+        <w:rPr>
+          <w:rFonts w:ascii="微軟正黑體" w:eastAsia="微軟正黑體" w:hAnsi="微軟正黑體" w:hint="eastAsia"/>
+          <w:sz w:val="22"/>
+          <w:szCs w:val="22"/>
+        </w:rPr>
+        <w:t xml:space="preserve">資安與資料主權是企業導入 AI 的最大痛點。透過 ACP 衍生的 Provider 抽象層，企業能夠輕鬆注入自有的雲端資源配置（例如配置 Azure OpenAI 的 </w:t>
+      </w:r>
+      <w:proofErr w:type="spellStart"/>
+      <w:r>
+        <w:rPr>
+          <w:rStyle w:val="HTML"/>
+          <w:rFonts w:hint="eastAsia"/>
+        </w:rPr>
+        <w:t>baseUrl</w:t>
+      </w:r>
+      <w:proofErr w:type="spellEnd"/>
+      <w:r>
+        <w:rPr>
+          <w:rFonts w:ascii="微軟正黑體" w:eastAsia="微軟正黑體" w:hAnsi="微軟正黑體" w:hint="eastAsia"/>
+          <w:sz w:val="22"/>
+          <w:szCs w:val="22"/>
+        </w:rPr>
+        <w:t xml:space="preserve"> 與特定 </w:t>
+      </w:r>
+      <w:proofErr w:type="spellStart"/>
+      <w:r>
+        <w:rPr>
+          <w:rStyle w:val="HTML"/>
+          <w:rFonts w:hint="eastAsia"/>
+        </w:rPr>
+        <w:t>apiKey</w:t>
+      </w:r>
+      <w:proofErr w:type="spellEnd"/>
+      <w:r>
+        <w:rPr>
+          <w:rFonts w:ascii="微軟正黑體" w:eastAsia="微軟正黑體" w:hAnsi="微軟正黑體" w:hint="eastAsia"/>
+          <w:sz w:val="22"/>
+          <w:szCs w:val="22"/>
+        </w:rPr>
+        <w:t>）。 這意味著企業可以嚴格控制資料流向，確保敏感的原始碼與商業機密完全在合規的 VPC（虛擬私有雲）內處理，不會外流至不受控的公共 API，完美契合金融、醫療等高監管行業的合規要求。</w:t>
+      </w:r>
+    </w:p>
+    <w:p>
+      <w:pPr>
+        <w:rPr>
+          <w:rFonts w:ascii="微軟正黑體" w:eastAsia="微軟正黑體" w:hAnsi="微軟正黑體" w:hint="eastAsia"/>
+          <w:sz w:val="22"/>
+          <w:szCs w:val="22"/>
+        </w:rPr>
+      </w:pPr>
+      <w:r>
+        <w:rPr>
+          <w:rFonts w:ascii="微軟正黑體" w:eastAsia="微軟正黑體" w:hAnsi="微軟正黑體" w:hint="eastAsia"/>
+          <w:sz w:val="22"/>
+          <w:szCs w:val="22"/>
+        </w:rPr>
+        <w:pict w14:anchorId="15E07526">
+          <v:rect id="_x0000_i1043" style="width:0;height:1.5pt" o:hralign="center" o:hrstd="t" o:hr="t" fillcolor="#a0a0a0" stroked="f"/>
+        </w:pict>
+      </w:r>
+    </w:p>
+    <w:p>
+      <w:pPr>
+        <w:pStyle w:val="2"/>
+        <w:rPr>
+          <w:rFonts w:ascii="微軟正黑體" w:eastAsia="微軟正黑體" w:hAnsi="微軟正黑體" w:hint="eastAsia"/>
+          <w:sz w:val="36"/>
+          <w:szCs w:val="36"/>
+        </w:rPr>
+      </w:pPr>
+      <w:r>
+        <w:rPr>
+          <w:rFonts w:ascii="微軟正黑體" w:eastAsia="微軟正黑體" w:hAnsi="微軟正黑體" w:hint="eastAsia"/>
+        </w:rPr>
+        <w:lastRenderedPageBreak/>
+        <w:t>結語與行動建議：打造可自主進化的開發流水線</w:t>
+      </w:r>
+    </w:p>
+    <w:p>
+      <w:pPr>
+        <w:pStyle w:val="Web"/>
+        <w:rPr>
+          <w:rFonts w:ascii="微軟正黑體" w:eastAsia="微軟正黑體" w:hAnsi="微軟正黑體" w:hint="eastAsia"/>
+          <w:sz w:val="22"/>
+          <w:szCs w:val="22"/>
+        </w:rPr>
+      </w:pPr>
+      <w:r>
+        <w:rPr>
+          <w:rFonts w:ascii="微軟正黑體" w:eastAsia="微軟正黑體" w:hAnsi="微軟正黑體" w:hint="eastAsia"/>
+          <w:sz w:val="22"/>
+          <w:szCs w:val="22"/>
+        </w:rPr>
+        <w:t>ACP 機制的出現，標誌著 GitHub Copilot SDK 從「單一閉源產品」走向「開放生態平台」的重要里程碑。對於積極尋求數位轉型與工程效能極大化的企業而言，ACP 不僅是一份技術規格文件，更是建構「專屬企業級 AI 研發大腦」的基礎設施。</w:t>
+      </w:r>
+    </w:p>
+    <w:p>
+      <w:pPr>
+        <w:pStyle w:val="Web"/>
+        <w:rPr>
+          <w:rFonts w:ascii="微軟正黑體" w:eastAsia="微軟正黑體" w:hAnsi="微軟正黑體" w:hint="eastAsia"/>
+          <w:sz w:val="22"/>
+          <w:szCs w:val="22"/>
+        </w:rPr>
+      </w:pPr>
+      <w:r>
+        <w:rPr>
+          <w:rStyle w:val="ae"/>
+          <w:rFonts w:ascii="微軟正黑體" w:eastAsia="微軟正黑體" w:hAnsi="微軟正黑體" w:hint="eastAsia"/>
+          <w:sz w:val="22"/>
+          <w:szCs w:val="22"/>
+        </w:rPr>
+        <w:t>商務與技術行動建議：</w:t>
+      </w:r>
+    </w:p>
+    <w:p>
+      <w:pPr>
+        <w:widowControl/>
+        <w:numPr>
+          <w:ilvl w:val="0"/>
+          <w:numId w:val="50"/>
+        </w:numPr>
+        <w:spacing w:before="100" w:beforeAutospacing="1" w:after="100" w:afterAutospacing="1" w:line="240" w:lineRule="auto"/>
+        <w:rPr>
+          <w:rFonts w:ascii="微軟正黑體" w:eastAsia="微軟正黑體" w:hAnsi="微軟正黑體" w:hint="eastAsia"/>
+          <w:sz w:val="22"/>
+          <w:szCs w:val="22"/>
+        </w:rPr>
+      </w:pPr>
+      <w:r>
+        <w:rPr>
+          <w:rStyle w:val="ae"/>
+          <w:rFonts w:ascii="微軟正黑體" w:eastAsia="微軟正黑體" w:hAnsi="微軟正黑體" w:hint="eastAsia"/>
+          <w:sz w:val="22"/>
+          <w:szCs w:val="22"/>
+        </w:rPr>
+        <w:t>盤點內部 AI 資源與合規需求（Security &amp; Compliance）</w:t>
+      </w:r>
+      <w:r>
+        <w:rPr>
+          <w:rFonts w:ascii="微軟正黑體" w:eastAsia="微軟正黑體" w:hAnsi="微軟正黑體" w:hint="eastAsia"/>
+          <w:sz w:val="22"/>
+          <w:szCs w:val="22"/>
+        </w:rPr>
+        <w:t xml:space="preserve"> 若您的企業對程式碼外流有極度嚴格的規範，建議立刻評估並導入透過 ACP 機制結合 Azure OpenAI (BYOK) 的部署方案，在享受 AI 賦能的同時，確保 100% 的資料主權與合規性。</w:t>
+      </w:r>
+    </w:p>
+    <w:p>
+      <w:pPr>
+        <w:widowControl/>
+        <w:numPr>
+          <w:ilvl w:val="0"/>
+          <w:numId w:val="50"/>
+        </w:numPr>
+        <w:spacing w:before="100" w:beforeAutospacing="1" w:after="100" w:afterAutospacing="1" w:line="240" w:lineRule="auto"/>
+        <w:rPr>
+          <w:rFonts w:ascii="微軟正黑體" w:eastAsia="微軟正黑體" w:hAnsi="微軟正黑體" w:hint="eastAsia"/>
+          <w:sz w:val="22"/>
+          <w:szCs w:val="22"/>
+        </w:rPr>
+      </w:pPr>
+      <w:r>
+        <w:rPr>
+          <w:rStyle w:val="ae"/>
+          <w:rFonts w:ascii="微軟正黑體" w:eastAsia="微軟正黑體" w:hAnsi="微軟正黑體" w:hint="eastAsia"/>
+          <w:sz w:val="22"/>
+          <w:szCs w:val="22"/>
+        </w:rPr>
+        <w:t>啟動異質模型整合概念驗證（PoC）</w:t>
+      </w:r>
+      <w:r>
+        <w:rPr>
+          <w:rFonts w:ascii="微軟正黑體" w:eastAsia="微軟正黑體" w:hAnsi="微軟正黑體" w:hint="eastAsia"/>
+          <w:sz w:val="22"/>
+          <w:szCs w:val="22"/>
+        </w:rPr>
+        <w:t xml:space="preserve"> 利用 ACP 可抽換底層 Agent 的特性，技術團隊可嘗試在特定專案中導入客製化的 CLI 代理（例如：封裝了企業內部 API 文件與架構規範的客製化模型）。測試其在特定領域知識的開發輔助表現，是否優於通用的標準模型。</w:t>
+      </w:r>
+    </w:p>
+    <w:p>
+      <w:pPr>
+        <w:pStyle w:val="1"/>
+        <w:rPr>
+          <w:rFonts w:ascii="微軟正黑體" w:eastAsia="微軟正黑體" w:hAnsi="微軟正黑體"/>
+          <w:sz w:val="22"/>
+          <w:szCs w:val="22"/>
+        </w:rPr>
+      </w:pPr>
+      <w:r>
+        <w:rPr>
+          <w:rStyle w:val="ae"/>
+          <w:rFonts w:ascii="微軟正黑體" w:eastAsia="微軟正黑體" w:hAnsi="微軟正黑體" w:hint="eastAsia"/>
+          <w:sz w:val="22"/>
+          <w:szCs w:val="22"/>
+        </w:rPr>
+        <w:lastRenderedPageBreak/>
+        <w:t>制定內部工具鏈的通訊標準（Toolchain Standardization）</w:t>
+      </w:r>
+      <w:r>
+        <w:rPr>
+          <w:rFonts w:ascii="微軟正黑體" w:eastAsia="微軟正黑體" w:hAnsi="微軟正黑體" w:hint="eastAsia"/>
+          <w:sz w:val="22"/>
+          <w:szCs w:val="22"/>
+        </w:rPr>
+        <w:t xml:space="preserve"> 技術管理層應鼓勵 DevOps 與架構團隊深入理解 ACP 的資料交換格式。掌握此協定將有助於未來開發企業內部的自動化腳本或 CI/CD 機器人時，能無縫、無痛地將企業既有資產對接至 Copilot 生態圈，最大化研發綜效。</w:t>
+      </w:r>
+    </w:p>
+    <w:p/>
+    <w:p>
+      <w:pPr>
+        <w:rPr>
+          <w:rFonts w:hint="eastAsia"/>
+        </w:rPr>
+      </w:pPr>
+      <w:r>
+        <w:rPr>
+          <w:rFonts w:hint="eastAsia"/>
+        </w:rPr>
+        <w:t xml:space="preserve"># </w:t>
+      </w:r>
+      <w:r>
+        <w:rPr>
+          <w:rFonts w:hint="eastAsia"/>
+        </w:rPr>
+        <w:t>深度解析</w:t>
+      </w:r>
+      <w:r>
+        <w:rPr>
+          <w:rFonts w:hint="eastAsia"/>
+        </w:rPr>
+        <w:t xml:space="preserve"> GitHub Copilot SDK </w:t>
+      </w:r>
+      <w:r>
+        <w:rPr>
+          <w:rFonts w:hint="eastAsia"/>
+        </w:rPr>
+        <w:t>的</w:t>
+      </w:r>
+      <w:r>
+        <w:rPr>
+          <w:rFonts w:hint="eastAsia"/>
+        </w:rPr>
+        <w:t xml:space="preserve"> ACP</w:t>
+      </w:r>
+      <w:r>
+        <w:rPr>
+          <w:rFonts w:hint="eastAsia"/>
+        </w:rPr>
+        <w:t>（</w:t>
+      </w:r>
+      <w:r>
+        <w:rPr>
+          <w:rFonts w:hint="eastAsia"/>
+        </w:rPr>
+        <w:t>Agent Communication Protocol</w:t>
+      </w:r>
+      <w:r>
+        <w:rPr>
+          <w:rFonts w:hint="eastAsia"/>
+        </w:rPr>
+        <w:t>）：機制、實務與企業採用建議</w:t>
+      </w:r>
+      <w:r>
+        <w:rPr>
+          <w:rFonts w:hint="eastAsia"/>
+        </w:rPr>
+        <w:t xml:space="preserve">## </w:t>
+      </w:r>
+      <w:r>
+        <w:rPr>
+          <w:rFonts w:hint="eastAsia"/>
+        </w:rPr>
+        <w:t>摘要（</w:t>
+      </w:r>
+      <w:r>
+        <w:rPr>
+          <w:rFonts w:hint="eastAsia"/>
+        </w:rPr>
+        <w:t>Executive Summary</w:t>
+      </w:r>
+      <w:r>
+        <w:rPr>
+          <w:rFonts w:hint="eastAsia"/>
+        </w:rPr>
+        <w:t>）</w:t>
+      </w:r>
+      <w:r>
+        <w:rPr>
+          <w:rFonts w:hint="eastAsia"/>
+        </w:rPr>
+        <w:t>ACP</w:t>
+      </w:r>
+      <w:r>
+        <w:rPr>
+          <w:rFonts w:hint="eastAsia"/>
+        </w:rPr>
+        <w:t>（</w:t>
+      </w:r>
+      <w:r>
+        <w:rPr>
+          <w:rFonts w:hint="eastAsia"/>
+        </w:rPr>
+        <w:t>Agent Communication Protocol</w:t>
+      </w:r>
+      <w:r>
+        <w:rPr>
+          <w:rFonts w:hint="eastAsia"/>
+        </w:rPr>
+        <w:t>）是</w:t>
+      </w:r>
+      <w:r>
+        <w:rPr>
+          <w:rFonts w:hint="eastAsia"/>
+        </w:rPr>
+        <w:t xml:space="preserve"> GitHub Copilot SDK </w:t>
+      </w:r>
+      <w:r>
+        <w:rPr>
+          <w:rFonts w:hint="eastAsia"/>
+        </w:rPr>
+        <w:t>中，負責在前端開發環境（</w:t>
+      </w:r>
+      <w:r>
+        <w:rPr>
+          <w:rFonts w:hint="eastAsia"/>
+        </w:rPr>
+        <w:t>IDE / SDK</w:t>
+      </w:r>
+      <w:r>
+        <w:rPr>
+          <w:rFonts w:hint="eastAsia"/>
+        </w:rPr>
+        <w:t>）與後端</w:t>
+      </w:r>
+      <w:r>
+        <w:rPr>
+          <w:rFonts w:hint="eastAsia"/>
+        </w:rPr>
+        <w:t xml:space="preserve"> AI </w:t>
+      </w:r>
+      <w:r>
+        <w:rPr>
+          <w:rFonts w:hint="eastAsia"/>
+        </w:rPr>
+        <w:t>執行個體（</w:t>
+      </w:r>
+      <w:r>
+        <w:rPr>
+          <w:rFonts w:hint="eastAsia"/>
+        </w:rPr>
+        <w:t xml:space="preserve">Agent CLI </w:t>
+      </w:r>
+      <w:r>
+        <w:rPr>
+          <w:rFonts w:hint="eastAsia"/>
+        </w:rPr>
+        <w:t>或遠端推論服務）之間建立標準化、可擴充且安全通訊的核心協定。對企業而言，</w:t>
+      </w:r>
+      <w:r>
+        <w:rPr>
+          <w:rFonts w:hint="eastAsia"/>
+        </w:rPr>
+        <w:t xml:space="preserve">ACP </w:t>
+      </w:r>
+      <w:r>
+        <w:rPr>
+          <w:rFonts w:hint="eastAsia"/>
+        </w:rPr>
+        <w:t>不僅是技術介面，更是將</w:t>
+      </w:r>
+      <w:r>
+        <w:rPr>
+          <w:rFonts w:hint="eastAsia"/>
+        </w:rPr>
+        <w:t xml:space="preserve"> AI </w:t>
+      </w:r>
+      <w:r>
+        <w:rPr>
+          <w:rFonts w:hint="eastAsia"/>
+        </w:rPr>
+        <w:t>能力安全、可控、並可替換地納入既有軟體開發生命週期（</w:t>
+      </w:r>
+      <w:r>
+        <w:rPr>
+          <w:rFonts w:hint="eastAsia"/>
+        </w:rPr>
+        <w:t>SDLC</w:t>
+      </w:r>
+      <w:r>
+        <w:rPr>
+          <w:rFonts w:hint="eastAsia"/>
+        </w:rPr>
+        <w:t>）與企業治理的關鍵基礎設施。本文件從技術機制、部署模式、運維與治理要點，到商務價值與</w:t>
+      </w:r>
+      <w:r>
+        <w:rPr>
+          <w:rFonts w:hint="eastAsia"/>
+        </w:rPr>
+        <w:t xml:space="preserve"> PoC </w:t>
+      </w:r>
+      <w:r>
+        <w:rPr>
+          <w:rFonts w:hint="eastAsia"/>
+        </w:rPr>
+        <w:t>路徑，提供可操作的深度指引，協助決策者與技術團隊評估與導入</w:t>
+      </w:r>
+      <w:r>
+        <w:rPr>
+          <w:rFonts w:hint="eastAsia"/>
+        </w:rPr>
+        <w:t xml:space="preserve"> ACP </w:t>
+      </w:r>
+      <w:r>
+        <w:rPr>
+          <w:rFonts w:hint="eastAsia"/>
+        </w:rPr>
+        <w:t>為核心的</w:t>
+      </w:r>
+      <w:r>
+        <w:rPr>
+          <w:rFonts w:hint="eastAsia"/>
+        </w:rPr>
+        <w:t xml:space="preserve"> Copilot </w:t>
+      </w:r>
+      <w:r>
+        <w:rPr>
+          <w:rFonts w:hint="eastAsia"/>
+        </w:rPr>
+        <w:t>生態整合方案。</w:t>
+      </w:r>
+      <w:r>
+        <w:t>---</w:t>
+      </w:r>
+      <w:r>
+        <w:rPr>
+          <w:rFonts w:hint="eastAsia"/>
+        </w:rPr>
+        <w:t xml:space="preserve">## </w:t>
+      </w:r>
+      <w:r>
+        <w:rPr>
+          <w:rFonts w:hint="eastAsia"/>
+        </w:rPr>
+        <w:t>引言：為何</w:t>
+      </w:r>
+      <w:r>
+        <w:rPr>
+          <w:rFonts w:hint="eastAsia"/>
+        </w:rPr>
+        <w:t xml:space="preserve"> ACP </w:t>
+      </w:r>
+      <w:r>
+        <w:rPr>
+          <w:rFonts w:hint="eastAsia"/>
+        </w:rPr>
+        <w:t>是企業級</w:t>
+      </w:r>
+      <w:r>
+        <w:rPr>
+          <w:rFonts w:hint="eastAsia"/>
+        </w:rPr>
+        <w:t xml:space="preserve"> AI </w:t>
+      </w:r>
+      <w:r>
+        <w:rPr>
+          <w:rFonts w:hint="eastAsia"/>
+        </w:rPr>
+        <w:t>整合的關鍵過去</w:t>
+      </w:r>
+      <w:r>
+        <w:rPr>
+          <w:rFonts w:hint="eastAsia"/>
+        </w:rPr>
+        <w:t xml:space="preserve"> AI </w:t>
+      </w:r>
+      <w:r>
+        <w:rPr>
+          <w:rFonts w:hint="eastAsia"/>
+        </w:rPr>
+        <w:t>開發輔助常由雲端單一供應商封閉提供，造成資料外流風險、整合成本高、以及供應商鎖定（</w:t>
+      </w:r>
+      <w:r>
+        <w:rPr>
+          <w:rFonts w:hint="eastAsia"/>
+        </w:rPr>
+        <w:t>vendor lock-in</w:t>
+      </w:r>
+      <w:r>
+        <w:rPr>
+          <w:rFonts w:hint="eastAsia"/>
+        </w:rPr>
+        <w:t>）。</w:t>
+      </w:r>
+      <w:r>
+        <w:rPr>
+          <w:rFonts w:hint="eastAsia"/>
+        </w:rPr>
+        <w:t xml:space="preserve">ACP </w:t>
+      </w:r>
+      <w:r>
+        <w:rPr>
+          <w:rFonts w:hint="eastAsia"/>
+        </w:rPr>
+        <w:t>的出現，讓前端（</w:t>
+      </w:r>
+      <w:r>
+        <w:rPr>
+          <w:rFonts w:hint="eastAsia"/>
+        </w:rPr>
+        <w:t>IDE/SDK</w:t>
+      </w:r>
+      <w:r>
+        <w:rPr>
+          <w:rFonts w:hint="eastAsia"/>
+        </w:rPr>
+        <w:t>）與後端（模型執行）之間的耦合降到最低，透過標準化通訊協定實現「可插拔、可混合部署」的架構。企業可在滿足合規、效能與成本目標下，自主選擇或替換底層模型與執行環境，這對受監管產業尤為重要。</w:t>
+      </w:r>
+      <w:r>
+        <w:t>---</w:t>
+      </w:r>
+      <w:r>
+        <w:rPr>
+          <w:rFonts w:hint="eastAsia"/>
+        </w:rPr>
+        <w:t xml:space="preserve">## </w:t>
+      </w:r>
+      <w:r>
+        <w:rPr>
+          <w:rFonts w:hint="eastAsia"/>
+        </w:rPr>
+        <w:t>核心論述：</w:t>
+      </w:r>
+      <w:r>
+        <w:rPr>
+          <w:rFonts w:hint="eastAsia"/>
+        </w:rPr>
+        <w:t xml:space="preserve">ACP </w:t>
+      </w:r>
+      <w:r>
+        <w:rPr>
+          <w:rFonts w:hint="eastAsia"/>
+        </w:rPr>
+        <w:t>的設計理念與價值定位</w:t>
+      </w:r>
+      <w:r>
+        <w:rPr>
+          <w:rFonts w:hint="eastAsia"/>
+        </w:rPr>
+        <w:t xml:space="preserve">- </w:t>
+      </w:r>
+      <w:r>
+        <w:rPr>
+          <w:rFonts w:hint="eastAsia"/>
+        </w:rPr>
+        <w:t>標準化：定義一致的</w:t>
+      </w:r>
+      <w:r>
+        <w:rPr>
+          <w:rFonts w:hint="eastAsia"/>
+        </w:rPr>
+        <w:t xml:space="preserve"> session</w:t>
+      </w:r>
+      <w:r>
+        <w:rPr>
+          <w:rFonts w:hint="eastAsia"/>
+        </w:rPr>
+        <w:t>、訊息、串流與錯誤處理模型，降低多方整合成本。</w:t>
+      </w:r>
+      <w:r>
+        <w:rPr>
+          <w:rFonts w:hint="eastAsia"/>
+        </w:rPr>
+        <w:t xml:space="preserve">- </w:t>
+      </w:r>
+      <w:r>
+        <w:rPr>
+          <w:rFonts w:hint="eastAsia"/>
+        </w:rPr>
+        <w:t>解耦合：前端只負責使用者體驗與工作區上下文；重量級推理與狀態由獨立</w:t>
+      </w:r>
+      <w:r>
+        <w:rPr>
+          <w:rFonts w:hint="eastAsia"/>
+        </w:rPr>
+        <w:t xml:space="preserve"> Agent </w:t>
+      </w:r>
+      <w:r>
+        <w:rPr>
+          <w:rFonts w:hint="eastAsia"/>
+        </w:rPr>
+        <w:t>處理。</w:t>
+      </w:r>
+      <w:r>
+        <w:rPr>
+          <w:rFonts w:hint="eastAsia"/>
+        </w:rPr>
+        <w:t xml:space="preserve">- </w:t>
+      </w:r>
+      <w:r>
+        <w:rPr>
+          <w:rFonts w:hint="eastAsia"/>
+        </w:rPr>
+        <w:t>可替換性：支援原生</w:t>
+      </w:r>
+      <w:r>
+        <w:rPr>
+          <w:rFonts w:hint="eastAsia"/>
+        </w:rPr>
+        <w:t xml:space="preserve"> Copilot CLI</w:t>
+      </w:r>
+      <w:r>
+        <w:rPr>
+          <w:rFonts w:hint="eastAsia"/>
+        </w:rPr>
+        <w:t>、第三方</w:t>
+      </w:r>
+      <w:r>
+        <w:rPr>
+          <w:rFonts w:hint="eastAsia"/>
+        </w:rPr>
+        <w:t xml:space="preserve"> CLI</w:t>
+      </w:r>
+      <w:r>
+        <w:rPr>
+          <w:rFonts w:hint="eastAsia"/>
+        </w:rPr>
+        <w:t>（如</w:t>
+      </w:r>
+      <w:r>
+        <w:rPr>
+          <w:rFonts w:hint="eastAsia"/>
+        </w:rPr>
+        <w:t xml:space="preserve"> Gemini</w:t>
+      </w:r>
+      <w:r>
+        <w:rPr>
+          <w:rFonts w:hint="eastAsia"/>
+        </w:rPr>
+        <w:t>）、或企業內部模型伺服器。</w:t>
+      </w:r>
+      <w:r>
+        <w:rPr>
+          <w:rFonts w:hint="eastAsia"/>
+        </w:rPr>
+        <w:t xml:space="preserve">- </w:t>
+      </w:r>
+      <w:r>
+        <w:rPr>
+          <w:rFonts w:hint="eastAsia"/>
+        </w:rPr>
+        <w:t>可治理：從權限、資料主權到審計追蹤，提供企業級合規手段（如</w:t>
+      </w:r>
+      <w:r>
+        <w:rPr>
+          <w:rFonts w:hint="eastAsia"/>
+        </w:rPr>
+        <w:t xml:space="preserve"> BYOK</w:t>
+      </w:r>
+      <w:r>
+        <w:rPr>
+          <w:rFonts w:hint="eastAsia"/>
+        </w:rPr>
+        <w:t>、</w:t>
+      </w:r>
+      <w:r>
+        <w:rPr>
+          <w:rFonts w:hint="eastAsia"/>
+        </w:rPr>
+        <w:t xml:space="preserve">VPC-only </w:t>
+      </w:r>
+      <w:r>
+        <w:rPr>
+          <w:rFonts w:hint="eastAsia"/>
+        </w:rPr>
+        <w:t>部署）。</w:t>
+      </w:r>
+      <w:r>
+        <w:rPr>
+          <w:rFonts w:hint="eastAsia"/>
+        </w:rPr>
+        <w:t xml:space="preserve">- </w:t>
+      </w:r>
+      <w:r>
+        <w:rPr>
+          <w:rFonts w:hint="eastAsia"/>
+        </w:rPr>
+        <w:t>互動化（</w:t>
+      </w:r>
+      <w:r>
+        <w:rPr>
+          <w:rFonts w:hint="eastAsia"/>
+        </w:rPr>
+        <w:t>Agentic</w:t>
+      </w:r>
+      <w:r>
+        <w:rPr>
+          <w:rFonts w:hint="eastAsia"/>
+        </w:rPr>
+        <w:t>）：除了簡單的請求</w:t>
+      </w:r>
+      <w:r>
+        <w:rPr>
+          <w:rFonts w:hint="eastAsia"/>
+        </w:rPr>
+        <w:t>/</w:t>
+      </w:r>
+      <w:r>
+        <w:rPr>
+          <w:rFonts w:hint="eastAsia"/>
+        </w:rPr>
+        <w:t>回應，支援雙向串流、工具呼叫與工作區訪問請求，提升自動化與跨系統合作能力。</w:t>
+      </w:r>
+      <w:r>
+        <w:t>---</w:t>
+      </w:r>
+      <w:r>
+        <w:rPr>
+          <w:rFonts w:hint="eastAsia"/>
+        </w:rPr>
+        <w:t xml:space="preserve">## </w:t>
+      </w:r>
+      <w:r>
+        <w:rPr>
+          <w:rFonts w:hint="eastAsia"/>
+        </w:rPr>
+        <w:t>具體細節：</w:t>
+      </w:r>
+      <w:r>
+        <w:rPr>
+          <w:rFonts w:hint="eastAsia"/>
+        </w:rPr>
+        <w:t xml:space="preserve">ACP </w:t>
+      </w:r>
+      <w:r>
+        <w:rPr>
+          <w:rFonts w:hint="eastAsia"/>
+        </w:rPr>
+        <w:t>的四大運行支柱（深度展開）</w:t>
+      </w:r>
+      <w:r>
+        <w:rPr>
+          <w:rFonts w:hint="eastAsia"/>
+        </w:rPr>
+        <w:t xml:space="preserve">### 1) </w:t>
+      </w:r>
+      <w:r>
+        <w:rPr>
+          <w:rFonts w:hint="eastAsia"/>
+        </w:rPr>
+        <w:t>跨進程會話生命週期管理（</w:t>
+      </w:r>
+      <w:r>
+        <w:rPr>
+          <w:rFonts w:hint="eastAsia"/>
+        </w:rPr>
+        <w:t>Session Lifecycle Management</w:t>
+      </w:r>
+      <w:r>
+        <w:rPr>
+          <w:rFonts w:hint="eastAsia"/>
+        </w:rPr>
+        <w:t>）</w:t>
+      </w:r>
+      <w:r>
+        <w:rPr>
+          <w:rFonts w:hint="eastAsia"/>
+        </w:rPr>
+        <w:t xml:space="preserve">- Session </w:t>
+      </w:r>
+      <w:r>
+        <w:rPr>
+          <w:rFonts w:hint="eastAsia"/>
+        </w:rPr>
+        <w:t>建立：前端呼叫</w:t>
+      </w:r>
+      <w:r>
+        <w:rPr>
+          <w:rFonts w:hint="eastAsia"/>
+        </w:rPr>
+        <w:t xml:space="preserve"> SDK</w:t>
+      </w:r>
+      <w:r>
+        <w:rPr>
+          <w:rFonts w:hint="eastAsia"/>
+        </w:rPr>
+        <w:t>（例如</w:t>
+      </w:r>
+      <w:r>
+        <w:rPr>
+          <w:rFonts w:hint="eastAsia"/>
+        </w:rPr>
+        <w:t xml:space="preserve"> </w:t>
+      </w:r>
+      <w:proofErr w:type="spellStart"/>
+      <w:r>
+        <w:t>client.createSession</w:t>
+      </w:r>
+      <w:proofErr w:type="spellEnd"/>
+      <w:r>
+        <w:t>(...)</w:t>
+      </w:r>
+      <w:r>
+        <w:rPr>
+          <w:rFonts w:hint="eastAsia"/>
+        </w:rPr>
+        <w:t>）時，</w:t>
+      </w:r>
+      <w:r>
+        <w:rPr>
+          <w:rFonts w:hint="eastAsia"/>
+        </w:rPr>
+        <w:t xml:space="preserve">ACP </w:t>
+      </w:r>
+      <w:r>
+        <w:rPr>
+          <w:rFonts w:hint="eastAsia"/>
+        </w:rPr>
+        <w:t>負責透過參數（</w:t>
+      </w:r>
+      <w:proofErr w:type="spellStart"/>
+      <w:r>
+        <w:rPr>
+          <w:rFonts w:hint="eastAsia"/>
+        </w:rPr>
+        <w:t>cliPath</w:t>
+      </w:r>
+      <w:proofErr w:type="spellEnd"/>
+      <w:r>
+        <w:rPr>
+          <w:rFonts w:hint="eastAsia"/>
+        </w:rPr>
+        <w:t>、</w:t>
+      </w:r>
+      <w:proofErr w:type="spellStart"/>
+      <w:r>
+        <w:rPr>
+          <w:rFonts w:hint="eastAsia"/>
+        </w:rPr>
+        <w:t>cliArgs</w:t>
+      </w:r>
+      <w:proofErr w:type="spellEnd"/>
+      <w:r>
+        <w:rPr>
+          <w:rFonts w:hint="eastAsia"/>
+        </w:rPr>
+        <w:t>、</w:t>
+      </w:r>
+      <w:r>
+        <w:rPr>
+          <w:rFonts w:hint="eastAsia"/>
+        </w:rPr>
+        <w:t xml:space="preserve">env </w:t>
+      </w:r>
+      <w:r>
+        <w:rPr>
+          <w:rFonts w:hint="eastAsia"/>
+        </w:rPr>
+        <w:t>等）啟動或連線</w:t>
+      </w:r>
+      <w:r>
+        <w:rPr>
+          <w:rFonts w:hint="eastAsia"/>
+        </w:rPr>
+        <w:t xml:space="preserve"> Agent</w:t>
+      </w:r>
+      <w:r>
+        <w:rPr>
+          <w:rFonts w:hint="eastAsia"/>
+        </w:rPr>
+        <w:t>。</w:t>
+      </w:r>
+      <w:r>
+        <w:rPr>
+          <w:rFonts w:hint="eastAsia"/>
+        </w:rPr>
+        <w:t xml:space="preserve">  - </w:t>
+      </w:r>
+      <w:r>
+        <w:rPr>
+          <w:rFonts w:hint="eastAsia"/>
+        </w:rPr>
+        <w:t>狀態機：典型狀態包含：</w:t>
+      </w:r>
+      <w:r>
+        <w:rPr>
+          <w:rFonts w:hint="eastAsia"/>
+        </w:rPr>
+        <w:t xml:space="preserve">CREATING </w:t>
+      </w:r>
+      <w:r>
+        <w:rPr>
+          <w:rFonts w:hint="eastAsia"/>
+        </w:rPr>
+        <w:t>→</w:t>
+      </w:r>
+      <w:r>
+        <w:rPr>
+          <w:rFonts w:hint="eastAsia"/>
+        </w:rPr>
+        <w:t xml:space="preserve"> ACTIVE </w:t>
+      </w:r>
+      <w:r>
+        <w:rPr>
+          <w:rFonts w:hint="eastAsia"/>
+        </w:rPr>
+        <w:lastRenderedPageBreak/>
+        <w:t xml:space="preserve">(STREAMING/IDLE) </w:t>
+      </w:r>
+      <w:r>
+        <w:rPr>
+          <w:rFonts w:hint="eastAsia"/>
+        </w:rPr>
+        <w:t>→</w:t>
+      </w:r>
+      <w:r>
+        <w:rPr>
+          <w:rFonts w:hint="eastAsia"/>
+        </w:rPr>
+        <w:t xml:space="preserve"> PAUSED </w:t>
+      </w:r>
+      <w:r>
+        <w:rPr>
+          <w:rFonts w:hint="eastAsia"/>
+        </w:rPr>
+        <w:t>→</w:t>
+      </w:r>
+      <w:r>
+        <w:rPr>
+          <w:rFonts w:hint="eastAsia"/>
+        </w:rPr>
+        <w:t xml:space="preserve"> TERMINATING </w:t>
+      </w:r>
+      <w:r>
+        <w:rPr>
+          <w:rFonts w:hint="eastAsia"/>
+        </w:rPr>
+        <w:t>→</w:t>
+      </w:r>
+      <w:r>
+        <w:rPr>
+          <w:rFonts w:hint="eastAsia"/>
+        </w:rPr>
+        <w:t xml:space="preserve"> TERMINATED</w:t>
+      </w:r>
+      <w:r>
+        <w:rPr>
+          <w:rFonts w:hint="eastAsia"/>
+        </w:rPr>
+        <w:t>。每個狀態都要明確回報錯誤碼與可重試策略。</w:t>
+      </w:r>
+      <w:r>
+        <w:rPr>
+          <w:rFonts w:hint="eastAsia"/>
+        </w:rPr>
+        <w:t xml:space="preserve">  - </w:t>
+      </w:r>
+      <w:r>
+        <w:rPr>
+          <w:rFonts w:hint="eastAsia"/>
+        </w:rPr>
+        <w:t>資源回收：必須支援</w:t>
+      </w:r>
+      <w:r>
+        <w:rPr>
+          <w:rFonts w:hint="eastAsia"/>
+        </w:rPr>
+        <w:t xml:space="preserve"> graceful shutdown</w:t>
+      </w:r>
+      <w:r>
+        <w:rPr>
+          <w:rFonts w:hint="eastAsia"/>
+        </w:rPr>
+        <w:t>、超時回收（</w:t>
+      </w:r>
+      <w:r>
+        <w:rPr>
+          <w:rFonts w:hint="eastAsia"/>
+        </w:rPr>
+        <w:t>idle timeout</w:t>
+      </w:r>
+      <w:r>
+        <w:rPr>
+          <w:rFonts w:hint="eastAsia"/>
+        </w:rPr>
+        <w:t>）與強制回收（</w:t>
+      </w:r>
+      <w:r>
+        <w:rPr>
+          <w:rFonts w:hint="eastAsia"/>
+        </w:rPr>
+        <w:t>OOM / hung process</w:t>
+      </w:r>
+      <w:r>
+        <w:rPr>
+          <w:rFonts w:hint="eastAsia"/>
+        </w:rPr>
+        <w:t>），並提供可觀察的事件。</w:t>
+      </w:r>
+      <w:r>
+        <w:rPr>
+          <w:rFonts w:hint="eastAsia"/>
+        </w:rPr>
+        <w:t xml:space="preserve">  - </w:t>
+      </w:r>
+      <w:r>
+        <w:rPr>
+          <w:rFonts w:hint="eastAsia"/>
+        </w:rPr>
+        <w:t>建議實作要點：對長時間任務使用心跳（</w:t>
+      </w:r>
+      <w:r>
+        <w:rPr>
+          <w:rFonts w:hint="eastAsia"/>
+        </w:rPr>
+        <w:t>heartbeat</w:t>
+      </w:r>
+      <w:r>
+        <w:rPr>
+          <w:rFonts w:hint="eastAsia"/>
+        </w:rPr>
+        <w:t>）與</w:t>
+      </w:r>
+      <w:r>
+        <w:rPr>
+          <w:rFonts w:hint="eastAsia"/>
+        </w:rPr>
+        <w:t xml:space="preserve"> lease </w:t>
+      </w:r>
+      <w:r>
+        <w:rPr>
+          <w:rFonts w:hint="eastAsia"/>
+        </w:rPr>
+        <w:t>機制，防止</w:t>
+      </w:r>
+      <w:r>
+        <w:rPr>
+          <w:rFonts w:hint="eastAsia"/>
+        </w:rPr>
+        <w:t xml:space="preserve"> orphan process</w:t>
+      </w:r>
+      <w:r>
+        <w:rPr>
+          <w:rFonts w:hint="eastAsia"/>
+        </w:rPr>
+        <w:t>；為每個</w:t>
+      </w:r>
+      <w:r>
+        <w:rPr>
+          <w:rFonts w:hint="eastAsia"/>
+        </w:rPr>
+        <w:t xml:space="preserve"> session </w:t>
+      </w:r>
+      <w:r>
+        <w:rPr>
+          <w:rFonts w:hint="eastAsia"/>
+        </w:rPr>
+        <w:t>記錄起訖時戳、使用者</w:t>
+      </w:r>
+      <w:r>
+        <w:rPr>
+          <w:rFonts w:hint="eastAsia"/>
+        </w:rPr>
+        <w:t xml:space="preserve"> ID</w:t>
+      </w:r>
+      <w:r>
+        <w:rPr>
+          <w:rFonts w:hint="eastAsia"/>
+        </w:rPr>
+        <w:t>、執行命令與環境變數（不含敏感金鑰）。</w:t>
+      </w:r>
+      <w:r>
+        <w:rPr>
+          <w:rFonts w:hint="eastAsia"/>
+        </w:rPr>
+        <w:t xml:space="preserve">### 2) </w:t>
+      </w:r>
+      <w:r>
+        <w:rPr>
+          <w:rFonts w:hint="eastAsia"/>
+        </w:rPr>
+        <w:t>標準化雙向資料流通與串流（</w:t>
+      </w:r>
+      <w:r>
+        <w:rPr>
+          <w:rFonts w:hint="eastAsia"/>
+        </w:rPr>
+        <w:t>Bidirectional Streaming</w:t>
+      </w:r>
+      <w:r>
+        <w:rPr>
+          <w:rFonts w:hint="eastAsia"/>
+        </w:rPr>
+        <w:t>）</w:t>
+      </w:r>
+      <w:r>
+        <w:rPr>
+          <w:rFonts w:hint="eastAsia"/>
+        </w:rPr>
+        <w:t xml:space="preserve">- </w:t>
+      </w:r>
+      <w:r>
+        <w:rPr>
+          <w:rFonts w:hint="eastAsia"/>
+        </w:rPr>
+        <w:t>傳輸語義：採用全雙工串流使</w:t>
+      </w:r>
+      <w:r>
+        <w:rPr>
+          <w:rFonts w:hint="eastAsia"/>
+        </w:rPr>
+        <w:t xml:space="preserve"> token-by-token </w:t>
+      </w:r>
+      <w:r>
+        <w:rPr>
+          <w:rFonts w:hint="eastAsia"/>
+        </w:rPr>
+        <w:t>回送可行，並允許</w:t>
+      </w:r>
+      <w:r>
+        <w:rPr>
+          <w:rFonts w:hint="eastAsia"/>
+        </w:rPr>
+        <w:t xml:space="preserve"> agent </w:t>
+      </w:r>
+      <w:r>
+        <w:rPr>
+          <w:rFonts w:hint="eastAsia"/>
+        </w:rPr>
+        <w:t>在推理中斷點提出回呼請求（例如：請求讀取</w:t>
+      </w:r>
+      <w:r>
+        <w:rPr>
+          <w:rFonts w:hint="eastAsia"/>
+        </w:rPr>
+        <w:t>/</w:t>
+      </w:r>
+      <w:r>
+        <w:rPr>
+          <w:rFonts w:hint="eastAsia"/>
+        </w:rPr>
+        <w:t>寫入工作區檔案、觸發外部工具）。</w:t>
+      </w:r>
+      <w:r>
+        <w:rPr>
+          <w:rFonts w:hint="eastAsia"/>
+        </w:rPr>
+        <w:t xml:space="preserve">  - </w:t>
+      </w:r>
+      <w:r>
+        <w:rPr>
+          <w:rFonts w:hint="eastAsia"/>
+        </w:rPr>
+        <w:t>訊息類型：</w:t>
+      </w:r>
+      <w:r>
+        <w:rPr>
+          <w:rFonts w:hint="eastAsia"/>
+        </w:rPr>
+        <w:t>Generate (streaming tokens)</w:t>
+      </w:r>
+      <w:r>
+        <w:rPr>
+          <w:rFonts w:hint="eastAsia"/>
+        </w:rPr>
+        <w:t>、</w:t>
+      </w:r>
+      <w:proofErr w:type="spellStart"/>
+      <w:r>
+        <w:rPr>
+          <w:rFonts w:hint="eastAsia"/>
+        </w:rPr>
+        <w:t>ToolCallRequest</w:t>
+      </w:r>
+      <w:proofErr w:type="spellEnd"/>
+      <w:r>
+        <w:rPr>
+          <w:rFonts w:hint="eastAsia"/>
+        </w:rPr>
+        <w:t xml:space="preserve"> / </w:t>
+      </w:r>
+      <w:proofErr w:type="spellStart"/>
+      <w:r>
+        <w:rPr>
+          <w:rFonts w:hint="eastAsia"/>
+        </w:rPr>
+        <w:t>ToolCallResponse</w:t>
+      </w:r>
+      <w:proofErr w:type="spellEnd"/>
+      <w:r>
+        <w:rPr>
+          <w:rFonts w:hint="eastAsia"/>
+        </w:rPr>
+        <w:t>、</w:t>
+      </w:r>
+      <w:proofErr w:type="spellStart"/>
+      <w:r>
+        <w:rPr>
+          <w:rFonts w:hint="eastAsia"/>
+        </w:rPr>
+        <w:t>FileAccessRequest</w:t>
+      </w:r>
+      <w:proofErr w:type="spellEnd"/>
+      <w:r>
+        <w:rPr>
+          <w:rFonts w:hint="eastAsia"/>
+        </w:rPr>
+        <w:t xml:space="preserve"> / Response</w:t>
+      </w:r>
+      <w:r>
+        <w:rPr>
+          <w:rFonts w:hint="eastAsia"/>
+        </w:rPr>
+        <w:t>、</w:t>
+      </w:r>
+      <w:r>
+        <w:rPr>
+          <w:rFonts w:hint="eastAsia"/>
+        </w:rPr>
+        <w:t>Status/Progress</w:t>
+      </w:r>
+      <w:r>
+        <w:rPr>
+          <w:rFonts w:hint="eastAsia"/>
+        </w:rPr>
+        <w:t>、</w:t>
+      </w:r>
+      <w:r>
+        <w:rPr>
+          <w:rFonts w:hint="eastAsia"/>
+        </w:rPr>
+        <w:t>Error</w:t>
+      </w:r>
+      <w:r>
+        <w:rPr>
+          <w:rFonts w:hint="eastAsia"/>
+        </w:rPr>
+        <w:t>。每種訊息需有一致的握手（</w:t>
+      </w:r>
+      <w:r>
+        <w:rPr>
+          <w:rFonts w:hint="eastAsia"/>
+        </w:rPr>
+        <w:t>ack</w:t>
+      </w:r>
+      <w:r>
+        <w:rPr>
+          <w:rFonts w:hint="eastAsia"/>
+        </w:rPr>
+        <w:t>）與重試</w:t>
+      </w:r>
+      <w:r>
+        <w:rPr>
+          <w:rFonts w:hint="eastAsia"/>
+        </w:rPr>
+        <w:t>/</w:t>
+      </w:r>
+      <w:r>
+        <w:rPr>
+          <w:rFonts w:hint="eastAsia"/>
+        </w:rPr>
+        <w:t>回退策略。</w:t>
+      </w:r>
+      <w:r>
+        <w:rPr>
+          <w:rFonts w:hint="eastAsia"/>
+        </w:rPr>
+        <w:t xml:space="preserve">  - </w:t>
+      </w:r>
+      <w:r>
+        <w:rPr>
+          <w:rFonts w:hint="eastAsia"/>
+        </w:rPr>
+        <w:t>擴展性：訊息中應包含</w:t>
+      </w:r>
+      <w:r>
+        <w:rPr>
+          <w:rFonts w:hint="eastAsia"/>
+        </w:rPr>
+        <w:t xml:space="preserve"> metadata</w:t>
+      </w:r>
+      <w:r>
+        <w:rPr>
+          <w:rFonts w:hint="eastAsia"/>
+        </w:rPr>
+        <w:t>（</w:t>
+      </w:r>
+      <w:proofErr w:type="spellStart"/>
+      <w:r>
+        <w:rPr>
+          <w:rFonts w:hint="eastAsia"/>
+        </w:rPr>
+        <w:t>traceId</w:t>
+      </w:r>
+      <w:proofErr w:type="spellEnd"/>
+      <w:r>
+        <w:rPr>
+          <w:rFonts w:hint="eastAsia"/>
+        </w:rPr>
+        <w:t>、</w:t>
+      </w:r>
+      <w:proofErr w:type="spellStart"/>
+      <w:r>
+        <w:rPr>
+          <w:rFonts w:hint="eastAsia"/>
+        </w:rPr>
+        <w:t>sessionId</w:t>
+      </w:r>
+      <w:proofErr w:type="spellEnd"/>
+      <w:r>
+        <w:rPr>
+          <w:rFonts w:hint="eastAsia"/>
+        </w:rPr>
+        <w:t>、</w:t>
+      </w:r>
+      <w:proofErr w:type="spellStart"/>
+      <w:r>
+        <w:rPr>
+          <w:rFonts w:hint="eastAsia"/>
+        </w:rPr>
+        <w:t>userContext</w:t>
+      </w:r>
+      <w:proofErr w:type="spellEnd"/>
+      <w:r>
+        <w:rPr>
+          <w:rFonts w:hint="eastAsia"/>
+        </w:rPr>
+        <w:t>、</w:t>
+      </w:r>
+      <w:proofErr w:type="spellStart"/>
+      <w:r>
+        <w:rPr>
+          <w:rFonts w:hint="eastAsia"/>
+        </w:rPr>
+        <w:t>policyTags</w:t>
+      </w:r>
+      <w:proofErr w:type="spellEnd"/>
+      <w:r>
+        <w:rPr>
+          <w:rFonts w:hint="eastAsia"/>
+        </w:rPr>
+        <w:t>），以便審計與流量分隔。</w:t>
+      </w:r>
+      <w:r>
+        <w:rPr>
+          <w:rFonts w:hint="eastAsia"/>
+        </w:rPr>
+        <w:t xml:space="preserve"> </w:t>
+      </w:r>
+      <w:r>
+        <w:t xml:space="preserve"> </w:t>
+      </w:r>
+      <w:r>
+        <w:rPr>
+          <w:rFonts w:hint="eastAsia"/>
+        </w:rPr>
+        <w:t xml:space="preserve">- </w:t>
+      </w:r>
+      <w:r>
+        <w:rPr>
+          <w:rFonts w:hint="eastAsia"/>
+        </w:rPr>
+        <w:t>使用者體驗：透過逐字元渲染降低延遲感；但需在</w:t>
+      </w:r>
+      <w:r>
+        <w:rPr>
+          <w:rFonts w:hint="eastAsia"/>
+        </w:rPr>
+        <w:t xml:space="preserve"> UI </w:t>
+      </w:r>
+      <w:r>
+        <w:rPr>
+          <w:rFonts w:hint="eastAsia"/>
+        </w:rPr>
+        <w:t>層加入取消、暫停、增量確認等控制。</w:t>
+      </w:r>
+      <w:r>
+        <w:rPr>
+          <w:rFonts w:hint="eastAsia"/>
+        </w:rPr>
+        <w:t xml:space="preserve">### 3) </w:t>
+      </w:r>
+      <w:r>
+        <w:rPr>
+          <w:rFonts w:hint="eastAsia"/>
+        </w:rPr>
+        <w:t>多元接入點與本地</w:t>
+      </w:r>
+      <w:r>
+        <w:rPr>
+          <w:rFonts w:hint="eastAsia"/>
+        </w:rPr>
+        <w:t>/</w:t>
+      </w:r>
+      <w:r>
+        <w:rPr>
+          <w:rFonts w:hint="eastAsia"/>
+        </w:rPr>
+        <w:t>遠端混合部署（</w:t>
+      </w:r>
+      <w:r>
+        <w:rPr>
+          <w:rFonts w:hint="eastAsia"/>
+        </w:rPr>
+        <w:t>Hybrid Deployment</w:t>
+      </w:r>
+      <w:r>
+        <w:rPr>
+          <w:rFonts w:hint="eastAsia"/>
+        </w:rPr>
+        <w:t>）</w:t>
+      </w:r>
+      <w:r>
+        <w:rPr>
+          <w:rFonts w:hint="eastAsia"/>
+        </w:rPr>
+        <w:t xml:space="preserve">- </w:t>
+      </w:r>
+      <w:r>
+        <w:rPr>
+          <w:rFonts w:hint="eastAsia"/>
+        </w:rPr>
+        <w:t>典型部署模式：</w:t>
+      </w:r>
+      <w:r>
+        <w:rPr>
+          <w:rFonts w:hint="eastAsia"/>
+        </w:rPr>
+        <w:t xml:space="preserve">  - SaaS</w:t>
+      </w:r>
+      <w:r>
+        <w:rPr>
+          <w:rFonts w:hint="eastAsia"/>
+        </w:rPr>
+        <w:t>（官方</w:t>
+      </w:r>
+      <w:r>
+        <w:rPr>
+          <w:rFonts w:hint="eastAsia"/>
+        </w:rPr>
+        <w:t xml:space="preserve"> Copilot CLI</w:t>
+      </w:r>
+      <w:r>
+        <w:rPr>
+          <w:rFonts w:hint="eastAsia"/>
+        </w:rPr>
+        <w:t>）—</w:t>
+      </w:r>
+      <w:r>
+        <w:rPr>
+          <w:rFonts w:hint="eastAsia"/>
+        </w:rPr>
+        <w:t xml:space="preserve"> </w:t>
+      </w:r>
+      <w:r>
+        <w:rPr>
+          <w:rFonts w:hint="eastAsia"/>
+        </w:rPr>
+        <w:t>最簡單上手，但需評估資料外流風險與合約。</w:t>
+      </w:r>
+      <w:r>
+        <w:rPr>
+          <w:rFonts w:hint="eastAsia"/>
+        </w:rPr>
+        <w:t xml:space="preserve">  - BYOM</w:t>
+      </w:r>
+      <w:r>
+        <w:rPr>
+          <w:rFonts w:hint="eastAsia"/>
+        </w:rPr>
+        <w:t>（</w:t>
+      </w:r>
+      <w:r>
+        <w:rPr>
+          <w:rFonts w:hint="eastAsia"/>
+        </w:rPr>
+        <w:t>Bring Your Own Model via CLI</w:t>
+      </w:r>
+      <w:r>
+        <w:rPr>
+          <w:rFonts w:hint="eastAsia"/>
+        </w:rPr>
+        <w:t>）—</w:t>
+      </w:r>
+      <w:r>
+        <w:rPr>
+          <w:rFonts w:hint="eastAsia"/>
+        </w:rPr>
+        <w:t xml:space="preserve"> </w:t>
+      </w:r>
+      <w:r>
+        <w:rPr>
+          <w:rFonts w:hint="eastAsia"/>
+        </w:rPr>
+        <w:t>指向企業自有或第三方</w:t>
+      </w:r>
+      <w:r>
+        <w:rPr>
+          <w:rFonts w:hint="eastAsia"/>
+        </w:rPr>
+        <w:t xml:space="preserve"> CLI</w:t>
+      </w:r>
+      <w:r>
+        <w:rPr>
+          <w:rFonts w:hint="eastAsia"/>
+        </w:rPr>
+        <w:t>，適合專業領域化模型。</w:t>
+      </w:r>
+      <w:r>
+        <w:t xml:space="preserve">  - On-prem / VPC-hosted </w:t>
+      </w:r>
+      <w:r>
+        <w:rPr>
+          <w:rFonts w:hint="eastAsia"/>
+        </w:rPr>
+        <w:t>推論節點</w:t>
+      </w:r>
+      <w:r>
+        <w:rPr>
+          <w:rFonts w:hint="eastAsia"/>
+        </w:rPr>
+        <w:t xml:space="preserve"> </w:t>
+      </w:r>
+      <w:r>
+        <w:rPr>
+          <w:rFonts w:hint="eastAsia"/>
+        </w:rPr>
+        <w:t>—</w:t>
+      </w:r>
+      <w:r>
+        <w:rPr>
+          <w:rFonts w:hint="eastAsia"/>
+        </w:rPr>
+        <w:t xml:space="preserve"> </w:t>
+      </w:r>
+      <w:r>
+        <w:rPr>
+          <w:rFonts w:hint="eastAsia"/>
+        </w:rPr>
+        <w:t>適用於高合規需求（金融、醫療、國防級別）。</w:t>
+      </w:r>
+      <w:r>
+        <w:rPr>
+          <w:rFonts w:hint="eastAsia"/>
+        </w:rPr>
+        <w:t xml:space="preserve">  - </w:t>
+      </w:r>
+      <w:r>
+        <w:rPr>
+          <w:rFonts w:hint="eastAsia"/>
+        </w:rPr>
+        <w:t>網路拓撲：支援直接連線與反向代理（例如透過內網端口與</w:t>
+      </w:r>
+      <w:r>
+        <w:rPr>
+          <w:rFonts w:hint="eastAsia"/>
+        </w:rPr>
+        <w:t xml:space="preserve"> </w:t>
+      </w:r>
+      <w:proofErr w:type="spellStart"/>
+      <w:r>
+        <w:rPr>
+          <w:rFonts w:hint="eastAsia"/>
+        </w:rPr>
+        <w:t>mTLS</w:t>
+      </w:r>
+      <w:proofErr w:type="spellEnd"/>
+      <w:r>
+        <w:rPr>
+          <w:rFonts w:hint="eastAsia"/>
+        </w:rPr>
+        <w:t>）以滿足安全要求。</w:t>
+      </w:r>
+      <w:r>
+        <w:rPr>
+          <w:rFonts w:hint="eastAsia"/>
+        </w:rPr>
+        <w:t xml:space="preserve">  - </w:t>
+      </w:r>
+      <w:r>
+        <w:rPr>
+          <w:rFonts w:hint="eastAsia"/>
+        </w:rPr>
+        <w:t>負載策略：</w:t>
+      </w:r>
+      <w:r>
+        <w:rPr>
+          <w:rFonts w:hint="eastAsia"/>
+        </w:rPr>
+        <w:t xml:space="preserve">local agent </w:t>
+      </w:r>
+      <w:r>
+        <w:rPr>
+          <w:rFonts w:hint="eastAsia"/>
+        </w:rPr>
+        <w:t>適合低延遲互動；遠端集群適合大規模批次或高成本推理。混合使用可以平衡成本與體驗。</w:t>
+      </w:r>
+      <w:r>
+        <w:rPr>
+          <w:rFonts w:hint="eastAsia"/>
+        </w:rPr>
+        <w:t xml:space="preserve">### 4) </w:t>
+      </w:r>
+      <w:r>
+        <w:rPr>
+          <w:rFonts w:hint="eastAsia"/>
+        </w:rPr>
+        <w:t>企業級</w:t>
+      </w:r>
+      <w:r>
+        <w:rPr>
+          <w:rFonts w:hint="eastAsia"/>
+        </w:rPr>
+        <w:t xml:space="preserve"> BYOK </w:t>
+      </w:r>
+      <w:r>
+        <w:rPr>
+          <w:rFonts w:hint="eastAsia"/>
+        </w:rPr>
+        <w:t>與資料邊界控制（</w:t>
+      </w:r>
+      <w:r>
+        <w:rPr>
+          <w:rFonts w:hint="eastAsia"/>
+        </w:rPr>
+        <w:t>Security &amp; Compliance</w:t>
+      </w:r>
+      <w:r>
+        <w:rPr>
+          <w:rFonts w:hint="eastAsia"/>
+        </w:rPr>
+        <w:t>）</w:t>
+      </w:r>
+      <w:r>
+        <w:rPr>
+          <w:rFonts w:hint="eastAsia"/>
+        </w:rPr>
+        <w:t xml:space="preserve">- BYOK </w:t>
+      </w:r>
+      <w:r>
+        <w:rPr>
+          <w:rFonts w:hint="eastAsia"/>
+        </w:rPr>
+        <w:t>與密鑰管理：允許企業注入自有</w:t>
+      </w:r>
+      <w:r>
+        <w:rPr>
+          <w:rFonts w:hint="eastAsia"/>
+        </w:rPr>
+        <w:t xml:space="preserve"> API Key</w:t>
+      </w:r>
+      <w:r>
+        <w:rPr>
+          <w:rFonts w:hint="eastAsia"/>
+        </w:rPr>
+        <w:t>、</w:t>
+      </w:r>
+      <w:r>
+        <w:rPr>
+          <w:rFonts w:hint="eastAsia"/>
+        </w:rPr>
+        <w:t>endpoint</w:t>
+      </w:r>
+      <w:r>
+        <w:rPr>
+          <w:rFonts w:hint="eastAsia"/>
+        </w:rPr>
+        <w:t>，或使用雲端金鑰管理（</w:t>
+      </w:r>
+      <w:r>
+        <w:rPr>
+          <w:rFonts w:hint="eastAsia"/>
+        </w:rPr>
+        <w:t>Azure Key Vault</w:t>
+      </w:r>
+      <w:r>
+        <w:rPr>
+          <w:rFonts w:hint="eastAsia"/>
+        </w:rPr>
+        <w:t>、</w:t>
+      </w:r>
+      <w:r>
+        <w:rPr>
+          <w:rFonts w:hint="eastAsia"/>
+        </w:rPr>
+        <w:t>AWS KMS</w:t>
+      </w:r>
+      <w:r>
+        <w:rPr>
+          <w:rFonts w:hint="eastAsia"/>
+        </w:rPr>
+        <w:t>）以便密鑰輪替與存取控制。</w:t>
+      </w:r>
+      <w:r>
+        <w:rPr>
+          <w:rFonts w:hint="eastAsia"/>
+        </w:rPr>
+        <w:t xml:space="preserve">  - </w:t>
+      </w:r>
+      <w:r>
+        <w:rPr>
+          <w:rFonts w:hint="eastAsia"/>
+        </w:rPr>
+        <w:t>資料最小化與居內處理：在</w:t>
+      </w:r>
+      <w:r>
+        <w:rPr>
+          <w:rFonts w:hint="eastAsia"/>
+        </w:rPr>
+        <w:t xml:space="preserve"> ACP </w:t>
+      </w:r>
+      <w:r>
+        <w:rPr>
+          <w:rFonts w:hint="eastAsia"/>
+        </w:rPr>
+        <w:t>層面支援過濾（</w:t>
+      </w:r>
+      <w:r>
+        <w:rPr>
+          <w:rFonts w:hint="eastAsia"/>
+        </w:rPr>
+        <w:t>masking</w:t>
+      </w:r>
+      <w:r>
+        <w:rPr>
+          <w:rFonts w:hint="eastAsia"/>
+        </w:rPr>
+        <w:t>）、本地化前處理（</w:t>
+      </w:r>
+      <w:r>
+        <w:rPr>
+          <w:rFonts w:hint="eastAsia"/>
+        </w:rPr>
+        <w:t>normalize</w:t>
+      </w:r>
+      <w:r>
+        <w:rPr>
+          <w:rFonts w:hint="eastAsia"/>
+        </w:rPr>
+        <w:t>）與留痕（</w:t>
+      </w:r>
+      <w:r>
+        <w:rPr>
+          <w:rFonts w:hint="eastAsia"/>
+        </w:rPr>
+        <w:t>audit logs</w:t>
+      </w:r>
+      <w:r>
+        <w:rPr>
+          <w:rFonts w:hint="eastAsia"/>
+        </w:rPr>
+        <w:t>），降低敏感資訊傳輸。</w:t>
+      </w:r>
+      <w:r>
+        <w:rPr>
+          <w:rFonts w:hint="eastAsia"/>
+        </w:rPr>
+        <w:t xml:space="preserve">  - </w:t>
+      </w:r>
+      <w:r>
+        <w:rPr>
+          <w:rFonts w:hint="eastAsia"/>
+        </w:rPr>
+        <w:t>法規合規性：建立資料分類與路徑策略，確保</w:t>
+      </w:r>
+      <w:r>
+        <w:rPr>
+          <w:rFonts w:hint="eastAsia"/>
+        </w:rPr>
+        <w:t xml:space="preserve"> PII</w:t>
+      </w:r>
+      <w:r>
+        <w:rPr>
+          <w:rFonts w:hint="eastAsia"/>
+        </w:rPr>
+        <w:t>、商業敏感資料不會外流至公共模型。</w:t>
+      </w:r>
+      <w:r>
+        <w:rPr>
+          <w:rFonts w:hint="eastAsia"/>
+        </w:rPr>
+        <w:t xml:space="preserve">  - </w:t>
+      </w:r>
+      <w:r>
+        <w:rPr>
+          <w:rFonts w:hint="eastAsia"/>
+        </w:rPr>
+        <w:t>審計與合規證據：紀錄每次</w:t>
+      </w:r>
+      <w:r>
+        <w:rPr>
+          <w:rFonts w:hint="eastAsia"/>
+        </w:rPr>
+        <w:t xml:space="preserve"> session </w:t>
+      </w:r>
+      <w:r>
+        <w:rPr>
+          <w:rFonts w:hint="eastAsia"/>
+        </w:rPr>
+        <w:t>的存取清單（誰、何時、對哪個檔案、以何種</w:t>
+      </w:r>
+      <w:r>
+        <w:rPr>
+          <w:rFonts w:hint="eastAsia"/>
+        </w:rPr>
+        <w:t xml:space="preserve"> model </w:t>
+      </w:r>
+      <w:r>
+        <w:rPr>
+          <w:rFonts w:hint="eastAsia"/>
+        </w:rPr>
+        <w:t>產生輸出），以支援審計要求。</w:t>
+      </w:r>
+      <w:r>
+        <w:t>---</w:t>
+      </w:r>
+      <w:r>
+        <w:rPr>
+          <w:rFonts w:hint="eastAsia"/>
+        </w:rPr>
+        <w:t xml:space="preserve">## </w:t>
+      </w:r>
+      <w:r>
+        <w:rPr>
+          <w:rFonts w:hint="eastAsia"/>
+        </w:rPr>
+        <w:t>技術深潛：訊息協定與整合模式（要點）</w:t>
+      </w:r>
+      <w:r>
+        <w:rPr>
+          <w:rFonts w:hint="eastAsia"/>
+        </w:rPr>
+        <w:t xml:space="preserve">- </w:t>
+      </w:r>
+      <w:r>
+        <w:rPr>
+          <w:rFonts w:hint="eastAsia"/>
+        </w:rPr>
+        <w:t>最小訊息合約（示意）：</w:t>
+      </w:r>
+      <w:r>
+        <w:rPr>
+          <w:rFonts w:hint="eastAsia"/>
+        </w:rPr>
+        <w:t xml:space="preserve">{ type, </w:t>
+      </w:r>
+      <w:proofErr w:type="spellStart"/>
+      <w:r>
+        <w:rPr>
+          <w:rFonts w:hint="eastAsia"/>
+        </w:rPr>
+        <w:t>sess</w:t>
+      </w:r>
+      <w:r>
+        <w:t>ionId</w:t>
+      </w:r>
+      <w:proofErr w:type="spellEnd"/>
+      <w:r>
+        <w:t>, seq, payload, meta</w:t>
+      </w:r>
+      <w:r>
+        <w:rPr>
+          <w:rFonts w:hint="eastAsia"/>
+        </w:rPr>
+        <w:t>data, signature? }</w:t>
+      </w:r>
+      <w:r>
+        <w:rPr>
+          <w:rFonts w:hint="eastAsia"/>
+        </w:rPr>
+        <w:t>。建議採用</w:t>
+      </w:r>
+      <w:r>
+        <w:rPr>
+          <w:rFonts w:hint="eastAsia"/>
+        </w:rPr>
+        <w:t xml:space="preserve"> JSON-LD </w:t>
+      </w:r>
+      <w:r>
+        <w:rPr>
+          <w:rFonts w:hint="eastAsia"/>
+        </w:rPr>
+        <w:t>或</w:t>
+      </w:r>
+      <w:r>
+        <w:rPr>
+          <w:rFonts w:hint="eastAsia"/>
+        </w:rPr>
+        <w:t xml:space="preserve"> </w:t>
+      </w:r>
+      <w:proofErr w:type="spellStart"/>
+      <w:r>
+        <w:rPr>
+          <w:rFonts w:hint="eastAsia"/>
+        </w:rPr>
+        <w:t>Protobuf</w:t>
+      </w:r>
+      <w:proofErr w:type="spellEnd"/>
+      <w:r>
+        <w:rPr>
+          <w:rFonts w:hint="eastAsia"/>
+        </w:rPr>
+        <w:t xml:space="preserve"> </w:t>
+      </w:r>
+      <w:r>
+        <w:rPr>
+          <w:rFonts w:hint="eastAsia"/>
+        </w:rPr>
+        <w:t>以利可驗證性與效能。</w:t>
+      </w:r>
+      <w:r>
+        <w:rPr>
+          <w:rFonts w:hint="eastAsia"/>
+        </w:rPr>
+        <w:t xml:space="preserve">  - Tool Calling </w:t>
+      </w:r>
+      <w:r>
+        <w:rPr>
+          <w:rFonts w:hint="eastAsia"/>
+        </w:rPr>
+        <w:t>模式：</w:t>
+      </w:r>
+      <w:r>
+        <w:rPr>
+          <w:rFonts w:hint="eastAsia"/>
+        </w:rPr>
+        <w:t xml:space="preserve">Agent </w:t>
+      </w:r>
+      <w:r>
+        <w:rPr>
+          <w:rFonts w:hint="eastAsia"/>
+        </w:rPr>
+        <w:t>發出</w:t>
+      </w:r>
+      <w:r>
+        <w:rPr>
+          <w:rFonts w:hint="eastAsia"/>
+        </w:rPr>
+        <w:t xml:space="preserve"> </w:t>
+      </w:r>
+      <w:proofErr w:type="spellStart"/>
+      <w:r>
+        <w:rPr>
+          <w:rFonts w:hint="eastAsia"/>
+        </w:rPr>
+        <w:t>ToolCallRequest</w:t>
+      </w:r>
+      <w:proofErr w:type="spellEnd"/>
+      <w:r>
+        <w:rPr>
+          <w:rFonts w:hint="eastAsia"/>
+        </w:rPr>
+        <w:t xml:space="preserve"> </w:t>
+      </w:r>
+      <w:r>
+        <w:rPr>
+          <w:rFonts w:hint="eastAsia"/>
+        </w:rPr>
+        <w:t>時，</w:t>
+      </w:r>
+      <w:r>
+        <w:rPr>
+          <w:rFonts w:hint="eastAsia"/>
+        </w:rPr>
+        <w:t xml:space="preserve">SDK/IDE </w:t>
+      </w:r>
+      <w:r>
+        <w:rPr>
+          <w:rFonts w:hint="eastAsia"/>
+        </w:rPr>
+        <w:t>應以</w:t>
+      </w:r>
+      <w:r>
+        <w:rPr>
+          <w:rFonts w:hint="eastAsia"/>
+        </w:rPr>
+        <w:t xml:space="preserve"> policy engine </w:t>
+      </w:r>
+      <w:r>
+        <w:rPr>
+          <w:rFonts w:hint="eastAsia"/>
+        </w:rPr>
+        <w:t>驗證其合法性（例如：是否允許存取該檔案、是否允許執行該工具），並在使用者同意或自動</w:t>
+      </w:r>
+      <w:r>
+        <w:rPr>
+          <w:rFonts w:hint="eastAsia"/>
+        </w:rPr>
+        <w:lastRenderedPageBreak/>
+        <w:t>化規則下授權執行。</w:t>
+      </w:r>
+      <w:r>
+        <w:rPr>
+          <w:rFonts w:hint="eastAsia"/>
+        </w:rPr>
+        <w:t xml:space="preserve">  - Traceability</w:t>
+      </w:r>
+      <w:r>
+        <w:rPr>
+          <w:rFonts w:hint="eastAsia"/>
+        </w:rPr>
+        <w:t>：採用分散式追蹤（</w:t>
+      </w:r>
+      <w:proofErr w:type="spellStart"/>
+      <w:r>
+        <w:rPr>
+          <w:rFonts w:hint="eastAsia"/>
+        </w:rPr>
+        <w:t>traceId</w:t>
+      </w:r>
+      <w:proofErr w:type="spellEnd"/>
+      <w:r>
+        <w:rPr>
+          <w:rFonts w:hint="eastAsia"/>
+        </w:rPr>
+        <w:t>/span</w:t>
+      </w:r>
+      <w:r>
+        <w:rPr>
+          <w:rFonts w:hint="eastAsia"/>
+        </w:rPr>
+        <w:t>）與結合稽核日誌，便於安全事件分析與模型行為解釋。</w:t>
+      </w:r>
+      <w:r>
+        <w:rPr>
+          <w:rFonts w:hint="eastAsia"/>
+        </w:rPr>
+        <w:t xml:space="preserve">  - Error handling</w:t>
+      </w:r>
+      <w:r>
+        <w:rPr>
+          <w:rFonts w:hint="eastAsia"/>
+        </w:rPr>
+        <w:t>：設計重試、回退（</w:t>
+      </w:r>
+      <w:r>
+        <w:t>fallback to smaller model</w:t>
+      </w:r>
+      <w:r>
+        <w:rPr>
+          <w:rFonts w:hint="eastAsia"/>
+        </w:rPr>
+        <w:t xml:space="preserve"> / local heuristic</w:t>
+      </w:r>
+      <w:r>
+        <w:rPr>
+          <w:rFonts w:hint="eastAsia"/>
+        </w:rPr>
+        <w:t>）與清楚的錯誤分類（</w:t>
+      </w:r>
+      <w:r>
+        <w:rPr>
+          <w:rFonts w:hint="eastAsia"/>
+        </w:rPr>
+        <w:t>transient</w:t>
+      </w:r>
+      <w:r>
+        <w:rPr>
+          <w:rFonts w:hint="eastAsia"/>
+        </w:rPr>
+        <w:t>、</w:t>
+      </w:r>
+      <w:r>
+        <w:rPr>
+          <w:rFonts w:hint="eastAsia"/>
+        </w:rPr>
+        <w:t>permanent</w:t>
+      </w:r>
+      <w:r>
+        <w:rPr>
+          <w:rFonts w:hint="eastAsia"/>
+        </w:rPr>
+        <w:t>、</w:t>
+      </w:r>
+      <w:r>
+        <w:rPr>
+          <w:rFonts w:hint="eastAsia"/>
+        </w:rPr>
+        <w:t>policy-violation</w:t>
+      </w:r>
+      <w:r>
+        <w:rPr>
+          <w:rFonts w:hint="eastAsia"/>
+        </w:rPr>
+        <w:t>）。</w:t>
+      </w:r>
+      <w:r>
+        <w:t>---</w:t>
+      </w:r>
+      <w:r>
+        <w:rPr>
+          <w:rFonts w:hint="eastAsia"/>
+        </w:rPr>
+        <w:t xml:space="preserve">## </w:t>
+      </w:r>
+      <w:r>
+        <w:rPr>
+          <w:rFonts w:hint="eastAsia"/>
+        </w:rPr>
+        <w:t>運維與觀測（</w:t>
+      </w:r>
+      <w:r>
+        <w:rPr>
+          <w:rFonts w:hint="eastAsia"/>
+        </w:rPr>
+        <w:t>Operationalization</w:t>
+      </w:r>
+      <w:r>
+        <w:rPr>
+          <w:rFonts w:hint="eastAsia"/>
+        </w:rPr>
+        <w:t>）</w:t>
+      </w:r>
+      <w:r>
+        <w:rPr>
+          <w:rFonts w:hint="eastAsia"/>
+        </w:rPr>
+        <w:t xml:space="preserve">- </w:t>
+      </w:r>
+      <w:r>
+        <w:rPr>
+          <w:rFonts w:hint="eastAsia"/>
+        </w:rPr>
+        <w:t>指標（</w:t>
+      </w:r>
+      <w:r>
+        <w:rPr>
+          <w:rFonts w:hint="eastAsia"/>
+        </w:rPr>
+        <w:t>KPIs</w:t>
+      </w:r>
+      <w:r>
+        <w:rPr>
+          <w:rFonts w:hint="eastAsia"/>
+        </w:rPr>
+        <w:t>）：平均響應延遲（</w:t>
+      </w:r>
+      <w:r>
+        <w:rPr>
+          <w:rFonts w:hint="eastAsia"/>
+        </w:rPr>
+        <w:t>p95</w:t>
+      </w:r>
+      <w:r>
+        <w:rPr>
+          <w:rFonts w:hint="eastAsia"/>
+        </w:rPr>
+        <w:t>）、每</w:t>
+      </w:r>
+      <w:r>
+        <w:rPr>
+          <w:rFonts w:hint="eastAsia"/>
+        </w:rPr>
+        <w:t xml:space="preserve"> Session Token Rate</w:t>
+      </w:r>
+      <w:r>
+        <w:rPr>
+          <w:rFonts w:hint="eastAsia"/>
+        </w:rPr>
+        <w:t>、</w:t>
+      </w:r>
+      <w:proofErr w:type="spellStart"/>
+      <w:r>
+        <w:rPr>
+          <w:rFonts w:hint="eastAsia"/>
+        </w:rPr>
+        <w:t>ToolCall</w:t>
+      </w:r>
+      <w:proofErr w:type="spellEnd"/>
+      <w:r>
+        <w:rPr>
+          <w:rFonts w:hint="eastAsia"/>
+        </w:rPr>
+        <w:t xml:space="preserve"> </w:t>
+      </w:r>
+      <w:r>
+        <w:rPr>
+          <w:rFonts w:hint="eastAsia"/>
+        </w:rPr>
+        <w:t>成功率、</w:t>
+      </w:r>
+      <w:r>
+        <w:rPr>
+          <w:rFonts w:hint="eastAsia"/>
+        </w:rPr>
+        <w:t>Agent Crash Rate</w:t>
+      </w:r>
+      <w:r>
+        <w:rPr>
+          <w:rFonts w:hint="eastAsia"/>
+        </w:rPr>
+        <w:t>、成本</w:t>
+      </w:r>
+      <w:r>
+        <w:rPr>
+          <w:rFonts w:hint="eastAsia"/>
+        </w:rPr>
+        <w:t xml:space="preserve"> per inference</w:t>
+      </w:r>
+      <w:r>
+        <w:rPr>
+          <w:rFonts w:hint="eastAsia"/>
+        </w:rPr>
+        <w:t>。</w:t>
+      </w:r>
+      <w:r>
+        <w:rPr>
+          <w:rFonts w:hint="eastAsia"/>
+        </w:rPr>
+        <w:t xml:space="preserve">  - </w:t>
+      </w:r>
+      <w:r>
+        <w:rPr>
+          <w:rFonts w:hint="eastAsia"/>
+        </w:rPr>
+        <w:t>日誌與監控：</w:t>
+      </w:r>
+      <w:r>
+        <w:rPr>
+          <w:rFonts w:hint="eastAsia"/>
+        </w:rPr>
+        <w:t>Log aggregation</w:t>
+      </w:r>
+      <w:r>
+        <w:rPr>
+          <w:rFonts w:hint="eastAsia"/>
+        </w:rPr>
+        <w:t>（含敏感資料遮罩）、</w:t>
+      </w:r>
+      <w:r>
+        <w:rPr>
+          <w:rFonts w:hint="eastAsia"/>
+        </w:rPr>
+        <w:t>metric exporter</w:t>
+      </w:r>
+      <w:r>
+        <w:rPr>
+          <w:rFonts w:hint="eastAsia"/>
+        </w:rPr>
+        <w:t>（</w:t>
+      </w:r>
+      <w:r>
+        <w:rPr>
+          <w:rFonts w:hint="eastAsia"/>
+        </w:rPr>
+        <w:t>Prometheus</w:t>
+      </w:r>
+      <w:r>
+        <w:rPr>
+          <w:rFonts w:hint="eastAsia"/>
+        </w:rPr>
+        <w:t>）、</w:t>
+      </w:r>
+      <w:r>
+        <w:rPr>
+          <w:rFonts w:hint="eastAsia"/>
+        </w:rPr>
+        <w:t>alerting</w:t>
+      </w:r>
+      <w:r>
+        <w:rPr>
+          <w:rFonts w:hint="eastAsia"/>
+        </w:rPr>
+        <w:t>（</w:t>
+      </w:r>
+      <w:r>
+        <w:rPr>
+          <w:rFonts w:hint="eastAsia"/>
+        </w:rPr>
+        <w:t>ephemeral failures</w:t>
+      </w:r>
+      <w:r>
+        <w:rPr>
+          <w:rFonts w:hint="eastAsia"/>
+        </w:rPr>
+        <w:t>、</w:t>
+      </w:r>
+      <w:r>
+        <w:rPr>
+          <w:rFonts w:hint="eastAsia"/>
+        </w:rPr>
+        <w:t>policy breaches</w:t>
+      </w:r>
+      <w:r>
+        <w:rPr>
+          <w:rFonts w:hint="eastAsia"/>
+        </w:rPr>
+        <w:t>）。</w:t>
+      </w:r>
+      <w:r>
+        <w:rPr>
+          <w:rFonts w:hint="eastAsia"/>
+        </w:rPr>
+        <w:t xml:space="preserve">  - </w:t>
+      </w:r>
+      <w:r>
+        <w:rPr>
+          <w:rFonts w:hint="eastAsia"/>
+        </w:rPr>
+        <w:t>安全運維：定期金鑰輪替、漏洞掃描（</w:t>
+      </w:r>
+      <w:r>
+        <w:rPr>
+          <w:rFonts w:hint="eastAsia"/>
+        </w:rPr>
+        <w:t>Agent CLI</w:t>
+      </w:r>
+      <w:r>
+        <w:rPr>
+          <w:rFonts w:hint="eastAsia"/>
+        </w:rPr>
+        <w:t>）、供應鏈檢查（第三方</w:t>
+      </w:r>
+      <w:r>
+        <w:rPr>
+          <w:rFonts w:hint="eastAsia"/>
+        </w:rPr>
+        <w:t xml:space="preserve"> CLI</w:t>
+      </w:r>
+      <w:r>
+        <w:rPr>
+          <w:rFonts w:hint="eastAsia"/>
+        </w:rPr>
+        <w:t>）、封包檢查（如必要）。</w:t>
+      </w:r>
+      <w:r>
+        <w:t>---</w:t>
+      </w:r>
+      <w:r>
+        <w:rPr>
+          <w:rFonts w:hint="eastAsia"/>
+        </w:rPr>
+        <w:t xml:space="preserve">## </w:t>
+      </w:r>
+      <w:r>
+        <w:rPr>
+          <w:rFonts w:hint="eastAsia"/>
+        </w:rPr>
+        <w:t>商務價值（</w:t>
+      </w:r>
+      <w:r>
+        <w:rPr>
+          <w:rFonts w:hint="eastAsia"/>
+        </w:rPr>
+        <w:t>ROI</w:t>
+      </w:r>
+      <w:r>
+        <w:rPr>
+          <w:rFonts w:hint="eastAsia"/>
+        </w:rPr>
+        <w:t>）與風險評估</w:t>
+      </w:r>
+      <w:r>
+        <w:rPr>
+          <w:rFonts w:hint="eastAsia"/>
+        </w:rPr>
+        <w:t xml:space="preserve">- </w:t>
+      </w:r>
+      <w:r>
+        <w:rPr>
+          <w:rFonts w:hint="eastAsia"/>
+        </w:rPr>
+        <w:t>直接效益：開發者生產力提升（代碼完成率、單位時間交付更多功能）、維運自動化（自動化</w:t>
+      </w:r>
+      <w:r>
+        <w:rPr>
+          <w:rFonts w:hint="eastAsia"/>
+        </w:rPr>
+        <w:t xml:space="preserve"> PR </w:t>
+      </w:r>
+      <w:r>
+        <w:rPr>
+          <w:rFonts w:hint="eastAsia"/>
+        </w:rPr>
+        <w:t>生成、重構建議）。</w:t>
+      </w:r>
+      <w:r>
+        <w:rPr>
+          <w:rFonts w:hint="eastAsia"/>
+        </w:rPr>
+        <w:t xml:space="preserve">  - </w:t>
+      </w:r>
+      <w:r>
+        <w:rPr>
+          <w:rFonts w:hint="eastAsia"/>
+        </w:rPr>
+        <w:t>間接效益：供應商多元化降低風險；可按需切換模型以掌控成本與功能。</w:t>
+      </w:r>
+      <w:r>
+        <w:rPr>
+          <w:rFonts w:hint="eastAsia"/>
+        </w:rPr>
+        <w:t xml:space="preserve">  - </w:t>
+      </w:r>
+      <w:r>
+        <w:rPr>
+          <w:rFonts w:hint="eastAsia"/>
+        </w:rPr>
+        <w:t>風險與對策：資料外流</w:t>
+      </w:r>
+      <w:r>
+        <w:rPr>
+          <w:rFonts w:hint="eastAsia"/>
+        </w:rPr>
+        <w:t xml:space="preserve"> </w:t>
+      </w:r>
+      <w:r>
+        <w:rPr>
+          <w:rFonts w:hint="eastAsia"/>
+        </w:rPr>
+        <w:t>→</w:t>
+      </w:r>
+      <w:r>
+        <w:rPr>
+          <w:rFonts w:hint="eastAsia"/>
+        </w:rPr>
+        <w:t xml:space="preserve"> BYOK + VPC-only </w:t>
+      </w:r>
+      <w:r>
+        <w:rPr>
+          <w:rFonts w:hint="eastAsia"/>
+        </w:rPr>
+        <w:t>部署；模型偏差</w:t>
+      </w:r>
+      <w:r>
+        <w:rPr>
+          <w:rFonts w:hint="eastAsia"/>
+        </w:rPr>
+        <w:t xml:space="preserve"> </w:t>
+      </w:r>
+      <w:r>
+        <w:rPr>
+          <w:rFonts w:hint="eastAsia"/>
+        </w:rPr>
+        <w:t>→</w:t>
+      </w:r>
+      <w:r>
+        <w:rPr>
+          <w:rFonts w:hint="eastAsia"/>
+        </w:rPr>
+        <w:t xml:space="preserve"> </w:t>
+      </w:r>
+      <w:r>
+        <w:rPr>
+          <w:rFonts w:hint="eastAsia"/>
+        </w:rPr>
+        <w:t>人機協作流程與審查閾值；成本失控</w:t>
+      </w:r>
+      <w:r>
+        <w:rPr>
+          <w:rFonts w:hint="eastAsia"/>
+        </w:rPr>
+        <w:t xml:space="preserve"> </w:t>
+      </w:r>
+      <w:r>
+        <w:rPr>
+          <w:rFonts w:hint="eastAsia"/>
+        </w:rPr>
+        <w:t>→</w:t>
+      </w:r>
+      <w:r>
+        <w:rPr>
+          <w:rFonts w:hint="eastAsia"/>
+        </w:rPr>
+        <w:t xml:space="preserve"> </w:t>
+      </w:r>
+      <w:r>
+        <w:rPr>
+          <w:rFonts w:hint="eastAsia"/>
+        </w:rPr>
+        <w:t>路由</w:t>
+      </w:r>
+      <w:r>
+        <w:rPr>
+          <w:rFonts w:hint="eastAsia"/>
+        </w:rPr>
+        <w:t>/</w:t>
+      </w:r>
+      <w:r>
+        <w:rPr>
+          <w:rFonts w:hint="eastAsia"/>
+        </w:rPr>
+        <w:t>配額與儀表板。</w:t>
+      </w:r>
+      <w:r>
+        <w:t>---</w:t>
+      </w:r>
+      <w:r>
+        <w:rPr>
+          <w:rFonts w:hint="eastAsia"/>
+        </w:rPr>
+        <w:t>## PoC</w:t>
+      </w:r>
+      <w:r>
+        <w:rPr>
+          <w:rFonts w:hint="eastAsia"/>
+        </w:rPr>
+        <w:t>（概念驗證）建議路徑：三階段</w:t>
+      </w:r>
+      <w:r>
+        <w:rPr>
+          <w:rFonts w:hint="eastAsia"/>
+        </w:rPr>
+        <w:t xml:space="preserve">1. </w:t>
+      </w:r>
+      <w:r>
+        <w:rPr>
+          <w:rFonts w:hint="eastAsia"/>
+        </w:rPr>
+        <w:t>啟動準備（</w:t>
+      </w:r>
+      <w:r>
+        <w:rPr>
+          <w:rFonts w:hint="eastAsia"/>
+        </w:rPr>
+        <w:t>2</w:t>
+      </w:r>
+      <w:r>
+        <w:rPr>
+          <w:rFonts w:hint="eastAsia"/>
+        </w:rPr>
+        <w:t>–</w:t>
+      </w:r>
+      <w:r>
+        <w:rPr>
+          <w:rFonts w:hint="eastAsia"/>
+        </w:rPr>
+        <w:t xml:space="preserve">4 </w:t>
+      </w:r>
+      <w:r>
+        <w:rPr>
+          <w:rFonts w:hint="eastAsia"/>
+        </w:rPr>
+        <w:t>週）</w:t>
+      </w:r>
+      <w:r>
+        <w:rPr>
+          <w:rFonts w:hint="eastAsia"/>
+        </w:rPr>
+        <w:t xml:space="preserve">     - </w:t>
+      </w:r>
+      <w:r>
+        <w:rPr>
+          <w:rFonts w:hint="eastAsia"/>
+        </w:rPr>
+        <w:t>確認合規需求、選定測試專案、準備數據樣本、設計成功指標（如開發時間降低</w:t>
+      </w:r>
+      <w:r>
+        <w:rPr>
+          <w:rFonts w:hint="eastAsia"/>
+        </w:rPr>
+        <w:t xml:space="preserve"> X%</w:t>
+      </w:r>
+      <w:r>
+        <w:rPr>
+          <w:rFonts w:hint="eastAsia"/>
+        </w:rPr>
+        <w:t>）。</w:t>
+      </w:r>
+      <w:r>
+        <w:rPr>
+          <w:rFonts w:hint="eastAsia"/>
+        </w:rPr>
+        <w:t xml:space="preserve">  2. </w:t>
+      </w:r>
+      <w:r>
+        <w:rPr>
+          <w:rFonts w:hint="eastAsia"/>
+        </w:rPr>
+        <w:t>技術整合（</w:t>
+      </w:r>
+      <w:r>
+        <w:rPr>
+          <w:rFonts w:hint="eastAsia"/>
+        </w:rPr>
+        <w:t>4</w:t>
+      </w:r>
+      <w:r>
+        <w:rPr>
+          <w:rFonts w:hint="eastAsia"/>
+        </w:rPr>
+        <w:t>–</w:t>
+      </w:r>
+      <w:r>
+        <w:rPr>
+          <w:rFonts w:hint="eastAsia"/>
+        </w:rPr>
+        <w:t xml:space="preserve">8 </w:t>
+      </w:r>
+      <w:r>
+        <w:rPr>
+          <w:rFonts w:hint="eastAsia"/>
+        </w:rPr>
+        <w:t>週）</w:t>
+      </w:r>
+      <w:r>
+        <w:rPr>
+          <w:rFonts w:hint="eastAsia"/>
+        </w:rPr>
+        <w:t xml:space="preserve">     - </w:t>
+      </w:r>
+      <w:r>
+        <w:rPr>
+          <w:rFonts w:hint="eastAsia"/>
+        </w:rPr>
+        <w:t>部署一個</w:t>
+      </w:r>
+      <w:r>
+        <w:rPr>
+          <w:rFonts w:hint="eastAsia"/>
+        </w:rPr>
+        <w:t xml:space="preserve"> ACP Agent</w:t>
+      </w:r>
+      <w:r>
+        <w:rPr>
+          <w:rFonts w:hint="eastAsia"/>
+        </w:rPr>
+        <w:t>（可用現成</w:t>
+      </w:r>
+      <w:r>
+        <w:rPr>
+          <w:rFonts w:hint="eastAsia"/>
+        </w:rPr>
+        <w:t xml:space="preserve"> Copilot CLI </w:t>
+      </w:r>
+      <w:r>
+        <w:rPr>
+          <w:rFonts w:hint="eastAsia"/>
+        </w:rPr>
+        <w:t>或</w:t>
+      </w:r>
+      <w:r>
+        <w:rPr>
+          <w:rFonts w:hint="eastAsia"/>
+        </w:rPr>
+        <w:t xml:space="preserve"> Gemini CLI</w:t>
+      </w:r>
+      <w:r>
+        <w:rPr>
+          <w:rFonts w:hint="eastAsia"/>
+        </w:rPr>
+        <w:t>），在隔離環境測試</w:t>
+      </w:r>
+      <w:r>
+        <w:rPr>
+          <w:rFonts w:hint="eastAsia"/>
+        </w:rPr>
+        <w:t xml:space="preserve"> session lifecycle</w:t>
+      </w:r>
+      <w:r>
+        <w:rPr>
+          <w:rFonts w:hint="eastAsia"/>
+        </w:rPr>
+        <w:t>、</w:t>
+      </w:r>
+      <w:r>
+        <w:rPr>
+          <w:rFonts w:hint="eastAsia"/>
+        </w:rPr>
+        <w:t>streaming</w:t>
+      </w:r>
+      <w:r>
+        <w:rPr>
+          <w:rFonts w:hint="eastAsia"/>
+        </w:rPr>
+        <w:t>、</w:t>
+      </w:r>
+      <w:r>
+        <w:rPr>
+          <w:rFonts w:hint="eastAsia"/>
+        </w:rPr>
+        <w:t>tool-calls</w:t>
+      </w:r>
+      <w:r>
+        <w:rPr>
+          <w:rFonts w:hint="eastAsia"/>
+        </w:rPr>
+        <w:t>。</w:t>
+      </w:r>
+      <w:r>
+        <w:rPr>
+          <w:rFonts w:hint="eastAsia"/>
+        </w:rPr>
+        <w:t xml:space="preserve">     - </w:t>
+      </w:r>
+      <w:r>
+        <w:rPr>
+          <w:rFonts w:hint="eastAsia"/>
+        </w:rPr>
+        <w:t>實施最小治理：</w:t>
+      </w:r>
+      <w:r>
+        <w:rPr>
+          <w:rFonts w:hint="eastAsia"/>
+        </w:rPr>
+        <w:t>BYOK</w:t>
+      </w:r>
+      <w:r>
+        <w:rPr>
+          <w:rFonts w:hint="eastAsia"/>
+        </w:rPr>
+        <w:t>、審計日誌、</w:t>
+      </w:r>
+      <w:r>
+        <w:rPr>
+          <w:rFonts w:hint="eastAsia"/>
+        </w:rPr>
+        <w:t>basic policy engine</w:t>
+      </w:r>
+      <w:r>
+        <w:rPr>
+          <w:rFonts w:hint="eastAsia"/>
+        </w:rPr>
+        <w:t>。</w:t>
+      </w:r>
+      <w:r>
+        <w:rPr>
+          <w:rFonts w:hint="eastAsia"/>
+        </w:rPr>
+        <w:t xml:space="preserve">  3. </w:t>
+      </w:r>
+      <w:r>
+        <w:rPr>
+          <w:rFonts w:hint="eastAsia"/>
+        </w:rPr>
+        <w:t>評估與擴展（</w:t>
+      </w:r>
+      <w:r>
+        <w:rPr>
+          <w:rFonts w:hint="eastAsia"/>
+        </w:rPr>
+        <w:t>2</w:t>
+      </w:r>
+      <w:r>
+        <w:rPr>
+          <w:rFonts w:hint="eastAsia"/>
+        </w:rPr>
+        <w:t>–</w:t>
+      </w:r>
+      <w:r>
+        <w:rPr>
+          <w:rFonts w:hint="eastAsia"/>
+        </w:rPr>
+        <w:t xml:space="preserve">4 </w:t>
+      </w:r>
+      <w:r>
+        <w:rPr>
+          <w:rFonts w:hint="eastAsia"/>
+        </w:rPr>
+        <w:t>週）</w:t>
+      </w:r>
+      <w:r>
+        <w:rPr>
+          <w:rFonts w:hint="eastAsia"/>
+        </w:rPr>
+        <w:t xml:space="preserve">     - </w:t>
+      </w:r>
+      <w:r>
+        <w:rPr>
+          <w:rFonts w:hint="eastAsia"/>
+        </w:rPr>
+        <w:t>蒐集</w:t>
+      </w:r>
+      <w:r>
+        <w:rPr>
+          <w:rFonts w:hint="eastAsia"/>
+        </w:rPr>
+        <w:t xml:space="preserve"> KPI</w:t>
+      </w:r>
+      <w:r>
+        <w:rPr>
+          <w:rFonts w:hint="eastAsia"/>
+        </w:rPr>
+        <w:t>、開發者回饋、成本數據；修正安全</w:t>
+      </w:r>
+      <w:r>
+        <w:rPr>
+          <w:rFonts w:hint="eastAsia"/>
+        </w:rPr>
+        <w:t xml:space="preserve">/UX </w:t>
+      </w:r>
+      <w:r>
+        <w:rPr>
+          <w:rFonts w:hint="eastAsia"/>
+        </w:rPr>
+        <w:t>問題，決定是否推向更多專案或全公司採用。</w:t>
+      </w:r>
+      <w:r>
+        <w:rPr>
+          <w:rFonts w:hint="eastAsia"/>
+        </w:rPr>
+        <w:t xml:space="preserve">  </w:t>
+      </w:r>
+      <w:r>
+        <w:rPr>
+          <w:rFonts w:hint="eastAsia"/>
+        </w:rPr>
+        <w:t>成功指標示例：</w:t>
+      </w:r>
+      <w:r>
+        <w:rPr>
+          <w:rFonts w:hint="eastAsia"/>
+        </w:rPr>
+        <w:t xml:space="preserve">p95 </w:t>
+      </w:r>
+      <w:r>
+        <w:rPr>
+          <w:rFonts w:hint="eastAsia"/>
+        </w:rPr>
+        <w:t>回應</w:t>
+      </w:r>
+      <w:r>
+        <w:rPr>
+          <w:rFonts w:hint="eastAsia"/>
+        </w:rPr>
+        <w:t xml:space="preserve">  99%</w:t>
+      </w:r>
+      <w:r>
+        <w:rPr>
+          <w:rFonts w:hint="eastAsia"/>
+        </w:rPr>
+        <w:t>、開發者滿意度提升</w:t>
+      </w:r>
+      <w:r>
+        <w:t xml:space="preserve"> ≥ 20%</w:t>
+      </w:r>
+      <w:r>
+        <w:rPr>
+          <w:rFonts w:hint="eastAsia"/>
+        </w:rPr>
+        <w:t>。</w:t>
+      </w:r>
+      <w:r>
+        <w:t>---</w:t>
+      </w:r>
+      <w:r>
+        <w:rPr>
+          <w:rFonts w:hint="eastAsia"/>
+        </w:rPr>
+        <w:t xml:space="preserve">## </w:t>
+      </w:r>
+      <w:r>
+        <w:rPr>
+          <w:rFonts w:hint="eastAsia"/>
+        </w:rPr>
+        <w:t>風險緩解與最佳實務摘要（</w:t>
+      </w:r>
+      <w:r>
+        <w:rPr>
+          <w:rFonts w:hint="eastAsia"/>
+        </w:rPr>
+        <w:t>Checklist</w:t>
+      </w:r>
+      <w:r>
+        <w:rPr>
+          <w:rFonts w:hint="eastAsia"/>
+        </w:rPr>
+        <w:t>）</w:t>
+      </w:r>
+      <w:r>
+        <w:rPr>
+          <w:rFonts w:hint="eastAsia"/>
+        </w:rPr>
+        <w:t xml:space="preserve">- </w:t>
+      </w:r>
+      <w:r>
+        <w:rPr>
+          <w:rFonts w:hint="eastAsia"/>
+        </w:rPr>
+        <w:t>為</w:t>
+      </w:r>
+      <w:r>
+        <w:rPr>
+          <w:rFonts w:hint="eastAsia"/>
+        </w:rPr>
+        <w:t xml:space="preserve"> Agent CLI </w:t>
+      </w:r>
+      <w:r>
+        <w:rPr>
+          <w:rFonts w:hint="eastAsia"/>
+        </w:rPr>
+        <w:t>與</w:t>
+      </w:r>
+      <w:r>
+        <w:rPr>
+          <w:rFonts w:hint="eastAsia"/>
+        </w:rPr>
+        <w:t xml:space="preserve"> SDK </w:t>
+      </w:r>
+      <w:r>
+        <w:rPr>
+          <w:rFonts w:hint="eastAsia"/>
+        </w:rPr>
+        <w:t>版本建立簽章驗證機制。</w:t>
+      </w:r>
+      <w:r>
+        <w:rPr>
+          <w:rFonts w:hint="eastAsia"/>
+        </w:rPr>
+        <w:t xml:space="preserve">  - </w:t>
+      </w:r>
+      <w:r>
+        <w:rPr>
+          <w:rFonts w:hint="eastAsia"/>
+        </w:rPr>
+        <w:t>在</w:t>
+      </w:r>
+      <w:r>
+        <w:rPr>
+          <w:rFonts w:hint="eastAsia"/>
+        </w:rPr>
+        <w:t xml:space="preserve"> UI </w:t>
+      </w:r>
+      <w:r>
+        <w:rPr>
+          <w:rFonts w:hint="eastAsia"/>
+        </w:rPr>
+        <w:t>層加入使用者同意（</w:t>
+      </w:r>
+      <w:r>
+        <w:rPr>
+          <w:rFonts w:hint="eastAsia"/>
+        </w:rPr>
+        <w:t>consent</w:t>
+      </w:r>
+      <w:r>
+        <w:rPr>
+          <w:rFonts w:hint="eastAsia"/>
+        </w:rPr>
+        <w:t>）與可審核的</w:t>
+      </w:r>
+      <w:r>
+        <w:rPr>
+          <w:rFonts w:hint="eastAsia"/>
+        </w:rPr>
+        <w:t xml:space="preserve"> tool-call </w:t>
+      </w:r>
+      <w:r>
+        <w:rPr>
+          <w:rFonts w:hint="eastAsia"/>
+        </w:rPr>
+        <w:t>流程。</w:t>
+      </w:r>
+      <w:r>
+        <w:rPr>
+          <w:rFonts w:hint="eastAsia"/>
+        </w:rPr>
+        <w:t xml:space="preserve">  - </w:t>
+      </w:r>
+      <w:r>
+        <w:rPr>
+          <w:rFonts w:hint="eastAsia"/>
+        </w:rPr>
+        <w:t>設定</w:t>
+      </w:r>
+      <w:r>
+        <w:rPr>
+          <w:rFonts w:hint="eastAsia"/>
+        </w:rPr>
+        <w:t xml:space="preserve"> quotas</w:t>
+      </w:r>
+      <w:r>
+        <w:rPr>
+          <w:rFonts w:hint="eastAsia"/>
+        </w:rPr>
+        <w:t>、</w:t>
+      </w:r>
+      <w:r>
+        <w:rPr>
+          <w:rFonts w:hint="eastAsia"/>
+        </w:rPr>
+        <w:t xml:space="preserve">cost-alerts </w:t>
+      </w:r>
+      <w:r>
+        <w:rPr>
+          <w:rFonts w:hint="eastAsia"/>
+        </w:rPr>
+        <w:t>與自動化回退策略。</w:t>
+      </w:r>
+      <w:r>
+        <w:rPr>
+          <w:rFonts w:hint="eastAsia"/>
+        </w:rPr>
+        <w:t xml:space="preserve">  - </w:t>
+      </w:r>
+      <w:r>
+        <w:rPr>
+          <w:rFonts w:hint="eastAsia"/>
+        </w:rPr>
+        <w:t>規劃定期審計與紅隊測試（針對資料外流</w:t>
+      </w:r>
+      <w:r>
+        <w:rPr>
+          <w:rFonts w:hint="eastAsia"/>
+        </w:rPr>
+        <w:t xml:space="preserve"> scenario</w:t>
+      </w:r>
+      <w:r>
+        <w:rPr>
+          <w:rFonts w:hint="eastAsia"/>
+        </w:rPr>
+        <w:t>）。</w:t>
+      </w:r>
+      <w:r>
+        <w:rPr>
+          <w:rFonts w:hint="eastAsia"/>
+        </w:rPr>
+        <w:t xml:space="preserve">  - </w:t>
+      </w:r>
+      <w:r>
+        <w:rPr>
+          <w:rFonts w:hint="eastAsia"/>
+        </w:rPr>
+        <w:t>建立模型切換與</w:t>
+      </w:r>
+      <w:r>
+        <w:rPr>
+          <w:rFonts w:hint="eastAsia"/>
+        </w:rPr>
+        <w:t xml:space="preserve"> A/B </w:t>
+      </w:r>
+      <w:r>
+        <w:rPr>
+          <w:rFonts w:hint="eastAsia"/>
+        </w:rPr>
+        <w:t>測試流程，以評估異質模型對開發效能的實際影響。</w:t>
+      </w:r>
+      <w:r>
+        <w:t>---</w:t>
+      </w:r>
+      <w:r>
+        <w:rPr>
+          <w:rFonts w:hint="eastAsia"/>
+        </w:rPr>
+        <w:t xml:space="preserve">## </w:t>
+      </w:r>
+      <w:r>
+        <w:rPr>
+          <w:rFonts w:hint="eastAsia"/>
+        </w:rPr>
+        <w:t>結語與行動建議</w:t>
+      </w:r>
+      <w:r>
+        <w:rPr>
+          <w:rFonts w:hint="eastAsia"/>
+        </w:rPr>
+        <w:t xml:space="preserve">ACP </w:t>
+      </w:r>
+      <w:r>
+        <w:rPr>
+          <w:rFonts w:hint="eastAsia"/>
+        </w:rPr>
+        <w:t>為企業導入「代理化</w:t>
+      </w:r>
+      <w:r>
+        <w:rPr>
+          <w:rFonts w:hint="eastAsia"/>
+        </w:rPr>
+        <w:t xml:space="preserve"> AI</w:t>
+      </w:r>
+      <w:r>
+        <w:rPr>
+          <w:rFonts w:hint="eastAsia"/>
+        </w:rPr>
+        <w:t>」與保障資料主權提供了可操作的技術基底。建議以小範圍</w:t>
+      </w:r>
+      <w:r>
+        <w:rPr>
+          <w:rFonts w:hint="eastAsia"/>
+        </w:rPr>
+        <w:t xml:space="preserve"> PoC </w:t>
+      </w:r>
+      <w:r>
+        <w:rPr>
+          <w:rFonts w:hint="eastAsia"/>
+        </w:rPr>
+        <w:t>起步，優先驗證安全、可觀測性與開發者體驗三大面向；在滿足合規與效能後，以分階段擴展策略將</w:t>
+      </w:r>
+      <w:r>
+        <w:rPr>
+          <w:rFonts w:hint="eastAsia"/>
+        </w:rPr>
+        <w:t xml:space="preserve"> ACP </w:t>
+      </w:r>
+      <w:r>
+        <w:rPr>
+          <w:rFonts w:hint="eastAsia"/>
+        </w:rPr>
+        <w:t>納入企業標準工具鏈。長期來看，將</w:t>
+      </w:r>
+      <w:r>
+        <w:rPr>
+          <w:rFonts w:hint="eastAsia"/>
+        </w:rPr>
+        <w:t xml:space="preserve"> ACP </w:t>
+      </w:r>
+      <w:r>
+        <w:rPr>
+          <w:rFonts w:hint="eastAsia"/>
+        </w:rPr>
+        <w:t>作為標準化介面，可大幅降低模型替換成本，並把</w:t>
+      </w:r>
+      <w:r>
+        <w:rPr>
+          <w:rFonts w:hint="eastAsia"/>
+        </w:rPr>
+        <w:t xml:space="preserve"> AI </w:t>
+      </w:r>
+      <w:r>
+        <w:rPr>
+          <w:rFonts w:hint="eastAsia"/>
+        </w:rPr>
+        <w:t>能力內建為企業軟體工程流程的一部分，成為競爭優勢。</w:t>
+      </w:r>
+      <w:r>
+        <w:t>---</w:t>
+      </w:r>
+      <w:r>
+        <w:rPr>
+          <w:rFonts w:hint="eastAsia"/>
+        </w:rPr>
+        <w:t>附錄：簡短</w:t>
+      </w:r>
+      <w:r>
+        <w:rPr>
+          <w:rFonts w:hint="eastAsia"/>
+        </w:rPr>
+        <w:t xml:space="preserve"> PoC </w:t>
+      </w:r>
+      <w:r>
+        <w:rPr>
+          <w:rFonts w:hint="eastAsia"/>
+        </w:rPr>
+        <w:t>範例（示意性參數）</w:t>
+      </w:r>
+      <w:r>
+        <w:t xml:space="preserve">- </w:t>
+      </w:r>
+      <w:proofErr w:type="spellStart"/>
+      <w:r>
+        <w:t>client.createSession</w:t>
+      </w:r>
+      <w:proofErr w:type="spellEnd"/>
+      <w:r>
+        <w:t xml:space="preserve">({ </w:t>
+      </w:r>
+      <w:proofErr w:type="spellStart"/>
+      <w:r>
+        <w:t>cliPath</w:t>
+      </w:r>
+      <w:proofErr w:type="spellEnd"/>
+      <w:r>
+        <w:t>: "</w:t>
+      </w:r>
+      <w:proofErr w:type="spellStart"/>
+      <w:r>
+        <w:t>gemini</w:t>
+      </w:r>
+      <w:proofErr w:type="spellEnd"/>
+      <w:r>
+        <w:t xml:space="preserve">", </w:t>
+      </w:r>
+      <w:proofErr w:type="spellStart"/>
+      <w:r>
+        <w:t>cliArgs</w:t>
+      </w:r>
+      <w:proofErr w:type="spellEnd"/>
+      <w:r>
+        <w:t>: "--experimental-</w:t>
+      </w:r>
+      <w:proofErr w:type="spellStart"/>
+      <w:r>
+        <w:t>acp</w:t>
+      </w:r>
+      <w:proofErr w:type="spellEnd"/>
+      <w:r>
+        <w:t xml:space="preserve"> --port 17817", streaming: true, env: { BASE_URL: </w:t>
+      </w:r>
+      <w:r>
+        <w:lastRenderedPageBreak/>
+        <w:t>"https://internal-</w:t>
+      </w:r>
+      <w:proofErr w:type="spellStart"/>
+      <w:r>
+        <w:t>infer.example</w:t>
+      </w:r>
+      <w:proofErr w:type="spellEnd"/>
+      <w:r>
+        <w:t>", API_KEY_REF: "azure-</w:t>
+      </w:r>
+      <w:proofErr w:type="spellStart"/>
+      <w:r>
+        <w:t>kv</w:t>
+      </w:r>
+      <w:proofErr w:type="spellEnd"/>
+      <w:r>
+        <w:t>://copilot-key" } })</w:t>
+      </w:r>
+      <w:r>
+        <w:rPr>
+          <w:rFonts w:hint="eastAsia"/>
+        </w:rPr>
+        <w:t>（以上為示意，實作需依企業安全策略與官方</w:t>
+      </w:r>
+      <w:r>
+        <w:rPr>
+          <w:rFonts w:hint="eastAsia"/>
+        </w:rPr>
+        <w:t xml:space="preserve"> SDK </w:t>
+      </w:r>
+      <w:r>
+        <w:rPr>
+          <w:rFonts w:hint="eastAsia"/>
+        </w:rPr>
+        <w:t>規範調整）若需，後續可擬定針對您組織的專屬</w:t>
+      </w:r>
+      <w:r>
+        <w:rPr>
+          <w:rFonts w:hint="eastAsia"/>
+        </w:rPr>
+        <w:t xml:space="preserve"> PoC </w:t>
+      </w:r>
+      <w:r>
+        <w:rPr>
+          <w:rFonts w:hint="eastAsia"/>
+        </w:rPr>
+        <w:t>計畫（含時間表、測試資料、</w:t>
+      </w:r>
+      <w:r>
+        <w:rPr>
+          <w:rFonts w:hint="eastAsia"/>
+        </w:rPr>
+        <w:t xml:space="preserve">KPI </w:t>
+      </w:r>
+      <w:r>
+        <w:rPr>
+          <w:rFonts w:hint="eastAsia"/>
+        </w:rPr>
+        <w:t>與成本估算）。</w:t>
+      </w:r>
+    </w:p>
+    <w:p>
       <w:pPr>
         <w:pStyle w:val="1"/>
         <w:rPr>
@@ -22,7 +5506,7 @@
       <w:pPr>
         <w:pStyle w:val="2"/>
         <w:rPr>
-          <w:rFonts w:ascii="微軟正黑體" w:eastAsia="微軟正黑體" w:hAnsi="微軟正黑體" w:hint="eastAsia"/>
+          <w:rFonts w:ascii="微軟正黑體" w:eastAsia="微軟正黑體" w:hAnsi="微軟正黑體"/>
         </w:rPr>
       </w:pPr>
       <w:r>
@@ -36,7 +5520,7 @@
       <w:pPr>
         <w:pStyle w:val="Web"/>
         <w:rPr>
-          <w:rFonts w:ascii="微軟正黑體" w:eastAsia="微軟正黑體" w:hAnsi="微軟正黑體" w:hint="eastAsia"/>
+          <w:rFonts w:ascii="微軟正黑體" w:eastAsia="微軟正黑體" w:hAnsi="微軟正黑體"/>
           <w:sz w:val="22"/>
           <w:szCs w:val="22"/>
         </w:rPr>
@@ -53,19 +5537,19 @@
     <w:p>
       <w:pPr>
         <w:rPr>
-          <w:rFonts w:ascii="微軟正黑體" w:eastAsia="微軟正黑體" w:hAnsi="微軟正黑體" w:hint="eastAsia"/>
-          <w:sz w:val="22"/>
-          <w:szCs w:val="22"/>
-        </w:rPr>
-      </w:pPr>
-      <w:r>
-        <w:rPr>
-          <w:rFonts w:ascii="微軟正黑體" w:eastAsia="微軟正黑體" w:hAnsi="微軟正黑體" w:hint="eastAsia"/>
+          <w:rFonts w:ascii="微軟正黑體" w:eastAsia="微軟正黑體" w:hAnsi="微軟正黑體"/>
+          <w:sz w:val="22"/>
+          <w:szCs w:val="22"/>
+        </w:rPr>
+      </w:pPr>
+      <w:r>
+        <w:rPr>
+          <w:rFonts w:ascii="微軟正黑體" w:eastAsia="微軟正黑體" w:hAnsi="微軟正黑體"/>
           <w:sz w:val="22"/>
           <w:szCs w:val="22"/>
         </w:rPr>
         <w:pict w14:anchorId="452E1960">
-          <v:rect id="_x0000_i1049" style="width:0;height:1.5pt" o:hralign="center" o:hrstd="t" o:hr="t" fillcolor="#a0a0a0" stroked="f"/>
+          <v:rect id="_x0000_i1025" style="width:0;height:1.5pt" o:hralign="center" o:hrstd="t" o:hr="t" fillcolor="#a0a0a0" stroked="f"/>
         </w:pict>
       </w:r>
     </w:p>
@@ -73,7 +5557,7 @@
       <w:pPr>
         <w:pStyle w:val="2"/>
         <w:rPr>
-          <w:rFonts w:ascii="微軟正黑體" w:eastAsia="微軟正黑體" w:hAnsi="微軟正黑體" w:hint="eastAsia"/>
+          <w:rFonts w:ascii="微軟正黑體" w:eastAsia="微軟正黑體" w:hAnsi="微軟正黑體"/>
           <w:sz w:val="36"/>
           <w:szCs w:val="36"/>
         </w:rPr>
@@ -94,7 +5578,7 @@
         </w:numPr>
         <w:spacing w:before="100" w:beforeAutospacing="1" w:after="100" w:afterAutospacing="1" w:line="240" w:lineRule="auto"/>
         <w:rPr>
-          <w:rFonts w:ascii="微軟正黑體" w:eastAsia="微軟正黑體" w:hAnsi="微軟正黑體" w:hint="eastAsia"/>
+          <w:rFonts w:ascii="微軟正黑體" w:eastAsia="微軟正黑體" w:hAnsi="微軟正黑體"/>
           <w:sz w:val="22"/>
           <w:szCs w:val="22"/>
         </w:rPr>
@@ -117,7 +5601,7 @@
         </w:numPr>
         <w:spacing w:before="100" w:beforeAutospacing="1" w:after="100" w:afterAutospacing="1" w:line="240" w:lineRule="auto"/>
         <w:rPr>
-          <w:rFonts w:ascii="微軟正黑體" w:eastAsia="微軟正黑體" w:hAnsi="微軟正黑體" w:hint="eastAsia"/>
+          <w:rFonts w:ascii="微軟正黑體" w:eastAsia="微軟正黑體" w:hAnsi="微軟正黑體"/>
           <w:sz w:val="22"/>
           <w:szCs w:val="22"/>
         </w:rPr>
@@ -140,7 +5624,7 @@
         </w:numPr>
         <w:spacing w:before="100" w:beforeAutospacing="1" w:after="100" w:afterAutospacing="1" w:line="240" w:lineRule="auto"/>
         <w:rPr>
-          <w:rFonts w:ascii="微軟正黑體" w:eastAsia="微軟正黑體" w:hAnsi="微軟正黑體" w:hint="eastAsia"/>
+          <w:rFonts w:ascii="微軟正黑體" w:eastAsia="微軟正黑體" w:hAnsi="微軟正黑體"/>
           <w:sz w:val="22"/>
           <w:szCs w:val="22"/>
         </w:rPr>
@@ -158,19 +5642,19 @@
       <w:pPr>
         <w:spacing w:after="0"/>
         <w:rPr>
-          <w:rFonts w:ascii="微軟正黑體" w:eastAsia="微軟正黑體" w:hAnsi="微軟正黑體" w:hint="eastAsia"/>
-          <w:sz w:val="22"/>
-          <w:szCs w:val="22"/>
-        </w:rPr>
-      </w:pPr>
-      <w:r>
-        <w:rPr>
-          <w:rFonts w:ascii="微軟正黑體" w:eastAsia="微軟正黑體" w:hAnsi="微軟正黑體" w:hint="eastAsia"/>
+          <w:rFonts w:ascii="微軟正黑體" w:eastAsia="微軟正黑體" w:hAnsi="微軟正黑體"/>
+          <w:sz w:val="22"/>
+          <w:szCs w:val="22"/>
+        </w:rPr>
+      </w:pPr>
+      <w:r>
+        <w:rPr>
+          <w:rFonts w:ascii="微軟正黑體" w:eastAsia="微軟正黑體" w:hAnsi="微軟正黑體"/>
           <w:sz w:val="22"/>
           <w:szCs w:val="22"/>
         </w:rPr>
         <w:pict w14:anchorId="14905DDB">
-          <v:rect id="_x0000_i1050" style="width:0;height:1.5pt" o:hralign="center" o:hrstd="t" o:hr="t" fillcolor="#a0a0a0" stroked="f"/>
+          <v:rect id="_x0000_i1026" style="width:0;height:1.5pt" o:hralign="center" o:hrstd="t" o:hr="t" fillcolor="#a0a0a0" stroked="f"/>
         </w:pict>
       </w:r>
     </w:p>
@@ -178,7 +5662,7 @@
       <w:pPr>
         <w:pStyle w:val="2"/>
         <w:rPr>
-          <w:rFonts w:ascii="微軟正黑體" w:eastAsia="微軟正黑體" w:hAnsi="微軟正黑體" w:hint="eastAsia"/>
+          <w:rFonts w:ascii="微軟正黑體" w:eastAsia="微軟正黑體" w:hAnsi="微軟正黑體"/>
           <w:sz w:val="36"/>
           <w:szCs w:val="36"/>
         </w:rPr>
@@ -187,6 +5671,7 @@
         <w:rPr>
           <w:rFonts w:ascii="微軟正黑體" w:eastAsia="微軟正黑體" w:hAnsi="微軟正黑體" w:hint="eastAsia"/>
         </w:rPr>
+        <w:lastRenderedPageBreak/>
         <w:t>學習目標（七天達成）</w:t>
       </w:r>
     </w:p>
@@ -199,7 +5684,7 @@
         </w:numPr>
         <w:spacing w:before="100" w:beforeAutospacing="1" w:after="100" w:afterAutospacing="1" w:line="240" w:lineRule="auto"/>
         <w:rPr>
-          <w:rFonts w:ascii="微軟正黑體" w:eastAsia="微軟正黑體" w:hAnsi="微軟正黑體" w:hint="eastAsia"/>
+          <w:rFonts w:ascii="微軟正黑體" w:eastAsia="微軟正黑體" w:hAnsi="微軟正黑體"/>
           <w:sz w:val="22"/>
           <w:szCs w:val="22"/>
         </w:rPr>
@@ -222,7 +5707,7 @@
         </w:numPr>
         <w:spacing w:before="100" w:beforeAutospacing="1" w:after="100" w:afterAutospacing="1" w:line="240" w:lineRule="auto"/>
         <w:rPr>
-          <w:rFonts w:ascii="微軟正黑體" w:eastAsia="微軟正黑體" w:hAnsi="微軟正黑體" w:hint="eastAsia"/>
+          <w:rFonts w:ascii="微軟正黑體" w:eastAsia="微軟正黑體" w:hAnsi="微軟正黑體"/>
           <w:sz w:val="22"/>
           <w:szCs w:val="22"/>
         </w:rPr>
@@ -245,18 +5730,17 @@
         </w:numPr>
         <w:spacing w:before="100" w:beforeAutospacing="1" w:after="100" w:afterAutospacing="1" w:line="240" w:lineRule="auto"/>
         <w:rPr>
-          <w:rFonts w:ascii="微軟正黑體" w:eastAsia="微軟正黑體" w:hAnsi="微軟正黑體" w:hint="eastAsia"/>
-          <w:sz w:val="22"/>
-          <w:szCs w:val="22"/>
-        </w:rPr>
-      </w:pPr>
-      <w:r>
-        <w:rPr>
-          <w:rFonts w:ascii="微軟正黑體" w:eastAsia="微軟正黑體" w:hAnsi="微軟正黑體" w:hint="eastAsia"/>
-          <w:sz w:val="22"/>
-          <w:szCs w:val="22"/>
-        </w:rPr>
-        <w:lastRenderedPageBreak/>
+          <w:rFonts w:ascii="微軟正黑體" w:eastAsia="微軟正黑體" w:hAnsi="微軟正黑體"/>
+          <w:sz w:val="22"/>
+          <w:szCs w:val="22"/>
+        </w:rPr>
+      </w:pPr>
+      <w:r>
+        <w:rPr>
+          <w:rFonts w:ascii="微軟正黑體" w:eastAsia="微軟正黑體" w:hAnsi="微軟正黑體" w:hint="eastAsia"/>
+          <w:sz w:val="22"/>
+          <w:szCs w:val="22"/>
+        </w:rPr>
         <w:t xml:space="preserve">能夠使用 M 語言進行簡單的函數與參數化查詢。 </w:t>
       </w:r>
     </w:p>
@@ -269,7 +5753,7 @@
         </w:numPr>
         <w:spacing w:before="100" w:beforeAutospacing="1" w:after="100" w:afterAutospacing="1" w:line="240" w:lineRule="auto"/>
         <w:rPr>
-          <w:rFonts w:ascii="微軟正黑體" w:eastAsia="微軟正黑體" w:hAnsi="微軟正黑體" w:hint="eastAsia"/>
+          <w:rFonts w:ascii="微軟正黑體" w:eastAsia="微軟正黑體" w:hAnsi="微軟正黑體"/>
           <w:sz w:val="22"/>
           <w:szCs w:val="22"/>
         </w:rPr>
@@ -292,7 +5776,7 @@
         </w:numPr>
         <w:spacing w:before="100" w:beforeAutospacing="1" w:after="100" w:afterAutospacing="1" w:line="240" w:lineRule="auto"/>
         <w:rPr>
-          <w:rFonts w:ascii="微軟正黑體" w:eastAsia="微軟正黑體" w:hAnsi="微軟正黑體" w:hint="eastAsia"/>
+          <w:rFonts w:ascii="微軟正黑體" w:eastAsia="微軟正黑體" w:hAnsi="微軟正黑體"/>
           <w:sz w:val="22"/>
           <w:szCs w:val="22"/>
         </w:rPr>
@@ -310,19 +5794,19 @@
       <w:pPr>
         <w:spacing w:after="0"/>
         <w:rPr>
-          <w:rFonts w:ascii="微軟正黑體" w:eastAsia="微軟正黑體" w:hAnsi="微軟正黑體" w:hint="eastAsia"/>
-          <w:sz w:val="22"/>
-          <w:szCs w:val="22"/>
-        </w:rPr>
-      </w:pPr>
-      <w:r>
-        <w:rPr>
-          <w:rFonts w:ascii="微軟正黑體" w:eastAsia="微軟正黑體" w:hAnsi="微軟正黑體" w:hint="eastAsia"/>
+          <w:rFonts w:ascii="微軟正黑體" w:eastAsia="微軟正黑體" w:hAnsi="微軟正黑體"/>
+          <w:sz w:val="22"/>
+          <w:szCs w:val="22"/>
+        </w:rPr>
+      </w:pPr>
+      <w:r>
+        <w:rPr>
+          <w:rFonts w:ascii="微軟正黑體" w:eastAsia="微軟正黑體" w:hAnsi="微軟正黑體"/>
           <w:sz w:val="22"/>
           <w:szCs w:val="22"/>
         </w:rPr>
         <w:pict w14:anchorId="016D61AB">
-          <v:rect id="_x0000_i1051" style="width:0;height:1.5pt" o:hralign="center" o:hrstd="t" o:hr="t" fillcolor="#a0a0a0" stroked="f"/>
+          <v:rect id="_x0000_i1027" style="width:0;height:1.5pt" o:hralign="center" o:hrstd="t" o:hr="t" fillcolor="#a0a0a0" stroked="f"/>
         </w:pict>
       </w:r>
     </w:p>
@@ -330,7 +5814,7 @@
       <w:pPr>
         <w:pStyle w:val="2"/>
         <w:rPr>
-          <w:rFonts w:ascii="微軟正黑體" w:eastAsia="微軟正黑體" w:hAnsi="微軟正黑體" w:hint="eastAsia"/>
+          <w:rFonts w:ascii="微軟正黑體" w:eastAsia="微軟正黑體" w:hAnsi="微軟正黑體"/>
           <w:sz w:val="36"/>
           <w:szCs w:val="36"/>
         </w:rPr>
@@ -351,7 +5835,7 @@
         </w:numPr>
         <w:spacing w:before="100" w:beforeAutospacing="1" w:after="100" w:afterAutospacing="1" w:line="240" w:lineRule="auto"/>
         <w:rPr>
-          <w:rFonts w:ascii="微軟正黑體" w:eastAsia="微軟正黑體" w:hAnsi="微軟正黑體" w:hint="eastAsia"/>
+          <w:rFonts w:ascii="微軟正黑體" w:eastAsia="微軟正黑體" w:hAnsi="微軟正黑體"/>
           <w:sz w:val="22"/>
           <w:szCs w:val="22"/>
         </w:rPr>
@@ -374,7 +5858,7 @@
         </w:numPr>
         <w:spacing w:before="100" w:beforeAutospacing="1" w:after="100" w:afterAutospacing="1" w:line="240" w:lineRule="auto"/>
         <w:rPr>
-          <w:rFonts w:ascii="微軟正黑體" w:eastAsia="微軟正黑體" w:hAnsi="微軟正黑體" w:hint="eastAsia"/>
+          <w:rFonts w:ascii="微軟正黑體" w:eastAsia="微軟正黑體" w:hAnsi="微軟正黑體"/>
           <w:sz w:val="22"/>
           <w:szCs w:val="22"/>
         </w:rPr>
@@ -397,7 +5881,7 @@
         </w:numPr>
         <w:spacing w:before="100" w:beforeAutospacing="1" w:after="100" w:afterAutospacing="1" w:line="240" w:lineRule="auto"/>
         <w:rPr>
-          <w:rFonts w:ascii="微軟正黑體" w:eastAsia="微軟正黑體" w:hAnsi="微軟正黑體" w:hint="eastAsia"/>
+          <w:rFonts w:ascii="微軟正黑體" w:eastAsia="微軟正黑體" w:hAnsi="微軟正黑體"/>
           <w:sz w:val="22"/>
           <w:szCs w:val="22"/>
         </w:rPr>
@@ -420,7 +5904,7 @@
         </w:numPr>
         <w:spacing w:before="100" w:beforeAutospacing="1" w:after="100" w:afterAutospacing="1" w:line="240" w:lineRule="auto"/>
         <w:rPr>
-          <w:rFonts w:ascii="微軟正黑體" w:eastAsia="微軟正黑體" w:hAnsi="微軟正黑體" w:hint="eastAsia"/>
+          <w:rFonts w:ascii="微軟正黑體" w:eastAsia="微軟正黑體" w:hAnsi="微軟正黑體"/>
           <w:sz w:val="22"/>
           <w:szCs w:val="22"/>
         </w:rPr>
@@ -438,19 +5922,19 @@
       <w:pPr>
         <w:spacing w:after="0"/>
         <w:rPr>
-          <w:rFonts w:ascii="微軟正黑體" w:eastAsia="微軟正黑體" w:hAnsi="微軟正黑體" w:hint="eastAsia"/>
-          <w:sz w:val="22"/>
-          <w:szCs w:val="22"/>
-        </w:rPr>
-      </w:pPr>
-      <w:r>
-        <w:rPr>
-          <w:rFonts w:ascii="微軟正黑體" w:eastAsia="微軟正黑體" w:hAnsi="微軟正黑體" w:hint="eastAsia"/>
+          <w:rFonts w:ascii="微軟正黑體" w:eastAsia="微軟正黑體" w:hAnsi="微軟正黑體"/>
+          <w:sz w:val="22"/>
+          <w:szCs w:val="22"/>
+        </w:rPr>
+      </w:pPr>
+      <w:r>
+        <w:rPr>
+          <w:rFonts w:ascii="微軟正黑體" w:eastAsia="微軟正黑體" w:hAnsi="微軟正黑體"/>
           <w:sz w:val="22"/>
           <w:szCs w:val="22"/>
         </w:rPr>
         <w:pict w14:anchorId="5C489F0E">
-          <v:rect id="_x0000_i1052" style="width:0;height:1.5pt" o:hralign="center" o:hrstd="t" o:hr="t" fillcolor="#a0a0a0" stroked="f"/>
+          <v:rect id="_x0000_i1028" style="width:0;height:1.5pt" o:hralign="center" o:hrstd="t" o:hr="t" fillcolor="#a0a0a0" stroked="f"/>
         </w:pict>
       </w:r>
     </w:p>
@@ -458,7 +5942,7 @@
       <w:pPr>
         <w:pStyle w:val="2"/>
         <w:rPr>
-          <w:rFonts w:ascii="微軟正黑體" w:eastAsia="微軟正黑體" w:hAnsi="微軟正黑體" w:hint="eastAsia"/>
+          <w:rFonts w:ascii="微軟正黑體" w:eastAsia="微軟正黑體" w:hAnsi="微軟正黑體"/>
           <w:sz w:val="36"/>
           <w:szCs w:val="36"/>
         </w:rPr>
@@ -479,7 +5963,7 @@
         </w:numPr>
         <w:spacing w:before="100" w:beforeAutospacing="1" w:after="100" w:afterAutospacing="1" w:line="240" w:lineRule="auto"/>
         <w:rPr>
-          <w:rFonts w:ascii="微軟正黑體" w:eastAsia="微軟正黑體" w:hAnsi="微軟正黑體" w:hint="eastAsia"/>
+          <w:rFonts w:ascii="微軟正黑體" w:eastAsia="微軟正黑體" w:hAnsi="微軟正黑體"/>
           <w:sz w:val="22"/>
           <w:szCs w:val="22"/>
         </w:rPr>
@@ -502,7 +5986,7 @@
         </w:numPr>
         <w:spacing w:before="100" w:beforeAutospacing="1" w:after="100" w:afterAutospacing="1" w:line="240" w:lineRule="auto"/>
         <w:rPr>
-          <w:rFonts w:ascii="微軟正黑體" w:eastAsia="微軟正黑體" w:hAnsi="微軟正黑體" w:hint="eastAsia"/>
+          <w:rFonts w:ascii="微軟正黑體" w:eastAsia="微軟正黑體" w:hAnsi="微軟正黑體"/>
           <w:sz w:val="22"/>
           <w:szCs w:val="22"/>
         </w:rPr>
@@ -525,7 +6009,7 @@
         </w:numPr>
         <w:spacing w:before="100" w:beforeAutospacing="1" w:after="100" w:afterAutospacing="1" w:line="240" w:lineRule="auto"/>
         <w:rPr>
-          <w:rFonts w:ascii="微軟正黑體" w:eastAsia="微軟正黑體" w:hAnsi="微軟正黑體" w:hint="eastAsia"/>
+          <w:rFonts w:ascii="微軟正黑體" w:eastAsia="微軟正黑體" w:hAnsi="微軟正黑體"/>
           <w:sz w:val="22"/>
           <w:szCs w:val="22"/>
         </w:rPr>
@@ -548,7 +6032,7 @@
         </w:numPr>
         <w:spacing w:before="100" w:beforeAutospacing="1" w:after="100" w:afterAutospacing="1" w:line="240" w:lineRule="auto"/>
         <w:rPr>
-          <w:rFonts w:ascii="微軟正黑體" w:eastAsia="微軟正黑體" w:hAnsi="微軟正黑體" w:hint="eastAsia"/>
+          <w:rFonts w:ascii="微軟正黑體" w:eastAsia="微軟正黑體" w:hAnsi="微軟正黑體"/>
           <w:sz w:val="22"/>
           <w:szCs w:val="22"/>
         </w:rPr>
@@ -566,19 +6050,20 @@
       <w:pPr>
         <w:spacing w:after="0"/>
         <w:rPr>
-          <w:rFonts w:ascii="微軟正黑體" w:eastAsia="微軟正黑體" w:hAnsi="微軟正黑體" w:hint="eastAsia"/>
-          <w:sz w:val="22"/>
-          <w:szCs w:val="22"/>
-        </w:rPr>
-      </w:pPr>
-      <w:r>
-        <w:rPr>
-          <w:rFonts w:ascii="微軟正黑體" w:eastAsia="微軟正黑體" w:hAnsi="微軟正黑體" w:hint="eastAsia"/>
-          <w:sz w:val="22"/>
-          <w:szCs w:val="22"/>
-        </w:rPr>
+          <w:rFonts w:ascii="微軟正黑體" w:eastAsia="微軟正黑體" w:hAnsi="微軟正黑體"/>
+          <w:sz w:val="22"/>
+          <w:szCs w:val="22"/>
+        </w:rPr>
+      </w:pPr>
+      <w:r>
+        <w:rPr>
+          <w:rFonts w:ascii="微軟正黑體" w:eastAsia="微軟正黑體" w:hAnsi="微軟正黑體"/>
+          <w:sz w:val="22"/>
+          <w:szCs w:val="22"/>
+        </w:rPr>
+        <w:lastRenderedPageBreak/>
         <w:pict w14:anchorId="690AD64B">
-          <v:rect id="_x0000_i1053" style="width:0;height:1.5pt" o:hralign="center" o:hrstd="t" o:hr="t" fillcolor="#a0a0a0" stroked="f"/>
+          <v:rect id="_x0000_i1029" style="width:0;height:1.5pt" o:hralign="center" o:hrstd="t" o:hr="t" fillcolor="#a0a0a0" stroked="f"/>
         </w:pict>
       </w:r>
     </w:p>
@@ -586,7 +6071,7 @@
       <w:pPr>
         <w:pStyle w:val="2"/>
         <w:rPr>
-          <w:rFonts w:ascii="微軟正黑體" w:eastAsia="微軟正黑體" w:hAnsi="微軟正黑體" w:hint="eastAsia"/>
+          <w:rFonts w:ascii="微軟正黑體" w:eastAsia="微軟正黑體" w:hAnsi="微軟正黑體"/>
           <w:sz w:val="36"/>
           <w:szCs w:val="36"/>
         </w:rPr>
@@ -595,7 +6080,6 @@
         <w:rPr>
           <w:rFonts w:ascii="微軟正黑體" w:eastAsia="微軟正黑體" w:hAnsi="微軟正黑體" w:hint="eastAsia"/>
         </w:rPr>
-        <w:lastRenderedPageBreak/>
         <w:t>七天詳細學習計畫</w:t>
       </w:r>
     </w:p>
@@ -603,7 +6087,7 @@
       <w:pPr>
         <w:pStyle w:val="3"/>
         <w:rPr>
-          <w:rFonts w:ascii="微軟正黑體" w:eastAsia="微軟正黑體" w:hAnsi="微軟正黑體" w:hint="eastAsia"/>
+          <w:rFonts w:ascii="微軟正黑體" w:eastAsia="微軟正黑體" w:hAnsi="微軟正黑體"/>
         </w:rPr>
       </w:pPr>
       <w:r>
@@ -622,7 +6106,7 @@
         </w:numPr>
         <w:spacing w:before="100" w:beforeAutospacing="1" w:after="100" w:afterAutospacing="1" w:line="240" w:lineRule="auto"/>
         <w:rPr>
-          <w:rFonts w:ascii="微軟正黑體" w:eastAsia="微軟正黑體" w:hAnsi="微軟正黑體" w:hint="eastAsia"/>
+          <w:rFonts w:ascii="微軟正黑體" w:eastAsia="微軟正黑體" w:hAnsi="微軟正黑體"/>
           <w:sz w:val="22"/>
           <w:szCs w:val="22"/>
         </w:rPr>
@@ -645,7 +6129,7 @@
         </w:numPr>
         <w:spacing w:before="100" w:beforeAutospacing="1" w:after="100" w:afterAutospacing="1" w:line="240" w:lineRule="auto"/>
         <w:rPr>
-          <w:rFonts w:ascii="微軟正黑體" w:eastAsia="微軟正黑體" w:hAnsi="微軟正黑體" w:hint="eastAsia"/>
+          <w:rFonts w:ascii="微軟正黑體" w:eastAsia="微軟正黑體" w:hAnsi="微軟正黑體"/>
           <w:sz w:val="22"/>
           <w:szCs w:val="22"/>
         </w:rPr>
@@ -668,7 +6152,7 @@
         </w:numPr>
         <w:spacing w:before="100" w:beforeAutospacing="1" w:after="100" w:afterAutospacing="1" w:line="240" w:lineRule="auto"/>
         <w:rPr>
-          <w:rFonts w:ascii="微軟正黑體" w:eastAsia="微軟正黑體" w:hAnsi="微軟正黑體" w:hint="eastAsia"/>
+          <w:rFonts w:ascii="微軟正黑體" w:eastAsia="微軟正黑體" w:hAnsi="微軟正黑體"/>
           <w:sz w:val="22"/>
           <w:szCs w:val="22"/>
         </w:rPr>
@@ -691,7 +6175,7 @@
         </w:numPr>
         <w:spacing w:before="100" w:beforeAutospacing="1" w:after="100" w:afterAutospacing="1" w:line="240" w:lineRule="auto"/>
         <w:rPr>
-          <w:rFonts w:ascii="微軟正黑體" w:eastAsia="微軟正黑體" w:hAnsi="微軟正黑體" w:hint="eastAsia"/>
+          <w:rFonts w:ascii="微軟正黑體" w:eastAsia="微軟正黑體" w:hAnsi="微軟正黑體"/>
           <w:sz w:val="22"/>
           <w:szCs w:val="22"/>
         </w:rPr>
@@ -714,7 +6198,7 @@
         </w:numPr>
         <w:spacing w:before="100" w:beforeAutospacing="1" w:after="100" w:afterAutospacing="1" w:line="240" w:lineRule="auto"/>
         <w:rPr>
-          <w:rFonts w:ascii="微軟正黑體" w:eastAsia="微軟正黑體" w:hAnsi="微軟正黑體" w:hint="eastAsia"/>
+          <w:rFonts w:ascii="微軟正黑體" w:eastAsia="微軟正黑體" w:hAnsi="微軟正黑體"/>
           <w:sz w:val="22"/>
           <w:szCs w:val="22"/>
         </w:rPr>
@@ -737,7 +6221,7 @@
         </w:numPr>
         <w:spacing w:before="100" w:beforeAutospacing="1" w:after="100" w:afterAutospacing="1" w:line="240" w:lineRule="auto"/>
         <w:rPr>
-          <w:rFonts w:ascii="微軟正黑體" w:eastAsia="微軟正黑體" w:hAnsi="微軟正黑體" w:hint="eastAsia"/>
+          <w:rFonts w:ascii="微軟正黑體" w:eastAsia="微軟正黑體" w:hAnsi="微軟正黑體"/>
           <w:sz w:val="22"/>
           <w:szCs w:val="22"/>
         </w:rPr>
@@ -760,7 +6244,7 @@
         </w:numPr>
         <w:spacing w:before="100" w:beforeAutospacing="1" w:after="100" w:afterAutospacing="1" w:line="240" w:lineRule="auto"/>
         <w:rPr>
-          <w:rFonts w:ascii="微軟正黑體" w:eastAsia="微軟正黑體" w:hAnsi="微軟正黑體" w:hint="eastAsia"/>
+          <w:rFonts w:ascii="微軟正黑體" w:eastAsia="微軟正黑體" w:hAnsi="微軟正黑體"/>
           <w:sz w:val="22"/>
           <w:szCs w:val="22"/>
         </w:rPr>
@@ -783,7 +6267,7 @@
         </w:numPr>
         <w:spacing w:before="100" w:beforeAutospacing="1" w:after="100" w:afterAutospacing="1" w:line="240" w:lineRule="auto"/>
         <w:rPr>
-          <w:rFonts w:ascii="微軟正黑體" w:eastAsia="微軟正黑體" w:hAnsi="微軟正黑體" w:hint="eastAsia"/>
+          <w:rFonts w:ascii="微軟正黑體" w:eastAsia="微軟正黑體" w:hAnsi="微軟正黑體"/>
           <w:sz w:val="22"/>
           <w:szCs w:val="22"/>
         </w:rPr>
@@ -801,7 +6285,7 @@
       <w:pPr>
         <w:pStyle w:val="3"/>
         <w:rPr>
-          <w:rFonts w:ascii="微軟正黑體" w:eastAsia="微軟正黑體" w:hAnsi="微軟正黑體" w:hint="eastAsia"/>
+          <w:rFonts w:ascii="微軟正黑體" w:eastAsia="微軟正黑體" w:hAnsi="微軟正黑體"/>
           <w:sz w:val="27"/>
           <w:szCs w:val="27"/>
         </w:rPr>
@@ -822,7 +6306,7 @@
         </w:numPr>
         <w:spacing w:before="100" w:beforeAutospacing="1" w:after="100" w:afterAutospacing="1" w:line="240" w:lineRule="auto"/>
         <w:rPr>
-          <w:rFonts w:ascii="微軟正黑體" w:eastAsia="微軟正黑體" w:hAnsi="微軟正黑體" w:hint="eastAsia"/>
+          <w:rFonts w:ascii="微軟正黑體" w:eastAsia="微軟正黑體" w:hAnsi="微軟正黑體"/>
           <w:sz w:val="22"/>
           <w:szCs w:val="22"/>
         </w:rPr>
@@ -845,7 +6329,7 @@
         </w:numPr>
         <w:spacing w:before="100" w:beforeAutospacing="1" w:after="100" w:afterAutospacing="1" w:line="240" w:lineRule="auto"/>
         <w:rPr>
-          <w:rFonts w:ascii="微軟正黑體" w:eastAsia="微軟正黑體" w:hAnsi="微軟正黑體" w:hint="eastAsia"/>
+          <w:rFonts w:ascii="微軟正黑體" w:eastAsia="微軟正黑體" w:hAnsi="微軟正黑體"/>
           <w:sz w:val="22"/>
           <w:szCs w:val="22"/>
         </w:rPr>
@@ -868,7 +6352,7 @@
         </w:numPr>
         <w:spacing w:before="100" w:beforeAutospacing="1" w:after="100" w:afterAutospacing="1" w:line="240" w:lineRule="auto"/>
         <w:rPr>
-          <w:rFonts w:ascii="微軟正黑體" w:eastAsia="微軟正黑體" w:hAnsi="微軟正黑體" w:hint="eastAsia"/>
+          <w:rFonts w:ascii="微軟正黑體" w:eastAsia="微軟正黑體" w:hAnsi="微軟正黑體"/>
           <w:sz w:val="22"/>
           <w:szCs w:val="22"/>
         </w:rPr>
@@ -891,7 +6375,7 @@
         </w:numPr>
         <w:spacing w:before="100" w:beforeAutospacing="1" w:after="100" w:afterAutospacing="1" w:line="240" w:lineRule="auto"/>
         <w:rPr>
-          <w:rFonts w:ascii="微軟正黑體" w:eastAsia="微軟正黑體" w:hAnsi="微軟正黑體" w:hint="eastAsia"/>
+          <w:rFonts w:ascii="微軟正黑體" w:eastAsia="微軟正黑體" w:hAnsi="微軟正黑體"/>
           <w:sz w:val="22"/>
           <w:szCs w:val="22"/>
         </w:rPr>
@@ -914,17 +6398,18 @@
         </w:numPr>
         <w:spacing w:before="100" w:beforeAutospacing="1" w:after="100" w:afterAutospacing="1" w:line="240" w:lineRule="auto"/>
         <w:rPr>
-          <w:rFonts w:ascii="微軟正黑體" w:eastAsia="微軟正黑體" w:hAnsi="微軟正黑體" w:hint="eastAsia"/>
-          <w:sz w:val="22"/>
-          <w:szCs w:val="22"/>
-        </w:rPr>
-      </w:pPr>
-      <w:r>
-        <w:rPr>
-          <w:rFonts w:ascii="微軟正黑體" w:eastAsia="微軟正黑體" w:hAnsi="微軟正黑體" w:hint="eastAsia"/>
-          <w:sz w:val="22"/>
-          <w:szCs w:val="22"/>
-        </w:rPr>
+          <w:rFonts w:ascii="微軟正黑體" w:eastAsia="微軟正黑體" w:hAnsi="微軟正黑體"/>
+          <w:sz w:val="22"/>
+          <w:szCs w:val="22"/>
+        </w:rPr>
+      </w:pPr>
+      <w:r>
+        <w:rPr>
+          <w:rFonts w:ascii="微軟正黑體" w:eastAsia="微軟正黑體" w:hAnsi="微軟正黑體" w:hint="eastAsia"/>
+          <w:sz w:val="22"/>
+          <w:szCs w:val="22"/>
+        </w:rPr>
+        <w:lastRenderedPageBreak/>
         <w:t>實作任務：</w:t>
       </w:r>
     </w:p>
@@ -937,18 +6422,17 @@
         </w:numPr>
         <w:spacing w:before="100" w:beforeAutospacing="1" w:after="100" w:afterAutospacing="1" w:line="240" w:lineRule="auto"/>
         <w:rPr>
-          <w:rFonts w:ascii="微軟正黑體" w:eastAsia="微軟正黑體" w:hAnsi="微軟正黑體" w:hint="eastAsia"/>
-          <w:sz w:val="22"/>
-          <w:szCs w:val="22"/>
-        </w:rPr>
-      </w:pPr>
-      <w:r>
-        <w:rPr>
-          <w:rFonts w:ascii="微軟正黑體" w:eastAsia="微軟正黑體" w:hAnsi="微軟正黑體" w:hint="eastAsia"/>
-          <w:sz w:val="22"/>
-          <w:szCs w:val="22"/>
-        </w:rPr>
-        <w:lastRenderedPageBreak/>
+          <w:rFonts w:ascii="微軟正黑體" w:eastAsia="微軟正黑體" w:hAnsi="微軟正黑體"/>
+          <w:sz w:val="22"/>
+          <w:szCs w:val="22"/>
+        </w:rPr>
+      </w:pPr>
+      <w:r>
+        <w:rPr>
+          <w:rFonts w:ascii="微軟正黑體" w:eastAsia="微軟正黑體" w:hAnsi="微軟正黑體" w:hint="eastAsia"/>
+          <w:sz w:val="22"/>
+          <w:szCs w:val="22"/>
+        </w:rPr>
         <w:t xml:space="preserve">針對一份混亂的表格進行欄位整理（例如：把 Full Name 分割為 First/Last）。 </w:t>
       </w:r>
     </w:p>
@@ -961,7 +6445,7 @@
         </w:numPr>
         <w:spacing w:before="100" w:beforeAutospacing="1" w:after="100" w:afterAutospacing="1" w:line="240" w:lineRule="auto"/>
         <w:rPr>
-          <w:rFonts w:ascii="微軟正黑體" w:eastAsia="微軟正黑體" w:hAnsi="微軟正黑體" w:hint="eastAsia"/>
+          <w:rFonts w:ascii="微軟正黑體" w:eastAsia="微軟正黑體" w:hAnsi="微軟正黑體"/>
           <w:sz w:val="22"/>
           <w:szCs w:val="22"/>
         </w:rPr>
@@ -984,7 +6468,7 @@
         </w:numPr>
         <w:spacing w:before="100" w:beforeAutospacing="1" w:after="100" w:afterAutospacing="1" w:line="240" w:lineRule="auto"/>
         <w:rPr>
-          <w:rFonts w:ascii="微軟正黑體" w:eastAsia="微軟正黑體" w:hAnsi="微軟正黑體" w:hint="eastAsia"/>
+          <w:rFonts w:ascii="微軟正黑體" w:eastAsia="微軟正黑體" w:hAnsi="微軟正黑體"/>
           <w:sz w:val="22"/>
           <w:szCs w:val="22"/>
         </w:rPr>
@@ -1002,7 +6486,7 @@
       <w:pPr>
         <w:pStyle w:val="3"/>
         <w:rPr>
-          <w:rFonts w:ascii="微軟正黑體" w:eastAsia="微軟正黑體" w:hAnsi="微軟正黑體" w:hint="eastAsia"/>
+          <w:rFonts w:ascii="微軟正黑體" w:eastAsia="微軟正黑體" w:hAnsi="微軟正黑體"/>
           <w:sz w:val="27"/>
           <w:szCs w:val="27"/>
         </w:rPr>
@@ -1023,7 +6507,7 @@
         </w:numPr>
         <w:spacing w:before="100" w:beforeAutospacing="1" w:after="100" w:afterAutospacing="1" w:line="240" w:lineRule="auto"/>
         <w:rPr>
-          <w:rFonts w:ascii="微軟正黑體" w:eastAsia="微軟正黑體" w:hAnsi="微軟正黑體" w:hint="eastAsia"/>
+          <w:rFonts w:ascii="微軟正黑體" w:eastAsia="微軟正黑體" w:hAnsi="微軟正黑體"/>
           <w:sz w:val="22"/>
           <w:szCs w:val="22"/>
         </w:rPr>
@@ -1046,7 +6530,7 @@
         </w:numPr>
         <w:spacing w:before="100" w:beforeAutospacing="1" w:after="100" w:afterAutospacing="1" w:line="240" w:lineRule="auto"/>
         <w:rPr>
-          <w:rFonts w:ascii="微軟正黑體" w:eastAsia="微軟正黑體" w:hAnsi="微軟正黑體" w:hint="eastAsia"/>
+          <w:rFonts w:ascii="微軟正黑體" w:eastAsia="微軟正黑體" w:hAnsi="微軟正黑體"/>
           <w:sz w:val="22"/>
           <w:szCs w:val="22"/>
         </w:rPr>
@@ -1069,7 +6553,7 @@
         </w:numPr>
         <w:spacing w:before="100" w:beforeAutospacing="1" w:after="100" w:afterAutospacing="1" w:line="240" w:lineRule="auto"/>
         <w:rPr>
-          <w:rFonts w:ascii="微軟正黑體" w:eastAsia="微軟正黑體" w:hAnsi="微軟正黑體" w:hint="eastAsia"/>
+          <w:rFonts w:ascii="微軟正黑體" w:eastAsia="微軟正黑體" w:hAnsi="微軟正黑體"/>
           <w:sz w:val="22"/>
           <w:szCs w:val="22"/>
         </w:rPr>
@@ -1092,7 +6576,7 @@
         </w:numPr>
         <w:spacing w:before="100" w:beforeAutospacing="1" w:after="100" w:afterAutospacing="1" w:line="240" w:lineRule="auto"/>
         <w:rPr>
-          <w:rFonts w:ascii="微軟正黑體" w:eastAsia="微軟正黑體" w:hAnsi="微軟正黑體" w:hint="eastAsia"/>
+          <w:rFonts w:ascii="微軟正黑體" w:eastAsia="微軟正黑體" w:hAnsi="微軟正黑體"/>
           <w:sz w:val="22"/>
           <w:szCs w:val="22"/>
         </w:rPr>
@@ -1115,7 +6599,7 @@
         </w:numPr>
         <w:spacing w:before="100" w:beforeAutospacing="1" w:after="100" w:afterAutospacing="1" w:line="240" w:lineRule="auto"/>
         <w:rPr>
-          <w:rFonts w:ascii="微軟正黑體" w:eastAsia="微軟正黑體" w:hAnsi="微軟正黑體" w:hint="eastAsia"/>
+          <w:rFonts w:ascii="微軟正黑體" w:eastAsia="微軟正黑體" w:hAnsi="微軟正黑體"/>
           <w:sz w:val="22"/>
           <w:szCs w:val="22"/>
         </w:rPr>
@@ -1138,7 +6622,7 @@
         </w:numPr>
         <w:spacing w:before="100" w:beforeAutospacing="1" w:after="100" w:afterAutospacing="1" w:line="240" w:lineRule="auto"/>
         <w:rPr>
-          <w:rFonts w:ascii="微軟正黑體" w:eastAsia="微軟正黑體" w:hAnsi="微軟正黑體" w:hint="eastAsia"/>
+          <w:rFonts w:ascii="微軟正黑體" w:eastAsia="微軟正黑體" w:hAnsi="微軟正黑體"/>
           <w:sz w:val="22"/>
           <w:szCs w:val="22"/>
         </w:rPr>
@@ -1161,7 +6645,7 @@
         </w:numPr>
         <w:spacing w:before="100" w:beforeAutospacing="1" w:after="100" w:afterAutospacing="1" w:line="240" w:lineRule="auto"/>
         <w:rPr>
-          <w:rFonts w:ascii="微軟正黑體" w:eastAsia="微軟正黑體" w:hAnsi="微軟正黑體" w:hint="eastAsia"/>
+          <w:rFonts w:ascii="微軟正黑體" w:eastAsia="微軟正黑體" w:hAnsi="微軟正黑體"/>
           <w:sz w:val="22"/>
           <w:szCs w:val="22"/>
         </w:rPr>
@@ -1184,7 +6668,7 @@
         </w:numPr>
         <w:spacing w:before="100" w:beforeAutospacing="1" w:after="100" w:afterAutospacing="1" w:line="240" w:lineRule="auto"/>
         <w:rPr>
-          <w:rFonts w:ascii="微軟正黑體" w:eastAsia="微軟正黑體" w:hAnsi="微軟正黑體" w:hint="eastAsia"/>
+          <w:rFonts w:ascii="微軟正黑體" w:eastAsia="微軟正黑體" w:hAnsi="微軟正黑體"/>
           <w:sz w:val="22"/>
           <w:szCs w:val="22"/>
         </w:rPr>
@@ -1202,7 +6686,7 @@
       <w:pPr>
         <w:pStyle w:val="3"/>
         <w:rPr>
-          <w:rFonts w:ascii="微軟正黑體" w:eastAsia="微軟正黑體" w:hAnsi="微軟正黑體" w:hint="eastAsia"/>
+          <w:rFonts w:ascii="微軟正黑體" w:eastAsia="微軟正黑體" w:hAnsi="微軟正黑體"/>
           <w:sz w:val="27"/>
           <w:szCs w:val="27"/>
         </w:rPr>
@@ -1224,7 +6708,7 @@
         </w:numPr>
         <w:spacing w:before="100" w:beforeAutospacing="1" w:after="100" w:afterAutospacing="1" w:line="240" w:lineRule="auto"/>
         <w:rPr>
-          <w:rFonts w:ascii="微軟正黑體" w:eastAsia="微軟正黑體" w:hAnsi="微軟正黑體" w:hint="eastAsia"/>
+          <w:rFonts w:ascii="微軟正黑體" w:eastAsia="微軟正黑體" w:hAnsi="微軟正黑體"/>
           <w:sz w:val="22"/>
           <w:szCs w:val="22"/>
         </w:rPr>
@@ -1247,7 +6731,7 @@
         </w:numPr>
         <w:spacing w:before="100" w:beforeAutospacing="1" w:after="100" w:afterAutospacing="1" w:line="240" w:lineRule="auto"/>
         <w:rPr>
-          <w:rFonts w:ascii="微軟正黑體" w:eastAsia="微軟正黑體" w:hAnsi="微軟正黑體" w:hint="eastAsia"/>
+          <w:rFonts w:ascii="微軟正黑體" w:eastAsia="微軟正黑體" w:hAnsi="微軟正黑體"/>
           <w:sz w:val="22"/>
           <w:szCs w:val="22"/>
         </w:rPr>
@@ -1270,7 +6754,7 @@
         </w:numPr>
         <w:spacing w:before="100" w:beforeAutospacing="1" w:after="100" w:afterAutospacing="1" w:line="240" w:lineRule="auto"/>
         <w:rPr>
-          <w:rFonts w:ascii="微軟正黑體" w:eastAsia="微軟正黑體" w:hAnsi="微軟正黑體" w:hint="eastAsia"/>
+          <w:rFonts w:ascii="微軟正黑體" w:eastAsia="微軟正黑體" w:hAnsi="微軟正黑體"/>
           <w:sz w:val="22"/>
           <w:szCs w:val="22"/>
         </w:rPr>
@@ -1293,7 +6777,7 @@
         </w:numPr>
         <w:spacing w:before="100" w:beforeAutospacing="1" w:after="100" w:afterAutospacing="1" w:line="240" w:lineRule="auto"/>
         <w:rPr>
-          <w:rFonts w:ascii="微軟正黑體" w:eastAsia="微軟正黑體" w:hAnsi="微軟正黑體" w:hint="eastAsia"/>
+          <w:rFonts w:ascii="微軟正黑體" w:eastAsia="微軟正黑體" w:hAnsi="微軟正黑體"/>
           <w:sz w:val="22"/>
           <w:szCs w:val="22"/>
         </w:rPr>
@@ -1316,7 +6800,7 @@
         </w:numPr>
         <w:spacing w:before="100" w:beforeAutospacing="1" w:after="100" w:afterAutospacing="1" w:line="240" w:lineRule="auto"/>
         <w:rPr>
-          <w:rFonts w:ascii="微軟正黑體" w:eastAsia="微軟正黑體" w:hAnsi="微軟正黑體" w:hint="eastAsia"/>
+          <w:rFonts w:ascii="微軟正黑體" w:eastAsia="微軟正黑體" w:hAnsi="微軟正黑體"/>
           <w:sz w:val="22"/>
           <w:szCs w:val="22"/>
         </w:rPr>
@@ -1339,7 +6823,7 @@
         </w:numPr>
         <w:spacing w:before="100" w:beforeAutospacing="1" w:after="100" w:afterAutospacing="1" w:line="240" w:lineRule="auto"/>
         <w:rPr>
-          <w:rFonts w:ascii="微軟正黑體" w:eastAsia="微軟正黑體" w:hAnsi="微軟正黑體" w:hint="eastAsia"/>
+          <w:rFonts w:ascii="微軟正黑體" w:eastAsia="微軟正黑體" w:hAnsi="微軟正黑體"/>
           <w:sz w:val="22"/>
           <w:szCs w:val="22"/>
         </w:rPr>
@@ -1362,7 +6846,7 @@
         </w:numPr>
         <w:spacing w:before="100" w:beforeAutospacing="1" w:after="100" w:afterAutospacing="1" w:line="240" w:lineRule="auto"/>
         <w:rPr>
-          <w:rFonts w:ascii="微軟正黑體" w:eastAsia="微軟正黑體" w:hAnsi="微軟正黑體" w:hint="eastAsia"/>
+          <w:rFonts w:ascii="微軟正黑體" w:eastAsia="微軟正黑體" w:hAnsi="微軟正黑體"/>
           <w:sz w:val="22"/>
           <w:szCs w:val="22"/>
         </w:rPr>
@@ -1385,7 +6869,7 @@
         </w:numPr>
         <w:spacing w:before="100" w:beforeAutospacing="1" w:after="100" w:afterAutospacing="1" w:line="240" w:lineRule="auto"/>
         <w:rPr>
-          <w:rFonts w:ascii="微軟正黑體" w:eastAsia="微軟正黑體" w:hAnsi="微軟正黑體" w:hint="eastAsia"/>
+          <w:rFonts w:ascii="微軟正黑體" w:eastAsia="微軟正黑體" w:hAnsi="微軟正黑體"/>
           <w:sz w:val="22"/>
           <w:szCs w:val="22"/>
         </w:rPr>
@@ -1408,7 +6892,7 @@
         </w:numPr>
         <w:spacing w:before="100" w:beforeAutospacing="1" w:after="100" w:afterAutospacing="1" w:line="240" w:lineRule="auto"/>
         <w:rPr>
-          <w:rFonts w:ascii="微軟正黑體" w:eastAsia="微軟正黑體" w:hAnsi="微軟正黑體" w:hint="eastAsia"/>
+          <w:rFonts w:ascii="微軟正黑體" w:eastAsia="微軟正黑體" w:hAnsi="微軟正黑體"/>
           <w:sz w:val="22"/>
           <w:szCs w:val="22"/>
         </w:rPr>
@@ -1426,7 +6910,7 @@
       <w:pPr>
         <w:pStyle w:val="3"/>
         <w:rPr>
-          <w:rFonts w:ascii="微軟正黑體" w:eastAsia="微軟正黑體" w:hAnsi="微軟正黑體" w:hint="eastAsia"/>
+          <w:rFonts w:ascii="微軟正黑體" w:eastAsia="微軟正黑體" w:hAnsi="微軟正黑體"/>
           <w:sz w:val="27"/>
           <w:szCs w:val="27"/>
         </w:rPr>
@@ -1447,7 +6931,7 @@
         </w:numPr>
         <w:spacing w:before="100" w:beforeAutospacing="1" w:after="100" w:afterAutospacing="1" w:line="240" w:lineRule="auto"/>
         <w:rPr>
-          <w:rFonts w:ascii="微軟正黑體" w:eastAsia="微軟正黑體" w:hAnsi="微軟正黑體" w:hint="eastAsia"/>
+          <w:rFonts w:ascii="微軟正黑體" w:eastAsia="微軟正黑體" w:hAnsi="微軟正黑體"/>
           <w:sz w:val="22"/>
           <w:szCs w:val="22"/>
         </w:rPr>
@@ -1470,7 +6954,7 @@
         </w:numPr>
         <w:spacing w:before="100" w:beforeAutospacing="1" w:after="100" w:afterAutospacing="1" w:line="240" w:lineRule="auto"/>
         <w:rPr>
-          <w:rFonts w:ascii="微軟正黑體" w:eastAsia="微軟正黑體" w:hAnsi="微軟正黑體" w:hint="eastAsia"/>
+          <w:rFonts w:ascii="微軟正黑體" w:eastAsia="微軟正黑體" w:hAnsi="微軟正黑體"/>
           <w:sz w:val="22"/>
           <w:szCs w:val="22"/>
         </w:rPr>
@@ -1493,7 +6977,7 @@
         </w:numPr>
         <w:spacing w:before="100" w:beforeAutospacing="1" w:after="100" w:afterAutospacing="1" w:line="240" w:lineRule="auto"/>
         <w:rPr>
-          <w:rFonts w:ascii="微軟正黑體" w:eastAsia="微軟正黑體" w:hAnsi="微軟正黑體" w:hint="eastAsia"/>
+          <w:rFonts w:ascii="微軟正黑體" w:eastAsia="微軟正黑體" w:hAnsi="微軟正黑體"/>
           <w:sz w:val="22"/>
           <w:szCs w:val="22"/>
         </w:rPr>
@@ -1516,7 +7000,7 @@
         </w:numPr>
         <w:spacing w:before="100" w:beforeAutospacing="1" w:after="100" w:afterAutospacing="1" w:line="240" w:lineRule="auto"/>
         <w:rPr>
-          <w:rFonts w:ascii="微軟正黑體" w:eastAsia="微軟正黑體" w:hAnsi="微軟正黑體" w:hint="eastAsia"/>
+          <w:rFonts w:ascii="微軟正黑體" w:eastAsia="微軟正黑體" w:hAnsi="微軟正黑體"/>
           <w:sz w:val="22"/>
           <w:szCs w:val="22"/>
         </w:rPr>
@@ -1539,7 +7023,7 @@
         </w:numPr>
         <w:spacing w:before="100" w:beforeAutospacing="1" w:after="100" w:afterAutospacing="1" w:line="240" w:lineRule="auto"/>
         <w:rPr>
-          <w:rFonts w:ascii="微軟正黑體" w:eastAsia="微軟正黑體" w:hAnsi="微軟正黑體" w:hint="eastAsia"/>
+          <w:rFonts w:ascii="微軟正黑體" w:eastAsia="微軟正黑體" w:hAnsi="微軟正黑體"/>
           <w:sz w:val="22"/>
           <w:szCs w:val="22"/>
         </w:rPr>
@@ -1562,7 +7046,7 @@
         </w:numPr>
         <w:spacing w:before="100" w:beforeAutospacing="1" w:after="100" w:afterAutospacing="1" w:line="240" w:lineRule="auto"/>
         <w:rPr>
-          <w:rFonts w:ascii="微軟正黑體" w:eastAsia="微軟正黑體" w:hAnsi="微軟正黑體" w:hint="eastAsia"/>
+          <w:rFonts w:ascii="微軟正黑體" w:eastAsia="微軟正黑體" w:hAnsi="微軟正黑體"/>
           <w:sz w:val="22"/>
           <w:szCs w:val="22"/>
         </w:rPr>
@@ -1586,7 +7070,7 @@
         </w:numPr>
         <w:spacing w:before="100" w:beforeAutospacing="1" w:after="100" w:afterAutospacing="1" w:line="240" w:lineRule="auto"/>
         <w:rPr>
-          <w:rFonts w:ascii="微軟正黑體" w:eastAsia="微軟正黑體" w:hAnsi="微軟正黑體" w:hint="eastAsia"/>
+          <w:rFonts w:ascii="微軟正黑體" w:eastAsia="微軟正黑體" w:hAnsi="微軟正黑體"/>
           <w:sz w:val="22"/>
           <w:szCs w:val="22"/>
         </w:rPr>
@@ -1609,7 +7093,7 @@
         </w:numPr>
         <w:spacing w:before="100" w:beforeAutospacing="1" w:after="100" w:afterAutospacing="1" w:line="240" w:lineRule="auto"/>
         <w:rPr>
-          <w:rFonts w:ascii="微軟正黑體" w:eastAsia="微軟正黑體" w:hAnsi="微軟正黑體" w:hint="eastAsia"/>
+          <w:rFonts w:ascii="微軟正黑體" w:eastAsia="微軟正黑體" w:hAnsi="微軟正黑體"/>
           <w:sz w:val="22"/>
           <w:szCs w:val="22"/>
         </w:rPr>
@@ -1632,7 +7116,7 @@
         </w:numPr>
         <w:spacing w:before="100" w:beforeAutospacing="1" w:after="100" w:afterAutospacing="1" w:line="240" w:lineRule="auto"/>
         <w:rPr>
-          <w:rFonts w:ascii="微軟正黑體" w:eastAsia="微軟正黑體" w:hAnsi="微軟正黑體" w:hint="eastAsia"/>
+          <w:rFonts w:ascii="微軟正黑體" w:eastAsia="微軟正黑體" w:hAnsi="微軟正黑體"/>
           <w:sz w:val="22"/>
           <w:szCs w:val="22"/>
         </w:rPr>
@@ -1650,7 +7134,7 @@
       <w:pPr>
         <w:pStyle w:val="3"/>
         <w:rPr>
-          <w:rFonts w:ascii="微軟正黑體" w:eastAsia="微軟正黑體" w:hAnsi="微軟正黑體" w:hint="eastAsia"/>
+          <w:rFonts w:ascii="微軟正黑體" w:eastAsia="微軟正黑體" w:hAnsi="微軟正黑體"/>
           <w:sz w:val="27"/>
           <w:szCs w:val="27"/>
         </w:rPr>
@@ -1671,7 +7155,7 @@
         </w:numPr>
         <w:spacing w:before="100" w:beforeAutospacing="1" w:after="100" w:afterAutospacing="1" w:line="240" w:lineRule="auto"/>
         <w:rPr>
-          <w:rFonts w:ascii="微軟正黑體" w:eastAsia="微軟正黑體" w:hAnsi="微軟正黑體" w:hint="eastAsia"/>
+          <w:rFonts w:ascii="微軟正黑體" w:eastAsia="微軟正黑體" w:hAnsi="微軟正黑體"/>
           <w:sz w:val="22"/>
           <w:szCs w:val="22"/>
         </w:rPr>
@@ -1694,7 +7178,7 @@
         </w:numPr>
         <w:spacing w:before="100" w:beforeAutospacing="1" w:after="100" w:afterAutospacing="1" w:line="240" w:lineRule="auto"/>
         <w:rPr>
-          <w:rFonts w:ascii="微軟正黑體" w:eastAsia="微軟正黑體" w:hAnsi="微軟正黑體" w:hint="eastAsia"/>
+          <w:rFonts w:ascii="微軟正黑體" w:eastAsia="微軟正黑體" w:hAnsi="微軟正黑體"/>
           <w:sz w:val="22"/>
           <w:szCs w:val="22"/>
         </w:rPr>
@@ -1717,7 +7201,7 @@
         </w:numPr>
         <w:spacing w:before="100" w:beforeAutospacing="1" w:after="100" w:afterAutospacing="1" w:line="240" w:lineRule="auto"/>
         <w:rPr>
-          <w:rFonts w:ascii="微軟正黑體" w:eastAsia="微軟正黑體" w:hAnsi="微軟正黑體" w:hint="eastAsia"/>
+          <w:rFonts w:ascii="微軟正黑體" w:eastAsia="微軟正黑體" w:hAnsi="微軟正黑體"/>
           <w:sz w:val="22"/>
           <w:szCs w:val="22"/>
         </w:rPr>
@@ -1740,7 +7224,7 @@
         </w:numPr>
         <w:spacing w:before="100" w:beforeAutospacing="1" w:after="100" w:afterAutospacing="1" w:line="240" w:lineRule="auto"/>
         <w:rPr>
-          <w:rFonts w:ascii="微軟正黑體" w:eastAsia="微軟正黑體" w:hAnsi="微軟正黑體" w:hint="eastAsia"/>
+          <w:rFonts w:ascii="微軟正黑體" w:eastAsia="微軟正黑體" w:hAnsi="微軟正黑體"/>
           <w:sz w:val="22"/>
           <w:szCs w:val="22"/>
         </w:rPr>
@@ -1763,7 +7247,7 @@
         </w:numPr>
         <w:spacing w:before="100" w:beforeAutospacing="1" w:after="100" w:afterAutospacing="1" w:line="240" w:lineRule="auto"/>
         <w:rPr>
-          <w:rFonts w:ascii="微軟正黑體" w:eastAsia="微軟正黑體" w:hAnsi="微軟正黑體" w:hint="eastAsia"/>
+          <w:rFonts w:ascii="微軟正黑體" w:eastAsia="微軟正黑體" w:hAnsi="微軟正黑體"/>
           <w:sz w:val="22"/>
           <w:szCs w:val="22"/>
         </w:rPr>
@@ -1786,7 +7270,7 @@
         </w:numPr>
         <w:spacing w:before="100" w:beforeAutospacing="1" w:after="100" w:afterAutospacing="1" w:line="240" w:lineRule="auto"/>
         <w:rPr>
-          <w:rFonts w:ascii="微軟正黑體" w:eastAsia="微軟正黑體" w:hAnsi="微軟正黑體" w:hint="eastAsia"/>
+          <w:rFonts w:ascii="微軟正黑體" w:eastAsia="微軟正黑體" w:hAnsi="微軟正黑體"/>
           <w:sz w:val="22"/>
           <w:szCs w:val="22"/>
         </w:rPr>
@@ -1809,7 +7293,7 @@
         </w:numPr>
         <w:spacing w:before="100" w:beforeAutospacing="1" w:after="100" w:afterAutospacing="1" w:line="240" w:lineRule="auto"/>
         <w:rPr>
-          <w:rFonts w:ascii="微軟正黑體" w:eastAsia="微軟正黑體" w:hAnsi="微軟正黑體" w:hint="eastAsia"/>
+          <w:rFonts w:ascii="微軟正黑體" w:eastAsia="微軟正黑體" w:hAnsi="微軟正黑體"/>
           <w:sz w:val="22"/>
           <w:szCs w:val="22"/>
         </w:rPr>
@@ -1832,7 +7316,7 @@
         </w:numPr>
         <w:spacing w:before="100" w:beforeAutospacing="1" w:after="100" w:afterAutospacing="1" w:line="240" w:lineRule="auto"/>
         <w:rPr>
-          <w:rFonts w:ascii="微軟正黑體" w:eastAsia="微軟正黑體" w:hAnsi="微軟正黑體" w:hint="eastAsia"/>
+          <w:rFonts w:ascii="微軟正黑體" w:eastAsia="微軟正黑體" w:hAnsi="微軟正黑體"/>
           <w:sz w:val="22"/>
           <w:szCs w:val="22"/>
         </w:rPr>
@@ -1855,7 +7339,7 @@
         </w:numPr>
         <w:spacing w:before="100" w:beforeAutospacing="1" w:after="100" w:afterAutospacing="1" w:line="240" w:lineRule="auto"/>
         <w:rPr>
-          <w:rFonts w:ascii="微軟正黑體" w:eastAsia="微軟正黑體" w:hAnsi="微軟正黑體" w:hint="eastAsia"/>
+          <w:rFonts w:ascii="微軟正黑體" w:eastAsia="微軟正黑體" w:hAnsi="微軟正黑體"/>
           <w:sz w:val="22"/>
           <w:szCs w:val="22"/>
         </w:rPr>
@@ -1873,7 +7357,7 @@
       <w:pPr>
         <w:pStyle w:val="3"/>
         <w:rPr>
-          <w:rFonts w:ascii="微軟正黑體" w:eastAsia="微軟正黑體" w:hAnsi="微軟正黑體" w:hint="eastAsia"/>
+          <w:rFonts w:ascii="微軟正黑體" w:eastAsia="微軟正黑體" w:hAnsi="微軟正黑體"/>
           <w:sz w:val="27"/>
           <w:szCs w:val="27"/>
         </w:rPr>
@@ -1895,7 +7379,7 @@
         </w:numPr>
         <w:spacing w:before="100" w:beforeAutospacing="1" w:after="100" w:afterAutospacing="1" w:line="240" w:lineRule="auto"/>
         <w:rPr>
-          <w:rFonts w:ascii="微軟正黑體" w:eastAsia="微軟正黑體" w:hAnsi="微軟正黑體" w:hint="eastAsia"/>
+          <w:rFonts w:ascii="微軟正黑體" w:eastAsia="微軟正黑體" w:hAnsi="微軟正黑體"/>
           <w:sz w:val="22"/>
           <w:szCs w:val="22"/>
         </w:rPr>
@@ -1918,7 +7402,7 @@
         </w:numPr>
         <w:spacing w:before="100" w:beforeAutospacing="1" w:after="100" w:afterAutospacing="1" w:line="240" w:lineRule="auto"/>
         <w:rPr>
-          <w:rFonts w:ascii="微軟正黑體" w:eastAsia="微軟正黑體" w:hAnsi="微軟正黑體" w:hint="eastAsia"/>
+          <w:rFonts w:ascii="微軟正黑體" w:eastAsia="微軟正黑體" w:hAnsi="微軟正黑體"/>
           <w:sz w:val="22"/>
           <w:szCs w:val="22"/>
         </w:rPr>
@@ -1941,7 +7425,7 @@
         </w:numPr>
         <w:spacing w:before="100" w:beforeAutospacing="1" w:after="100" w:afterAutospacing="1" w:line="240" w:lineRule="auto"/>
         <w:rPr>
-          <w:rFonts w:ascii="微軟正黑體" w:eastAsia="微軟正黑體" w:hAnsi="微軟正黑體" w:hint="eastAsia"/>
+          <w:rFonts w:ascii="微軟正黑體" w:eastAsia="微軟正黑體" w:hAnsi="微軟正黑體"/>
           <w:sz w:val="22"/>
           <w:szCs w:val="22"/>
         </w:rPr>
@@ -1964,7 +7448,7 @@
         </w:numPr>
         <w:spacing w:before="100" w:beforeAutospacing="1" w:after="100" w:afterAutospacing="1" w:line="240" w:lineRule="auto"/>
         <w:rPr>
-          <w:rFonts w:ascii="微軟正黑體" w:eastAsia="微軟正黑體" w:hAnsi="微軟正黑體" w:hint="eastAsia"/>
+          <w:rFonts w:ascii="微軟正黑體" w:eastAsia="微軟正黑體" w:hAnsi="微軟正黑體"/>
           <w:sz w:val="22"/>
           <w:szCs w:val="22"/>
         </w:rPr>
@@ -1987,7 +7471,7 @@
         </w:numPr>
         <w:spacing w:before="100" w:beforeAutospacing="1" w:after="100" w:afterAutospacing="1" w:line="240" w:lineRule="auto"/>
         <w:rPr>
-          <w:rFonts w:ascii="微軟正黑體" w:eastAsia="微軟正黑體" w:hAnsi="微軟正黑體" w:hint="eastAsia"/>
+          <w:rFonts w:ascii="微軟正黑體" w:eastAsia="微軟正黑體" w:hAnsi="微軟正黑體"/>
           <w:sz w:val="22"/>
           <w:szCs w:val="22"/>
         </w:rPr>
@@ -2010,7 +7494,7 @@
         </w:numPr>
         <w:spacing w:before="100" w:beforeAutospacing="1" w:after="100" w:afterAutospacing="1" w:line="240" w:lineRule="auto"/>
         <w:rPr>
-          <w:rFonts w:ascii="微軟正黑體" w:eastAsia="微軟正黑體" w:hAnsi="微軟正黑體" w:hint="eastAsia"/>
+          <w:rFonts w:ascii="微軟正黑體" w:eastAsia="微軟正黑體" w:hAnsi="微軟正黑體"/>
           <w:sz w:val="22"/>
           <w:szCs w:val="22"/>
         </w:rPr>
@@ -2033,7 +7517,7 @@
         </w:numPr>
         <w:spacing w:before="100" w:beforeAutospacing="1" w:after="100" w:afterAutospacing="1" w:line="240" w:lineRule="auto"/>
         <w:rPr>
-          <w:rFonts w:ascii="微軟正黑體" w:eastAsia="微軟正黑體" w:hAnsi="微軟正黑體" w:hint="eastAsia"/>
+          <w:rFonts w:ascii="微軟正黑體" w:eastAsia="微軟正黑體" w:hAnsi="微軟正黑體"/>
           <w:sz w:val="22"/>
           <w:szCs w:val="22"/>
         </w:rPr>
@@ -2056,7 +7540,7 @@
         </w:numPr>
         <w:spacing w:before="100" w:beforeAutospacing="1" w:after="100" w:afterAutospacing="1" w:line="240" w:lineRule="auto"/>
         <w:rPr>
-          <w:rFonts w:ascii="微軟正黑體" w:eastAsia="微軟正黑體" w:hAnsi="微軟正黑體" w:hint="eastAsia"/>
+          <w:rFonts w:ascii="微軟正黑體" w:eastAsia="微軟正黑體" w:hAnsi="微軟正黑體"/>
           <w:sz w:val="22"/>
           <w:szCs w:val="22"/>
         </w:rPr>
@@ -2074,19 +7558,19 @@
       <w:pPr>
         <w:spacing w:after="0"/>
         <w:rPr>
-          <w:rFonts w:ascii="微軟正黑體" w:eastAsia="微軟正黑體" w:hAnsi="微軟正黑體" w:hint="eastAsia"/>
-          <w:sz w:val="22"/>
-          <w:szCs w:val="22"/>
-        </w:rPr>
-      </w:pPr>
-      <w:r>
-        <w:rPr>
-          <w:rFonts w:ascii="微軟正黑體" w:eastAsia="微軟正黑體" w:hAnsi="微軟正黑體" w:hint="eastAsia"/>
+          <w:rFonts w:ascii="微軟正黑體" w:eastAsia="微軟正黑體" w:hAnsi="微軟正黑體"/>
+          <w:sz w:val="22"/>
+          <w:szCs w:val="22"/>
+        </w:rPr>
+      </w:pPr>
+      <w:r>
+        <w:rPr>
+          <w:rFonts w:ascii="微軟正黑體" w:eastAsia="微軟正黑體" w:hAnsi="微軟正黑體"/>
           <w:sz w:val="22"/>
           <w:szCs w:val="22"/>
         </w:rPr>
         <w:pict w14:anchorId="5FCBEA5D">
-          <v:rect id="_x0000_i1054" style="width:0;height:1.5pt" o:hralign="center" o:hrstd="t" o:hr="t" fillcolor="#a0a0a0" stroked="f"/>
+          <v:rect id="_x0000_i1030" style="width:0;height:1.5pt" o:hralign="center" o:hrstd="t" o:hr="t" fillcolor="#a0a0a0" stroked="f"/>
         </w:pict>
       </w:r>
     </w:p>
@@ -2094,7 +7578,7 @@
       <w:pPr>
         <w:pStyle w:val="2"/>
         <w:rPr>
-          <w:rFonts w:ascii="微軟正黑體" w:eastAsia="微軟正黑體" w:hAnsi="微軟正黑體" w:hint="eastAsia"/>
+          <w:rFonts w:ascii="微軟正黑體" w:eastAsia="微軟正黑體" w:hAnsi="微軟正黑體"/>
           <w:sz w:val="36"/>
           <w:szCs w:val="36"/>
         </w:rPr>
@@ -2115,7 +7599,7 @@
         </w:numPr>
         <w:spacing w:before="100" w:beforeAutospacing="1" w:after="100" w:afterAutospacing="1" w:line="240" w:lineRule="auto"/>
         <w:rPr>
-          <w:rFonts w:ascii="微軟正黑體" w:eastAsia="微軟正黑體" w:hAnsi="微軟正黑體" w:hint="eastAsia"/>
+          <w:rFonts w:ascii="微軟正黑體" w:eastAsia="微軟正黑體" w:hAnsi="微軟正黑體"/>
           <w:sz w:val="22"/>
           <w:szCs w:val="22"/>
         </w:rPr>
@@ -2138,7 +7622,7 @@
         </w:numPr>
         <w:spacing w:before="100" w:beforeAutospacing="1" w:after="100" w:afterAutospacing="1" w:line="240" w:lineRule="auto"/>
         <w:rPr>
-          <w:rFonts w:ascii="微軟正黑體" w:eastAsia="微軟正黑體" w:hAnsi="微軟正黑體" w:hint="eastAsia"/>
+          <w:rFonts w:ascii="微軟正黑體" w:eastAsia="微軟正黑體" w:hAnsi="微軟正黑體"/>
           <w:sz w:val="22"/>
           <w:szCs w:val="22"/>
         </w:rPr>
@@ -2161,7 +7645,7 @@
         </w:numPr>
         <w:spacing w:before="100" w:beforeAutospacing="1" w:after="100" w:afterAutospacing="1" w:line="240" w:lineRule="auto"/>
         <w:rPr>
-          <w:rFonts w:ascii="微軟正黑體" w:eastAsia="微軟正黑體" w:hAnsi="微軟正黑體" w:hint="eastAsia"/>
+          <w:rFonts w:ascii="微軟正黑體" w:eastAsia="微軟正黑體" w:hAnsi="微軟正黑體"/>
           <w:sz w:val="22"/>
           <w:szCs w:val="22"/>
         </w:rPr>
@@ -2184,7 +7668,7 @@
         </w:numPr>
         <w:spacing w:before="100" w:beforeAutospacing="1" w:after="100" w:afterAutospacing="1" w:line="240" w:lineRule="auto"/>
         <w:rPr>
-          <w:rFonts w:ascii="微軟正黑體" w:eastAsia="微軟正黑體" w:hAnsi="微軟正黑體" w:hint="eastAsia"/>
+          <w:rFonts w:ascii="微軟正黑體" w:eastAsia="微軟正黑體" w:hAnsi="微軟正黑體"/>
           <w:sz w:val="22"/>
           <w:szCs w:val="22"/>
         </w:rPr>
@@ -2203,19 +7687,19 @@
       <w:pPr>
         <w:spacing w:after="0"/>
         <w:rPr>
-          <w:rFonts w:ascii="微軟正黑體" w:eastAsia="微軟正黑體" w:hAnsi="微軟正黑體" w:hint="eastAsia"/>
-          <w:sz w:val="22"/>
-          <w:szCs w:val="22"/>
-        </w:rPr>
-      </w:pPr>
-      <w:r>
-        <w:rPr>
-          <w:rFonts w:ascii="微軟正黑體" w:eastAsia="微軟正黑體" w:hAnsi="微軟正黑體" w:hint="eastAsia"/>
+          <w:rFonts w:ascii="微軟正黑體" w:eastAsia="微軟正黑體" w:hAnsi="微軟正黑體"/>
+          <w:sz w:val="22"/>
+          <w:szCs w:val="22"/>
+        </w:rPr>
+      </w:pPr>
+      <w:r>
+        <w:rPr>
+          <w:rFonts w:ascii="微軟正黑體" w:eastAsia="微軟正黑體" w:hAnsi="微軟正黑體"/>
           <w:sz w:val="22"/>
           <w:szCs w:val="22"/>
         </w:rPr>
         <w:pict w14:anchorId="2CEAD9F0">
-          <v:rect id="_x0000_i1055" style="width:0;height:1.5pt" o:hralign="center" o:hrstd="t" o:hr="t" fillcolor="#a0a0a0" stroked="f"/>
+          <v:rect id="_x0000_i1031" style="width:0;height:1.5pt" o:hralign="center" o:hrstd="t" o:hr="t" fillcolor="#a0a0a0" stroked="f"/>
         </w:pict>
       </w:r>
     </w:p>
@@ -2223,7 +7707,7 @@
       <w:pPr>
         <w:pStyle w:val="2"/>
         <w:rPr>
-          <w:rFonts w:ascii="微軟正黑體" w:eastAsia="微軟正黑體" w:hAnsi="微軟正黑體" w:hint="eastAsia"/>
+          <w:rFonts w:ascii="微軟正黑體" w:eastAsia="微軟正黑體" w:hAnsi="微軟正黑體"/>
           <w:sz w:val="36"/>
           <w:szCs w:val="36"/>
         </w:rPr>
@@ -2244,7 +7728,7 @@
         </w:numPr>
         <w:spacing w:before="100" w:beforeAutospacing="1" w:after="100" w:afterAutospacing="1" w:line="240" w:lineRule="auto"/>
         <w:rPr>
-          <w:rFonts w:ascii="微軟正黑體" w:eastAsia="微軟正黑體" w:hAnsi="微軟正黑體" w:hint="eastAsia"/>
+          <w:rFonts w:ascii="微軟正黑體" w:eastAsia="微軟正黑體" w:hAnsi="微軟正黑體"/>
           <w:sz w:val="22"/>
           <w:szCs w:val="22"/>
         </w:rPr>
@@ -2267,7 +7751,7 @@
         </w:numPr>
         <w:spacing w:before="100" w:beforeAutospacing="1" w:after="100" w:afterAutospacing="1" w:line="240" w:lineRule="auto"/>
         <w:rPr>
-          <w:rFonts w:ascii="微軟正黑體" w:eastAsia="微軟正黑體" w:hAnsi="微軟正黑體" w:hint="eastAsia"/>
+          <w:rFonts w:ascii="微軟正黑體" w:eastAsia="微軟正黑體" w:hAnsi="微軟正黑體"/>
           <w:sz w:val="22"/>
           <w:szCs w:val="22"/>
         </w:rPr>
@@ -2290,7 +7774,7 @@
         </w:numPr>
         <w:spacing w:before="100" w:beforeAutospacing="1" w:after="100" w:afterAutospacing="1" w:line="240" w:lineRule="auto"/>
         <w:rPr>
-          <w:rFonts w:ascii="微軟正黑體" w:eastAsia="微軟正黑體" w:hAnsi="微軟正黑體" w:hint="eastAsia"/>
+          <w:rFonts w:ascii="微軟正黑體" w:eastAsia="微軟正黑體" w:hAnsi="微軟正黑體"/>
           <w:sz w:val="22"/>
           <w:szCs w:val="22"/>
         </w:rPr>
@@ -2308,7 +7792,7 @@
       <w:pPr>
         <w:pStyle w:val="Web"/>
         <w:rPr>
-          <w:rFonts w:ascii="微軟正黑體" w:eastAsia="微軟正黑體" w:hAnsi="微軟正黑體" w:hint="eastAsia"/>
+          <w:rFonts w:ascii="微軟正黑體" w:eastAsia="微軟正黑體" w:hAnsi="微軟正黑體"/>
           <w:sz w:val="22"/>
           <w:szCs w:val="22"/>
         </w:rPr>
@@ -2325,19 +7809,19 @@
     <w:p>
       <w:pPr>
         <w:rPr>
-          <w:rFonts w:ascii="微軟正黑體" w:eastAsia="微軟正黑體" w:hAnsi="微軟正黑體" w:hint="eastAsia"/>
-          <w:sz w:val="22"/>
-          <w:szCs w:val="22"/>
-        </w:rPr>
-      </w:pPr>
-      <w:r>
-        <w:rPr>
-          <w:rFonts w:ascii="微軟正黑體" w:eastAsia="微軟正黑體" w:hAnsi="微軟正黑體" w:hint="eastAsia"/>
+          <w:rFonts w:ascii="微軟正黑體" w:eastAsia="微軟正黑體" w:hAnsi="微軟正黑體"/>
+          <w:sz w:val="22"/>
+          <w:szCs w:val="22"/>
+        </w:rPr>
+      </w:pPr>
+      <w:r>
+        <w:rPr>
+          <w:rFonts w:ascii="微軟正黑體" w:eastAsia="微軟正黑體" w:hAnsi="微軟正黑體"/>
           <w:sz w:val="22"/>
           <w:szCs w:val="22"/>
         </w:rPr>
         <w:pict w14:anchorId="48B79218">
-          <v:rect id="_x0000_i1056" style="width:0;height:1.5pt" o:hralign="center" o:hrstd="t" o:hr="t" fillcolor="#a0a0a0" stroked="f"/>
+          <v:rect id="_x0000_i1032" style="width:0;height:1.5pt" o:hralign="center" o:hrstd="t" o:hr="t" fillcolor="#a0a0a0" stroked="f"/>
         </w:pict>
       </w:r>
     </w:p>
@@ -2345,7 +7829,7 @@
       <w:pPr>
         <w:pStyle w:val="2"/>
         <w:rPr>
-          <w:rFonts w:ascii="微軟正黑體" w:eastAsia="微軟正黑體" w:hAnsi="微軟正黑體" w:hint="eastAsia"/>
+          <w:rFonts w:ascii="微軟正黑體" w:eastAsia="微軟正黑體" w:hAnsi="微軟正黑體"/>
           <w:sz w:val="36"/>
           <w:szCs w:val="36"/>
         </w:rPr>
@@ -2366,7 +7850,7 @@
         </w:numPr>
         <w:spacing w:before="100" w:beforeAutospacing="1" w:after="100" w:afterAutospacing="1" w:line="240" w:lineRule="auto"/>
         <w:rPr>
-          <w:rFonts w:ascii="微軟正黑體" w:eastAsia="微軟正黑體" w:hAnsi="微軟正黑體" w:hint="eastAsia"/>
+          <w:rFonts w:ascii="微軟正黑體" w:eastAsia="微軟正黑體" w:hAnsi="微軟正黑體"/>
           <w:sz w:val="22"/>
           <w:szCs w:val="22"/>
         </w:rPr>
@@ -2389,7 +7873,7 @@
         </w:numPr>
         <w:spacing w:before="100" w:beforeAutospacing="1" w:after="100" w:afterAutospacing="1" w:line="240" w:lineRule="auto"/>
         <w:rPr>
-          <w:rFonts w:ascii="微軟正黑體" w:eastAsia="微軟正黑體" w:hAnsi="微軟正黑體" w:hint="eastAsia"/>
+          <w:rFonts w:ascii="微軟正黑體" w:eastAsia="微軟正黑體" w:hAnsi="微軟正黑體"/>
           <w:sz w:val="22"/>
           <w:szCs w:val="22"/>
         </w:rPr>
@@ -2412,7 +7896,7 @@
         </w:numPr>
         <w:spacing w:before="100" w:beforeAutospacing="1" w:after="100" w:afterAutospacing="1" w:line="240" w:lineRule="auto"/>
         <w:rPr>
-          <w:rFonts w:ascii="微軟正黑體" w:eastAsia="微軟正黑體" w:hAnsi="微軟正黑體" w:hint="eastAsia"/>
+          <w:rFonts w:ascii="微軟正黑體" w:eastAsia="微軟正黑體" w:hAnsi="微軟正黑體"/>
           <w:sz w:val="22"/>
           <w:szCs w:val="22"/>
         </w:rPr>
@@ -2435,7 +7919,7 @@
         </w:numPr>
         <w:spacing w:before="100" w:beforeAutospacing="1" w:after="100" w:afterAutospacing="1" w:line="240" w:lineRule="auto"/>
         <w:rPr>
-          <w:rFonts w:ascii="微軟正黑體" w:eastAsia="微軟正黑體" w:hAnsi="微軟正黑體" w:hint="eastAsia"/>
+          <w:rFonts w:ascii="微軟正黑體" w:eastAsia="微軟正黑體" w:hAnsi="微軟正黑體"/>
           <w:sz w:val="22"/>
           <w:szCs w:val="22"/>
         </w:rPr>
@@ -2453,19 +7937,19 @@
       <w:pPr>
         <w:spacing w:after="0"/>
         <w:rPr>
-          <w:rFonts w:ascii="微軟正黑體" w:eastAsia="微軟正黑體" w:hAnsi="微軟正黑體" w:hint="eastAsia"/>
-          <w:sz w:val="22"/>
-          <w:szCs w:val="22"/>
-        </w:rPr>
-      </w:pPr>
-      <w:r>
-        <w:rPr>
-          <w:rFonts w:ascii="微軟正黑體" w:eastAsia="微軟正黑體" w:hAnsi="微軟正黑體" w:hint="eastAsia"/>
+          <w:rFonts w:ascii="微軟正黑體" w:eastAsia="微軟正黑體" w:hAnsi="微軟正黑體"/>
+          <w:sz w:val="22"/>
+          <w:szCs w:val="22"/>
+        </w:rPr>
+      </w:pPr>
+      <w:r>
+        <w:rPr>
+          <w:rFonts w:ascii="微軟正黑體" w:eastAsia="微軟正黑體" w:hAnsi="微軟正黑體"/>
           <w:sz w:val="22"/>
           <w:szCs w:val="22"/>
         </w:rPr>
         <w:pict w14:anchorId="456C8E9E">
-          <v:rect id="_x0000_i1057" style="width:0;height:1.5pt" o:hralign="center" o:hrstd="t" o:hr="t" fillcolor="#a0a0a0" stroked="f"/>
+          <v:rect id="_x0000_i1033" style="width:0;height:1.5pt" o:hralign="center" o:hrstd="t" o:hr="t" fillcolor="#a0a0a0" stroked="f"/>
         </w:pict>
       </w:r>
     </w:p>
@@ -2473,7 +7957,7 @@
       <w:pPr>
         <w:pStyle w:val="2"/>
         <w:rPr>
-          <w:rFonts w:ascii="微軟正黑體" w:eastAsia="微軟正黑體" w:hAnsi="微軟正黑體" w:hint="eastAsia"/>
+          <w:rFonts w:ascii="微軟正黑體" w:eastAsia="微軟正黑體" w:hAnsi="微軟正黑體"/>
           <w:sz w:val="36"/>
           <w:szCs w:val="36"/>
         </w:rPr>
@@ -2495,7 +7979,7 @@
         </w:numPr>
         <w:spacing w:before="100" w:beforeAutospacing="1" w:after="100" w:afterAutospacing="1" w:line="240" w:lineRule="auto"/>
         <w:rPr>
-          <w:rFonts w:ascii="微軟正黑體" w:eastAsia="微軟正黑體" w:hAnsi="微軟正黑體" w:hint="eastAsia"/>
+          <w:rFonts w:ascii="微軟正黑體" w:eastAsia="微軟正黑體" w:hAnsi="微軟正黑體"/>
           <w:sz w:val="22"/>
           <w:szCs w:val="22"/>
         </w:rPr>
@@ -2518,7 +8002,7 @@
         </w:numPr>
         <w:spacing w:before="100" w:beforeAutospacing="1" w:after="100" w:afterAutospacing="1" w:line="240" w:lineRule="auto"/>
         <w:rPr>
-          <w:rFonts w:ascii="微軟正黑體" w:eastAsia="微軟正黑體" w:hAnsi="微軟正黑體" w:hint="eastAsia"/>
+          <w:rFonts w:ascii="微軟正黑體" w:eastAsia="微軟正黑體" w:hAnsi="微軟正黑體"/>
           <w:sz w:val="22"/>
           <w:szCs w:val="22"/>
         </w:rPr>
@@ -2536,19 +8020,19 @@
       <w:pPr>
         <w:spacing w:after="0"/>
         <w:rPr>
-          <w:rFonts w:ascii="微軟正黑體" w:eastAsia="微軟正黑體" w:hAnsi="微軟正黑體" w:hint="eastAsia"/>
-          <w:sz w:val="22"/>
-          <w:szCs w:val="22"/>
-        </w:rPr>
-      </w:pPr>
-      <w:r>
-        <w:rPr>
-          <w:rFonts w:ascii="微軟正黑體" w:eastAsia="微軟正黑體" w:hAnsi="微軟正黑體" w:hint="eastAsia"/>
+          <w:rFonts w:ascii="微軟正黑體" w:eastAsia="微軟正黑體" w:hAnsi="微軟正黑體"/>
+          <w:sz w:val="22"/>
+          <w:szCs w:val="22"/>
+        </w:rPr>
+      </w:pPr>
+      <w:r>
+        <w:rPr>
+          <w:rFonts w:ascii="微軟正黑體" w:eastAsia="微軟正黑體" w:hAnsi="微軟正黑體"/>
           <w:sz w:val="22"/>
           <w:szCs w:val="22"/>
         </w:rPr>
         <w:pict w14:anchorId="70A80C73">
-          <v:rect id="_x0000_i1058" style="width:0;height:1.5pt" o:hralign="center" o:hrstd="t" o:hr="t" fillcolor="#a0a0a0" stroked="f"/>
+          <v:rect id="_x0000_i1034" style="width:0;height:1.5pt" o:hralign="center" o:hrstd="t" o:hr="t" fillcolor="#a0a0a0" stroked="f"/>
         </w:pict>
       </w:r>
     </w:p>
@@ -2556,7 +8040,7 @@
       <w:pPr>
         <w:pStyle w:val="Web"/>
         <w:rPr>
-          <w:rFonts w:ascii="微軟正黑體" w:eastAsia="微軟正黑體" w:hAnsi="微軟正黑體" w:hint="eastAsia"/>
+          <w:rFonts w:ascii="微軟正黑體" w:eastAsia="微軟正黑體" w:hAnsi="微軟正黑體"/>
           <w:sz w:val="22"/>
           <w:szCs w:val="22"/>
         </w:rPr>
@@ -2579,7 +8063,7 @@
         </w:numPr>
         <w:spacing w:before="100" w:beforeAutospacing="1" w:after="100" w:afterAutospacing="1" w:line="240" w:lineRule="auto"/>
         <w:rPr>
-          <w:rFonts w:ascii="微軟正黑體" w:eastAsia="微軟正黑體" w:hAnsi="微軟正黑體" w:hint="eastAsia"/>
+          <w:rFonts w:ascii="微軟正黑體" w:eastAsia="微軟正黑體" w:hAnsi="微軟正黑體"/>
           <w:sz w:val="22"/>
           <w:szCs w:val="22"/>
         </w:rPr>
@@ -2602,7 +8086,7 @@
         </w:numPr>
         <w:spacing w:before="100" w:beforeAutospacing="1" w:after="100" w:afterAutospacing="1" w:line="240" w:lineRule="auto"/>
         <w:rPr>
-          <w:rFonts w:ascii="微軟正黑體" w:eastAsia="微軟正黑體" w:hAnsi="微軟正黑體" w:hint="eastAsia"/>
+          <w:rFonts w:ascii="微軟正黑體" w:eastAsia="微軟正黑體" w:hAnsi="微軟正黑體"/>
           <w:sz w:val="22"/>
           <w:szCs w:val="22"/>
         </w:rPr>
@@ -2620,7 +8104,7 @@
       <w:pPr>
         <w:pStyle w:val="Web"/>
         <w:rPr>
-          <w:rFonts w:ascii="微軟正黑體" w:eastAsia="微軟正黑體" w:hAnsi="微軟正黑體" w:hint="eastAsia"/>
+          <w:rFonts w:ascii="微軟正黑體" w:eastAsia="微軟正黑體" w:hAnsi="微軟正黑體"/>
           <w:sz w:val="22"/>
           <w:szCs w:val="22"/>
         </w:rPr>
@@ -2647,19 +8131,19 @@
     <w:p>
       <w:pPr>
         <w:rPr>
-          <w:rFonts w:ascii="微軟正黑體" w:eastAsia="微軟正黑體" w:hAnsi="微軟正黑體" w:hint="eastAsia"/>
-          <w:sz w:val="22"/>
-          <w:szCs w:val="22"/>
-        </w:rPr>
-      </w:pPr>
-      <w:r>
-        <w:rPr>
-          <w:rFonts w:ascii="微軟正黑體" w:eastAsia="微軟正黑體" w:hAnsi="微軟正黑體" w:hint="eastAsia"/>
+          <w:rFonts w:ascii="微軟正黑體" w:eastAsia="微軟正黑體" w:hAnsi="微軟正黑體"/>
+          <w:sz w:val="22"/>
+          <w:szCs w:val="22"/>
+        </w:rPr>
+      </w:pPr>
+      <w:r>
+        <w:rPr>
+          <w:rFonts w:ascii="微軟正黑體" w:eastAsia="微軟正黑體" w:hAnsi="微軟正黑體"/>
           <w:sz w:val="22"/>
           <w:szCs w:val="22"/>
         </w:rPr>
         <w:pict w14:anchorId="79F29BCC">
-          <v:rect id="_x0000_i1059" style="width:0;height:1.5pt" o:hralign="center" o:hrstd="t" o:hr="t" fillcolor="#a0a0a0" stroked="f"/>
+          <v:rect id="_x0000_i1035" style="width:0;height:1.5pt" o:hralign="center" o:hrstd="t" o:hr="t" fillcolor="#a0a0a0" stroked="f"/>
         </w:pict>
       </w:r>
     </w:p>
@@ -2667,7 +8151,7 @@
       <w:pPr>
         <w:pStyle w:val="2"/>
         <w:rPr>
-          <w:rFonts w:ascii="微軟正黑體" w:eastAsia="微軟正黑體" w:hAnsi="微軟正黑體" w:hint="eastAsia"/>
+          <w:rFonts w:ascii="微軟正黑體" w:eastAsia="微軟正黑體" w:hAnsi="微軟正黑體"/>
           <w:sz w:val="36"/>
           <w:szCs w:val="36"/>
         </w:rPr>
@@ -2684,7 +8168,7 @@
       <w:pPr>
         <w:pStyle w:val="Web"/>
         <w:rPr>
-          <w:rFonts w:ascii="微軟正黑體" w:eastAsia="微軟正黑體" w:hAnsi="微軟正黑體" w:hint="eastAsia"/>
+          <w:rFonts w:ascii="微軟正黑體" w:eastAsia="微軟正黑體" w:hAnsi="微軟正黑體"/>
           <w:sz w:val="22"/>
           <w:szCs w:val="22"/>
         </w:rPr>
@@ -2701,19 +8185,19 @@
     <w:p>
       <w:pPr>
         <w:rPr>
-          <w:rFonts w:ascii="微軟正黑體" w:eastAsia="微軟正黑體" w:hAnsi="微軟正黑體" w:hint="eastAsia"/>
-          <w:sz w:val="22"/>
-          <w:szCs w:val="22"/>
-        </w:rPr>
-      </w:pPr>
-      <w:r>
-        <w:rPr>
-          <w:rFonts w:ascii="微軟正黑體" w:eastAsia="微軟正黑體" w:hAnsi="微軟正黑體" w:hint="eastAsia"/>
+          <w:rFonts w:ascii="微軟正黑體" w:eastAsia="微軟正黑體" w:hAnsi="微軟正黑體"/>
+          <w:sz w:val="22"/>
+          <w:szCs w:val="22"/>
+        </w:rPr>
+      </w:pPr>
+      <w:r>
+        <w:rPr>
+          <w:rFonts w:ascii="微軟正黑體" w:eastAsia="微軟正黑體" w:hAnsi="微軟正黑體"/>
           <w:sz w:val="22"/>
           <w:szCs w:val="22"/>
         </w:rPr>
         <w:pict w14:anchorId="6B4FE368">
-          <v:rect id="_x0000_i1060" style="width:0;height:1.5pt" o:hralign="center" o:hrstd="t" o:hr="t" fillcolor="#a0a0a0" stroked="f"/>
+          <v:rect id="_x0000_i1036" style="width:0;height:1.5pt" o:hralign="center" o:hrstd="t" o:hr="t" fillcolor="#a0a0a0" stroked="f"/>
         </w:pict>
       </w:r>
     </w:p>
@@ -2721,7 +8205,7 @@
       <w:pPr>
         <w:pStyle w:val="2"/>
         <w:rPr>
-          <w:rFonts w:ascii="微軟正黑體" w:eastAsia="微軟正黑體" w:hAnsi="微軟正黑體" w:hint="eastAsia"/>
+          <w:rFonts w:ascii="微軟正黑體" w:eastAsia="微軟正黑體" w:hAnsi="微軟正黑體"/>
           <w:sz w:val="36"/>
           <w:szCs w:val="36"/>
         </w:rPr>
@@ -2742,7 +8226,7 @@
         </w:numPr>
         <w:spacing w:before="100" w:beforeAutospacing="1" w:after="100" w:afterAutospacing="1" w:line="240" w:lineRule="auto"/>
         <w:rPr>
-          <w:rFonts w:ascii="微軟正黑體" w:eastAsia="微軟正黑體" w:hAnsi="微軟正黑體" w:hint="eastAsia"/>
+          <w:rFonts w:ascii="微軟正黑體" w:eastAsia="微軟正黑體" w:hAnsi="微軟正黑體"/>
           <w:sz w:val="22"/>
           <w:szCs w:val="22"/>
         </w:rPr>
@@ -2765,18 +8249,36 @@
         </w:numPr>
         <w:spacing w:before="100" w:beforeAutospacing="1" w:after="100" w:afterAutospacing="1" w:line="240" w:lineRule="auto"/>
         <w:rPr>
-          <w:rFonts w:ascii="微軟正黑體" w:eastAsia="微軟正黑體" w:hAnsi="微軟正黑體" w:hint="eastAsia"/>
-          <w:sz w:val="22"/>
-          <w:szCs w:val="22"/>
-        </w:rPr>
-      </w:pPr>
-      <w:r>
-        <w:rPr>
-          <w:rFonts w:ascii="微軟正黑體" w:eastAsia="微軟正黑體" w:hAnsi="微軟正黑體" w:hint="eastAsia"/>
-          <w:sz w:val="22"/>
-          <w:szCs w:val="22"/>
-        </w:rPr>
-        <w:t xml:space="preserve">準備範例資料：sales.csv（交易資料）、customers.xlsx（客戶主檔）、sample_api_output.json（或以公開 API 測試）。 </w:t>
+          <w:rFonts w:ascii="微軟正黑體" w:eastAsia="微軟正黑體" w:hAnsi="微軟正黑體"/>
+          <w:sz w:val="22"/>
+          <w:szCs w:val="22"/>
+        </w:rPr>
+      </w:pPr>
+      <w:r>
+        <w:rPr>
+          <w:rFonts w:ascii="微軟正黑體" w:eastAsia="微軟正黑體" w:hAnsi="微軟正黑體" w:hint="eastAsia"/>
+          <w:sz w:val="22"/>
+          <w:szCs w:val="22"/>
+        </w:rPr>
+        <w:t>準備範例資料：sales.csv（交易資料）、customers.xlsx（客戶主檔）、</w:t>
+      </w:r>
+      <w:proofErr w:type="spellStart"/>
+      <w:r>
+        <w:rPr>
+          <w:rFonts w:ascii="微軟正黑體" w:eastAsia="微軟正黑體" w:hAnsi="微軟正黑體" w:hint="eastAsia"/>
+          <w:sz w:val="22"/>
+          <w:szCs w:val="22"/>
+        </w:rPr>
+        <w:t>sample_api_output.json</w:t>
+      </w:r>
+      <w:proofErr w:type="spellEnd"/>
+      <w:r>
+        <w:rPr>
+          <w:rFonts w:ascii="微軟正黑體" w:eastAsia="微軟正黑體" w:hAnsi="微軟正黑體" w:hint="eastAsia"/>
+          <w:sz w:val="22"/>
+          <w:szCs w:val="22"/>
+        </w:rPr>
+        <w:t xml:space="preserve">（或以公開 API 測試）。 </w:t>
       </w:r>
     </w:p>
     <w:p>
@@ -2788,7 +8290,7 @@
         </w:numPr>
         <w:spacing w:before="100" w:beforeAutospacing="1" w:after="100" w:afterAutospacing="1" w:line="240" w:lineRule="auto"/>
         <w:rPr>
-          <w:rFonts w:ascii="微軟正黑體" w:eastAsia="微軟正黑體" w:hAnsi="微軟正黑體" w:hint="eastAsia"/>
+          <w:rFonts w:ascii="微軟正黑體" w:eastAsia="微軟正黑體" w:hAnsi="微軟正黑體"/>
           <w:sz w:val="22"/>
           <w:szCs w:val="22"/>
         </w:rPr>
@@ -2823,19 +8325,19 @@
       <w:pPr>
         <w:spacing w:after="0"/>
         <w:rPr>
-          <w:rFonts w:ascii="微軟正黑體" w:eastAsia="微軟正黑體" w:hAnsi="微軟正黑體" w:hint="eastAsia"/>
-          <w:sz w:val="22"/>
-          <w:szCs w:val="22"/>
-        </w:rPr>
-      </w:pPr>
-      <w:r>
-        <w:rPr>
-          <w:rFonts w:ascii="微軟正黑體" w:eastAsia="微軟正黑體" w:hAnsi="微軟正黑體" w:hint="eastAsia"/>
+          <w:rFonts w:ascii="微軟正黑體" w:eastAsia="微軟正黑體" w:hAnsi="微軟正黑體"/>
+          <w:sz w:val="22"/>
+          <w:szCs w:val="22"/>
+        </w:rPr>
+      </w:pPr>
+      <w:r>
+        <w:rPr>
+          <w:rFonts w:ascii="微軟正黑體" w:eastAsia="微軟正黑體" w:hAnsi="微軟正黑體"/>
           <w:sz w:val="22"/>
           <w:szCs w:val="22"/>
         </w:rPr>
         <w:pict w14:anchorId="72D4082F">
-          <v:rect id="_x0000_i1061" style="width:0;height:1.5pt" o:hralign="center" o:hrstd="t" o:hr="t" fillcolor="#a0a0a0" stroked="f"/>
+          <v:rect id="_x0000_i1037" style="width:0;height:1.5pt" o:hralign="center" o:hrstd="t" o:hr="t" fillcolor="#a0a0a0" stroked="f"/>
         </w:pict>
       </w:r>
     </w:p>
@@ -2843,7 +8345,7 @@
       <w:pPr>
         <w:pStyle w:val="2"/>
         <w:rPr>
-          <w:rFonts w:ascii="微軟正黑體" w:eastAsia="微軟正黑體" w:hAnsi="微軟正黑體" w:hint="eastAsia"/>
+          <w:rFonts w:ascii="微軟正黑體" w:eastAsia="微軟正黑體" w:hAnsi="微軟正黑體"/>
           <w:sz w:val="36"/>
           <w:szCs w:val="36"/>
         </w:rPr>
@@ -2860,7 +8362,7 @@
       <w:pPr>
         <w:pStyle w:val="3"/>
         <w:rPr>
-          <w:rFonts w:ascii="微軟正黑體" w:eastAsia="微軟正黑體" w:hAnsi="微軟正黑體" w:hint="eastAsia"/>
+          <w:rFonts w:ascii="微軟正黑體" w:eastAsia="微軟正黑體" w:hAnsi="微軟正黑體"/>
         </w:rPr>
       </w:pPr>
       <w:r>
@@ -2879,7 +8381,7 @@
         </w:numPr>
         <w:spacing w:before="100" w:beforeAutospacing="1" w:after="100" w:afterAutospacing="1" w:line="240" w:lineRule="auto"/>
         <w:rPr>
-          <w:rFonts w:ascii="微軟正黑體" w:eastAsia="微軟正黑體" w:hAnsi="微軟正黑體" w:hint="eastAsia"/>
+          <w:rFonts w:ascii="微軟正黑體" w:eastAsia="微軟正黑體" w:hAnsi="微軟正黑體"/>
           <w:sz w:val="22"/>
           <w:szCs w:val="22"/>
         </w:rPr>
@@ -2902,7 +8404,7 @@
         </w:numPr>
         <w:spacing w:before="100" w:beforeAutospacing="1" w:after="100" w:afterAutospacing="1" w:line="240" w:lineRule="auto"/>
         <w:rPr>
-          <w:rFonts w:ascii="微軟正黑體" w:eastAsia="微軟正黑體" w:hAnsi="微軟正黑體" w:hint="eastAsia"/>
+          <w:rFonts w:ascii="微軟正黑體" w:eastAsia="微軟正黑體" w:hAnsi="微軟正黑體"/>
           <w:sz w:val="22"/>
           <w:szCs w:val="22"/>
         </w:rPr>
@@ -2925,7 +8427,7 @@
         </w:numPr>
         <w:spacing w:before="100" w:beforeAutospacing="1" w:after="100" w:afterAutospacing="1" w:line="240" w:lineRule="auto"/>
         <w:rPr>
-          <w:rFonts w:ascii="微軟正黑體" w:eastAsia="微軟正黑體" w:hAnsi="微軟正黑體" w:hint="eastAsia"/>
+          <w:rFonts w:ascii="微軟正黑體" w:eastAsia="微軟正黑體" w:hAnsi="微軟正黑體"/>
           <w:sz w:val="22"/>
           <w:szCs w:val="22"/>
         </w:rPr>
@@ -2948,7 +8450,7 @@
         </w:numPr>
         <w:spacing w:before="100" w:beforeAutospacing="1" w:after="100" w:afterAutospacing="1" w:line="240" w:lineRule="auto"/>
         <w:rPr>
-          <w:rFonts w:ascii="微軟正黑體" w:eastAsia="微軟正黑體" w:hAnsi="微軟正黑體" w:hint="eastAsia"/>
+          <w:rFonts w:ascii="微軟正黑體" w:eastAsia="微軟正黑體" w:hAnsi="微軟正黑體"/>
           <w:sz w:val="22"/>
           <w:szCs w:val="22"/>
         </w:rPr>
@@ -2971,7 +8473,7 @@
         </w:numPr>
         <w:spacing w:before="100" w:beforeAutospacing="1" w:after="100" w:afterAutospacing="1" w:line="240" w:lineRule="auto"/>
         <w:rPr>
-          <w:rFonts w:ascii="微軟正黑體" w:eastAsia="微軟正黑體" w:hAnsi="微軟正黑體" w:hint="eastAsia"/>
+          <w:rFonts w:ascii="微軟正黑體" w:eastAsia="微軟正黑體" w:hAnsi="微軟正黑體"/>
           <w:sz w:val="22"/>
           <w:szCs w:val="22"/>
         </w:rPr>
@@ -2989,7 +8491,7 @@
       <w:pPr>
         <w:pStyle w:val="3"/>
         <w:rPr>
-          <w:rFonts w:ascii="微軟正黑體" w:eastAsia="微軟正黑體" w:hAnsi="微軟正黑體" w:hint="eastAsia"/>
+          <w:rFonts w:ascii="微軟正黑體" w:eastAsia="微軟正黑體" w:hAnsi="微軟正黑體"/>
           <w:sz w:val="27"/>
           <w:szCs w:val="27"/>
         </w:rPr>
@@ -3010,7 +8512,7 @@
         </w:numPr>
         <w:spacing w:before="100" w:beforeAutospacing="1" w:after="100" w:afterAutospacing="1" w:line="240" w:lineRule="auto"/>
         <w:rPr>
-          <w:rFonts w:ascii="微軟正黑體" w:eastAsia="微軟正黑體" w:hAnsi="微軟正黑體" w:hint="eastAsia"/>
+          <w:rFonts w:ascii="微軟正黑體" w:eastAsia="微軟正黑體" w:hAnsi="微軟正黑體"/>
           <w:sz w:val="22"/>
           <w:szCs w:val="22"/>
         </w:rPr>
@@ -3033,7 +8535,7 @@
         </w:numPr>
         <w:spacing w:before="100" w:beforeAutospacing="1" w:after="100" w:afterAutospacing="1" w:line="240" w:lineRule="auto"/>
         <w:rPr>
-          <w:rFonts w:ascii="微軟正黑體" w:eastAsia="微軟正黑體" w:hAnsi="微軟正黑體" w:hint="eastAsia"/>
+          <w:rFonts w:ascii="微軟正黑體" w:eastAsia="微軟正黑體" w:hAnsi="微軟正黑體"/>
           <w:sz w:val="22"/>
           <w:szCs w:val="22"/>
         </w:rPr>
@@ -3056,7 +8558,7 @@
         </w:numPr>
         <w:spacing w:before="100" w:beforeAutospacing="1" w:after="100" w:afterAutospacing="1" w:line="240" w:lineRule="auto"/>
         <w:rPr>
-          <w:rFonts w:ascii="微軟正黑體" w:eastAsia="微軟正黑體" w:hAnsi="微軟正黑體" w:hint="eastAsia"/>
+          <w:rFonts w:ascii="微軟正黑體" w:eastAsia="微軟正黑體" w:hAnsi="微軟正黑體"/>
           <w:sz w:val="22"/>
           <w:szCs w:val="22"/>
         </w:rPr>
@@ -3079,7 +8581,7 @@
         </w:numPr>
         <w:spacing w:before="100" w:beforeAutospacing="1" w:after="100" w:afterAutospacing="1" w:line="240" w:lineRule="auto"/>
         <w:rPr>
-          <w:rFonts w:ascii="微軟正黑體" w:eastAsia="微軟正黑體" w:hAnsi="微軟正黑體" w:hint="eastAsia"/>
+          <w:rFonts w:ascii="微軟正黑體" w:eastAsia="微軟正黑體" w:hAnsi="微軟正黑體"/>
           <w:sz w:val="22"/>
           <w:szCs w:val="22"/>
         </w:rPr>
@@ -3097,7 +8599,7 @@
       <w:pPr>
         <w:pStyle w:val="3"/>
         <w:rPr>
-          <w:rFonts w:ascii="微軟正黑體" w:eastAsia="微軟正黑體" w:hAnsi="微軟正黑體" w:hint="eastAsia"/>
+          <w:rFonts w:ascii="微軟正黑體" w:eastAsia="微軟正黑體" w:hAnsi="微軟正黑體"/>
           <w:sz w:val="27"/>
           <w:szCs w:val="27"/>
         </w:rPr>
@@ -3119,7 +8621,7 @@
         </w:numPr>
         <w:spacing w:before="100" w:beforeAutospacing="1" w:after="100" w:afterAutospacing="1" w:line="240" w:lineRule="auto"/>
         <w:rPr>
-          <w:rFonts w:ascii="微軟正黑體" w:eastAsia="微軟正黑體" w:hAnsi="微軟正黑體" w:hint="eastAsia"/>
+          <w:rFonts w:ascii="微軟正黑體" w:eastAsia="微軟正黑體" w:hAnsi="微軟正黑體"/>
           <w:sz w:val="22"/>
           <w:szCs w:val="22"/>
         </w:rPr>
@@ -3142,7 +8644,7 @@
         </w:numPr>
         <w:spacing w:before="100" w:beforeAutospacing="1" w:after="100" w:afterAutospacing="1" w:line="240" w:lineRule="auto"/>
         <w:rPr>
-          <w:rFonts w:ascii="微軟正黑體" w:eastAsia="微軟正黑體" w:hAnsi="微軟正黑體" w:hint="eastAsia"/>
+          <w:rFonts w:ascii="微軟正黑體" w:eastAsia="微軟正黑體" w:hAnsi="微軟正黑體"/>
           <w:sz w:val="22"/>
           <w:szCs w:val="22"/>
         </w:rPr>
@@ -3165,7 +8667,7 @@
         </w:numPr>
         <w:spacing w:before="100" w:beforeAutospacing="1" w:after="100" w:afterAutospacing="1" w:line="240" w:lineRule="auto"/>
         <w:rPr>
-          <w:rFonts w:ascii="微軟正黑體" w:eastAsia="微軟正黑體" w:hAnsi="微軟正黑體" w:hint="eastAsia"/>
+          <w:rFonts w:ascii="微軟正黑體" w:eastAsia="微軟正黑體" w:hAnsi="微軟正黑體"/>
           <w:sz w:val="22"/>
           <w:szCs w:val="22"/>
         </w:rPr>
@@ -3188,7 +8690,7 @@
         </w:numPr>
         <w:spacing w:before="100" w:beforeAutospacing="1" w:after="100" w:afterAutospacing="1" w:line="240" w:lineRule="auto"/>
         <w:rPr>
-          <w:rFonts w:ascii="微軟正黑體" w:eastAsia="微軟正黑體" w:hAnsi="微軟正黑體" w:hint="eastAsia"/>
+          <w:rFonts w:ascii="微軟正黑體" w:eastAsia="微軟正黑體" w:hAnsi="微軟正黑體"/>
           <w:sz w:val="22"/>
           <w:szCs w:val="22"/>
         </w:rPr>
@@ -3206,7 +8708,7 @@
       <w:pPr>
         <w:pStyle w:val="3"/>
         <w:rPr>
-          <w:rFonts w:ascii="微軟正黑體" w:eastAsia="微軟正黑體" w:hAnsi="微軟正黑體" w:hint="eastAsia"/>
+          <w:rFonts w:ascii="微軟正黑體" w:eastAsia="微軟正黑體" w:hAnsi="微軟正黑體"/>
           <w:sz w:val="27"/>
           <w:szCs w:val="27"/>
         </w:rPr>
@@ -3227,7 +8729,7 @@
         </w:numPr>
         <w:spacing w:before="100" w:beforeAutospacing="1" w:after="100" w:afterAutospacing="1" w:line="240" w:lineRule="auto"/>
         <w:rPr>
-          <w:rFonts w:ascii="微軟正黑體" w:eastAsia="微軟正黑體" w:hAnsi="微軟正黑體" w:hint="eastAsia"/>
+          <w:rFonts w:ascii="微軟正黑體" w:eastAsia="微軟正黑體" w:hAnsi="微軟正黑體"/>
           <w:sz w:val="22"/>
           <w:szCs w:val="22"/>
         </w:rPr>
@@ -3250,7 +8752,7 @@
         </w:numPr>
         <w:spacing w:before="100" w:beforeAutospacing="1" w:after="100" w:afterAutospacing="1" w:line="240" w:lineRule="auto"/>
         <w:rPr>
-          <w:rFonts w:ascii="微軟正黑體" w:eastAsia="微軟正黑體" w:hAnsi="微軟正黑體" w:hint="eastAsia"/>
+          <w:rFonts w:ascii="微軟正黑體" w:eastAsia="微軟正黑體" w:hAnsi="微軟正黑體"/>
           <w:sz w:val="22"/>
           <w:szCs w:val="22"/>
         </w:rPr>
@@ -3273,7 +8775,7 @@
         </w:numPr>
         <w:spacing w:before="100" w:beforeAutospacing="1" w:after="100" w:afterAutospacing="1" w:line="240" w:lineRule="auto"/>
         <w:rPr>
-          <w:rFonts w:ascii="微軟正黑體" w:eastAsia="微軟正黑體" w:hAnsi="微軟正黑體" w:hint="eastAsia"/>
+          <w:rFonts w:ascii="微軟正黑體" w:eastAsia="微軟正黑體" w:hAnsi="微軟正黑體"/>
           <w:sz w:val="22"/>
           <w:szCs w:val="22"/>
         </w:rPr>
@@ -3296,7 +8798,7 @@
         </w:numPr>
         <w:spacing w:before="100" w:beforeAutospacing="1" w:after="100" w:afterAutospacing="1" w:line="240" w:lineRule="auto"/>
         <w:rPr>
-          <w:rFonts w:ascii="微軟正黑體" w:eastAsia="微軟正黑體" w:hAnsi="微軟正黑體" w:hint="eastAsia"/>
+          <w:rFonts w:ascii="微軟正黑體" w:eastAsia="微軟正黑體" w:hAnsi="微軟正黑體"/>
           <w:sz w:val="22"/>
           <w:szCs w:val="22"/>
         </w:rPr>
@@ -3314,7 +8816,7 @@
       <w:pPr>
         <w:pStyle w:val="3"/>
         <w:rPr>
-          <w:rFonts w:ascii="微軟正黑體" w:eastAsia="微軟正黑體" w:hAnsi="微軟正黑體" w:hint="eastAsia"/>
+          <w:rFonts w:ascii="微軟正黑體" w:eastAsia="微軟正黑體" w:hAnsi="微軟正黑體"/>
           <w:sz w:val="27"/>
           <w:szCs w:val="27"/>
         </w:rPr>
@@ -3336,7 +8838,7 @@
         </w:numPr>
         <w:spacing w:before="100" w:beforeAutospacing="1" w:after="100" w:afterAutospacing="1" w:line="240" w:lineRule="auto"/>
         <w:rPr>
-          <w:rFonts w:ascii="微軟正黑體" w:eastAsia="微軟正黑體" w:hAnsi="微軟正黑體" w:hint="eastAsia"/>
+          <w:rFonts w:ascii="微軟正黑體" w:eastAsia="微軟正黑體" w:hAnsi="微軟正黑體"/>
           <w:sz w:val="22"/>
           <w:szCs w:val="22"/>
         </w:rPr>
@@ -3359,7 +8861,7 @@
         </w:numPr>
         <w:spacing w:before="100" w:beforeAutospacing="1" w:after="100" w:afterAutospacing="1" w:line="240" w:lineRule="auto"/>
         <w:rPr>
-          <w:rFonts w:ascii="微軟正黑體" w:eastAsia="微軟正黑體" w:hAnsi="微軟正黑體" w:hint="eastAsia"/>
+          <w:rFonts w:ascii="微軟正黑體" w:eastAsia="微軟正黑體" w:hAnsi="微軟正黑體"/>
           <w:sz w:val="22"/>
           <w:szCs w:val="22"/>
         </w:rPr>
@@ -3382,7 +8884,7 @@
         </w:numPr>
         <w:spacing w:before="100" w:beforeAutospacing="1" w:after="100" w:afterAutospacing="1" w:line="240" w:lineRule="auto"/>
         <w:rPr>
-          <w:rFonts w:ascii="微軟正黑體" w:eastAsia="微軟正黑體" w:hAnsi="微軟正黑體" w:hint="eastAsia"/>
+          <w:rFonts w:ascii="微軟正黑體" w:eastAsia="微軟正黑體" w:hAnsi="微軟正黑體"/>
           <w:sz w:val="22"/>
           <w:szCs w:val="22"/>
         </w:rPr>
@@ -3405,7 +8907,7 @@
         </w:numPr>
         <w:spacing w:before="100" w:beforeAutospacing="1" w:after="100" w:afterAutospacing="1" w:line="240" w:lineRule="auto"/>
         <w:rPr>
-          <w:rFonts w:ascii="微軟正黑體" w:eastAsia="微軟正黑體" w:hAnsi="微軟正黑體" w:hint="eastAsia"/>
+          <w:rFonts w:ascii="微軟正黑體" w:eastAsia="微軟正黑體" w:hAnsi="微軟正黑體"/>
           <w:sz w:val="22"/>
           <w:szCs w:val="22"/>
         </w:rPr>
@@ -3423,7 +8925,7 @@
       <w:pPr>
         <w:pStyle w:val="3"/>
         <w:rPr>
-          <w:rFonts w:ascii="微軟正黑體" w:eastAsia="微軟正黑體" w:hAnsi="微軟正黑體" w:hint="eastAsia"/>
+          <w:rFonts w:ascii="微軟正黑體" w:eastAsia="微軟正黑體" w:hAnsi="微軟正黑體"/>
           <w:sz w:val="27"/>
           <w:szCs w:val="27"/>
         </w:rPr>
@@ -3444,7 +8946,7 @@
         </w:numPr>
         <w:spacing w:before="100" w:beforeAutospacing="1" w:after="100" w:afterAutospacing="1" w:line="240" w:lineRule="auto"/>
         <w:rPr>
-          <w:rFonts w:ascii="微軟正黑體" w:eastAsia="微軟正黑體" w:hAnsi="微軟正黑體" w:hint="eastAsia"/>
+          <w:rFonts w:ascii="微軟正黑體" w:eastAsia="微軟正黑體" w:hAnsi="微軟正黑體"/>
           <w:sz w:val="22"/>
           <w:szCs w:val="22"/>
         </w:rPr>
@@ -3467,7 +8969,7 @@
         </w:numPr>
         <w:spacing w:before="100" w:beforeAutospacing="1" w:after="100" w:afterAutospacing="1" w:line="240" w:lineRule="auto"/>
         <w:rPr>
-          <w:rFonts w:ascii="微軟正黑體" w:eastAsia="微軟正黑體" w:hAnsi="微軟正黑體" w:hint="eastAsia"/>
+          <w:rFonts w:ascii="微軟正黑體" w:eastAsia="微軟正黑體" w:hAnsi="微軟正黑體"/>
           <w:sz w:val="22"/>
           <w:szCs w:val="22"/>
         </w:rPr>
@@ -3490,7 +8992,7 @@
         </w:numPr>
         <w:spacing w:before="100" w:beforeAutospacing="1" w:after="100" w:afterAutospacing="1" w:line="240" w:lineRule="auto"/>
         <w:rPr>
-          <w:rFonts w:ascii="微軟正黑體" w:eastAsia="微軟正黑體" w:hAnsi="微軟正黑體" w:hint="eastAsia"/>
+          <w:rFonts w:ascii="微軟正黑體" w:eastAsia="微軟正黑體" w:hAnsi="微軟正黑體"/>
           <w:sz w:val="22"/>
           <w:szCs w:val="22"/>
         </w:rPr>
@@ -3513,7 +9015,7 @@
         </w:numPr>
         <w:spacing w:before="100" w:beforeAutospacing="1" w:after="100" w:afterAutospacing="1" w:line="240" w:lineRule="auto"/>
         <w:rPr>
-          <w:rFonts w:ascii="微軟正黑體" w:eastAsia="微軟正黑體" w:hAnsi="微軟正黑體" w:hint="eastAsia"/>
+          <w:rFonts w:ascii="微軟正黑體" w:eastAsia="微軟正黑體" w:hAnsi="微軟正黑體"/>
           <w:sz w:val="22"/>
           <w:szCs w:val="22"/>
         </w:rPr>
@@ -3531,7 +9033,7 @@
       <w:pPr>
         <w:pStyle w:val="3"/>
         <w:rPr>
-          <w:rFonts w:ascii="微軟正黑體" w:eastAsia="微軟正黑體" w:hAnsi="微軟正黑體" w:hint="eastAsia"/>
+          <w:rFonts w:ascii="微軟正黑體" w:eastAsia="微軟正黑體" w:hAnsi="微軟正黑體"/>
           <w:sz w:val="27"/>
           <w:szCs w:val="27"/>
         </w:rPr>
@@ -3553,7 +9055,7 @@
         </w:numPr>
         <w:spacing w:before="100" w:beforeAutospacing="1" w:after="100" w:afterAutospacing="1" w:line="240" w:lineRule="auto"/>
         <w:rPr>
-          <w:rFonts w:ascii="微軟正黑體" w:eastAsia="微軟正黑體" w:hAnsi="微軟正黑體" w:hint="eastAsia"/>
+          <w:rFonts w:ascii="微軟正黑體" w:eastAsia="微軟正黑體" w:hAnsi="微軟正黑體"/>
           <w:sz w:val="22"/>
           <w:szCs w:val="22"/>
         </w:rPr>
@@ -3576,7 +9078,7 @@
         </w:numPr>
         <w:spacing w:before="100" w:beforeAutospacing="1" w:after="100" w:afterAutospacing="1" w:line="240" w:lineRule="auto"/>
         <w:rPr>
-          <w:rFonts w:ascii="微軟正黑體" w:eastAsia="微軟正黑體" w:hAnsi="微軟正黑體" w:hint="eastAsia"/>
+          <w:rFonts w:ascii="微軟正黑體" w:eastAsia="微軟正黑體" w:hAnsi="微軟正黑體"/>
           <w:sz w:val="22"/>
           <w:szCs w:val="22"/>
         </w:rPr>
@@ -3599,7 +9101,7 @@
         </w:numPr>
         <w:spacing w:before="100" w:beforeAutospacing="1" w:after="100" w:afterAutospacing="1" w:line="240" w:lineRule="auto"/>
         <w:rPr>
-          <w:rFonts w:ascii="微軟正黑體" w:eastAsia="微軟正黑體" w:hAnsi="微軟正黑體" w:hint="eastAsia"/>
+          <w:rFonts w:ascii="微軟正黑體" w:eastAsia="微軟正黑體" w:hAnsi="微軟正黑體"/>
           <w:sz w:val="22"/>
           <w:szCs w:val="22"/>
         </w:rPr>
@@ -3622,7 +9124,7 @@
         </w:numPr>
         <w:spacing w:before="100" w:beforeAutospacing="1" w:after="100" w:afterAutospacing="1" w:line="240" w:lineRule="auto"/>
         <w:rPr>
-          <w:rFonts w:ascii="微軟正黑體" w:eastAsia="微軟正黑體" w:hAnsi="微軟正黑體" w:hint="eastAsia"/>
+          <w:rFonts w:ascii="微軟正黑體" w:eastAsia="微軟正黑體" w:hAnsi="微軟正黑體"/>
           <w:sz w:val="22"/>
           <w:szCs w:val="22"/>
         </w:rPr>
@@ -3645,7 +9147,7 @@
         </w:numPr>
         <w:spacing w:before="100" w:beforeAutospacing="1" w:after="100" w:afterAutospacing="1" w:line="240" w:lineRule="auto"/>
         <w:rPr>
-          <w:rFonts w:ascii="微軟正黑體" w:eastAsia="微軟正黑體" w:hAnsi="微軟正黑體" w:hint="eastAsia"/>
+          <w:rFonts w:ascii="微軟正黑體" w:eastAsia="微軟正黑體" w:hAnsi="微軟正黑體"/>
           <w:sz w:val="22"/>
           <w:szCs w:val="22"/>
         </w:rPr>
@@ -3668,7 +9170,7 @@
         </w:numPr>
         <w:spacing w:before="100" w:beforeAutospacing="1" w:after="100" w:afterAutospacing="1" w:line="240" w:lineRule="auto"/>
         <w:rPr>
-          <w:rFonts w:ascii="微軟正黑體" w:eastAsia="微軟正黑體" w:hAnsi="微軟正黑體" w:hint="eastAsia"/>
+          <w:rFonts w:ascii="微軟正黑體" w:eastAsia="微軟正黑體" w:hAnsi="微軟正黑體"/>
           <w:sz w:val="22"/>
           <w:szCs w:val="22"/>
         </w:rPr>
@@ -3691,7 +9193,7 @@
         </w:numPr>
         <w:spacing w:before="100" w:beforeAutospacing="1" w:after="100" w:afterAutospacing="1" w:line="240" w:lineRule="auto"/>
         <w:rPr>
-          <w:rFonts w:ascii="微軟正黑體" w:eastAsia="微軟正黑體" w:hAnsi="微軟正黑體" w:hint="eastAsia"/>
+          <w:rFonts w:ascii="微軟正黑體" w:eastAsia="微軟正黑體" w:hAnsi="微軟正黑體"/>
           <w:sz w:val="22"/>
           <w:szCs w:val="22"/>
         </w:rPr>
@@ -3709,19 +9211,19 @@
       <w:pPr>
         <w:spacing w:after="0"/>
         <w:rPr>
-          <w:rFonts w:ascii="微軟正黑體" w:eastAsia="微軟正黑體" w:hAnsi="微軟正黑體" w:hint="eastAsia"/>
-          <w:sz w:val="22"/>
-          <w:szCs w:val="22"/>
-        </w:rPr>
-      </w:pPr>
-      <w:r>
-        <w:rPr>
-          <w:rFonts w:ascii="微軟正黑體" w:eastAsia="微軟正黑體" w:hAnsi="微軟正黑體" w:hint="eastAsia"/>
+          <w:rFonts w:ascii="微軟正黑體" w:eastAsia="微軟正黑體" w:hAnsi="微軟正黑體"/>
+          <w:sz w:val="22"/>
+          <w:szCs w:val="22"/>
+        </w:rPr>
+      </w:pPr>
+      <w:r>
+        <w:rPr>
+          <w:rFonts w:ascii="微軟正黑體" w:eastAsia="微軟正黑體" w:hAnsi="微軟正黑體"/>
           <w:sz w:val="22"/>
           <w:szCs w:val="22"/>
         </w:rPr>
         <w:pict w14:anchorId="4B4AF992">
-          <v:rect id="_x0000_i1062" style="width:0;height:1.5pt" o:hralign="center" o:hrstd="t" o:hr="t" fillcolor="#a0a0a0" stroked="f"/>
+          <v:rect id="_x0000_i1038" style="width:0;height:1.5pt" o:hralign="center" o:hrstd="t" o:hr="t" fillcolor="#a0a0a0" stroked="f"/>
         </w:pict>
       </w:r>
     </w:p>
@@ -3729,7 +9231,7 @@
       <w:pPr>
         <w:pStyle w:val="2"/>
         <w:rPr>
-          <w:rFonts w:ascii="微軟正黑體" w:eastAsia="微軟正黑體" w:hAnsi="微軟正黑體" w:hint="eastAsia"/>
+          <w:rFonts w:ascii="微軟正黑體" w:eastAsia="微軟正黑體" w:hAnsi="微軟正黑體"/>
           <w:sz w:val="36"/>
           <w:szCs w:val="36"/>
         </w:rPr>
@@ -3750,7 +9252,7 @@
         </w:numPr>
         <w:spacing w:before="100" w:beforeAutospacing="1" w:after="100" w:afterAutospacing="1" w:line="240" w:lineRule="auto"/>
         <w:rPr>
-          <w:rFonts w:ascii="微軟正黑體" w:eastAsia="微軟正黑體" w:hAnsi="微軟正黑體" w:hint="eastAsia"/>
+          <w:rFonts w:ascii="微軟正黑體" w:eastAsia="微軟正黑體" w:hAnsi="微軟正黑體"/>
           <w:sz w:val="22"/>
           <w:szCs w:val="22"/>
         </w:rPr>
@@ -3773,7 +9275,7 @@
         </w:numPr>
         <w:spacing w:before="100" w:beforeAutospacing="1" w:after="100" w:afterAutospacing="1" w:line="240" w:lineRule="auto"/>
         <w:rPr>
-          <w:rFonts w:ascii="微軟正黑體" w:eastAsia="微軟正黑體" w:hAnsi="微軟正黑體" w:hint="eastAsia"/>
+          <w:rFonts w:ascii="微軟正黑體" w:eastAsia="微軟正黑體" w:hAnsi="微軟正黑體"/>
           <w:sz w:val="22"/>
           <w:szCs w:val="22"/>
         </w:rPr>
@@ -3796,7 +9298,7 @@
         </w:numPr>
         <w:spacing w:before="100" w:beforeAutospacing="1" w:after="100" w:afterAutospacing="1" w:line="240" w:lineRule="auto"/>
         <w:rPr>
-          <w:rFonts w:ascii="微軟正黑體" w:eastAsia="微軟正黑體" w:hAnsi="微軟正黑體" w:hint="eastAsia"/>
+          <w:rFonts w:ascii="微軟正黑體" w:eastAsia="微軟正黑體" w:hAnsi="微軟正黑體"/>
           <w:sz w:val="22"/>
           <w:szCs w:val="22"/>
         </w:rPr>
@@ -3819,7 +9321,7 @@
         </w:numPr>
         <w:spacing w:before="100" w:beforeAutospacing="1" w:after="100" w:afterAutospacing="1" w:line="240" w:lineRule="auto"/>
         <w:rPr>
-          <w:rFonts w:ascii="微軟正黑體" w:eastAsia="微軟正黑體" w:hAnsi="微軟正黑體" w:hint="eastAsia"/>
+          <w:rFonts w:ascii="微軟正黑體" w:eastAsia="微軟正黑體" w:hAnsi="微軟正黑體"/>
           <w:sz w:val="22"/>
           <w:szCs w:val="22"/>
         </w:rPr>
@@ -3838,19 +9340,19 @@
       <w:pPr>
         <w:spacing w:after="0"/>
         <w:rPr>
-          <w:rFonts w:ascii="微軟正黑體" w:eastAsia="微軟正黑體" w:hAnsi="微軟正黑體" w:hint="eastAsia"/>
-          <w:sz w:val="22"/>
-          <w:szCs w:val="22"/>
-        </w:rPr>
-      </w:pPr>
-      <w:r>
-        <w:rPr>
-          <w:rFonts w:ascii="微軟正黑體" w:eastAsia="微軟正黑體" w:hAnsi="微軟正黑體" w:hint="eastAsia"/>
+          <w:rFonts w:ascii="微軟正黑體" w:eastAsia="微軟正黑體" w:hAnsi="微軟正黑體"/>
+          <w:sz w:val="22"/>
+          <w:szCs w:val="22"/>
+        </w:rPr>
+      </w:pPr>
+      <w:r>
+        <w:rPr>
+          <w:rFonts w:ascii="微軟正黑體" w:eastAsia="微軟正黑體" w:hAnsi="微軟正黑體"/>
           <w:sz w:val="22"/>
           <w:szCs w:val="22"/>
         </w:rPr>
         <w:pict w14:anchorId="165531AE">
-          <v:rect id="_x0000_i1063" style="width:0;height:1.5pt" o:hralign="center" o:hrstd="t" o:hr="t" fillcolor="#a0a0a0" stroked="f"/>
+          <v:rect id="_x0000_i1039" style="width:0;height:1.5pt" o:hralign="center" o:hrstd="t" o:hr="t" fillcolor="#a0a0a0" stroked="f"/>
         </w:pict>
       </w:r>
     </w:p>
@@ -3858,7 +9360,7 @@
       <w:pPr>
         <w:pStyle w:val="2"/>
         <w:rPr>
-          <w:rFonts w:ascii="微軟正黑體" w:eastAsia="微軟正黑體" w:hAnsi="微軟正黑體" w:hint="eastAsia"/>
+          <w:rFonts w:ascii="微軟正黑體" w:eastAsia="微軟正黑體" w:hAnsi="微軟正黑體"/>
           <w:sz w:val="36"/>
           <w:szCs w:val="36"/>
         </w:rPr>
@@ -3879,7 +9381,7 @@
         </w:numPr>
         <w:spacing w:before="100" w:beforeAutospacing="1" w:after="100" w:afterAutospacing="1" w:line="240" w:lineRule="auto"/>
         <w:rPr>
-          <w:rFonts w:ascii="微軟正黑體" w:eastAsia="微軟正黑體" w:hAnsi="微軟正黑體" w:hint="eastAsia"/>
+          <w:rFonts w:ascii="微軟正黑體" w:eastAsia="微軟正黑體" w:hAnsi="微軟正黑體"/>
           <w:sz w:val="22"/>
           <w:szCs w:val="22"/>
         </w:rPr>
@@ -3902,7 +9404,7 @@
         </w:numPr>
         <w:spacing w:before="100" w:beforeAutospacing="1" w:after="100" w:afterAutospacing="1" w:line="240" w:lineRule="auto"/>
         <w:rPr>
-          <w:rFonts w:ascii="微軟正黑體" w:eastAsia="微軟正黑體" w:hAnsi="微軟正黑體" w:hint="eastAsia"/>
+          <w:rFonts w:ascii="微軟正黑體" w:eastAsia="微軟正黑體" w:hAnsi="微軟正黑體"/>
           <w:sz w:val="22"/>
           <w:szCs w:val="22"/>
         </w:rPr>
@@ -3925,7 +9427,7 @@
         </w:numPr>
         <w:spacing w:before="100" w:beforeAutospacing="1" w:after="100" w:afterAutospacing="1" w:line="240" w:lineRule="auto"/>
         <w:rPr>
-          <w:rFonts w:ascii="微軟正黑體" w:eastAsia="微軟正黑體" w:hAnsi="微軟正黑體" w:hint="eastAsia"/>
+          <w:rFonts w:ascii="微軟正黑體" w:eastAsia="微軟正黑體" w:hAnsi="微軟正黑體"/>
           <w:sz w:val="22"/>
           <w:szCs w:val="22"/>
         </w:rPr>
@@ -3952,19 +9454,19 @@
       <w:pPr>
         <w:spacing w:after="0"/>
         <w:rPr>
-          <w:rFonts w:ascii="微軟正黑體" w:eastAsia="微軟正黑體" w:hAnsi="微軟正黑體" w:hint="eastAsia"/>
-          <w:sz w:val="22"/>
-          <w:szCs w:val="22"/>
-        </w:rPr>
-      </w:pPr>
-      <w:r>
-        <w:rPr>
-          <w:rFonts w:ascii="微軟正黑體" w:eastAsia="微軟正黑體" w:hAnsi="微軟正黑體" w:hint="eastAsia"/>
+          <w:rFonts w:ascii="微軟正黑體" w:eastAsia="微軟正黑體" w:hAnsi="微軟正黑體"/>
+          <w:sz w:val="22"/>
+          <w:szCs w:val="22"/>
+        </w:rPr>
+      </w:pPr>
+      <w:r>
+        <w:rPr>
+          <w:rFonts w:ascii="微軟正黑體" w:eastAsia="微軟正黑體" w:hAnsi="微軟正黑體"/>
           <w:sz w:val="22"/>
           <w:szCs w:val="22"/>
         </w:rPr>
         <w:pict w14:anchorId="5D5F994E">
-          <v:rect id="_x0000_i1064" style="width:0;height:1.5pt" o:hralign="center" o:hrstd="t" o:hr="t" fillcolor="#a0a0a0" stroked="f"/>
+          <v:rect id="_x0000_i1040" style="width:0;height:1.5pt" o:hralign="center" o:hrstd="t" o:hr="t" fillcolor="#a0a0a0" stroked="f"/>
         </w:pict>
       </w:r>
     </w:p>
@@ -3972,7 +9474,7 @@
       <w:pPr>
         <w:pStyle w:val="2"/>
         <w:rPr>
-          <w:rFonts w:ascii="微軟正黑體" w:eastAsia="微軟正黑體" w:hAnsi="微軟正黑體" w:hint="eastAsia"/>
+          <w:rFonts w:ascii="微軟正黑體" w:eastAsia="微軟正黑體" w:hAnsi="微軟正黑體"/>
           <w:sz w:val="36"/>
           <w:szCs w:val="36"/>
         </w:rPr>
@@ -3988,7 +9490,7 @@
       <w:pPr>
         <w:pStyle w:val="Web"/>
         <w:rPr>
-          <w:rFonts w:ascii="微軟正黑體" w:eastAsia="微軟正黑體" w:hAnsi="微軟正黑體" w:hint="eastAsia"/>
+          <w:rFonts w:ascii="微軟正黑體" w:eastAsia="微軟正黑體" w:hAnsi="微軟正黑體"/>
           <w:sz w:val="22"/>
           <w:szCs w:val="22"/>
         </w:rPr>
@@ -4012,11 +9514,6 @@
       </w:r>
     </w:p>
     <w:p>
-      <w:pPr>
-        <w:rPr>
-          <w:rFonts w:hint="eastAsia"/>
-        </w:rPr>
-      </w:pPr>
       <w:r>
         <w:rPr>
           <w:rFonts w:ascii="微軟正黑體" w:eastAsia="微軟正黑體" w:hAnsi="微軟正黑體" w:hint="eastAsia"/>
@@ -6438,6 +11935,119 @@
     </w:lvl>
   </w:abstractNum>
   <w:abstractNum w:abstractNumId="17" w15:restartNumberingAfterBreak="0">
+    <w:nsid w:val="32F92E96"/>
+    <w:multiLevelType w:val="multilevel"/>
+    <w:tmpl w:val="B99AE46A"/>
+    <w:lvl w:ilvl="0">
+      <w:start w:val="1"/>
+      <w:numFmt w:val="decimal"/>
+      <w:lvlText w:val="%1."/>
+      <w:lvlJc w:val="left"/>
+      <w:pPr>
+        <w:tabs>
+          <w:tab w:val="num" w:pos="720"/>
+        </w:tabs>
+        <w:ind w:left="720" w:hanging="360"/>
+      </w:pPr>
+    </w:lvl>
+    <w:lvl w:ilvl="1" w:tentative="1">
+      <w:start w:val="1"/>
+      <w:numFmt w:val="decimal"/>
+      <w:lvlText w:val="%2."/>
+      <w:lvlJc w:val="left"/>
+      <w:pPr>
+        <w:tabs>
+          <w:tab w:val="num" w:pos="1440"/>
+        </w:tabs>
+        <w:ind w:left="1440" w:hanging="360"/>
+      </w:pPr>
+    </w:lvl>
+    <w:lvl w:ilvl="2" w:tentative="1">
+      <w:start w:val="1"/>
+      <w:numFmt w:val="decimal"/>
+      <w:lvlText w:val="%3."/>
+      <w:lvlJc w:val="left"/>
+      <w:pPr>
+        <w:tabs>
+          <w:tab w:val="num" w:pos="2160"/>
+        </w:tabs>
+        <w:ind w:left="2160" w:hanging="360"/>
+      </w:pPr>
+    </w:lvl>
+    <w:lvl w:ilvl="3" w:tentative="1">
+      <w:start w:val="1"/>
+      <w:numFmt w:val="decimal"/>
+      <w:lvlText w:val="%4."/>
+      <w:lvlJc w:val="left"/>
+      <w:pPr>
+        <w:tabs>
+          <w:tab w:val="num" w:pos="2880"/>
+        </w:tabs>
+        <w:ind w:left="2880" w:hanging="360"/>
+      </w:pPr>
+    </w:lvl>
+    <w:lvl w:ilvl="4" w:tentative="1">
+      <w:start w:val="1"/>
+      <w:numFmt w:val="decimal"/>
+      <w:lvlText w:val="%5."/>
+      <w:lvlJc w:val="left"/>
+      <w:pPr>
+        <w:tabs>
+          <w:tab w:val="num" w:pos="3600"/>
+        </w:tabs>
+        <w:ind w:left="3600" w:hanging="360"/>
+      </w:pPr>
+    </w:lvl>
+    <w:lvl w:ilvl="5" w:tentative="1">
+      <w:start w:val="1"/>
+      <w:numFmt w:val="decimal"/>
+      <w:lvlText w:val="%6."/>
+      <w:lvlJc w:val="left"/>
+      <w:pPr>
+        <w:tabs>
+          <w:tab w:val="num" w:pos="4320"/>
+        </w:tabs>
+        <w:ind w:left="4320" w:hanging="360"/>
+      </w:pPr>
+    </w:lvl>
+    <w:lvl w:ilvl="6" w:tentative="1">
+      <w:start w:val="1"/>
+      <w:numFmt w:val="decimal"/>
+      <w:lvlText w:val="%7."/>
+      <w:lvlJc w:val="left"/>
+      <w:pPr>
+        <w:tabs>
+          <w:tab w:val="num" w:pos="5040"/>
+        </w:tabs>
+        <w:ind w:left="5040" w:hanging="360"/>
+      </w:pPr>
+    </w:lvl>
+    <w:lvl w:ilvl="7" w:tentative="1">
+      <w:start w:val="1"/>
+      <w:numFmt w:val="decimal"/>
+      <w:lvlText w:val="%8."/>
+      <w:lvlJc w:val="left"/>
+      <w:pPr>
+        <w:tabs>
+          <w:tab w:val="num" w:pos="5760"/>
+        </w:tabs>
+        <w:ind w:left="5760" w:hanging="360"/>
+      </w:pPr>
+    </w:lvl>
+    <w:lvl w:ilvl="8" w:tentative="1">
+      <w:start w:val="1"/>
+      <w:numFmt w:val="decimal"/>
+      <w:lvlText w:val="%9."/>
+      <w:lvlJc w:val="left"/>
+      <w:pPr>
+        <w:tabs>
+          <w:tab w:val="num" w:pos="6480"/>
+        </w:tabs>
+        <w:ind w:left="6480" w:hanging="360"/>
+      </w:pPr>
+    </w:lvl>
+  </w:abstractNum>
+  <w:abstractNum w:abstractNumId="18" w15:restartNumberingAfterBreak="0">
     <w:nsid w:val="34137C97"/>
     <w:multiLevelType w:val="multilevel"/>
     <w:tmpl w:val="F31CFD70"/>
@@ -6550,7 +12160,7 @@
       </w:pPr>
     </w:lvl>
   </w:abstractNum>
-  <w:abstractNum w:abstractNumId="18" w15:restartNumberingAfterBreak="0">
+  <w:abstractNum w:abstractNumId="19" w15:restartNumberingAfterBreak="0">
     <w:nsid w:val="36231C0B"/>
     <w:multiLevelType w:val="multilevel"/>
     <w:tmpl w:val="1A9C5C9E"/>
@@ -6699,7 +12309,7 @@
       </w:rPr>
     </w:lvl>
   </w:abstractNum>
-  <w:abstractNum w:abstractNumId="19" w15:restartNumberingAfterBreak="0">
+  <w:abstractNum w:abstractNumId="20" w15:restartNumberingAfterBreak="0">
     <w:nsid w:val="39FA683E"/>
     <w:multiLevelType w:val="multilevel"/>
     <w:tmpl w:val="E4C62656"/>
@@ -6848,7 +12458,7 @@
       </w:rPr>
     </w:lvl>
   </w:abstractNum>
-  <w:abstractNum w:abstractNumId="20" w15:restartNumberingAfterBreak="0">
+  <w:abstractNum w:abstractNumId="21" w15:restartNumberingAfterBreak="0">
     <w:nsid w:val="3ABE450F"/>
     <w:multiLevelType w:val="multilevel"/>
     <w:tmpl w:val="434C3086"/>
@@ -6997,7 +12607,7 @@
       </w:rPr>
     </w:lvl>
   </w:abstractNum>
-  <w:abstractNum w:abstractNumId="21" w15:restartNumberingAfterBreak="0">
+  <w:abstractNum w:abstractNumId="22" w15:restartNumberingAfterBreak="0">
     <w:nsid w:val="3CD328C5"/>
     <w:multiLevelType w:val="multilevel"/>
     <w:tmpl w:val="A8C047AE"/>
@@ -7146,7 +12756,7 @@
       </w:rPr>
     </w:lvl>
   </w:abstractNum>
-  <w:abstractNum w:abstractNumId="22" w15:restartNumberingAfterBreak="0">
+  <w:abstractNum w:abstractNumId="23" w15:restartNumberingAfterBreak="0">
     <w:nsid w:val="3DC857A3"/>
     <w:multiLevelType w:val="multilevel"/>
     <w:tmpl w:val="820CAAC4"/>
@@ -7259,7 +12869,7 @@
       </w:pPr>
     </w:lvl>
   </w:abstractNum>
-  <w:abstractNum w:abstractNumId="23" w15:restartNumberingAfterBreak="0">
+  <w:abstractNum w:abstractNumId="24" w15:restartNumberingAfterBreak="0">
     <w:nsid w:val="4373465B"/>
     <w:multiLevelType w:val="multilevel"/>
     <w:tmpl w:val="A74EEC46"/>
@@ -7408,7 +13018,7 @@
       </w:rPr>
     </w:lvl>
   </w:abstractNum>
-  <w:abstractNum w:abstractNumId="24" w15:restartNumberingAfterBreak="0">
+  <w:abstractNum w:abstractNumId="25" w15:restartNumberingAfterBreak="0">
     <w:nsid w:val="446F17CC"/>
     <w:multiLevelType w:val="multilevel"/>
     <w:tmpl w:val="5F54B4EC"/>
@@ -7557,7 +13167,7 @@
       </w:rPr>
     </w:lvl>
   </w:abstractNum>
-  <w:abstractNum w:abstractNumId="25" w15:restartNumberingAfterBreak="0">
+  <w:abstractNum w:abstractNumId="26" w15:restartNumberingAfterBreak="0">
     <w:nsid w:val="47AB3505"/>
     <w:multiLevelType w:val="multilevel"/>
     <w:tmpl w:val="9CD88B7A"/>
@@ -7706,7 +13316,7 @@
       </w:rPr>
     </w:lvl>
   </w:abstractNum>
-  <w:abstractNum w:abstractNumId="26" w15:restartNumberingAfterBreak="0">
+  <w:abstractNum w:abstractNumId="27" w15:restartNumberingAfterBreak="0">
     <w:nsid w:val="485E7C0E"/>
     <w:multiLevelType w:val="multilevel"/>
     <w:tmpl w:val="D7E88568"/>
@@ -7855,7 +13465,7 @@
       </w:rPr>
     </w:lvl>
   </w:abstractNum>
-  <w:abstractNum w:abstractNumId="27" w15:restartNumberingAfterBreak="0">
+  <w:abstractNum w:abstractNumId="28" w15:restartNumberingAfterBreak="0">
     <w:nsid w:val="4F221520"/>
     <w:multiLevelType w:val="multilevel"/>
     <w:tmpl w:val="5256FE44"/>
@@ -8004,7 +13614,7 @@
       </w:rPr>
     </w:lvl>
   </w:abstractNum>
-  <w:abstractNum w:abstractNumId="28" w15:restartNumberingAfterBreak="0">
+  <w:abstractNum w:abstractNumId="29" w15:restartNumberingAfterBreak="0">
     <w:nsid w:val="4F8322F9"/>
     <w:multiLevelType w:val="multilevel"/>
     <w:tmpl w:val="C220EEC8"/>
@@ -8153,7 +13763,7 @@
       </w:rPr>
     </w:lvl>
   </w:abstractNum>
-  <w:abstractNum w:abstractNumId="29" w15:restartNumberingAfterBreak="0">
+  <w:abstractNum w:abstractNumId="30" w15:restartNumberingAfterBreak="0">
     <w:nsid w:val="50785E2F"/>
     <w:multiLevelType w:val="multilevel"/>
     <w:tmpl w:val="E8D01AC0"/>
@@ -8302,7 +13912,7 @@
       </w:rPr>
     </w:lvl>
   </w:abstractNum>
-  <w:abstractNum w:abstractNumId="30" w15:restartNumberingAfterBreak="0">
+  <w:abstractNum w:abstractNumId="31" w15:restartNumberingAfterBreak="0">
     <w:nsid w:val="539B328A"/>
     <w:multiLevelType w:val="multilevel"/>
     <w:tmpl w:val="0AFCDD8C"/>
@@ -8451,7 +14061,7 @@
       </w:rPr>
     </w:lvl>
   </w:abstractNum>
-  <w:abstractNum w:abstractNumId="31" w15:restartNumberingAfterBreak="0">
+  <w:abstractNum w:abstractNumId="32" w15:restartNumberingAfterBreak="0">
     <w:nsid w:val="5B051441"/>
     <w:multiLevelType w:val="multilevel"/>
     <w:tmpl w:val="4CD28F5E"/>
@@ -8564,7 +14174,7 @@
       </w:pPr>
     </w:lvl>
   </w:abstractNum>
-  <w:abstractNum w:abstractNumId="32" w15:restartNumberingAfterBreak="0">
+  <w:abstractNum w:abstractNumId="33" w15:restartNumberingAfterBreak="0">
     <w:nsid w:val="5BAC1ADB"/>
     <w:multiLevelType w:val="multilevel"/>
     <w:tmpl w:val="E6EC8AA8"/>
@@ -8713,7 +14323,7 @@
       </w:rPr>
     </w:lvl>
   </w:abstractNum>
-  <w:abstractNum w:abstractNumId="33" w15:restartNumberingAfterBreak="0">
+  <w:abstractNum w:abstractNumId="34" w15:restartNumberingAfterBreak="0">
     <w:nsid w:val="5D7F0F71"/>
     <w:multiLevelType w:val="multilevel"/>
     <w:tmpl w:val="03EA7418"/>
@@ -8826,7 +14436,7 @@
       </w:pPr>
     </w:lvl>
   </w:abstractNum>
-  <w:abstractNum w:abstractNumId="34" w15:restartNumberingAfterBreak="0">
+  <w:abstractNum w:abstractNumId="35" w15:restartNumberingAfterBreak="0">
     <w:nsid w:val="60560FBC"/>
     <w:multiLevelType w:val="multilevel"/>
     <w:tmpl w:val="82687976"/>
@@ -8975,7 +14585,7 @@
       </w:rPr>
     </w:lvl>
   </w:abstractNum>
-  <w:abstractNum w:abstractNumId="35" w15:restartNumberingAfterBreak="0">
+  <w:abstractNum w:abstractNumId="36" w15:restartNumberingAfterBreak="0">
     <w:nsid w:val="61623C56"/>
     <w:multiLevelType w:val="multilevel"/>
     <w:tmpl w:val="FDF66574"/>
@@ -9124,7 +14734,7 @@
       </w:rPr>
     </w:lvl>
   </w:abstractNum>
-  <w:abstractNum w:abstractNumId="36" w15:restartNumberingAfterBreak="0">
+  <w:abstractNum w:abstractNumId="37" w15:restartNumberingAfterBreak="0">
     <w:nsid w:val="616E16FC"/>
     <w:multiLevelType w:val="multilevel"/>
     <w:tmpl w:val="DC648866"/>
@@ -9273,7 +14883,156 @@
       </w:rPr>
     </w:lvl>
   </w:abstractNum>
-  <w:abstractNum w:abstractNumId="37" w15:restartNumberingAfterBreak="0">
+  <w:abstractNum w:abstractNumId="38" w15:restartNumberingAfterBreak="0">
+    <w:nsid w:val="62B33456"/>
+    <w:multiLevelType w:val="multilevel"/>
+    <w:tmpl w:val="2F342BF6"/>
+    <w:lvl w:ilvl="0">
+      <w:start w:val="1"/>
+      <w:numFmt w:val="bullet"/>
+      <w:lvlText w:val=""/>
+      <w:lvlJc w:val="left"/>
+      <w:pPr>
+        <w:tabs>
+          <w:tab w:val="num" w:pos="720"/>
+        </w:tabs>
+        <w:ind w:left="720" w:hanging="360"/>
+      </w:pPr>
+      <w:rPr>
+        <w:rFonts w:ascii="Symbol" w:hAnsi="Symbol" w:hint="default"/>
+        <w:sz w:val="20"/>
+      </w:rPr>
+    </w:lvl>
+    <w:lvl w:ilvl="1" w:tentative="1">
+      <w:start w:val="1"/>
+      <w:numFmt w:val="bullet"/>
+      <w:lvlText w:val="o"/>
+      <w:lvlJc w:val="left"/>
+      <w:pPr>
+        <w:tabs>
+          <w:tab w:val="num" w:pos="1440"/>
+        </w:tabs>
+        <w:ind w:left="1440" w:hanging="360"/>
+      </w:pPr>
+      <w:rPr>
+        <w:rFonts w:ascii="Courier New" w:hAnsi="Courier New" w:hint="default"/>
+        <w:sz w:val="20"/>
+      </w:rPr>
+    </w:lvl>
+    <w:lvl w:ilvl="2" w:tentative="1">
+      <w:start w:val="1"/>
+      <w:numFmt w:val="bullet"/>
+      <w:lvlText w:val=""/>
+      <w:lvlJc w:val="left"/>
+      <w:pPr>
+        <w:tabs>
+          <w:tab w:val="num" w:pos="2160"/>
+        </w:tabs>
+        <w:ind w:left="2160" w:hanging="360"/>
+      </w:pPr>
+      <w:rPr>
+        <w:rFonts w:ascii="Wingdings" w:hAnsi="Wingdings" w:hint="default"/>
+        <w:sz w:val="20"/>
+      </w:rPr>
+    </w:lvl>
+    <w:lvl w:ilvl="3" w:tentative="1">
+      <w:start w:val="1"/>
+      <w:numFmt w:val="bullet"/>
+      <w:lvlText w:val=""/>
+      <w:lvlJc w:val="left"/>
+      <w:pPr>
+        <w:tabs>
+          <w:tab w:val="num" w:pos="2880"/>
+        </w:tabs>
+        <w:ind w:left="2880" w:hanging="360"/>
+      </w:pPr>
+      <w:rPr>
+        <w:rFonts w:ascii="Wingdings" w:hAnsi="Wingdings" w:hint="default"/>
+        <w:sz w:val="20"/>
+      </w:rPr>
+    </w:lvl>
+    <w:lvl w:ilvl="4" w:tentative="1">
+      <w:start w:val="1"/>
+      <w:numFmt w:val="bullet"/>
+      <w:lvlText w:val=""/>
+      <w:lvlJc w:val="left"/>
+      <w:pPr>
+        <w:tabs>
+          <w:tab w:val="num" w:pos="3600"/>
+        </w:tabs>
+        <w:ind w:left="3600" w:hanging="360"/>
+      </w:pPr>
+      <w:rPr>
+        <w:rFonts w:ascii="Wingdings" w:hAnsi="Wingdings" w:hint="default"/>
+        <w:sz w:val="20"/>
+      </w:rPr>
+    </w:lvl>
+    <w:lvl w:ilvl="5" w:tentative="1">
+      <w:start w:val="1"/>
+      <w:numFmt w:val="bullet"/>
+      <w:lvlText w:val=""/>
+      <w:lvlJc w:val="left"/>
+      <w:pPr>
+        <w:tabs>
+          <w:tab w:val="num" w:pos="4320"/>
+        </w:tabs>
+        <w:ind w:left="4320" w:hanging="360"/>
+      </w:pPr>
+      <w:rPr>
+        <w:rFonts w:ascii="Wingdings" w:hAnsi="Wingdings" w:hint="default"/>
+        <w:sz w:val="20"/>
+      </w:rPr>
+    </w:lvl>
+    <w:lvl w:ilvl="6" w:tentative="1">
+      <w:start w:val="1"/>
+      <w:numFmt w:val="bullet"/>
+      <w:lvlText w:val=""/>
+      <w:lvlJc w:val="left"/>
+      <w:pPr>
+        <w:tabs>
+          <w:tab w:val="num" w:pos="5040"/>
+        </w:tabs>
+        <w:ind w:left="5040" w:hanging="360"/>
+      </w:pPr>
+      <w:rPr>
+        <w:rFonts w:ascii="Wingdings" w:hAnsi="Wingdings" w:hint="default"/>
+        <w:sz w:val="20"/>
+      </w:rPr>
+    </w:lvl>
+    <w:lvl w:ilvl="7" w:tentative="1">
+      <w:start w:val="1"/>
+      <w:numFmt w:val="bullet"/>
+      <w:lvlText w:val=""/>
+      <w:lvlJc w:val="left"/>
+      <w:pPr>
+        <w:tabs>
+          <w:tab w:val="num" w:pos="5760"/>
+        </w:tabs>
+        <w:ind w:left="5760" w:hanging="360"/>
+      </w:pPr>
+      <w:rPr>
+        <w:rFonts w:ascii="Wingdings" w:hAnsi="Wingdings" w:hint="default"/>
+        <w:sz w:val="20"/>
+      </w:rPr>
+    </w:lvl>
+    <w:lvl w:ilvl="8" w:tentative="1">
+      <w:start w:val="1"/>
+      <w:numFmt w:val="bullet"/>
+      <w:lvlText w:val=""/>
+      <w:lvlJc w:val="left"/>
+      <w:pPr>
+        <w:tabs>
+          <w:tab w:val="num" w:pos="6480"/>
+        </w:tabs>
+        <w:ind w:left="6480" w:hanging="360"/>
+      </w:pPr>
+      <w:rPr>
+        <w:rFonts w:ascii="Wingdings" w:hAnsi="Wingdings" w:hint="default"/>
+        <w:sz w:val="20"/>
+      </w:rPr>
+    </w:lvl>
+  </w:abstractNum>
+  <w:abstractNum w:abstractNumId="39" w15:restartNumberingAfterBreak="0">
     <w:nsid w:val="69A369B2"/>
     <w:multiLevelType w:val="multilevel"/>
     <w:tmpl w:val="63F2A894"/>
@@ -9422,7 +15181,7 @@
       </w:rPr>
     </w:lvl>
   </w:abstractNum>
-  <w:abstractNum w:abstractNumId="38" w15:restartNumberingAfterBreak="0">
+  <w:abstractNum w:abstractNumId="40" w15:restartNumberingAfterBreak="0">
     <w:nsid w:val="6EF62789"/>
     <w:multiLevelType w:val="multilevel"/>
     <w:tmpl w:val="F6B28D46"/>
@@ -9571,7 +15330,7 @@
       </w:rPr>
     </w:lvl>
   </w:abstractNum>
-  <w:abstractNum w:abstractNumId="39" w15:restartNumberingAfterBreak="0">
+  <w:abstractNum w:abstractNumId="41" w15:restartNumberingAfterBreak="0">
     <w:nsid w:val="6FD75BAC"/>
     <w:multiLevelType w:val="multilevel"/>
     <w:tmpl w:val="1ECCE4FA"/>
@@ -9720,7 +15479,7 @@
       </w:rPr>
     </w:lvl>
   </w:abstractNum>
-  <w:abstractNum w:abstractNumId="40" w15:restartNumberingAfterBreak="0">
+  <w:abstractNum w:abstractNumId="42" w15:restartNumberingAfterBreak="0">
     <w:nsid w:val="713F438D"/>
     <w:multiLevelType w:val="multilevel"/>
     <w:tmpl w:val="5338F914"/>
@@ -9869,7 +15628,7 @@
       </w:rPr>
     </w:lvl>
   </w:abstractNum>
-  <w:abstractNum w:abstractNumId="41" w15:restartNumberingAfterBreak="0">
+  <w:abstractNum w:abstractNumId="43" w15:restartNumberingAfterBreak="0">
     <w:nsid w:val="7287072F"/>
     <w:multiLevelType w:val="multilevel"/>
     <w:tmpl w:val="89B20E56"/>
@@ -9982,7 +15741,7 @@
       </w:pPr>
     </w:lvl>
   </w:abstractNum>
-  <w:abstractNum w:abstractNumId="42" w15:restartNumberingAfterBreak="0">
+  <w:abstractNum w:abstractNumId="44" w15:restartNumberingAfterBreak="0">
     <w:nsid w:val="74180F51"/>
     <w:multiLevelType w:val="multilevel"/>
     <w:tmpl w:val="A3428B9E"/>
@@ -10131,7 +15890,7 @@
       </w:rPr>
     </w:lvl>
   </w:abstractNum>
-  <w:abstractNum w:abstractNumId="43" w15:restartNumberingAfterBreak="0">
+  <w:abstractNum w:abstractNumId="45" w15:restartNumberingAfterBreak="0">
     <w:nsid w:val="74FB1B7D"/>
     <w:multiLevelType w:val="multilevel"/>
     <w:tmpl w:val="6F8CD072"/>
@@ -10280,7 +16039,7 @@
       </w:rPr>
     </w:lvl>
   </w:abstractNum>
-  <w:abstractNum w:abstractNumId="44" w15:restartNumberingAfterBreak="0">
+  <w:abstractNum w:abstractNumId="46" w15:restartNumberingAfterBreak="0">
     <w:nsid w:val="797E169D"/>
     <w:multiLevelType w:val="multilevel"/>
     <w:tmpl w:val="873C6C36"/>
@@ -10429,7 +16188,7 @@
       </w:rPr>
     </w:lvl>
   </w:abstractNum>
-  <w:abstractNum w:abstractNumId="45" w15:restartNumberingAfterBreak="0">
+  <w:abstractNum w:abstractNumId="47" w15:restartNumberingAfterBreak="0">
     <w:nsid w:val="7AFA1BD2"/>
     <w:multiLevelType w:val="multilevel"/>
     <w:tmpl w:val="0696F784"/>
@@ -10578,7 +16337,7 @@
       </w:rPr>
     </w:lvl>
   </w:abstractNum>
-  <w:abstractNum w:abstractNumId="46" w15:restartNumberingAfterBreak="0">
+  <w:abstractNum w:abstractNumId="48" w15:restartNumberingAfterBreak="0">
     <w:nsid w:val="7D3B23AC"/>
     <w:multiLevelType w:val="multilevel"/>
     <w:tmpl w:val="6E94A39C"/>
@@ -10727,7 +16486,7 @@
       </w:rPr>
     </w:lvl>
   </w:abstractNum>
-  <w:abstractNum w:abstractNumId="47" w15:restartNumberingAfterBreak="0">
+  <w:abstractNum w:abstractNumId="49" w15:restartNumberingAfterBreak="0">
     <w:nsid w:val="7EA71A89"/>
     <w:multiLevelType w:val="multilevel"/>
     <w:tmpl w:val="676883A4"/>
@@ -10877,58 +16636,58 @@
     </w:lvl>
   </w:abstractNum>
   <w:num w:numId="1" w16cid:durableId="401492732">
-    <w:abstractNumId w:val="38"/>
+    <w:abstractNumId w:val="40"/>
   </w:num>
   <w:num w:numId="2" w16cid:durableId="450900023">
-    <w:abstractNumId w:val="43"/>
+    <w:abstractNumId w:val="45"/>
   </w:num>
   <w:num w:numId="3" w16cid:durableId="431977886">
+    <w:abstractNumId w:val="37"/>
+  </w:num>
+  <w:num w:numId="4" w16cid:durableId="1114012118">
     <w:abstractNumId w:val="36"/>
   </w:num>
-  <w:num w:numId="4" w16cid:durableId="1114012118">
-    <w:abstractNumId w:val="35"/>
-  </w:num>
   <w:num w:numId="5" w16cid:durableId="84234720">
-    <w:abstractNumId w:val="45"/>
+    <w:abstractNumId w:val="47"/>
   </w:num>
   <w:num w:numId="6" w16cid:durableId="1526476540">
-    <w:abstractNumId w:val="37"/>
+    <w:abstractNumId w:val="39"/>
   </w:num>
   <w:num w:numId="7" w16cid:durableId="1851531517">
-    <w:abstractNumId w:val="32"/>
+    <w:abstractNumId w:val="33"/>
   </w:num>
   <w:num w:numId="8" w16cid:durableId="630749841">
-    <w:abstractNumId w:val="26"/>
+    <w:abstractNumId w:val="27"/>
   </w:num>
   <w:num w:numId="9" w16cid:durableId="105737388">
-    <w:abstractNumId w:val="28"/>
+    <w:abstractNumId w:val="29"/>
   </w:num>
   <w:num w:numId="10" w16cid:durableId="589581725">
     <w:abstractNumId w:val="13"/>
   </w:num>
   <w:num w:numId="11" w16cid:durableId="764347644">
-    <w:abstractNumId w:val="25"/>
+    <w:abstractNumId w:val="26"/>
   </w:num>
   <w:num w:numId="12" w16cid:durableId="346293804">
-    <w:abstractNumId w:val="46"/>
+    <w:abstractNumId w:val="48"/>
   </w:num>
   <w:num w:numId="13" w16cid:durableId="568076589">
     <w:abstractNumId w:val="8"/>
   </w:num>
   <w:num w:numId="14" w16cid:durableId="561331097">
-    <w:abstractNumId w:val="41"/>
+    <w:abstractNumId w:val="43"/>
   </w:num>
   <w:num w:numId="15" w16cid:durableId="1955667765">
     <w:abstractNumId w:val="10"/>
   </w:num>
   <w:num w:numId="16" w16cid:durableId="1455753375">
-    <w:abstractNumId w:val="22"/>
+    <w:abstractNumId w:val="23"/>
   </w:num>
   <w:num w:numId="17" w16cid:durableId="1063329569">
-    <w:abstractNumId w:val="31"/>
+    <w:abstractNumId w:val="32"/>
   </w:num>
   <w:num w:numId="18" w16cid:durableId="746002189">
-    <w:abstractNumId w:val="33"/>
+    <w:abstractNumId w:val="34"/>
   </w:num>
   <w:num w:numId="19" w16cid:durableId="1970239835">
     <w:abstractNumId w:val="6"/>
@@ -10937,31 +16696,31 @@
     <w:abstractNumId w:val="7"/>
   </w:num>
   <w:num w:numId="21" w16cid:durableId="153760253">
-    <w:abstractNumId w:val="27"/>
+    <w:abstractNumId w:val="28"/>
   </w:num>
   <w:num w:numId="22" w16cid:durableId="1401176982">
-    <w:abstractNumId w:val="47"/>
+    <w:abstractNumId w:val="49"/>
   </w:num>
   <w:num w:numId="23" w16cid:durableId="1310942700">
-    <w:abstractNumId w:val="29"/>
+    <w:abstractNumId w:val="30"/>
   </w:num>
   <w:num w:numId="24" w16cid:durableId="973876762">
-    <w:abstractNumId w:val="17"/>
+    <w:abstractNumId w:val="18"/>
   </w:num>
   <w:num w:numId="25" w16cid:durableId="1756898770">
-    <w:abstractNumId w:val="30"/>
+    <w:abstractNumId w:val="31"/>
   </w:num>
   <w:num w:numId="26" w16cid:durableId="474219343">
-    <w:abstractNumId w:val="24"/>
+    <w:abstractNumId w:val="25"/>
   </w:num>
   <w:num w:numId="27" w16cid:durableId="87118822">
-    <w:abstractNumId w:val="39"/>
+    <w:abstractNumId w:val="41"/>
   </w:num>
   <w:num w:numId="28" w16cid:durableId="1438481651">
-    <w:abstractNumId w:val="44"/>
+    <w:abstractNumId w:val="46"/>
   </w:num>
   <w:num w:numId="29" w16cid:durableId="1763257213">
-    <w:abstractNumId w:val="20"/>
+    <w:abstractNumId w:val="21"/>
   </w:num>
   <w:num w:numId="30" w16cid:durableId="1327900515">
     <w:abstractNumId w:val="3"/>
@@ -10970,13 +16729,13 @@
     <w:abstractNumId w:val="5"/>
   </w:num>
   <w:num w:numId="32" w16cid:durableId="564532163">
-    <w:abstractNumId w:val="21"/>
+    <w:abstractNumId w:val="22"/>
   </w:num>
   <w:num w:numId="33" w16cid:durableId="779881127">
     <w:abstractNumId w:val="4"/>
   </w:num>
   <w:num w:numId="34" w16cid:durableId="1713311878">
-    <w:abstractNumId w:val="42"/>
+    <w:abstractNumId w:val="44"/>
   </w:num>
   <w:num w:numId="35" w16cid:durableId="1892843295">
     <w:abstractNumId w:val="12"/>
@@ -10988,16 +16747,16 @@
     <w:abstractNumId w:val="2"/>
   </w:num>
   <w:num w:numId="38" w16cid:durableId="415253679">
-    <w:abstractNumId w:val="34"/>
+    <w:abstractNumId w:val="35"/>
   </w:num>
   <w:num w:numId="39" w16cid:durableId="324214150">
-    <w:abstractNumId w:val="40"/>
+    <w:abstractNumId w:val="42"/>
   </w:num>
   <w:num w:numId="40" w16cid:durableId="1784232187">
-    <w:abstractNumId w:val="23"/>
+    <w:abstractNumId w:val="24"/>
   </w:num>
   <w:num w:numId="41" w16cid:durableId="1524318809">
-    <w:abstractNumId w:val="18"/>
+    <w:abstractNumId w:val="19"/>
   </w:num>
   <w:num w:numId="42" w16cid:durableId="303311444">
     <w:abstractNumId w:val="9"/>
@@ -11015,10 +16774,16 @@
     <w:abstractNumId w:val="11"/>
   </w:num>
   <w:num w:numId="47" w16cid:durableId="2071230254">
-    <w:abstractNumId w:val="19"/>
+    <w:abstractNumId w:val="20"/>
   </w:num>
   <w:num w:numId="48" w16cid:durableId="408158229">
     <w:abstractNumId w:val="0"/>
+  </w:num>
+  <w:num w:numId="49" w16cid:durableId="99688829">
+    <w:abstractNumId w:val="38"/>
+  </w:num>
+  <w:num w:numId="50" w16cid:durableId="728766501">
+    <w:abstractNumId w:val="17"/>
   </w:num>
 </w:numbering>
 </file>
@@ -11966,6 +17731,19 @@
       <w14:ligatures w14:val="none"/>
     </w:rPr>
   </w:style>
+  <w:style w:type="character" w:styleId="HTML">
+    <w:name w:val="HTML Code"/>
+    <w:basedOn w:val="a0"/>
+    <w:uiPriority w:val="99"/>
+    <w:semiHidden/>
+    <w:unhideWhenUsed/>
+    <w:rsid w:val="005F4368"/>
+    <w:rPr>
+      <w:rFonts w:ascii="細明體" w:eastAsia="細明體" w:hAnsi="細明體" w:cs="細明體"/>
+      <w:sz w:val="24"/>
+      <w:szCs w:val="24"/>
+    </w:rPr>
+  </w:style>
 </w:styles>
 </file>
 
@@ -12286,7 +18064,7 @@
 
 <file path=word/webextensions/taskpanes.xml><?xml version="1.0" encoding="utf-8"?>
 <wetp:taskpanes xmlns:wetp="http://schemas.microsoft.com/office/webextensions/taskpanes/2010/11">
-  <wetp:taskpane dockstate="right" visibility="0" width="419" row="5">
+  <wetp:taskpane dockstate="right" visibility="0" width="713" row="1">
     <wetp:webextensionref xmlns:r="http://schemas.openxmlformats.org/officeDocument/2006/relationships" r:id="rId1"/>
   </wetp:taskpane>
 </wetp:taskpanes>

--- a/addin_test.docx
+++ b/addin_test.docx
@@ -3,6 +3,387 @@
 <w:document xmlns:wpc="http://schemas.microsoft.com/office/word/2010/wordprocessingCanvas" xmlns:cx="http://schemas.microsoft.com/office/drawing/2014/chartex" xmlns:cx1="http://schemas.microsoft.com/office/drawing/2015/9/8/chartex" xmlns:cx2="http://schemas.microsoft.com/office/drawing/2015/10/21/chartex" xmlns:cx3="http://schemas.microsoft.com/office/drawing/2016/5/9/chartex" xmlns:cx4="http://schemas.microsoft.com/office/drawing/2016/5/10/chartex" xmlns:cx5="http://schemas.microsoft.com/office/drawing/2016/5/11/chartex" xmlns:cx6="http://schemas.microsoft.com/office/drawing/2016/5/12/chartex" xmlns:cx7="http://schemas.microsoft.com/office/drawing/2016/5/13/chartex" xmlns:cx8="http://schemas.microsoft.com/office/drawing/2016/5/14/chartex" xmlns:mc="http://schemas.openxmlformats.org/markup-compatibility/2006" xmlns:aink="http://schemas.microsoft.com/office/drawing/2016/ink" xmlns:am3d="http://schemas.microsoft.com/office/drawing/2017/model3d" xmlns:o="urn:schemas-microsoft-com:office:office" xmlns:oel="http://schemas.microsoft.com/office/2019/extlst" xmlns:r="http://schemas.openxmlformats.org/officeDocument/2006/relationships" xmlns:m="http://schemas.openxmlformats.org/officeDocument/2006/math" xmlns:v="urn:schemas-microsoft-com:vml" xmlns:wp14="http://schemas.microsoft.com/office/word/2010/wordprocessingDrawing" xmlns:wp="http://schemas.openxmlformats.org/drawingml/2006/wordprocessingDrawing" xmlns:w10="urn:schemas-microsoft-com:office:word" xmlns:w="http://schemas.openxmlformats.org/wordprocessingml/2006/main" xmlns:w14="http://schemas.microsoft.com/office/word/2010/wordml" xmlns:w15="http://schemas.microsoft.com/office/word/2012/wordml" xmlns:w16cex="http://schemas.microsoft.com/office/word/2018/wordml/cex" xmlns:w16cid="http://schemas.microsoft.com/office/word/2016/wordml/cid" xmlns:w16="http://schemas.microsoft.com/office/word/2018/wordml" xmlns:w16du="http://schemas.microsoft.com/office/word/2023/wordml/word16du" xmlns:w16sdtdh="http://schemas.microsoft.com/office/word/2020/wordml/sdtdatahash" xmlns:w16sdtfl="http://schemas.microsoft.com/office/word/2024/wordml/sdtformatlock" xmlns:w16se="http://schemas.microsoft.com/office/word/2015/wordml/symex" xmlns:wpg="http://schemas.microsoft.com/office/word/2010/wordprocessingGroup" xmlns:wpi="http://schemas.microsoft.com/office/word/2010/wordprocessingInk" xmlns:wne="http://schemas.microsoft.com/office/word/2006/wordml" xmlns:wps="http://schemas.microsoft.com/office/word/2010/wordprocessingShape" mc:Ignorable="w14 w15 w16se w16cid w16 w16cex w16sdtdh w16sdtfl w16du wp14">
   <w:body>
     <w:p>
+      <w:pPr>
+        <w:pStyle w:val="3"/>
+        <w:rPr>
+          <w:rFonts w:ascii="微軟正黑體" w:eastAsia="微軟正黑體" w:hAnsi="微軟正黑體"/>
+          <w:kern w:val="0"/>
+          <w:sz w:val="27"/>
+          <w:szCs w:val="27"/>
+          <w14:ligatures w14:val="none"/>
+        </w:rPr>
+      </w:pPr>
+      <w:r>
+        <w:rPr>
+          <w:rFonts w:ascii="微軟正黑體" w:eastAsia="微軟正黑體" w:hAnsi="微軟正黑體" w:hint="eastAsia"/>
+        </w:rPr>
+        <w:t>ACP（Agent Communication Protocol）深度解析</w:t>
+      </w:r>
+    </w:p>
+    <w:p>
+      <w:pPr>
+        <w:pStyle w:val="Web"/>
+        <w:rPr>
+          <w:rFonts w:ascii="微軟正黑體" w:eastAsia="微軟正黑體" w:hAnsi="微軟正黑體" w:hint="eastAsia"/>
+          <w:sz w:val="22"/>
+          <w:szCs w:val="22"/>
+        </w:rPr>
+      </w:pPr>
+      <w:r>
+        <w:rPr>
+          <w:rFonts w:ascii="微軟正黑體" w:eastAsia="微軟正黑體" w:hAnsi="微軟正黑體" w:hint="eastAsia"/>
+          <w:sz w:val="22"/>
+          <w:szCs w:val="22"/>
+        </w:rPr>
+        <w:t>ACP（Agent Communication Protocol）是 GitHub Copilot SDK 的核心標準化通訊層，旨在解決前端開發環境（IDE/SDK）與後端 AI 推論引擎（Agent，可以是本地或遠端模型執行個體）之間的通訊需求。它建立了一個安全、可串流且可替換的雙向通訊機制，將 AI 推論與狀態管理從前端應用程式中解耦，實現前端的輕量化與後端 AI 引擎的彈性抽換與治理。</w:t>
+      </w:r>
+    </w:p>
+    <w:p>
+      <w:pPr>
+        <w:pStyle w:val="4"/>
+        <w:rPr>
+          <w:rFonts w:ascii="微軟正黑體" w:eastAsia="微軟正黑體" w:hAnsi="微軟正黑體" w:hint="eastAsia"/>
+          <w:sz w:val="24"/>
+          <w:szCs w:val="24"/>
+        </w:rPr>
+      </w:pPr>
+      <w:r>
+        <w:rPr>
+          <w:rFonts w:ascii="微軟正黑體" w:eastAsia="微軟正黑體" w:hAnsi="微軟正黑體" w:hint="eastAsia"/>
+        </w:rPr>
+        <w:t>核心功能與運作支柱</w:t>
+      </w:r>
+    </w:p>
+    <w:p>
+      <w:pPr>
+        <w:pStyle w:val="Web"/>
+        <w:rPr>
+          <w:rFonts w:ascii="微軟正黑體" w:eastAsia="微軟正黑體" w:hAnsi="微軟正黑體" w:hint="eastAsia"/>
+          <w:sz w:val="22"/>
+          <w:szCs w:val="22"/>
+        </w:rPr>
+      </w:pPr>
+      <w:r>
+        <w:rPr>
+          <w:rFonts w:ascii="微軟正黑體" w:eastAsia="微軟正黑體" w:hAnsi="微軟正黑體" w:hint="eastAsia"/>
+          <w:sz w:val="22"/>
+          <w:szCs w:val="22"/>
+        </w:rPr>
+        <w:t>ACP 的設計圍繞以下四大關鍵支柱：</w:t>
+      </w:r>
+    </w:p>
+    <w:p>
+      <w:pPr>
+        <w:widowControl/>
+        <w:numPr>
+          <w:ilvl w:val="0"/>
+          <w:numId w:val="51"/>
+        </w:numPr>
+        <w:spacing w:before="100" w:beforeAutospacing="1" w:after="100" w:afterAutospacing="1" w:line="240" w:lineRule="auto"/>
+        <w:rPr>
+          <w:rFonts w:ascii="微軟正黑體" w:eastAsia="微軟正黑體" w:hAnsi="微軟正黑體" w:hint="eastAsia"/>
+          <w:sz w:val="22"/>
+          <w:szCs w:val="22"/>
+        </w:rPr>
+      </w:pPr>
+      <w:r>
+        <w:rPr>
+          <w:rStyle w:val="ae"/>
+          <w:rFonts w:ascii="微軟正黑體" w:eastAsia="微軟正黑體" w:hAnsi="微軟正黑體" w:hint="eastAsia"/>
+          <w:sz w:val="22"/>
+          <w:szCs w:val="22"/>
+        </w:rPr>
+        <w:t>會話生命週期管理：</w:t>
+      </w:r>
+      <w:r>
+        <w:rPr>
+          <w:rFonts w:ascii="微軟正黑體" w:eastAsia="微軟正黑體" w:hAnsi="微軟正黑體" w:hint="eastAsia"/>
+          <w:sz w:val="22"/>
+          <w:szCs w:val="22"/>
+        </w:rPr>
+        <w:t xml:space="preserve"> 負責啟動、連線、維護 Agent 進程的狀態（如建立、活躍、暫停、終止）以及資源回收。這確保了長時間運行的 AI 任務不會成為孤兒進程或耗盡系統資源，並支援優雅的會話終止。</w:t>
+      </w:r>
+    </w:p>
+    <w:p>
+      <w:pPr>
+        <w:widowControl/>
+        <w:numPr>
+          <w:ilvl w:val="0"/>
+          <w:numId w:val="51"/>
+        </w:numPr>
+        <w:spacing w:before="100" w:beforeAutospacing="1" w:after="100" w:afterAutospacing="1" w:line="240" w:lineRule="auto"/>
+        <w:rPr>
+          <w:rFonts w:ascii="微軟正黑體" w:eastAsia="微軟正黑體" w:hAnsi="微軟正黑體" w:hint="eastAsia"/>
+          <w:sz w:val="22"/>
+          <w:szCs w:val="22"/>
+        </w:rPr>
+      </w:pPr>
+      <w:r>
+        <w:rPr>
+          <w:rStyle w:val="ae"/>
+          <w:rFonts w:ascii="微軟正黑體" w:eastAsia="微軟正黑體" w:hAnsi="微軟正黑體" w:hint="eastAsia"/>
+          <w:sz w:val="22"/>
+          <w:szCs w:val="22"/>
+        </w:rPr>
+        <w:t>標準化雙向資料串流：</w:t>
+      </w:r>
+      <w:r>
+        <w:rPr>
+          <w:rFonts w:ascii="微軟正黑體" w:eastAsia="微軟正黑體" w:hAnsi="微軟正黑體" w:hint="eastAsia"/>
+          <w:sz w:val="22"/>
+          <w:szCs w:val="22"/>
+        </w:rPr>
+        <w:t xml:space="preserve"> 支援全雙工通訊模式，實現即時的逐字元（token-by-token）回饋，顯著提升使用者體驗。同時，Agent 也能在推論過程中向 IDE 發出非同步請求，以進行工作區訪問或工具呼叫，增強互動性與自動化能力。</w:t>
+      </w:r>
+    </w:p>
+    <w:p>
+      <w:pPr>
+        <w:widowControl/>
+        <w:numPr>
+          <w:ilvl w:val="0"/>
+          <w:numId w:val="51"/>
+        </w:numPr>
+        <w:spacing w:before="100" w:beforeAutospacing="1" w:after="100" w:afterAutospacing="1" w:line="240" w:lineRule="auto"/>
+        <w:rPr>
+          <w:rFonts w:ascii="微軟正黑體" w:eastAsia="微軟正黑體" w:hAnsi="微軟正黑體" w:hint="eastAsia"/>
+          <w:sz w:val="22"/>
+          <w:szCs w:val="22"/>
+        </w:rPr>
+      </w:pPr>
+      <w:r>
+        <w:rPr>
+          <w:rStyle w:val="ae"/>
+          <w:rFonts w:ascii="微軟正黑體" w:eastAsia="微軟正黑體" w:hAnsi="微軟正黑體" w:hint="eastAsia"/>
+          <w:sz w:val="22"/>
+          <w:szCs w:val="22"/>
+        </w:rPr>
+        <w:t>多元接入與混合部署：</w:t>
+      </w:r>
+      <w:r>
+        <w:rPr>
+          <w:rFonts w:ascii="微軟正黑體" w:eastAsia="微軟正黑體" w:hAnsi="微軟正黑體" w:hint="eastAsia"/>
+          <w:sz w:val="22"/>
+          <w:szCs w:val="22"/>
+        </w:rPr>
+        <w:t xml:space="preserve"> ACP 抽象化了底層 AI 執行個體，允許前端彈性切換至不同的 AI 代理，例如官方的 Copilot CLI、客製化的第三方代理，甚至是</w:t>
+      </w:r>
+      <w:r>
+        <w:rPr>
+          <w:rFonts w:ascii="微軟正黑體" w:eastAsia="微軟正黑體" w:hAnsi="微軟正黑體" w:hint="eastAsia"/>
+          <w:sz w:val="22"/>
+          <w:szCs w:val="22"/>
+        </w:rPr>
+        <w:lastRenderedPageBreak/>
+        <w:t>企業內部網路部署的模型伺服器。這支援本地、雲端或混合式的部署拓撲，以滿足不同的效能、成本與合規需求。</w:t>
+      </w:r>
+    </w:p>
+    <w:p>
+      <w:pPr>
+        <w:widowControl/>
+        <w:numPr>
+          <w:ilvl w:val="0"/>
+          <w:numId w:val="51"/>
+        </w:numPr>
+        <w:spacing w:before="100" w:beforeAutospacing="1" w:after="100" w:afterAutospacing="1" w:line="240" w:lineRule="auto"/>
+        <w:rPr>
+          <w:rFonts w:ascii="微軟正黑體" w:eastAsia="微軟正黑體" w:hAnsi="微軟正黑體" w:hint="eastAsia"/>
+          <w:sz w:val="22"/>
+          <w:szCs w:val="22"/>
+        </w:rPr>
+      </w:pPr>
+      <w:r>
+        <w:rPr>
+          <w:rStyle w:val="ae"/>
+          <w:rFonts w:ascii="微軟正黑體" w:eastAsia="微軟正黑體" w:hAnsi="微軟正黑體" w:hint="eastAsia"/>
+          <w:sz w:val="22"/>
+          <w:szCs w:val="22"/>
+        </w:rPr>
+        <w:t>企業級治理（BYOK 與資料邊界）：</w:t>
+      </w:r>
+      <w:r>
+        <w:rPr>
+          <w:rFonts w:ascii="微軟正黑體" w:eastAsia="微軟正黑體" w:hAnsi="微軟正黑體" w:hint="eastAsia"/>
+          <w:sz w:val="22"/>
+          <w:szCs w:val="22"/>
+        </w:rPr>
+        <w:t xml:space="preserve"> 透過提供者/憑證抽象與網路隔離，企業能夠有效控制金鑰（BYOK, Bring Your Own Key）與資料流向，確保敏感程式碼在合規邊界內處理，並支援審計追蹤，大幅提升企業在 AI 應用上的合規性與可控性。</w:t>
+      </w:r>
+    </w:p>
+    <w:p>
+      <w:pPr>
+        <w:pStyle w:val="4"/>
+        <w:rPr>
+          <w:rFonts w:ascii="微軟正黑體" w:eastAsia="微軟正黑體" w:hAnsi="微軟正黑體" w:hint="eastAsia"/>
+          <w:sz w:val="24"/>
+          <w:szCs w:val="24"/>
+        </w:rPr>
+      </w:pPr>
+      <w:r>
+        <w:rPr>
+          <w:rFonts w:ascii="微軟正黑體" w:eastAsia="微軟正黑體" w:hAnsi="微軟正黑體" w:hint="eastAsia"/>
+        </w:rPr>
+        <w:t>商業價值</w:t>
+      </w:r>
+    </w:p>
+    <w:p>
+      <w:pPr>
+        <w:pStyle w:val="Web"/>
+        <w:rPr>
+          <w:rFonts w:ascii="微軟正黑體" w:eastAsia="微軟正黑體" w:hAnsi="微軟正黑體" w:hint="eastAsia"/>
+          <w:sz w:val="22"/>
+          <w:szCs w:val="22"/>
+        </w:rPr>
+      </w:pPr>
+      <w:r>
+        <w:rPr>
+          <w:rFonts w:ascii="微軟正黑體" w:eastAsia="微軟正黑體" w:hAnsi="微軟正黑體" w:hint="eastAsia"/>
+          <w:sz w:val="22"/>
+          <w:szCs w:val="22"/>
+        </w:rPr>
+        <w:t>對於企業決策者而言，ACP 機制帶來了多方面的商業價值：</w:t>
+      </w:r>
+    </w:p>
+    <w:p>
+      <w:pPr>
+        <w:widowControl/>
+        <w:numPr>
+          <w:ilvl w:val="0"/>
+          <w:numId w:val="52"/>
+        </w:numPr>
+        <w:spacing w:before="100" w:beforeAutospacing="1" w:after="100" w:afterAutospacing="1" w:line="240" w:lineRule="auto"/>
+        <w:rPr>
+          <w:rFonts w:ascii="微軟正黑體" w:eastAsia="微軟正黑體" w:hAnsi="微軟正黑體" w:hint="eastAsia"/>
+          <w:sz w:val="22"/>
+          <w:szCs w:val="22"/>
+        </w:rPr>
+      </w:pPr>
+      <w:r>
+        <w:rPr>
+          <w:rStyle w:val="ae"/>
+          <w:rFonts w:ascii="微軟正黑體" w:eastAsia="微軟正黑體" w:hAnsi="微軟正黑體" w:hint="eastAsia"/>
+          <w:sz w:val="22"/>
+          <w:szCs w:val="22"/>
+        </w:rPr>
+        <w:t>降低供應商鎖定風險：</w:t>
+      </w:r>
+      <w:r>
+        <w:rPr>
+          <w:rFonts w:ascii="微軟正黑體" w:eastAsia="微軟正黑體" w:hAnsi="微軟正黑體" w:hint="eastAsia"/>
+          <w:sz w:val="22"/>
+          <w:szCs w:val="22"/>
+        </w:rPr>
+        <w:t xml:space="preserve"> 允許企業在不同的 AI 模型與執行端之間自由切換，避免被單一供應商綁定。</w:t>
+      </w:r>
+    </w:p>
+    <w:p>
+      <w:pPr>
+        <w:widowControl/>
+        <w:numPr>
+          <w:ilvl w:val="0"/>
+          <w:numId w:val="52"/>
+        </w:numPr>
+        <w:spacing w:before="100" w:beforeAutospacing="1" w:after="100" w:afterAutospacing="1" w:line="240" w:lineRule="auto"/>
+        <w:rPr>
+          <w:rFonts w:ascii="微軟正黑體" w:eastAsia="微軟正黑體" w:hAnsi="微軟正黑體" w:hint="eastAsia"/>
+          <w:sz w:val="22"/>
+          <w:szCs w:val="22"/>
+        </w:rPr>
+      </w:pPr>
+      <w:r>
+        <w:rPr>
+          <w:rStyle w:val="ae"/>
+          <w:rFonts w:ascii="微軟正黑體" w:eastAsia="微軟正黑體" w:hAnsi="微軟正黑體" w:hint="eastAsia"/>
+          <w:sz w:val="22"/>
+          <w:szCs w:val="22"/>
+        </w:rPr>
+        <w:t>強化合規性與可控性：</w:t>
+      </w:r>
+      <w:r>
+        <w:rPr>
+          <w:rFonts w:ascii="微軟正黑體" w:eastAsia="微軟正黑體" w:hAnsi="微軟正黑體" w:hint="eastAsia"/>
+          <w:sz w:val="22"/>
+          <w:szCs w:val="22"/>
+        </w:rPr>
+        <w:t xml:space="preserve"> 支援自攜金鑰（BYOK）、網路隔離與全面的審計追蹤，特別適合金融、醫療等高監管產業。</w:t>
+      </w:r>
+    </w:p>
+    <w:p>
+      <w:pPr>
+        <w:widowControl/>
+        <w:numPr>
+          <w:ilvl w:val="0"/>
+          <w:numId w:val="52"/>
+        </w:numPr>
+        <w:spacing w:before="100" w:beforeAutospacing="1" w:after="100" w:afterAutospacing="1" w:line="240" w:lineRule="auto"/>
+        <w:rPr>
+          <w:rFonts w:ascii="微軟正黑體" w:eastAsia="微軟正黑體" w:hAnsi="微軟正黑體" w:hint="eastAsia"/>
+          <w:sz w:val="22"/>
+          <w:szCs w:val="22"/>
+        </w:rPr>
+      </w:pPr>
+      <w:r>
+        <w:rPr>
+          <w:rStyle w:val="ae"/>
+          <w:rFonts w:ascii="微軟正黑體" w:eastAsia="微軟正黑體" w:hAnsi="微軟正黑體" w:hint="eastAsia"/>
+          <w:sz w:val="22"/>
+          <w:szCs w:val="22"/>
+        </w:rPr>
+        <w:t>提升開發效率：</w:t>
+      </w:r>
+      <w:r>
+        <w:rPr>
+          <w:rFonts w:ascii="微軟正黑體" w:eastAsia="微軟正黑體" w:hAnsi="微軟正黑體" w:hint="eastAsia"/>
+          <w:sz w:val="22"/>
+          <w:szCs w:val="22"/>
+        </w:rPr>
+        <w:t xml:space="preserve"> 透過即時串流回饋與 Agentic 工具呼叫，能夠自動化重複性高的開發任務，加速開發流程。</w:t>
+      </w:r>
+    </w:p>
+    <w:p>
+      <w:pPr>
+        <w:widowControl/>
+        <w:numPr>
+          <w:ilvl w:val="0"/>
+          <w:numId w:val="52"/>
+        </w:numPr>
+        <w:spacing w:before="100" w:beforeAutospacing="1" w:after="100" w:afterAutospacing="1" w:line="240" w:lineRule="auto"/>
+        <w:rPr>
+          <w:rFonts w:ascii="微軟正黑體" w:eastAsia="微軟正黑體" w:hAnsi="微軟正黑體" w:hint="eastAsia"/>
+          <w:sz w:val="22"/>
+          <w:szCs w:val="22"/>
+        </w:rPr>
+      </w:pPr>
+      <w:r>
+        <w:rPr>
+          <w:rStyle w:val="ae"/>
+          <w:rFonts w:ascii="微軟正黑體" w:eastAsia="微軟正黑體" w:hAnsi="微軟正黑體" w:hint="eastAsia"/>
+          <w:sz w:val="22"/>
+          <w:szCs w:val="22"/>
+        </w:rPr>
+        <w:t>優化成本與效能彈性：</w:t>
+      </w:r>
+      <w:r>
+        <w:rPr>
+          <w:rFonts w:ascii="微軟正黑體" w:eastAsia="微軟正黑體" w:hAnsi="微軟正黑體" w:hint="eastAsia"/>
+          <w:sz w:val="22"/>
+          <w:szCs w:val="22"/>
+        </w:rPr>
+        <w:t xml:space="preserve"> 企業可根據需求將高耗能的 AI 推論任務部署到最合適的節點（如本地 GPU 或雲端專用實例），從而平衡成本與效能。</w:t>
+      </w:r>
+    </w:p>
+    <w:p>
+      <w:r>
+        <w:rPr>
+          <w:rFonts w:ascii="微軟正黑體" w:eastAsia="微軟正黑體" w:hAnsi="微軟正黑體" w:hint="eastAsia"/>
+          <w:sz w:val="22"/>
+          <w:szCs w:val="22"/>
+        </w:rPr>
+        <w:t>總而言之，ACP 將「可替換的推理後端」和「可治理的通訊層」實作為一套可操作的協定，使企業能在合規、效能與生態開放性之間取得實務平衡。</w:t>
+      </w:r>
+    </w:p>
+    <w:p/>
+    <w:p/>
+    <w:p>
       <w:r>
         <w:rPr>
           <w:rFonts w:hint="eastAsia"/>
@@ -640,7 +1021,14 @@
         <w:rPr>
           <w:rFonts w:hint="eastAsia"/>
         </w:rPr>
-        <w:t>監控與回溯能力是衡量生產可用性的關鍵（</w:t>
+        <w:t>監控與回溯能力是衡量生產可用性的關</w:t>
+      </w:r>
+      <w:r>
+        <w:rPr>
+          <w:rFonts w:hint="eastAsia"/>
+        </w:rPr>
+        <w:lastRenderedPageBreak/>
+        <w:t>鍵（</w:t>
       </w:r>
       <w:r>
         <w:rPr>
@@ -727,214 +1115,811 @@
         <w:rPr>
           <w:rFonts w:hint="eastAsia"/>
         </w:rPr>
-        <w:t>、網</w:t>
+        <w:t>、網路隔離與審計，適合高監管產業。</w:t>
+      </w:r>
+      <w:r>
+        <w:rPr>
+          <w:rFonts w:hint="eastAsia"/>
+        </w:rPr>
+        <w:t xml:space="preserve">  - </w:t>
+      </w:r>
+      <w:r>
+        <w:rPr>
+          <w:rFonts w:hint="eastAsia"/>
+        </w:rPr>
+        <w:t>提升開發效能：即時串流與</w:t>
+      </w:r>
+      <w:r>
+        <w:rPr>
+          <w:rFonts w:hint="eastAsia"/>
+        </w:rPr>
+        <w:t xml:space="preserve"> Agentic </w:t>
+      </w:r>
+      <w:r>
+        <w:rPr>
+          <w:rFonts w:hint="eastAsia"/>
+        </w:rPr>
+        <w:t>工具呼叫能自動化重複式工作。</w:t>
+      </w:r>
+      <w:r>
+        <w:rPr>
+          <w:rFonts w:hint="eastAsia"/>
+        </w:rPr>
+        <w:t xml:space="preserve">  - </w:t>
+      </w:r>
+      <w:r>
+        <w:rPr>
+          <w:rFonts w:hint="eastAsia"/>
+        </w:rPr>
+        <w:t>成本彈性：可將高耗能推理移至合適節點以優化成本與效能。簡短建議（可立即採取）</w:t>
+      </w:r>
+      <w:r>
+        <w:rPr>
+          <w:rFonts w:hint="eastAsia"/>
+        </w:rPr>
+        <w:t xml:space="preserve">- </w:t>
+      </w:r>
+      <w:r>
+        <w:rPr>
+          <w:rFonts w:hint="eastAsia"/>
+        </w:rPr>
+        <w:t>盤點內部合規與資料邊界需求，確認哪些上下文可安全外流。</w:t>
+      </w:r>
+      <w:r>
+        <w:rPr>
+          <w:rFonts w:hint="eastAsia"/>
+        </w:rPr>
+        <w:t xml:space="preserve">  - </w:t>
+      </w:r>
+      <w:r>
+        <w:rPr>
+          <w:rFonts w:hint="eastAsia"/>
+        </w:rPr>
+        <w:t>評估混合部署路徑（本地</w:t>
+      </w:r>
+      <w:r>
+        <w:rPr>
+          <w:rFonts w:hint="eastAsia"/>
+        </w:rPr>
+        <w:t xml:space="preserve"> vs </w:t>
+      </w:r>
+      <w:r>
+        <w:rPr>
+          <w:rFonts w:hint="eastAsia"/>
+        </w:rPr>
+        <w:t>遠端）以平衡延遲與成本。</w:t>
+      </w:r>
+      <w:r>
+        <w:rPr>
+          <w:rFonts w:hint="eastAsia"/>
+        </w:rPr>
+        <w:t xml:space="preserve">  - </w:t>
+      </w:r>
+      <w:r>
+        <w:rPr>
+          <w:rFonts w:hint="eastAsia"/>
+        </w:rPr>
+        <w:t>定義</w:t>
+      </w:r>
+      <w:r>
+        <w:rPr>
+          <w:rFonts w:hint="eastAsia"/>
+        </w:rPr>
+        <w:t xml:space="preserve"> ACP </w:t>
+      </w:r>
+      <w:r>
+        <w:rPr>
+          <w:rFonts w:hint="eastAsia"/>
+        </w:rPr>
+        <w:t>層的稽核與授權標準，將日誌與監控納入上線驗收準則。結語（一句話）</w:t>
+      </w:r>
+      <w:r>
+        <w:rPr>
+          <w:rFonts w:hint="eastAsia"/>
+        </w:rPr>
+        <w:t xml:space="preserve">ACP </w:t>
+      </w:r>
+      <w:r>
+        <w:rPr>
+          <w:rFonts w:hint="eastAsia"/>
+        </w:rPr>
+        <w:t>把「可替換的推理後端」和「可治理的通訊層」實作為一組可操作的協定，使企業能在合規、效能與生態開放性之間取得實務平衡。</w:t>
+      </w:r>
+    </w:p>
+    <w:p>
+      <w:r>
+        <w:rPr>
+          <w:rFonts w:hint="eastAsia"/>
+        </w:rPr>
+        <w:t>可以。在</w:t>
+      </w:r>
+      <w:r>
+        <w:rPr>
+          <w:rFonts w:hint="eastAsia"/>
+        </w:rPr>
+        <w:t xml:space="preserve"> GCP </w:t>
+      </w:r>
+      <w:r>
+        <w:rPr>
+          <w:rFonts w:hint="eastAsia"/>
+        </w:rPr>
+        <w:t>上部署並運行</w:t>
+      </w:r>
+      <w:r>
+        <w:rPr>
+          <w:rFonts w:hint="eastAsia"/>
+        </w:rPr>
+        <w:t xml:space="preserve"> ACP</w:t>
+      </w:r>
+      <w:r>
+        <w:rPr>
+          <w:rFonts w:hint="eastAsia"/>
+        </w:rPr>
+        <w:t>（</w:t>
+      </w:r>
+      <w:r>
+        <w:rPr>
+          <w:rFonts w:hint="eastAsia"/>
+        </w:rPr>
+        <w:t>Agent Communication Protocol</w:t>
+      </w:r>
+      <w:r>
+        <w:rPr>
+          <w:rFonts w:hint="eastAsia"/>
+        </w:rPr>
+        <w:t>）是可行且常見的做法；可利用</w:t>
+      </w:r>
+      <w:r>
+        <w:rPr>
+          <w:rFonts w:hint="eastAsia"/>
+        </w:rPr>
+        <w:t xml:space="preserve"> GCP </w:t>
+      </w:r>
+      <w:r>
+        <w:rPr>
+          <w:rFonts w:hint="eastAsia"/>
+        </w:rPr>
+        <w:t>的計算、網路、金鑰管理與可觀測性服務來滿足</w:t>
+      </w:r>
+      <w:r>
+        <w:rPr>
+          <w:rFonts w:hint="eastAsia"/>
+        </w:rPr>
+        <w:t xml:space="preserve"> BYOK</w:t>
+      </w:r>
+      <w:r>
+        <w:rPr>
+          <w:rFonts w:hint="eastAsia"/>
+        </w:rPr>
+        <w:t>、網域隔離、審計與可擴展性需求。主要建議與實作要點</w:t>
+      </w:r>
+      <w:r>
+        <w:rPr>
+          <w:rFonts w:hint="eastAsia"/>
+        </w:rPr>
+        <w:t xml:space="preserve">- </w:t>
+      </w:r>
+      <w:r>
+        <w:rPr>
+          <w:rFonts w:hint="eastAsia"/>
+        </w:rPr>
+        <w:t>部署拓撲（選擇）：</w:t>
+      </w:r>
+      <w:r>
+        <w:rPr>
+          <w:rFonts w:hint="eastAsia"/>
+        </w:rPr>
+        <w:t xml:space="preserve">    - </w:t>
+      </w:r>
+      <w:r>
+        <w:rPr>
+          <w:rFonts w:hint="eastAsia"/>
+        </w:rPr>
+        <w:t>本地</w:t>
+      </w:r>
+      <w:r>
+        <w:rPr>
+          <w:rFonts w:hint="eastAsia"/>
+        </w:rPr>
+        <w:t>/</w:t>
+      </w:r>
+      <w:r>
+        <w:rPr>
+          <w:rFonts w:hint="eastAsia"/>
+        </w:rPr>
+        <w:t>混合：</w:t>
+      </w:r>
+      <w:r>
+        <w:rPr>
+          <w:rFonts w:hint="eastAsia"/>
+        </w:rPr>
+        <w:t xml:space="preserve">Agent </w:t>
+      </w:r>
+      <w:r>
+        <w:rPr>
+          <w:rFonts w:hint="eastAsia"/>
+        </w:rPr>
+        <w:t>推論放在企業內網或專屬實例，前端於雲端連線（適合嚴格合規）。</w:t>
+      </w:r>
+      <w:r>
+        <w:rPr>
+          <w:rFonts w:hint="eastAsia"/>
+        </w:rPr>
+        <w:t xml:space="preserve">    - </w:t>
+      </w:r>
+      <w:r>
+        <w:rPr>
+          <w:rFonts w:hint="eastAsia"/>
+        </w:rPr>
+        <w:t>全雲端：在</w:t>
+      </w:r>
+      <w:r>
+        <w:rPr>
+          <w:rFonts w:hint="eastAsia"/>
+        </w:rPr>
+        <w:t xml:space="preserve"> GCP </w:t>
+      </w:r>
+      <w:r>
+        <w:rPr>
+          <w:rFonts w:hint="eastAsia"/>
+        </w:rPr>
+        <w:t>上使用</w:t>
+      </w:r>
+      <w:r>
+        <w:rPr>
+          <w:rFonts w:hint="eastAsia"/>
+        </w:rPr>
+        <w:t xml:space="preserve"> VM </w:t>
+      </w:r>
+      <w:r>
+        <w:rPr>
+          <w:rFonts w:hint="eastAsia"/>
+        </w:rPr>
+        <w:t>或容器化節點（</w:t>
+      </w:r>
+      <w:r>
+        <w:rPr>
+          <w:rFonts w:hint="eastAsia"/>
+        </w:rPr>
+        <w:t>GKE / Cloud Run / Compute Engine</w:t>
+      </w:r>
+      <w:r>
+        <w:rPr>
+          <w:rFonts w:hint="eastAsia"/>
+        </w:rPr>
+        <w:t>），適合低延遲與彈性擴展需求。</w:t>
+      </w:r>
+      <w:r>
+        <w:rPr>
+          <w:rFonts w:hint="eastAsia"/>
+        </w:rPr>
+        <w:t xml:space="preserve">- </w:t>
+      </w:r>
+      <w:r>
+        <w:rPr>
+          <w:rFonts w:hint="eastAsia"/>
+        </w:rPr>
+        <w:t>計算資源：</w:t>
+      </w:r>
+      <w:r>
+        <w:rPr>
+          <w:rFonts w:hint="eastAsia"/>
+        </w:rPr>
+        <w:t xml:space="preserve">    - </w:t>
+      </w:r>
+      <w:r>
+        <w:rPr>
+          <w:rFonts w:hint="eastAsia"/>
+        </w:rPr>
+        <w:t>推理需</w:t>
+      </w:r>
+      <w:r>
+        <w:rPr>
+          <w:rFonts w:hint="eastAsia"/>
+        </w:rPr>
+        <w:t xml:space="preserve"> GPU/</w:t>
+      </w:r>
+      <w:r>
+        <w:rPr>
+          <w:rFonts w:hint="eastAsia"/>
+        </w:rPr>
+        <w:t>高效能時，使用</w:t>
+      </w:r>
+      <w:r>
+        <w:rPr>
+          <w:rFonts w:hint="eastAsia"/>
+        </w:rPr>
+        <w:t xml:space="preserve"> GPU </w:t>
+      </w:r>
+      <w:r>
+        <w:rPr>
+          <w:rFonts w:hint="eastAsia"/>
+        </w:rPr>
+        <w:t>節點或專用推理節點（</w:t>
+      </w:r>
+      <w:r>
+        <w:rPr>
+          <w:rFonts w:hint="eastAsia"/>
+        </w:rPr>
+        <w:t xml:space="preserve">GKE </w:t>
+      </w:r>
+      <w:r>
+        <w:rPr>
+          <w:rFonts w:hint="eastAsia"/>
+        </w:rPr>
+        <w:t>節點池或</w:t>
+      </w:r>
+      <w:r>
+        <w:rPr>
+          <w:rFonts w:hint="eastAsia"/>
+        </w:rPr>
+        <w:t xml:space="preserve"> GPU VM</w:t>
+      </w:r>
+      <w:r>
+        <w:rPr>
+          <w:rFonts w:hint="eastAsia"/>
+        </w:rPr>
+        <w:t>）並配置自動擴縮與資源配額以避免孤兒任務。</w:t>
+      </w:r>
+      <w:r>
+        <w:rPr>
+          <w:rFonts w:hint="eastAsia"/>
+        </w:rPr>
+        <w:t xml:space="preserve">- </w:t>
+      </w:r>
+      <w:r>
+        <w:rPr>
+          <w:rFonts w:hint="eastAsia"/>
+        </w:rPr>
+        <w:t>網路與邊界控管：</w:t>
+      </w:r>
+      <w:r>
+        <w:rPr>
+          <w:rFonts w:hint="eastAsia"/>
+        </w:rPr>
+        <w:t xml:space="preserve">    - </w:t>
+      </w:r>
+      <w:r>
+        <w:rPr>
+          <w:rFonts w:hint="eastAsia"/>
+        </w:rPr>
+        <w:t>使用</w:t>
+      </w:r>
+      <w:r>
+        <w:rPr>
+          <w:rFonts w:hint="eastAsia"/>
+        </w:rPr>
+        <w:t xml:space="preserve"> VPC</w:t>
+      </w:r>
+      <w:r>
+        <w:rPr>
+          <w:rFonts w:hint="eastAsia"/>
+        </w:rPr>
+        <w:t>、子網、私有路由與防火牆規則限制對外流量。</w:t>
+      </w:r>
+      <w:r>
+        <w:rPr>
+          <w:rFonts w:hint="eastAsia"/>
+        </w:rPr>
+        <w:t xml:space="preserve">    - </w:t>
+      </w:r>
+      <w:r>
+        <w:rPr>
+          <w:rFonts w:hint="eastAsia"/>
+        </w:rPr>
+        <w:t>如需將流量限制在</w:t>
+      </w:r>
+      <w:r>
+        <w:rPr>
+          <w:rFonts w:hint="eastAsia"/>
+        </w:rPr>
+        <w:t xml:space="preserve"> GCP </w:t>
+      </w:r>
+      <w:r>
+        <w:rPr>
+          <w:rFonts w:hint="eastAsia"/>
+        </w:rPr>
+        <w:t>內，採用</w:t>
+      </w:r>
+      <w:r>
+        <w:rPr>
+          <w:rFonts w:hint="eastAsia"/>
+        </w:rPr>
+        <w:t xml:space="preserve"> Pri</w:t>
+      </w:r>
+      <w:r>
+        <w:t>vate Service Connect / Pr</w:t>
+      </w:r>
+      <w:r>
+        <w:rPr>
+          <w:rFonts w:hint="eastAsia"/>
+        </w:rPr>
+        <w:t xml:space="preserve">ivate Google Access </w:t>
+      </w:r>
+      <w:r>
+        <w:rPr>
+          <w:rFonts w:hint="eastAsia"/>
+        </w:rPr>
+        <w:t>或內部負載平衡。</w:t>
+      </w:r>
+      <w:r>
+        <w:rPr>
+          <w:rFonts w:hint="eastAsia"/>
+        </w:rPr>
+        <w:t xml:space="preserve">    - </w:t>
+      </w:r>
+      <w:r>
+        <w:rPr>
+          <w:rFonts w:hint="eastAsia"/>
+        </w:rPr>
+        <w:t>控制出站</w:t>
+      </w:r>
+      <w:r>
+        <w:rPr>
+          <w:rFonts w:hint="eastAsia"/>
+        </w:rPr>
+        <w:t xml:space="preserve"> egress</w:t>
+      </w:r>
+      <w:r>
+        <w:rPr>
+          <w:rFonts w:hint="eastAsia"/>
+        </w:rPr>
+        <w:t>，將外部</w:t>
+      </w:r>
+      <w:r>
+        <w:rPr>
+          <w:rFonts w:hint="eastAsia"/>
+        </w:rPr>
+        <w:t xml:space="preserve"> API </w:t>
+      </w:r>
+      <w:r>
+        <w:rPr>
+          <w:rFonts w:hint="eastAsia"/>
+        </w:rPr>
+        <w:t>呼叫納入代理或跳板節點以便審計。</w:t>
+      </w:r>
+      <w:r>
+        <w:rPr>
+          <w:rFonts w:hint="eastAsia"/>
+        </w:rPr>
+        <w:t xml:space="preserve">- </w:t>
+      </w:r>
+      <w:r>
+        <w:rPr>
+          <w:rFonts w:hint="eastAsia"/>
+        </w:rPr>
+        <w:t>身份與金鑰管理（</w:t>
+      </w:r>
+      <w:r>
+        <w:rPr>
+          <w:rFonts w:hint="eastAsia"/>
+        </w:rPr>
+        <w:t>BYOK</w:t>
+      </w:r>
+      <w:r>
+        <w:rPr>
+          <w:rFonts w:hint="eastAsia"/>
+        </w:rPr>
+        <w:t>）：</w:t>
+      </w:r>
+      <w:r>
+        <w:rPr>
+          <w:rFonts w:hint="eastAsia"/>
+        </w:rPr>
+        <w:t xml:space="preserve">    - </w:t>
+      </w:r>
+      <w:r>
+        <w:rPr>
+          <w:rFonts w:hint="eastAsia"/>
+        </w:rPr>
+        <w:t>使用</w:t>
+      </w:r>
+      <w:r>
+        <w:rPr>
+          <w:rFonts w:hint="eastAsia"/>
+        </w:rPr>
+        <w:t xml:space="preserve"> Service Accounts + </w:t>
+      </w:r>
+      <w:r>
+        <w:rPr>
+          <w:rFonts w:hint="eastAsia"/>
+        </w:rPr>
+        <w:t>最小權限</w:t>
+      </w:r>
+      <w:r>
+        <w:rPr>
+          <w:rFonts w:hint="eastAsia"/>
+        </w:rPr>
+        <w:t xml:space="preserve"> IAM </w:t>
+      </w:r>
+      <w:r>
+        <w:rPr>
+          <w:rFonts w:hint="eastAsia"/>
+        </w:rPr>
+        <w:t>原則管理授權。</w:t>
+      </w:r>
+      <w:r>
+        <w:rPr>
+          <w:rFonts w:hint="eastAsia"/>
+        </w:rPr>
+        <w:t xml:space="preserve">    - </w:t>
+      </w:r>
+      <w:r>
+        <w:rPr>
+          <w:rFonts w:hint="eastAsia"/>
+        </w:rPr>
+        <w:t>使用</w:t>
+      </w:r>
+      <w:r>
+        <w:rPr>
+          <w:rFonts w:hint="eastAsia"/>
+        </w:rPr>
+        <w:t xml:space="preserve"> Cloud KMS</w:t>
+      </w:r>
+      <w:r>
+        <w:rPr>
+          <w:rFonts w:hint="eastAsia"/>
+        </w:rPr>
+        <w:t>（或外部</w:t>
+      </w:r>
+      <w:r>
+        <w:rPr>
+          <w:rFonts w:hint="eastAsia"/>
+        </w:rPr>
+        <w:t xml:space="preserve"> HSM</w:t>
+      </w:r>
+      <w:r>
+        <w:rPr>
+          <w:rFonts w:hint="eastAsia"/>
+        </w:rPr>
+        <w:t>）保管與管理私有金鑰，實作</w:t>
+      </w:r>
+      <w:r>
+        <w:rPr>
+          <w:rFonts w:hint="eastAsia"/>
+        </w:rPr>
+        <w:t xml:space="preserve"> BYOK </w:t>
+      </w:r>
+      <w:r>
+        <w:rPr>
+          <w:rFonts w:hint="eastAsia"/>
+        </w:rPr>
+        <w:t>並確保金鑰不會外流。</w:t>
+      </w:r>
+      <w:r>
+        <w:rPr>
+          <w:rFonts w:hint="eastAsia"/>
+        </w:rPr>
+        <w:t xml:space="preserve">- </w:t>
+      </w:r>
+      <w:r>
+        <w:rPr>
+          <w:rFonts w:hint="eastAsia"/>
+        </w:rPr>
+        <w:t>資料保護與最小化：</w:t>
+      </w:r>
+      <w:r>
+        <w:rPr>
+          <w:rFonts w:hint="eastAsia"/>
+        </w:rPr>
+        <w:t xml:space="preserve">    - </w:t>
+      </w:r>
+      <w:r>
+        <w:rPr>
+          <w:rFonts w:hint="eastAsia"/>
+        </w:rPr>
+        <w:t>只傳送必要上下文，敏感資料在邊界遮蔽或本地處理；傳輸採</w:t>
+      </w:r>
+      <w:r>
+        <w:rPr>
+          <w:rFonts w:hint="eastAsia"/>
+        </w:rPr>
+        <w:t xml:space="preserve"> TLS</w:t>
+      </w:r>
+      <w:r>
+        <w:rPr>
+          <w:rFonts w:hint="eastAsia"/>
+        </w:rPr>
+        <w:t>，加密靜態資料並限制日誌中敏感欄位。</w:t>
+      </w:r>
+      <w:r>
+        <w:rPr>
+          <w:rFonts w:hint="eastAsia"/>
+        </w:rPr>
+        <w:t xml:space="preserve">- </w:t>
+      </w:r>
+      <w:r>
+        <w:rPr>
+          <w:rFonts w:hint="eastAsia"/>
+        </w:rPr>
+        <w:t>可觀測性與審計：</w:t>
+      </w:r>
+      <w:r>
+        <w:rPr>
+          <w:rFonts w:hint="eastAsia"/>
+        </w:rPr>
+        <w:t xml:space="preserve">    - </w:t>
+      </w:r>
+      <w:r>
+        <w:rPr>
+          <w:rFonts w:hint="eastAsia"/>
+        </w:rPr>
+        <w:t>啟用</w:t>
+      </w:r>
+      <w:r>
+        <w:rPr>
+          <w:rFonts w:hint="eastAsia"/>
+        </w:rPr>
+        <w:t xml:space="preserve"> Cloud Logging</w:t>
+      </w:r>
+      <w:r>
+        <w:rPr>
+          <w:rFonts w:hint="eastAsia"/>
+        </w:rPr>
+        <w:t>、</w:t>
+      </w:r>
+      <w:r>
+        <w:rPr>
+          <w:rFonts w:hint="eastAsia"/>
+        </w:rPr>
+        <w:t>Cloud Monitoring</w:t>
+      </w:r>
+      <w:r>
+        <w:rPr>
+          <w:rFonts w:hint="eastAsia"/>
+        </w:rPr>
+        <w:t>、</w:t>
+      </w:r>
+      <w:r>
+        <w:rPr>
+          <w:rFonts w:hint="eastAsia"/>
+        </w:rPr>
+        <w:t xml:space="preserve">Cloud Audit Logs </w:t>
+      </w:r>
+      <w:r>
+        <w:rPr>
+          <w:rFonts w:hint="eastAsia"/>
+        </w:rPr>
+        <w:t>與</w:t>
+      </w:r>
+      <w:r>
+        <w:rPr>
+          <w:rFonts w:hint="eastAsia"/>
+        </w:rPr>
+        <w:t xml:space="preserve"> Trace </w:t>
+      </w:r>
+      <w:r>
+        <w:rPr>
+          <w:rFonts w:hint="eastAsia"/>
+        </w:rPr>
+        <w:t>以記錄</w:t>
+      </w:r>
+      <w:r>
+        <w:rPr>
+          <w:rFonts w:hint="eastAsia"/>
+        </w:rPr>
+        <w:t xml:space="preserve"> session </w:t>
+      </w:r>
+      <w:r>
+        <w:rPr>
+          <w:rFonts w:hint="eastAsia"/>
+        </w:rPr>
+        <w:t>元資料、工具呼叫與錯誤事件，設置告警與容量趨勢監控。</w:t>
+      </w:r>
+      <w:r>
+        <w:rPr>
+          <w:rFonts w:hint="eastAsia"/>
+        </w:rPr>
+        <w:t xml:space="preserve">- </w:t>
+      </w:r>
+      <w:r>
+        <w:rPr>
+          <w:rFonts w:hint="eastAsia"/>
+        </w:rPr>
+        <w:t>可用性與資源回收：</w:t>
+      </w:r>
+      <w:r>
+        <w:rPr>
+          <w:rFonts w:hint="eastAsia"/>
+        </w:rPr>
+        <w:t xml:space="preserve">    - </w:t>
+      </w:r>
+      <w:r>
+        <w:rPr>
+          <w:rFonts w:hint="eastAsia"/>
+        </w:rPr>
+        <w:t>設計</w:t>
+      </w:r>
+      <w:r>
+        <w:rPr>
+          <w:rFonts w:hint="eastAsia"/>
+        </w:rPr>
+        <w:t xml:space="preserve"> session life-cycle </w:t>
+      </w:r>
+      <w:r>
+        <w:rPr>
+          <w:rFonts w:hint="eastAsia"/>
+        </w:rPr>
+        <w:t>管控（建立、心跳、逾時、優雅關閉），結合自動回收與閾值策略避免長期佔用資源。</w:t>
+      </w:r>
+      <w:r>
+        <w:rPr>
+          <w:rFonts w:hint="eastAsia"/>
+        </w:rPr>
+        <w:t xml:space="preserve">- </w:t>
+      </w:r>
+      <w:r>
+        <w:rPr>
+          <w:rFonts w:hint="eastAsia"/>
+        </w:rPr>
+        <w:t>合規與治理：</w:t>
+      </w:r>
+      <w:r>
+        <w:rPr>
+          <w:rFonts w:hint="eastAsia"/>
+        </w:rPr>
+        <w:t xml:space="preserve">    - </w:t>
+      </w:r>
+      <w:r>
+        <w:rPr>
+          <w:rFonts w:hint="eastAsia"/>
+        </w:rPr>
+        <w:t>若需資料隔離或法規合規（如金融</w:t>
+      </w:r>
+      <w:r>
+        <w:rPr>
+          <w:rFonts w:hint="eastAsia"/>
+        </w:rPr>
+        <w:t>/</w:t>
+      </w:r>
+      <w:r>
+        <w:rPr>
+          <w:rFonts w:hint="eastAsia"/>
+        </w:rPr>
+        <w:t>醫療），結合</w:t>
+      </w:r>
+      <w:r>
+        <w:rPr>
+          <w:rFonts w:hint="eastAsia"/>
+        </w:rPr>
+        <w:t xml:space="preserve"> VPC Service Controls</w:t>
+      </w:r>
+      <w:r>
+        <w:rPr>
+          <w:rFonts w:hint="eastAsia"/>
+        </w:rPr>
+        <w:t>、日誌保留政策與審計流程進行驗證與稽核。簡短結論</w:t>
+      </w:r>
+      <w:r>
+        <w:rPr>
+          <w:rFonts w:hint="eastAsia"/>
+        </w:rPr>
+        <w:t xml:space="preserve">GCP </w:t>
+      </w:r>
+      <w:r>
+        <w:rPr>
+          <w:rFonts w:hint="eastAsia"/>
+        </w:rPr>
+        <w:t>可完整支援</w:t>
+      </w:r>
+      <w:r>
+        <w:rPr>
+          <w:rFonts w:hint="eastAsia"/>
+        </w:rPr>
+        <w:t xml:space="preserve"> ACP </w:t>
+      </w:r>
+      <w:r>
+        <w:rPr>
+          <w:rFonts w:hint="eastAsia"/>
+        </w:rPr>
+        <w:t>的運行與治理：透過合適的拓撲選擇</w:t>
       </w:r>
       <w:r>
         <w:rPr>
           <w:rFonts w:hint="eastAsia"/>
         </w:rPr>
         <w:lastRenderedPageBreak/>
-        <w:t>路隔離與審計，適合高監管產業。</w:t>
-      </w:r>
-      <w:r>
-        <w:rPr>
-          <w:rFonts w:hint="eastAsia"/>
-        </w:rPr>
-        <w:t xml:space="preserve">  - </w:t>
-      </w:r>
-      <w:r>
-        <w:rPr>
-          <w:rFonts w:hint="eastAsia"/>
-        </w:rPr>
-        <w:t>提升開發效能：即時串流與</w:t>
-      </w:r>
-      <w:r>
-        <w:rPr>
-          <w:rFonts w:hint="eastAsia"/>
-        </w:rPr>
-        <w:t xml:space="preserve"> Agentic </w:t>
-      </w:r>
-      <w:r>
-        <w:rPr>
-          <w:rFonts w:hint="eastAsia"/>
-        </w:rPr>
-        <w:t>工具呼叫能自動化重複式工作。</w:t>
-      </w:r>
-      <w:r>
-        <w:rPr>
-          <w:rFonts w:hint="eastAsia"/>
-        </w:rPr>
-        <w:t xml:space="preserve">  - </w:t>
-      </w:r>
-      <w:r>
-        <w:rPr>
-          <w:rFonts w:hint="eastAsia"/>
-        </w:rPr>
-        <w:t>成本彈性：可將高耗能推理移至合適節點以優化成本與效能。簡短建議（可立即採取）</w:t>
-      </w:r>
-      <w:r>
-        <w:rPr>
-          <w:rFonts w:hint="eastAsia"/>
-        </w:rPr>
-        <w:t xml:space="preserve">- </w:t>
-      </w:r>
-      <w:r>
-        <w:rPr>
-          <w:rFonts w:hint="eastAsia"/>
-        </w:rPr>
-        <w:t>盤點內部合規與資料邊界需求，確認哪些上下文可安全外流。</w:t>
-      </w:r>
-      <w:r>
-        <w:rPr>
-          <w:rFonts w:hint="eastAsia"/>
-        </w:rPr>
-        <w:t xml:space="preserve">  - </w:t>
-      </w:r>
-      <w:r>
-        <w:rPr>
-          <w:rFonts w:hint="eastAsia"/>
-        </w:rPr>
-        <w:t>評估混合部署路徑（本地</w:t>
-      </w:r>
-      <w:r>
-        <w:rPr>
-          <w:rFonts w:hint="eastAsia"/>
-        </w:rPr>
-        <w:t xml:space="preserve"> vs </w:t>
-      </w:r>
-      <w:r>
-        <w:rPr>
-          <w:rFonts w:hint="eastAsia"/>
-        </w:rPr>
-        <w:t>遠端）以平衡延遲與成本。</w:t>
-      </w:r>
-      <w:r>
-        <w:rPr>
-          <w:rFonts w:hint="eastAsia"/>
-        </w:rPr>
-        <w:t xml:space="preserve">  - </w:t>
-      </w:r>
-      <w:r>
-        <w:rPr>
-          <w:rFonts w:hint="eastAsia"/>
-        </w:rPr>
-        <w:t>定義</w:t>
-      </w:r>
-      <w:r>
-        <w:rPr>
-          <w:rFonts w:hint="eastAsia"/>
-        </w:rPr>
-        <w:t xml:space="preserve"> ACP </w:t>
-      </w:r>
-      <w:r>
-        <w:rPr>
-          <w:rFonts w:hint="eastAsia"/>
-        </w:rPr>
-        <w:t>層的稽核與授權標準，將日誌與監控納入上線驗收準則。結語（一句話）</w:t>
-      </w:r>
-      <w:r>
-        <w:rPr>
-          <w:rFonts w:hint="eastAsia"/>
-        </w:rPr>
-        <w:t xml:space="preserve">ACP </w:t>
-      </w:r>
-      <w:r>
-        <w:rPr>
-          <w:rFonts w:hint="eastAsia"/>
-        </w:rPr>
-        <w:t>把「可替換的推理後端」和「可治理的通訊層」實作為一組可操作的協定，使企業能在合規、效能與生態開放性之間取得實務平衡。</w:t>
-      </w:r>
-    </w:p>
-    <w:p>
-      <w:r>
-        <w:rPr>
-          <w:rFonts w:hint="eastAsia"/>
-        </w:rPr>
-        <w:t>可以。在</w:t>
-      </w:r>
-      <w:r>
-        <w:rPr>
-          <w:rFonts w:hint="eastAsia"/>
-        </w:rPr>
-        <w:t xml:space="preserve"> GCP </w:t>
-      </w:r>
-      <w:r>
-        <w:rPr>
-          <w:rFonts w:hint="eastAsia"/>
-        </w:rPr>
-        <w:t>上部署並運行</w:t>
-      </w:r>
-      <w:r>
-        <w:rPr>
-          <w:rFonts w:hint="eastAsia"/>
-        </w:rPr>
-        <w:t xml:space="preserve"> ACP</w:t>
-      </w:r>
-      <w:r>
-        <w:rPr>
-          <w:rFonts w:hint="eastAsia"/>
-        </w:rPr>
-        <w:t>（</w:t>
-      </w:r>
-      <w:r>
-        <w:rPr>
-          <w:rFonts w:hint="eastAsia"/>
-        </w:rPr>
-        <w:t>Agent Communication Protocol</w:t>
-      </w:r>
-      <w:r>
-        <w:rPr>
-          <w:rFonts w:hint="eastAsia"/>
-        </w:rPr>
-        <w:t>）是可行且常見的做法；可利用</w:t>
-      </w:r>
-      <w:r>
-        <w:rPr>
-          <w:rFonts w:hint="eastAsia"/>
-        </w:rPr>
-        <w:t xml:space="preserve"> GCP </w:t>
-      </w:r>
-      <w:r>
-        <w:rPr>
-          <w:rFonts w:hint="eastAsia"/>
-        </w:rPr>
-        <w:t>的計算、網路、金鑰管理與可觀測性服務來滿足</w:t>
-      </w:r>
-      <w:r>
-        <w:rPr>
-          <w:rFonts w:hint="eastAsia"/>
-        </w:rPr>
-        <w:t xml:space="preserve"> BYOK</w:t>
-      </w:r>
-      <w:r>
-        <w:rPr>
-          <w:rFonts w:hint="eastAsia"/>
-        </w:rPr>
-        <w:t>、網域隔離、審計與可擴展性需求。主要建議與實作要點</w:t>
-      </w:r>
-      <w:r>
-        <w:rPr>
-          <w:rFonts w:hint="eastAsia"/>
-        </w:rPr>
-        <w:t xml:space="preserve">- </w:t>
-      </w:r>
-      <w:r>
-        <w:rPr>
-          <w:rFonts w:hint="eastAsia"/>
-        </w:rPr>
-        <w:t>部署拓撲（選擇）：</w:t>
-      </w:r>
-      <w:r>
-        <w:rPr>
-          <w:rFonts w:hint="eastAsia"/>
-        </w:rPr>
-        <w:t xml:space="preserve">    - </w:t>
-      </w:r>
-      <w:r>
-        <w:rPr>
-          <w:rFonts w:hint="eastAsia"/>
-        </w:rPr>
-        <w:t>本地</w:t>
+        <w:t>（本地</w:t>
       </w:r>
       <w:r>
         <w:rPr>
@@ -946,304 +1931,43 @@
         <w:rPr>
           <w:rFonts w:hint="eastAsia"/>
         </w:rPr>
-        <w:t>混合：</w:t>
-      </w:r>
-      <w:r>
-        <w:rPr>
-          <w:rFonts w:hint="eastAsia"/>
-        </w:rPr>
-        <w:t xml:space="preserve">Agent </w:t>
-      </w:r>
-      <w:r>
-        <w:rPr>
-          <w:rFonts w:hint="eastAsia"/>
-        </w:rPr>
-        <w:t>推論放在企業內網或專屬實例，前端於雲端連線（適合嚴格合規）。</w:t>
-      </w:r>
-      <w:r>
-        <w:rPr>
-          <w:rFonts w:hint="eastAsia"/>
-        </w:rPr>
-        <w:t xml:space="preserve">    - </w:t>
-      </w:r>
-      <w:r>
-        <w:rPr>
-          <w:rFonts w:hint="eastAsia"/>
-        </w:rPr>
-        <w:t>全雲端：在</w:t>
-      </w:r>
-      <w:r>
-        <w:rPr>
-          <w:rFonts w:hint="eastAsia"/>
-        </w:rPr>
-        <w:t xml:space="preserve"> GCP </w:t>
-      </w:r>
-      <w:r>
-        <w:rPr>
-          <w:rFonts w:hint="eastAsia"/>
-        </w:rPr>
-        <w:t>上使用</w:t>
-      </w:r>
-      <w:r>
-        <w:rPr>
-          <w:rFonts w:hint="eastAsia"/>
-        </w:rPr>
-        <w:t xml:space="preserve"> VM </w:t>
-      </w:r>
-      <w:r>
-        <w:rPr>
-          <w:rFonts w:hint="eastAsia"/>
-        </w:rPr>
-        <w:t>或容器化節點（</w:t>
-      </w:r>
-      <w:r>
-        <w:rPr>
-          <w:rFonts w:hint="eastAsia"/>
-        </w:rPr>
-        <w:t>GKE / Cloud Run / Compute Engine</w:t>
-      </w:r>
-      <w:r>
-        <w:rPr>
-          <w:rFonts w:hint="eastAsia"/>
-        </w:rPr>
-        <w:t>），適合低延遲與彈性擴展需求。</w:t>
-      </w:r>
-      <w:r>
-        <w:rPr>
-          <w:rFonts w:hint="eastAsia"/>
-        </w:rPr>
-        <w:t xml:space="preserve">- </w:t>
-      </w:r>
-      <w:r>
-        <w:rPr>
-          <w:rFonts w:hint="eastAsia"/>
-        </w:rPr>
-        <w:t>計算資源：</w:t>
-      </w:r>
-      <w:r>
-        <w:rPr>
-          <w:rFonts w:hint="eastAsia"/>
-        </w:rPr>
-        <w:t xml:space="preserve">    - </w:t>
-      </w:r>
-      <w:r>
-        <w:rPr>
-          <w:rFonts w:hint="eastAsia"/>
-        </w:rPr>
-        <w:t>推理需</w:t>
-      </w:r>
-      <w:r>
-        <w:rPr>
-          <w:rFonts w:hint="eastAsia"/>
-        </w:rPr>
-        <w:t xml:space="preserve"> GPU/</w:t>
-      </w:r>
-      <w:r>
-        <w:rPr>
-          <w:rFonts w:hint="eastAsia"/>
-        </w:rPr>
-        <w:t>高效能時，使用</w:t>
-      </w:r>
-      <w:r>
-        <w:rPr>
-          <w:rFonts w:hint="eastAsia"/>
-        </w:rPr>
-        <w:t xml:space="preserve"> GPU </w:t>
-      </w:r>
-      <w:r>
-        <w:rPr>
-          <w:rFonts w:hint="eastAsia"/>
-        </w:rPr>
-        <w:t>節點或專用推理節點（</w:t>
-      </w:r>
-      <w:r>
-        <w:rPr>
-          <w:rFonts w:hint="eastAsia"/>
-        </w:rPr>
-        <w:t xml:space="preserve">GKE </w:t>
-      </w:r>
-      <w:r>
-        <w:rPr>
-          <w:rFonts w:hint="eastAsia"/>
-        </w:rPr>
-        <w:t>節點池或</w:t>
-      </w:r>
-      <w:r>
-        <w:rPr>
-          <w:rFonts w:hint="eastAsia"/>
-        </w:rPr>
-        <w:t xml:space="preserve"> GPU VM</w:t>
-      </w:r>
-      <w:r>
-        <w:rPr>
-          <w:rFonts w:hint="eastAsia"/>
-        </w:rPr>
-        <w:t>）並配置自動擴縮與資源配額以避免孤兒任務。</w:t>
-      </w:r>
-      <w:r>
-        <w:rPr>
-          <w:rFonts w:hint="eastAsia"/>
-        </w:rPr>
-        <w:t xml:space="preserve">- </w:t>
-      </w:r>
-      <w:r>
-        <w:rPr>
-          <w:rFonts w:hint="eastAsia"/>
-        </w:rPr>
-        <w:t>網路與邊界控管：</w:t>
-      </w:r>
-      <w:r>
-        <w:rPr>
-          <w:rFonts w:hint="eastAsia"/>
-        </w:rPr>
-        <w:t xml:space="preserve">    - </w:t>
-      </w:r>
-      <w:r>
-        <w:rPr>
-          <w:rFonts w:hint="eastAsia"/>
-        </w:rPr>
-        <w:t>使用</w:t>
-      </w:r>
-      <w:r>
-        <w:rPr>
-          <w:rFonts w:hint="eastAsia"/>
-        </w:rPr>
-        <w:t xml:space="preserve"> VPC</w:t>
-      </w:r>
-      <w:r>
-        <w:rPr>
-          <w:rFonts w:hint="eastAsia"/>
-        </w:rPr>
-        <w:t>、子網、私有路由與防火牆規則限制對外流量。</w:t>
-      </w:r>
-      <w:r>
-        <w:rPr>
-          <w:rFonts w:hint="eastAsia"/>
-        </w:rPr>
-        <w:t xml:space="preserve">    - </w:t>
-      </w:r>
-      <w:r>
-        <w:rPr>
-          <w:rFonts w:hint="eastAsia"/>
-        </w:rPr>
-        <w:t>如需將流量限制在</w:t>
-      </w:r>
-      <w:r>
-        <w:rPr>
-          <w:rFonts w:hint="eastAsia"/>
-        </w:rPr>
-        <w:t xml:space="preserve"> GCP </w:t>
-      </w:r>
-      <w:r>
-        <w:rPr>
-          <w:rFonts w:hint="eastAsia"/>
-        </w:rPr>
-        <w:t>內，採用</w:t>
-      </w:r>
-      <w:r>
-        <w:rPr>
-          <w:rFonts w:hint="eastAsia"/>
-        </w:rPr>
-        <w:t xml:space="preserve"> Pri</w:t>
-      </w:r>
-      <w:r>
-        <w:t>vate Service Connect / Pr</w:t>
-      </w:r>
-      <w:r>
-        <w:rPr>
-          <w:rFonts w:hint="eastAsia"/>
-        </w:rPr>
-        <w:t xml:space="preserve">ivate Google Access </w:t>
-      </w:r>
-      <w:r>
-        <w:rPr>
-          <w:rFonts w:hint="eastAsia"/>
-        </w:rPr>
-        <w:t>或內部負載平衡。</w:t>
-      </w:r>
-      <w:r>
-        <w:rPr>
-          <w:rFonts w:hint="eastAsia"/>
-        </w:rPr>
-        <w:t xml:space="preserve">    - </w:t>
-      </w:r>
-      <w:r>
-        <w:rPr>
-          <w:rFonts w:hint="eastAsia"/>
-        </w:rPr>
-        <w:t>控制出站</w:t>
-      </w:r>
-      <w:r>
-        <w:rPr>
-          <w:rFonts w:hint="eastAsia"/>
-        </w:rPr>
-        <w:t xml:space="preserve"> egress</w:t>
-      </w:r>
-      <w:r>
-        <w:rPr>
-          <w:rFonts w:hint="eastAsia"/>
-        </w:rPr>
-        <w:t>，將外部</w:t>
-      </w:r>
-      <w:r>
-        <w:rPr>
-          <w:rFonts w:hint="eastAsia"/>
-        </w:rPr>
-        <w:t xml:space="preserve"> API </w:t>
-      </w:r>
-      <w:r>
-        <w:rPr>
-          <w:rFonts w:hint="eastAsia"/>
-        </w:rPr>
-        <w:t>呼叫納入代理或跳板節點以便審計。</w:t>
-      </w:r>
-      <w:r>
-        <w:rPr>
-          <w:rFonts w:hint="eastAsia"/>
-        </w:rPr>
-        <w:t xml:space="preserve">- </w:t>
-      </w:r>
-      <w:r>
-        <w:rPr>
-          <w:rFonts w:hint="eastAsia"/>
-        </w:rPr>
-        <w:t>身份與金鑰管理（</w:t>
-      </w:r>
-      <w:r>
-        <w:rPr>
-          <w:rFonts w:hint="eastAsia"/>
-        </w:rPr>
-        <w:t>BYOK</w:t>
-      </w:r>
-      <w:r>
-        <w:rPr>
-          <w:rFonts w:hint="eastAsia"/>
-        </w:rPr>
-        <w:t>）：</w:t>
-      </w:r>
-      <w:r>
-        <w:rPr>
-          <w:rFonts w:hint="eastAsia"/>
-        </w:rPr>
-        <w:t xml:space="preserve">    - </w:t>
-      </w:r>
-      <w:r>
-        <w:rPr>
-          <w:rFonts w:hint="eastAsia"/>
-        </w:rPr>
-        <w:t>使用</w:t>
-      </w:r>
-      <w:r>
-        <w:rPr>
-          <w:rFonts w:hint="eastAsia"/>
-        </w:rPr>
-        <w:t xml:space="preserve"> Service Accounts + </w:t>
-      </w:r>
-      <w:r>
-        <w:rPr>
-          <w:rFonts w:hint="eastAsia"/>
-        </w:rPr>
-        <w:t>最小權限</w:t>
+        <w:t>混合</w:t>
+      </w:r>
+      <w:r>
+        <w:rPr>
+          <w:rFonts w:hint="eastAsia"/>
+        </w:rPr>
+        <w:t>/</w:t>
+      </w:r>
+      <w:r>
+        <w:rPr>
+          <w:rFonts w:hint="eastAsia"/>
+        </w:rPr>
+        <w:t>雲端）、</w:t>
+      </w:r>
+      <w:r>
+        <w:rPr>
+          <w:rFonts w:hint="eastAsia"/>
+        </w:rPr>
+        <w:t xml:space="preserve">VPC </w:t>
+      </w:r>
+      <w:r>
+        <w:rPr>
+          <w:rFonts w:hint="eastAsia"/>
+        </w:rPr>
+        <w:t>隔離、</w:t>
+      </w:r>
+      <w:r>
+        <w:rPr>
+          <w:rFonts w:hint="eastAsia"/>
+        </w:rPr>
+        <w:t>Cloud KMS BYOK</w:t>
+      </w:r>
+      <w:r>
+        <w:rPr>
+          <w:rFonts w:hint="eastAsia"/>
+        </w:rPr>
+        <w:t>、最小權限</w:t>
       </w:r>
       <w:r>
         <w:rPr>
@@ -1255,350 +1979,7 @@
         <w:rPr>
           <w:rFonts w:hint="eastAsia"/>
         </w:rPr>
-        <w:t>原則管理授權。</w:t>
-      </w:r>
-      <w:r>
-        <w:rPr>
-          <w:rFonts w:hint="eastAsia"/>
-        </w:rPr>
-        <w:t xml:space="preserve">    - </w:t>
-      </w:r>
-      <w:r>
-        <w:rPr>
-          <w:rFonts w:hint="eastAsia"/>
-        </w:rPr>
-        <w:t>使用</w:t>
-      </w:r>
-      <w:r>
-        <w:rPr>
-          <w:rFonts w:hint="eastAsia"/>
-        </w:rPr>
-        <w:t xml:space="preserve"> Cloud KMS</w:t>
-      </w:r>
-      <w:r>
-        <w:rPr>
-          <w:rFonts w:hint="eastAsia"/>
-        </w:rPr>
-        <w:t>（或外部</w:t>
-      </w:r>
-      <w:r>
-        <w:rPr>
-          <w:rFonts w:hint="eastAsia"/>
-        </w:rPr>
-        <w:t xml:space="preserve"> HSM</w:t>
-      </w:r>
-      <w:r>
-        <w:rPr>
-          <w:rFonts w:hint="eastAsia"/>
-        </w:rPr>
-        <w:t>）保管與管理私有金鑰，實作</w:t>
-      </w:r>
-      <w:r>
-        <w:rPr>
-          <w:rFonts w:hint="eastAsia"/>
-        </w:rPr>
-        <w:t xml:space="preserve"> BYOK </w:t>
-      </w:r>
-      <w:r>
-        <w:rPr>
-          <w:rFonts w:hint="eastAsia"/>
-        </w:rPr>
-        <w:t>並確保金鑰不會外流。</w:t>
-      </w:r>
-      <w:r>
-        <w:rPr>
-          <w:rFonts w:hint="eastAsia"/>
-        </w:rPr>
-        <w:t xml:space="preserve">- </w:t>
-      </w:r>
-      <w:r>
-        <w:rPr>
-          <w:rFonts w:hint="eastAsia"/>
-        </w:rPr>
-        <w:t>資料保護與最小化：</w:t>
-      </w:r>
-      <w:r>
-        <w:rPr>
-          <w:rFonts w:hint="eastAsia"/>
-        </w:rPr>
-        <w:t xml:space="preserve">    - </w:t>
-      </w:r>
-      <w:r>
-        <w:rPr>
-          <w:rFonts w:hint="eastAsia"/>
-        </w:rPr>
-        <w:t>只傳送必要上下文，敏感資料在邊界遮蔽或本地處理；傳輸採</w:t>
-      </w:r>
-      <w:r>
-        <w:rPr>
-          <w:rFonts w:hint="eastAsia"/>
-        </w:rPr>
-        <w:t xml:space="preserve"> TLS</w:t>
-      </w:r>
-      <w:r>
-        <w:rPr>
-          <w:rFonts w:hint="eastAsia"/>
-        </w:rPr>
-        <w:t>，加密靜態資料並限制日誌中敏感欄位。</w:t>
-      </w:r>
-      <w:r>
-        <w:rPr>
-          <w:rFonts w:hint="eastAsia"/>
-        </w:rPr>
-        <w:t xml:space="preserve">- </w:t>
-      </w:r>
-      <w:r>
-        <w:rPr>
-          <w:rFonts w:hint="eastAsia"/>
-        </w:rPr>
-        <w:t>可觀測性與審計：</w:t>
-      </w:r>
-      <w:r>
-        <w:rPr>
-          <w:rFonts w:hint="eastAsia"/>
-        </w:rPr>
-        <w:t xml:space="preserve">    - </w:t>
-      </w:r>
-      <w:r>
-        <w:rPr>
-          <w:rFonts w:hint="eastAsia"/>
-        </w:rPr>
-        <w:t>啟用</w:t>
-      </w:r>
-      <w:r>
-        <w:rPr>
-          <w:rFonts w:hint="eastAsia"/>
-        </w:rPr>
-        <w:t xml:space="preserve"> Cloud Logging</w:t>
-      </w:r>
-      <w:r>
-        <w:rPr>
-          <w:rFonts w:hint="eastAsia"/>
-        </w:rPr>
-        <w:t>、</w:t>
-      </w:r>
-      <w:r>
-        <w:rPr>
-          <w:rFonts w:hint="eastAsia"/>
-        </w:rPr>
-        <w:t>Cloud Monitoring</w:t>
-      </w:r>
-      <w:r>
-        <w:rPr>
-          <w:rFonts w:hint="eastAsia"/>
-        </w:rPr>
-        <w:t>、</w:t>
-      </w:r>
-      <w:r>
-        <w:rPr>
-          <w:rFonts w:hint="eastAsia"/>
-        </w:rPr>
-        <w:t xml:space="preserve">Cloud Audit Logs </w:t>
-      </w:r>
-      <w:r>
-        <w:rPr>
-          <w:rFonts w:hint="eastAsia"/>
-        </w:rPr>
-        <w:t>與</w:t>
-      </w:r>
-      <w:r>
-        <w:rPr>
-          <w:rFonts w:hint="eastAsia"/>
-        </w:rPr>
-        <w:t xml:space="preserve"> Trace </w:t>
-      </w:r>
-      <w:r>
-        <w:rPr>
-          <w:rFonts w:hint="eastAsia"/>
-        </w:rPr>
-        <w:t>以記錄</w:t>
-      </w:r>
-      <w:r>
-        <w:rPr>
-          <w:rFonts w:hint="eastAsia"/>
-        </w:rPr>
-        <w:t xml:space="preserve"> session </w:t>
-      </w:r>
-      <w:r>
-        <w:rPr>
-          <w:rFonts w:hint="eastAsia"/>
-        </w:rPr>
-        <w:t>元資料、工具呼叫與錯誤事件，設置告警與容量趨勢監控。</w:t>
-      </w:r>
-      <w:r>
-        <w:rPr>
-          <w:rFonts w:hint="eastAsia"/>
-        </w:rPr>
-        <w:t xml:space="preserve">- </w:t>
-      </w:r>
-      <w:r>
-        <w:rPr>
-          <w:rFonts w:hint="eastAsia"/>
-        </w:rPr>
-        <w:t>可用性與資源回收：</w:t>
-      </w:r>
-      <w:r>
-        <w:rPr>
-          <w:rFonts w:hint="eastAsia"/>
-        </w:rPr>
-        <w:t xml:space="preserve">    - </w:t>
-      </w:r>
-      <w:r>
-        <w:rPr>
-          <w:rFonts w:hint="eastAsia"/>
-        </w:rPr>
-        <w:t>設計</w:t>
-      </w:r>
-      <w:r>
-        <w:rPr>
-          <w:rFonts w:hint="eastAsia"/>
-        </w:rPr>
-        <w:t xml:space="preserve"> session life-cycle </w:t>
-      </w:r>
-      <w:r>
-        <w:rPr>
-          <w:rFonts w:hint="eastAsia"/>
-        </w:rPr>
-        <w:t>管控（建立、心跳、逾時、優雅關閉），結合自動回收與閾值策略避免長期佔用資源。</w:t>
-      </w:r>
-      <w:r>
-        <w:rPr>
-          <w:rFonts w:hint="eastAsia"/>
-        </w:rPr>
-        <w:t xml:space="preserve">- </w:t>
-      </w:r>
-      <w:r>
-        <w:rPr>
-          <w:rFonts w:hint="eastAsia"/>
-        </w:rPr>
-        <w:t>合規與治理：</w:t>
-      </w:r>
-      <w:r>
-        <w:rPr>
-          <w:rFonts w:hint="eastAsia"/>
-        </w:rPr>
-        <w:t xml:space="preserve">    - </w:t>
-      </w:r>
-      <w:r>
-        <w:rPr>
-          <w:rFonts w:hint="eastAsia"/>
-        </w:rPr>
-        <w:t>若需資料隔離或法規合規（如金融</w:t>
-      </w:r>
-      <w:r>
-        <w:rPr>
-          <w:rFonts w:hint="eastAsia"/>
-        </w:rPr>
-        <w:t>/</w:t>
-      </w:r>
-      <w:r>
-        <w:rPr>
-          <w:rFonts w:hint="eastAsia"/>
-        </w:rPr>
-        <w:t>醫療），結合</w:t>
-      </w:r>
-      <w:r>
-        <w:rPr>
-          <w:rFonts w:hint="eastAsia"/>
-        </w:rPr>
-        <w:t xml:space="preserve"> VPC Service Controls</w:t>
-      </w:r>
-      <w:r>
-        <w:rPr>
-          <w:rFonts w:hint="eastAsia"/>
-        </w:rPr>
-        <w:t>、日誌保留政策與審計流程進行驗證與稽核。簡短結論</w:t>
-      </w:r>
-      <w:r>
-        <w:rPr>
-          <w:rFonts w:hint="eastAsia"/>
-        </w:rPr>
-        <w:t xml:space="preserve">GCP </w:t>
-      </w:r>
-      <w:r>
-        <w:rPr>
-          <w:rFonts w:hint="eastAsia"/>
-        </w:rPr>
-        <w:t>可完整支援</w:t>
-      </w:r>
-      <w:r>
-        <w:rPr>
-          <w:rFonts w:hint="eastAsia"/>
-        </w:rPr>
-        <w:t xml:space="preserve"> ACP </w:t>
-      </w:r>
-      <w:r>
-        <w:rPr>
-          <w:rFonts w:hint="eastAsia"/>
-        </w:rPr>
-        <w:t>的運行與治理：透過合適的拓撲選擇（本地</w:t>
-      </w:r>
-      <w:r>
-        <w:rPr>
-          <w:rFonts w:hint="eastAsia"/>
-        </w:rPr>
-        <w:t>/</w:t>
-      </w:r>
-      <w:r>
-        <w:rPr>
-          <w:rFonts w:hint="eastAsia"/>
-        </w:rPr>
-        <w:t>混合</w:t>
-      </w:r>
-      <w:r>
-        <w:rPr>
-          <w:rFonts w:hint="eastAsia"/>
-        </w:rPr>
-        <w:t>/</w:t>
-      </w:r>
-      <w:r>
-        <w:rPr>
-          <w:rFonts w:hint="eastAsia"/>
-        </w:rPr>
-        <w:t>雲端）、</w:t>
-      </w:r>
-      <w:r>
-        <w:rPr>
-          <w:rFonts w:hint="eastAsia"/>
-        </w:rPr>
-        <w:t xml:space="preserve">VPC </w:t>
-      </w:r>
-      <w:r>
-        <w:rPr>
-          <w:rFonts w:hint="eastAsia"/>
-        </w:rPr>
-        <w:t>隔離、</w:t>
-      </w:r>
-      <w:r>
-        <w:rPr>
-          <w:rFonts w:hint="eastAsia"/>
-        </w:rPr>
-        <w:t>Cloud KMS BYOK</w:t>
-      </w:r>
-      <w:r>
-        <w:rPr>
-          <w:rFonts w:hint="eastAsia"/>
-        </w:rPr>
-        <w:t>、最小權限</w:t>
-      </w:r>
-      <w:r>
-        <w:rPr>
-          <w:rFonts w:hint="eastAsia"/>
-        </w:rPr>
-        <w:t xml:space="preserve"> IAM </w:t>
-      </w:r>
-      <w:r>
-        <w:rPr>
-          <w:rFonts w:hint="eastAsia"/>
-        </w:rPr>
-        <w:t>以及完善的日誌與監控，能在合規、效能與可擴展性之間取得平衡。如需針對現有架構給出具體部署步驟或建議，請提供目前的拓撲與合規限制（可用於給出更精準的</w:t>
-      </w:r>
-      <w:r>
-        <w:rPr>
-          <w:rFonts w:hint="eastAsia"/>
-        </w:rPr>
-        <w:lastRenderedPageBreak/>
-        <w:t>落地方案）。</w:t>
+        <w:t>以及完善的日誌與監控，能在合規、效能與可擴展性之間取得平衡。如需針對現有架構給出具體部署步驟或建議，請提供目前的拓撲與合規限制（可用於給出更精準的落地方案）。</w:t>
       </w:r>
     </w:p>
     <w:p/>
@@ -1659,7 +2040,7 @@
       <w:pPr>
         <w:pStyle w:val="2"/>
         <w:rPr>
-          <w:rFonts w:ascii="微軟正黑體" w:eastAsia="微軟正黑體" w:hAnsi="微軟正黑體" w:hint="eastAsia"/>
+          <w:rFonts w:ascii="微軟正黑體" w:eastAsia="微軟正黑體" w:hAnsi="微軟正黑體"/>
         </w:rPr>
       </w:pPr>
       <w:r>
@@ -1673,7 +2054,7 @@
       <w:pPr>
         <w:pStyle w:val="Web"/>
         <w:rPr>
-          <w:rFonts w:ascii="微軟正黑體" w:eastAsia="微軟正黑體" w:hAnsi="微軟正黑體" w:hint="eastAsia"/>
+          <w:rFonts w:ascii="微軟正黑體" w:eastAsia="微軟正黑體" w:hAnsi="微軟正黑體"/>
           <w:sz w:val="22"/>
           <w:szCs w:val="22"/>
         </w:rPr>
@@ -1708,7 +2089,7 @@
       <w:pPr>
         <w:pStyle w:val="Web"/>
         <w:rPr>
-          <w:rFonts w:ascii="微軟正黑體" w:eastAsia="微軟正黑體" w:hAnsi="微軟正黑體" w:hint="eastAsia"/>
+          <w:rFonts w:ascii="微軟正黑體" w:eastAsia="微軟正黑體" w:hAnsi="微軟正黑體"/>
           <w:sz w:val="22"/>
           <w:szCs w:val="22"/>
         </w:rPr>
@@ -1725,19 +2106,19 @@
     <w:p>
       <w:pPr>
         <w:rPr>
-          <w:rFonts w:ascii="微軟正黑體" w:eastAsia="微軟正黑體" w:hAnsi="微軟正黑體" w:hint="eastAsia"/>
-          <w:sz w:val="22"/>
-          <w:szCs w:val="22"/>
-        </w:rPr>
-      </w:pPr>
-      <w:r>
-        <w:rPr>
-          <w:rFonts w:ascii="微軟正黑體" w:eastAsia="微軟正黑體" w:hAnsi="微軟正黑體" w:hint="eastAsia"/>
+          <w:rFonts w:ascii="微軟正黑體" w:eastAsia="微軟正黑體" w:hAnsi="微軟正黑體"/>
+          <w:sz w:val="22"/>
+          <w:szCs w:val="22"/>
+        </w:rPr>
+      </w:pPr>
+      <w:r>
+        <w:rPr>
+          <w:rFonts w:ascii="微軟正黑體" w:eastAsia="微軟正黑體" w:hAnsi="微軟正黑體"/>
           <w:sz w:val="22"/>
           <w:szCs w:val="22"/>
         </w:rPr>
         <w:pict w14:anchorId="0CB88394">
-          <v:rect id="_x0000_i1041" style="width:0;height:1.5pt" o:hralign="center" o:hrstd="t" o:hr="t" fillcolor="#a0a0a0" stroked="f"/>
+          <v:rect id="_x0000_i1025" style="width:0;height:1.5pt" o:hralign="center" o:hrstd="t" o:hr="t" fillcolor="#a0a0a0" stroked="f"/>
         </w:pict>
       </w:r>
     </w:p>
@@ -1745,7 +2126,7 @@
       <w:pPr>
         <w:pStyle w:val="2"/>
         <w:rPr>
-          <w:rFonts w:ascii="微軟正黑體" w:eastAsia="微軟正黑體" w:hAnsi="微軟正黑體" w:hint="eastAsia"/>
+          <w:rFonts w:ascii="微軟正黑體" w:eastAsia="微軟正黑體" w:hAnsi="微軟正黑體"/>
           <w:sz w:val="36"/>
           <w:szCs w:val="36"/>
         </w:rPr>
@@ -1762,7 +2143,7 @@
       <w:pPr>
         <w:pStyle w:val="Web"/>
         <w:rPr>
-          <w:rFonts w:ascii="微軟正黑體" w:eastAsia="微軟正黑體" w:hAnsi="微軟正黑體" w:hint="eastAsia"/>
+          <w:rFonts w:ascii="微軟正黑體" w:eastAsia="微軟正黑體" w:hAnsi="微軟正黑體"/>
           <w:sz w:val="22"/>
           <w:szCs w:val="22"/>
         </w:rPr>
@@ -1806,7 +2187,7 @@
       <w:pPr>
         <w:pStyle w:val="Web"/>
         <w:rPr>
-          <w:rFonts w:ascii="微軟正黑體" w:eastAsia="微軟正黑體" w:hAnsi="微軟正黑體" w:hint="eastAsia"/>
+          <w:rFonts w:ascii="微軟正黑體" w:eastAsia="微軟正黑體" w:hAnsi="微軟正黑體"/>
           <w:sz w:val="22"/>
           <w:szCs w:val="22"/>
         </w:rPr>
@@ -1840,19 +2221,19 @@
     <w:p>
       <w:pPr>
         <w:rPr>
-          <w:rFonts w:ascii="微軟正黑體" w:eastAsia="微軟正黑體" w:hAnsi="微軟正黑體" w:hint="eastAsia"/>
-          <w:sz w:val="22"/>
-          <w:szCs w:val="22"/>
-        </w:rPr>
-      </w:pPr>
-      <w:r>
-        <w:rPr>
-          <w:rFonts w:ascii="微軟正黑體" w:eastAsia="微軟正黑體" w:hAnsi="微軟正黑體" w:hint="eastAsia"/>
+          <w:rFonts w:ascii="微軟正黑體" w:eastAsia="微軟正黑體" w:hAnsi="微軟正黑體"/>
+          <w:sz w:val="22"/>
+          <w:szCs w:val="22"/>
+        </w:rPr>
+      </w:pPr>
+      <w:r>
+        <w:rPr>
+          <w:rFonts w:ascii="微軟正黑體" w:eastAsia="微軟正黑體" w:hAnsi="微軟正黑體"/>
           <w:sz w:val="22"/>
           <w:szCs w:val="22"/>
         </w:rPr>
         <w:pict w14:anchorId="1D9C727A">
-          <v:rect id="_x0000_i1042" style="width:0;height:1.5pt" o:hralign="center" o:hrstd="t" o:hr="t" fillcolor="#a0a0a0" stroked="f"/>
+          <v:rect id="_x0000_i1026" style="width:0;height:1.5pt" o:hralign="center" o:hrstd="t" o:hr="t" fillcolor="#a0a0a0" stroked="f"/>
         </w:pict>
       </w:r>
     </w:p>
@@ -1860,7 +2241,7 @@
       <w:pPr>
         <w:pStyle w:val="2"/>
         <w:rPr>
-          <w:rFonts w:ascii="微軟正黑體" w:eastAsia="微軟正黑體" w:hAnsi="微軟正黑體" w:hint="eastAsia"/>
+          <w:rFonts w:ascii="微軟正黑體" w:eastAsia="微軟正黑體" w:hAnsi="微軟正黑體"/>
           <w:sz w:val="36"/>
           <w:szCs w:val="36"/>
         </w:rPr>
@@ -1876,7 +2257,7 @@
       <w:pPr>
         <w:pStyle w:val="3"/>
         <w:rPr>
-          <w:rFonts w:ascii="微軟正黑體" w:eastAsia="微軟正黑體" w:hAnsi="微軟正黑體" w:hint="eastAsia"/>
+          <w:rFonts w:ascii="微軟正黑體" w:eastAsia="微軟正黑體" w:hAnsi="微軟正黑體"/>
         </w:rPr>
       </w:pPr>
       <w:r>
@@ -1890,7 +2271,7 @@
       <w:pPr>
         <w:pStyle w:val="Web"/>
         <w:rPr>
-          <w:rFonts w:ascii="微軟正黑體" w:eastAsia="微軟正黑體" w:hAnsi="微軟正黑體" w:hint="eastAsia"/>
+          <w:rFonts w:ascii="微軟正黑體" w:eastAsia="微軟正黑體" w:hAnsi="微軟正黑體"/>
           <w:sz w:val="22"/>
           <w:szCs w:val="22"/>
         </w:rPr>
@@ -2013,7 +2394,7 @@
       <w:pPr>
         <w:pStyle w:val="3"/>
         <w:rPr>
-          <w:rFonts w:ascii="微軟正黑體" w:eastAsia="微軟正黑體" w:hAnsi="微軟正黑體" w:hint="eastAsia"/>
+          <w:rFonts w:ascii="微軟正黑體" w:eastAsia="微軟正黑體" w:hAnsi="微軟正黑體"/>
           <w:sz w:val="27"/>
           <w:szCs w:val="27"/>
         </w:rPr>
@@ -2029,7 +2410,7 @@
       <w:pPr>
         <w:pStyle w:val="Web"/>
         <w:rPr>
-          <w:rFonts w:ascii="微軟正黑體" w:eastAsia="微軟正黑體" w:hAnsi="微軟正黑體" w:hint="eastAsia"/>
+          <w:rFonts w:ascii="微軟正黑體" w:eastAsia="微軟正黑體" w:hAnsi="微軟正黑體"/>
           <w:sz w:val="22"/>
           <w:szCs w:val="22"/>
         </w:rPr>
@@ -2062,7 +2443,7 @@
       <w:pPr>
         <w:pStyle w:val="3"/>
         <w:rPr>
-          <w:rFonts w:ascii="微軟正黑體" w:eastAsia="微軟正黑體" w:hAnsi="微軟正黑體" w:hint="eastAsia"/>
+          <w:rFonts w:ascii="微軟正黑體" w:eastAsia="微軟正黑體" w:hAnsi="微軟正黑體"/>
           <w:sz w:val="27"/>
           <w:szCs w:val="27"/>
         </w:rPr>
@@ -2078,7 +2459,7 @@
       <w:pPr>
         <w:pStyle w:val="Web"/>
         <w:rPr>
-          <w:rFonts w:ascii="微軟正黑體" w:eastAsia="微軟正黑體" w:hAnsi="微軟正黑體" w:hint="eastAsia"/>
+          <w:rFonts w:ascii="微軟正黑體" w:eastAsia="微軟正黑體" w:hAnsi="微軟正黑體"/>
           <w:sz w:val="22"/>
           <w:szCs w:val="22"/>
         </w:rPr>
@@ -2101,7 +2482,7 @@
         </w:numPr>
         <w:spacing w:before="100" w:beforeAutospacing="1" w:after="100" w:afterAutospacing="1" w:line="240" w:lineRule="auto"/>
         <w:rPr>
-          <w:rFonts w:ascii="微軟正黑體" w:eastAsia="微軟正黑體" w:hAnsi="微軟正黑體" w:hint="eastAsia"/>
+          <w:rFonts w:ascii="微軟正黑體" w:eastAsia="微軟正黑體" w:hAnsi="微軟正黑體"/>
           <w:sz w:val="22"/>
           <w:szCs w:val="22"/>
         </w:rPr>
@@ -2133,7 +2514,7 @@
         </w:numPr>
         <w:spacing w:before="100" w:beforeAutospacing="1" w:after="100" w:afterAutospacing="1" w:line="240" w:lineRule="auto"/>
         <w:rPr>
-          <w:rFonts w:ascii="微軟正黑體" w:eastAsia="微軟正黑體" w:hAnsi="微軟正黑體" w:hint="eastAsia"/>
+          <w:rFonts w:ascii="微軟正黑體" w:eastAsia="微軟正黑體" w:hAnsi="微軟正黑體"/>
           <w:sz w:val="22"/>
           <w:szCs w:val="22"/>
         </w:rPr>
@@ -2166,7 +2547,7 @@
         </w:numPr>
         <w:spacing w:before="100" w:beforeAutospacing="1" w:after="100" w:afterAutospacing="1" w:line="240" w:lineRule="auto"/>
         <w:rPr>
-          <w:rFonts w:ascii="微軟正黑體" w:eastAsia="微軟正黑體" w:hAnsi="微軟正黑體" w:hint="eastAsia"/>
+          <w:rFonts w:ascii="微軟正黑體" w:eastAsia="微軟正黑體" w:hAnsi="微軟正黑體"/>
           <w:sz w:val="22"/>
           <w:szCs w:val="22"/>
         </w:rPr>
@@ -2224,7 +2605,7 @@
       <w:pPr>
         <w:pStyle w:val="3"/>
         <w:rPr>
-          <w:rFonts w:ascii="微軟正黑體" w:eastAsia="微軟正黑體" w:hAnsi="微軟正黑體" w:hint="eastAsia"/>
+          <w:rFonts w:ascii="微軟正黑體" w:eastAsia="微軟正黑體" w:hAnsi="微軟正黑體"/>
           <w:sz w:val="27"/>
           <w:szCs w:val="27"/>
         </w:rPr>
@@ -2240,7 +2621,7 @@
       <w:pPr>
         <w:pStyle w:val="Web"/>
         <w:rPr>
-          <w:rFonts w:ascii="微軟正黑體" w:eastAsia="微軟正黑體" w:hAnsi="微軟正黑體" w:hint="eastAsia"/>
+          <w:rFonts w:ascii="微軟正黑體" w:eastAsia="微軟正黑體" w:hAnsi="微軟正黑體"/>
           <w:sz w:val="22"/>
           <w:szCs w:val="22"/>
         </w:rPr>
@@ -2291,19 +2672,19 @@
     <w:p>
       <w:pPr>
         <w:rPr>
-          <w:rFonts w:ascii="微軟正黑體" w:eastAsia="微軟正黑體" w:hAnsi="微軟正黑體" w:hint="eastAsia"/>
-          <w:sz w:val="22"/>
-          <w:szCs w:val="22"/>
-        </w:rPr>
-      </w:pPr>
-      <w:r>
-        <w:rPr>
-          <w:rFonts w:ascii="微軟正黑體" w:eastAsia="微軟正黑體" w:hAnsi="微軟正黑體" w:hint="eastAsia"/>
+          <w:rFonts w:ascii="微軟正黑體" w:eastAsia="微軟正黑體" w:hAnsi="微軟正黑體"/>
+          <w:sz w:val="22"/>
+          <w:szCs w:val="22"/>
+        </w:rPr>
+      </w:pPr>
+      <w:r>
+        <w:rPr>
+          <w:rFonts w:ascii="微軟正黑體" w:eastAsia="微軟正黑體" w:hAnsi="微軟正黑體"/>
           <w:sz w:val="22"/>
           <w:szCs w:val="22"/>
         </w:rPr>
         <w:pict w14:anchorId="15E07526">
-          <v:rect id="_x0000_i1043" style="width:0;height:1.5pt" o:hralign="center" o:hrstd="t" o:hr="t" fillcolor="#a0a0a0" stroked="f"/>
+          <v:rect id="_x0000_i1027" style="width:0;height:1.5pt" o:hralign="center" o:hrstd="t" o:hr="t" fillcolor="#a0a0a0" stroked="f"/>
         </w:pict>
       </w:r>
     </w:p>
@@ -2311,7 +2692,7 @@
       <w:pPr>
         <w:pStyle w:val="2"/>
         <w:rPr>
-          <w:rFonts w:ascii="微軟正黑體" w:eastAsia="微軟正黑體" w:hAnsi="微軟正黑體" w:hint="eastAsia"/>
+          <w:rFonts w:ascii="微軟正黑體" w:eastAsia="微軟正黑體" w:hAnsi="微軟正黑體"/>
           <w:sz w:val="36"/>
           <w:szCs w:val="36"/>
         </w:rPr>
@@ -2328,7 +2709,7 @@
       <w:pPr>
         <w:pStyle w:val="Web"/>
         <w:rPr>
-          <w:rFonts w:ascii="微軟正黑體" w:eastAsia="微軟正黑體" w:hAnsi="微軟正黑體" w:hint="eastAsia"/>
+          <w:rFonts w:ascii="微軟正黑體" w:eastAsia="微軟正黑體" w:hAnsi="微軟正黑體"/>
           <w:sz w:val="22"/>
           <w:szCs w:val="22"/>
         </w:rPr>
@@ -2346,7 +2727,7 @@
       <w:pPr>
         <w:pStyle w:val="Web"/>
         <w:rPr>
-          <w:rFonts w:ascii="微軟正黑體" w:eastAsia="微軟正黑體" w:hAnsi="微軟正黑體" w:hint="eastAsia"/>
+          <w:rFonts w:ascii="微軟正黑體" w:eastAsia="微軟正黑體" w:hAnsi="微軟正黑體"/>
           <w:sz w:val="22"/>
           <w:szCs w:val="22"/>
         </w:rPr>
@@ -2370,7 +2751,7 @@
         </w:numPr>
         <w:spacing w:before="100" w:beforeAutospacing="1" w:after="100" w:afterAutospacing="1" w:line="240" w:lineRule="auto"/>
         <w:rPr>
-          <w:rFonts w:ascii="微軟正黑體" w:eastAsia="微軟正黑體" w:hAnsi="微軟正黑體" w:hint="eastAsia"/>
+          <w:rFonts w:ascii="微軟正黑體" w:eastAsia="微軟正黑體" w:hAnsi="微軟正黑體"/>
           <w:sz w:val="22"/>
           <w:szCs w:val="22"/>
         </w:rPr>
@@ -2402,7 +2783,7 @@
         </w:numPr>
         <w:spacing w:before="100" w:beforeAutospacing="1" w:after="100" w:afterAutospacing="1" w:line="240" w:lineRule="auto"/>
         <w:rPr>
-          <w:rFonts w:ascii="微軟正黑體" w:eastAsia="微軟正黑體" w:hAnsi="微軟正黑體" w:hint="eastAsia"/>
+          <w:rFonts w:ascii="微軟正黑體" w:eastAsia="微軟正黑體" w:hAnsi="微軟正黑體"/>
           <w:sz w:val="22"/>
           <w:szCs w:val="22"/>
         </w:rPr>
@@ -2455,11 +2836,6 @@
     </w:p>
     <w:p/>
     <w:p>
-      <w:pPr>
-        <w:rPr>
-          <w:rFonts w:hint="eastAsia"/>
-        </w:rPr>
-      </w:pPr>
       <w:r>
         <w:rPr>
           <w:rFonts w:hint="eastAsia"/>
@@ -5549,7 +5925,7 @@
           <w:szCs w:val="22"/>
         </w:rPr>
         <w:pict w14:anchorId="452E1960">
-          <v:rect id="_x0000_i1025" style="width:0;height:1.5pt" o:hralign="center" o:hrstd="t" o:hr="t" fillcolor="#a0a0a0" stroked="f"/>
+          <v:rect id="_x0000_i1028" style="width:0;height:1.5pt" o:hralign="center" o:hrstd="t" o:hr="t" fillcolor="#a0a0a0" stroked="f"/>
         </w:pict>
       </w:r>
     </w:p>
@@ -5654,7 +6030,7 @@
           <w:szCs w:val="22"/>
         </w:rPr>
         <w:pict w14:anchorId="14905DDB">
-          <v:rect id="_x0000_i1026" style="width:0;height:1.5pt" o:hralign="center" o:hrstd="t" o:hr="t" fillcolor="#a0a0a0" stroked="f"/>
+          <v:rect id="_x0000_i1029" style="width:0;height:1.5pt" o:hralign="center" o:hrstd="t" o:hr="t" fillcolor="#a0a0a0" stroked="f"/>
         </w:pict>
       </w:r>
     </w:p>
@@ -5806,7 +6182,7 @@
           <w:szCs w:val="22"/>
         </w:rPr>
         <w:pict w14:anchorId="016D61AB">
-          <v:rect id="_x0000_i1027" style="width:0;height:1.5pt" o:hralign="center" o:hrstd="t" o:hr="t" fillcolor="#a0a0a0" stroked="f"/>
+          <v:rect id="_x0000_i1030" style="width:0;height:1.5pt" o:hralign="center" o:hrstd="t" o:hr="t" fillcolor="#a0a0a0" stroked="f"/>
         </w:pict>
       </w:r>
     </w:p>
@@ -5934,7 +6310,7 @@
           <w:szCs w:val="22"/>
         </w:rPr>
         <w:pict w14:anchorId="5C489F0E">
-          <v:rect id="_x0000_i1028" style="width:0;height:1.5pt" o:hralign="center" o:hrstd="t" o:hr="t" fillcolor="#a0a0a0" stroked="f"/>
+          <v:rect id="_x0000_i1031" style="width:0;height:1.5pt" o:hralign="center" o:hrstd="t" o:hr="t" fillcolor="#a0a0a0" stroked="f"/>
         </w:pict>
       </w:r>
     </w:p>
@@ -6063,7 +6439,7 @@
         </w:rPr>
         <w:lastRenderedPageBreak/>
         <w:pict w14:anchorId="690AD64B">
-          <v:rect id="_x0000_i1029" style="width:0;height:1.5pt" o:hralign="center" o:hrstd="t" o:hr="t" fillcolor="#a0a0a0" stroked="f"/>
+          <v:rect id="_x0000_i1032" style="width:0;height:1.5pt" o:hralign="center" o:hrstd="t" o:hr="t" fillcolor="#a0a0a0" stroked="f"/>
         </w:pict>
       </w:r>
     </w:p>
@@ -7570,7 +7946,7 @@
           <w:szCs w:val="22"/>
         </w:rPr>
         <w:pict w14:anchorId="5FCBEA5D">
-          <v:rect id="_x0000_i1030" style="width:0;height:1.5pt" o:hralign="center" o:hrstd="t" o:hr="t" fillcolor="#a0a0a0" stroked="f"/>
+          <v:rect id="_x0000_i1033" style="width:0;height:1.5pt" o:hralign="center" o:hrstd="t" o:hr="t" fillcolor="#a0a0a0" stroked="f"/>
         </w:pict>
       </w:r>
     </w:p>
@@ -7699,7 +8075,7 @@
           <w:szCs w:val="22"/>
         </w:rPr>
         <w:pict w14:anchorId="2CEAD9F0">
-          <v:rect id="_x0000_i1031" style="width:0;height:1.5pt" o:hralign="center" o:hrstd="t" o:hr="t" fillcolor="#a0a0a0" stroked="f"/>
+          <v:rect id="_x0000_i1034" style="width:0;height:1.5pt" o:hralign="center" o:hrstd="t" o:hr="t" fillcolor="#a0a0a0" stroked="f"/>
         </w:pict>
       </w:r>
     </w:p>
@@ -7821,7 +8197,7 @@
           <w:szCs w:val="22"/>
         </w:rPr>
         <w:pict w14:anchorId="48B79218">
-          <v:rect id="_x0000_i1032" style="width:0;height:1.5pt" o:hralign="center" o:hrstd="t" o:hr="t" fillcolor="#a0a0a0" stroked="f"/>
+          <v:rect id="_x0000_i1035" style="width:0;height:1.5pt" o:hralign="center" o:hrstd="t" o:hr="t" fillcolor="#a0a0a0" stroked="f"/>
         </w:pict>
       </w:r>
     </w:p>
@@ -7949,7 +8325,7 @@
           <w:szCs w:val="22"/>
         </w:rPr>
         <w:pict w14:anchorId="456C8E9E">
-          <v:rect id="_x0000_i1033" style="width:0;height:1.5pt" o:hralign="center" o:hrstd="t" o:hr="t" fillcolor="#a0a0a0" stroked="f"/>
+          <v:rect id="_x0000_i1036" style="width:0;height:1.5pt" o:hralign="center" o:hrstd="t" o:hr="t" fillcolor="#a0a0a0" stroked="f"/>
         </w:pict>
       </w:r>
     </w:p>
@@ -8032,7 +8408,7 @@
           <w:szCs w:val="22"/>
         </w:rPr>
         <w:pict w14:anchorId="70A80C73">
-          <v:rect id="_x0000_i1034" style="width:0;height:1.5pt" o:hralign="center" o:hrstd="t" o:hr="t" fillcolor="#a0a0a0" stroked="f"/>
+          <v:rect id="_x0000_i1037" style="width:0;height:1.5pt" o:hralign="center" o:hrstd="t" o:hr="t" fillcolor="#a0a0a0" stroked="f"/>
         </w:pict>
       </w:r>
     </w:p>
@@ -8143,7 +8519,7 @@
           <w:szCs w:val="22"/>
         </w:rPr>
         <w:pict w14:anchorId="79F29BCC">
-          <v:rect id="_x0000_i1035" style="width:0;height:1.5pt" o:hralign="center" o:hrstd="t" o:hr="t" fillcolor="#a0a0a0" stroked="f"/>
+          <v:rect id="_x0000_i1038" style="width:0;height:1.5pt" o:hralign="center" o:hrstd="t" o:hr="t" fillcolor="#a0a0a0" stroked="f"/>
         </w:pict>
       </w:r>
     </w:p>
@@ -8197,7 +8573,7 @@
           <w:szCs w:val="22"/>
         </w:rPr>
         <w:pict w14:anchorId="6B4FE368">
-          <v:rect id="_x0000_i1036" style="width:0;height:1.5pt" o:hralign="center" o:hrstd="t" o:hr="t" fillcolor="#a0a0a0" stroked="f"/>
+          <v:rect id="_x0000_i1039" style="width:0;height:1.5pt" o:hralign="center" o:hrstd="t" o:hr="t" fillcolor="#a0a0a0" stroked="f"/>
         </w:pict>
       </w:r>
     </w:p>
@@ -8337,7 +8713,7 @@
           <w:szCs w:val="22"/>
         </w:rPr>
         <w:pict w14:anchorId="72D4082F">
-          <v:rect id="_x0000_i1037" style="width:0;height:1.5pt" o:hralign="center" o:hrstd="t" o:hr="t" fillcolor="#a0a0a0" stroked="f"/>
+          <v:rect id="_x0000_i1040" style="width:0;height:1.5pt" o:hralign="center" o:hrstd="t" o:hr="t" fillcolor="#a0a0a0" stroked="f"/>
         </w:pict>
       </w:r>
     </w:p>
@@ -9223,7 +9599,7 @@
           <w:szCs w:val="22"/>
         </w:rPr>
         <w:pict w14:anchorId="4B4AF992">
-          <v:rect id="_x0000_i1038" style="width:0;height:1.5pt" o:hralign="center" o:hrstd="t" o:hr="t" fillcolor="#a0a0a0" stroked="f"/>
+          <v:rect id="_x0000_i1041" style="width:0;height:1.5pt" o:hralign="center" o:hrstd="t" o:hr="t" fillcolor="#a0a0a0" stroked="f"/>
         </w:pict>
       </w:r>
     </w:p>
@@ -9352,7 +9728,7 @@
           <w:szCs w:val="22"/>
         </w:rPr>
         <w:pict w14:anchorId="165531AE">
-          <v:rect id="_x0000_i1039" style="width:0;height:1.5pt" o:hralign="center" o:hrstd="t" o:hr="t" fillcolor="#a0a0a0" stroked="f"/>
+          <v:rect id="_x0000_i1042" style="width:0;height:1.5pt" o:hralign="center" o:hrstd="t" o:hr="t" fillcolor="#a0a0a0" stroked="f"/>
         </w:pict>
       </w:r>
     </w:p>
@@ -9466,7 +9842,7 @@
           <w:szCs w:val="22"/>
         </w:rPr>
         <w:pict w14:anchorId="5D5F994E">
-          <v:rect id="_x0000_i1040" style="width:0;height:1.5pt" o:hralign="center" o:hrstd="t" o:hr="t" fillcolor="#a0a0a0" stroked="f"/>
+          <v:rect id="_x0000_i1043" style="width:0;height:1.5pt" o:hralign="center" o:hrstd="t" o:hr="t" fillcolor="#a0a0a0" stroked="f"/>
         </w:pict>
       </w:r>
     </w:p>
@@ -11488,6 +11864,155 @@
     </w:lvl>
   </w:abstractNum>
   <w:abstractNum w:abstractNumId="14" w15:restartNumberingAfterBreak="0">
+    <w:nsid w:val="2737342B"/>
+    <w:multiLevelType w:val="multilevel"/>
+    <w:tmpl w:val="40B4AB20"/>
+    <w:lvl w:ilvl="0">
+      <w:start w:val="1"/>
+      <w:numFmt w:val="bullet"/>
+      <w:lvlText w:val=""/>
+      <w:lvlJc w:val="left"/>
+      <w:pPr>
+        <w:tabs>
+          <w:tab w:val="num" w:pos="720"/>
+        </w:tabs>
+        <w:ind w:left="720" w:hanging="360"/>
+      </w:pPr>
+      <w:rPr>
+        <w:rFonts w:ascii="Symbol" w:hAnsi="Symbol" w:hint="default"/>
+        <w:sz w:val="20"/>
+      </w:rPr>
+    </w:lvl>
+    <w:lvl w:ilvl="1" w:tentative="1">
+      <w:start w:val="1"/>
+      <w:numFmt w:val="bullet"/>
+      <w:lvlText w:val="o"/>
+      <w:lvlJc w:val="left"/>
+      <w:pPr>
+        <w:tabs>
+          <w:tab w:val="num" w:pos="1440"/>
+        </w:tabs>
+        <w:ind w:left="1440" w:hanging="360"/>
+      </w:pPr>
+      <w:rPr>
+        <w:rFonts w:ascii="Courier New" w:hAnsi="Courier New" w:hint="default"/>
+        <w:sz w:val="20"/>
+      </w:rPr>
+    </w:lvl>
+    <w:lvl w:ilvl="2" w:tentative="1">
+      <w:start w:val="1"/>
+      <w:numFmt w:val="bullet"/>
+      <w:lvlText w:val=""/>
+      <w:lvlJc w:val="left"/>
+      <w:pPr>
+        <w:tabs>
+          <w:tab w:val="num" w:pos="2160"/>
+        </w:tabs>
+        <w:ind w:left="2160" w:hanging="360"/>
+      </w:pPr>
+      <w:rPr>
+        <w:rFonts w:ascii="Wingdings" w:hAnsi="Wingdings" w:hint="default"/>
+        <w:sz w:val="20"/>
+      </w:rPr>
+    </w:lvl>
+    <w:lvl w:ilvl="3" w:tentative="1">
+      <w:start w:val="1"/>
+      <w:numFmt w:val="bullet"/>
+      <w:lvlText w:val=""/>
+      <w:lvlJc w:val="left"/>
+      <w:pPr>
+        <w:tabs>
+          <w:tab w:val="num" w:pos="2880"/>
+        </w:tabs>
+        <w:ind w:left="2880" w:hanging="360"/>
+      </w:pPr>
+      <w:rPr>
+        <w:rFonts w:ascii="Wingdings" w:hAnsi="Wingdings" w:hint="default"/>
+        <w:sz w:val="20"/>
+      </w:rPr>
+    </w:lvl>
+    <w:lvl w:ilvl="4" w:tentative="1">
+      <w:start w:val="1"/>
+      <w:numFmt w:val="bullet"/>
+      <w:lvlText w:val=""/>
+      <w:lvlJc w:val="left"/>
+      <w:pPr>
+        <w:tabs>
+          <w:tab w:val="num" w:pos="3600"/>
+        </w:tabs>
+        <w:ind w:left="3600" w:hanging="360"/>
+      </w:pPr>
+      <w:rPr>
+        <w:rFonts w:ascii="Wingdings" w:hAnsi="Wingdings" w:hint="default"/>
+        <w:sz w:val="20"/>
+      </w:rPr>
+    </w:lvl>
+    <w:lvl w:ilvl="5" w:tentative="1">
+      <w:start w:val="1"/>
+      <w:numFmt w:val="bullet"/>
+      <w:lvlText w:val=""/>
+      <w:lvlJc w:val="left"/>
+      <w:pPr>
+        <w:tabs>
+          <w:tab w:val="num" w:pos="4320"/>
+        </w:tabs>
+        <w:ind w:left="4320" w:hanging="360"/>
+      </w:pPr>
+      <w:rPr>
+        <w:rFonts w:ascii="Wingdings" w:hAnsi="Wingdings" w:hint="default"/>
+        <w:sz w:val="20"/>
+      </w:rPr>
+    </w:lvl>
+    <w:lvl w:ilvl="6" w:tentative="1">
+      <w:start w:val="1"/>
+      <w:numFmt w:val="bullet"/>
+      <w:lvlText w:val=""/>
+      <w:lvlJc w:val="left"/>
+      <w:pPr>
+        <w:tabs>
+          <w:tab w:val="num" w:pos="5040"/>
+        </w:tabs>
+        <w:ind w:left="5040" w:hanging="360"/>
+      </w:pPr>
+      <w:rPr>
+        <w:rFonts w:ascii="Wingdings" w:hAnsi="Wingdings" w:hint="default"/>
+        <w:sz w:val="20"/>
+      </w:rPr>
+    </w:lvl>
+    <w:lvl w:ilvl="7" w:tentative="1">
+      <w:start w:val="1"/>
+      <w:numFmt w:val="bullet"/>
+      <w:lvlText w:val=""/>
+      <w:lvlJc w:val="left"/>
+      <w:pPr>
+        <w:tabs>
+          <w:tab w:val="num" w:pos="5760"/>
+        </w:tabs>
+        <w:ind w:left="5760" w:hanging="360"/>
+      </w:pPr>
+      <w:rPr>
+        <w:rFonts w:ascii="Wingdings" w:hAnsi="Wingdings" w:hint="default"/>
+        <w:sz w:val="20"/>
+      </w:rPr>
+    </w:lvl>
+    <w:lvl w:ilvl="8" w:tentative="1">
+      <w:start w:val="1"/>
+      <w:numFmt w:val="bullet"/>
+      <w:lvlText w:val=""/>
+      <w:lvlJc w:val="left"/>
+      <w:pPr>
+        <w:tabs>
+          <w:tab w:val="num" w:pos="6480"/>
+        </w:tabs>
+        <w:ind w:left="6480" w:hanging="360"/>
+      </w:pPr>
+      <w:rPr>
+        <w:rFonts w:ascii="Wingdings" w:hAnsi="Wingdings" w:hint="default"/>
+        <w:sz w:val="20"/>
+      </w:rPr>
+    </w:lvl>
+  </w:abstractNum>
+  <w:abstractNum w:abstractNumId="15" w15:restartNumberingAfterBreak="0">
     <w:nsid w:val="2AA6671E"/>
     <w:multiLevelType w:val="multilevel"/>
     <w:tmpl w:val="4A7CFD3C"/>
@@ -11636,7 +12161,7 @@
       </w:rPr>
     </w:lvl>
   </w:abstractNum>
-  <w:abstractNum w:abstractNumId="15" w15:restartNumberingAfterBreak="0">
+  <w:abstractNum w:abstractNumId="16" w15:restartNumberingAfterBreak="0">
     <w:nsid w:val="2B10457F"/>
     <w:multiLevelType w:val="multilevel"/>
     <w:tmpl w:val="CB7C11E4"/>
@@ -11785,7 +12310,7 @@
       </w:rPr>
     </w:lvl>
   </w:abstractNum>
-  <w:abstractNum w:abstractNumId="16" w15:restartNumberingAfterBreak="0">
+  <w:abstractNum w:abstractNumId="17" w15:restartNumberingAfterBreak="0">
     <w:nsid w:val="2DFF3BA1"/>
     <w:multiLevelType w:val="multilevel"/>
     <w:tmpl w:val="AE94134A"/>
@@ -11934,7 +12459,7 @@
       </w:rPr>
     </w:lvl>
   </w:abstractNum>
-  <w:abstractNum w:abstractNumId="17" w15:restartNumberingAfterBreak="0">
+  <w:abstractNum w:abstractNumId="18" w15:restartNumberingAfterBreak="0">
     <w:nsid w:val="32F92E96"/>
     <w:multiLevelType w:val="multilevel"/>
     <w:tmpl w:val="B99AE46A"/>
@@ -12047,7 +12572,7 @@
       </w:pPr>
     </w:lvl>
   </w:abstractNum>
-  <w:abstractNum w:abstractNumId="18" w15:restartNumberingAfterBreak="0">
+  <w:abstractNum w:abstractNumId="19" w15:restartNumberingAfterBreak="0">
     <w:nsid w:val="34137C97"/>
     <w:multiLevelType w:val="multilevel"/>
     <w:tmpl w:val="F31CFD70"/>
@@ -12160,7 +12685,7 @@
       </w:pPr>
     </w:lvl>
   </w:abstractNum>
-  <w:abstractNum w:abstractNumId="19" w15:restartNumberingAfterBreak="0">
+  <w:abstractNum w:abstractNumId="20" w15:restartNumberingAfterBreak="0">
     <w:nsid w:val="36231C0B"/>
     <w:multiLevelType w:val="multilevel"/>
     <w:tmpl w:val="1A9C5C9E"/>
@@ -12309,7 +12834,7 @@
       </w:rPr>
     </w:lvl>
   </w:abstractNum>
-  <w:abstractNum w:abstractNumId="20" w15:restartNumberingAfterBreak="0">
+  <w:abstractNum w:abstractNumId="21" w15:restartNumberingAfterBreak="0">
     <w:nsid w:val="39FA683E"/>
     <w:multiLevelType w:val="multilevel"/>
     <w:tmpl w:val="E4C62656"/>
@@ -12458,7 +12983,7 @@
       </w:rPr>
     </w:lvl>
   </w:abstractNum>
-  <w:abstractNum w:abstractNumId="21" w15:restartNumberingAfterBreak="0">
+  <w:abstractNum w:abstractNumId="22" w15:restartNumberingAfterBreak="0">
     <w:nsid w:val="3ABE450F"/>
     <w:multiLevelType w:val="multilevel"/>
     <w:tmpl w:val="434C3086"/>
@@ -12607,7 +13132,7 @@
       </w:rPr>
     </w:lvl>
   </w:abstractNum>
-  <w:abstractNum w:abstractNumId="22" w15:restartNumberingAfterBreak="0">
+  <w:abstractNum w:abstractNumId="23" w15:restartNumberingAfterBreak="0">
     <w:nsid w:val="3CD328C5"/>
     <w:multiLevelType w:val="multilevel"/>
     <w:tmpl w:val="A8C047AE"/>
@@ -12756,7 +13281,7 @@
       </w:rPr>
     </w:lvl>
   </w:abstractNum>
-  <w:abstractNum w:abstractNumId="23" w15:restartNumberingAfterBreak="0">
+  <w:abstractNum w:abstractNumId="24" w15:restartNumberingAfterBreak="0">
     <w:nsid w:val="3DC857A3"/>
     <w:multiLevelType w:val="multilevel"/>
     <w:tmpl w:val="820CAAC4"/>
@@ -12869,7 +13394,7 @@
       </w:pPr>
     </w:lvl>
   </w:abstractNum>
-  <w:abstractNum w:abstractNumId="24" w15:restartNumberingAfterBreak="0">
+  <w:abstractNum w:abstractNumId="25" w15:restartNumberingAfterBreak="0">
     <w:nsid w:val="4373465B"/>
     <w:multiLevelType w:val="multilevel"/>
     <w:tmpl w:val="A74EEC46"/>
@@ -13018,7 +13543,7 @@
       </w:rPr>
     </w:lvl>
   </w:abstractNum>
-  <w:abstractNum w:abstractNumId="25" w15:restartNumberingAfterBreak="0">
+  <w:abstractNum w:abstractNumId="26" w15:restartNumberingAfterBreak="0">
     <w:nsid w:val="446F17CC"/>
     <w:multiLevelType w:val="multilevel"/>
     <w:tmpl w:val="5F54B4EC"/>
@@ -13167,7 +13692,120 @@
       </w:rPr>
     </w:lvl>
   </w:abstractNum>
-  <w:abstractNum w:abstractNumId="26" w15:restartNumberingAfterBreak="0">
+  <w:abstractNum w:abstractNumId="27" w15:restartNumberingAfterBreak="0">
+    <w:nsid w:val="459B06F7"/>
+    <w:multiLevelType w:val="multilevel"/>
+    <w:tmpl w:val="DF3A4CF6"/>
+    <w:lvl w:ilvl="0">
+      <w:start w:val="1"/>
+      <w:numFmt w:val="decimal"/>
+      <w:lvlText w:val="%1."/>
+      <w:lvlJc w:val="left"/>
+      <w:pPr>
+        <w:tabs>
+          <w:tab w:val="num" w:pos="720"/>
+        </w:tabs>
+        <w:ind w:left="720" w:hanging="360"/>
+      </w:pPr>
+    </w:lvl>
+    <w:lvl w:ilvl="1" w:tentative="1">
+      <w:start w:val="1"/>
+      <w:numFmt w:val="decimal"/>
+      <w:lvlText w:val="%2."/>
+      <w:lvlJc w:val="left"/>
+      <w:pPr>
+        <w:tabs>
+          <w:tab w:val="num" w:pos="1440"/>
+        </w:tabs>
+        <w:ind w:left="1440" w:hanging="360"/>
+      </w:pPr>
+    </w:lvl>
+    <w:lvl w:ilvl="2" w:tentative="1">
+      <w:start w:val="1"/>
+      <w:numFmt w:val="decimal"/>
+      <w:lvlText w:val="%3."/>
+      <w:lvlJc w:val="left"/>
+      <w:pPr>
+        <w:tabs>
+          <w:tab w:val="num" w:pos="2160"/>
+        </w:tabs>
+        <w:ind w:left="2160" w:hanging="360"/>
+      </w:pPr>
+    </w:lvl>
+    <w:lvl w:ilvl="3" w:tentative="1">
+      <w:start w:val="1"/>
+      <w:numFmt w:val="decimal"/>
+      <w:lvlText w:val="%4."/>
+      <w:lvlJc w:val="left"/>
+      <w:pPr>
+        <w:tabs>
+          <w:tab w:val="num" w:pos="2880"/>
+        </w:tabs>
+        <w:ind w:left="2880" w:hanging="360"/>
+      </w:pPr>
+    </w:lvl>
+    <w:lvl w:ilvl="4" w:tentative="1">
+      <w:start w:val="1"/>
+      <w:numFmt w:val="decimal"/>
+      <w:lvlText w:val="%5."/>
+      <w:lvlJc w:val="left"/>
+      <w:pPr>
+        <w:tabs>
+          <w:tab w:val="num" w:pos="3600"/>
+        </w:tabs>
+        <w:ind w:left="3600" w:hanging="360"/>
+      </w:pPr>
+    </w:lvl>
+    <w:lvl w:ilvl="5" w:tentative="1">
+      <w:start w:val="1"/>
+      <w:numFmt w:val="decimal"/>
+      <w:lvlText w:val="%6."/>
+      <w:lvlJc w:val="left"/>
+      <w:pPr>
+        <w:tabs>
+          <w:tab w:val="num" w:pos="4320"/>
+        </w:tabs>
+        <w:ind w:left="4320" w:hanging="360"/>
+      </w:pPr>
+    </w:lvl>
+    <w:lvl w:ilvl="6" w:tentative="1">
+      <w:start w:val="1"/>
+      <w:numFmt w:val="decimal"/>
+      <w:lvlText w:val="%7."/>
+      <w:lvlJc w:val="left"/>
+      <w:pPr>
+        <w:tabs>
+          <w:tab w:val="num" w:pos="5040"/>
+        </w:tabs>
+        <w:ind w:left="5040" w:hanging="360"/>
+      </w:pPr>
+    </w:lvl>
+    <w:lvl w:ilvl="7" w:tentative="1">
+      <w:start w:val="1"/>
+      <w:numFmt w:val="decimal"/>
+      <w:lvlText w:val="%8."/>
+      <w:lvlJc w:val="left"/>
+      <w:pPr>
+        <w:tabs>
+          <w:tab w:val="num" w:pos="5760"/>
+        </w:tabs>
+        <w:ind w:left="5760" w:hanging="360"/>
+      </w:pPr>
+    </w:lvl>
+    <w:lvl w:ilvl="8" w:tentative="1">
+      <w:start w:val="1"/>
+      <w:numFmt w:val="decimal"/>
+      <w:lvlText w:val="%9."/>
+      <w:lvlJc w:val="left"/>
+      <w:pPr>
+        <w:tabs>
+          <w:tab w:val="num" w:pos="6480"/>
+        </w:tabs>
+        <w:ind w:left="6480" w:hanging="360"/>
+      </w:pPr>
+    </w:lvl>
+  </w:abstractNum>
+  <w:abstractNum w:abstractNumId="28" w15:restartNumberingAfterBreak="0">
     <w:nsid w:val="47AB3505"/>
     <w:multiLevelType w:val="multilevel"/>
     <w:tmpl w:val="9CD88B7A"/>
@@ -13316,7 +13954,7 @@
       </w:rPr>
     </w:lvl>
   </w:abstractNum>
-  <w:abstractNum w:abstractNumId="27" w15:restartNumberingAfterBreak="0">
+  <w:abstractNum w:abstractNumId="29" w15:restartNumberingAfterBreak="0">
     <w:nsid w:val="485E7C0E"/>
     <w:multiLevelType w:val="multilevel"/>
     <w:tmpl w:val="D7E88568"/>
@@ -13465,7 +14103,7 @@
       </w:rPr>
     </w:lvl>
   </w:abstractNum>
-  <w:abstractNum w:abstractNumId="28" w15:restartNumberingAfterBreak="0">
+  <w:abstractNum w:abstractNumId="30" w15:restartNumberingAfterBreak="0">
     <w:nsid w:val="4F221520"/>
     <w:multiLevelType w:val="multilevel"/>
     <w:tmpl w:val="5256FE44"/>
@@ -13614,7 +14252,7 @@
       </w:rPr>
     </w:lvl>
   </w:abstractNum>
-  <w:abstractNum w:abstractNumId="29" w15:restartNumberingAfterBreak="0">
+  <w:abstractNum w:abstractNumId="31" w15:restartNumberingAfterBreak="0">
     <w:nsid w:val="4F8322F9"/>
     <w:multiLevelType w:val="multilevel"/>
     <w:tmpl w:val="C220EEC8"/>
@@ -13763,7 +14401,7 @@
       </w:rPr>
     </w:lvl>
   </w:abstractNum>
-  <w:abstractNum w:abstractNumId="30" w15:restartNumberingAfterBreak="0">
+  <w:abstractNum w:abstractNumId="32" w15:restartNumberingAfterBreak="0">
     <w:nsid w:val="50785E2F"/>
     <w:multiLevelType w:val="multilevel"/>
     <w:tmpl w:val="E8D01AC0"/>
@@ -13912,7 +14550,7 @@
       </w:rPr>
     </w:lvl>
   </w:abstractNum>
-  <w:abstractNum w:abstractNumId="31" w15:restartNumberingAfterBreak="0">
+  <w:abstractNum w:abstractNumId="33" w15:restartNumberingAfterBreak="0">
     <w:nsid w:val="539B328A"/>
     <w:multiLevelType w:val="multilevel"/>
     <w:tmpl w:val="0AFCDD8C"/>
@@ -14061,7 +14699,7 @@
       </w:rPr>
     </w:lvl>
   </w:abstractNum>
-  <w:abstractNum w:abstractNumId="32" w15:restartNumberingAfterBreak="0">
+  <w:abstractNum w:abstractNumId="34" w15:restartNumberingAfterBreak="0">
     <w:nsid w:val="5B051441"/>
     <w:multiLevelType w:val="multilevel"/>
     <w:tmpl w:val="4CD28F5E"/>
@@ -14174,7 +14812,7 @@
       </w:pPr>
     </w:lvl>
   </w:abstractNum>
-  <w:abstractNum w:abstractNumId="33" w15:restartNumberingAfterBreak="0">
+  <w:abstractNum w:abstractNumId="35" w15:restartNumberingAfterBreak="0">
     <w:nsid w:val="5BAC1ADB"/>
     <w:multiLevelType w:val="multilevel"/>
     <w:tmpl w:val="E6EC8AA8"/>
@@ -14323,7 +14961,7 @@
       </w:rPr>
     </w:lvl>
   </w:abstractNum>
-  <w:abstractNum w:abstractNumId="34" w15:restartNumberingAfterBreak="0">
+  <w:abstractNum w:abstractNumId="36" w15:restartNumberingAfterBreak="0">
     <w:nsid w:val="5D7F0F71"/>
     <w:multiLevelType w:val="multilevel"/>
     <w:tmpl w:val="03EA7418"/>
@@ -14436,7 +15074,7 @@
       </w:pPr>
     </w:lvl>
   </w:abstractNum>
-  <w:abstractNum w:abstractNumId="35" w15:restartNumberingAfterBreak="0">
+  <w:abstractNum w:abstractNumId="37" w15:restartNumberingAfterBreak="0">
     <w:nsid w:val="60560FBC"/>
     <w:multiLevelType w:val="multilevel"/>
     <w:tmpl w:val="82687976"/>
@@ -14585,7 +15223,7 @@
       </w:rPr>
     </w:lvl>
   </w:abstractNum>
-  <w:abstractNum w:abstractNumId="36" w15:restartNumberingAfterBreak="0">
+  <w:abstractNum w:abstractNumId="38" w15:restartNumberingAfterBreak="0">
     <w:nsid w:val="61623C56"/>
     <w:multiLevelType w:val="multilevel"/>
     <w:tmpl w:val="FDF66574"/>
@@ -14734,7 +15372,7 @@
       </w:rPr>
     </w:lvl>
   </w:abstractNum>
-  <w:abstractNum w:abstractNumId="37" w15:restartNumberingAfterBreak="0">
+  <w:abstractNum w:abstractNumId="39" w15:restartNumberingAfterBreak="0">
     <w:nsid w:val="616E16FC"/>
     <w:multiLevelType w:val="multilevel"/>
     <w:tmpl w:val="DC648866"/>
@@ -14883,7 +15521,7 @@
       </w:rPr>
     </w:lvl>
   </w:abstractNum>
-  <w:abstractNum w:abstractNumId="38" w15:restartNumberingAfterBreak="0">
+  <w:abstractNum w:abstractNumId="40" w15:restartNumberingAfterBreak="0">
     <w:nsid w:val="62B33456"/>
     <w:multiLevelType w:val="multilevel"/>
     <w:tmpl w:val="2F342BF6"/>
@@ -15032,7 +15670,7 @@
       </w:rPr>
     </w:lvl>
   </w:abstractNum>
-  <w:abstractNum w:abstractNumId="39" w15:restartNumberingAfterBreak="0">
+  <w:abstractNum w:abstractNumId="41" w15:restartNumberingAfterBreak="0">
     <w:nsid w:val="69A369B2"/>
     <w:multiLevelType w:val="multilevel"/>
     <w:tmpl w:val="63F2A894"/>
@@ -15181,7 +15819,7 @@
       </w:rPr>
     </w:lvl>
   </w:abstractNum>
-  <w:abstractNum w:abstractNumId="40" w15:restartNumberingAfterBreak="0">
+  <w:abstractNum w:abstractNumId="42" w15:restartNumberingAfterBreak="0">
     <w:nsid w:val="6EF62789"/>
     <w:multiLevelType w:val="multilevel"/>
     <w:tmpl w:val="F6B28D46"/>
@@ -15330,7 +15968,7 @@
       </w:rPr>
     </w:lvl>
   </w:abstractNum>
-  <w:abstractNum w:abstractNumId="41" w15:restartNumberingAfterBreak="0">
+  <w:abstractNum w:abstractNumId="43" w15:restartNumberingAfterBreak="0">
     <w:nsid w:val="6FD75BAC"/>
     <w:multiLevelType w:val="multilevel"/>
     <w:tmpl w:val="1ECCE4FA"/>
@@ -15479,7 +16117,7 @@
       </w:rPr>
     </w:lvl>
   </w:abstractNum>
-  <w:abstractNum w:abstractNumId="42" w15:restartNumberingAfterBreak="0">
+  <w:abstractNum w:abstractNumId="44" w15:restartNumberingAfterBreak="0">
     <w:nsid w:val="713F438D"/>
     <w:multiLevelType w:val="multilevel"/>
     <w:tmpl w:val="5338F914"/>
@@ -15628,7 +16266,7 @@
       </w:rPr>
     </w:lvl>
   </w:abstractNum>
-  <w:abstractNum w:abstractNumId="43" w15:restartNumberingAfterBreak="0">
+  <w:abstractNum w:abstractNumId="45" w15:restartNumberingAfterBreak="0">
     <w:nsid w:val="7287072F"/>
     <w:multiLevelType w:val="multilevel"/>
     <w:tmpl w:val="89B20E56"/>
@@ -15741,7 +16379,7 @@
       </w:pPr>
     </w:lvl>
   </w:abstractNum>
-  <w:abstractNum w:abstractNumId="44" w15:restartNumberingAfterBreak="0">
+  <w:abstractNum w:abstractNumId="46" w15:restartNumberingAfterBreak="0">
     <w:nsid w:val="74180F51"/>
     <w:multiLevelType w:val="multilevel"/>
     <w:tmpl w:val="A3428B9E"/>
@@ -15890,7 +16528,7 @@
       </w:rPr>
     </w:lvl>
   </w:abstractNum>
-  <w:abstractNum w:abstractNumId="45" w15:restartNumberingAfterBreak="0">
+  <w:abstractNum w:abstractNumId="47" w15:restartNumberingAfterBreak="0">
     <w:nsid w:val="74FB1B7D"/>
     <w:multiLevelType w:val="multilevel"/>
     <w:tmpl w:val="6F8CD072"/>
@@ -16039,7 +16677,7 @@
       </w:rPr>
     </w:lvl>
   </w:abstractNum>
-  <w:abstractNum w:abstractNumId="46" w15:restartNumberingAfterBreak="0">
+  <w:abstractNum w:abstractNumId="48" w15:restartNumberingAfterBreak="0">
     <w:nsid w:val="797E169D"/>
     <w:multiLevelType w:val="multilevel"/>
     <w:tmpl w:val="873C6C36"/>
@@ -16188,7 +16826,7 @@
       </w:rPr>
     </w:lvl>
   </w:abstractNum>
-  <w:abstractNum w:abstractNumId="47" w15:restartNumberingAfterBreak="0">
+  <w:abstractNum w:abstractNumId="49" w15:restartNumberingAfterBreak="0">
     <w:nsid w:val="7AFA1BD2"/>
     <w:multiLevelType w:val="multilevel"/>
     <w:tmpl w:val="0696F784"/>
@@ -16337,7 +16975,7 @@
       </w:rPr>
     </w:lvl>
   </w:abstractNum>
-  <w:abstractNum w:abstractNumId="48" w15:restartNumberingAfterBreak="0">
+  <w:abstractNum w:abstractNumId="50" w15:restartNumberingAfterBreak="0">
     <w:nsid w:val="7D3B23AC"/>
     <w:multiLevelType w:val="multilevel"/>
     <w:tmpl w:val="6E94A39C"/>
@@ -16486,7 +17124,7 @@
       </w:rPr>
     </w:lvl>
   </w:abstractNum>
-  <w:abstractNum w:abstractNumId="49" w15:restartNumberingAfterBreak="0">
+  <w:abstractNum w:abstractNumId="51" w15:restartNumberingAfterBreak="0">
     <w:nsid w:val="7EA71A89"/>
     <w:multiLevelType w:val="multilevel"/>
     <w:tmpl w:val="676883A4"/>
@@ -16636,58 +17274,58 @@
     </w:lvl>
   </w:abstractNum>
   <w:num w:numId="1" w16cid:durableId="401492732">
-    <w:abstractNumId w:val="40"/>
+    <w:abstractNumId w:val="42"/>
   </w:num>
   <w:num w:numId="2" w16cid:durableId="450900023">
-    <w:abstractNumId w:val="45"/>
+    <w:abstractNumId w:val="47"/>
   </w:num>
   <w:num w:numId="3" w16cid:durableId="431977886">
-    <w:abstractNumId w:val="37"/>
+    <w:abstractNumId w:val="39"/>
   </w:num>
   <w:num w:numId="4" w16cid:durableId="1114012118">
-    <w:abstractNumId w:val="36"/>
+    <w:abstractNumId w:val="38"/>
   </w:num>
   <w:num w:numId="5" w16cid:durableId="84234720">
-    <w:abstractNumId w:val="47"/>
+    <w:abstractNumId w:val="49"/>
   </w:num>
   <w:num w:numId="6" w16cid:durableId="1526476540">
-    <w:abstractNumId w:val="39"/>
+    <w:abstractNumId w:val="41"/>
   </w:num>
   <w:num w:numId="7" w16cid:durableId="1851531517">
-    <w:abstractNumId w:val="33"/>
+    <w:abstractNumId w:val="35"/>
   </w:num>
   <w:num w:numId="8" w16cid:durableId="630749841">
-    <w:abstractNumId w:val="27"/>
+    <w:abstractNumId w:val="29"/>
   </w:num>
   <w:num w:numId="9" w16cid:durableId="105737388">
-    <w:abstractNumId w:val="29"/>
+    <w:abstractNumId w:val="31"/>
   </w:num>
   <w:num w:numId="10" w16cid:durableId="589581725">
     <w:abstractNumId w:val="13"/>
   </w:num>
   <w:num w:numId="11" w16cid:durableId="764347644">
-    <w:abstractNumId w:val="26"/>
+    <w:abstractNumId w:val="28"/>
   </w:num>
   <w:num w:numId="12" w16cid:durableId="346293804">
-    <w:abstractNumId w:val="48"/>
+    <w:abstractNumId w:val="50"/>
   </w:num>
   <w:num w:numId="13" w16cid:durableId="568076589">
     <w:abstractNumId w:val="8"/>
   </w:num>
   <w:num w:numId="14" w16cid:durableId="561331097">
-    <w:abstractNumId w:val="43"/>
+    <w:abstractNumId w:val="45"/>
   </w:num>
   <w:num w:numId="15" w16cid:durableId="1955667765">
     <w:abstractNumId w:val="10"/>
   </w:num>
   <w:num w:numId="16" w16cid:durableId="1455753375">
-    <w:abstractNumId w:val="23"/>
+    <w:abstractNumId w:val="24"/>
   </w:num>
   <w:num w:numId="17" w16cid:durableId="1063329569">
-    <w:abstractNumId w:val="32"/>
+    <w:abstractNumId w:val="34"/>
   </w:num>
   <w:num w:numId="18" w16cid:durableId="746002189">
-    <w:abstractNumId w:val="34"/>
+    <w:abstractNumId w:val="36"/>
   </w:num>
   <w:num w:numId="19" w16cid:durableId="1970239835">
     <w:abstractNumId w:val="6"/>
@@ -16696,31 +17334,31 @@
     <w:abstractNumId w:val="7"/>
   </w:num>
   <w:num w:numId="21" w16cid:durableId="153760253">
-    <w:abstractNumId w:val="28"/>
+    <w:abstractNumId w:val="30"/>
   </w:num>
   <w:num w:numId="22" w16cid:durableId="1401176982">
-    <w:abstractNumId w:val="49"/>
+    <w:abstractNumId w:val="51"/>
   </w:num>
   <w:num w:numId="23" w16cid:durableId="1310942700">
-    <w:abstractNumId w:val="30"/>
+    <w:abstractNumId w:val="32"/>
   </w:num>
   <w:num w:numId="24" w16cid:durableId="973876762">
-    <w:abstractNumId w:val="18"/>
+    <w:abstractNumId w:val="19"/>
   </w:num>
   <w:num w:numId="25" w16cid:durableId="1756898770">
-    <w:abstractNumId w:val="31"/>
+    <w:abstractNumId w:val="33"/>
   </w:num>
   <w:num w:numId="26" w16cid:durableId="474219343">
-    <w:abstractNumId w:val="25"/>
+    <w:abstractNumId w:val="26"/>
   </w:num>
   <w:num w:numId="27" w16cid:durableId="87118822">
-    <w:abstractNumId w:val="41"/>
+    <w:abstractNumId w:val="43"/>
   </w:num>
   <w:num w:numId="28" w16cid:durableId="1438481651">
-    <w:abstractNumId w:val="46"/>
+    <w:abstractNumId w:val="48"/>
   </w:num>
   <w:num w:numId="29" w16cid:durableId="1763257213">
-    <w:abstractNumId w:val="21"/>
+    <w:abstractNumId w:val="22"/>
   </w:num>
   <w:num w:numId="30" w16cid:durableId="1327900515">
     <w:abstractNumId w:val="3"/>
@@ -16729,43 +17367,43 @@
     <w:abstractNumId w:val="5"/>
   </w:num>
   <w:num w:numId="32" w16cid:durableId="564532163">
-    <w:abstractNumId w:val="22"/>
+    <w:abstractNumId w:val="23"/>
   </w:num>
   <w:num w:numId="33" w16cid:durableId="779881127">
     <w:abstractNumId w:val="4"/>
   </w:num>
   <w:num w:numId="34" w16cid:durableId="1713311878">
-    <w:abstractNumId w:val="44"/>
+    <w:abstractNumId w:val="46"/>
   </w:num>
   <w:num w:numId="35" w16cid:durableId="1892843295">
     <w:abstractNumId w:val="12"/>
   </w:num>
   <w:num w:numId="36" w16cid:durableId="1404644101">
-    <w:abstractNumId w:val="15"/>
+    <w:abstractNumId w:val="16"/>
   </w:num>
   <w:num w:numId="37" w16cid:durableId="1416052645">
     <w:abstractNumId w:val="2"/>
   </w:num>
   <w:num w:numId="38" w16cid:durableId="415253679">
-    <w:abstractNumId w:val="35"/>
+    <w:abstractNumId w:val="37"/>
   </w:num>
   <w:num w:numId="39" w16cid:durableId="324214150">
-    <w:abstractNumId w:val="42"/>
+    <w:abstractNumId w:val="44"/>
   </w:num>
   <w:num w:numId="40" w16cid:durableId="1784232187">
-    <w:abstractNumId w:val="24"/>
+    <w:abstractNumId w:val="25"/>
   </w:num>
   <w:num w:numId="41" w16cid:durableId="1524318809">
-    <w:abstractNumId w:val="19"/>
+    <w:abstractNumId w:val="20"/>
   </w:num>
   <w:num w:numId="42" w16cid:durableId="303311444">
     <w:abstractNumId w:val="9"/>
   </w:num>
   <w:num w:numId="43" w16cid:durableId="840924374">
-    <w:abstractNumId w:val="16"/>
+    <w:abstractNumId w:val="17"/>
   </w:num>
   <w:num w:numId="44" w16cid:durableId="971518034">
-    <w:abstractNumId w:val="14"/>
+    <w:abstractNumId w:val="15"/>
   </w:num>
   <w:num w:numId="45" w16cid:durableId="1376126254">
     <w:abstractNumId w:val="1"/>
@@ -16774,16 +17412,22 @@
     <w:abstractNumId w:val="11"/>
   </w:num>
   <w:num w:numId="47" w16cid:durableId="2071230254">
-    <w:abstractNumId w:val="20"/>
+    <w:abstractNumId w:val="21"/>
   </w:num>
   <w:num w:numId="48" w16cid:durableId="408158229">
     <w:abstractNumId w:val="0"/>
   </w:num>
   <w:num w:numId="49" w16cid:durableId="99688829">
-    <w:abstractNumId w:val="38"/>
+    <w:abstractNumId w:val="40"/>
   </w:num>
   <w:num w:numId="50" w16cid:durableId="728766501">
-    <w:abstractNumId w:val="17"/>
+    <w:abstractNumId w:val="18"/>
+  </w:num>
+  <w:num w:numId="51" w16cid:durableId="2076973984">
+    <w:abstractNumId w:val="27"/>
+  </w:num>
+  <w:num w:numId="52" w16cid:durableId="1012991923">
+    <w:abstractNumId w:val="14"/>
   </w:num>
 </w:numbering>
 </file>
@@ -17263,7 +17907,6 @@
     <w:next w:val="a"/>
     <w:link w:val="40"/>
     <w:uiPriority w:val="9"/>
-    <w:semiHidden/>
     <w:unhideWhenUsed/>
     <w:qFormat/>
     <w:rsid w:val="007B69DB"/>
@@ -18064,7 +18707,7 @@
 
 <file path=word/webextensions/taskpanes.xml><?xml version="1.0" encoding="utf-8"?>
 <wetp:taskpanes xmlns:wetp="http://schemas.microsoft.com/office/webextensions/taskpanes/2010/11">
-  <wetp:taskpane dockstate="right" visibility="0" width="713" row="1">
+  <wetp:taskpane dockstate="right" visibility="0" width="754" row="1">
     <wetp:webextensionref xmlns:r="http://schemas.openxmlformats.org/officeDocument/2006/relationships" r:id="rId1"/>
   </wetp:taskpane>
 </wetp:taskpanes>

--- a/addin_test.docx
+++ b/addin_test.docx
@@ -3,6 +3,1248 @@
 <w:document xmlns:wpc="http://schemas.microsoft.com/office/word/2010/wordprocessingCanvas" xmlns:cx="http://schemas.microsoft.com/office/drawing/2014/chartex" xmlns:cx1="http://schemas.microsoft.com/office/drawing/2015/9/8/chartex" xmlns:cx2="http://schemas.microsoft.com/office/drawing/2015/10/21/chartex" xmlns:cx3="http://schemas.microsoft.com/office/drawing/2016/5/9/chartex" xmlns:cx4="http://schemas.microsoft.com/office/drawing/2016/5/10/chartex" xmlns:cx5="http://schemas.microsoft.com/office/drawing/2016/5/11/chartex" xmlns:cx6="http://schemas.microsoft.com/office/drawing/2016/5/12/chartex" xmlns:cx7="http://schemas.microsoft.com/office/drawing/2016/5/13/chartex" xmlns:cx8="http://schemas.microsoft.com/office/drawing/2016/5/14/chartex" xmlns:mc="http://schemas.openxmlformats.org/markup-compatibility/2006" xmlns:aink="http://schemas.microsoft.com/office/drawing/2016/ink" xmlns:am3d="http://schemas.microsoft.com/office/drawing/2017/model3d" xmlns:o="urn:schemas-microsoft-com:office:office" xmlns:oel="http://schemas.microsoft.com/office/2019/extlst" xmlns:r="http://schemas.openxmlformats.org/officeDocument/2006/relationships" xmlns:m="http://schemas.openxmlformats.org/officeDocument/2006/math" xmlns:v="urn:schemas-microsoft-com:vml" xmlns:wp14="http://schemas.microsoft.com/office/word/2010/wordprocessingDrawing" xmlns:wp="http://schemas.openxmlformats.org/drawingml/2006/wordprocessingDrawing" xmlns:w10="urn:schemas-microsoft-com:office:word" xmlns:w="http://schemas.openxmlformats.org/wordprocessingml/2006/main" xmlns:w14="http://schemas.microsoft.com/office/word/2010/wordml" xmlns:w15="http://schemas.microsoft.com/office/word/2012/wordml" xmlns:w16cex="http://schemas.microsoft.com/office/word/2018/wordml/cex" xmlns:w16cid="http://schemas.microsoft.com/office/word/2016/wordml/cid" xmlns:w16="http://schemas.microsoft.com/office/word/2018/wordml" xmlns:w16du="http://schemas.microsoft.com/office/word/2023/wordml/word16du" xmlns:w16sdtdh="http://schemas.microsoft.com/office/word/2020/wordml/sdtdatahash" xmlns:w16sdtfl="http://schemas.microsoft.com/office/word/2024/wordml/sdtformatlock" xmlns:w16se="http://schemas.microsoft.com/office/word/2015/wordml/symex" xmlns:wpg="http://schemas.microsoft.com/office/word/2010/wordprocessingGroup" xmlns:wpi="http://schemas.microsoft.com/office/word/2010/wordprocessingInk" xmlns:wne="http://schemas.microsoft.com/office/word/2006/wordml" xmlns:wps="http://schemas.microsoft.com/office/word/2010/wordprocessingShape" mc:Ignorable="w14 w15 w16se w16cid w16 w16cex w16sdtdh w16sdtfl w16du wp14">
   <w:body>
     <w:p>
+      <w:r>
+        <w:rPr>
+          <w:rFonts w:hint="eastAsia"/>
+        </w:rPr>
+        <w:t>核心回覆</w:t>
+      </w:r>
+      <w:r>
+        <w:rPr>
+          <w:rFonts w:hint="eastAsia"/>
+        </w:rPr>
+        <w:t xml:space="preserve">  ACP</w:t>
+      </w:r>
+      <w:r>
+        <w:rPr>
+          <w:rFonts w:hint="eastAsia"/>
+        </w:rPr>
+        <w:t>（</w:t>
+      </w:r>
+      <w:r>
+        <w:rPr>
+          <w:rFonts w:hint="eastAsia"/>
+        </w:rPr>
+        <w:t>Agent Communication Protocol</w:t>
+      </w:r>
+      <w:r>
+        <w:rPr>
+          <w:rFonts w:hint="eastAsia"/>
+        </w:rPr>
+        <w:t>）是</w:t>
+      </w:r>
+      <w:r>
+        <w:rPr>
+          <w:rFonts w:hint="eastAsia"/>
+        </w:rPr>
+        <w:t xml:space="preserve"> GitHub Copilot SDK </w:t>
+      </w:r>
+      <w:r>
+        <w:rPr>
+          <w:rFonts w:hint="eastAsia"/>
+        </w:rPr>
+        <w:t>的標準化雙向通訊層，負責在前端（</w:t>
+      </w:r>
+      <w:r>
+        <w:rPr>
+          <w:rFonts w:hint="eastAsia"/>
+        </w:rPr>
+        <w:t>IDE/SDK</w:t>
+      </w:r>
+      <w:r>
+        <w:rPr>
+          <w:rFonts w:hint="eastAsia"/>
+        </w:rPr>
+        <w:t>）與後端</w:t>
+      </w:r>
+      <w:r>
+        <w:rPr>
+          <w:rFonts w:hint="eastAsia"/>
+        </w:rPr>
+        <w:t xml:space="preserve"> Agent</w:t>
+      </w:r>
+      <w:r>
+        <w:rPr>
+          <w:rFonts w:hint="eastAsia"/>
+        </w:rPr>
+        <w:t>（本地或遠端模型執行個體）之間建立安全、可串流、可替換且可治理的通訊機制。它把推理與狀態管理從前端解耦，支援</w:t>
+      </w:r>
+      <w:r>
+        <w:rPr>
+          <w:rFonts w:hint="eastAsia"/>
+        </w:rPr>
+        <w:t xml:space="preserve"> token-by-token </w:t>
+      </w:r>
+      <w:r>
+        <w:rPr>
+          <w:rFonts w:hint="eastAsia"/>
+        </w:rPr>
+        <w:t>串流、會話生命週期管理、</w:t>
+      </w:r>
+      <w:r>
+        <w:rPr>
+          <w:rFonts w:hint="eastAsia"/>
+        </w:rPr>
+        <w:t xml:space="preserve">Agent </w:t>
+      </w:r>
+      <w:r>
+        <w:rPr>
+          <w:rFonts w:hint="eastAsia"/>
+        </w:rPr>
+        <w:t>啟用工具呼叫與企業級治理（如</w:t>
+      </w:r>
+      <w:r>
+        <w:rPr>
+          <w:rFonts w:hint="eastAsia"/>
+        </w:rPr>
+        <w:t xml:space="preserve"> BYOK</w:t>
+      </w:r>
+      <w:r>
+        <w:rPr>
+          <w:rFonts w:hint="eastAsia"/>
+        </w:rPr>
+        <w:t>、網路隔離、審計），以達成合規、可觀測與部署彈性。深入解析（精要）定義與設計目標</w:t>
+      </w:r>
+      <w:r>
+        <w:rPr>
+          <w:rFonts w:hint="eastAsia"/>
+        </w:rPr>
+        <w:t xml:space="preserve">- </w:t>
+      </w:r>
+      <w:r>
+        <w:rPr>
+          <w:rFonts w:hint="eastAsia"/>
+        </w:rPr>
+        <w:t>目標：前端輕量、後端可替換且可治理；降低供應商鎖定、保護資料邊界、支援低延遲串流互動。</w:t>
+      </w:r>
+      <w:r>
+        <w:rPr>
+          <w:rFonts w:hint="eastAsia"/>
+        </w:rPr>
+        <w:t xml:space="preserve">  - </w:t>
+      </w:r>
+      <w:r>
+        <w:rPr>
+          <w:rFonts w:hint="eastAsia"/>
+        </w:rPr>
+        <w:t>範圍：會話管理、訊息</w:t>
+      </w:r>
+      <w:r>
+        <w:rPr>
+          <w:rFonts w:hint="eastAsia"/>
+        </w:rPr>
+        <w:t>/</w:t>
+      </w:r>
+      <w:r>
+        <w:rPr>
+          <w:rFonts w:hint="eastAsia"/>
+        </w:rPr>
+        <w:t>錯誤格式、串流行為、工具呼叫介面、憑證抽象與審計規範。核心元件</w:t>
+      </w:r>
+      <w:r>
+        <w:rPr>
+          <w:rFonts w:hint="eastAsia"/>
+        </w:rPr>
+        <w:t xml:space="preserve">- </w:t>
+      </w:r>
+      <w:r>
+        <w:rPr>
+          <w:rFonts w:hint="eastAsia"/>
+        </w:rPr>
+        <w:t>會話生命週期管理：</w:t>
+      </w:r>
+      <w:r>
+        <w:rPr>
+          <w:rFonts w:hint="eastAsia"/>
+        </w:rPr>
+        <w:t xml:space="preserve">session </w:t>
+      </w:r>
+      <w:r>
+        <w:rPr>
+          <w:rFonts w:hint="eastAsia"/>
+        </w:rPr>
+        <w:t>建立、認證、心跳、狀態機（建立</w:t>
+      </w:r>
+      <w:r>
+        <w:rPr>
+          <w:rFonts w:hint="eastAsia"/>
+        </w:rPr>
+        <w:t>/</w:t>
+      </w:r>
+      <w:r>
+        <w:rPr>
+          <w:rFonts w:hint="eastAsia"/>
+        </w:rPr>
+        <w:t>活躍</w:t>
+      </w:r>
+      <w:r>
+        <w:rPr>
+          <w:rFonts w:hint="eastAsia"/>
+        </w:rPr>
+        <w:t>/</w:t>
+      </w:r>
+      <w:r>
+        <w:rPr>
+          <w:rFonts w:hint="eastAsia"/>
+        </w:rPr>
+        <w:t>暫停</w:t>
+      </w:r>
+      <w:r>
+        <w:rPr>
+          <w:rFonts w:hint="eastAsia"/>
+        </w:rPr>
+        <w:t>/</w:t>
+      </w:r>
+      <w:r>
+        <w:rPr>
+          <w:rFonts w:hint="eastAsia"/>
+        </w:rPr>
+        <w:t>終止）、逾時與資源回收。</w:t>
+      </w:r>
+      <w:r>
+        <w:rPr>
+          <w:rFonts w:hint="eastAsia"/>
+        </w:rPr>
+        <w:t xml:space="preserve">  - </w:t>
+      </w:r>
+      <w:r>
+        <w:rPr>
+          <w:rFonts w:hint="eastAsia"/>
+        </w:rPr>
+        <w:t>通訊管道與串流：支援全雙工（</w:t>
+      </w:r>
+      <w:r>
+        <w:rPr>
+          <w:rFonts w:hint="eastAsia"/>
+        </w:rPr>
+        <w:t>bidirectional</w:t>
+      </w:r>
+      <w:r>
+        <w:rPr>
+          <w:rFonts w:hint="eastAsia"/>
+        </w:rPr>
+        <w:t>）</w:t>
+      </w:r>
+      <w:r>
+        <w:rPr>
+          <w:rFonts w:hint="eastAsia"/>
+        </w:rPr>
+        <w:t xml:space="preserve">token-by-token </w:t>
+      </w:r>
+      <w:r>
+        <w:rPr>
+          <w:rFonts w:hint="eastAsia"/>
+        </w:rPr>
+        <w:t>或</w:t>
+      </w:r>
+      <w:r>
+        <w:rPr>
+          <w:rFonts w:hint="eastAsia"/>
+        </w:rPr>
+        <w:t xml:space="preserve"> chunked streaming</w:t>
+      </w:r>
+      <w:r>
+        <w:rPr>
+          <w:rFonts w:hint="eastAsia"/>
+        </w:rPr>
+        <w:t>，包含背壓（</w:t>
+      </w:r>
+      <w:r>
+        <w:rPr>
+          <w:rFonts w:hint="eastAsia"/>
+        </w:rPr>
+        <w:t>backpressure</w:t>
+      </w:r>
+      <w:r>
+        <w:rPr>
+          <w:rFonts w:hint="eastAsia"/>
+        </w:rPr>
+        <w:t>）與流量控管機制。</w:t>
+      </w:r>
+      <w:r>
+        <w:rPr>
+          <w:rFonts w:hint="eastAsia"/>
+        </w:rPr>
+        <w:t xml:space="preserve">  - </w:t>
+      </w:r>
+      <w:r>
+        <w:rPr>
+          <w:rFonts w:hint="eastAsia"/>
+        </w:rPr>
+        <w:t>訊息語意與格式：明確的訊息類型（</w:t>
+      </w:r>
+      <w:r>
+        <w:rPr>
+          <w:rFonts w:hint="eastAsia"/>
+        </w:rPr>
+        <w:t>prompt</w:t>
+      </w:r>
+      <w:r>
+        <w:rPr>
+          <w:rFonts w:hint="eastAsia"/>
+        </w:rPr>
+        <w:t>、</w:t>
+      </w:r>
+      <w:r>
+        <w:rPr>
+          <w:rFonts w:hint="eastAsia"/>
+        </w:rPr>
+        <w:t>response</w:t>
+      </w:r>
+      <w:r>
+        <w:rPr>
+          <w:rFonts w:hint="eastAsia"/>
+        </w:rPr>
+        <w:t>、</w:t>
+      </w:r>
+      <w:proofErr w:type="spellStart"/>
+      <w:r>
+        <w:rPr>
+          <w:rFonts w:hint="eastAsia"/>
+        </w:rPr>
+        <w:t>tool_request</w:t>
+      </w:r>
+      <w:proofErr w:type="spellEnd"/>
+      <w:r>
+        <w:rPr>
+          <w:rFonts w:hint="eastAsia"/>
+        </w:rPr>
+        <w:t>、</w:t>
+      </w:r>
+      <w:proofErr w:type="spellStart"/>
+      <w:r>
+        <w:rPr>
+          <w:rFonts w:hint="eastAsia"/>
+        </w:rPr>
+        <w:t>tool_response</w:t>
+      </w:r>
+      <w:proofErr w:type="spellEnd"/>
+      <w:r>
+        <w:rPr>
+          <w:rFonts w:hint="eastAsia"/>
+        </w:rPr>
+        <w:t>、</w:t>
+      </w:r>
+      <w:r>
+        <w:rPr>
+          <w:rFonts w:hint="eastAsia"/>
+        </w:rPr>
+        <w:t>event</w:t>
+      </w:r>
+      <w:r>
+        <w:rPr>
+          <w:rFonts w:hint="eastAsia"/>
+        </w:rPr>
+        <w:t>、</w:t>
+      </w:r>
+      <w:r>
+        <w:rPr>
+          <w:rFonts w:hint="eastAsia"/>
+        </w:rPr>
+        <w:t>error</w:t>
+      </w:r>
+      <w:r>
+        <w:rPr>
+          <w:rFonts w:hint="eastAsia"/>
+        </w:rPr>
+        <w:t>、</w:t>
+      </w:r>
+      <w:r>
+        <w:rPr>
+          <w:rFonts w:hint="eastAsia"/>
+        </w:rPr>
+        <w:t>heartbeat</w:t>
+      </w:r>
+      <w:r>
+        <w:rPr>
+          <w:rFonts w:hint="eastAsia"/>
+        </w:rPr>
+        <w:t>）、序列化</w:t>
+      </w:r>
+      <w:r>
+        <w:rPr>
+          <w:rFonts w:hint="eastAsia"/>
+        </w:rPr>
+        <w:t>/</w:t>
+      </w:r>
+      <w:r>
+        <w:rPr>
+          <w:rFonts w:hint="eastAsia"/>
+        </w:rPr>
+        <w:t>編碼規則與可擴充元資料（</w:t>
+      </w:r>
+      <w:r>
+        <w:rPr>
+          <w:rFonts w:hint="eastAsia"/>
+        </w:rPr>
+        <w:t>metadata</w:t>
+      </w:r>
+      <w:r>
+        <w:rPr>
+          <w:rFonts w:hint="eastAsia"/>
+        </w:rPr>
+        <w:t>）。</w:t>
+      </w:r>
+      <w:r>
+        <w:rPr>
+          <w:rFonts w:hint="eastAsia"/>
+        </w:rPr>
+        <w:t xml:space="preserve">  - </w:t>
+      </w:r>
+      <w:r>
+        <w:rPr>
+          <w:rFonts w:hint="eastAsia"/>
+        </w:rPr>
+        <w:t>工具呼叫機制（</w:t>
+      </w:r>
+      <w:r>
+        <w:rPr>
+          <w:rFonts w:hint="eastAsia"/>
+        </w:rPr>
+        <w:t>Agentic actions</w:t>
+      </w:r>
+      <w:r>
+        <w:rPr>
+          <w:rFonts w:hint="eastAsia"/>
+        </w:rPr>
+        <w:t>）：</w:t>
+      </w:r>
+      <w:r>
+        <w:rPr>
+          <w:rFonts w:hint="eastAsia"/>
+        </w:rPr>
+        <w:t xml:space="preserve">Agent </w:t>
+      </w:r>
+      <w:r>
+        <w:rPr>
+          <w:rFonts w:hint="eastAsia"/>
+        </w:rPr>
+        <w:t>可發起工作區訪問或外部工具請求，</w:t>
+      </w:r>
+      <w:r>
+        <w:rPr>
+          <w:rFonts w:hint="eastAsia"/>
+        </w:rPr>
+        <w:t xml:space="preserve">ACP </w:t>
+      </w:r>
+      <w:r>
+        <w:rPr>
+          <w:rFonts w:hint="eastAsia"/>
+        </w:rPr>
+        <w:t>提供授權驗證、審計與回應路徑。</w:t>
+      </w:r>
+      <w:r>
+        <w:rPr>
+          <w:rFonts w:hint="eastAsia"/>
+        </w:rPr>
+        <w:t xml:space="preserve">  - </w:t>
+      </w:r>
+      <w:r>
+        <w:rPr>
+          <w:rFonts w:hint="eastAsia"/>
+        </w:rPr>
+        <w:t>憑證</w:t>
+      </w:r>
+      <w:r>
+        <w:rPr>
+          <w:rFonts w:hint="eastAsia"/>
+        </w:rPr>
+        <w:t xml:space="preserve">/Provider </w:t>
+      </w:r>
+      <w:r>
+        <w:rPr>
+          <w:rFonts w:hint="eastAsia"/>
+        </w:rPr>
+        <w:t>抽象：支援多種後端提供者與憑證注入（</w:t>
+      </w:r>
+      <w:r>
+        <w:rPr>
+          <w:rFonts w:hint="eastAsia"/>
+        </w:rPr>
+        <w:t>BYOK</w:t>
+      </w:r>
+      <w:r>
+        <w:rPr>
+          <w:rFonts w:hint="eastAsia"/>
+        </w:rPr>
+        <w:t>），便於切換模型執行端並保留金鑰所有權。</w:t>
+      </w:r>
+      <w:r>
+        <w:rPr>
+          <w:rFonts w:hint="eastAsia"/>
+        </w:rPr>
+        <w:t xml:space="preserve">  - </w:t>
+      </w:r>
+      <w:r>
+        <w:rPr>
+          <w:rFonts w:hint="eastAsia"/>
+        </w:rPr>
+        <w:t>可觀測與審計：內建事件記錄點（</w:t>
+      </w:r>
+      <w:r>
+        <w:rPr>
+          <w:rFonts w:hint="eastAsia"/>
+        </w:rPr>
+        <w:t xml:space="preserve">session </w:t>
+      </w:r>
+      <w:r>
+        <w:rPr>
+          <w:rFonts w:hint="eastAsia"/>
+        </w:rPr>
+        <w:t>元資料、工具呼叫、錯誤、授權事件）與度量暴露（</w:t>
+      </w:r>
+      <w:r>
+        <w:rPr>
+          <w:rFonts w:hint="eastAsia"/>
+        </w:rPr>
+        <w:t>latency</w:t>
+      </w:r>
+      <w:r>
+        <w:rPr>
+          <w:rFonts w:hint="eastAsia"/>
+        </w:rPr>
+        <w:t>、</w:t>
+      </w:r>
+      <w:r>
+        <w:rPr>
+          <w:rFonts w:hint="eastAsia"/>
+        </w:rPr>
+        <w:t>throughput</w:t>
+      </w:r>
+      <w:r>
+        <w:rPr>
+          <w:rFonts w:hint="eastAsia"/>
+        </w:rPr>
+        <w:t>、</w:t>
+      </w:r>
+      <w:r>
+        <w:rPr>
+          <w:rFonts w:hint="eastAsia"/>
+        </w:rPr>
+        <w:t>error-rate</w:t>
+      </w:r>
+      <w:r>
+        <w:rPr>
+          <w:rFonts w:hint="eastAsia"/>
+        </w:rPr>
+        <w:t>、</w:t>
+      </w:r>
+      <w:r>
+        <w:rPr>
+          <w:rFonts w:hint="eastAsia"/>
+        </w:rPr>
+        <w:t>resource-usage</w:t>
+      </w:r>
+      <w:r>
+        <w:rPr>
+          <w:rFonts w:hint="eastAsia"/>
+        </w:rPr>
+        <w:t>）。典型運作流程（摘要）</w:t>
+      </w:r>
+      <w:r>
+        <w:rPr>
+          <w:rFonts w:hint="eastAsia"/>
+        </w:rPr>
+        <w:t xml:space="preserve">1. </w:t>
+      </w:r>
+      <w:r>
+        <w:rPr>
+          <w:rFonts w:hint="eastAsia"/>
+        </w:rPr>
+        <w:t>建立會話：前端提出</w:t>
+      </w:r>
+      <w:r>
+        <w:rPr>
+          <w:rFonts w:hint="eastAsia"/>
+        </w:rPr>
+        <w:t xml:space="preserve"> session request</w:t>
+      </w:r>
+      <w:r>
+        <w:rPr>
+          <w:rFonts w:hint="eastAsia"/>
+        </w:rPr>
+        <w:t>，進行憑證驗證與路由至適合的</w:t>
+      </w:r>
+      <w:r>
+        <w:rPr>
+          <w:rFonts w:hint="eastAsia"/>
+        </w:rPr>
+        <w:t xml:space="preserve"> Agent</w:t>
+      </w:r>
+      <w:r>
+        <w:rPr>
+          <w:rFonts w:hint="eastAsia"/>
+        </w:rPr>
+        <w:t>。</w:t>
+      </w:r>
+      <w:r>
+        <w:rPr>
+          <w:rFonts w:hint="eastAsia"/>
+        </w:rPr>
+        <w:t xml:space="preserve"> </w:t>
+      </w:r>
+      <w:r>
+        <w:t xml:space="preserve"> </w:t>
+      </w:r>
+      <w:r>
+        <w:rPr>
+          <w:rFonts w:hint="eastAsia"/>
+        </w:rPr>
+        <w:t xml:space="preserve">2. </w:t>
+      </w:r>
+      <w:r>
+        <w:rPr>
+          <w:rFonts w:hint="eastAsia"/>
+        </w:rPr>
+        <w:t>初始化通道：建立加密通道（</w:t>
+      </w:r>
+      <w:r>
+        <w:rPr>
+          <w:rFonts w:hint="eastAsia"/>
+        </w:rPr>
+        <w:t>TLS/</w:t>
+      </w:r>
+      <w:r>
+        <w:rPr>
+          <w:rFonts w:hint="eastAsia"/>
+        </w:rPr>
+        <w:t>相當保護）、協商串流模式與元資料（</w:t>
+      </w:r>
+      <w:r>
+        <w:rPr>
+          <w:rFonts w:hint="eastAsia"/>
+        </w:rPr>
+        <w:t>scope</w:t>
+      </w:r>
+      <w:r>
+        <w:rPr>
+          <w:rFonts w:hint="eastAsia"/>
+        </w:rPr>
+        <w:t>、</w:t>
+      </w:r>
+      <w:r>
+        <w:rPr>
+          <w:rFonts w:hint="eastAsia"/>
+        </w:rPr>
+        <w:t>policy</w:t>
+      </w:r>
+      <w:r>
+        <w:rPr>
+          <w:rFonts w:hint="eastAsia"/>
+        </w:rPr>
+        <w:t>）。</w:t>
+      </w:r>
+      <w:r>
+        <w:rPr>
+          <w:rFonts w:hint="eastAsia"/>
+        </w:rPr>
+        <w:t xml:space="preserve">  3. </w:t>
+      </w:r>
+      <w:r>
+        <w:rPr>
+          <w:rFonts w:hint="eastAsia"/>
+        </w:rPr>
+        <w:t>互動與工具呼叫：傳送</w:t>
+      </w:r>
+      <w:r>
+        <w:rPr>
+          <w:rFonts w:hint="eastAsia"/>
+        </w:rPr>
+        <w:t xml:space="preserve"> prompt/</w:t>
+      </w:r>
+      <w:r>
+        <w:rPr>
+          <w:rFonts w:hint="eastAsia"/>
+        </w:rPr>
+        <w:t>上下文，接收逐</w:t>
+      </w:r>
+      <w:r>
+        <w:rPr>
+          <w:rFonts w:hint="eastAsia"/>
+        </w:rPr>
+        <w:t xml:space="preserve"> token </w:t>
+      </w:r>
+      <w:r>
+        <w:rPr>
+          <w:rFonts w:hint="eastAsia"/>
+        </w:rPr>
+        <w:t>回傳；</w:t>
+      </w:r>
+      <w:r>
+        <w:rPr>
+          <w:rFonts w:hint="eastAsia"/>
+        </w:rPr>
+        <w:t xml:space="preserve">Agent </w:t>
+      </w:r>
+      <w:r>
+        <w:rPr>
+          <w:rFonts w:hint="eastAsia"/>
+        </w:rPr>
+        <w:t>如需外部資訊，透過</w:t>
+      </w:r>
+      <w:r>
+        <w:rPr>
+          <w:rFonts w:hint="eastAsia"/>
+        </w:rPr>
+        <w:t xml:space="preserve"> ACP </w:t>
+      </w:r>
+      <w:r>
+        <w:rPr>
+          <w:rFonts w:hint="eastAsia"/>
+        </w:rPr>
+        <w:t>發出工具呼叫並等待或非同步回傳。</w:t>
+      </w:r>
+      <w:r>
+        <w:rPr>
+          <w:rFonts w:hint="eastAsia"/>
+        </w:rPr>
+        <w:t xml:space="preserve"> </w:t>
+      </w:r>
+      <w:r>
+        <w:t xml:space="preserve"> </w:t>
+      </w:r>
+      <w:r>
+        <w:rPr>
+          <w:rFonts w:hint="eastAsia"/>
+        </w:rPr>
+        <w:t xml:space="preserve">4. </w:t>
+      </w:r>
+      <w:r>
+        <w:rPr>
+          <w:rFonts w:hint="eastAsia"/>
+        </w:rPr>
+        <w:t>終止與回收：執行</w:t>
+      </w:r>
+      <w:r>
+        <w:rPr>
+          <w:rFonts w:hint="eastAsia"/>
+        </w:rPr>
+        <w:t xml:space="preserve"> graceful shutdown</w:t>
+      </w:r>
+      <w:r>
+        <w:rPr>
+          <w:rFonts w:hint="eastAsia"/>
+        </w:rPr>
+        <w:t>、記錄審計事件並釋放資源。安全、合規與資料邊界</w:t>
+      </w:r>
+      <w:r>
+        <w:rPr>
+          <w:rFonts w:hint="eastAsia"/>
+        </w:rPr>
+        <w:t xml:space="preserve">- </w:t>
+      </w:r>
+      <w:r>
+        <w:rPr>
+          <w:rFonts w:hint="eastAsia"/>
+        </w:rPr>
+        <w:t>資料最小化：只傳送必要上下文；敏感內容在邊界遮蔽或於本地處理。</w:t>
+      </w:r>
+      <w:r>
+        <w:rPr>
+          <w:rFonts w:hint="eastAsia"/>
+        </w:rPr>
+        <w:t xml:space="preserve">  - BYOK </w:t>
+      </w:r>
+      <w:r>
+        <w:rPr>
+          <w:rFonts w:hint="eastAsia"/>
+        </w:rPr>
+        <w:t>與金鑰治理：允許企業注入並管理自有金鑰，金鑰永不外流且受</w:t>
+      </w:r>
+      <w:r>
+        <w:rPr>
+          <w:rFonts w:hint="eastAsia"/>
+        </w:rPr>
+        <w:t xml:space="preserve"> KMS/HSM </w:t>
+      </w:r>
+      <w:r>
+        <w:rPr>
+          <w:rFonts w:hint="eastAsia"/>
+        </w:rPr>
+        <w:t>保護。</w:t>
+      </w:r>
+      <w:r>
+        <w:rPr>
+          <w:rFonts w:hint="eastAsia"/>
+        </w:rPr>
+        <w:t xml:space="preserve">  - </w:t>
+      </w:r>
+      <w:r>
+        <w:rPr>
+          <w:rFonts w:hint="eastAsia"/>
+        </w:rPr>
+        <w:t>網路隔離：</w:t>
+      </w:r>
+      <w:r>
+        <w:rPr>
+          <w:rFonts w:hint="eastAsia"/>
+        </w:rPr>
+        <w:t>VPC</w:t>
+      </w:r>
+      <w:r>
+        <w:rPr>
+          <w:rFonts w:hint="eastAsia"/>
+        </w:rPr>
+        <w:t>、私有路由、內部負載平衡與出站流量控制以滿足監管要求。</w:t>
+      </w:r>
+      <w:r>
+        <w:rPr>
+          <w:rFonts w:hint="eastAsia"/>
+        </w:rPr>
+        <w:t xml:space="preserve">  - </w:t>
+      </w:r>
+      <w:r>
+        <w:rPr>
+          <w:rFonts w:hint="eastAsia"/>
+        </w:rPr>
+        <w:t>授權與最小權限：細粒度</w:t>
+      </w:r>
+      <w:r>
+        <w:rPr>
+          <w:rFonts w:hint="eastAsia"/>
+        </w:rPr>
+        <w:t xml:space="preserve"> IAM</w:t>
+      </w:r>
+      <w:r>
+        <w:rPr>
+          <w:rFonts w:hint="eastAsia"/>
+        </w:rPr>
+        <w:t>，工具呼叫與檔案存取採最小授權原則。</w:t>
+      </w:r>
+      <w:r>
+        <w:rPr>
+          <w:rFonts w:hint="eastAsia"/>
+        </w:rPr>
+        <w:t xml:space="preserve">  - </w:t>
+      </w:r>
+      <w:r>
+        <w:rPr>
+          <w:rFonts w:hint="eastAsia"/>
+        </w:rPr>
+        <w:t>審計與保留策略：記錄</w:t>
+      </w:r>
+      <w:r>
+        <w:rPr>
+          <w:rFonts w:hint="eastAsia"/>
+        </w:rPr>
+        <w:t xml:space="preserve"> session lifecycle</w:t>
+      </w:r>
+      <w:r>
+        <w:rPr>
+          <w:rFonts w:hint="eastAsia"/>
+        </w:rPr>
+        <w:t>、工具呼叫、錯誤與授權事件，並設置保留與訪問控制策略。部署與運維考量</w:t>
+      </w:r>
+      <w:r>
+        <w:rPr>
+          <w:rFonts w:hint="eastAsia"/>
+        </w:rPr>
+        <w:t xml:space="preserve">- </w:t>
+      </w:r>
+      <w:r>
+        <w:rPr>
+          <w:rFonts w:hint="eastAsia"/>
+        </w:rPr>
+        <w:t>拓撲選擇：本地</w:t>
+      </w:r>
+      <w:r>
+        <w:rPr>
+          <w:rFonts w:hint="eastAsia"/>
+        </w:rPr>
+        <w:t>/</w:t>
+      </w:r>
+      <w:r>
+        <w:rPr>
+          <w:rFonts w:hint="eastAsia"/>
+        </w:rPr>
+        <w:t>混合（合規優先）或雲端（彈性與擴展優先）；可將推理放在近端以降低延遲。</w:t>
+      </w:r>
+      <w:r>
+        <w:rPr>
+          <w:rFonts w:hint="eastAsia"/>
+        </w:rPr>
+        <w:t xml:space="preserve">  - </w:t>
+      </w:r>
+      <w:r>
+        <w:rPr>
+          <w:rFonts w:hint="eastAsia"/>
+        </w:rPr>
+        <w:t>資源管理：為長時任務設計水平擴展、節點池、資源配額與自動回收閾值，防止孤兒任務。</w:t>
+      </w:r>
+      <w:r>
+        <w:rPr>
+          <w:rFonts w:hint="eastAsia"/>
+        </w:rPr>
+        <w:t xml:space="preserve">  - </w:t>
+      </w:r>
+      <w:r>
+        <w:rPr>
+          <w:rFonts w:hint="eastAsia"/>
+        </w:rPr>
+        <w:t>延遲與成本平衡：延遲敏</w:t>
+      </w:r>
+      <w:r>
+        <w:rPr>
+          <w:rFonts w:hint="eastAsia"/>
+        </w:rPr>
+        <w:lastRenderedPageBreak/>
+        <w:t>感場景優先近端</w:t>
+      </w:r>
+      <w:r>
+        <w:rPr>
+          <w:rFonts w:hint="eastAsia"/>
+        </w:rPr>
+        <w:t xml:space="preserve"> GPU</w:t>
+      </w:r>
+      <w:r>
+        <w:rPr>
+          <w:rFonts w:hint="eastAsia"/>
+        </w:rPr>
+        <w:t>；批次或低互動場景可採遠端</w:t>
+      </w:r>
+      <w:r>
+        <w:rPr>
+          <w:rFonts w:hint="eastAsia"/>
+        </w:rPr>
+        <w:t>/</w:t>
+      </w:r>
+      <w:r>
+        <w:rPr>
+          <w:rFonts w:hint="eastAsia"/>
+        </w:rPr>
+        <w:t>雲端經濟化部署。</w:t>
+      </w:r>
+      <w:r>
+        <w:rPr>
+          <w:rFonts w:hint="eastAsia"/>
+        </w:rPr>
+        <w:t xml:space="preserve">  - </w:t>
+      </w:r>
+      <w:r>
+        <w:rPr>
+          <w:rFonts w:hint="eastAsia"/>
+        </w:rPr>
+        <w:t>可用性策略：健康檢查、心跳、重試、降級路徑與熔斷機制。可觀測性與錯誤處理</w:t>
+      </w:r>
+      <w:r>
+        <w:rPr>
+          <w:rFonts w:hint="eastAsia"/>
+        </w:rPr>
+        <w:t xml:space="preserve">- </w:t>
+      </w:r>
+      <w:r>
+        <w:rPr>
+          <w:rFonts w:hint="eastAsia"/>
+        </w:rPr>
+        <w:t>監控：匯出關鍵指標（</w:t>
+      </w:r>
+      <w:r>
+        <w:rPr>
+          <w:rFonts w:hint="eastAsia"/>
+        </w:rPr>
+        <w:t>RTT</w:t>
+      </w:r>
+      <w:r>
+        <w:rPr>
+          <w:rFonts w:hint="eastAsia"/>
+        </w:rPr>
+        <w:t>、</w:t>
+      </w:r>
+      <w:r>
+        <w:rPr>
+          <w:rFonts w:hint="eastAsia"/>
+        </w:rPr>
+        <w:t>token throughput</w:t>
+      </w:r>
+      <w:r>
+        <w:rPr>
+          <w:rFonts w:hint="eastAsia"/>
+        </w:rPr>
+        <w:t>、</w:t>
+      </w:r>
+      <w:r>
+        <w:rPr>
+          <w:rFonts w:hint="eastAsia"/>
+        </w:rPr>
+        <w:t>queue length</w:t>
+      </w:r>
+      <w:r>
+        <w:rPr>
+          <w:rFonts w:hint="eastAsia"/>
+        </w:rPr>
+        <w:t>、</w:t>
+      </w:r>
+      <w:r>
+        <w:rPr>
+          <w:rFonts w:hint="eastAsia"/>
+        </w:rPr>
+        <w:t xml:space="preserve">GPU/CPU </w:t>
+      </w:r>
+      <w:r>
+        <w:rPr>
+          <w:rFonts w:hint="eastAsia"/>
+        </w:rPr>
+        <w:t>使用率）。</w:t>
+      </w:r>
+      <w:r>
+        <w:rPr>
+          <w:rFonts w:hint="eastAsia"/>
+        </w:rPr>
+        <w:t xml:space="preserve">  - </w:t>
+      </w:r>
+      <w:r>
+        <w:rPr>
+          <w:rFonts w:hint="eastAsia"/>
+        </w:rPr>
+        <w:t>分布式追蹤：在</w:t>
+      </w:r>
+      <w:r>
+        <w:rPr>
+          <w:rFonts w:hint="eastAsia"/>
+        </w:rPr>
+        <w:t xml:space="preserve"> request </w:t>
+      </w:r>
+      <w:r>
+        <w:rPr>
+          <w:rFonts w:hint="eastAsia"/>
+        </w:rPr>
+        <w:t>→</w:t>
+      </w:r>
+      <w:r>
+        <w:rPr>
+          <w:rFonts w:hint="eastAsia"/>
+        </w:rPr>
+        <w:t xml:space="preserve"> tool-call </w:t>
+      </w:r>
+      <w:r>
+        <w:rPr>
+          <w:rFonts w:hint="eastAsia"/>
+        </w:rPr>
+        <w:t>→</w:t>
+      </w:r>
+      <w:r>
+        <w:rPr>
+          <w:rFonts w:hint="eastAsia"/>
+        </w:rPr>
+        <w:t xml:space="preserve"> response </w:t>
+      </w:r>
+      <w:r>
+        <w:rPr>
+          <w:rFonts w:hint="eastAsia"/>
+        </w:rPr>
+        <w:t>路徑中鏈接</w:t>
+      </w:r>
+      <w:r>
+        <w:rPr>
+          <w:rFonts w:hint="eastAsia"/>
+        </w:rPr>
+        <w:t xml:space="preserve"> trace id </w:t>
+      </w:r>
+      <w:r>
+        <w:rPr>
+          <w:rFonts w:hint="eastAsia"/>
+        </w:rPr>
+        <w:t>以追溯延遲來源。</w:t>
+      </w:r>
+      <w:r>
+        <w:rPr>
+          <w:rFonts w:hint="eastAsia"/>
+        </w:rPr>
+        <w:t xml:space="preserve">  - </w:t>
+      </w:r>
+      <w:r>
+        <w:rPr>
+          <w:rFonts w:hint="eastAsia"/>
+        </w:rPr>
+        <w:t>日誌與審計：結構化日誌（不含敏感明文）、稽核事件、告警與容量預警。</w:t>
+      </w:r>
+      <w:r>
+        <w:rPr>
+          <w:rFonts w:hint="eastAsia"/>
+        </w:rPr>
+        <w:t xml:space="preserve">  - </w:t>
+      </w:r>
+      <w:r>
+        <w:rPr>
+          <w:rFonts w:hint="eastAsia"/>
+        </w:rPr>
+        <w:t>錯誤策略：明確錯誤分類（暫時</w:t>
+      </w:r>
+      <w:r>
+        <w:rPr>
+          <w:rFonts w:hint="eastAsia"/>
+        </w:rPr>
+        <w:t>/</w:t>
+      </w:r>
+      <w:r>
+        <w:rPr>
+          <w:rFonts w:hint="eastAsia"/>
+        </w:rPr>
+        <w:t>永久</w:t>
+      </w:r>
+      <w:r>
+        <w:rPr>
+          <w:rFonts w:hint="eastAsia"/>
+        </w:rPr>
+        <w:t>/</w:t>
+      </w:r>
+      <w:r>
+        <w:rPr>
+          <w:rFonts w:hint="eastAsia"/>
+        </w:rPr>
+        <w:t>用戶錯誤）、退避重試、回退到低階模型或離線模式。採用建議（實務檢核清單）</w:t>
+      </w:r>
+      <w:r>
+        <w:rPr>
+          <w:rFonts w:hint="eastAsia"/>
+        </w:rPr>
+        <w:t xml:space="preserve">- </w:t>
+      </w:r>
+      <w:r>
+        <w:rPr>
+          <w:rFonts w:hint="eastAsia"/>
+        </w:rPr>
+        <w:t>定義資料邊界與可外流上下文清單（敏感</w:t>
+      </w:r>
+      <w:r>
+        <w:rPr>
+          <w:rFonts w:hint="eastAsia"/>
+        </w:rPr>
+        <w:t>/</w:t>
+      </w:r>
+      <w:r>
+        <w:rPr>
+          <w:rFonts w:hint="eastAsia"/>
+        </w:rPr>
+        <w:t>非敏感）。</w:t>
+      </w:r>
+      <w:r>
+        <w:rPr>
+          <w:rFonts w:hint="eastAsia"/>
+        </w:rPr>
+        <w:t xml:space="preserve">  - </w:t>
+      </w:r>
+      <w:r>
+        <w:rPr>
+          <w:rFonts w:hint="eastAsia"/>
+        </w:rPr>
+        <w:t>設計</w:t>
+      </w:r>
+      <w:r>
+        <w:rPr>
+          <w:rFonts w:hint="eastAsia"/>
+        </w:rPr>
+        <w:t xml:space="preserve"> session </w:t>
+      </w:r>
+      <w:r>
+        <w:rPr>
+          <w:rFonts w:hint="eastAsia"/>
+        </w:rPr>
+        <w:t>政策：逾時、最大</w:t>
+      </w:r>
+      <w:r>
+        <w:rPr>
+          <w:rFonts w:hint="eastAsia"/>
+        </w:rPr>
+        <w:t xml:space="preserve"> token</w:t>
+      </w:r>
+      <w:r>
+        <w:rPr>
+          <w:rFonts w:hint="eastAsia"/>
+        </w:rPr>
+        <w:t>、並發限制、回收規則。</w:t>
+      </w:r>
+      <w:r>
+        <w:rPr>
+          <w:rFonts w:hint="eastAsia"/>
+        </w:rPr>
+        <w:t xml:space="preserve">  - </w:t>
+      </w:r>
+      <w:r>
+        <w:rPr>
+          <w:rFonts w:hint="eastAsia"/>
+        </w:rPr>
+        <w:t>建立審計與監控需求（指標、追蹤、保留週期）。</w:t>
+      </w:r>
+      <w:r>
+        <w:rPr>
+          <w:rFonts w:hint="eastAsia"/>
+        </w:rPr>
+        <w:t xml:space="preserve"> </w:t>
+      </w:r>
+      <w:r>
+        <w:t xml:space="preserve"> </w:t>
+      </w:r>
+      <w:r>
+        <w:rPr>
+          <w:rFonts w:hint="eastAsia"/>
+        </w:rPr>
+        <w:t xml:space="preserve">- </w:t>
+      </w:r>
+      <w:r>
+        <w:rPr>
+          <w:rFonts w:hint="eastAsia"/>
+        </w:rPr>
+        <w:t>規劃</w:t>
+      </w:r>
+      <w:r>
+        <w:rPr>
+          <w:rFonts w:hint="eastAsia"/>
+        </w:rPr>
+        <w:t xml:space="preserve"> BYOK </w:t>
+      </w:r>
+      <w:r>
+        <w:rPr>
+          <w:rFonts w:hint="eastAsia"/>
+        </w:rPr>
+        <w:t>與憑證生命周期管理流程。</w:t>
+      </w:r>
+      <w:r>
+        <w:rPr>
+          <w:rFonts w:hint="eastAsia"/>
+        </w:rPr>
+        <w:t xml:space="preserve">  - </w:t>
+      </w:r>
+      <w:r>
+        <w:rPr>
+          <w:rFonts w:hint="eastAsia"/>
+        </w:rPr>
+        <w:t>先在低風險</w:t>
+      </w:r>
+      <w:r>
+        <w:rPr>
+          <w:rFonts w:hint="eastAsia"/>
+        </w:rPr>
+        <w:t xml:space="preserve"> workload </w:t>
+      </w:r>
+      <w:r>
+        <w:rPr>
+          <w:rFonts w:hint="eastAsia"/>
+        </w:rPr>
+        <w:t>做混合部署測試，再逐步向生產放大。結語（簡短）</w:t>
+      </w:r>
+      <w:r>
+        <w:rPr>
+          <w:rFonts w:hint="eastAsia"/>
+        </w:rPr>
+        <w:t xml:space="preserve">  ACP </w:t>
+      </w:r>
+      <w:r>
+        <w:rPr>
+          <w:rFonts w:hint="eastAsia"/>
+        </w:rPr>
+        <w:t>是把「可替換的推理後端」與「可治理的通訊層」落地的關鍵介面：正確設計會話、串流、治理與可觀測機制，能同時滿足開發效率、合規要求與成本效益。若需針對現有架構做落地建議，可提供目前拓撲與合規限制以便給出更精準的實施步驟。</w:t>
+      </w:r>
+    </w:p>
+    <w:p/>
+    <w:p>
+      <w:pPr>
+        <w:rPr>
+          <w:rFonts w:hint="eastAsia"/>
+        </w:rPr>
+      </w:pPr>
+    </w:p>
+    <w:p>
       <w:pPr>
         <w:pStyle w:val="3"/>
         <w:rPr>
@@ -24,7 +1266,7 @@
       <w:pPr>
         <w:pStyle w:val="Web"/>
         <w:rPr>
-          <w:rFonts w:ascii="微軟正黑體" w:eastAsia="微軟正黑體" w:hAnsi="微軟正黑體" w:hint="eastAsia"/>
+          <w:rFonts w:ascii="微軟正黑體" w:eastAsia="微軟正黑體" w:hAnsi="微軟正黑體"/>
           <w:sz w:val="22"/>
           <w:szCs w:val="22"/>
         </w:rPr>
@@ -42,7 +1284,7 @@
       <w:pPr>
         <w:pStyle w:val="4"/>
         <w:rPr>
-          <w:rFonts w:ascii="微軟正黑體" w:eastAsia="微軟正黑體" w:hAnsi="微軟正黑體" w:hint="eastAsia"/>
+          <w:rFonts w:ascii="微軟正黑體" w:eastAsia="微軟正黑體" w:hAnsi="微軟正黑體"/>
           <w:sz w:val="24"/>
           <w:szCs w:val="24"/>
         </w:rPr>
@@ -51,6 +1293,7 @@
         <w:rPr>
           <w:rFonts w:ascii="微軟正黑體" w:eastAsia="微軟正黑體" w:hAnsi="微軟正黑體" w:hint="eastAsia"/>
         </w:rPr>
+        <w:lastRenderedPageBreak/>
         <w:t>核心功能與運作支柱</w:t>
       </w:r>
     </w:p>
@@ -58,7 +1301,7 @@
       <w:pPr>
         <w:pStyle w:val="Web"/>
         <w:rPr>
-          <w:rFonts w:ascii="微軟正黑體" w:eastAsia="微軟正黑體" w:hAnsi="微軟正黑體" w:hint="eastAsia"/>
+          <w:rFonts w:ascii="微軟正黑體" w:eastAsia="微軟正黑體" w:hAnsi="微軟正黑體"/>
           <w:sz w:val="22"/>
           <w:szCs w:val="22"/>
         </w:rPr>
@@ -81,7 +1324,7 @@
         </w:numPr>
         <w:spacing w:before="100" w:beforeAutospacing="1" w:after="100" w:afterAutospacing="1" w:line="240" w:lineRule="auto"/>
         <w:rPr>
-          <w:rFonts w:ascii="微軟正黑體" w:eastAsia="微軟正黑體" w:hAnsi="微軟正黑體" w:hint="eastAsia"/>
+          <w:rFonts w:ascii="微軟正黑體" w:eastAsia="微軟正黑體" w:hAnsi="微軟正黑體"/>
           <w:sz w:val="22"/>
           <w:szCs w:val="22"/>
         </w:rPr>
@@ -113,7 +1356,7 @@
         </w:numPr>
         <w:spacing w:before="100" w:beforeAutospacing="1" w:after="100" w:afterAutospacing="1" w:line="240" w:lineRule="auto"/>
         <w:rPr>
-          <w:rFonts w:ascii="微軟正黑體" w:eastAsia="微軟正黑體" w:hAnsi="微軟正黑體" w:hint="eastAsia"/>
+          <w:rFonts w:ascii="微軟正黑體" w:eastAsia="微軟正黑體" w:hAnsi="微軟正黑體"/>
           <w:sz w:val="22"/>
           <w:szCs w:val="22"/>
         </w:rPr>
@@ -145,7 +1388,7 @@
         </w:numPr>
         <w:spacing w:before="100" w:beforeAutospacing="1" w:after="100" w:afterAutospacing="1" w:line="240" w:lineRule="auto"/>
         <w:rPr>
-          <w:rFonts w:ascii="微軟正黑體" w:eastAsia="微軟正黑體" w:hAnsi="微軟正黑體" w:hint="eastAsia"/>
+          <w:rFonts w:ascii="微軟正黑體" w:eastAsia="微軟正黑體" w:hAnsi="微軟正黑體"/>
           <w:sz w:val="22"/>
           <w:szCs w:val="22"/>
         </w:rPr>
@@ -165,16 +1408,7 @@
           <w:sz w:val="22"/>
           <w:szCs w:val="22"/>
         </w:rPr>
-        <w:t xml:space="preserve"> ACP 抽象化了底層 AI 執行個體，允許前端彈性切換至不同的 AI 代理，例如官方的 Copilot CLI、客製化的第三方代理，甚至是</w:t>
-      </w:r>
-      <w:r>
-        <w:rPr>
-          <w:rFonts w:ascii="微軟正黑體" w:eastAsia="微軟正黑體" w:hAnsi="微軟正黑體" w:hint="eastAsia"/>
-          <w:sz w:val="22"/>
-          <w:szCs w:val="22"/>
-        </w:rPr>
-        <w:lastRenderedPageBreak/>
-        <w:t>企業內部網路部署的模型伺服器。這支援本地、雲端或混合式的部署拓撲，以滿足不同的效能、成本與合規需求。</w:t>
+        <w:t xml:space="preserve"> ACP 抽象化了底層 AI 執行個體，允許前端彈性切換至不同的 AI 代理，例如官方的 Copilot CLI、客製化的第三方代理，甚至是企業內部網路部署的模型伺服器。這支援本地、雲端或混合式的部署拓撲，以滿足不同的效能、成本與合規需求。</w:t>
       </w:r>
     </w:p>
     <w:p>
@@ -186,7 +1420,7 @@
         </w:numPr>
         <w:spacing w:before="100" w:beforeAutospacing="1" w:after="100" w:afterAutospacing="1" w:line="240" w:lineRule="auto"/>
         <w:rPr>
-          <w:rFonts w:ascii="微軟正黑體" w:eastAsia="微軟正黑體" w:hAnsi="微軟正黑體" w:hint="eastAsia"/>
+          <w:rFonts w:ascii="微軟正黑體" w:eastAsia="微軟正黑體" w:hAnsi="微軟正黑體"/>
           <w:sz w:val="22"/>
           <w:szCs w:val="22"/>
         </w:rPr>
@@ -213,7 +1447,7 @@
       <w:pPr>
         <w:pStyle w:val="4"/>
         <w:rPr>
-          <w:rFonts w:ascii="微軟正黑體" w:eastAsia="微軟正黑體" w:hAnsi="微軟正黑體" w:hint="eastAsia"/>
+          <w:rFonts w:ascii="微軟正黑體" w:eastAsia="微軟正黑體" w:hAnsi="微軟正黑體"/>
           <w:sz w:val="24"/>
           <w:szCs w:val="24"/>
         </w:rPr>
@@ -229,7 +1463,7 @@
       <w:pPr>
         <w:pStyle w:val="Web"/>
         <w:rPr>
-          <w:rFonts w:ascii="微軟正黑體" w:eastAsia="微軟正黑體" w:hAnsi="微軟正黑體" w:hint="eastAsia"/>
+          <w:rFonts w:ascii="微軟正黑體" w:eastAsia="微軟正黑體" w:hAnsi="微軟正黑體"/>
           <w:sz w:val="22"/>
           <w:szCs w:val="22"/>
         </w:rPr>
@@ -252,7 +1486,7 @@
         </w:numPr>
         <w:spacing w:before="100" w:beforeAutospacing="1" w:after="100" w:afterAutospacing="1" w:line="240" w:lineRule="auto"/>
         <w:rPr>
-          <w:rFonts w:ascii="微軟正黑體" w:eastAsia="微軟正黑體" w:hAnsi="微軟正黑體" w:hint="eastAsia"/>
+          <w:rFonts w:ascii="微軟正黑體" w:eastAsia="微軟正黑體" w:hAnsi="微軟正黑體"/>
           <w:sz w:val="22"/>
           <w:szCs w:val="22"/>
         </w:rPr>
@@ -264,6 +1498,7 @@
           <w:sz w:val="22"/>
           <w:szCs w:val="22"/>
         </w:rPr>
+        <w:lastRenderedPageBreak/>
         <w:t>降低供應商鎖定風險：</w:t>
       </w:r>
       <w:r>
@@ -284,7 +1519,7 @@
         </w:numPr>
         <w:spacing w:before="100" w:beforeAutospacing="1" w:after="100" w:afterAutospacing="1" w:line="240" w:lineRule="auto"/>
         <w:rPr>
-          <w:rFonts w:ascii="微軟正黑體" w:eastAsia="微軟正黑體" w:hAnsi="微軟正黑體" w:hint="eastAsia"/>
+          <w:rFonts w:ascii="微軟正黑體" w:eastAsia="微軟正黑體" w:hAnsi="微軟正黑體"/>
           <w:sz w:val="22"/>
           <w:szCs w:val="22"/>
         </w:rPr>
@@ -316,7 +1551,7 @@
         </w:numPr>
         <w:spacing w:before="100" w:beforeAutospacing="1" w:after="100" w:afterAutospacing="1" w:line="240" w:lineRule="auto"/>
         <w:rPr>
-          <w:rFonts w:ascii="微軟正黑體" w:eastAsia="微軟正黑體" w:hAnsi="微軟正黑體" w:hint="eastAsia"/>
+          <w:rFonts w:ascii="微軟正黑體" w:eastAsia="微軟正黑體" w:hAnsi="微軟正黑體"/>
           <w:sz w:val="22"/>
           <w:szCs w:val="22"/>
         </w:rPr>
@@ -348,7 +1583,7 @@
         </w:numPr>
         <w:spacing w:before="100" w:beforeAutospacing="1" w:after="100" w:afterAutospacing="1" w:line="240" w:lineRule="auto"/>
         <w:rPr>
-          <w:rFonts w:ascii="微軟正黑體" w:eastAsia="微軟正黑體" w:hAnsi="微軟正黑體" w:hint="eastAsia"/>
+          <w:rFonts w:ascii="微軟正黑體" w:eastAsia="微軟正黑體" w:hAnsi="微軟正黑體"/>
           <w:sz w:val="22"/>
           <w:szCs w:val="22"/>
         </w:rPr>
@@ -616,6 +1851,7 @@
         <w:rPr>
           <w:rFonts w:hint="eastAsia"/>
         </w:rPr>
+        <w:lastRenderedPageBreak/>
         <w:t>多元接入與混合部署：</w:t>
       </w:r>
       <w:r>
@@ -1021,20 +2257,736 @@
         <w:rPr>
           <w:rFonts w:hint="eastAsia"/>
         </w:rPr>
-        <w:t>監控與回溯能力是衡量生產可用性的關</w:t>
+        <w:t>監控與回溯能力是衡量生產可用性的關鍵（</w:t>
+      </w:r>
+      <w:r>
+        <w:rPr>
+          <w:rFonts w:hint="eastAsia"/>
+        </w:rPr>
+        <w:t>traceability</w:t>
+      </w:r>
+      <w:r>
+        <w:rPr>
+          <w:rFonts w:hint="eastAsia"/>
+        </w:rPr>
+        <w:t>、</w:t>
+      </w:r>
+      <w:r>
+        <w:rPr>
+          <w:rFonts w:hint="eastAsia"/>
+        </w:rPr>
+        <w:t>end-to-end tracing</w:t>
+      </w:r>
+      <w:r>
+        <w:rPr>
+          <w:rFonts w:hint="eastAsia"/>
+        </w:rPr>
+        <w:t>）。</w:t>
+      </w:r>
+      <w:r>
+        <w:rPr>
+          <w:rFonts w:hint="eastAsia"/>
+        </w:rPr>
+        <w:t xml:space="preserve">  - </w:t>
+      </w:r>
+      <w:r>
+        <w:rPr>
+          <w:rFonts w:hint="eastAsia"/>
+        </w:rPr>
+        <w:t>權限與最小授權原則需貫穿</w:t>
+      </w:r>
+      <w:r>
+        <w:rPr>
+          <w:rFonts w:hint="eastAsia"/>
+        </w:rPr>
+        <w:t xml:space="preserve"> Agent</w:t>
+      </w:r>
+      <w:r>
+        <w:rPr>
+          <w:rFonts w:hint="eastAsia"/>
+        </w:rPr>
+        <w:t>、工具呼叫與檔案存取流程。商業價值（為决策者所關注）</w:t>
+      </w:r>
+      <w:r>
+        <w:rPr>
+          <w:rFonts w:hint="eastAsia"/>
+        </w:rPr>
+        <w:t xml:space="preserve">- </w:t>
+      </w:r>
+      <w:r>
+        <w:rPr>
+          <w:rFonts w:hint="eastAsia"/>
+        </w:rPr>
+        <w:t>降低供應商鎖定：可在不同模型與執行端之間切換。</w:t>
+      </w:r>
+      <w:r>
+        <w:t xml:space="preserve">  </w:t>
+      </w:r>
+      <w:r>
+        <w:rPr>
+          <w:rFonts w:hint="eastAsia"/>
+        </w:rPr>
+        <w:t xml:space="preserve">- </w:t>
+      </w:r>
+      <w:r>
+        <w:rPr>
+          <w:rFonts w:hint="eastAsia"/>
+        </w:rPr>
+        <w:t>強化合規可控：支援</w:t>
+      </w:r>
+      <w:r>
+        <w:rPr>
+          <w:rFonts w:hint="eastAsia"/>
+        </w:rPr>
+        <w:t xml:space="preserve"> BYOK</w:t>
+      </w:r>
+      <w:r>
+        <w:rPr>
+          <w:rFonts w:hint="eastAsia"/>
+        </w:rPr>
+        <w:t>、網路隔離與審計，適合高監管產業。</w:t>
+      </w:r>
+      <w:r>
+        <w:rPr>
+          <w:rFonts w:hint="eastAsia"/>
+        </w:rPr>
+        <w:t xml:space="preserve">  - </w:t>
+      </w:r>
+      <w:r>
+        <w:rPr>
+          <w:rFonts w:hint="eastAsia"/>
+        </w:rPr>
+        <w:t>提升開發效能：即時串流與</w:t>
+      </w:r>
+      <w:r>
+        <w:rPr>
+          <w:rFonts w:hint="eastAsia"/>
+        </w:rPr>
+        <w:t xml:space="preserve"> Agentic </w:t>
+      </w:r>
+      <w:r>
+        <w:rPr>
+          <w:rFonts w:hint="eastAsia"/>
+        </w:rPr>
+        <w:t>工具呼叫能自動化重複式工作。</w:t>
+      </w:r>
+      <w:r>
+        <w:rPr>
+          <w:rFonts w:hint="eastAsia"/>
+        </w:rPr>
+        <w:t xml:space="preserve">  - </w:t>
+      </w:r>
+      <w:r>
+        <w:rPr>
+          <w:rFonts w:hint="eastAsia"/>
+        </w:rPr>
+        <w:t>成本彈性：可將高耗能推理移至合適節點以優化成本與效能。簡短建議（可立即採取）</w:t>
+      </w:r>
+      <w:r>
+        <w:rPr>
+          <w:rFonts w:hint="eastAsia"/>
+        </w:rPr>
+        <w:t xml:space="preserve">- </w:t>
+      </w:r>
+      <w:r>
+        <w:rPr>
+          <w:rFonts w:hint="eastAsia"/>
+        </w:rPr>
+        <w:t>盤點內部合規與資料邊界需求，確認哪些上下文可安全外流。</w:t>
+      </w:r>
+      <w:r>
+        <w:rPr>
+          <w:rFonts w:hint="eastAsia"/>
+        </w:rPr>
+        <w:t xml:space="preserve">  - </w:t>
+      </w:r>
+      <w:r>
+        <w:rPr>
+          <w:rFonts w:hint="eastAsia"/>
+        </w:rPr>
+        <w:t>評估混合部署路徑（本地</w:t>
+      </w:r>
+      <w:r>
+        <w:rPr>
+          <w:rFonts w:hint="eastAsia"/>
+        </w:rPr>
+        <w:t xml:space="preserve"> vs </w:t>
+      </w:r>
+      <w:r>
+        <w:rPr>
+          <w:rFonts w:hint="eastAsia"/>
+        </w:rPr>
+        <w:t>遠端）以平衡延遲與成本。</w:t>
+      </w:r>
+      <w:r>
+        <w:rPr>
+          <w:rFonts w:hint="eastAsia"/>
+        </w:rPr>
+        <w:t xml:space="preserve">  - </w:t>
+      </w:r>
+      <w:r>
+        <w:rPr>
+          <w:rFonts w:hint="eastAsia"/>
+        </w:rPr>
+        <w:t>定義</w:t>
+      </w:r>
+      <w:r>
+        <w:rPr>
+          <w:rFonts w:hint="eastAsia"/>
+        </w:rPr>
+        <w:t xml:space="preserve"> ACP </w:t>
+      </w:r>
+      <w:r>
+        <w:rPr>
+          <w:rFonts w:hint="eastAsia"/>
+        </w:rPr>
+        <w:t>層的稽核與授權標準，將日誌與監控納入上線驗收準則。結語（一句話）</w:t>
+      </w:r>
+      <w:r>
+        <w:rPr>
+          <w:rFonts w:hint="eastAsia"/>
+        </w:rPr>
+        <w:t xml:space="preserve">ACP </w:t>
+      </w:r>
+      <w:r>
+        <w:rPr>
+          <w:rFonts w:hint="eastAsia"/>
+        </w:rPr>
+        <w:t>把「可替換的推理後端」和「可治理的通訊層」實作為一組可操作的協定，使企業能在合規、效能與生態開放性之間取得實務平衡。</w:t>
+      </w:r>
+    </w:p>
+    <w:p>
+      <w:r>
+        <w:rPr>
+          <w:rFonts w:hint="eastAsia"/>
+        </w:rPr>
+        <w:t>可以。在</w:t>
+      </w:r>
+      <w:r>
+        <w:rPr>
+          <w:rFonts w:hint="eastAsia"/>
+        </w:rPr>
+        <w:t xml:space="preserve"> GCP </w:t>
+      </w:r>
+      <w:r>
+        <w:rPr>
+          <w:rFonts w:hint="eastAsia"/>
+        </w:rPr>
+        <w:t>上部署並運行</w:t>
+      </w:r>
+      <w:r>
+        <w:rPr>
+          <w:rFonts w:hint="eastAsia"/>
+        </w:rPr>
+        <w:t xml:space="preserve"> ACP</w:t>
+      </w:r>
+      <w:r>
+        <w:rPr>
+          <w:rFonts w:hint="eastAsia"/>
+        </w:rPr>
+        <w:t>（</w:t>
+      </w:r>
+      <w:r>
+        <w:rPr>
+          <w:rFonts w:hint="eastAsia"/>
+        </w:rPr>
+        <w:t>Agent Communication Protocol</w:t>
+      </w:r>
+      <w:r>
+        <w:rPr>
+          <w:rFonts w:hint="eastAsia"/>
+        </w:rPr>
+        <w:t>）是可行且常見的做法；可利用</w:t>
+      </w:r>
+      <w:r>
+        <w:rPr>
+          <w:rFonts w:hint="eastAsia"/>
+        </w:rPr>
+        <w:t xml:space="preserve"> GCP </w:t>
+      </w:r>
+      <w:r>
+        <w:rPr>
+          <w:rFonts w:hint="eastAsia"/>
+        </w:rPr>
+        <w:t>的計算、網路、金鑰管理與可觀測性服務來滿足</w:t>
+      </w:r>
+      <w:r>
+        <w:rPr>
+          <w:rFonts w:hint="eastAsia"/>
+        </w:rPr>
+        <w:t xml:space="preserve"> BYOK</w:t>
+      </w:r>
+      <w:r>
+        <w:rPr>
+          <w:rFonts w:hint="eastAsia"/>
+        </w:rPr>
+        <w:t>、網域隔離、審計與可擴展性需求。主要建議與實作要點</w:t>
+      </w:r>
+      <w:r>
+        <w:rPr>
+          <w:rFonts w:hint="eastAsia"/>
+        </w:rPr>
+        <w:t xml:space="preserve">- </w:t>
+      </w:r>
+      <w:r>
+        <w:rPr>
+          <w:rFonts w:hint="eastAsia"/>
+        </w:rPr>
+        <w:t>部署拓撲（選擇）：</w:t>
+      </w:r>
+      <w:r>
+        <w:rPr>
+          <w:rFonts w:hint="eastAsia"/>
+        </w:rPr>
+        <w:t xml:space="preserve">    - </w:t>
+      </w:r>
+      <w:r>
+        <w:rPr>
+          <w:rFonts w:hint="eastAsia"/>
+        </w:rPr>
+        <w:t>本地</w:t>
+      </w:r>
+      <w:r>
+        <w:rPr>
+          <w:rFonts w:hint="eastAsia"/>
+        </w:rPr>
+        <w:t>/</w:t>
+      </w:r>
+      <w:r>
+        <w:rPr>
+          <w:rFonts w:hint="eastAsia"/>
+        </w:rPr>
+        <w:t>混合：</w:t>
+      </w:r>
+      <w:r>
+        <w:rPr>
+          <w:rFonts w:hint="eastAsia"/>
+        </w:rPr>
+        <w:t xml:space="preserve">Agent </w:t>
+      </w:r>
+      <w:r>
+        <w:rPr>
+          <w:rFonts w:hint="eastAsia"/>
+        </w:rPr>
+        <w:t>推論放在企業內網或專屬實例，前端於雲端連</w:t>
       </w:r>
       <w:r>
         <w:rPr>
           <w:rFonts w:hint="eastAsia"/>
         </w:rPr>
         <w:lastRenderedPageBreak/>
-        <w:t>鍵（</w:t>
-      </w:r>
-      <w:r>
-        <w:rPr>
-          <w:rFonts w:hint="eastAsia"/>
-        </w:rPr>
-        <w:t>traceability</w:t>
+        <w:t>線（適合嚴格合規）。</w:t>
+      </w:r>
+      <w:r>
+        <w:rPr>
+          <w:rFonts w:hint="eastAsia"/>
+        </w:rPr>
+        <w:t xml:space="preserve">    - </w:t>
+      </w:r>
+      <w:r>
+        <w:rPr>
+          <w:rFonts w:hint="eastAsia"/>
+        </w:rPr>
+        <w:t>全雲端：在</w:t>
+      </w:r>
+      <w:r>
+        <w:rPr>
+          <w:rFonts w:hint="eastAsia"/>
+        </w:rPr>
+        <w:t xml:space="preserve"> GCP </w:t>
+      </w:r>
+      <w:r>
+        <w:rPr>
+          <w:rFonts w:hint="eastAsia"/>
+        </w:rPr>
+        <w:t>上使用</w:t>
+      </w:r>
+      <w:r>
+        <w:rPr>
+          <w:rFonts w:hint="eastAsia"/>
+        </w:rPr>
+        <w:t xml:space="preserve"> VM </w:t>
+      </w:r>
+      <w:r>
+        <w:rPr>
+          <w:rFonts w:hint="eastAsia"/>
+        </w:rPr>
+        <w:t>或容器化節點（</w:t>
+      </w:r>
+      <w:r>
+        <w:rPr>
+          <w:rFonts w:hint="eastAsia"/>
+        </w:rPr>
+        <w:t>GKE / Cloud Run / Compute Engine</w:t>
+      </w:r>
+      <w:r>
+        <w:rPr>
+          <w:rFonts w:hint="eastAsia"/>
+        </w:rPr>
+        <w:t>），適合低延遲與彈性擴展需求。</w:t>
+      </w:r>
+      <w:r>
+        <w:rPr>
+          <w:rFonts w:hint="eastAsia"/>
+        </w:rPr>
+        <w:t xml:space="preserve">- </w:t>
+      </w:r>
+      <w:r>
+        <w:rPr>
+          <w:rFonts w:hint="eastAsia"/>
+        </w:rPr>
+        <w:t>計算資源：</w:t>
+      </w:r>
+      <w:r>
+        <w:rPr>
+          <w:rFonts w:hint="eastAsia"/>
+        </w:rPr>
+        <w:t xml:space="preserve">    - </w:t>
+      </w:r>
+      <w:r>
+        <w:rPr>
+          <w:rFonts w:hint="eastAsia"/>
+        </w:rPr>
+        <w:t>推理需</w:t>
+      </w:r>
+      <w:r>
+        <w:rPr>
+          <w:rFonts w:hint="eastAsia"/>
+        </w:rPr>
+        <w:t xml:space="preserve"> GPU/</w:t>
+      </w:r>
+      <w:r>
+        <w:rPr>
+          <w:rFonts w:hint="eastAsia"/>
+        </w:rPr>
+        <w:t>高效能時，使用</w:t>
+      </w:r>
+      <w:r>
+        <w:rPr>
+          <w:rFonts w:hint="eastAsia"/>
+        </w:rPr>
+        <w:t xml:space="preserve"> GPU </w:t>
+      </w:r>
+      <w:r>
+        <w:rPr>
+          <w:rFonts w:hint="eastAsia"/>
+        </w:rPr>
+        <w:t>節點或專用推理節點（</w:t>
+      </w:r>
+      <w:r>
+        <w:rPr>
+          <w:rFonts w:hint="eastAsia"/>
+        </w:rPr>
+        <w:t xml:space="preserve">GKE </w:t>
+      </w:r>
+      <w:r>
+        <w:rPr>
+          <w:rFonts w:hint="eastAsia"/>
+        </w:rPr>
+        <w:t>節點池或</w:t>
+      </w:r>
+      <w:r>
+        <w:rPr>
+          <w:rFonts w:hint="eastAsia"/>
+        </w:rPr>
+        <w:t xml:space="preserve"> GPU VM</w:t>
+      </w:r>
+      <w:r>
+        <w:rPr>
+          <w:rFonts w:hint="eastAsia"/>
+        </w:rPr>
+        <w:t>）並配置自動擴縮與資源配額以避免孤兒任務。</w:t>
+      </w:r>
+      <w:r>
+        <w:rPr>
+          <w:rFonts w:hint="eastAsia"/>
+        </w:rPr>
+        <w:t xml:space="preserve">- </w:t>
+      </w:r>
+      <w:r>
+        <w:rPr>
+          <w:rFonts w:hint="eastAsia"/>
+        </w:rPr>
+        <w:t>網路與邊界控管：</w:t>
+      </w:r>
+      <w:r>
+        <w:rPr>
+          <w:rFonts w:hint="eastAsia"/>
+        </w:rPr>
+        <w:t xml:space="preserve">    - </w:t>
+      </w:r>
+      <w:r>
+        <w:rPr>
+          <w:rFonts w:hint="eastAsia"/>
+        </w:rPr>
+        <w:t>使用</w:t>
+      </w:r>
+      <w:r>
+        <w:rPr>
+          <w:rFonts w:hint="eastAsia"/>
+        </w:rPr>
+        <w:t xml:space="preserve"> VPC</w:t>
+      </w:r>
+      <w:r>
+        <w:rPr>
+          <w:rFonts w:hint="eastAsia"/>
+        </w:rPr>
+        <w:t>、子網、私有路由與防火牆規則限制對外流量。</w:t>
+      </w:r>
+      <w:r>
+        <w:rPr>
+          <w:rFonts w:hint="eastAsia"/>
+        </w:rPr>
+        <w:t xml:space="preserve">    - </w:t>
+      </w:r>
+      <w:r>
+        <w:rPr>
+          <w:rFonts w:hint="eastAsia"/>
+        </w:rPr>
+        <w:t>如需將流量限制在</w:t>
+      </w:r>
+      <w:r>
+        <w:rPr>
+          <w:rFonts w:hint="eastAsia"/>
+        </w:rPr>
+        <w:t xml:space="preserve"> GCP </w:t>
+      </w:r>
+      <w:r>
+        <w:rPr>
+          <w:rFonts w:hint="eastAsia"/>
+        </w:rPr>
+        <w:t>內，採用</w:t>
+      </w:r>
+      <w:r>
+        <w:rPr>
+          <w:rFonts w:hint="eastAsia"/>
+        </w:rPr>
+        <w:t xml:space="preserve"> Pri</w:t>
+      </w:r>
+      <w:r>
+        <w:t>vate Service Connect / Pr</w:t>
+      </w:r>
+      <w:r>
+        <w:rPr>
+          <w:rFonts w:hint="eastAsia"/>
+        </w:rPr>
+        <w:t xml:space="preserve">ivate Google Access </w:t>
+      </w:r>
+      <w:r>
+        <w:rPr>
+          <w:rFonts w:hint="eastAsia"/>
+        </w:rPr>
+        <w:t>或內部負載平衡。</w:t>
+      </w:r>
+      <w:r>
+        <w:rPr>
+          <w:rFonts w:hint="eastAsia"/>
+        </w:rPr>
+        <w:t xml:space="preserve">    - </w:t>
+      </w:r>
+      <w:r>
+        <w:rPr>
+          <w:rFonts w:hint="eastAsia"/>
+        </w:rPr>
+        <w:t>控制出站</w:t>
+      </w:r>
+      <w:r>
+        <w:rPr>
+          <w:rFonts w:hint="eastAsia"/>
+        </w:rPr>
+        <w:t xml:space="preserve"> egress</w:t>
+      </w:r>
+      <w:r>
+        <w:rPr>
+          <w:rFonts w:hint="eastAsia"/>
+        </w:rPr>
+        <w:t>，將外部</w:t>
+      </w:r>
+      <w:r>
+        <w:rPr>
+          <w:rFonts w:hint="eastAsia"/>
+        </w:rPr>
+        <w:t xml:space="preserve"> API </w:t>
+      </w:r>
+      <w:r>
+        <w:rPr>
+          <w:rFonts w:hint="eastAsia"/>
+        </w:rPr>
+        <w:t>呼叫納入代理或跳板節點以便審計。</w:t>
+      </w:r>
+      <w:r>
+        <w:rPr>
+          <w:rFonts w:hint="eastAsia"/>
+        </w:rPr>
+        <w:t xml:space="preserve">- </w:t>
+      </w:r>
+      <w:r>
+        <w:rPr>
+          <w:rFonts w:hint="eastAsia"/>
+        </w:rPr>
+        <w:t>身份與金鑰管理（</w:t>
+      </w:r>
+      <w:r>
+        <w:rPr>
+          <w:rFonts w:hint="eastAsia"/>
+        </w:rPr>
+        <w:t>BYOK</w:t>
+      </w:r>
+      <w:r>
+        <w:rPr>
+          <w:rFonts w:hint="eastAsia"/>
+        </w:rPr>
+        <w:t>）：</w:t>
+      </w:r>
+      <w:r>
+        <w:rPr>
+          <w:rFonts w:hint="eastAsia"/>
+        </w:rPr>
+        <w:t xml:space="preserve">    - </w:t>
+      </w:r>
+      <w:r>
+        <w:rPr>
+          <w:rFonts w:hint="eastAsia"/>
+        </w:rPr>
+        <w:t>使用</w:t>
+      </w:r>
+      <w:r>
+        <w:rPr>
+          <w:rFonts w:hint="eastAsia"/>
+        </w:rPr>
+        <w:t xml:space="preserve"> Service Accounts + </w:t>
+      </w:r>
+      <w:r>
+        <w:rPr>
+          <w:rFonts w:hint="eastAsia"/>
+        </w:rPr>
+        <w:t>最小權限</w:t>
+      </w:r>
+      <w:r>
+        <w:rPr>
+          <w:rFonts w:hint="eastAsia"/>
+        </w:rPr>
+        <w:t xml:space="preserve"> IAM </w:t>
+      </w:r>
+      <w:r>
+        <w:rPr>
+          <w:rFonts w:hint="eastAsia"/>
+        </w:rPr>
+        <w:t>原則管理授權。</w:t>
+      </w:r>
+      <w:r>
+        <w:rPr>
+          <w:rFonts w:hint="eastAsia"/>
+        </w:rPr>
+        <w:t xml:space="preserve">    - </w:t>
+      </w:r>
+      <w:r>
+        <w:rPr>
+          <w:rFonts w:hint="eastAsia"/>
+        </w:rPr>
+        <w:t>使用</w:t>
+      </w:r>
+      <w:r>
+        <w:rPr>
+          <w:rFonts w:hint="eastAsia"/>
+        </w:rPr>
+        <w:t xml:space="preserve"> Cloud KMS</w:t>
+      </w:r>
+      <w:r>
+        <w:rPr>
+          <w:rFonts w:hint="eastAsia"/>
+        </w:rPr>
+        <w:t>（或外部</w:t>
+      </w:r>
+      <w:r>
+        <w:rPr>
+          <w:rFonts w:hint="eastAsia"/>
+        </w:rPr>
+        <w:t xml:space="preserve"> HSM</w:t>
+      </w:r>
+      <w:r>
+        <w:rPr>
+          <w:rFonts w:hint="eastAsia"/>
+        </w:rPr>
+        <w:t>）保管與管理私有金鑰，實作</w:t>
+      </w:r>
+      <w:r>
+        <w:rPr>
+          <w:rFonts w:hint="eastAsia"/>
+        </w:rPr>
+        <w:t xml:space="preserve"> BYOK </w:t>
+      </w:r>
+      <w:r>
+        <w:rPr>
+          <w:rFonts w:hint="eastAsia"/>
+        </w:rPr>
+        <w:t>並確保金鑰不會外流。</w:t>
+      </w:r>
+      <w:r>
+        <w:rPr>
+          <w:rFonts w:hint="eastAsia"/>
+        </w:rPr>
+        <w:t xml:space="preserve">- </w:t>
+      </w:r>
+      <w:r>
+        <w:rPr>
+          <w:rFonts w:hint="eastAsia"/>
+        </w:rPr>
+        <w:t>資料保護與最小化：</w:t>
+      </w:r>
+      <w:r>
+        <w:rPr>
+          <w:rFonts w:hint="eastAsia"/>
+        </w:rPr>
+        <w:t xml:space="preserve">    - </w:t>
+      </w:r>
+      <w:r>
+        <w:rPr>
+          <w:rFonts w:hint="eastAsia"/>
+        </w:rPr>
+        <w:t>只傳送必要上下文，敏感資料在邊界遮蔽或本地處理；傳輸採</w:t>
+      </w:r>
+      <w:r>
+        <w:rPr>
+          <w:rFonts w:hint="eastAsia"/>
+        </w:rPr>
+        <w:t xml:space="preserve"> TLS</w:t>
+      </w:r>
+      <w:r>
+        <w:rPr>
+          <w:rFonts w:hint="eastAsia"/>
+        </w:rPr>
+        <w:t>，加密靜態資料並限制日誌中敏感欄位。</w:t>
+      </w:r>
+      <w:r>
+        <w:rPr>
+          <w:rFonts w:hint="eastAsia"/>
+        </w:rPr>
+        <w:t xml:space="preserve">- </w:t>
+      </w:r>
+      <w:r>
+        <w:rPr>
+          <w:rFonts w:hint="eastAsia"/>
+        </w:rPr>
+        <w:t>可觀測性與審計：</w:t>
+      </w:r>
+      <w:r>
+        <w:rPr>
+          <w:rFonts w:hint="eastAsia"/>
+        </w:rPr>
+        <w:t xml:space="preserve">    - </w:t>
+      </w:r>
+      <w:r>
+        <w:rPr>
+          <w:rFonts w:hint="eastAsia"/>
+        </w:rPr>
+        <w:t>啟用</w:t>
+      </w:r>
+      <w:r>
+        <w:rPr>
+          <w:rFonts w:hint="eastAsia"/>
+        </w:rPr>
+        <w:t xml:space="preserve"> Cloud Logging</w:t>
       </w:r>
       <w:r>
         <w:rPr>
@@ -1046,37 +2998,49 @@
         <w:rPr>
           <w:rFonts w:hint="eastAsia"/>
         </w:rPr>
-        <w:t>end-to-end tracing</w:t>
-      </w:r>
-      <w:r>
-        <w:rPr>
-          <w:rFonts w:hint="eastAsia"/>
-        </w:rPr>
-        <w:t>）。</w:t>
-      </w:r>
-      <w:r>
-        <w:rPr>
-          <w:rFonts w:hint="eastAsia"/>
-        </w:rPr>
-        <w:t xml:space="preserve">  - </w:t>
-      </w:r>
-      <w:r>
-        <w:rPr>
-          <w:rFonts w:hint="eastAsia"/>
-        </w:rPr>
-        <w:t>權限與最小授權原則需貫穿</w:t>
-      </w:r>
-      <w:r>
-        <w:rPr>
-          <w:rFonts w:hint="eastAsia"/>
-        </w:rPr>
-        <w:t xml:space="preserve"> Agent</w:t>
-      </w:r>
-      <w:r>
-        <w:rPr>
-          <w:rFonts w:hint="eastAsia"/>
-        </w:rPr>
-        <w:t>、工具呼叫與檔案存取流程。商業價值（為决策者所關注）</w:t>
+        <w:t>Cloud Monitoring</w:t>
+      </w:r>
+      <w:r>
+        <w:rPr>
+          <w:rFonts w:hint="eastAsia"/>
+        </w:rPr>
+        <w:t>、</w:t>
+      </w:r>
+      <w:r>
+        <w:rPr>
+          <w:rFonts w:hint="eastAsia"/>
+        </w:rPr>
+        <w:t xml:space="preserve">Cloud Audit Logs </w:t>
+      </w:r>
+      <w:r>
+        <w:rPr>
+          <w:rFonts w:hint="eastAsia"/>
+        </w:rPr>
+        <w:t>與</w:t>
+      </w:r>
+      <w:r>
+        <w:rPr>
+          <w:rFonts w:hint="eastAsia"/>
+        </w:rPr>
+        <w:t xml:space="preserve"> Trace </w:t>
+      </w:r>
+      <w:r>
+        <w:rPr>
+          <w:rFonts w:hint="eastAsia"/>
+        </w:rPr>
+        <w:t>以記錄</w:t>
+      </w:r>
+      <w:r>
+        <w:rPr>
+          <w:rFonts w:hint="eastAsia"/>
+        </w:rPr>
+        <w:t xml:space="preserve"> session </w:t>
+      </w:r>
+      <w:r>
+        <w:rPr>
+          <w:rFonts w:hint="eastAsia"/>
+        </w:rPr>
+        <w:t>元資料、工具呼叫與錯誤事件，設置告警與容量趨勢監控。</w:t>
       </w:r>
       <w:r>
         <w:rPr>
@@ -1088,10 +3052,31 @@
         <w:rPr>
           <w:rFonts w:hint="eastAsia"/>
         </w:rPr>
-        <w:t>降低供應商鎖定：可在不同模型與執行端之間切換。</w:t>
-      </w:r>
-      <w:r>
-        <w:t xml:space="preserve">  </w:t>
+        <w:t>可用性與資源回收：</w:t>
+      </w:r>
+      <w:r>
+        <w:rPr>
+          <w:rFonts w:hint="eastAsia"/>
+        </w:rPr>
+        <w:t xml:space="preserve">    - </w:t>
+      </w:r>
+      <w:r>
+        <w:rPr>
+          <w:rFonts w:hint="eastAsia"/>
+        </w:rPr>
+        <w:t>設計</w:t>
+      </w:r>
+      <w:r>
+        <w:rPr>
+          <w:rFonts w:hint="eastAsia"/>
+        </w:rPr>
+        <w:t xml:space="preserve"> session life-cycle </w:t>
+      </w:r>
+      <w:r>
+        <w:rPr>
+          <w:rFonts w:hint="eastAsia"/>
+        </w:rPr>
+        <w:t>管控（建立、心跳、逾時、優雅關閉），結合自動回收與閾值策略避免長期佔用資源。</w:t>
       </w:r>
       <w:r>
         <w:rPr>
@@ -1103,103 +3088,55 @@
         <w:rPr>
           <w:rFonts w:hint="eastAsia"/>
         </w:rPr>
-        <w:t>強化合規可控：支援</w:t>
-      </w:r>
-      <w:r>
-        <w:rPr>
-          <w:rFonts w:hint="eastAsia"/>
-        </w:rPr>
-        <w:t xml:space="preserve"> BYOK</w:t>
-      </w:r>
-      <w:r>
-        <w:rPr>
-          <w:rFonts w:hint="eastAsia"/>
-        </w:rPr>
-        <w:t>、網路隔離與審計，適合高監管產業。</w:t>
-      </w:r>
-      <w:r>
-        <w:rPr>
-          <w:rFonts w:hint="eastAsia"/>
-        </w:rPr>
-        <w:t xml:space="preserve">  - </w:t>
-      </w:r>
-      <w:r>
-        <w:rPr>
-          <w:rFonts w:hint="eastAsia"/>
-        </w:rPr>
-        <w:t>提升開發效能：即時串流與</w:t>
-      </w:r>
-      <w:r>
-        <w:rPr>
-          <w:rFonts w:hint="eastAsia"/>
-        </w:rPr>
-        <w:t xml:space="preserve"> Agentic </w:t>
-      </w:r>
-      <w:r>
-        <w:rPr>
-          <w:rFonts w:hint="eastAsia"/>
-        </w:rPr>
-        <w:t>工具呼叫能自動化重複式工作。</w:t>
-      </w:r>
-      <w:r>
-        <w:rPr>
-          <w:rFonts w:hint="eastAsia"/>
-        </w:rPr>
-        <w:t xml:space="preserve">  - </w:t>
-      </w:r>
-      <w:r>
-        <w:rPr>
-          <w:rFonts w:hint="eastAsia"/>
-        </w:rPr>
-        <w:t>成本彈性：可將高耗能推理移至合適節點以優化成本與效能。簡短建議（可立即採取）</w:t>
-      </w:r>
-      <w:r>
-        <w:rPr>
-          <w:rFonts w:hint="eastAsia"/>
-        </w:rPr>
-        <w:t xml:space="preserve">- </w:t>
-      </w:r>
-      <w:r>
-        <w:rPr>
-          <w:rFonts w:hint="eastAsia"/>
-        </w:rPr>
-        <w:t>盤點內部合規與資料邊界需求，確認哪些上下文可安全外流。</w:t>
-      </w:r>
-      <w:r>
-        <w:rPr>
-          <w:rFonts w:hint="eastAsia"/>
-        </w:rPr>
-        <w:t xml:space="preserve">  - </w:t>
-      </w:r>
-      <w:r>
-        <w:rPr>
-          <w:rFonts w:hint="eastAsia"/>
-        </w:rPr>
-        <w:t>評估混合部署路徑（本地</w:t>
-      </w:r>
-      <w:r>
-        <w:rPr>
-          <w:rFonts w:hint="eastAsia"/>
-        </w:rPr>
-        <w:t xml:space="preserve"> vs </w:t>
-      </w:r>
-      <w:r>
-        <w:rPr>
-          <w:rFonts w:hint="eastAsia"/>
-        </w:rPr>
-        <w:t>遠端）以平衡延遲與成本。</w:t>
-      </w:r>
-      <w:r>
-        <w:rPr>
-          <w:rFonts w:hint="eastAsia"/>
-        </w:rPr>
-        <w:t xml:space="preserve">  - </w:t>
-      </w:r>
-      <w:r>
-        <w:rPr>
-          <w:rFonts w:hint="eastAsia"/>
-        </w:rPr>
-        <w:t>定義</w:t>
+        <w:t>合規與治理：</w:t>
+      </w:r>
+      <w:r>
+        <w:rPr>
+          <w:rFonts w:hint="eastAsia"/>
+        </w:rPr>
+        <w:t xml:space="preserve">    - </w:t>
+      </w:r>
+      <w:r>
+        <w:rPr>
+          <w:rFonts w:hint="eastAsia"/>
+        </w:rPr>
+        <w:t>若需資料隔離或法規合規（如金融</w:t>
+      </w:r>
+      <w:r>
+        <w:rPr>
+          <w:rFonts w:hint="eastAsia"/>
+        </w:rPr>
+        <w:t>/</w:t>
+      </w:r>
+      <w:r>
+        <w:rPr>
+          <w:rFonts w:hint="eastAsia"/>
+        </w:rPr>
+        <w:t>醫療），結合</w:t>
+      </w:r>
+      <w:r>
+        <w:rPr>
+          <w:rFonts w:hint="eastAsia"/>
+        </w:rPr>
+        <w:t xml:space="preserve"> VPC Service Controls</w:t>
+      </w:r>
+      <w:r>
+        <w:rPr>
+          <w:rFonts w:hint="eastAsia"/>
+        </w:rPr>
+        <w:t>、日誌保留政策與審計流程進行驗證與稽核。簡短結論</w:t>
+      </w:r>
+      <w:r>
+        <w:rPr>
+          <w:rFonts w:hint="eastAsia"/>
+        </w:rPr>
+        <w:t xml:space="preserve">GCP </w:t>
+      </w:r>
+      <w:r>
+        <w:rPr>
+          <w:rFonts w:hint="eastAsia"/>
+        </w:rPr>
+        <w:t>可完整支援</w:t>
       </w:r>
       <w:r>
         <w:rPr>
@@ -1211,715 +3148,7 @@
         <w:rPr>
           <w:rFonts w:hint="eastAsia"/>
         </w:rPr>
-        <w:t>層的稽核與授權標準，將日誌與監控納入上線驗收準則。結語（一句話）</w:t>
-      </w:r>
-      <w:r>
-        <w:rPr>
-          <w:rFonts w:hint="eastAsia"/>
-        </w:rPr>
-        <w:t xml:space="preserve">ACP </w:t>
-      </w:r>
-      <w:r>
-        <w:rPr>
-          <w:rFonts w:hint="eastAsia"/>
-        </w:rPr>
-        <w:t>把「可替換的推理後端」和「可治理的通訊層」實作為一組可操作的協定，使企業能在合規、效能與生態開放性之間取得實務平衡。</w:t>
-      </w:r>
-    </w:p>
-    <w:p>
-      <w:r>
-        <w:rPr>
-          <w:rFonts w:hint="eastAsia"/>
-        </w:rPr>
-        <w:t>可以。在</w:t>
-      </w:r>
-      <w:r>
-        <w:rPr>
-          <w:rFonts w:hint="eastAsia"/>
-        </w:rPr>
-        <w:t xml:space="preserve"> GCP </w:t>
-      </w:r>
-      <w:r>
-        <w:rPr>
-          <w:rFonts w:hint="eastAsia"/>
-        </w:rPr>
-        <w:t>上部署並運行</w:t>
-      </w:r>
-      <w:r>
-        <w:rPr>
-          <w:rFonts w:hint="eastAsia"/>
-        </w:rPr>
-        <w:t xml:space="preserve"> ACP</w:t>
-      </w:r>
-      <w:r>
-        <w:rPr>
-          <w:rFonts w:hint="eastAsia"/>
-        </w:rPr>
-        <w:t>（</w:t>
-      </w:r>
-      <w:r>
-        <w:rPr>
-          <w:rFonts w:hint="eastAsia"/>
-        </w:rPr>
-        <w:t>Agent Communication Protocol</w:t>
-      </w:r>
-      <w:r>
-        <w:rPr>
-          <w:rFonts w:hint="eastAsia"/>
-        </w:rPr>
-        <w:t>）是可行且常見的做法；可利用</w:t>
-      </w:r>
-      <w:r>
-        <w:rPr>
-          <w:rFonts w:hint="eastAsia"/>
-        </w:rPr>
-        <w:t xml:space="preserve"> GCP </w:t>
-      </w:r>
-      <w:r>
-        <w:rPr>
-          <w:rFonts w:hint="eastAsia"/>
-        </w:rPr>
-        <w:t>的計算、網路、金鑰管理與可觀測性服務來滿足</w:t>
-      </w:r>
-      <w:r>
-        <w:rPr>
-          <w:rFonts w:hint="eastAsia"/>
-        </w:rPr>
-        <w:t xml:space="preserve"> BYOK</w:t>
-      </w:r>
-      <w:r>
-        <w:rPr>
-          <w:rFonts w:hint="eastAsia"/>
-        </w:rPr>
-        <w:t>、網域隔離、審計與可擴展性需求。主要建議與實作要點</w:t>
-      </w:r>
-      <w:r>
-        <w:rPr>
-          <w:rFonts w:hint="eastAsia"/>
-        </w:rPr>
-        <w:t xml:space="preserve">- </w:t>
-      </w:r>
-      <w:r>
-        <w:rPr>
-          <w:rFonts w:hint="eastAsia"/>
-        </w:rPr>
-        <w:t>部署拓撲（選擇）：</w:t>
-      </w:r>
-      <w:r>
-        <w:rPr>
-          <w:rFonts w:hint="eastAsia"/>
-        </w:rPr>
-        <w:t xml:space="preserve">    - </w:t>
-      </w:r>
-      <w:r>
-        <w:rPr>
-          <w:rFonts w:hint="eastAsia"/>
-        </w:rPr>
-        <w:t>本地</w:t>
-      </w:r>
-      <w:r>
-        <w:rPr>
-          <w:rFonts w:hint="eastAsia"/>
-        </w:rPr>
-        <w:t>/</w:t>
-      </w:r>
-      <w:r>
-        <w:rPr>
-          <w:rFonts w:hint="eastAsia"/>
-        </w:rPr>
-        <w:t>混合：</w:t>
-      </w:r>
-      <w:r>
-        <w:rPr>
-          <w:rFonts w:hint="eastAsia"/>
-        </w:rPr>
-        <w:t xml:space="preserve">Agent </w:t>
-      </w:r>
-      <w:r>
-        <w:rPr>
-          <w:rFonts w:hint="eastAsia"/>
-        </w:rPr>
-        <w:t>推論放在企業內網或專屬實例，前端於雲端連線（適合嚴格合規）。</w:t>
-      </w:r>
-      <w:r>
-        <w:rPr>
-          <w:rFonts w:hint="eastAsia"/>
-        </w:rPr>
-        <w:t xml:space="preserve">    - </w:t>
-      </w:r>
-      <w:r>
-        <w:rPr>
-          <w:rFonts w:hint="eastAsia"/>
-        </w:rPr>
-        <w:t>全雲端：在</w:t>
-      </w:r>
-      <w:r>
-        <w:rPr>
-          <w:rFonts w:hint="eastAsia"/>
-        </w:rPr>
-        <w:t xml:space="preserve"> GCP </w:t>
-      </w:r>
-      <w:r>
-        <w:rPr>
-          <w:rFonts w:hint="eastAsia"/>
-        </w:rPr>
-        <w:t>上使用</w:t>
-      </w:r>
-      <w:r>
-        <w:rPr>
-          <w:rFonts w:hint="eastAsia"/>
-        </w:rPr>
-        <w:t xml:space="preserve"> VM </w:t>
-      </w:r>
-      <w:r>
-        <w:rPr>
-          <w:rFonts w:hint="eastAsia"/>
-        </w:rPr>
-        <w:t>或容器化節點（</w:t>
-      </w:r>
-      <w:r>
-        <w:rPr>
-          <w:rFonts w:hint="eastAsia"/>
-        </w:rPr>
-        <w:t>GKE / Cloud Run / Compute Engine</w:t>
-      </w:r>
-      <w:r>
-        <w:rPr>
-          <w:rFonts w:hint="eastAsia"/>
-        </w:rPr>
-        <w:t>），適合低延遲與彈性擴展需求。</w:t>
-      </w:r>
-      <w:r>
-        <w:rPr>
-          <w:rFonts w:hint="eastAsia"/>
-        </w:rPr>
-        <w:t xml:space="preserve">- </w:t>
-      </w:r>
-      <w:r>
-        <w:rPr>
-          <w:rFonts w:hint="eastAsia"/>
-        </w:rPr>
-        <w:t>計算資源：</w:t>
-      </w:r>
-      <w:r>
-        <w:rPr>
-          <w:rFonts w:hint="eastAsia"/>
-        </w:rPr>
-        <w:t xml:space="preserve">    - </w:t>
-      </w:r>
-      <w:r>
-        <w:rPr>
-          <w:rFonts w:hint="eastAsia"/>
-        </w:rPr>
-        <w:t>推理需</w:t>
-      </w:r>
-      <w:r>
-        <w:rPr>
-          <w:rFonts w:hint="eastAsia"/>
-        </w:rPr>
-        <w:t xml:space="preserve"> GPU/</w:t>
-      </w:r>
-      <w:r>
-        <w:rPr>
-          <w:rFonts w:hint="eastAsia"/>
-        </w:rPr>
-        <w:t>高效能時，使用</w:t>
-      </w:r>
-      <w:r>
-        <w:rPr>
-          <w:rFonts w:hint="eastAsia"/>
-        </w:rPr>
-        <w:t xml:space="preserve"> GPU </w:t>
-      </w:r>
-      <w:r>
-        <w:rPr>
-          <w:rFonts w:hint="eastAsia"/>
-        </w:rPr>
-        <w:t>節點或專用推理節點（</w:t>
-      </w:r>
-      <w:r>
-        <w:rPr>
-          <w:rFonts w:hint="eastAsia"/>
-        </w:rPr>
-        <w:t xml:space="preserve">GKE </w:t>
-      </w:r>
-      <w:r>
-        <w:rPr>
-          <w:rFonts w:hint="eastAsia"/>
-        </w:rPr>
-        <w:t>節點池或</w:t>
-      </w:r>
-      <w:r>
-        <w:rPr>
-          <w:rFonts w:hint="eastAsia"/>
-        </w:rPr>
-        <w:t xml:space="preserve"> GPU VM</w:t>
-      </w:r>
-      <w:r>
-        <w:rPr>
-          <w:rFonts w:hint="eastAsia"/>
-        </w:rPr>
-        <w:t>）並配置自動擴縮與資源配額以避免孤兒任務。</w:t>
-      </w:r>
-      <w:r>
-        <w:rPr>
-          <w:rFonts w:hint="eastAsia"/>
-        </w:rPr>
-        <w:t xml:space="preserve">- </w:t>
-      </w:r>
-      <w:r>
-        <w:rPr>
-          <w:rFonts w:hint="eastAsia"/>
-        </w:rPr>
-        <w:t>網路與邊界控管：</w:t>
-      </w:r>
-      <w:r>
-        <w:rPr>
-          <w:rFonts w:hint="eastAsia"/>
-        </w:rPr>
-        <w:t xml:space="preserve">    - </w:t>
-      </w:r>
-      <w:r>
-        <w:rPr>
-          <w:rFonts w:hint="eastAsia"/>
-        </w:rPr>
-        <w:t>使用</w:t>
-      </w:r>
-      <w:r>
-        <w:rPr>
-          <w:rFonts w:hint="eastAsia"/>
-        </w:rPr>
-        <w:t xml:space="preserve"> VPC</w:t>
-      </w:r>
-      <w:r>
-        <w:rPr>
-          <w:rFonts w:hint="eastAsia"/>
-        </w:rPr>
-        <w:t>、子網、私有路由與防火牆規則限制對外流量。</w:t>
-      </w:r>
-      <w:r>
-        <w:rPr>
-          <w:rFonts w:hint="eastAsia"/>
-        </w:rPr>
-        <w:t xml:space="preserve">    - </w:t>
-      </w:r>
-      <w:r>
-        <w:rPr>
-          <w:rFonts w:hint="eastAsia"/>
-        </w:rPr>
-        <w:t>如需將流量限制在</w:t>
-      </w:r>
-      <w:r>
-        <w:rPr>
-          <w:rFonts w:hint="eastAsia"/>
-        </w:rPr>
-        <w:t xml:space="preserve"> GCP </w:t>
-      </w:r>
-      <w:r>
-        <w:rPr>
-          <w:rFonts w:hint="eastAsia"/>
-        </w:rPr>
-        <w:t>內，採用</w:t>
-      </w:r>
-      <w:r>
-        <w:rPr>
-          <w:rFonts w:hint="eastAsia"/>
-        </w:rPr>
-        <w:t xml:space="preserve"> Pri</w:t>
-      </w:r>
-      <w:r>
-        <w:t>vate Service Connect / Pr</w:t>
-      </w:r>
-      <w:r>
-        <w:rPr>
-          <w:rFonts w:hint="eastAsia"/>
-        </w:rPr>
-        <w:t xml:space="preserve">ivate Google Access </w:t>
-      </w:r>
-      <w:r>
-        <w:rPr>
-          <w:rFonts w:hint="eastAsia"/>
-        </w:rPr>
-        <w:t>或內部負載平衡。</w:t>
-      </w:r>
-      <w:r>
-        <w:rPr>
-          <w:rFonts w:hint="eastAsia"/>
-        </w:rPr>
-        <w:t xml:space="preserve">    - </w:t>
-      </w:r>
-      <w:r>
-        <w:rPr>
-          <w:rFonts w:hint="eastAsia"/>
-        </w:rPr>
-        <w:t>控制出站</w:t>
-      </w:r>
-      <w:r>
-        <w:rPr>
-          <w:rFonts w:hint="eastAsia"/>
-        </w:rPr>
-        <w:t xml:space="preserve"> egress</w:t>
-      </w:r>
-      <w:r>
-        <w:rPr>
-          <w:rFonts w:hint="eastAsia"/>
-        </w:rPr>
-        <w:t>，將外部</w:t>
-      </w:r>
-      <w:r>
-        <w:rPr>
-          <w:rFonts w:hint="eastAsia"/>
-        </w:rPr>
-        <w:t xml:space="preserve"> API </w:t>
-      </w:r>
-      <w:r>
-        <w:rPr>
-          <w:rFonts w:hint="eastAsia"/>
-        </w:rPr>
-        <w:t>呼叫納入代理或跳板節點以便審計。</w:t>
-      </w:r>
-      <w:r>
-        <w:rPr>
-          <w:rFonts w:hint="eastAsia"/>
-        </w:rPr>
-        <w:t xml:space="preserve">- </w:t>
-      </w:r>
-      <w:r>
-        <w:rPr>
-          <w:rFonts w:hint="eastAsia"/>
-        </w:rPr>
-        <w:t>身份與金鑰管理（</w:t>
-      </w:r>
-      <w:r>
-        <w:rPr>
-          <w:rFonts w:hint="eastAsia"/>
-        </w:rPr>
-        <w:t>BYOK</w:t>
-      </w:r>
-      <w:r>
-        <w:rPr>
-          <w:rFonts w:hint="eastAsia"/>
-        </w:rPr>
-        <w:t>）：</w:t>
-      </w:r>
-      <w:r>
-        <w:rPr>
-          <w:rFonts w:hint="eastAsia"/>
-        </w:rPr>
-        <w:t xml:space="preserve">    - </w:t>
-      </w:r>
-      <w:r>
-        <w:rPr>
-          <w:rFonts w:hint="eastAsia"/>
-        </w:rPr>
-        <w:t>使用</w:t>
-      </w:r>
-      <w:r>
-        <w:rPr>
-          <w:rFonts w:hint="eastAsia"/>
-        </w:rPr>
-        <w:t xml:space="preserve"> Service Accounts + </w:t>
-      </w:r>
-      <w:r>
-        <w:rPr>
-          <w:rFonts w:hint="eastAsia"/>
-        </w:rPr>
-        <w:t>最小權限</w:t>
-      </w:r>
-      <w:r>
-        <w:rPr>
-          <w:rFonts w:hint="eastAsia"/>
-        </w:rPr>
-        <w:t xml:space="preserve"> IAM </w:t>
-      </w:r>
-      <w:r>
-        <w:rPr>
-          <w:rFonts w:hint="eastAsia"/>
-        </w:rPr>
-        <w:t>原則管理授權。</w:t>
-      </w:r>
-      <w:r>
-        <w:rPr>
-          <w:rFonts w:hint="eastAsia"/>
-        </w:rPr>
-        <w:t xml:space="preserve">    - </w:t>
-      </w:r>
-      <w:r>
-        <w:rPr>
-          <w:rFonts w:hint="eastAsia"/>
-        </w:rPr>
-        <w:t>使用</w:t>
-      </w:r>
-      <w:r>
-        <w:rPr>
-          <w:rFonts w:hint="eastAsia"/>
-        </w:rPr>
-        <w:t xml:space="preserve"> Cloud KMS</w:t>
-      </w:r>
-      <w:r>
-        <w:rPr>
-          <w:rFonts w:hint="eastAsia"/>
-        </w:rPr>
-        <w:t>（或外部</w:t>
-      </w:r>
-      <w:r>
-        <w:rPr>
-          <w:rFonts w:hint="eastAsia"/>
-        </w:rPr>
-        <w:t xml:space="preserve"> HSM</w:t>
-      </w:r>
-      <w:r>
-        <w:rPr>
-          <w:rFonts w:hint="eastAsia"/>
-        </w:rPr>
-        <w:t>）保管與管理私有金鑰，實作</w:t>
-      </w:r>
-      <w:r>
-        <w:rPr>
-          <w:rFonts w:hint="eastAsia"/>
-        </w:rPr>
-        <w:t xml:space="preserve"> BYOK </w:t>
-      </w:r>
-      <w:r>
-        <w:rPr>
-          <w:rFonts w:hint="eastAsia"/>
-        </w:rPr>
-        <w:t>並確保金鑰不會外流。</w:t>
-      </w:r>
-      <w:r>
-        <w:rPr>
-          <w:rFonts w:hint="eastAsia"/>
-        </w:rPr>
-        <w:t xml:space="preserve">- </w:t>
-      </w:r>
-      <w:r>
-        <w:rPr>
-          <w:rFonts w:hint="eastAsia"/>
-        </w:rPr>
-        <w:t>資料保護與最小化：</w:t>
-      </w:r>
-      <w:r>
-        <w:rPr>
-          <w:rFonts w:hint="eastAsia"/>
-        </w:rPr>
-        <w:t xml:space="preserve">    - </w:t>
-      </w:r>
-      <w:r>
-        <w:rPr>
-          <w:rFonts w:hint="eastAsia"/>
-        </w:rPr>
-        <w:t>只傳送必要上下文，敏感資料在邊界遮蔽或本地處理；傳輸採</w:t>
-      </w:r>
-      <w:r>
-        <w:rPr>
-          <w:rFonts w:hint="eastAsia"/>
-        </w:rPr>
-        <w:t xml:space="preserve"> TLS</w:t>
-      </w:r>
-      <w:r>
-        <w:rPr>
-          <w:rFonts w:hint="eastAsia"/>
-        </w:rPr>
-        <w:t>，加密靜態資料並限制日誌中敏感欄位。</w:t>
-      </w:r>
-      <w:r>
-        <w:rPr>
-          <w:rFonts w:hint="eastAsia"/>
-        </w:rPr>
-        <w:t xml:space="preserve">- </w:t>
-      </w:r>
-      <w:r>
-        <w:rPr>
-          <w:rFonts w:hint="eastAsia"/>
-        </w:rPr>
-        <w:t>可觀測性與審計：</w:t>
-      </w:r>
-      <w:r>
-        <w:rPr>
-          <w:rFonts w:hint="eastAsia"/>
-        </w:rPr>
-        <w:t xml:space="preserve">    - </w:t>
-      </w:r>
-      <w:r>
-        <w:rPr>
-          <w:rFonts w:hint="eastAsia"/>
-        </w:rPr>
-        <w:t>啟用</w:t>
-      </w:r>
-      <w:r>
-        <w:rPr>
-          <w:rFonts w:hint="eastAsia"/>
-        </w:rPr>
-        <w:t xml:space="preserve"> Cloud Logging</w:t>
-      </w:r>
-      <w:r>
-        <w:rPr>
-          <w:rFonts w:hint="eastAsia"/>
-        </w:rPr>
-        <w:t>、</w:t>
-      </w:r>
-      <w:r>
-        <w:rPr>
-          <w:rFonts w:hint="eastAsia"/>
-        </w:rPr>
-        <w:t>Cloud Monitoring</w:t>
-      </w:r>
-      <w:r>
-        <w:rPr>
-          <w:rFonts w:hint="eastAsia"/>
-        </w:rPr>
-        <w:t>、</w:t>
-      </w:r>
-      <w:r>
-        <w:rPr>
-          <w:rFonts w:hint="eastAsia"/>
-        </w:rPr>
-        <w:t xml:space="preserve">Cloud Audit Logs </w:t>
-      </w:r>
-      <w:r>
-        <w:rPr>
-          <w:rFonts w:hint="eastAsia"/>
-        </w:rPr>
-        <w:t>與</w:t>
-      </w:r>
-      <w:r>
-        <w:rPr>
-          <w:rFonts w:hint="eastAsia"/>
-        </w:rPr>
-        <w:t xml:space="preserve"> Trace </w:t>
-      </w:r>
-      <w:r>
-        <w:rPr>
-          <w:rFonts w:hint="eastAsia"/>
-        </w:rPr>
-        <w:t>以記錄</w:t>
-      </w:r>
-      <w:r>
-        <w:rPr>
-          <w:rFonts w:hint="eastAsia"/>
-        </w:rPr>
-        <w:t xml:space="preserve"> session </w:t>
-      </w:r>
-      <w:r>
-        <w:rPr>
-          <w:rFonts w:hint="eastAsia"/>
-        </w:rPr>
-        <w:t>元資料、工具呼叫與錯誤事件，設置告警與容量趨勢監控。</w:t>
-      </w:r>
-      <w:r>
-        <w:rPr>
-          <w:rFonts w:hint="eastAsia"/>
-        </w:rPr>
-        <w:t xml:space="preserve">- </w:t>
-      </w:r>
-      <w:r>
-        <w:rPr>
-          <w:rFonts w:hint="eastAsia"/>
-        </w:rPr>
-        <w:t>可用性與資源回收：</w:t>
-      </w:r>
-      <w:r>
-        <w:rPr>
-          <w:rFonts w:hint="eastAsia"/>
-        </w:rPr>
-        <w:t xml:space="preserve">    - </w:t>
-      </w:r>
-      <w:r>
-        <w:rPr>
-          <w:rFonts w:hint="eastAsia"/>
-        </w:rPr>
-        <w:t>設計</w:t>
-      </w:r>
-      <w:r>
-        <w:rPr>
-          <w:rFonts w:hint="eastAsia"/>
-        </w:rPr>
-        <w:t xml:space="preserve"> session life-cycle </w:t>
-      </w:r>
-      <w:r>
-        <w:rPr>
-          <w:rFonts w:hint="eastAsia"/>
-        </w:rPr>
-        <w:t>管控（建立、心跳、逾時、優雅關閉），結合自動回收與閾值策略避免長期佔用資源。</w:t>
-      </w:r>
-      <w:r>
-        <w:rPr>
-          <w:rFonts w:hint="eastAsia"/>
-        </w:rPr>
-        <w:t xml:space="preserve">- </w:t>
-      </w:r>
-      <w:r>
-        <w:rPr>
-          <w:rFonts w:hint="eastAsia"/>
-        </w:rPr>
-        <w:t>合規與治理：</w:t>
-      </w:r>
-      <w:r>
-        <w:rPr>
-          <w:rFonts w:hint="eastAsia"/>
-        </w:rPr>
-        <w:t xml:space="preserve">    - </w:t>
-      </w:r>
-      <w:r>
-        <w:rPr>
-          <w:rFonts w:hint="eastAsia"/>
-        </w:rPr>
-        <w:t>若需資料隔離或法規合規（如金融</w:t>
-      </w:r>
-      <w:r>
-        <w:rPr>
-          <w:rFonts w:hint="eastAsia"/>
-        </w:rPr>
-        <w:t>/</w:t>
-      </w:r>
-      <w:r>
-        <w:rPr>
-          <w:rFonts w:hint="eastAsia"/>
-        </w:rPr>
-        <w:t>醫療），結合</w:t>
-      </w:r>
-      <w:r>
-        <w:rPr>
-          <w:rFonts w:hint="eastAsia"/>
-        </w:rPr>
-        <w:t xml:space="preserve"> VPC Service Controls</w:t>
-      </w:r>
-      <w:r>
-        <w:rPr>
-          <w:rFonts w:hint="eastAsia"/>
-        </w:rPr>
-        <w:t>、日誌保留政策與審計流程進行驗證與稽核。簡短結論</w:t>
-      </w:r>
-      <w:r>
-        <w:rPr>
-          <w:rFonts w:hint="eastAsia"/>
-        </w:rPr>
-        <w:t xml:space="preserve">GCP </w:t>
-      </w:r>
-      <w:r>
-        <w:rPr>
-          <w:rFonts w:hint="eastAsia"/>
-        </w:rPr>
-        <w:t>可完整支援</w:t>
-      </w:r>
-      <w:r>
-        <w:rPr>
-          <w:rFonts w:hint="eastAsia"/>
-        </w:rPr>
-        <w:t xml:space="preserve"> ACP </w:t>
-      </w:r>
-      <w:r>
-        <w:rPr>
-          <w:rFonts w:hint="eastAsia"/>
-        </w:rPr>
-        <w:t>的運行與治理：透過合適的拓撲選擇</w:t>
-      </w:r>
-      <w:r>
-        <w:rPr>
-          <w:rFonts w:hint="eastAsia"/>
-        </w:rPr>
-        <w:lastRenderedPageBreak/>
-        <w:t>（本地</w:t>
+        <w:t>的運行與治理：透過合適的拓撲選擇（本地</w:t>
       </w:r>
       <w:r>
         <w:rPr>
@@ -2047,6 +3276,7 @@
         <w:rPr>
           <w:rFonts w:ascii="微軟正黑體" w:eastAsia="微軟正黑體" w:hAnsi="微軟正黑體" w:hint="eastAsia"/>
         </w:rPr>
+        <w:lastRenderedPageBreak/>
         <w:t>引言：從「輔助開發」到「代理化生態」的典範轉移</w:t>
       </w:r>
     </w:p>
@@ -2135,87 +3365,95 @@
         <w:rPr>
           <w:rFonts w:ascii="微軟正黑體" w:eastAsia="微軟正黑體" w:hAnsi="微軟正黑體" w:hint="eastAsia"/>
         </w:rPr>
+        <w:t>核心論述：什麼是 ACP 機制？</w:t>
+      </w:r>
+    </w:p>
+    <w:p>
+      <w:pPr>
+        <w:pStyle w:val="Web"/>
+        <w:rPr>
+          <w:rFonts w:ascii="微軟正黑體" w:eastAsia="微軟正黑體" w:hAnsi="微軟正黑體"/>
+          <w:sz w:val="22"/>
+          <w:szCs w:val="22"/>
+        </w:rPr>
+      </w:pPr>
+      <w:r>
+        <w:rPr>
+          <w:rStyle w:val="ae"/>
+          <w:rFonts w:ascii="微軟正黑體" w:eastAsia="微軟正黑體" w:hAnsi="微軟正黑體" w:hint="eastAsia"/>
+          <w:sz w:val="22"/>
+          <w:szCs w:val="22"/>
+        </w:rPr>
+        <w:t>ACP（Agent Communication Protocol）</w:t>
+      </w:r>
+      <w:r>
+        <w:rPr>
+          <w:rFonts w:ascii="微軟正黑體" w:eastAsia="微軟正黑體" w:hAnsi="微軟正黑體" w:hint="eastAsia"/>
+          <w:sz w:val="22"/>
+          <w:szCs w:val="22"/>
+        </w:rPr>
+        <w:t xml:space="preserve"> 是 GitHub Copilot SDK 中，用於橋接前端開發環境（如 IDE 客戶端、自訂應用 SDK）與後端 AI 推論引擎（Agent CLI 實例或遠端服務）的</w:t>
+      </w:r>
+      <w:r>
+        <w:rPr>
+          <w:rStyle w:val="ae"/>
+          <w:rFonts w:ascii="微軟正黑體" w:eastAsia="微軟正黑體" w:hAnsi="微軟正黑體" w:hint="eastAsia"/>
+          <w:sz w:val="22"/>
+          <w:szCs w:val="22"/>
+        </w:rPr>
+        <w:t>標準化通訊介面與協定</w:t>
+      </w:r>
+      <w:r>
+        <w:rPr>
+          <w:rFonts w:ascii="微軟正黑體" w:eastAsia="微軟正黑體" w:hAnsi="微軟正黑體" w:hint="eastAsia"/>
+          <w:sz w:val="22"/>
+          <w:szCs w:val="22"/>
+        </w:rPr>
+        <w:t>。</w:t>
+      </w:r>
+    </w:p>
+    <w:p>
+      <w:pPr>
+        <w:pStyle w:val="Web"/>
+        <w:rPr>
+          <w:rFonts w:ascii="微軟正黑體" w:eastAsia="微軟正黑體" w:hAnsi="微軟正黑體"/>
+          <w:sz w:val="22"/>
+          <w:szCs w:val="22"/>
+        </w:rPr>
+      </w:pPr>
+      <w:r>
+        <w:rPr>
+          <w:rFonts w:ascii="微軟正黑體" w:eastAsia="微軟正黑體" w:hAnsi="微軟正黑體" w:hint="eastAsia"/>
+          <w:sz w:val="22"/>
+          <w:szCs w:val="22"/>
+        </w:rPr>
+        <w:t>過去，AI 輔助工具的邏輯往往與特定的封閉雲端服務高度綁定；而 ACP 的誕生，本質上是一場「</w:t>
+      </w:r>
+      <w:r>
+        <w:rPr>
+          <w:rStyle w:val="ae"/>
+          <w:rFonts w:ascii="微軟正黑體" w:eastAsia="微軟正黑體" w:hAnsi="微軟正黑體" w:hint="eastAsia"/>
+          <w:sz w:val="22"/>
+          <w:szCs w:val="22"/>
+        </w:rPr>
+        <w:t>架構解耦（Architecture Decoupling）</w:t>
+      </w:r>
+      <w:r>
+        <w:rPr>
+          <w:rFonts w:ascii="微軟正黑體" w:eastAsia="微軟正黑體" w:hAnsi="微軟正黑體" w:hint="eastAsia"/>
+          <w:sz w:val="22"/>
+          <w:szCs w:val="22"/>
+        </w:rPr>
+        <w:t>」。透過這套標準化的通訊協</w:t>
+      </w:r>
+      <w:r>
+        <w:rPr>
+          <w:rFonts w:ascii="微軟正黑體" w:eastAsia="微軟正黑體" w:hAnsi="微軟正黑體" w:hint="eastAsia"/>
+          <w:sz w:val="22"/>
+          <w:szCs w:val="22"/>
+        </w:rPr>
         <w:lastRenderedPageBreak/>
-        <w:t>核心論述：什麼是 ACP 機制？</w:t>
-      </w:r>
-    </w:p>
-    <w:p>
-      <w:pPr>
-        <w:pStyle w:val="Web"/>
-        <w:rPr>
-          <w:rFonts w:ascii="微軟正黑體" w:eastAsia="微軟正黑體" w:hAnsi="微軟正黑體"/>
-          <w:sz w:val="22"/>
-          <w:szCs w:val="22"/>
-        </w:rPr>
-      </w:pPr>
-      <w:r>
-        <w:rPr>
-          <w:rStyle w:val="ae"/>
-          <w:rFonts w:ascii="微軟正黑體" w:eastAsia="微軟正黑體" w:hAnsi="微軟正黑體" w:hint="eastAsia"/>
-          <w:sz w:val="22"/>
-          <w:szCs w:val="22"/>
-        </w:rPr>
-        <w:t>ACP（Agent Communication Protocol）</w:t>
-      </w:r>
-      <w:r>
-        <w:rPr>
-          <w:rFonts w:ascii="微軟正黑體" w:eastAsia="微軟正黑體" w:hAnsi="微軟正黑體" w:hint="eastAsia"/>
-          <w:sz w:val="22"/>
-          <w:szCs w:val="22"/>
-        </w:rPr>
-        <w:t xml:space="preserve"> 是 GitHub Copilot SDK 中，用於橋接前端開發環境（如 IDE 客戶端、自訂應用 SDK）與後端 AI 推論引擎（Agent CLI 實例或遠端服務）的</w:t>
-      </w:r>
-      <w:r>
-        <w:rPr>
-          <w:rStyle w:val="ae"/>
-          <w:rFonts w:ascii="微軟正黑體" w:eastAsia="微軟正黑體" w:hAnsi="微軟正黑體" w:hint="eastAsia"/>
-          <w:sz w:val="22"/>
-          <w:szCs w:val="22"/>
-        </w:rPr>
-        <w:t>標準化通訊介面與協定</w:t>
-      </w:r>
-      <w:r>
-        <w:rPr>
-          <w:rFonts w:ascii="微軟正黑體" w:eastAsia="微軟正黑體" w:hAnsi="微軟正黑體" w:hint="eastAsia"/>
-          <w:sz w:val="22"/>
-          <w:szCs w:val="22"/>
-        </w:rPr>
-        <w:t>。</w:t>
-      </w:r>
-    </w:p>
-    <w:p>
-      <w:pPr>
-        <w:pStyle w:val="Web"/>
-        <w:rPr>
-          <w:rFonts w:ascii="微軟正黑體" w:eastAsia="微軟正黑體" w:hAnsi="微軟正黑體"/>
-          <w:sz w:val="22"/>
-          <w:szCs w:val="22"/>
-        </w:rPr>
-      </w:pPr>
-      <w:r>
-        <w:rPr>
-          <w:rFonts w:ascii="微軟正黑體" w:eastAsia="微軟正黑體" w:hAnsi="微軟正黑體" w:hint="eastAsia"/>
-          <w:sz w:val="22"/>
-          <w:szCs w:val="22"/>
-        </w:rPr>
-        <w:t>過去，AI 輔助工具的邏輯往往與特定的封閉雲端服務高度綁定；而 ACP 的誕生，本質上是一場「</w:t>
-      </w:r>
-      <w:r>
-        <w:rPr>
-          <w:rStyle w:val="ae"/>
-          <w:rFonts w:ascii="微軟正黑體" w:eastAsia="微軟正黑體" w:hAnsi="微軟正黑體" w:hint="eastAsia"/>
-          <w:sz w:val="22"/>
-          <w:szCs w:val="22"/>
-        </w:rPr>
-        <w:t>架構解耦（Architecture Decoupling）</w:t>
-      </w:r>
-      <w:r>
-        <w:rPr>
-          <w:rFonts w:ascii="微軟正黑體" w:eastAsia="微軟正黑體" w:hAnsi="微軟正黑體" w:hint="eastAsia"/>
-          <w:sz w:val="22"/>
-          <w:szCs w:val="22"/>
-        </w:rPr>
-        <w:t>」。透過這套標準化的通訊協定，Copilot SDK 可以動態喚醒、溝通並調度任何支援 ACP 規範的底層執行個體。這確保了前端開發環境的輕量化與穩定性，同時賦予了底層 AI 引擎無限的抽換與擴充彈性（例如可隨時切換至原生的 Copilot CLI、客製化的 Gemini CLI，甚至是企業內網的專屬模型伺服器）。</w:t>
+        <w:t>定，Copilot SDK 可以動態喚醒、溝通並調度任何支援 ACP 規範的底層執行個體。這確保了前端開發環境的輕量化與穩定性，同時賦予了底層 AI 引擎無限的抽換與擴充彈性（例如可隨時切換至原生的 Copilot CLI、客製化的 Gemini CLI，甚至是企業內網的專屬模型伺服器）。</w:t>
       </w:r>
     </w:p>
     <w:p>
@@ -2378,16 +3616,7 @@
           <w:sz w:val="22"/>
           <w:szCs w:val="22"/>
         </w:rPr>
-        <w:t>），在背景安全地啟動一個獨立的 Agent 進程。 這種機制將 AI 推理的運算與狀態管理從主應</w:t>
-      </w:r>
-      <w:r>
-        <w:rPr>
-          <w:rFonts w:ascii="微軟正黑體" w:eastAsia="微軟正黑體" w:hAnsi="微軟正黑體" w:hint="eastAsia"/>
-          <w:sz w:val="22"/>
-          <w:szCs w:val="22"/>
-        </w:rPr>
-        <w:lastRenderedPageBreak/>
-        <w:t>用程式中剝離，確保高負載的推論過程不會拖垮前端介面；且一旦會話結束，ACP 亦能優雅地終止進程，避免系統資源或記憶體洩漏。</w:t>
+        <w:t>），在背景安全地啟動一個獨立的 Agent 進程。 這種機制將 AI 推理的運算與狀態管理從主應用程式中剝離，確保高負載的推論過程不會拖垮前端介面；且一旦會話結束，ACP 亦能優雅地終止進程，避免系統資源或記憶體洩漏。</w:t>
       </w:r>
     </w:p>
     <w:p>
@@ -2421,7 +3650,16 @@
           <w:sz w:val="22"/>
           <w:szCs w:val="22"/>
         </w:rPr>
-        <w:t>在 AI 生成過程中，延遲（Latency）是影響使用者體驗的致命傷。ACP 不僅支援標準的請求/回應模式，更支援全雙工的串流通訊。 這使得 SDK 無須等待整個語言模型生成完畢，即可逐字元（Token-by-token）將生成的程式碼或文字即時渲染至開發環境（</w:t>
+        <w:t>在 AI 生成過程中，延遲（Latency）是影響使用者體驗的致命傷。ACP 不僅支援標準的請求/回應模式，更支援全雙工的串流通訊。 這使得 SDK 無須等待整個語言模</w:t>
+      </w:r>
+      <w:r>
+        <w:rPr>
+          <w:rFonts w:ascii="微軟正黑體" w:eastAsia="微軟正黑體" w:hAnsi="微軟正黑體" w:hint="eastAsia"/>
+          <w:sz w:val="22"/>
+          <w:szCs w:val="22"/>
+        </w:rPr>
+        <w:lastRenderedPageBreak/>
+        <w:t>型生成完畢，即可逐字元（Token-by-token）將生成的程式碼或文字即時渲染至開發環境（</w:t>
       </w:r>
       <w:r>
         <w:rPr>
@@ -2526,7 +3764,6 @@
           <w:sz w:val="22"/>
           <w:szCs w:val="22"/>
         </w:rPr>
-        <w:lastRenderedPageBreak/>
         <w:t>異質模型代理（如 Gemini CLI 整合）</w:t>
       </w:r>
       <w:r>
@@ -2614,6 +3851,7 @@
         <w:rPr>
           <w:rFonts w:ascii="微軟正黑體" w:eastAsia="微軟正黑體" w:hAnsi="微軟正黑體" w:hint="eastAsia"/>
         </w:rPr>
+        <w:lastRenderedPageBreak/>
         <w:t>4. 企業級 BYOK（Bring Your Own Key）支援與資料邊界控制</w:t>
       </w:r>
     </w:p>
@@ -2701,7 +3939,6 @@
         <w:rPr>
           <w:rFonts w:ascii="微軟正黑體" w:eastAsia="微軟正黑體" w:hAnsi="微軟正黑體" w:hint="eastAsia"/>
         </w:rPr>
-        <w:lastRenderedPageBreak/>
         <w:t>結語與行動建議：打造可自主進化的開發流水線</w:t>
       </w:r>
     </w:p>
@@ -2771,7 +4008,16 @@
           <w:sz w:val="22"/>
           <w:szCs w:val="22"/>
         </w:rPr>
-        <w:t xml:space="preserve"> 若您的企業對程式碼外流有極度嚴格的規範，建議立刻評估並導入透過 ACP 機制結合 Azure OpenAI (BYOK) 的部署方案，在享受 AI 賦能的同時，確保 100% 的資料主權與合規性。</w:t>
+        <w:t xml:space="preserve"> 若您的企業對程式碼外流有極度嚴格的規範，建議立刻評估並導入透過 ACP 機制結合 Azure </w:t>
+      </w:r>
+      <w:r>
+        <w:rPr>
+          <w:rFonts w:ascii="微軟正黑體" w:eastAsia="微軟正黑體" w:hAnsi="微軟正黑體" w:hint="eastAsia"/>
+          <w:sz w:val="22"/>
+          <w:szCs w:val="22"/>
+        </w:rPr>
+        <w:lastRenderedPageBreak/>
+        <w:t>OpenAI (BYOK) 的部署方案，在享受 AI 賦能的同時，確保 100% 的資料主權與合規性。</w:t>
       </w:r>
     </w:p>
     <w:p>
@@ -2822,49 +4068,1084 @@
           <w:sz w:val="22"/>
           <w:szCs w:val="22"/>
         </w:rPr>
+        <w:t>制定內部工具鏈的通訊標準（Toolchain Standardization）</w:t>
+      </w:r>
+      <w:r>
+        <w:rPr>
+          <w:rFonts w:ascii="微軟正黑體" w:eastAsia="微軟正黑體" w:hAnsi="微軟正黑體" w:hint="eastAsia"/>
+          <w:sz w:val="22"/>
+          <w:szCs w:val="22"/>
+        </w:rPr>
+        <w:t xml:space="preserve"> 技術管理層應鼓勵 DevOps 與架構團隊深入理解 ACP 的資料交換格式。掌握此協定將有助於未來開發企業內部的自動化腳本或 CI/CD 機器人時，能無縫、無痛地將企業既有資產對接至 Copilot 生態圈，最大化研發綜效。</w:t>
+      </w:r>
+    </w:p>
+    <w:p/>
+    <w:p>
+      <w:r>
+        <w:rPr>
+          <w:rFonts w:hint="eastAsia"/>
+        </w:rPr>
+        <w:t xml:space="preserve"># </w:t>
+      </w:r>
+      <w:r>
+        <w:rPr>
+          <w:rFonts w:hint="eastAsia"/>
+        </w:rPr>
+        <w:t>深度解析</w:t>
+      </w:r>
+      <w:r>
+        <w:rPr>
+          <w:rFonts w:hint="eastAsia"/>
+        </w:rPr>
+        <w:t xml:space="preserve"> GitHub Copilot SDK </w:t>
+      </w:r>
+      <w:r>
+        <w:rPr>
+          <w:rFonts w:hint="eastAsia"/>
+        </w:rPr>
+        <w:t>的</w:t>
+      </w:r>
+      <w:r>
+        <w:rPr>
+          <w:rFonts w:hint="eastAsia"/>
+        </w:rPr>
+        <w:t xml:space="preserve"> ACP</w:t>
+      </w:r>
+      <w:r>
+        <w:rPr>
+          <w:rFonts w:hint="eastAsia"/>
+        </w:rPr>
+        <w:t>（</w:t>
+      </w:r>
+      <w:r>
+        <w:rPr>
+          <w:rFonts w:hint="eastAsia"/>
+        </w:rPr>
+        <w:t>Agent Communication Protocol</w:t>
+      </w:r>
+      <w:r>
+        <w:rPr>
+          <w:rFonts w:hint="eastAsia"/>
+        </w:rPr>
+        <w:t>）：機制、實務與企業採用建議</w:t>
+      </w:r>
+      <w:r>
+        <w:rPr>
+          <w:rFonts w:hint="eastAsia"/>
+        </w:rPr>
+        <w:t xml:space="preserve">## </w:t>
+      </w:r>
+      <w:r>
+        <w:rPr>
+          <w:rFonts w:hint="eastAsia"/>
+        </w:rPr>
+        <w:t>摘要（</w:t>
+      </w:r>
+      <w:r>
+        <w:rPr>
+          <w:rFonts w:hint="eastAsia"/>
+        </w:rPr>
+        <w:t>Executive Summary</w:t>
+      </w:r>
+      <w:r>
+        <w:rPr>
+          <w:rFonts w:hint="eastAsia"/>
+        </w:rPr>
+        <w:t>）</w:t>
+      </w:r>
+      <w:r>
+        <w:rPr>
+          <w:rFonts w:hint="eastAsia"/>
+        </w:rPr>
+        <w:t>ACP</w:t>
+      </w:r>
+      <w:r>
+        <w:rPr>
+          <w:rFonts w:hint="eastAsia"/>
+        </w:rPr>
+        <w:t>（</w:t>
+      </w:r>
+      <w:r>
+        <w:rPr>
+          <w:rFonts w:hint="eastAsia"/>
+        </w:rPr>
+        <w:t>Agent Communication Protocol</w:t>
+      </w:r>
+      <w:r>
+        <w:rPr>
+          <w:rFonts w:hint="eastAsia"/>
+        </w:rPr>
+        <w:t>）是</w:t>
+      </w:r>
+      <w:r>
+        <w:rPr>
+          <w:rFonts w:hint="eastAsia"/>
+        </w:rPr>
+        <w:t xml:space="preserve"> GitHub Copilot SDK </w:t>
+      </w:r>
+      <w:r>
+        <w:rPr>
+          <w:rFonts w:hint="eastAsia"/>
+        </w:rPr>
+        <w:t>中，負責在前端開發環境（</w:t>
+      </w:r>
+      <w:r>
+        <w:rPr>
+          <w:rFonts w:hint="eastAsia"/>
+        </w:rPr>
+        <w:t>IDE / SDK</w:t>
+      </w:r>
+      <w:r>
+        <w:rPr>
+          <w:rFonts w:hint="eastAsia"/>
+        </w:rPr>
+        <w:t>）與後端</w:t>
+      </w:r>
+      <w:r>
+        <w:rPr>
+          <w:rFonts w:hint="eastAsia"/>
+        </w:rPr>
+        <w:t xml:space="preserve"> AI </w:t>
+      </w:r>
+      <w:r>
+        <w:rPr>
+          <w:rFonts w:hint="eastAsia"/>
+        </w:rPr>
+        <w:t>執行個體（</w:t>
+      </w:r>
+      <w:r>
+        <w:rPr>
+          <w:rFonts w:hint="eastAsia"/>
+        </w:rPr>
+        <w:t xml:space="preserve">Agent CLI </w:t>
+      </w:r>
+      <w:r>
+        <w:rPr>
+          <w:rFonts w:hint="eastAsia"/>
+        </w:rPr>
+        <w:t>或遠端推論服務）之間建立標準化、可擴充且安全通訊的核心協定。對企業而言，</w:t>
+      </w:r>
+      <w:r>
+        <w:rPr>
+          <w:rFonts w:hint="eastAsia"/>
+        </w:rPr>
+        <w:t xml:space="preserve">ACP </w:t>
+      </w:r>
+      <w:r>
+        <w:rPr>
+          <w:rFonts w:hint="eastAsia"/>
+        </w:rPr>
+        <w:t>不僅是技術介面，更是將</w:t>
+      </w:r>
+      <w:r>
+        <w:rPr>
+          <w:rFonts w:hint="eastAsia"/>
+        </w:rPr>
+        <w:t xml:space="preserve"> AI </w:t>
+      </w:r>
+      <w:r>
+        <w:rPr>
+          <w:rFonts w:hint="eastAsia"/>
+        </w:rPr>
+        <w:t>能力安全、可控、並可替換地納入既有軟體開發生命週期（</w:t>
+      </w:r>
+      <w:r>
+        <w:rPr>
+          <w:rFonts w:hint="eastAsia"/>
+        </w:rPr>
+        <w:t>SDLC</w:t>
+      </w:r>
+      <w:r>
+        <w:rPr>
+          <w:rFonts w:hint="eastAsia"/>
+        </w:rPr>
+        <w:t>）與企業治理的關鍵基礎設施。本文件從技術機制、部署模式、運維與治理要點，到商務價值與</w:t>
+      </w:r>
+      <w:r>
+        <w:rPr>
+          <w:rFonts w:hint="eastAsia"/>
+        </w:rPr>
+        <w:t xml:space="preserve"> PoC </w:t>
+      </w:r>
+      <w:r>
+        <w:rPr>
+          <w:rFonts w:hint="eastAsia"/>
+        </w:rPr>
+        <w:t>路徑，提供可操作的深度指引，協助決策者與技術團隊評估與導入</w:t>
+      </w:r>
+      <w:r>
+        <w:rPr>
+          <w:rFonts w:hint="eastAsia"/>
+        </w:rPr>
+        <w:t xml:space="preserve"> ACP </w:t>
+      </w:r>
+      <w:r>
+        <w:rPr>
+          <w:rFonts w:hint="eastAsia"/>
+        </w:rPr>
+        <w:t>為核心的</w:t>
+      </w:r>
+      <w:r>
+        <w:rPr>
+          <w:rFonts w:hint="eastAsia"/>
+        </w:rPr>
+        <w:t xml:space="preserve"> Copilot </w:t>
+      </w:r>
+      <w:r>
+        <w:rPr>
+          <w:rFonts w:hint="eastAsia"/>
+        </w:rPr>
+        <w:t>生態整合方案。</w:t>
+      </w:r>
+      <w:r>
+        <w:t>---</w:t>
+      </w:r>
+      <w:r>
+        <w:rPr>
+          <w:rFonts w:hint="eastAsia"/>
+        </w:rPr>
+        <w:t xml:space="preserve">## </w:t>
+      </w:r>
+      <w:r>
+        <w:rPr>
+          <w:rFonts w:hint="eastAsia"/>
+        </w:rPr>
+        <w:t>引言：為何</w:t>
+      </w:r>
+      <w:r>
+        <w:rPr>
+          <w:rFonts w:hint="eastAsia"/>
+        </w:rPr>
+        <w:t xml:space="preserve"> ACP </w:t>
+      </w:r>
+      <w:r>
+        <w:rPr>
+          <w:rFonts w:hint="eastAsia"/>
+        </w:rPr>
+        <w:t>是企業級</w:t>
+      </w:r>
+      <w:r>
+        <w:rPr>
+          <w:rFonts w:hint="eastAsia"/>
+        </w:rPr>
+        <w:t xml:space="preserve"> AI </w:t>
+      </w:r>
+      <w:r>
+        <w:rPr>
+          <w:rFonts w:hint="eastAsia"/>
+        </w:rPr>
+        <w:t>整合的關鍵過去</w:t>
+      </w:r>
+      <w:r>
+        <w:rPr>
+          <w:rFonts w:hint="eastAsia"/>
+        </w:rPr>
+        <w:t xml:space="preserve"> AI </w:t>
+      </w:r>
+      <w:r>
+        <w:rPr>
+          <w:rFonts w:hint="eastAsia"/>
+        </w:rPr>
+        <w:t>開發輔助常由雲端單一供應商封閉提供，造成資料外流風險、整合成本高、以及供應商鎖定（</w:t>
+      </w:r>
+      <w:r>
+        <w:rPr>
+          <w:rFonts w:hint="eastAsia"/>
+        </w:rPr>
+        <w:t>vendor lock-in</w:t>
+      </w:r>
+      <w:r>
+        <w:rPr>
+          <w:rFonts w:hint="eastAsia"/>
+        </w:rPr>
+        <w:t>）。</w:t>
+      </w:r>
+      <w:r>
+        <w:rPr>
+          <w:rFonts w:hint="eastAsia"/>
+        </w:rPr>
+        <w:t xml:space="preserve">ACP </w:t>
+      </w:r>
+      <w:r>
+        <w:rPr>
+          <w:rFonts w:hint="eastAsia"/>
+        </w:rPr>
+        <w:t>的出現，讓前端（</w:t>
+      </w:r>
+      <w:r>
+        <w:rPr>
+          <w:rFonts w:hint="eastAsia"/>
+        </w:rPr>
+        <w:t>IDE/SDK</w:t>
+      </w:r>
+      <w:r>
+        <w:rPr>
+          <w:rFonts w:hint="eastAsia"/>
+        </w:rPr>
+        <w:t>）與後端（模型執行）之間的耦合降到最低，透過標準化通訊協定實現「可插拔、可混合部署」的架構。企業可在滿足合規、效能與成本目</w:t>
+      </w:r>
+      <w:r>
+        <w:rPr>
+          <w:rFonts w:hint="eastAsia"/>
+        </w:rPr>
         <w:lastRenderedPageBreak/>
-        <w:t>制定內部工具鏈的通訊標準（Toolchain Standardization）</w:t>
-      </w:r>
-      <w:r>
-        <w:rPr>
-          <w:rFonts w:ascii="微軟正黑體" w:eastAsia="微軟正黑體" w:hAnsi="微軟正黑體" w:hint="eastAsia"/>
-          <w:sz w:val="22"/>
-          <w:szCs w:val="22"/>
-        </w:rPr>
-        <w:t xml:space="preserve"> 技術管理層應鼓勵 DevOps 與架構團隊深入理解 ACP 的資料交換格式。掌握此協定將有助於未來開發企業內部的自動化腳本或 CI/CD 機器人時，能無縫、無痛地將企業既有資產對接至 Copilot 生態圈，最大化研發綜效。</w:t>
-      </w:r>
-    </w:p>
-    <w:p/>
-    <w:p>
-      <w:r>
-        <w:rPr>
-          <w:rFonts w:hint="eastAsia"/>
-        </w:rPr>
-        <w:t xml:space="preserve"># </w:t>
-      </w:r>
-      <w:r>
-        <w:rPr>
-          <w:rFonts w:hint="eastAsia"/>
-        </w:rPr>
-        <w:t>深度解析</w:t>
-      </w:r>
-      <w:r>
-        <w:rPr>
-          <w:rFonts w:hint="eastAsia"/>
-        </w:rPr>
-        <w:t xml:space="preserve"> GitHub Copilot SDK </w:t>
-      </w:r>
-      <w:r>
-        <w:rPr>
-          <w:rFonts w:hint="eastAsia"/>
-        </w:rPr>
-        <w:t>的</w:t>
-      </w:r>
-      <w:r>
-        <w:rPr>
-          <w:rFonts w:hint="eastAsia"/>
-        </w:rPr>
-        <w:t xml:space="preserve"> ACP</w:t>
+        <w:t>標下，自主選擇或替換底層模型與執行環境，這對受監管產業尤為重要。</w:t>
+      </w:r>
+      <w:r>
+        <w:t>---</w:t>
+      </w:r>
+      <w:r>
+        <w:rPr>
+          <w:rFonts w:hint="eastAsia"/>
+        </w:rPr>
+        <w:t xml:space="preserve">## </w:t>
+      </w:r>
+      <w:r>
+        <w:rPr>
+          <w:rFonts w:hint="eastAsia"/>
+        </w:rPr>
+        <w:t>核心論述：</w:t>
+      </w:r>
+      <w:r>
+        <w:rPr>
+          <w:rFonts w:hint="eastAsia"/>
+        </w:rPr>
+        <w:t xml:space="preserve">ACP </w:t>
+      </w:r>
+      <w:r>
+        <w:rPr>
+          <w:rFonts w:hint="eastAsia"/>
+        </w:rPr>
+        <w:t>的設計理念與價值定位</w:t>
+      </w:r>
+      <w:r>
+        <w:rPr>
+          <w:rFonts w:hint="eastAsia"/>
+        </w:rPr>
+        <w:t xml:space="preserve">- </w:t>
+      </w:r>
+      <w:r>
+        <w:rPr>
+          <w:rFonts w:hint="eastAsia"/>
+        </w:rPr>
+        <w:t>標準化：定義一致的</w:t>
+      </w:r>
+      <w:r>
+        <w:rPr>
+          <w:rFonts w:hint="eastAsia"/>
+        </w:rPr>
+        <w:t xml:space="preserve"> session</w:t>
+      </w:r>
+      <w:r>
+        <w:rPr>
+          <w:rFonts w:hint="eastAsia"/>
+        </w:rPr>
+        <w:t>、訊息、串流與錯誤處理模型，降低多方整合成本。</w:t>
+      </w:r>
+      <w:r>
+        <w:rPr>
+          <w:rFonts w:hint="eastAsia"/>
+        </w:rPr>
+        <w:t xml:space="preserve">- </w:t>
+      </w:r>
+      <w:r>
+        <w:rPr>
+          <w:rFonts w:hint="eastAsia"/>
+        </w:rPr>
+        <w:t>解耦合：前端只負責使用者體驗與工作區上下文；重量級推理與狀態由獨立</w:t>
+      </w:r>
+      <w:r>
+        <w:rPr>
+          <w:rFonts w:hint="eastAsia"/>
+        </w:rPr>
+        <w:t xml:space="preserve"> Agent </w:t>
+      </w:r>
+      <w:r>
+        <w:rPr>
+          <w:rFonts w:hint="eastAsia"/>
+        </w:rPr>
+        <w:t>處理。</w:t>
+      </w:r>
+      <w:r>
+        <w:rPr>
+          <w:rFonts w:hint="eastAsia"/>
+        </w:rPr>
+        <w:t xml:space="preserve">- </w:t>
+      </w:r>
+      <w:r>
+        <w:rPr>
+          <w:rFonts w:hint="eastAsia"/>
+        </w:rPr>
+        <w:t>可替換性：支援原生</w:t>
+      </w:r>
+      <w:r>
+        <w:rPr>
+          <w:rFonts w:hint="eastAsia"/>
+        </w:rPr>
+        <w:t xml:space="preserve"> Copilot CLI</w:t>
+      </w:r>
+      <w:r>
+        <w:rPr>
+          <w:rFonts w:hint="eastAsia"/>
+        </w:rPr>
+        <w:t>、第三方</w:t>
+      </w:r>
+      <w:r>
+        <w:rPr>
+          <w:rFonts w:hint="eastAsia"/>
+        </w:rPr>
+        <w:t xml:space="preserve"> CLI</w:t>
+      </w:r>
+      <w:r>
+        <w:rPr>
+          <w:rFonts w:hint="eastAsia"/>
+        </w:rPr>
+        <w:t>（如</w:t>
+      </w:r>
+      <w:r>
+        <w:rPr>
+          <w:rFonts w:hint="eastAsia"/>
+        </w:rPr>
+        <w:t xml:space="preserve"> Gemini</w:t>
+      </w:r>
+      <w:r>
+        <w:rPr>
+          <w:rFonts w:hint="eastAsia"/>
+        </w:rPr>
+        <w:t>）、或企業內部模型伺服器。</w:t>
+      </w:r>
+      <w:r>
+        <w:rPr>
+          <w:rFonts w:hint="eastAsia"/>
+        </w:rPr>
+        <w:t xml:space="preserve">- </w:t>
+      </w:r>
+      <w:r>
+        <w:rPr>
+          <w:rFonts w:hint="eastAsia"/>
+        </w:rPr>
+        <w:t>可治理：從權限、資料主權到審計追蹤，提供企業級合規手段（如</w:t>
+      </w:r>
+      <w:r>
+        <w:rPr>
+          <w:rFonts w:hint="eastAsia"/>
+        </w:rPr>
+        <w:t xml:space="preserve"> BYOK</w:t>
+      </w:r>
+      <w:r>
+        <w:rPr>
+          <w:rFonts w:hint="eastAsia"/>
+        </w:rPr>
+        <w:t>、</w:t>
+      </w:r>
+      <w:r>
+        <w:rPr>
+          <w:rFonts w:hint="eastAsia"/>
+        </w:rPr>
+        <w:t xml:space="preserve">VPC-only </w:t>
+      </w:r>
+      <w:r>
+        <w:rPr>
+          <w:rFonts w:hint="eastAsia"/>
+        </w:rPr>
+        <w:t>部署）。</w:t>
+      </w:r>
+      <w:r>
+        <w:rPr>
+          <w:rFonts w:hint="eastAsia"/>
+        </w:rPr>
+        <w:t xml:space="preserve">- </w:t>
+      </w:r>
+      <w:r>
+        <w:rPr>
+          <w:rFonts w:hint="eastAsia"/>
+        </w:rPr>
+        <w:t>互動化（</w:t>
+      </w:r>
+      <w:r>
+        <w:rPr>
+          <w:rFonts w:hint="eastAsia"/>
+        </w:rPr>
+        <w:t>Agentic</w:t>
+      </w:r>
+      <w:r>
+        <w:rPr>
+          <w:rFonts w:hint="eastAsia"/>
+        </w:rPr>
+        <w:t>）：除了簡單的請求</w:t>
+      </w:r>
+      <w:r>
+        <w:rPr>
+          <w:rFonts w:hint="eastAsia"/>
+        </w:rPr>
+        <w:t>/</w:t>
+      </w:r>
+      <w:r>
+        <w:rPr>
+          <w:rFonts w:hint="eastAsia"/>
+        </w:rPr>
+        <w:t>回應，支援雙向串流、工具呼叫與工作區訪問請求，提升自動化與跨系統合作能力。</w:t>
+      </w:r>
+      <w:r>
+        <w:t>---</w:t>
+      </w:r>
+      <w:r>
+        <w:rPr>
+          <w:rFonts w:hint="eastAsia"/>
+        </w:rPr>
+        <w:t xml:space="preserve">## </w:t>
+      </w:r>
+      <w:r>
+        <w:rPr>
+          <w:rFonts w:hint="eastAsia"/>
+        </w:rPr>
+        <w:t>具體細節：</w:t>
+      </w:r>
+      <w:r>
+        <w:rPr>
+          <w:rFonts w:hint="eastAsia"/>
+        </w:rPr>
+        <w:t xml:space="preserve">ACP </w:t>
+      </w:r>
+      <w:r>
+        <w:rPr>
+          <w:rFonts w:hint="eastAsia"/>
+        </w:rPr>
+        <w:t>的四大運行支柱（深度展開）</w:t>
+      </w:r>
+      <w:r>
+        <w:rPr>
+          <w:rFonts w:hint="eastAsia"/>
+        </w:rPr>
+        <w:t xml:space="preserve">### 1) </w:t>
+      </w:r>
+      <w:r>
+        <w:rPr>
+          <w:rFonts w:hint="eastAsia"/>
+        </w:rPr>
+        <w:t>跨進程會話生命週期管理（</w:t>
+      </w:r>
+      <w:r>
+        <w:rPr>
+          <w:rFonts w:hint="eastAsia"/>
+        </w:rPr>
+        <w:t>Session Lifecycle Management</w:t>
+      </w:r>
+      <w:r>
+        <w:rPr>
+          <w:rFonts w:hint="eastAsia"/>
+        </w:rPr>
+        <w:t>）</w:t>
+      </w:r>
+      <w:r>
+        <w:rPr>
+          <w:rFonts w:hint="eastAsia"/>
+        </w:rPr>
+        <w:t xml:space="preserve">- Session </w:t>
+      </w:r>
+      <w:r>
+        <w:rPr>
+          <w:rFonts w:hint="eastAsia"/>
+        </w:rPr>
+        <w:t>建立：前端呼叫</w:t>
+      </w:r>
+      <w:r>
+        <w:rPr>
+          <w:rFonts w:hint="eastAsia"/>
+        </w:rPr>
+        <w:t xml:space="preserve"> SDK</w:t>
+      </w:r>
+      <w:r>
+        <w:rPr>
+          <w:rFonts w:hint="eastAsia"/>
+        </w:rPr>
+        <w:t>（例如</w:t>
+      </w:r>
+      <w:r>
+        <w:rPr>
+          <w:rFonts w:hint="eastAsia"/>
+        </w:rPr>
+        <w:t xml:space="preserve"> </w:t>
+      </w:r>
+      <w:proofErr w:type="spellStart"/>
+      <w:r>
+        <w:t>client.createSession</w:t>
+      </w:r>
+      <w:proofErr w:type="spellEnd"/>
+      <w:r>
+        <w:t>(...)</w:t>
+      </w:r>
+      <w:r>
+        <w:rPr>
+          <w:rFonts w:hint="eastAsia"/>
+        </w:rPr>
+        <w:t>）時，</w:t>
+      </w:r>
+      <w:r>
+        <w:rPr>
+          <w:rFonts w:hint="eastAsia"/>
+        </w:rPr>
+        <w:t xml:space="preserve">ACP </w:t>
+      </w:r>
+      <w:r>
+        <w:rPr>
+          <w:rFonts w:hint="eastAsia"/>
+        </w:rPr>
+        <w:t>負責透過參數（</w:t>
+      </w:r>
+      <w:proofErr w:type="spellStart"/>
+      <w:r>
+        <w:rPr>
+          <w:rFonts w:hint="eastAsia"/>
+        </w:rPr>
+        <w:t>cliPath</w:t>
+      </w:r>
+      <w:proofErr w:type="spellEnd"/>
+      <w:r>
+        <w:rPr>
+          <w:rFonts w:hint="eastAsia"/>
+        </w:rPr>
+        <w:t>、</w:t>
+      </w:r>
+      <w:proofErr w:type="spellStart"/>
+      <w:r>
+        <w:rPr>
+          <w:rFonts w:hint="eastAsia"/>
+        </w:rPr>
+        <w:t>cliArgs</w:t>
+      </w:r>
+      <w:proofErr w:type="spellEnd"/>
+      <w:r>
+        <w:rPr>
+          <w:rFonts w:hint="eastAsia"/>
+        </w:rPr>
+        <w:t>、</w:t>
+      </w:r>
+      <w:r>
+        <w:rPr>
+          <w:rFonts w:hint="eastAsia"/>
+        </w:rPr>
+        <w:t xml:space="preserve">env </w:t>
+      </w:r>
+      <w:r>
+        <w:rPr>
+          <w:rFonts w:hint="eastAsia"/>
+        </w:rPr>
+        <w:t>等）啟動或連線</w:t>
+      </w:r>
+      <w:r>
+        <w:rPr>
+          <w:rFonts w:hint="eastAsia"/>
+        </w:rPr>
+        <w:t xml:space="preserve"> Agent</w:t>
+      </w:r>
+      <w:r>
+        <w:rPr>
+          <w:rFonts w:hint="eastAsia"/>
+        </w:rPr>
+        <w:t>。</w:t>
+      </w:r>
+      <w:r>
+        <w:rPr>
+          <w:rFonts w:hint="eastAsia"/>
+        </w:rPr>
+        <w:t xml:space="preserve">  - </w:t>
+      </w:r>
+      <w:r>
+        <w:rPr>
+          <w:rFonts w:hint="eastAsia"/>
+        </w:rPr>
+        <w:t>狀態機：典型狀態包含：</w:t>
+      </w:r>
+      <w:r>
+        <w:rPr>
+          <w:rFonts w:hint="eastAsia"/>
+        </w:rPr>
+        <w:t xml:space="preserve">CREATING </w:t>
+      </w:r>
+      <w:r>
+        <w:rPr>
+          <w:rFonts w:hint="eastAsia"/>
+        </w:rPr>
+        <w:t>→</w:t>
+      </w:r>
+      <w:r>
+        <w:rPr>
+          <w:rFonts w:hint="eastAsia"/>
+        </w:rPr>
+        <w:t xml:space="preserve"> ACTIVE (STREAMING/IDLE) </w:t>
+      </w:r>
+      <w:r>
+        <w:rPr>
+          <w:rFonts w:hint="eastAsia"/>
+        </w:rPr>
+        <w:t>→</w:t>
+      </w:r>
+      <w:r>
+        <w:rPr>
+          <w:rFonts w:hint="eastAsia"/>
+        </w:rPr>
+        <w:t xml:space="preserve"> PAUSED </w:t>
+      </w:r>
+      <w:r>
+        <w:rPr>
+          <w:rFonts w:hint="eastAsia"/>
+        </w:rPr>
+        <w:t>→</w:t>
+      </w:r>
+      <w:r>
+        <w:rPr>
+          <w:rFonts w:hint="eastAsia"/>
+        </w:rPr>
+        <w:t xml:space="preserve"> TERMINATING </w:t>
+      </w:r>
+      <w:r>
+        <w:rPr>
+          <w:rFonts w:hint="eastAsia"/>
+        </w:rPr>
+        <w:t>→</w:t>
+      </w:r>
+      <w:r>
+        <w:rPr>
+          <w:rFonts w:hint="eastAsia"/>
+        </w:rPr>
+        <w:t xml:space="preserve"> TERMINATED</w:t>
+      </w:r>
+      <w:r>
+        <w:rPr>
+          <w:rFonts w:hint="eastAsia"/>
+        </w:rPr>
+        <w:t>。每個狀態都要明確回報錯誤碼與可重試策略。</w:t>
+      </w:r>
+      <w:r>
+        <w:rPr>
+          <w:rFonts w:hint="eastAsia"/>
+        </w:rPr>
+        <w:t xml:space="preserve">  - </w:t>
+      </w:r>
+      <w:r>
+        <w:rPr>
+          <w:rFonts w:hint="eastAsia"/>
+        </w:rPr>
+        <w:t>資源回收：必須支援</w:t>
+      </w:r>
+      <w:r>
+        <w:rPr>
+          <w:rFonts w:hint="eastAsia"/>
+        </w:rPr>
+        <w:t xml:space="preserve"> graceful shutdown</w:t>
+      </w:r>
+      <w:r>
+        <w:rPr>
+          <w:rFonts w:hint="eastAsia"/>
+        </w:rPr>
+        <w:t>、超時回收（</w:t>
+      </w:r>
+      <w:r>
+        <w:rPr>
+          <w:rFonts w:hint="eastAsia"/>
+        </w:rPr>
+        <w:t>idle timeout</w:t>
+      </w:r>
+      <w:r>
+        <w:rPr>
+          <w:rFonts w:hint="eastAsia"/>
+        </w:rPr>
+        <w:t>）與強制回收（</w:t>
+      </w:r>
+      <w:r>
+        <w:rPr>
+          <w:rFonts w:hint="eastAsia"/>
+        </w:rPr>
+        <w:t>OOM / hung process</w:t>
+      </w:r>
+      <w:r>
+        <w:rPr>
+          <w:rFonts w:hint="eastAsia"/>
+        </w:rPr>
+        <w:t>），並提供可觀察的事件。</w:t>
+      </w:r>
+      <w:r>
+        <w:rPr>
+          <w:rFonts w:hint="eastAsia"/>
+        </w:rPr>
+        <w:t xml:space="preserve">  - </w:t>
+      </w:r>
+      <w:r>
+        <w:rPr>
+          <w:rFonts w:hint="eastAsia"/>
+        </w:rPr>
+        <w:t>建議實作要點：對長時間任務使用心跳（</w:t>
+      </w:r>
+      <w:r>
+        <w:rPr>
+          <w:rFonts w:hint="eastAsia"/>
+        </w:rPr>
+        <w:t>heartbeat</w:t>
+      </w:r>
+      <w:r>
+        <w:rPr>
+          <w:rFonts w:hint="eastAsia"/>
+        </w:rPr>
+        <w:t>）與</w:t>
+      </w:r>
+      <w:r>
+        <w:rPr>
+          <w:rFonts w:hint="eastAsia"/>
+        </w:rPr>
+        <w:t xml:space="preserve"> lease </w:t>
+      </w:r>
+      <w:r>
+        <w:rPr>
+          <w:rFonts w:hint="eastAsia"/>
+        </w:rPr>
+        <w:t>機制，防止</w:t>
+      </w:r>
+      <w:r>
+        <w:rPr>
+          <w:rFonts w:hint="eastAsia"/>
+        </w:rPr>
+        <w:t xml:space="preserve"> orphan process</w:t>
+      </w:r>
+      <w:r>
+        <w:rPr>
+          <w:rFonts w:hint="eastAsia"/>
+        </w:rPr>
+        <w:t>；為每個</w:t>
+      </w:r>
+      <w:r>
+        <w:rPr>
+          <w:rFonts w:hint="eastAsia"/>
+        </w:rPr>
+        <w:t xml:space="preserve"> session </w:t>
+      </w:r>
+      <w:r>
+        <w:rPr>
+          <w:rFonts w:hint="eastAsia"/>
+        </w:rPr>
+        <w:t>記錄起訖時戳、使用者</w:t>
+      </w:r>
+      <w:r>
+        <w:rPr>
+          <w:rFonts w:hint="eastAsia"/>
+        </w:rPr>
+        <w:t xml:space="preserve"> ID</w:t>
+      </w:r>
+      <w:r>
+        <w:rPr>
+          <w:rFonts w:hint="eastAsia"/>
+        </w:rPr>
+        <w:t>、執行命令與環境變數（不含敏感金鑰）。</w:t>
+      </w:r>
+      <w:r>
+        <w:rPr>
+          <w:rFonts w:hint="eastAsia"/>
+        </w:rPr>
+        <w:t xml:space="preserve">### 2) </w:t>
+      </w:r>
+      <w:r>
+        <w:rPr>
+          <w:rFonts w:hint="eastAsia"/>
+        </w:rPr>
+        <w:t>標準化雙向資料流通與串流（</w:t>
+      </w:r>
+      <w:r>
+        <w:rPr>
+          <w:rFonts w:hint="eastAsia"/>
+        </w:rPr>
+        <w:t>Bidirectional Streaming</w:t>
+      </w:r>
+      <w:r>
+        <w:rPr>
+          <w:rFonts w:hint="eastAsia"/>
+        </w:rPr>
+        <w:t>）</w:t>
+      </w:r>
+      <w:r>
+        <w:rPr>
+          <w:rFonts w:hint="eastAsia"/>
+        </w:rPr>
+        <w:t xml:space="preserve">- </w:t>
+      </w:r>
+      <w:r>
+        <w:rPr>
+          <w:rFonts w:hint="eastAsia"/>
+        </w:rPr>
+        <w:t>傳輸語義：採用全雙工串流使</w:t>
+      </w:r>
+      <w:r>
+        <w:rPr>
+          <w:rFonts w:hint="eastAsia"/>
+        </w:rPr>
+        <w:t xml:space="preserve"> token-by-token </w:t>
+      </w:r>
+      <w:r>
+        <w:rPr>
+          <w:rFonts w:hint="eastAsia"/>
+        </w:rPr>
+        <w:t>回送可行，並允許</w:t>
+      </w:r>
+      <w:r>
+        <w:rPr>
+          <w:rFonts w:hint="eastAsia"/>
+        </w:rPr>
+        <w:t xml:space="preserve"> agent </w:t>
+      </w:r>
+      <w:r>
+        <w:rPr>
+          <w:rFonts w:hint="eastAsia"/>
+        </w:rPr>
+        <w:t>在推理中斷點提出回呼請求（例如：請求讀取</w:t>
+      </w:r>
+      <w:r>
+        <w:rPr>
+          <w:rFonts w:hint="eastAsia"/>
+        </w:rPr>
+        <w:t>/</w:t>
+      </w:r>
+      <w:r>
+        <w:rPr>
+          <w:rFonts w:hint="eastAsia"/>
+        </w:rPr>
+        <w:t>寫入工作區檔案、觸發外部工具）。</w:t>
+      </w:r>
+      <w:r>
+        <w:rPr>
+          <w:rFonts w:hint="eastAsia"/>
+        </w:rPr>
+        <w:t xml:space="preserve">  - </w:t>
+      </w:r>
+      <w:r>
+        <w:rPr>
+          <w:rFonts w:hint="eastAsia"/>
+        </w:rPr>
+        <w:t>訊息類型：</w:t>
+      </w:r>
+      <w:r>
+        <w:rPr>
+          <w:rFonts w:hint="eastAsia"/>
+        </w:rPr>
+        <w:t>Generate (streaming tokens)</w:t>
+      </w:r>
+      <w:r>
+        <w:rPr>
+          <w:rFonts w:hint="eastAsia"/>
+        </w:rPr>
+        <w:t>、</w:t>
+      </w:r>
+      <w:proofErr w:type="spellStart"/>
+      <w:r>
+        <w:rPr>
+          <w:rFonts w:hint="eastAsia"/>
+        </w:rPr>
+        <w:t>ToolCallRequest</w:t>
+      </w:r>
+      <w:proofErr w:type="spellEnd"/>
+      <w:r>
+        <w:rPr>
+          <w:rFonts w:hint="eastAsia"/>
+        </w:rPr>
+        <w:t xml:space="preserve"> / </w:t>
+      </w:r>
+      <w:proofErr w:type="spellStart"/>
+      <w:r>
+        <w:rPr>
+          <w:rFonts w:hint="eastAsia"/>
+        </w:rPr>
+        <w:t>ToolCallResponse</w:t>
+      </w:r>
+      <w:proofErr w:type="spellEnd"/>
+      <w:r>
+        <w:rPr>
+          <w:rFonts w:hint="eastAsia"/>
+        </w:rPr>
+        <w:t>、</w:t>
+      </w:r>
+      <w:proofErr w:type="spellStart"/>
+      <w:r>
+        <w:rPr>
+          <w:rFonts w:hint="eastAsia"/>
+        </w:rPr>
+        <w:t>FileAccessRequest</w:t>
+      </w:r>
+      <w:proofErr w:type="spellEnd"/>
+      <w:r>
+        <w:rPr>
+          <w:rFonts w:hint="eastAsia"/>
+        </w:rPr>
+        <w:t xml:space="preserve"> / Response</w:t>
+      </w:r>
+      <w:r>
+        <w:rPr>
+          <w:rFonts w:hint="eastAsia"/>
+        </w:rPr>
+        <w:t>、</w:t>
+      </w:r>
+      <w:r>
+        <w:rPr>
+          <w:rFonts w:hint="eastAsia"/>
+        </w:rPr>
+        <w:t>Status/Progress</w:t>
+      </w:r>
+      <w:r>
+        <w:rPr>
+          <w:rFonts w:hint="eastAsia"/>
+        </w:rPr>
+        <w:t>、</w:t>
+      </w:r>
+      <w:r>
+        <w:rPr>
+          <w:rFonts w:hint="eastAsia"/>
+        </w:rPr>
+        <w:t>Error</w:t>
+      </w:r>
+      <w:r>
+        <w:rPr>
+          <w:rFonts w:hint="eastAsia"/>
+        </w:rPr>
+        <w:t>。每種訊息需有一致的握手（</w:t>
+      </w:r>
+      <w:r>
+        <w:rPr>
+          <w:rFonts w:hint="eastAsia"/>
+        </w:rPr>
+        <w:t>ack</w:t>
+      </w:r>
+      <w:r>
+        <w:rPr>
+          <w:rFonts w:hint="eastAsia"/>
+        </w:rPr>
+        <w:t>）與重試</w:t>
+      </w:r>
+      <w:r>
+        <w:rPr>
+          <w:rFonts w:hint="eastAsia"/>
+        </w:rPr>
+        <w:t>/</w:t>
+      </w:r>
+      <w:r>
+        <w:rPr>
+          <w:rFonts w:hint="eastAsia"/>
+        </w:rPr>
+        <w:t>回退策略。</w:t>
+      </w:r>
+      <w:r>
+        <w:rPr>
+          <w:rFonts w:hint="eastAsia"/>
+        </w:rPr>
+        <w:t xml:space="preserve">  - </w:t>
+      </w:r>
+      <w:r>
+        <w:rPr>
+          <w:rFonts w:hint="eastAsia"/>
+        </w:rPr>
+        <w:t>擴展性：訊息中應包含</w:t>
+      </w:r>
+      <w:r>
+        <w:rPr>
+          <w:rFonts w:hint="eastAsia"/>
+        </w:rPr>
+        <w:t xml:space="preserve"> metadata</w:t>
       </w:r>
       <w:r>
         <w:rPr>
@@ -2872,17 +5153,541 @@
         </w:rPr>
         <w:t>（</w:t>
       </w:r>
-      <w:r>
-        <w:rPr>
-          <w:rFonts w:hint="eastAsia"/>
-        </w:rPr>
-        <w:t>Agent Communication Protocol</w:t>
-      </w:r>
-      <w:r>
-        <w:rPr>
-          <w:rFonts w:hint="eastAsia"/>
-        </w:rPr>
-        <w:t>）：機制、實務與企業採用建議</w:t>
+      <w:proofErr w:type="spellStart"/>
+      <w:r>
+        <w:rPr>
+          <w:rFonts w:hint="eastAsia"/>
+        </w:rPr>
+        <w:t>traceId</w:t>
+      </w:r>
+      <w:proofErr w:type="spellEnd"/>
+      <w:r>
+        <w:rPr>
+          <w:rFonts w:hint="eastAsia"/>
+        </w:rPr>
+        <w:t>、</w:t>
+      </w:r>
+      <w:proofErr w:type="spellStart"/>
+      <w:r>
+        <w:rPr>
+          <w:rFonts w:hint="eastAsia"/>
+        </w:rPr>
+        <w:t>sessionId</w:t>
+      </w:r>
+      <w:proofErr w:type="spellEnd"/>
+      <w:r>
+        <w:rPr>
+          <w:rFonts w:hint="eastAsia"/>
+        </w:rPr>
+        <w:t>、</w:t>
+      </w:r>
+      <w:proofErr w:type="spellStart"/>
+      <w:r>
+        <w:rPr>
+          <w:rFonts w:hint="eastAsia"/>
+        </w:rPr>
+        <w:t>userContext</w:t>
+      </w:r>
+      <w:proofErr w:type="spellEnd"/>
+      <w:r>
+        <w:rPr>
+          <w:rFonts w:hint="eastAsia"/>
+        </w:rPr>
+        <w:t>、</w:t>
+      </w:r>
+      <w:proofErr w:type="spellStart"/>
+      <w:r>
+        <w:rPr>
+          <w:rFonts w:hint="eastAsia"/>
+        </w:rPr>
+        <w:t>policyTags</w:t>
+      </w:r>
+      <w:proofErr w:type="spellEnd"/>
+      <w:r>
+        <w:rPr>
+          <w:rFonts w:hint="eastAsia"/>
+        </w:rPr>
+        <w:t>），以便審計與流量分隔。</w:t>
+      </w:r>
+      <w:r>
+        <w:rPr>
+          <w:rFonts w:hint="eastAsia"/>
+        </w:rPr>
+        <w:t xml:space="preserve"> </w:t>
+      </w:r>
+      <w:r>
+        <w:t xml:space="preserve"> </w:t>
+      </w:r>
+      <w:r>
+        <w:rPr>
+          <w:rFonts w:hint="eastAsia"/>
+        </w:rPr>
+        <w:t xml:space="preserve">- </w:t>
+      </w:r>
+      <w:r>
+        <w:rPr>
+          <w:rFonts w:hint="eastAsia"/>
+        </w:rPr>
+        <w:t>使用者體驗：透過逐字元渲染降低延遲感；但需在</w:t>
+      </w:r>
+      <w:r>
+        <w:rPr>
+          <w:rFonts w:hint="eastAsia"/>
+        </w:rPr>
+        <w:t xml:space="preserve"> UI </w:t>
+      </w:r>
+      <w:r>
+        <w:rPr>
+          <w:rFonts w:hint="eastAsia"/>
+        </w:rPr>
+        <w:t>層加入取消、暫停、增量確認等控制。</w:t>
+      </w:r>
+      <w:r>
+        <w:rPr>
+          <w:rFonts w:hint="eastAsia"/>
+        </w:rPr>
+        <w:t xml:space="preserve">### 3) </w:t>
+      </w:r>
+      <w:r>
+        <w:rPr>
+          <w:rFonts w:hint="eastAsia"/>
+        </w:rPr>
+        <w:t>多元接入點與本地</w:t>
+      </w:r>
+      <w:r>
+        <w:rPr>
+          <w:rFonts w:hint="eastAsia"/>
+        </w:rPr>
+        <w:t>/</w:t>
+      </w:r>
+      <w:r>
+        <w:rPr>
+          <w:rFonts w:hint="eastAsia"/>
+        </w:rPr>
+        <w:t>遠端混合部署（</w:t>
+      </w:r>
+      <w:r>
+        <w:rPr>
+          <w:rFonts w:hint="eastAsia"/>
+        </w:rPr>
+        <w:t>Hybrid Deployment</w:t>
+      </w:r>
+      <w:r>
+        <w:rPr>
+          <w:rFonts w:hint="eastAsia"/>
+        </w:rPr>
+        <w:t>）</w:t>
+      </w:r>
+      <w:r>
+        <w:rPr>
+          <w:rFonts w:hint="eastAsia"/>
+        </w:rPr>
+        <w:t xml:space="preserve">- </w:t>
+      </w:r>
+      <w:r>
+        <w:rPr>
+          <w:rFonts w:hint="eastAsia"/>
+        </w:rPr>
+        <w:t>典型部署模式：</w:t>
+      </w:r>
+      <w:r>
+        <w:rPr>
+          <w:rFonts w:hint="eastAsia"/>
+        </w:rPr>
+        <w:t xml:space="preserve">  - SaaS</w:t>
+      </w:r>
+      <w:r>
+        <w:rPr>
+          <w:rFonts w:hint="eastAsia"/>
+        </w:rPr>
+        <w:t>（官方</w:t>
+      </w:r>
+      <w:r>
+        <w:rPr>
+          <w:rFonts w:hint="eastAsia"/>
+        </w:rPr>
+        <w:t xml:space="preserve"> Copilot CLI</w:t>
+      </w:r>
+      <w:r>
+        <w:rPr>
+          <w:rFonts w:hint="eastAsia"/>
+        </w:rPr>
+        <w:t>）—</w:t>
+      </w:r>
+      <w:r>
+        <w:rPr>
+          <w:rFonts w:hint="eastAsia"/>
+        </w:rPr>
+        <w:t xml:space="preserve"> </w:t>
+      </w:r>
+      <w:r>
+        <w:rPr>
+          <w:rFonts w:hint="eastAsia"/>
+        </w:rPr>
+        <w:t>最簡單上手，但需評估資料外流風險與合約。</w:t>
+      </w:r>
+      <w:r>
+        <w:rPr>
+          <w:rFonts w:hint="eastAsia"/>
+        </w:rPr>
+        <w:t xml:space="preserve">  - BYOM</w:t>
+      </w:r>
+      <w:r>
+        <w:rPr>
+          <w:rFonts w:hint="eastAsia"/>
+        </w:rPr>
+        <w:t>（</w:t>
+      </w:r>
+      <w:r>
+        <w:rPr>
+          <w:rFonts w:hint="eastAsia"/>
+        </w:rPr>
+        <w:t>Bring Your Own Model via CLI</w:t>
+      </w:r>
+      <w:r>
+        <w:rPr>
+          <w:rFonts w:hint="eastAsia"/>
+        </w:rPr>
+        <w:t>）—</w:t>
+      </w:r>
+      <w:r>
+        <w:rPr>
+          <w:rFonts w:hint="eastAsia"/>
+        </w:rPr>
+        <w:t xml:space="preserve"> </w:t>
+      </w:r>
+      <w:r>
+        <w:rPr>
+          <w:rFonts w:hint="eastAsia"/>
+        </w:rPr>
+        <w:t>指向企業自有或第三方</w:t>
+      </w:r>
+      <w:r>
+        <w:rPr>
+          <w:rFonts w:hint="eastAsia"/>
+        </w:rPr>
+        <w:t xml:space="preserve"> CLI</w:t>
+      </w:r>
+      <w:r>
+        <w:rPr>
+          <w:rFonts w:hint="eastAsia"/>
+        </w:rPr>
+        <w:t>，適合專業領域化模型。</w:t>
+      </w:r>
+      <w:r>
+        <w:t xml:space="preserve">  - On-prem / VPC-hosted </w:t>
+      </w:r>
+      <w:r>
+        <w:rPr>
+          <w:rFonts w:hint="eastAsia"/>
+        </w:rPr>
+        <w:t>推論節點</w:t>
+      </w:r>
+      <w:r>
+        <w:rPr>
+          <w:rFonts w:hint="eastAsia"/>
+        </w:rPr>
+        <w:t xml:space="preserve"> </w:t>
+      </w:r>
+      <w:r>
+        <w:rPr>
+          <w:rFonts w:hint="eastAsia"/>
+        </w:rPr>
+        <w:t>—</w:t>
+      </w:r>
+      <w:r>
+        <w:rPr>
+          <w:rFonts w:hint="eastAsia"/>
+        </w:rPr>
+        <w:t xml:space="preserve"> </w:t>
+      </w:r>
+      <w:r>
+        <w:rPr>
+          <w:rFonts w:hint="eastAsia"/>
+        </w:rPr>
+        <w:t>適用於高合規需求（金融、醫療、國防級別）。</w:t>
+      </w:r>
+      <w:r>
+        <w:rPr>
+          <w:rFonts w:hint="eastAsia"/>
+        </w:rPr>
+        <w:t xml:space="preserve">  - </w:t>
+      </w:r>
+      <w:r>
+        <w:rPr>
+          <w:rFonts w:hint="eastAsia"/>
+        </w:rPr>
+        <w:t>網路拓撲：支援直接連線與反向代理（例如透過內網端口與</w:t>
+      </w:r>
+      <w:r>
+        <w:rPr>
+          <w:rFonts w:hint="eastAsia"/>
+        </w:rPr>
+        <w:t xml:space="preserve"> </w:t>
+      </w:r>
+      <w:proofErr w:type="spellStart"/>
+      <w:r>
+        <w:rPr>
+          <w:rFonts w:hint="eastAsia"/>
+        </w:rPr>
+        <w:t>mTLS</w:t>
+      </w:r>
+      <w:proofErr w:type="spellEnd"/>
+      <w:r>
+        <w:rPr>
+          <w:rFonts w:hint="eastAsia"/>
+        </w:rPr>
+        <w:t>）以滿足安全要求。</w:t>
+      </w:r>
+      <w:r>
+        <w:rPr>
+          <w:rFonts w:hint="eastAsia"/>
+        </w:rPr>
+        <w:t xml:space="preserve">  - </w:t>
+      </w:r>
+      <w:r>
+        <w:rPr>
+          <w:rFonts w:hint="eastAsia"/>
+        </w:rPr>
+        <w:t>負載策略：</w:t>
+      </w:r>
+      <w:r>
+        <w:rPr>
+          <w:rFonts w:hint="eastAsia"/>
+        </w:rPr>
+        <w:t xml:space="preserve">local agent </w:t>
+      </w:r>
+      <w:r>
+        <w:rPr>
+          <w:rFonts w:hint="eastAsia"/>
+        </w:rPr>
+        <w:t>適合低延遲互動；遠端集群適合大規模批次或高成本推理。混合使用可以平衡成本與體</w:t>
+      </w:r>
+      <w:r>
+        <w:rPr>
+          <w:rFonts w:hint="eastAsia"/>
+        </w:rPr>
+        <w:lastRenderedPageBreak/>
+        <w:t>驗。</w:t>
+      </w:r>
+      <w:r>
+        <w:rPr>
+          <w:rFonts w:hint="eastAsia"/>
+        </w:rPr>
+        <w:t xml:space="preserve">### 4) </w:t>
+      </w:r>
+      <w:r>
+        <w:rPr>
+          <w:rFonts w:hint="eastAsia"/>
+        </w:rPr>
+        <w:t>企業級</w:t>
+      </w:r>
+      <w:r>
+        <w:rPr>
+          <w:rFonts w:hint="eastAsia"/>
+        </w:rPr>
+        <w:t xml:space="preserve"> BYOK </w:t>
+      </w:r>
+      <w:r>
+        <w:rPr>
+          <w:rFonts w:hint="eastAsia"/>
+        </w:rPr>
+        <w:t>與資料邊界控制（</w:t>
+      </w:r>
+      <w:r>
+        <w:rPr>
+          <w:rFonts w:hint="eastAsia"/>
+        </w:rPr>
+        <w:t>Security &amp; Compliance</w:t>
+      </w:r>
+      <w:r>
+        <w:rPr>
+          <w:rFonts w:hint="eastAsia"/>
+        </w:rPr>
+        <w:t>）</w:t>
+      </w:r>
+      <w:r>
+        <w:rPr>
+          <w:rFonts w:hint="eastAsia"/>
+        </w:rPr>
+        <w:t xml:space="preserve">- BYOK </w:t>
+      </w:r>
+      <w:r>
+        <w:rPr>
+          <w:rFonts w:hint="eastAsia"/>
+        </w:rPr>
+        <w:t>與密鑰管理：允許企業注入自有</w:t>
+      </w:r>
+      <w:r>
+        <w:rPr>
+          <w:rFonts w:hint="eastAsia"/>
+        </w:rPr>
+        <w:t xml:space="preserve"> API Key</w:t>
+      </w:r>
+      <w:r>
+        <w:rPr>
+          <w:rFonts w:hint="eastAsia"/>
+        </w:rPr>
+        <w:t>、</w:t>
+      </w:r>
+      <w:r>
+        <w:rPr>
+          <w:rFonts w:hint="eastAsia"/>
+        </w:rPr>
+        <w:t>endpoint</w:t>
+      </w:r>
+      <w:r>
+        <w:rPr>
+          <w:rFonts w:hint="eastAsia"/>
+        </w:rPr>
+        <w:t>，或使用雲端金鑰管理（</w:t>
+      </w:r>
+      <w:r>
+        <w:rPr>
+          <w:rFonts w:hint="eastAsia"/>
+        </w:rPr>
+        <w:t>Azure Key Vault</w:t>
+      </w:r>
+      <w:r>
+        <w:rPr>
+          <w:rFonts w:hint="eastAsia"/>
+        </w:rPr>
+        <w:t>、</w:t>
+      </w:r>
+      <w:r>
+        <w:rPr>
+          <w:rFonts w:hint="eastAsia"/>
+        </w:rPr>
+        <w:t>AWS KMS</w:t>
+      </w:r>
+      <w:r>
+        <w:rPr>
+          <w:rFonts w:hint="eastAsia"/>
+        </w:rPr>
+        <w:t>）以便密鑰輪替與存取控制。</w:t>
+      </w:r>
+      <w:r>
+        <w:rPr>
+          <w:rFonts w:hint="eastAsia"/>
+        </w:rPr>
+        <w:t xml:space="preserve">  - </w:t>
+      </w:r>
+      <w:r>
+        <w:rPr>
+          <w:rFonts w:hint="eastAsia"/>
+        </w:rPr>
+        <w:t>資料最小化與居內處理：在</w:t>
+      </w:r>
+      <w:r>
+        <w:rPr>
+          <w:rFonts w:hint="eastAsia"/>
+        </w:rPr>
+        <w:t xml:space="preserve"> ACP </w:t>
+      </w:r>
+      <w:r>
+        <w:rPr>
+          <w:rFonts w:hint="eastAsia"/>
+        </w:rPr>
+        <w:t>層面支援過濾（</w:t>
+      </w:r>
+      <w:r>
+        <w:rPr>
+          <w:rFonts w:hint="eastAsia"/>
+        </w:rPr>
+        <w:t>masking</w:t>
+      </w:r>
+      <w:r>
+        <w:rPr>
+          <w:rFonts w:hint="eastAsia"/>
+        </w:rPr>
+        <w:t>）、本地化前處理（</w:t>
+      </w:r>
+      <w:r>
+        <w:rPr>
+          <w:rFonts w:hint="eastAsia"/>
+        </w:rPr>
+        <w:t>normalize</w:t>
+      </w:r>
+      <w:r>
+        <w:rPr>
+          <w:rFonts w:hint="eastAsia"/>
+        </w:rPr>
+        <w:t>）與留痕（</w:t>
+      </w:r>
+      <w:r>
+        <w:rPr>
+          <w:rFonts w:hint="eastAsia"/>
+        </w:rPr>
+        <w:t>audit logs</w:t>
+      </w:r>
+      <w:r>
+        <w:rPr>
+          <w:rFonts w:hint="eastAsia"/>
+        </w:rPr>
+        <w:t>），降低敏感資訊傳輸。</w:t>
+      </w:r>
+      <w:r>
+        <w:rPr>
+          <w:rFonts w:hint="eastAsia"/>
+        </w:rPr>
+        <w:t xml:space="preserve">  - </w:t>
+      </w:r>
+      <w:r>
+        <w:rPr>
+          <w:rFonts w:hint="eastAsia"/>
+        </w:rPr>
+        <w:t>法規合規性：建立資料分類與路徑策略，確保</w:t>
+      </w:r>
+      <w:r>
+        <w:rPr>
+          <w:rFonts w:hint="eastAsia"/>
+        </w:rPr>
+        <w:t xml:space="preserve"> PII</w:t>
+      </w:r>
+      <w:r>
+        <w:rPr>
+          <w:rFonts w:hint="eastAsia"/>
+        </w:rPr>
+        <w:t>、商業敏感資料不會外流至公共模型。</w:t>
+      </w:r>
+      <w:r>
+        <w:rPr>
+          <w:rFonts w:hint="eastAsia"/>
+        </w:rPr>
+        <w:t xml:space="preserve">  - </w:t>
+      </w:r>
+      <w:r>
+        <w:rPr>
+          <w:rFonts w:hint="eastAsia"/>
+        </w:rPr>
+        <w:t>審計與合規證據：紀錄每次</w:t>
+      </w:r>
+      <w:r>
+        <w:rPr>
+          <w:rFonts w:hint="eastAsia"/>
+        </w:rPr>
+        <w:t xml:space="preserve"> session </w:t>
+      </w:r>
+      <w:r>
+        <w:rPr>
+          <w:rFonts w:hint="eastAsia"/>
+        </w:rPr>
+        <w:t>的存取清單（誰、何時、對哪個檔案、以何種</w:t>
+      </w:r>
+      <w:r>
+        <w:rPr>
+          <w:rFonts w:hint="eastAsia"/>
+        </w:rPr>
+        <w:t xml:space="preserve"> model </w:t>
+      </w:r>
+      <w:r>
+        <w:rPr>
+          <w:rFonts w:hint="eastAsia"/>
+        </w:rPr>
+        <w:t>產生輸出），以支援審計要求。</w:t>
+      </w:r>
+      <w:r>
+        <w:t>---</w:t>
       </w:r>
       <w:r>
         <w:rPr>
@@ -2894,13 +5699,279 @@
         <w:rPr>
           <w:rFonts w:hint="eastAsia"/>
         </w:rPr>
-        <w:t>摘要（</w:t>
-      </w:r>
-      <w:r>
-        <w:rPr>
-          <w:rFonts w:hint="eastAsia"/>
-        </w:rPr>
-        <w:t>Executive Summary</w:t>
+        <w:t>技術深潛：訊息協定與整合模式（要點）</w:t>
+      </w:r>
+      <w:r>
+        <w:rPr>
+          <w:rFonts w:hint="eastAsia"/>
+        </w:rPr>
+        <w:t xml:space="preserve">- </w:t>
+      </w:r>
+      <w:r>
+        <w:rPr>
+          <w:rFonts w:hint="eastAsia"/>
+        </w:rPr>
+        <w:t>最小訊息合約（示意）：</w:t>
+      </w:r>
+      <w:r>
+        <w:rPr>
+          <w:rFonts w:hint="eastAsia"/>
+        </w:rPr>
+        <w:t xml:space="preserve">{ type, </w:t>
+      </w:r>
+      <w:proofErr w:type="spellStart"/>
+      <w:r>
+        <w:rPr>
+          <w:rFonts w:hint="eastAsia"/>
+        </w:rPr>
+        <w:t>sess</w:t>
+      </w:r>
+      <w:r>
+        <w:t>ionId</w:t>
+      </w:r>
+      <w:proofErr w:type="spellEnd"/>
+      <w:r>
+        <w:t>, seq, payload, meta</w:t>
+      </w:r>
+      <w:r>
+        <w:rPr>
+          <w:rFonts w:hint="eastAsia"/>
+        </w:rPr>
+        <w:t>data, signature? }</w:t>
+      </w:r>
+      <w:r>
+        <w:rPr>
+          <w:rFonts w:hint="eastAsia"/>
+        </w:rPr>
+        <w:t>。建議採用</w:t>
+      </w:r>
+      <w:r>
+        <w:rPr>
+          <w:rFonts w:hint="eastAsia"/>
+        </w:rPr>
+        <w:t xml:space="preserve"> JSON-LD </w:t>
+      </w:r>
+      <w:r>
+        <w:rPr>
+          <w:rFonts w:hint="eastAsia"/>
+        </w:rPr>
+        <w:t>或</w:t>
+      </w:r>
+      <w:r>
+        <w:rPr>
+          <w:rFonts w:hint="eastAsia"/>
+        </w:rPr>
+        <w:t xml:space="preserve"> </w:t>
+      </w:r>
+      <w:proofErr w:type="spellStart"/>
+      <w:r>
+        <w:rPr>
+          <w:rFonts w:hint="eastAsia"/>
+        </w:rPr>
+        <w:t>Protobuf</w:t>
+      </w:r>
+      <w:proofErr w:type="spellEnd"/>
+      <w:r>
+        <w:rPr>
+          <w:rFonts w:hint="eastAsia"/>
+        </w:rPr>
+        <w:t xml:space="preserve"> </w:t>
+      </w:r>
+      <w:r>
+        <w:rPr>
+          <w:rFonts w:hint="eastAsia"/>
+        </w:rPr>
+        <w:t>以利可驗證性與效能。</w:t>
+      </w:r>
+      <w:r>
+        <w:rPr>
+          <w:rFonts w:hint="eastAsia"/>
+        </w:rPr>
+        <w:t xml:space="preserve">  - Tool Calling </w:t>
+      </w:r>
+      <w:r>
+        <w:rPr>
+          <w:rFonts w:hint="eastAsia"/>
+        </w:rPr>
+        <w:t>模式：</w:t>
+      </w:r>
+      <w:r>
+        <w:rPr>
+          <w:rFonts w:hint="eastAsia"/>
+        </w:rPr>
+        <w:t xml:space="preserve">Agent </w:t>
+      </w:r>
+      <w:r>
+        <w:rPr>
+          <w:rFonts w:hint="eastAsia"/>
+        </w:rPr>
+        <w:t>發出</w:t>
+      </w:r>
+      <w:r>
+        <w:rPr>
+          <w:rFonts w:hint="eastAsia"/>
+        </w:rPr>
+        <w:t xml:space="preserve"> </w:t>
+      </w:r>
+      <w:proofErr w:type="spellStart"/>
+      <w:r>
+        <w:rPr>
+          <w:rFonts w:hint="eastAsia"/>
+        </w:rPr>
+        <w:t>ToolCallRequest</w:t>
+      </w:r>
+      <w:proofErr w:type="spellEnd"/>
+      <w:r>
+        <w:rPr>
+          <w:rFonts w:hint="eastAsia"/>
+        </w:rPr>
+        <w:t xml:space="preserve"> </w:t>
+      </w:r>
+      <w:r>
+        <w:rPr>
+          <w:rFonts w:hint="eastAsia"/>
+        </w:rPr>
+        <w:t>時，</w:t>
+      </w:r>
+      <w:r>
+        <w:rPr>
+          <w:rFonts w:hint="eastAsia"/>
+        </w:rPr>
+        <w:t xml:space="preserve">SDK/IDE </w:t>
+      </w:r>
+      <w:r>
+        <w:rPr>
+          <w:rFonts w:hint="eastAsia"/>
+        </w:rPr>
+        <w:t>應以</w:t>
+      </w:r>
+      <w:r>
+        <w:rPr>
+          <w:rFonts w:hint="eastAsia"/>
+        </w:rPr>
+        <w:t xml:space="preserve"> policy engine </w:t>
+      </w:r>
+      <w:r>
+        <w:rPr>
+          <w:rFonts w:hint="eastAsia"/>
+        </w:rPr>
+        <w:t>驗證其合法性（例如：是否允許存取該檔案、是否允許執行該工具），並在使用者同意或自動化規則下授權執行。</w:t>
+      </w:r>
+      <w:r>
+        <w:rPr>
+          <w:rFonts w:hint="eastAsia"/>
+        </w:rPr>
+        <w:t xml:space="preserve">  - Traceability</w:t>
+      </w:r>
+      <w:r>
+        <w:rPr>
+          <w:rFonts w:hint="eastAsia"/>
+        </w:rPr>
+        <w:t>：採用分散式追蹤（</w:t>
+      </w:r>
+      <w:proofErr w:type="spellStart"/>
+      <w:r>
+        <w:rPr>
+          <w:rFonts w:hint="eastAsia"/>
+        </w:rPr>
+        <w:t>traceId</w:t>
+      </w:r>
+      <w:proofErr w:type="spellEnd"/>
+      <w:r>
+        <w:rPr>
+          <w:rFonts w:hint="eastAsia"/>
+        </w:rPr>
+        <w:t>/span</w:t>
+      </w:r>
+      <w:r>
+        <w:rPr>
+          <w:rFonts w:hint="eastAsia"/>
+        </w:rPr>
+        <w:t>）與結合稽核日誌，便於安全事件分析與模型行為解釋。</w:t>
+      </w:r>
+      <w:r>
+        <w:rPr>
+          <w:rFonts w:hint="eastAsia"/>
+        </w:rPr>
+        <w:t xml:space="preserve">  - Error handling</w:t>
+      </w:r>
+      <w:r>
+        <w:rPr>
+          <w:rFonts w:hint="eastAsia"/>
+        </w:rPr>
+        <w:t>：設計重試、回退（</w:t>
+      </w:r>
+      <w:r>
+        <w:t>fallback to smaller model</w:t>
+      </w:r>
+      <w:r>
+        <w:rPr>
+          <w:rFonts w:hint="eastAsia"/>
+        </w:rPr>
+        <w:t xml:space="preserve"> / local heuristic</w:t>
+      </w:r>
+      <w:r>
+        <w:rPr>
+          <w:rFonts w:hint="eastAsia"/>
+        </w:rPr>
+        <w:t>）與清楚的錯誤分類（</w:t>
+      </w:r>
+      <w:r>
+        <w:rPr>
+          <w:rFonts w:hint="eastAsia"/>
+        </w:rPr>
+        <w:t>transient</w:t>
+      </w:r>
+      <w:r>
+        <w:rPr>
+          <w:rFonts w:hint="eastAsia"/>
+        </w:rPr>
+        <w:t>、</w:t>
+      </w:r>
+      <w:r>
+        <w:rPr>
+          <w:rFonts w:hint="eastAsia"/>
+        </w:rPr>
+        <w:t>permanent</w:t>
+      </w:r>
+      <w:r>
+        <w:rPr>
+          <w:rFonts w:hint="eastAsia"/>
+        </w:rPr>
+        <w:t>、</w:t>
+      </w:r>
+      <w:r>
+        <w:rPr>
+          <w:rFonts w:hint="eastAsia"/>
+        </w:rPr>
+        <w:t>policy-violation</w:t>
+      </w:r>
+      <w:r>
+        <w:rPr>
+          <w:rFonts w:hint="eastAsia"/>
+        </w:rPr>
+        <w:t>）。</w:t>
+      </w:r>
+      <w:r>
+        <w:t>---</w:t>
+      </w:r>
+      <w:r>
+        <w:rPr>
+          <w:rFonts w:hint="eastAsia"/>
+        </w:rPr>
+        <w:t xml:space="preserve">## </w:t>
+      </w:r>
+      <w:r>
+        <w:rPr>
+          <w:rFonts w:hint="eastAsia"/>
+        </w:rPr>
+        <w:t>運維與觀測（</w:t>
+      </w:r>
+      <w:r>
+        <w:rPr>
+          <w:rFonts w:hint="eastAsia"/>
+        </w:rPr>
+        <w:t>Operationalization</w:t>
       </w:r>
       <w:r>
         <w:rPr>
@@ -2912,7 +5983,123 @@
         <w:rPr>
           <w:rFonts w:hint="eastAsia"/>
         </w:rPr>
-        <w:t>ACP</w:t>
+        <w:t xml:space="preserve">- </w:t>
+      </w:r>
+      <w:r>
+        <w:rPr>
+          <w:rFonts w:hint="eastAsia"/>
+        </w:rPr>
+        <w:t>指標（</w:t>
+      </w:r>
+      <w:r>
+        <w:rPr>
+          <w:rFonts w:hint="eastAsia"/>
+        </w:rPr>
+        <w:t>KPIs</w:t>
+      </w:r>
+      <w:r>
+        <w:rPr>
+          <w:rFonts w:hint="eastAsia"/>
+        </w:rPr>
+        <w:t>）：平均響應延遲（</w:t>
+      </w:r>
+      <w:r>
+        <w:rPr>
+          <w:rFonts w:hint="eastAsia"/>
+        </w:rPr>
+        <w:t>p95</w:t>
+      </w:r>
+      <w:r>
+        <w:rPr>
+          <w:rFonts w:hint="eastAsia"/>
+        </w:rPr>
+        <w:t>）、每</w:t>
+      </w:r>
+      <w:r>
+        <w:rPr>
+          <w:rFonts w:hint="eastAsia"/>
+        </w:rPr>
+        <w:t xml:space="preserve"> Session Token Rate</w:t>
+      </w:r>
+      <w:r>
+        <w:rPr>
+          <w:rFonts w:hint="eastAsia"/>
+        </w:rPr>
+        <w:t>、</w:t>
+      </w:r>
+      <w:proofErr w:type="spellStart"/>
+      <w:r>
+        <w:rPr>
+          <w:rFonts w:hint="eastAsia"/>
+        </w:rPr>
+        <w:t>ToolCall</w:t>
+      </w:r>
+      <w:proofErr w:type="spellEnd"/>
+      <w:r>
+        <w:rPr>
+          <w:rFonts w:hint="eastAsia"/>
+        </w:rPr>
+        <w:t xml:space="preserve"> </w:t>
+      </w:r>
+      <w:r>
+        <w:rPr>
+          <w:rFonts w:hint="eastAsia"/>
+        </w:rPr>
+        <w:t>成功率、</w:t>
+      </w:r>
+      <w:r>
+        <w:rPr>
+          <w:rFonts w:hint="eastAsia"/>
+        </w:rPr>
+        <w:t>Agent Crash Rate</w:t>
+      </w:r>
+      <w:r>
+        <w:rPr>
+          <w:rFonts w:hint="eastAsia"/>
+        </w:rPr>
+        <w:t>、成本</w:t>
+      </w:r>
+      <w:r>
+        <w:rPr>
+          <w:rFonts w:hint="eastAsia"/>
+        </w:rPr>
+        <w:t xml:space="preserve"> per inference</w:t>
+      </w:r>
+      <w:r>
+        <w:rPr>
+          <w:rFonts w:hint="eastAsia"/>
+        </w:rPr>
+        <w:t>。</w:t>
+      </w:r>
+      <w:r>
+        <w:rPr>
+          <w:rFonts w:hint="eastAsia"/>
+        </w:rPr>
+        <w:t xml:space="preserve">  - </w:t>
+      </w:r>
+      <w:r>
+        <w:rPr>
+          <w:rFonts w:hint="eastAsia"/>
+        </w:rPr>
+        <w:t>日誌與監控：</w:t>
+      </w:r>
+      <w:r>
+        <w:rPr>
+          <w:rFonts w:hint="eastAsia"/>
+        </w:rPr>
+        <w:t>Log aggregation</w:t>
+      </w:r>
+      <w:r>
+        <w:rPr>
+          <w:rFonts w:hint="eastAsia"/>
+        </w:rPr>
+        <w:t>（含敏感資料遮罩）、</w:t>
+      </w:r>
+      <w:r>
+        <w:rPr>
+          <w:rFonts w:hint="eastAsia"/>
+        </w:rPr>
+        <w:t>metric exporter</w:t>
       </w:r>
       <w:r>
         <w:rPr>
@@ -2924,37 +6111,869 @@
         <w:rPr>
           <w:rFonts w:hint="eastAsia"/>
         </w:rPr>
-        <w:t>Agent Communication Protocol</w:t>
-      </w:r>
-      <w:r>
-        <w:rPr>
-          <w:rFonts w:hint="eastAsia"/>
-        </w:rPr>
-        <w:t>）是</w:t>
-      </w:r>
-      <w:r>
-        <w:rPr>
-          <w:rFonts w:hint="eastAsia"/>
-        </w:rPr>
-        <w:t xml:space="preserve"> GitHub Copilot SDK </w:t>
-      </w:r>
-      <w:r>
-        <w:rPr>
-          <w:rFonts w:hint="eastAsia"/>
-        </w:rPr>
-        <w:t>中，負責在前端開發環境（</w:t>
-      </w:r>
-      <w:r>
-        <w:rPr>
-          <w:rFonts w:hint="eastAsia"/>
-        </w:rPr>
-        <w:t>IDE / SDK</w:t>
-      </w:r>
-      <w:r>
-        <w:rPr>
-          <w:rFonts w:hint="eastAsia"/>
-        </w:rPr>
-        <w:t>）與後端</w:t>
+        <w:t>Prometheus</w:t>
+      </w:r>
+      <w:r>
+        <w:rPr>
+          <w:rFonts w:hint="eastAsia"/>
+        </w:rPr>
+        <w:t>）、</w:t>
+      </w:r>
+      <w:r>
+        <w:rPr>
+          <w:rFonts w:hint="eastAsia"/>
+        </w:rPr>
+        <w:t>alerting</w:t>
+      </w:r>
+      <w:r>
+        <w:rPr>
+          <w:rFonts w:hint="eastAsia"/>
+        </w:rPr>
+        <w:t>（</w:t>
+      </w:r>
+      <w:r>
+        <w:rPr>
+          <w:rFonts w:hint="eastAsia"/>
+        </w:rPr>
+        <w:t>ephemeral failures</w:t>
+      </w:r>
+      <w:r>
+        <w:rPr>
+          <w:rFonts w:hint="eastAsia"/>
+        </w:rPr>
+        <w:t>、</w:t>
+      </w:r>
+      <w:r>
+        <w:rPr>
+          <w:rFonts w:hint="eastAsia"/>
+        </w:rPr>
+        <w:t>policy breaches</w:t>
+      </w:r>
+      <w:r>
+        <w:rPr>
+          <w:rFonts w:hint="eastAsia"/>
+        </w:rPr>
+        <w:t>）。</w:t>
+      </w:r>
+      <w:r>
+        <w:rPr>
+          <w:rFonts w:hint="eastAsia"/>
+        </w:rPr>
+        <w:t xml:space="preserve">  - </w:t>
+      </w:r>
+      <w:r>
+        <w:rPr>
+          <w:rFonts w:hint="eastAsia"/>
+        </w:rPr>
+        <w:t>安全運維：定期金鑰輪替、漏洞掃描（</w:t>
+      </w:r>
+      <w:r>
+        <w:rPr>
+          <w:rFonts w:hint="eastAsia"/>
+        </w:rPr>
+        <w:t>Agent CLI</w:t>
+      </w:r>
+      <w:r>
+        <w:rPr>
+          <w:rFonts w:hint="eastAsia"/>
+        </w:rPr>
+        <w:t>）、供應鏈檢查（第三方</w:t>
+      </w:r>
+      <w:r>
+        <w:rPr>
+          <w:rFonts w:hint="eastAsia"/>
+        </w:rPr>
+        <w:t xml:space="preserve"> CLI</w:t>
+      </w:r>
+      <w:r>
+        <w:rPr>
+          <w:rFonts w:hint="eastAsia"/>
+        </w:rPr>
+        <w:t>）、封包檢查（如必要）。</w:t>
+      </w:r>
+      <w:r>
+        <w:t>---</w:t>
+      </w:r>
+      <w:r>
+        <w:rPr>
+          <w:rFonts w:hint="eastAsia"/>
+        </w:rPr>
+        <w:t xml:space="preserve">## </w:t>
+      </w:r>
+      <w:r>
+        <w:rPr>
+          <w:rFonts w:hint="eastAsia"/>
+        </w:rPr>
+        <w:t>商務價值（</w:t>
+      </w:r>
+      <w:r>
+        <w:rPr>
+          <w:rFonts w:hint="eastAsia"/>
+        </w:rPr>
+        <w:t>ROI</w:t>
+      </w:r>
+      <w:r>
+        <w:rPr>
+          <w:rFonts w:hint="eastAsia"/>
+        </w:rPr>
+        <w:t>）與風險評估</w:t>
+      </w:r>
+      <w:r>
+        <w:rPr>
+          <w:rFonts w:hint="eastAsia"/>
+        </w:rPr>
+        <w:t xml:space="preserve">- </w:t>
+      </w:r>
+      <w:r>
+        <w:rPr>
+          <w:rFonts w:hint="eastAsia"/>
+        </w:rPr>
+        <w:t>直接效益：開發者生產力提升（代碼完成率、單位時間交付更多功能）、維運自動化（自動化</w:t>
+      </w:r>
+      <w:r>
+        <w:rPr>
+          <w:rFonts w:hint="eastAsia"/>
+        </w:rPr>
+        <w:t xml:space="preserve"> PR </w:t>
+      </w:r>
+      <w:r>
+        <w:rPr>
+          <w:rFonts w:hint="eastAsia"/>
+        </w:rPr>
+        <w:t>生成、重構建議）。</w:t>
+      </w:r>
+      <w:r>
+        <w:rPr>
+          <w:rFonts w:hint="eastAsia"/>
+        </w:rPr>
+        <w:t xml:space="preserve">  - </w:t>
+      </w:r>
+      <w:r>
+        <w:rPr>
+          <w:rFonts w:hint="eastAsia"/>
+        </w:rPr>
+        <w:t>間接效益：供應商多元化降低風險；可按需切換模型以掌控成本與功能。</w:t>
+      </w:r>
+      <w:r>
+        <w:rPr>
+          <w:rFonts w:hint="eastAsia"/>
+        </w:rPr>
+        <w:t xml:space="preserve">  - </w:t>
+      </w:r>
+      <w:r>
+        <w:rPr>
+          <w:rFonts w:hint="eastAsia"/>
+        </w:rPr>
+        <w:t>風險與對策：資料外流</w:t>
+      </w:r>
+      <w:r>
+        <w:rPr>
+          <w:rFonts w:hint="eastAsia"/>
+        </w:rPr>
+        <w:t xml:space="preserve"> </w:t>
+      </w:r>
+      <w:r>
+        <w:rPr>
+          <w:rFonts w:hint="eastAsia"/>
+        </w:rPr>
+        <w:t>→</w:t>
+      </w:r>
+      <w:r>
+        <w:rPr>
+          <w:rFonts w:hint="eastAsia"/>
+        </w:rPr>
+        <w:t xml:space="preserve"> BYOK + VPC-only </w:t>
+      </w:r>
+      <w:r>
+        <w:rPr>
+          <w:rFonts w:hint="eastAsia"/>
+        </w:rPr>
+        <w:t>部署；模型偏差</w:t>
+      </w:r>
+      <w:r>
+        <w:rPr>
+          <w:rFonts w:hint="eastAsia"/>
+        </w:rPr>
+        <w:t xml:space="preserve"> </w:t>
+      </w:r>
+      <w:r>
+        <w:rPr>
+          <w:rFonts w:hint="eastAsia"/>
+        </w:rPr>
+        <w:t>→</w:t>
+      </w:r>
+      <w:r>
+        <w:rPr>
+          <w:rFonts w:hint="eastAsia"/>
+        </w:rPr>
+        <w:t xml:space="preserve"> </w:t>
+      </w:r>
+      <w:r>
+        <w:rPr>
+          <w:rFonts w:hint="eastAsia"/>
+        </w:rPr>
+        <w:t>人機協作流程與審查閾值；成本失控</w:t>
+      </w:r>
+      <w:r>
+        <w:rPr>
+          <w:rFonts w:hint="eastAsia"/>
+        </w:rPr>
+        <w:t xml:space="preserve"> </w:t>
+      </w:r>
+      <w:r>
+        <w:rPr>
+          <w:rFonts w:hint="eastAsia"/>
+        </w:rPr>
+        <w:t>→</w:t>
+      </w:r>
+      <w:r>
+        <w:rPr>
+          <w:rFonts w:hint="eastAsia"/>
+        </w:rPr>
+        <w:t xml:space="preserve"> </w:t>
+      </w:r>
+      <w:r>
+        <w:rPr>
+          <w:rFonts w:hint="eastAsia"/>
+        </w:rPr>
+        <w:t>路由</w:t>
+      </w:r>
+      <w:r>
+        <w:rPr>
+          <w:rFonts w:hint="eastAsia"/>
+        </w:rPr>
+        <w:t>/</w:t>
+      </w:r>
+      <w:r>
+        <w:rPr>
+          <w:rFonts w:hint="eastAsia"/>
+        </w:rPr>
+        <w:t>配額與儀表板。</w:t>
+      </w:r>
+      <w:r>
+        <w:t>---</w:t>
+      </w:r>
+      <w:r>
+        <w:rPr>
+          <w:rFonts w:hint="eastAsia"/>
+        </w:rPr>
+        <w:t>## PoC</w:t>
+      </w:r>
+      <w:r>
+        <w:rPr>
+          <w:rFonts w:hint="eastAsia"/>
+        </w:rPr>
+        <w:t>（概念驗證）建議路徑：三階段</w:t>
+      </w:r>
+      <w:r>
+        <w:rPr>
+          <w:rFonts w:hint="eastAsia"/>
+        </w:rPr>
+        <w:t xml:space="preserve">1. </w:t>
+      </w:r>
+      <w:r>
+        <w:rPr>
+          <w:rFonts w:hint="eastAsia"/>
+        </w:rPr>
+        <w:t>啟動準備（</w:t>
+      </w:r>
+      <w:r>
+        <w:rPr>
+          <w:rFonts w:hint="eastAsia"/>
+        </w:rPr>
+        <w:t>2</w:t>
+      </w:r>
+      <w:r>
+        <w:rPr>
+          <w:rFonts w:hint="eastAsia"/>
+        </w:rPr>
+        <w:t>–</w:t>
+      </w:r>
+      <w:r>
+        <w:rPr>
+          <w:rFonts w:hint="eastAsia"/>
+        </w:rPr>
+        <w:t xml:space="preserve">4 </w:t>
+      </w:r>
+      <w:r>
+        <w:rPr>
+          <w:rFonts w:hint="eastAsia"/>
+        </w:rPr>
+        <w:t>週）</w:t>
+      </w:r>
+      <w:r>
+        <w:rPr>
+          <w:rFonts w:hint="eastAsia"/>
+        </w:rPr>
+        <w:t xml:space="preserve">     - </w:t>
+      </w:r>
+      <w:r>
+        <w:rPr>
+          <w:rFonts w:hint="eastAsia"/>
+        </w:rPr>
+        <w:t>確認合規需求、選定測試專案、準備數據樣本、設計成功指標（如開發時間降低</w:t>
+      </w:r>
+      <w:r>
+        <w:rPr>
+          <w:rFonts w:hint="eastAsia"/>
+        </w:rPr>
+        <w:t xml:space="preserve"> X%</w:t>
+      </w:r>
+      <w:r>
+        <w:rPr>
+          <w:rFonts w:hint="eastAsia"/>
+        </w:rPr>
+        <w:t>）。</w:t>
+      </w:r>
+      <w:r>
+        <w:rPr>
+          <w:rFonts w:hint="eastAsia"/>
+        </w:rPr>
+        <w:t xml:space="preserve">  2. </w:t>
+      </w:r>
+      <w:r>
+        <w:rPr>
+          <w:rFonts w:hint="eastAsia"/>
+        </w:rPr>
+        <w:t>技術整合（</w:t>
+      </w:r>
+      <w:r>
+        <w:rPr>
+          <w:rFonts w:hint="eastAsia"/>
+        </w:rPr>
+        <w:t>4</w:t>
+      </w:r>
+      <w:r>
+        <w:rPr>
+          <w:rFonts w:hint="eastAsia"/>
+        </w:rPr>
+        <w:t>–</w:t>
+      </w:r>
+      <w:r>
+        <w:rPr>
+          <w:rFonts w:hint="eastAsia"/>
+        </w:rPr>
+        <w:t xml:space="preserve">8 </w:t>
+      </w:r>
+      <w:r>
+        <w:rPr>
+          <w:rFonts w:hint="eastAsia"/>
+        </w:rPr>
+        <w:t>週）</w:t>
+      </w:r>
+      <w:r>
+        <w:rPr>
+          <w:rFonts w:hint="eastAsia"/>
+        </w:rPr>
+        <w:t xml:space="preserve">     - </w:t>
+      </w:r>
+      <w:r>
+        <w:rPr>
+          <w:rFonts w:hint="eastAsia"/>
+        </w:rPr>
+        <w:t>部署一個</w:t>
+      </w:r>
+      <w:r>
+        <w:rPr>
+          <w:rFonts w:hint="eastAsia"/>
+        </w:rPr>
+        <w:t xml:space="preserve"> ACP Agent</w:t>
+      </w:r>
+      <w:r>
+        <w:rPr>
+          <w:rFonts w:hint="eastAsia"/>
+        </w:rPr>
+        <w:t>（可用現成</w:t>
+      </w:r>
+      <w:r>
+        <w:rPr>
+          <w:rFonts w:hint="eastAsia"/>
+        </w:rPr>
+        <w:t xml:space="preserve"> Copilot CLI </w:t>
+      </w:r>
+      <w:r>
+        <w:rPr>
+          <w:rFonts w:hint="eastAsia"/>
+        </w:rPr>
+        <w:t>或</w:t>
+      </w:r>
+      <w:r>
+        <w:rPr>
+          <w:rFonts w:hint="eastAsia"/>
+        </w:rPr>
+        <w:t xml:space="preserve"> Gemini CLI</w:t>
+      </w:r>
+      <w:r>
+        <w:rPr>
+          <w:rFonts w:hint="eastAsia"/>
+        </w:rPr>
+        <w:t>），在隔離環境測試</w:t>
+      </w:r>
+      <w:r>
+        <w:rPr>
+          <w:rFonts w:hint="eastAsia"/>
+        </w:rPr>
+        <w:t xml:space="preserve"> session lifecycle</w:t>
+      </w:r>
+      <w:r>
+        <w:rPr>
+          <w:rFonts w:hint="eastAsia"/>
+        </w:rPr>
+        <w:t>、</w:t>
+      </w:r>
+      <w:r>
+        <w:rPr>
+          <w:rFonts w:hint="eastAsia"/>
+        </w:rPr>
+        <w:t>streaming</w:t>
+      </w:r>
+      <w:r>
+        <w:rPr>
+          <w:rFonts w:hint="eastAsia"/>
+        </w:rPr>
+        <w:t>、</w:t>
+      </w:r>
+      <w:r>
+        <w:rPr>
+          <w:rFonts w:hint="eastAsia"/>
+        </w:rPr>
+        <w:t>tool-calls</w:t>
+      </w:r>
+      <w:r>
+        <w:rPr>
+          <w:rFonts w:hint="eastAsia"/>
+        </w:rPr>
+        <w:t>。</w:t>
+      </w:r>
+      <w:r>
+        <w:rPr>
+          <w:rFonts w:hint="eastAsia"/>
+        </w:rPr>
+        <w:t xml:space="preserve">     - </w:t>
+      </w:r>
+      <w:r>
+        <w:rPr>
+          <w:rFonts w:hint="eastAsia"/>
+        </w:rPr>
+        <w:t>實施最小治理：</w:t>
+      </w:r>
+      <w:r>
+        <w:rPr>
+          <w:rFonts w:hint="eastAsia"/>
+        </w:rPr>
+        <w:t>BYOK</w:t>
+      </w:r>
+      <w:r>
+        <w:rPr>
+          <w:rFonts w:hint="eastAsia"/>
+        </w:rPr>
+        <w:t>、審計日誌、</w:t>
+      </w:r>
+      <w:r>
+        <w:rPr>
+          <w:rFonts w:hint="eastAsia"/>
+        </w:rPr>
+        <w:t>basic policy engine</w:t>
+      </w:r>
+      <w:r>
+        <w:rPr>
+          <w:rFonts w:hint="eastAsia"/>
+        </w:rPr>
+        <w:t>。</w:t>
+      </w:r>
+      <w:r>
+        <w:rPr>
+          <w:rFonts w:hint="eastAsia"/>
+        </w:rPr>
+        <w:t xml:space="preserve">  3. </w:t>
+      </w:r>
+      <w:r>
+        <w:rPr>
+          <w:rFonts w:hint="eastAsia"/>
+        </w:rPr>
+        <w:t>評估與擴展（</w:t>
+      </w:r>
+      <w:r>
+        <w:rPr>
+          <w:rFonts w:hint="eastAsia"/>
+        </w:rPr>
+        <w:t>2</w:t>
+      </w:r>
+      <w:r>
+        <w:rPr>
+          <w:rFonts w:hint="eastAsia"/>
+        </w:rPr>
+        <w:t>–</w:t>
+      </w:r>
+      <w:r>
+        <w:rPr>
+          <w:rFonts w:hint="eastAsia"/>
+        </w:rPr>
+        <w:t xml:space="preserve">4 </w:t>
+      </w:r>
+      <w:r>
+        <w:rPr>
+          <w:rFonts w:hint="eastAsia"/>
+        </w:rPr>
+        <w:t>週）</w:t>
+      </w:r>
+      <w:r>
+        <w:rPr>
+          <w:rFonts w:hint="eastAsia"/>
+        </w:rPr>
+        <w:t xml:space="preserve">     - </w:t>
+      </w:r>
+      <w:r>
+        <w:rPr>
+          <w:rFonts w:hint="eastAsia"/>
+        </w:rPr>
+        <w:t>蒐集</w:t>
+      </w:r>
+      <w:r>
+        <w:rPr>
+          <w:rFonts w:hint="eastAsia"/>
+        </w:rPr>
+        <w:t xml:space="preserve"> KPI</w:t>
+      </w:r>
+      <w:r>
+        <w:rPr>
+          <w:rFonts w:hint="eastAsia"/>
+        </w:rPr>
+        <w:t>、開發者回饋、成本數據；修正安全</w:t>
+      </w:r>
+      <w:r>
+        <w:rPr>
+          <w:rFonts w:hint="eastAsia"/>
+        </w:rPr>
+        <w:t xml:space="preserve">/UX </w:t>
+      </w:r>
+      <w:r>
+        <w:rPr>
+          <w:rFonts w:hint="eastAsia"/>
+        </w:rPr>
+        <w:t>問題，決定是否推向更多專案或全公司採用。</w:t>
+      </w:r>
+      <w:r>
+        <w:rPr>
+          <w:rFonts w:hint="eastAsia"/>
+        </w:rPr>
+        <w:t xml:space="preserve">  </w:t>
+      </w:r>
+      <w:r>
+        <w:rPr>
+          <w:rFonts w:hint="eastAsia"/>
+        </w:rPr>
+        <w:t>成功指標示例：</w:t>
+      </w:r>
+      <w:r>
+        <w:rPr>
+          <w:rFonts w:hint="eastAsia"/>
+        </w:rPr>
+        <w:t xml:space="preserve">p95 </w:t>
+      </w:r>
+      <w:r>
+        <w:rPr>
+          <w:rFonts w:hint="eastAsia"/>
+        </w:rPr>
+        <w:t>回應</w:t>
+      </w:r>
+      <w:r>
+        <w:rPr>
+          <w:rFonts w:hint="eastAsia"/>
+        </w:rPr>
+        <w:t xml:space="preserve">  99%</w:t>
+      </w:r>
+      <w:r>
+        <w:rPr>
+          <w:rFonts w:hint="eastAsia"/>
+        </w:rPr>
+        <w:t>、開</w:t>
+      </w:r>
+      <w:r>
+        <w:rPr>
+          <w:rFonts w:hint="eastAsia"/>
+        </w:rPr>
+        <w:lastRenderedPageBreak/>
+        <w:t>發者滿意度提升</w:t>
+      </w:r>
+      <w:r>
+        <w:t xml:space="preserve"> ≥ 20%</w:t>
+      </w:r>
+      <w:r>
+        <w:rPr>
+          <w:rFonts w:hint="eastAsia"/>
+        </w:rPr>
+        <w:t>。</w:t>
+      </w:r>
+      <w:r>
+        <w:t>---</w:t>
+      </w:r>
+      <w:r>
+        <w:rPr>
+          <w:rFonts w:hint="eastAsia"/>
+        </w:rPr>
+        <w:t xml:space="preserve">## </w:t>
+      </w:r>
+      <w:r>
+        <w:rPr>
+          <w:rFonts w:hint="eastAsia"/>
+        </w:rPr>
+        <w:t>風險緩解與最佳實務摘要（</w:t>
+      </w:r>
+      <w:r>
+        <w:rPr>
+          <w:rFonts w:hint="eastAsia"/>
+        </w:rPr>
+        <w:t>Checklist</w:t>
+      </w:r>
+      <w:r>
+        <w:rPr>
+          <w:rFonts w:hint="eastAsia"/>
+        </w:rPr>
+        <w:t>）</w:t>
+      </w:r>
+      <w:r>
+        <w:rPr>
+          <w:rFonts w:hint="eastAsia"/>
+        </w:rPr>
+        <w:t xml:space="preserve">- </w:t>
+      </w:r>
+      <w:r>
+        <w:rPr>
+          <w:rFonts w:hint="eastAsia"/>
+        </w:rPr>
+        <w:t>為</w:t>
+      </w:r>
+      <w:r>
+        <w:rPr>
+          <w:rFonts w:hint="eastAsia"/>
+        </w:rPr>
+        <w:t xml:space="preserve"> Agent CLI </w:t>
+      </w:r>
+      <w:r>
+        <w:rPr>
+          <w:rFonts w:hint="eastAsia"/>
+        </w:rPr>
+        <w:t>與</w:t>
+      </w:r>
+      <w:r>
+        <w:rPr>
+          <w:rFonts w:hint="eastAsia"/>
+        </w:rPr>
+        <w:t xml:space="preserve"> SDK </w:t>
+      </w:r>
+      <w:r>
+        <w:rPr>
+          <w:rFonts w:hint="eastAsia"/>
+        </w:rPr>
+        <w:t>版本建立簽章驗證機制。</w:t>
+      </w:r>
+      <w:r>
+        <w:rPr>
+          <w:rFonts w:hint="eastAsia"/>
+        </w:rPr>
+        <w:t xml:space="preserve">  - </w:t>
+      </w:r>
+      <w:r>
+        <w:rPr>
+          <w:rFonts w:hint="eastAsia"/>
+        </w:rPr>
+        <w:t>在</w:t>
+      </w:r>
+      <w:r>
+        <w:rPr>
+          <w:rFonts w:hint="eastAsia"/>
+        </w:rPr>
+        <w:t xml:space="preserve"> UI </w:t>
+      </w:r>
+      <w:r>
+        <w:rPr>
+          <w:rFonts w:hint="eastAsia"/>
+        </w:rPr>
+        <w:t>層加入使用者同意（</w:t>
+      </w:r>
+      <w:r>
+        <w:rPr>
+          <w:rFonts w:hint="eastAsia"/>
+        </w:rPr>
+        <w:t>consent</w:t>
+      </w:r>
+      <w:r>
+        <w:rPr>
+          <w:rFonts w:hint="eastAsia"/>
+        </w:rPr>
+        <w:t>）與可審核的</w:t>
+      </w:r>
+      <w:r>
+        <w:rPr>
+          <w:rFonts w:hint="eastAsia"/>
+        </w:rPr>
+        <w:t xml:space="preserve"> tool-call </w:t>
+      </w:r>
+      <w:r>
+        <w:rPr>
+          <w:rFonts w:hint="eastAsia"/>
+        </w:rPr>
+        <w:t>流程。</w:t>
+      </w:r>
+      <w:r>
+        <w:rPr>
+          <w:rFonts w:hint="eastAsia"/>
+        </w:rPr>
+        <w:t xml:space="preserve">  - </w:t>
+      </w:r>
+      <w:r>
+        <w:rPr>
+          <w:rFonts w:hint="eastAsia"/>
+        </w:rPr>
+        <w:t>設定</w:t>
+      </w:r>
+      <w:r>
+        <w:rPr>
+          <w:rFonts w:hint="eastAsia"/>
+        </w:rPr>
+        <w:t xml:space="preserve"> quotas</w:t>
+      </w:r>
+      <w:r>
+        <w:rPr>
+          <w:rFonts w:hint="eastAsia"/>
+        </w:rPr>
+        <w:t>、</w:t>
+      </w:r>
+      <w:r>
+        <w:rPr>
+          <w:rFonts w:hint="eastAsia"/>
+        </w:rPr>
+        <w:t xml:space="preserve">cost-alerts </w:t>
+      </w:r>
+      <w:r>
+        <w:rPr>
+          <w:rFonts w:hint="eastAsia"/>
+        </w:rPr>
+        <w:t>與自動化回退策略。</w:t>
+      </w:r>
+      <w:r>
+        <w:rPr>
+          <w:rFonts w:hint="eastAsia"/>
+        </w:rPr>
+        <w:t xml:space="preserve">  - </w:t>
+      </w:r>
+      <w:r>
+        <w:rPr>
+          <w:rFonts w:hint="eastAsia"/>
+        </w:rPr>
+        <w:t>規劃定期審計與紅隊測試（針對資料外流</w:t>
+      </w:r>
+      <w:r>
+        <w:rPr>
+          <w:rFonts w:hint="eastAsia"/>
+        </w:rPr>
+        <w:t xml:space="preserve"> scenario</w:t>
+      </w:r>
+      <w:r>
+        <w:rPr>
+          <w:rFonts w:hint="eastAsia"/>
+        </w:rPr>
+        <w:t>）。</w:t>
+      </w:r>
+      <w:r>
+        <w:rPr>
+          <w:rFonts w:hint="eastAsia"/>
+        </w:rPr>
+        <w:t xml:space="preserve">  - </w:t>
+      </w:r>
+      <w:r>
+        <w:rPr>
+          <w:rFonts w:hint="eastAsia"/>
+        </w:rPr>
+        <w:t>建立模型切換與</w:t>
+      </w:r>
+      <w:r>
+        <w:rPr>
+          <w:rFonts w:hint="eastAsia"/>
+        </w:rPr>
+        <w:t xml:space="preserve"> A/B </w:t>
+      </w:r>
+      <w:r>
+        <w:rPr>
+          <w:rFonts w:hint="eastAsia"/>
+        </w:rPr>
+        <w:t>測試流程，以評估異質模型對開發效能的實際影響。</w:t>
+      </w:r>
+      <w:r>
+        <w:t>---</w:t>
+      </w:r>
+      <w:r>
+        <w:rPr>
+          <w:rFonts w:hint="eastAsia"/>
+        </w:rPr>
+        <w:t xml:space="preserve">## </w:t>
+      </w:r>
+      <w:r>
+        <w:rPr>
+          <w:rFonts w:hint="eastAsia"/>
+        </w:rPr>
+        <w:t>結語與行動建議</w:t>
+      </w:r>
+      <w:r>
+        <w:rPr>
+          <w:rFonts w:hint="eastAsia"/>
+        </w:rPr>
+        <w:t xml:space="preserve">ACP </w:t>
+      </w:r>
+      <w:r>
+        <w:rPr>
+          <w:rFonts w:hint="eastAsia"/>
+        </w:rPr>
+        <w:t>為企業導入「代理化</w:t>
+      </w:r>
+      <w:r>
+        <w:rPr>
+          <w:rFonts w:hint="eastAsia"/>
+        </w:rPr>
+        <w:t xml:space="preserve"> AI</w:t>
+      </w:r>
+      <w:r>
+        <w:rPr>
+          <w:rFonts w:hint="eastAsia"/>
+        </w:rPr>
+        <w:t>」與保障資料主權提供了可操作的技術基底。建議以小範圍</w:t>
+      </w:r>
+      <w:r>
+        <w:rPr>
+          <w:rFonts w:hint="eastAsia"/>
+        </w:rPr>
+        <w:t xml:space="preserve"> PoC </w:t>
+      </w:r>
+      <w:r>
+        <w:rPr>
+          <w:rFonts w:hint="eastAsia"/>
+        </w:rPr>
+        <w:t>起步，優先驗證安全、可觀測性與開發者體驗三大面向；在滿足合規與效能後，以分階段擴展策略將</w:t>
+      </w:r>
+      <w:r>
+        <w:rPr>
+          <w:rFonts w:hint="eastAsia"/>
+        </w:rPr>
+        <w:t xml:space="preserve"> ACP </w:t>
+      </w:r>
+      <w:r>
+        <w:rPr>
+          <w:rFonts w:hint="eastAsia"/>
+        </w:rPr>
+        <w:t>納入企業標準工具鏈。長期來看，將</w:t>
+      </w:r>
+      <w:r>
+        <w:rPr>
+          <w:rFonts w:hint="eastAsia"/>
+        </w:rPr>
+        <w:t xml:space="preserve"> ACP </w:t>
+      </w:r>
+      <w:r>
+        <w:rPr>
+          <w:rFonts w:hint="eastAsia"/>
+        </w:rPr>
+        <w:t>作為標準化介面，可大幅降低模型替換成本，並把</w:t>
       </w:r>
       <w:r>
         <w:rPr>
@@ -2966,55 +6985,16 @@
         <w:rPr>
           <w:rFonts w:hint="eastAsia"/>
         </w:rPr>
-        <w:t>執行個體（</w:t>
-      </w:r>
-      <w:r>
-        <w:rPr>
-          <w:rFonts w:hint="eastAsia"/>
-        </w:rPr>
-        <w:t xml:space="preserve">Agent CLI </w:t>
-      </w:r>
-      <w:r>
-        <w:rPr>
-          <w:rFonts w:hint="eastAsia"/>
-        </w:rPr>
-        <w:t>或遠端推論服務）之間建立標準化、可擴充且安全通訊的核心協定。對企業而言，</w:t>
-      </w:r>
-      <w:r>
-        <w:rPr>
-          <w:rFonts w:hint="eastAsia"/>
-        </w:rPr>
-        <w:t xml:space="preserve">ACP </w:t>
-      </w:r>
-      <w:r>
-        <w:rPr>
-          <w:rFonts w:hint="eastAsia"/>
-        </w:rPr>
-        <w:t>不僅是技術介面，更是將</w:t>
-      </w:r>
-      <w:r>
-        <w:rPr>
-          <w:rFonts w:hint="eastAsia"/>
-        </w:rPr>
-        <w:t xml:space="preserve"> AI </w:t>
-      </w:r>
-      <w:r>
-        <w:rPr>
-          <w:rFonts w:hint="eastAsia"/>
-        </w:rPr>
-        <w:t>能力安全、可控、並可替換地納入既有軟體開發生命週期（</w:t>
-      </w:r>
-      <w:r>
-        <w:rPr>
-          <w:rFonts w:hint="eastAsia"/>
-        </w:rPr>
-        <w:t>SDLC</w:t>
-      </w:r>
-      <w:r>
-        <w:rPr>
-          <w:rFonts w:hint="eastAsia"/>
-        </w:rPr>
-        <w:t>）與企業治理的關鍵基礎設施。本文件從技術機制、部署模式、運維與治理要點，到商務價值與</w:t>
+        <w:t>能力內建為企業軟體工程流程的一部分，成為競爭優勢。</w:t>
+      </w:r>
+      <w:r>
+        <w:t>---</w:t>
+      </w:r>
+      <w:r>
+        <w:rPr>
+          <w:rFonts w:hint="eastAsia"/>
+        </w:rPr>
+        <w:t>附錄：簡短</w:t>
       </w:r>
       <w:r>
         <w:rPr>
@@ -3026,2782 +7006,50 @@
         <w:rPr>
           <w:rFonts w:hint="eastAsia"/>
         </w:rPr>
-        <w:t>路徑，提供可操作的深度指引，協助決策者與技術團隊評估與導入</w:t>
-      </w:r>
-      <w:r>
-        <w:rPr>
-          <w:rFonts w:hint="eastAsia"/>
-        </w:rPr>
-        <w:t xml:space="preserve"> ACP </w:t>
-      </w:r>
-      <w:r>
-        <w:rPr>
-          <w:rFonts w:hint="eastAsia"/>
-        </w:rPr>
-        <w:t>為核心的</w:t>
-      </w:r>
-      <w:r>
-        <w:rPr>
-          <w:rFonts w:hint="eastAsia"/>
-        </w:rPr>
-        <w:t xml:space="preserve"> Copilot </w:t>
-      </w:r>
-      <w:r>
-        <w:rPr>
-          <w:rFonts w:hint="eastAsia"/>
-        </w:rPr>
-        <w:t>生態整合方案。</w:t>
-      </w:r>
-      <w:r>
-        <w:t>---</w:t>
-      </w:r>
-      <w:r>
-        <w:rPr>
-          <w:rFonts w:hint="eastAsia"/>
-        </w:rPr>
-        <w:t xml:space="preserve">## </w:t>
-      </w:r>
-      <w:r>
-        <w:rPr>
-          <w:rFonts w:hint="eastAsia"/>
-        </w:rPr>
-        <w:t>引言：為何</w:t>
-      </w:r>
-      <w:r>
-        <w:rPr>
-          <w:rFonts w:hint="eastAsia"/>
-        </w:rPr>
-        <w:t xml:space="preserve"> ACP </w:t>
-      </w:r>
-      <w:r>
-        <w:rPr>
-          <w:rFonts w:hint="eastAsia"/>
-        </w:rPr>
-        <w:t>是企業級</w:t>
-      </w:r>
-      <w:r>
-        <w:rPr>
-          <w:rFonts w:hint="eastAsia"/>
-        </w:rPr>
-        <w:t xml:space="preserve"> AI </w:t>
-      </w:r>
-      <w:r>
-        <w:rPr>
-          <w:rFonts w:hint="eastAsia"/>
-        </w:rPr>
-        <w:t>整合的關鍵過去</w:t>
-      </w:r>
-      <w:r>
-        <w:rPr>
-          <w:rFonts w:hint="eastAsia"/>
-        </w:rPr>
-        <w:t xml:space="preserve"> AI </w:t>
-      </w:r>
-      <w:r>
-        <w:rPr>
-          <w:rFonts w:hint="eastAsia"/>
-        </w:rPr>
-        <w:t>開發輔助常由雲端單一供應商封閉提供，造成資料外流風險、整合成本高、以及供應商鎖定（</w:t>
-      </w:r>
-      <w:r>
-        <w:rPr>
-          <w:rFonts w:hint="eastAsia"/>
-        </w:rPr>
-        <w:t>vendor lock-in</w:t>
-      </w:r>
-      <w:r>
-        <w:rPr>
-          <w:rFonts w:hint="eastAsia"/>
-        </w:rPr>
-        <w:t>）。</w:t>
-      </w:r>
-      <w:r>
-        <w:rPr>
-          <w:rFonts w:hint="eastAsia"/>
-        </w:rPr>
-        <w:t xml:space="preserve">ACP </w:t>
-      </w:r>
-      <w:r>
-        <w:rPr>
-          <w:rFonts w:hint="eastAsia"/>
-        </w:rPr>
-        <w:t>的出現，讓前端（</w:t>
-      </w:r>
-      <w:r>
-        <w:rPr>
-          <w:rFonts w:hint="eastAsia"/>
-        </w:rPr>
-        <w:t>IDE/SDK</w:t>
-      </w:r>
-      <w:r>
-        <w:rPr>
-          <w:rFonts w:hint="eastAsia"/>
-        </w:rPr>
-        <w:t>）與後端（模型執行）之間的耦合降到最低，透過標準化通訊協定實現「可插拔、可混合部署」的架構。企業可在滿足合規、效能與成本目標下，自主選擇或替換底層模型與執行環境，這對受監管產業尤為重要。</w:t>
-      </w:r>
-      <w:r>
-        <w:t>---</w:t>
-      </w:r>
-      <w:r>
-        <w:rPr>
-          <w:rFonts w:hint="eastAsia"/>
-        </w:rPr>
-        <w:t xml:space="preserve">## </w:t>
-      </w:r>
-      <w:r>
-        <w:rPr>
-          <w:rFonts w:hint="eastAsia"/>
-        </w:rPr>
-        <w:t>核心論述：</w:t>
-      </w:r>
-      <w:r>
-        <w:rPr>
-          <w:rFonts w:hint="eastAsia"/>
-        </w:rPr>
-        <w:t xml:space="preserve">ACP </w:t>
-      </w:r>
-      <w:r>
-        <w:rPr>
-          <w:rFonts w:hint="eastAsia"/>
-        </w:rPr>
-        <w:t>的設計理念與價值定位</w:t>
-      </w:r>
-      <w:r>
-        <w:rPr>
-          <w:rFonts w:hint="eastAsia"/>
-        </w:rPr>
+        <w:t>範例（示意性參數）</w:t>
+      </w:r>
+      <w:r>
         <w:t xml:space="preserve">- </w:t>
       </w:r>
-      <w:r>
-        <w:rPr>
-          <w:rFonts w:hint="eastAsia"/>
-        </w:rPr>
-        <w:t>標準化：定義一致的</w:t>
-      </w:r>
-      <w:r>
-        <w:rPr>
-          <w:rFonts w:hint="eastAsia"/>
-        </w:rPr>
-        <w:t xml:space="preserve"> session</w:t>
-      </w:r>
-      <w:r>
-        <w:rPr>
-          <w:rFonts w:hint="eastAsia"/>
-        </w:rPr>
-        <w:t>、訊息、串流與錯誤處理模型，降低多方整合成本。</w:t>
-      </w:r>
-      <w:r>
-        <w:rPr>
-          <w:rFonts w:hint="eastAsia"/>
-        </w:rPr>
-        <w:t xml:space="preserve">- </w:t>
-      </w:r>
-      <w:r>
-        <w:rPr>
-          <w:rFonts w:hint="eastAsia"/>
-        </w:rPr>
-        <w:t>解耦合：前端只負責使用者體驗與工作區上下文；重量級推理與狀態由獨立</w:t>
-      </w:r>
-      <w:r>
-        <w:rPr>
-          <w:rFonts w:hint="eastAsia"/>
-        </w:rPr>
-        <w:t xml:space="preserve"> Agent </w:t>
-      </w:r>
-      <w:r>
-        <w:rPr>
-          <w:rFonts w:hint="eastAsia"/>
-        </w:rPr>
-        <w:t>處理。</w:t>
-      </w:r>
-      <w:r>
-        <w:rPr>
-          <w:rFonts w:hint="eastAsia"/>
-        </w:rPr>
-        <w:t xml:space="preserve">- </w:t>
-      </w:r>
-      <w:r>
-        <w:rPr>
-          <w:rFonts w:hint="eastAsia"/>
-        </w:rPr>
-        <w:t>可替換性：支援原生</w:t>
-      </w:r>
-      <w:r>
-        <w:rPr>
-          <w:rFonts w:hint="eastAsia"/>
-        </w:rPr>
-        <w:t xml:space="preserve"> Copilot CLI</w:t>
-      </w:r>
-      <w:r>
-        <w:rPr>
-          <w:rFonts w:hint="eastAsia"/>
-        </w:rPr>
-        <w:t>、第三方</w:t>
-      </w:r>
-      <w:r>
-        <w:rPr>
-          <w:rFonts w:hint="eastAsia"/>
-        </w:rPr>
-        <w:t xml:space="preserve"> CLI</w:t>
-      </w:r>
-      <w:r>
-        <w:rPr>
-          <w:rFonts w:hint="eastAsia"/>
-        </w:rPr>
-        <w:t>（如</w:t>
-      </w:r>
-      <w:r>
-        <w:rPr>
-          <w:rFonts w:hint="eastAsia"/>
-        </w:rPr>
-        <w:t xml:space="preserve"> Gemini</w:t>
-      </w:r>
-      <w:r>
-        <w:rPr>
-          <w:rFonts w:hint="eastAsia"/>
-        </w:rPr>
-        <w:t>）、或企業內部模型伺服器。</w:t>
-      </w:r>
-      <w:r>
-        <w:rPr>
-          <w:rFonts w:hint="eastAsia"/>
-        </w:rPr>
-        <w:t xml:space="preserve">- </w:t>
-      </w:r>
-      <w:r>
-        <w:rPr>
-          <w:rFonts w:hint="eastAsia"/>
-        </w:rPr>
-        <w:t>可治理：從權限、資料主權到審計追蹤，提供企業級合規手段（如</w:t>
-      </w:r>
-      <w:r>
-        <w:rPr>
-          <w:rFonts w:hint="eastAsia"/>
-        </w:rPr>
-        <w:t xml:space="preserve"> BYOK</w:t>
-      </w:r>
-      <w:r>
-        <w:rPr>
-          <w:rFonts w:hint="eastAsia"/>
-        </w:rPr>
-        <w:t>、</w:t>
-      </w:r>
-      <w:r>
-        <w:rPr>
-          <w:rFonts w:hint="eastAsia"/>
-        </w:rPr>
-        <w:t xml:space="preserve">VPC-only </w:t>
-      </w:r>
-      <w:r>
-        <w:rPr>
-          <w:rFonts w:hint="eastAsia"/>
-        </w:rPr>
-        <w:t>部署）。</w:t>
-      </w:r>
-      <w:r>
-        <w:rPr>
-          <w:rFonts w:hint="eastAsia"/>
-        </w:rPr>
-        <w:t xml:space="preserve">- </w:t>
-      </w:r>
-      <w:r>
-        <w:rPr>
-          <w:rFonts w:hint="eastAsia"/>
-        </w:rPr>
-        <w:t>互動化（</w:t>
-      </w:r>
-      <w:r>
-        <w:rPr>
-          <w:rFonts w:hint="eastAsia"/>
-        </w:rPr>
-        <w:t>Agentic</w:t>
-      </w:r>
-      <w:r>
-        <w:rPr>
-          <w:rFonts w:hint="eastAsia"/>
-        </w:rPr>
-        <w:t>）：除了簡單的請求</w:t>
-      </w:r>
-      <w:r>
-        <w:rPr>
-          <w:rFonts w:hint="eastAsia"/>
-        </w:rPr>
-        <w:t>/</w:t>
-      </w:r>
-      <w:r>
-        <w:rPr>
-          <w:rFonts w:hint="eastAsia"/>
-        </w:rPr>
-        <w:t>回應，支援雙向串流、工具呼叫與工作區訪問請求，提升自動化與跨系統合作能力。</w:t>
-      </w:r>
-      <w:r>
-        <w:t>---</w:t>
-      </w:r>
-      <w:r>
-        <w:rPr>
-          <w:rFonts w:hint="eastAsia"/>
-        </w:rPr>
-        <w:t xml:space="preserve">## </w:t>
-      </w:r>
-      <w:r>
-        <w:rPr>
-          <w:rFonts w:hint="eastAsia"/>
-        </w:rPr>
-        <w:t>具體細節：</w:t>
-      </w:r>
-      <w:r>
-        <w:rPr>
-          <w:rFonts w:hint="eastAsia"/>
-        </w:rPr>
-        <w:t xml:space="preserve">ACP </w:t>
-      </w:r>
-      <w:r>
-        <w:rPr>
-          <w:rFonts w:hint="eastAsia"/>
-        </w:rPr>
-        <w:t>的四大運行支柱（深度展開）</w:t>
-      </w:r>
-      <w:r>
-        <w:rPr>
-          <w:rFonts w:hint="eastAsia"/>
-        </w:rPr>
-        <w:t xml:space="preserve">### 1) </w:t>
-      </w:r>
-      <w:r>
-        <w:rPr>
-          <w:rFonts w:hint="eastAsia"/>
-        </w:rPr>
-        <w:t>跨進程會話生命週期管理（</w:t>
-      </w:r>
-      <w:r>
-        <w:rPr>
-          <w:rFonts w:hint="eastAsia"/>
-        </w:rPr>
-        <w:t>Session Lifecycle Management</w:t>
-      </w:r>
-      <w:r>
-        <w:rPr>
-          <w:rFonts w:hint="eastAsia"/>
-        </w:rPr>
-        <w:t>）</w:t>
-      </w:r>
-      <w:r>
-        <w:rPr>
-          <w:rFonts w:hint="eastAsia"/>
-        </w:rPr>
-        <w:t xml:space="preserve">- Session </w:t>
-      </w:r>
-      <w:r>
-        <w:rPr>
-          <w:rFonts w:hint="eastAsia"/>
-        </w:rPr>
-        <w:t>建立：前端呼叫</w:t>
-      </w:r>
-      <w:r>
-        <w:rPr>
-          <w:rFonts w:hint="eastAsia"/>
-        </w:rPr>
-        <w:t xml:space="preserve"> SDK</w:t>
-      </w:r>
-      <w:r>
-        <w:rPr>
-          <w:rFonts w:hint="eastAsia"/>
-        </w:rPr>
-        <w:t>（例如</w:t>
-      </w:r>
-      <w:r>
-        <w:rPr>
-          <w:rFonts w:hint="eastAsia"/>
-        </w:rPr>
-        <w:t xml:space="preserve"> </w:t>
-      </w:r>
       <w:proofErr w:type="spellStart"/>
       <w:r>
         <w:t>client.createSession</w:t>
       </w:r>
       <w:proofErr w:type="spellEnd"/>
       <w:r>
-        <w:t>(...)</w:t>
-      </w:r>
-      <w:r>
-        <w:rPr>
-          <w:rFonts w:hint="eastAsia"/>
-        </w:rPr>
-        <w:t>）時，</w:t>
-      </w:r>
-      <w:r>
-        <w:rPr>
-          <w:rFonts w:hint="eastAsia"/>
-        </w:rPr>
-        <w:t xml:space="preserve">ACP </w:t>
-      </w:r>
-      <w:r>
-        <w:rPr>
-          <w:rFonts w:hint="eastAsia"/>
-        </w:rPr>
-        <w:t>負責透過參數（</w:t>
+        <w:t xml:space="preserve">({ </w:t>
       </w:r>
       <w:proofErr w:type="spellStart"/>
       <w:r>
-        <w:rPr>
-          <w:rFonts w:hint="eastAsia"/>
-        </w:rPr>
         <w:t>cliPath</w:t>
       </w:r>
       <w:proofErr w:type="spellEnd"/>
       <w:r>
-        <w:rPr>
-          <w:rFonts w:hint="eastAsia"/>
-        </w:rPr>
-        <w:t>、</w:t>
+        <w:t>: "</w:t>
       </w:r>
       <w:proofErr w:type="spellStart"/>
       <w:r>
-        <w:rPr>
-          <w:rFonts w:hint="eastAsia"/>
-        </w:rPr>
+        <w:t>gemini</w:t>
+      </w:r>
+      <w:proofErr w:type="spellEnd"/>
+      <w:r>
+        <w:t xml:space="preserve">", </w:t>
+      </w:r>
+      <w:proofErr w:type="spellStart"/>
+      <w:r>
         <w:t>cliArgs</w:t>
       </w:r>
       <w:proofErr w:type="spellEnd"/>
       <w:r>
-        <w:rPr>
-          <w:rFonts w:hint="eastAsia"/>
-        </w:rPr>
-        <w:t>、</w:t>
-      </w:r>
-      <w:r>
-        <w:rPr>
-          <w:rFonts w:hint="eastAsia"/>
-        </w:rPr>
-        <w:t xml:space="preserve">env </w:t>
-      </w:r>
-      <w:r>
-        <w:rPr>
-          <w:rFonts w:hint="eastAsia"/>
-        </w:rPr>
-        <w:t>等）啟動或連線</w:t>
-      </w:r>
-      <w:r>
-        <w:rPr>
-          <w:rFonts w:hint="eastAsia"/>
-        </w:rPr>
-        <w:t xml:space="preserve"> Agent</w:t>
-      </w:r>
-      <w:r>
-        <w:rPr>
-          <w:rFonts w:hint="eastAsia"/>
-        </w:rPr>
-        <w:t>。</w:t>
-      </w:r>
-      <w:r>
-        <w:rPr>
-          <w:rFonts w:hint="eastAsia"/>
-        </w:rPr>
-        <w:t xml:space="preserve">  - </w:t>
-      </w:r>
-      <w:r>
-        <w:rPr>
-          <w:rFonts w:hint="eastAsia"/>
-        </w:rPr>
-        <w:t>狀態機：典型狀態包含：</w:t>
-      </w:r>
-      <w:r>
-        <w:rPr>
-          <w:rFonts w:hint="eastAsia"/>
-        </w:rPr>
-        <w:t xml:space="preserve">CREATING </w:t>
-      </w:r>
-      <w:r>
-        <w:rPr>
-          <w:rFonts w:hint="eastAsia"/>
-        </w:rPr>
-        <w:t>→</w:t>
-      </w:r>
-      <w:r>
-        <w:rPr>
-          <w:rFonts w:hint="eastAsia"/>
-        </w:rPr>
-        <w:t xml:space="preserve"> ACTIVE </w:t>
-      </w:r>
-      <w:r>
-        <w:rPr>
-          <w:rFonts w:hint="eastAsia"/>
-        </w:rPr>
-        <w:lastRenderedPageBreak/>
-        <w:t xml:space="preserve">(STREAMING/IDLE) </w:t>
-      </w:r>
-      <w:r>
-        <w:rPr>
-          <w:rFonts w:hint="eastAsia"/>
-        </w:rPr>
-        <w:t>→</w:t>
-      </w:r>
-      <w:r>
-        <w:rPr>
-          <w:rFonts w:hint="eastAsia"/>
-        </w:rPr>
-        <w:t xml:space="preserve"> PAUSED </w:t>
-      </w:r>
-      <w:r>
-        <w:rPr>
-          <w:rFonts w:hint="eastAsia"/>
-        </w:rPr>
-        <w:t>→</w:t>
-      </w:r>
-      <w:r>
-        <w:rPr>
-          <w:rFonts w:hint="eastAsia"/>
-        </w:rPr>
-        <w:t xml:space="preserve"> TERMINATING </w:t>
-      </w:r>
-      <w:r>
-        <w:rPr>
-          <w:rFonts w:hint="eastAsia"/>
-        </w:rPr>
-        <w:t>→</w:t>
-      </w:r>
-      <w:r>
-        <w:rPr>
-          <w:rFonts w:hint="eastAsia"/>
-        </w:rPr>
-        <w:t xml:space="preserve"> TERMINATED</w:t>
-      </w:r>
-      <w:r>
-        <w:rPr>
-          <w:rFonts w:hint="eastAsia"/>
-        </w:rPr>
-        <w:t>。每個狀態都要明確回報錯誤碼與可重試策略。</w:t>
-      </w:r>
-      <w:r>
-        <w:rPr>
-          <w:rFonts w:hint="eastAsia"/>
-        </w:rPr>
-        <w:t xml:space="preserve">  - </w:t>
-      </w:r>
-      <w:r>
-        <w:rPr>
-          <w:rFonts w:hint="eastAsia"/>
-        </w:rPr>
-        <w:t>資源回收：必須支援</w:t>
-      </w:r>
-      <w:r>
-        <w:rPr>
-          <w:rFonts w:hint="eastAsia"/>
-        </w:rPr>
-        <w:t xml:space="preserve"> graceful shutdown</w:t>
-      </w:r>
-      <w:r>
-        <w:rPr>
-          <w:rFonts w:hint="eastAsia"/>
-        </w:rPr>
-        <w:t>、超時回收（</w:t>
-      </w:r>
-      <w:r>
-        <w:rPr>
-          <w:rFonts w:hint="eastAsia"/>
-        </w:rPr>
-        <w:t>idle timeout</w:t>
-      </w:r>
-      <w:r>
-        <w:rPr>
-          <w:rFonts w:hint="eastAsia"/>
-        </w:rPr>
-        <w:t>）與強制回收（</w:t>
-      </w:r>
-      <w:r>
-        <w:rPr>
-          <w:rFonts w:hint="eastAsia"/>
-        </w:rPr>
-        <w:t>OOM / hung process</w:t>
-      </w:r>
-      <w:r>
-        <w:rPr>
-          <w:rFonts w:hint="eastAsia"/>
-        </w:rPr>
-        <w:t>），並提供可觀察的事件。</w:t>
-      </w:r>
-      <w:r>
-        <w:rPr>
-          <w:rFonts w:hint="eastAsia"/>
-        </w:rPr>
-        <w:t xml:space="preserve">  - </w:t>
-      </w:r>
-      <w:r>
-        <w:rPr>
-          <w:rFonts w:hint="eastAsia"/>
-        </w:rPr>
-        <w:t>建議實作要點：對長時間任務使用心跳（</w:t>
-      </w:r>
-      <w:r>
-        <w:rPr>
-          <w:rFonts w:hint="eastAsia"/>
-        </w:rPr>
-        <w:t>heartbeat</w:t>
-      </w:r>
-      <w:r>
-        <w:rPr>
-          <w:rFonts w:hint="eastAsia"/>
-        </w:rPr>
-        <w:t>）與</w:t>
-      </w:r>
-      <w:r>
-        <w:rPr>
-          <w:rFonts w:hint="eastAsia"/>
-        </w:rPr>
-        <w:t xml:space="preserve"> lease </w:t>
-      </w:r>
-      <w:r>
-        <w:rPr>
-          <w:rFonts w:hint="eastAsia"/>
-        </w:rPr>
-        <w:t>機制，防止</w:t>
-      </w:r>
-      <w:r>
-        <w:rPr>
-          <w:rFonts w:hint="eastAsia"/>
-        </w:rPr>
-        <w:t xml:space="preserve"> orphan process</w:t>
-      </w:r>
-      <w:r>
-        <w:rPr>
-          <w:rFonts w:hint="eastAsia"/>
-        </w:rPr>
-        <w:t>；為每個</w:t>
-      </w:r>
-      <w:r>
-        <w:rPr>
-          <w:rFonts w:hint="eastAsia"/>
-        </w:rPr>
-        <w:t xml:space="preserve"> session </w:t>
-      </w:r>
-      <w:r>
-        <w:rPr>
-          <w:rFonts w:hint="eastAsia"/>
-        </w:rPr>
-        <w:t>記錄起訖時戳、使用者</w:t>
-      </w:r>
-      <w:r>
-        <w:rPr>
-          <w:rFonts w:hint="eastAsia"/>
-        </w:rPr>
-        <w:t xml:space="preserve"> ID</w:t>
-      </w:r>
-      <w:r>
-        <w:rPr>
-          <w:rFonts w:hint="eastAsia"/>
-        </w:rPr>
-        <w:t>、執行命令與環境變數（不含敏感金鑰）。</w:t>
-      </w:r>
-      <w:r>
-        <w:rPr>
-          <w:rFonts w:hint="eastAsia"/>
-        </w:rPr>
-        <w:t xml:space="preserve">### 2) </w:t>
-      </w:r>
-      <w:r>
-        <w:rPr>
-          <w:rFonts w:hint="eastAsia"/>
-        </w:rPr>
-        <w:t>標準化雙向資料流通與串流（</w:t>
-      </w:r>
-      <w:r>
-        <w:rPr>
-          <w:rFonts w:hint="eastAsia"/>
-        </w:rPr>
-        <w:t>Bidirectional Streaming</w:t>
-      </w:r>
-      <w:r>
-        <w:rPr>
-          <w:rFonts w:hint="eastAsia"/>
-        </w:rPr>
-        <w:t>）</w:t>
-      </w:r>
-      <w:r>
-        <w:rPr>
-          <w:rFonts w:hint="eastAsia"/>
-        </w:rPr>
-        <w:t xml:space="preserve">- </w:t>
-      </w:r>
-      <w:r>
-        <w:rPr>
-          <w:rFonts w:hint="eastAsia"/>
-        </w:rPr>
-        <w:t>傳輸語義：採用全雙工串流使</w:t>
-      </w:r>
-      <w:r>
-        <w:rPr>
-          <w:rFonts w:hint="eastAsia"/>
-        </w:rPr>
-        <w:t xml:space="preserve"> token-by-token </w:t>
-      </w:r>
-      <w:r>
-        <w:rPr>
-          <w:rFonts w:hint="eastAsia"/>
-        </w:rPr>
-        <w:t>回送可行，並允許</w:t>
-      </w:r>
-      <w:r>
-        <w:rPr>
-          <w:rFonts w:hint="eastAsia"/>
-        </w:rPr>
-        <w:t xml:space="preserve"> agent </w:t>
-      </w:r>
-      <w:r>
-        <w:rPr>
-          <w:rFonts w:hint="eastAsia"/>
-        </w:rPr>
-        <w:t>在推理中斷點提出回呼請求（例如：請求讀取</w:t>
-      </w:r>
-      <w:r>
-        <w:rPr>
-          <w:rFonts w:hint="eastAsia"/>
-        </w:rPr>
-        <w:t>/</w:t>
-      </w:r>
-      <w:r>
-        <w:rPr>
-          <w:rFonts w:hint="eastAsia"/>
-        </w:rPr>
-        <w:t>寫入工作區檔案、觸發外部工具）。</w:t>
-      </w:r>
-      <w:r>
-        <w:rPr>
-          <w:rFonts w:hint="eastAsia"/>
-        </w:rPr>
-        <w:t xml:space="preserve">  - </w:t>
-      </w:r>
-      <w:r>
-        <w:rPr>
-          <w:rFonts w:hint="eastAsia"/>
-        </w:rPr>
-        <w:t>訊息類型：</w:t>
-      </w:r>
-      <w:r>
-        <w:rPr>
-          <w:rFonts w:hint="eastAsia"/>
-        </w:rPr>
-        <w:t>Generate (streaming tokens)</w:t>
-      </w:r>
-      <w:r>
-        <w:rPr>
-          <w:rFonts w:hint="eastAsia"/>
-        </w:rPr>
-        <w:t>、</w:t>
+        <w:t>: "--experimental-</w:t>
       </w:r>
       <w:proofErr w:type="spellStart"/>
       <w:r>
-        <w:rPr>
-          <w:rFonts w:hint="eastAsia"/>
-        </w:rPr>
-        <w:t>ToolCallRequest</w:t>
+        <w:t>acp</w:t>
       </w:r>
       <w:proofErr w:type="spellEnd"/>
       <w:r>
-        <w:rPr>
-          <w:rFonts w:hint="eastAsia"/>
-        </w:rPr>
-        <w:t xml:space="preserve"> / </w:t>
-      </w:r>
-      <w:proofErr w:type="spellStart"/>
-      <w:r>
-        <w:rPr>
-          <w:rFonts w:hint="eastAsia"/>
-        </w:rPr>
-        <w:t>ToolCallResponse</w:t>
-      </w:r>
-      <w:proofErr w:type="spellEnd"/>
-      <w:r>
-        <w:rPr>
-          <w:rFonts w:hint="eastAsia"/>
-        </w:rPr>
-        <w:t>、</w:t>
-      </w:r>
-      <w:proofErr w:type="spellStart"/>
-      <w:r>
-        <w:rPr>
-          <w:rFonts w:hint="eastAsia"/>
-        </w:rPr>
-        <w:t>FileAccessRequest</w:t>
-      </w:r>
-      <w:proofErr w:type="spellEnd"/>
-      <w:r>
-        <w:rPr>
-          <w:rFonts w:hint="eastAsia"/>
-        </w:rPr>
-        <w:t xml:space="preserve"> / Response</w:t>
-      </w:r>
-      <w:r>
-        <w:rPr>
-          <w:rFonts w:hint="eastAsia"/>
-        </w:rPr>
-        <w:t>、</w:t>
-      </w:r>
-      <w:r>
-        <w:rPr>
-          <w:rFonts w:hint="eastAsia"/>
-        </w:rPr>
-        <w:t>Status/Progress</w:t>
-      </w:r>
-      <w:r>
-        <w:rPr>
-          <w:rFonts w:hint="eastAsia"/>
-        </w:rPr>
-        <w:t>、</w:t>
-      </w:r>
-      <w:r>
-        <w:rPr>
-          <w:rFonts w:hint="eastAsia"/>
-        </w:rPr>
-        <w:t>Error</w:t>
-      </w:r>
-      <w:r>
-        <w:rPr>
-          <w:rFonts w:hint="eastAsia"/>
-        </w:rPr>
-        <w:t>。每種訊息需有一致的握手（</w:t>
-      </w:r>
-      <w:r>
-        <w:rPr>
-          <w:rFonts w:hint="eastAsia"/>
-        </w:rPr>
-        <w:t>ack</w:t>
-      </w:r>
-      <w:r>
-        <w:rPr>
-          <w:rFonts w:hint="eastAsia"/>
-        </w:rPr>
-        <w:t>）與重試</w:t>
-      </w:r>
-      <w:r>
-        <w:rPr>
-          <w:rFonts w:hint="eastAsia"/>
-        </w:rPr>
-        <w:t>/</w:t>
-      </w:r>
-      <w:r>
-        <w:rPr>
-          <w:rFonts w:hint="eastAsia"/>
-        </w:rPr>
-        <w:t>回退策略。</w:t>
-      </w:r>
-      <w:r>
-        <w:rPr>
-          <w:rFonts w:hint="eastAsia"/>
-        </w:rPr>
-        <w:t xml:space="preserve">  - </w:t>
-      </w:r>
-      <w:r>
-        <w:rPr>
-          <w:rFonts w:hint="eastAsia"/>
-        </w:rPr>
-        <w:t>擴展性：訊息中應包含</w:t>
-      </w:r>
-      <w:r>
-        <w:rPr>
-          <w:rFonts w:hint="eastAsia"/>
-        </w:rPr>
-        <w:t xml:space="preserve"> metadata</w:t>
-      </w:r>
-      <w:r>
-        <w:rPr>
-          <w:rFonts w:hint="eastAsia"/>
-        </w:rPr>
-        <w:t>（</w:t>
-      </w:r>
-      <w:proofErr w:type="spellStart"/>
-      <w:r>
-        <w:rPr>
-          <w:rFonts w:hint="eastAsia"/>
-        </w:rPr>
-        <w:t>traceId</w:t>
-      </w:r>
-      <w:proofErr w:type="spellEnd"/>
-      <w:r>
-        <w:rPr>
-          <w:rFonts w:hint="eastAsia"/>
-        </w:rPr>
-        <w:t>、</w:t>
-      </w:r>
-      <w:proofErr w:type="spellStart"/>
-      <w:r>
-        <w:rPr>
-          <w:rFonts w:hint="eastAsia"/>
-        </w:rPr>
-        <w:t>sessionId</w:t>
-      </w:r>
-      <w:proofErr w:type="spellEnd"/>
-      <w:r>
-        <w:rPr>
-          <w:rFonts w:hint="eastAsia"/>
-        </w:rPr>
-        <w:t>、</w:t>
-      </w:r>
-      <w:proofErr w:type="spellStart"/>
-      <w:r>
-        <w:rPr>
-          <w:rFonts w:hint="eastAsia"/>
-        </w:rPr>
-        <w:t>userContext</w:t>
-      </w:r>
-      <w:proofErr w:type="spellEnd"/>
-      <w:r>
-        <w:rPr>
-          <w:rFonts w:hint="eastAsia"/>
-        </w:rPr>
-        <w:t>、</w:t>
-      </w:r>
-      <w:proofErr w:type="spellStart"/>
-      <w:r>
-        <w:rPr>
-          <w:rFonts w:hint="eastAsia"/>
-        </w:rPr>
-        <w:t>policyTags</w:t>
-      </w:r>
-      <w:proofErr w:type="spellEnd"/>
-      <w:r>
-        <w:rPr>
-          <w:rFonts w:hint="eastAsia"/>
-        </w:rPr>
-        <w:t>），以便審計與流量分隔。</w:t>
-      </w:r>
-      <w:r>
-        <w:rPr>
-          <w:rFonts w:hint="eastAsia"/>
-        </w:rPr>
-        <w:t xml:space="preserve"> </w:t>
-      </w:r>
-      <w:r>
-        <w:t xml:space="preserve"> </w:t>
-      </w:r>
-      <w:r>
-        <w:rPr>
-          <w:rFonts w:hint="eastAsia"/>
-        </w:rPr>
-        <w:t xml:space="preserve">- </w:t>
-      </w:r>
-      <w:r>
-        <w:rPr>
-          <w:rFonts w:hint="eastAsia"/>
-        </w:rPr>
-        <w:t>使用者體驗：透過逐字元渲染降低延遲感；但需在</w:t>
-      </w:r>
-      <w:r>
-        <w:rPr>
-          <w:rFonts w:hint="eastAsia"/>
-        </w:rPr>
-        <w:t xml:space="preserve"> UI </w:t>
-      </w:r>
-      <w:r>
-        <w:rPr>
-          <w:rFonts w:hint="eastAsia"/>
-        </w:rPr>
-        <w:t>層加入取消、暫停、增量確認等控制。</w:t>
-      </w:r>
-      <w:r>
-        <w:rPr>
-          <w:rFonts w:hint="eastAsia"/>
-        </w:rPr>
-        <w:t xml:space="preserve">### 3) </w:t>
-      </w:r>
-      <w:r>
-        <w:rPr>
-          <w:rFonts w:hint="eastAsia"/>
-        </w:rPr>
-        <w:t>多元接入點與本地</w:t>
-      </w:r>
-      <w:r>
-        <w:rPr>
-          <w:rFonts w:hint="eastAsia"/>
-        </w:rPr>
-        <w:t>/</w:t>
-      </w:r>
-      <w:r>
-        <w:rPr>
-          <w:rFonts w:hint="eastAsia"/>
-        </w:rPr>
-        <w:t>遠端混合部署（</w:t>
-      </w:r>
-      <w:r>
-        <w:rPr>
-          <w:rFonts w:hint="eastAsia"/>
-        </w:rPr>
-        <w:t>Hybrid Deployment</w:t>
-      </w:r>
-      <w:r>
-        <w:rPr>
-          <w:rFonts w:hint="eastAsia"/>
-        </w:rPr>
-        <w:t>）</w:t>
-      </w:r>
-      <w:r>
-        <w:rPr>
-          <w:rFonts w:hint="eastAsia"/>
-        </w:rPr>
-        <w:t xml:space="preserve">- </w:t>
-      </w:r>
-      <w:r>
-        <w:rPr>
-          <w:rFonts w:hint="eastAsia"/>
-        </w:rPr>
-        <w:t>典型部署模式：</w:t>
-      </w:r>
-      <w:r>
-        <w:rPr>
-          <w:rFonts w:hint="eastAsia"/>
-        </w:rPr>
-        <w:t xml:space="preserve">  - SaaS</w:t>
-      </w:r>
-      <w:r>
-        <w:rPr>
-          <w:rFonts w:hint="eastAsia"/>
-        </w:rPr>
-        <w:t>（官方</w:t>
-      </w:r>
-      <w:r>
-        <w:rPr>
-          <w:rFonts w:hint="eastAsia"/>
-        </w:rPr>
-        <w:t xml:space="preserve"> Copilot CLI</w:t>
-      </w:r>
-      <w:r>
-        <w:rPr>
-          <w:rFonts w:hint="eastAsia"/>
-        </w:rPr>
-        <w:t>）—</w:t>
-      </w:r>
-      <w:r>
-        <w:rPr>
-          <w:rFonts w:hint="eastAsia"/>
-        </w:rPr>
-        <w:t xml:space="preserve"> </w:t>
-      </w:r>
-      <w:r>
-        <w:rPr>
-          <w:rFonts w:hint="eastAsia"/>
-        </w:rPr>
-        <w:t>最簡單上手，但需評估資料外流風險與合約。</w:t>
-      </w:r>
-      <w:r>
-        <w:rPr>
-          <w:rFonts w:hint="eastAsia"/>
-        </w:rPr>
-        <w:t xml:space="preserve">  - BYOM</w:t>
-      </w:r>
-      <w:r>
-        <w:rPr>
-          <w:rFonts w:hint="eastAsia"/>
-        </w:rPr>
-        <w:t>（</w:t>
-      </w:r>
-      <w:r>
-        <w:rPr>
-          <w:rFonts w:hint="eastAsia"/>
-        </w:rPr>
-        <w:t>Bring Your Own Model via CLI</w:t>
-      </w:r>
-      <w:r>
-        <w:rPr>
-          <w:rFonts w:hint="eastAsia"/>
-        </w:rPr>
-        <w:t>）—</w:t>
-      </w:r>
-      <w:r>
-        <w:rPr>
-          <w:rFonts w:hint="eastAsia"/>
-        </w:rPr>
-        <w:t xml:space="preserve"> </w:t>
-      </w:r>
-      <w:r>
-        <w:rPr>
-          <w:rFonts w:hint="eastAsia"/>
-        </w:rPr>
-        <w:t>指向企業自有或第三方</w:t>
-      </w:r>
-      <w:r>
-        <w:rPr>
-          <w:rFonts w:hint="eastAsia"/>
-        </w:rPr>
-        <w:t xml:space="preserve"> CLI</w:t>
-      </w:r>
-      <w:r>
-        <w:rPr>
-          <w:rFonts w:hint="eastAsia"/>
-        </w:rPr>
-        <w:t>，適合專業領域化模型。</w:t>
-      </w:r>
-      <w:r>
-        <w:t xml:space="preserve">  - On-prem / VPC-hosted </w:t>
-      </w:r>
-      <w:r>
-        <w:rPr>
-          <w:rFonts w:hint="eastAsia"/>
-        </w:rPr>
-        <w:t>推論節點</w:t>
-      </w:r>
-      <w:r>
-        <w:rPr>
-          <w:rFonts w:hint="eastAsia"/>
-        </w:rPr>
-        <w:t xml:space="preserve"> </w:t>
-      </w:r>
-      <w:r>
-        <w:rPr>
-          <w:rFonts w:hint="eastAsia"/>
-        </w:rPr>
-        <w:t>—</w:t>
-      </w:r>
-      <w:r>
-        <w:rPr>
-          <w:rFonts w:hint="eastAsia"/>
-        </w:rPr>
-        <w:t xml:space="preserve"> </w:t>
-      </w:r>
-      <w:r>
-        <w:rPr>
-          <w:rFonts w:hint="eastAsia"/>
-        </w:rPr>
-        <w:t>適用於高合規需求（金融、醫療、國防級別）。</w:t>
-      </w:r>
-      <w:r>
-        <w:rPr>
-          <w:rFonts w:hint="eastAsia"/>
-        </w:rPr>
-        <w:t xml:space="preserve">  - </w:t>
-      </w:r>
-      <w:r>
-        <w:rPr>
-          <w:rFonts w:hint="eastAsia"/>
-        </w:rPr>
-        <w:t>網路拓撲：支援直接連線與反向代理（例如透過內網端口與</w:t>
-      </w:r>
-      <w:r>
-        <w:rPr>
-          <w:rFonts w:hint="eastAsia"/>
-        </w:rPr>
-        <w:t xml:space="preserve"> </w:t>
-      </w:r>
-      <w:proofErr w:type="spellStart"/>
-      <w:r>
-        <w:rPr>
-          <w:rFonts w:hint="eastAsia"/>
-        </w:rPr>
-        <w:t>mTLS</w:t>
-      </w:r>
-      <w:proofErr w:type="spellEnd"/>
-      <w:r>
-        <w:rPr>
-          <w:rFonts w:hint="eastAsia"/>
-        </w:rPr>
-        <w:t>）以滿足安全要求。</w:t>
-      </w:r>
-      <w:r>
-        <w:rPr>
-          <w:rFonts w:hint="eastAsia"/>
-        </w:rPr>
-        <w:t xml:space="preserve">  - </w:t>
-      </w:r>
-      <w:r>
-        <w:rPr>
-          <w:rFonts w:hint="eastAsia"/>
-        </w:rPr>
-        <w:t>負載策略：</w:t>
-      </w:r>
-      <w:r>
-        <w:rPr>
-          <w:rFonts w:hint="eastAsia"/>
-        </w:rPr>
-        <w:t xml:space="preserve">local agent </w:t>
-      </w:r>
-      <w:r>
-        <w:rPr>
-          <w:rFonts w:hint="eastAsia"/>
-        </w:rPr>
-        <w:t>適合低延遲互動；遠端集群適合大規模批次或高成本推理。混合使用可以平衡成本與體驗。</w:t>
-      </w:r>
-      <w:r>
-        <w:rPr>
-          <w:rFonts w:hint="eastAsia"/>
-        </w:rPr>
-        <w:t xml:space="preserve">### 4) </w:t>
-      </w:r>
-      <w:r>
-        <w:rPr>
-          <w:rFonts w:hint="eastAsia"/>
-        </w:rPr>
-        <w:t>企業級</w:t>
-      </w:r>
-      <w:r>
-        <w:rPr>
-          <w:rFonts w:hint="eastAsia"/>
-        </w:rPr>
-        <w:t xml:space="preserve"> BYOK </w:t>
-      </w:r>
-      <w:r>
-        <w:rPr>
-          <w:rFonts w:hint="eastAsia"/>
-        </w:rPr>
-        <w:t>與資料邊界控制（</w:t>
-      </w:r>
-      <w:r>
-        <w:rPr>
-          <w:rFonts w:hint="eastAsia"/>
-        </w:rPr>
-        <w:t>Security &amp; Compliance</w:t>
-      </w:r>
-      <w:r>
-        <w:rPr>
-          <w:rFonts w:hint="eastAsia"/>
-        </w:rPr>
-        <w:t>）</w:t>
-      </w:r>
-      <w:r>
-        <w:rPr>
-          <w:rFonts w:hint="eastAsia"/>
-        </w:rPr>
-        <w:t xml:space="preserve">- BYOK </w:t>
-      </w:r>
-      <w:r>
-        <w:rPr>
-          <w:rFonts w:hint="eastAsia"/>
-        </w:rPr>
-        <w:t>與密鑰管理：允許企業注入自有</w:t>
-      </w:r>
-      <w:r>
-        <w:rPr>
-          <w:rFonts w:hint="eastAsia"/>
-        </w:rPr>
-        <w:t xml:space="preserve"> API Key</w:t>
-      </w:r>
-      <w:r>
-        <w:rPr>
-          <w:rFonts w:hint="eastAsia"/>
-        </w:rPr>
-        <w:t>、</w:t>
-      </w:r>
-      <w:r>
-        <w:rPr>
-          <w:rFonts w:hint="eastAsia"/>
-        </w:rPr>
-        <w:t>endpoint</w:t>
-      </w:r>
-      <w:r>
-        <w:rPr>
-          <w:rFonts w:hint="eastAsia"/>
-        </w:rPr>
-        <w:t>，或使用雲端金鑰管理（</w:t>
-      </w:r>
-      <w:r>
-        <w:rPr>
-          <w:rFonts w:hint="eastAsia"/>
-        </w:rPr>
-        <w:t>Azure Key Vault</w:t>
-      </w:r>
-      <w:r>
-        <w:rPr>
-          <w:rFonts w:hint="eastAsia"/>
-        </w:rPr>
-        <w:t>、</w:t>
-      </w:r>
-      <w:r>
-        <w:rPr>
-          <w:rFonts w:hint="eastAsia"/>
-        </w:rPr>
-        <w:t>AWS KMS</w:t>
-      </w:r>
-      <w:r>
-        <w:rPr>
-          <w:rFonts w:hint="eastAsia"/>
-        </w:rPr>
-        <w:t>）以便密鑰輪替與存取控制。</w:t>
-      </w:r>
-      <w:r>
-        <w:rPr>
-          <w:rFonts w:hint="eastAsia"/>
-        </w:rPr>
-        <w:t xml:space="preserve">  - </w:t>
-      </w:r>
-      <w:r>
-        <w:rPr>
-          <w:rFonts w:hint="eastAsia"/>
-        </w:rPr>
-        <w:t>資料最小化與居內處理：在</w:t>
-      </w:r>
-      <w:r>
-        <w:rPr>
-          <w:rFonts w:hint="eastAsia"/>
-        </w:rPr>
-        <w:t xml:space="preserve"> ACP </w:t>
-      </w:r>
-      <w:r>
-        <w:rPr>
-          <w:rFonts w:hint="eastAsia"/>
-        </w:rPr>
-        <w:t>層面支援過濾（</w:t>
-      </w:r>
-      <w:r>
-        <w:rPr>
-          <w:rFonts w:hint="eastAsia"/>
-        </w:rPr>
-        <w:t>masking</w:t>
-      </w:r>
-      <w:r>
-        <w:rPr>
-          <w:rFonts w:hint="eastAsia"/>
-        </w:rPr>
-        <w:t>）、本地化前處理（</w:t>
-      </w:r>
-      <w:r>
-        <w:rPr>
-          <w:rFonts w:hint="eastAsia"/>
-        </w:rPr>
-        <w:t>normalize</w:t>
-      </w:r>
-      <w:r>
-        <w:rPr>
-          <w:rFonts w:hint="eastAsia"/>
-        </w:rPr>
-        <w:t>）與留痕（</w:t>
-      </w:r>
-      <w:r>
-        <w:rPr>
-          <w:rFonts w:hint="eastAsia"/>
-        </w:rPr>
-        <w:t>audit logs</w:t>
-      </w:r>
-      <w:r>
-        <w:rPr>
-          <w:rFonts w:hint="eastAsia"/>
-        </w:rPr>
-        <w:t>），降低敏感資訊傳輸。</w:t>
-      </w:r>
-      <w:r>
-        <w:rPr>
-          <w:rFonts w:hint="eastAsia"/>
-        </w:rPr>
-        <w:t xml:space="preserve">  - </w:t>
-      </w:r>
-      <w:r>
-        <w:rPr>
-          <w:rFonts w:hint="eastAsia"/>
-        </w:rPr>
-        <w:t>法規合規性：建立資料分類與路徑策略，確保</w:t>
-      </w:r>
-      <w:r>
-        <w:rPr>
-          <w:rFonts w:hint="eastAsia"/>
-        </w:rPr>
-        <w:t xml:space="preserve"> PII</w:t>
-      </w:r>
-      <w:r>
-        <w:rPr>
-          <w:rFonts w:hint="eastAsia"/>
-        </w:rPr>
-        <w:t>、商業敏感資料不會外流至公共模型。</w:t>
-      </w:r>
-      <w:r>
-        <w:rPr>
-          <w:rFonts w:hint="eastAsia"/>
-        </w:rPr>
-        <w:t xml:space="preserve">  - </w:t>
-      </w:r>
-      <w:r>
-        <w:rPr>
-          <w:rFonts w:hint="eastAsia"/>
-        </w:rPr>
-        <w:t>審計與合規證據：紀錄每次</w:t>
-      </w:r>
-      <w:r>
-        <w:rPr>
-          <w:rFonts w:hint="eastAsia"/>
-        </w:rPr>
-        <w:t xml:space="preserve"> session </w:t>
-      </w:r>
-      <w:r>
-        <w:rPr>
-          <w:rFonts w:hint="eastAsia"/>
-        </w:rPr>
-        <w:t>的存取清單（誰、何時、對哪個檔案、以何種</w:t>
-      </w:r>
-      <w:r>
-        <w:rPr>
-          <w:rFonts w:hint="eastAsia"/>
-        </w:rPr>
-        <w:t xml:space="preserve"> model </w:t>
-      </w:r>
-      <w:r>
-        <w:rPr>
-          <w:rFonts w:hint="eastAsia"/>
-        </w:rPr>
-        <w:t>產生輸出），以支援審計要求。</w:t>
-      </w:r>
-      <w:r>
-        <w:t>---</w:t>
-      </w:r>
-      <w:r>
-        <w:rPr>
-          <w:rFonts w:hint="eastAsia"/>
-        </w:rPr>
-        <w:t xml:space="preserve">## </w:t>
-      </w:r>
-      <w:r>
-        <w:rPr>
-          <w:rFonts w:hint="eastAsia"/>
-        </w:rPr>
-        <w:t>技術深潛：訊息協定與整合模式（要點）</w:t>
-      </w:r>
-      <w:r>
-        <w:rPr>
-          <w:rFonts w:hint="eastAsia"/>
-        </w:rPr>
-        <w:t xml:space="preserve">- </w:t>
-      </w:r>
-      <w:r>
-        <w:rPr>
-          <w:rFonts w:hint="eastAsia"/>
-        </w:rPr>
-        <w:t>最小訊息合約（示意）：</w:t>
-      </w:r>
-      <w:r>
-        <w:rPr>
-          <w:rFonts w:hint="eastAsia"/>
-        </w:rPr>
-        <w:t xml:space="preserve">{ type, </w:t>
-      </w:r>
-      <w:proofErr w:type="spellStart"/>
-      <w:r>
-        <w:rPr>
-          <w:rFonts w:hint="eastAsia"/>
-        </w:rPr>
-        <w:t>sess</w:t>
-      </w:r>
-      <w:r>
-        <w:t>ionId</w:t>
-      </w:r>
-      <w:proofErr w:type="spellEnd"/>
-      <w:r>
-        <w:t>, seq, payload, meta</w:t>
-      </w:r>
-      <w:r>
-        <w:rPr>
-          <w:rFonts w:hint="eastAsia"/>
-        </w:rPr>
-        <w:t>data, signature? }</w:t>
-      </w:r>
-      <w:r>
-        <w:rPr>
-          <w:rFonts w:hint="eastAsia"/>
-        </w:rPr>
-        <w:t>。建議採用</w:t>
-      </w:r>
-      <w:r>
-        <w:rPr>
-          <w:rFonts w:hint="eastAsia"/>
-        </w:rPr>
-        <w:t xml:space="preserve"> JSON-LD </w:t>
-      </w:r>
-      <w:r>
-        <w:rPr>
-          <w:rFonts w:hint="eastAsia"/>
-        </w:rPr>
-        <w:t>或</w:t>
-      </w:r>
-      <w:r>
-        <w:rPr>
-          <w:rFonts w:hint="eastAsia"/>
-        </w:rPr>
-        <w:t xml:space="preserve"> </w:t>
-      </w:r>
-      <w:proofErr w:type="spellStart"/>
-      <w:r>
-        <w:rPr>
-          <w:rFonts w:hint="eastAsia"/>
-        </w:rPr>
-        <w:t>Protobuf</w:t>
-      </w:r>
-      <w:proofErr w:type="spellEnd"/>
-      <w:r>
-        <w:rPr>
-          <w:rFonts w:hint="eastAsia"/>
-        </w:rPr>
-        <w:t xml:space="preserve"> </w:t>
-      </w:r>
-      <w:r>
-        <w:rPr>
-          <w:rFonts w:hint="eastAsia"/>
-        </w:rPr>
-        <w:t>以利可驗證性與效能。</w:t>
-      </w:r>
-      <w:r>
-        <w:rPr>
-          <w:rFonts w:hint="eastAsia"/>
-        </w:rPr>
-        <w:t xml:space="preserve">  - Tool Calling </w:t>
-      </w:r>
-      <w:r>
-        <w:rPr>
-          <w:rFonts w:hint="eastAsia"/>
-        </w:rPr>
-        <w:t>模式：</w:t>
-      </w:r>
-      <w:r>
-        <w:rPr>
-          <w:rFonts w:hint="eastAsia"/>
-        </w:rPr>
-        <w:t xml:space="preserve">Agent </w:t>
-      </w:r>
-      <w:r>
-        <w:rPr>
-          <w:rFonts w:hint="eastAsia"/>
-        </w:rPr>
-        <w:t>發出</w:t>
-      </w:r>
-      <w:r>
-        <w:rPr>
-          <w:rFonts w:hint="eastAsia"/>
-        </w:rPr>
-        <w:t xml:space="preserve"> </w:t>
-      </w:r>
-      <w:proofErr w:type="spellStart"/>
-      <w:r>
-        <w:rPr>
-          <w:rFonts w:hint="eastAsia"/>
-        </w:rPr>
-        <w:t>ToolCallRequest</w:t>
-      </w:r>
-      <w:proofErr w:type="spellEnd"/>
-      <w:r>
-        <w:rPr>
-          <w:rFonts w:hint="eastAsia"/>
-        </w:rPr>
-        <w:t xml:space="preserve"> </w:t>
-      </w:r>
-      <w:r>
-        <w:rPr>
-          <w:rFonts w:hint="eastAsia"/>
-        </w:rPr>
-        <w:t>時，</w:t>
-      </w:r>
-      <w:r>
-        <w:rPr>
-          <w:rFonts w:hint="eastAsia"/>
-        </w:rPr>
-        <w:t xml:space="preserve">SDK/IDE </w:t>
-      </w:r>
-      <w:r>
-        <w:rPr>
-          <w:rFonts w:hint="eastAsia"/>
-        </w:rPr>
-        <w:t>應以</w:t>
-      </w:r>
-      <w:r>
-        <w:rPr>
-          <w:rFonts w:hint="eastAsia"/>
-        </w:rPr>
-        <w:t xml:space="preserve"> policy engine </w:t>
-      </w:r>
-      <w:r>
-        <w:rPr>
-          <w:rFonts w:hint="eastAsia"/>
-        </w:rPr>
-        <w:t>驗證其合法性（例如：是否允許存取該檔案、是否允許執行該工具），並在使用者同意或自動</w:t>
-      </w:r>
-      <w:r>
-        <w:rPr>
-          <w:rFonts w:hint="eastAsia"/>
-        </w:rPr>
-        <w:lastRenderedPageBreak/>
-        <w:t>化規則下授權執行。</w:t>
-      </w:r>
-      <w:r>
-        <w:rPr>
-          <w:rFonts w:hint="eastAsia"/>
-        </w:rPr>
-        <w:t xml:space="preserve">  - Traceability</w:t>
-      </w:r>
-      <w:r>
-        <w:rPr>
-          <w:rFonts w:hint="eastAsia"/>
-        </w:rPr>
-        <w:t>：採用分散式追蹤（</w:t>
-      </w:r>
-      <w:proofErr w:type="spellStart"/>
-      <w:r>
-        <w:rPr>
-          <w:rFonts w:hint="eastAsia"/>
-        </w:rPr>
-        <w:t>traceId</w:t>
-      </w:r>
-      <w:proofErr w:type="spellEnd"/>
-      <w:r>
-        <w:rPr>
-          <w:rFonts w:hint="eastAsia"/>
-        </w:rPr>
-        <w:t>/span</w:t>
-      </w:r>
-      <w:r>
-        <w:rPr>
-          <w:rFonts w:hint="eastAsia"/>
-        </w:rPr>
-        <w:t>）與結合稽核日誌，便於安全事件分析與模型行為解釋。</w:t>
-      </w:r>
-      <w:r>
-        <w:rPr>
-          <w:rFonts w:hint="eastAsia"/>
-        </w:rPr>
-        <w:t xml:space="preserve">  - Error handling</w:t>
-      </w:r>
-      <w:r>
-        <w:rPr>
-          <w:rFonts w:hint="eastAsia"/>
-        </w:rPr>
-        <w:t>：設計重試、回退（</w:t>
-      </w:r>
-      <w:r>
-        <w:t>fallback to smaller model</w:t>
-      </w:r>
-      <w:r>
-        <w:rPr>
-          <w:rFonts w:hint="eastAsia"/>
-        </w:rPr>
-        <w:t xml:space="preserve"> / local heuristic</w:t>
-      </w:r>
-      <w:r>
-        <w:rPr>
-          <w:rFonts w:hint="eastAsia"/>
-        </w:rPr>
-        <w:t>）與清楚的錯誤分類（</w:t>
-      </w:r>
-      <w:r>
-        <w:rPr>
-          <w:rFonts w:hint="eastAsia"/>
-        </w:rPr>
-        <w:t>transient</w:t>
-      </w:r>
-      <w:r>
-        <w:rPr>
-          <w:rFonts w:hint="eastAsia"/>
-        </w:rPr>
-        <w:t>、</w:t>
-      </w:r>
-      <w:r>
-        <w:rPr>
-          <w:rFonts w:hint="eastAsia"/>
-        </w:rPr>
-        <w:t>permanent</w:t>
-      </w:r>
-      <w:r>
-        <w:rPr>
-          <w:rFonts w:hint="eastAsia"/>
-        </w:rPr>
-        <w:t>、</w:t>
-      </w:r>
-      <w:r>
-        <w:rPr>
-          <w:rFonts w:hint="eastAsia"/>
-        </w:rPr>
-        <w:t>policy-violation</w:t>
-      </w:r>
-      <w:r>
-        <w:rPr>
-          <w:rFonts w:hint="eastAsia"/>
-        </w:rPr>
-        <w:t>）。</w:t>
-      </w:r>
-      <w:r>
-        <w:t>---</w:t>
-      </w:r>
-      <w:r>
-        <w:rPr>
-          <w:rFonts w:hint="eastAsia"/>
-        </w:rPr>
-        <w:t xml:space="preserve">## </w:t>
-      </w:r>
-      <w:r>
-        <w:rPr>
-          <w:rFonts w:hint="eastAsia"/>
-        </w:rPr>
-        <w:t>運維與觀測（</w:t>
-      </w:r>
-      <w:r>
-        <w:rPr>
-          <w:rFonts w:hint="eastAsia"/>
-        </w:rPr>
-        <w:t>Operationalization</w:t>
-      </w:r>
-      <w:r>
-        <w:rPr>
-          <w:rFonts w:hint="eastAsia"/>
-        </w:rPr>
-        <w:t>）</w:t>
-      </w:r>
-      <w:r>
-        <w:rPr>
-          <w:rFonts w:hint="eastAsia"/>
-        </w:rPr>
-        <w:t xml:space="preserve">- </w:t>
-      </w:r>
-      <w:r>
-        <w:rPr>
-          <w:rFonts w:hint="eastAsia"/>
-        </w:rPr>
-        <w:t>指標（</w:t>
-      </w:r>
-      <w:r>
-        <w:rPr>
-          <w:rFonts w:hint="eastAsia"/>
-        </w:rPr>
-        <w:t>KPIs</w:t>
-      </w:r>
-      <w:r>
-        <w:rPr>
-          <w:rFonts w:hint="eastAsia"/>
-        </w:rPr>
-        <w:t>）：平均響應延遲（</w:t>
-      </w:r>
-      <w:r>
-        <w:rPr>
-          <w:rFonts w:hint="eastAsia"/>
-        </w:rPr>
-        <w:t>p95</w:t>
-      </w:r>
-      <w:r>
-        <w:rPr>
-          <w:rFonts w:hint="eastAsia"/>
-        </w:rPr>
-        <w:t>）、每</w:t>
-      </w:r>
-      <w:r>
-        <w:rPr>
-          <w:rFonts w:hint="eastAsia"/>
-        </w:rPr>
-        <w:t xml:space="preserve"> Session Token Rate</w:t>
-      </w:r>
-      <w:r>
-        <w:rPr>
-          <w:rFonts w:hint="eastAsia"/>
-        </w:rPr>
-        <w:t>、</w:t>
-      </w:r>
-      <w:proofErr w:type="spellStart"/>
-      <w:r>
-        <w:rPr>
-          <w:rFonts w:hint="eastAsia"/>
-        </w:rPr>
-        <w:t>ToolCall</w:t>
-      </w:r>
-      <w:proofErr w:type="spellEnd"/>
-      <w:r>
-        <w:rPr>
-          <w:rFonts w:hint="eastAsia"/>
-        </w:rPr>
-        <w:t xml:space="preserve"> </w:t>
-      </w:r>
-      <w:r>
-        <w:rPr>
-          <w:rFonts w:hint="eastAsia"/>
-        </w:rPr>
-        <w:t>成功率、</w:t>
-      </w:r>
-      <w:r>
-        <w:rPr>
-          <w:rFonts w:hint="eastAsia"/>
-        </w:rPr>
-        <w:t>Agent Crash Rate</w:t>
-      </w:r>
-      <w:r>
-        <w:rPr>
-          <w:rFonts w:hint="eastAsia"/>
-        </w:rPr>
-        <w:t>、成本</w:t>
-      </w:r>
-      <w:r>
-        <w:rPr>
-          <w:rFonts w:hint="eastAsia"/>
-        </w:rPr>
-        <w:t xml:space="preserve"> per inference</w:t>
-      </w:r>
-      <w:r>
-        <w:rPr>
-          <w:rFonts w:hint="eastAsia"/>
-        </w:rPr>
-        <w:t>。</w:t>
-      </w:r>
-      <w:r>
-        <w:rPr>
-          <w:rFonts w:hint="eastAsia"/>
-        </w:rPr>
-        <w:t xml:space="preserve">  - </w:t>
-      </w:r>
-      <w:r>
-        <w:rPr>
-          <w:rFonts w:hint="eastAsia"/>
-        </w:rPr>
-        <w:t>日誌與監控：</w:t>
-      </w:r>
-      <w:r>
-        <w:rPr>
-          <w:rFonts w:hint="eastAsia"/>
-        </w:rPr>
-        <w:t>Log aggregation</w:t>
-      </w:r>
-      <w:r>
-        <w:rPr>
-          <w:rFonts w:hint="eastAsia"/>
-        </w:rPr>
-        <w:t>（含敏感資料遮罩）、</w:t>
-      </w:r>
-      <w:r>
-        <w:rPr>
-          <w:rFonts w:hint="eastAsia"/>
-        </w:rPr>
-        <w:t>metric exporter</w:t>
-      </w:r>
-      <w:r>
-        <w:rPr>
-          <w:rFonts w:hint="eastAsia"/>
-        </w:rPr>
-        <w:t>（</w:t>
-      </w:r>
-      <w:r>
-        <w:rPr>
-          <w:rFonts w:hint="eastAsia"/>
-        </w:rPr>
-        <w:t>Prometheus</w:t>
-      </w:r>
-      <w:r>
-        <w:rPr>
-          <w:rFonts w:hint="eastAsia"/>
-        </w:rPr>
-        <w:t>）、</w:t>
-      </w:r>
-      <w:r>
-        <w:rPr>
-          <w:rFonts w:hint="eastAsia"/>
-        </w:rPr>
-        <w:t>alerting</w:t>
-      </w:r>
-      <w:r>
-        <w:rPr>
-          <w:rFonts w:hint="eastAsia"/>
-        </w:rPr>
-        <w:t>（</w:t>
-      </w:r>
-      <w:r>
-        <w:rPr>
-          <w:rFonts w:hint="eastAsia"/>
-        </w:rPr>
-        <w:t>ephemeral failures</w:t>
-      </w:r>
-      <w:r>
-        <w:rPr>
-          <w:rFonts w:hint="eastAsia"/>
-        </w:rPr>
-        <w:t>、</w:t>
-      </w:r>
-      <w:r>
-        <w:rPr>
-          <w:rFonts w:hint="eastAsia"/>
-        </w:rPr>
-        <w:t>policy breaches</w:t>
-      </w:r>
-      <w:r>
-        <w:rPr>
-          <w:rFonts w:hint="eastAsia"/>
-        </w:rPr>
-        <w:t>）。</w:t>
-      </w:r>
-      <w:r>
-        <w:rPr>
-          <w:rFonts w:hint="eastAsia"/>
-        </w:rPr>
-        <w:t xml:space="preserve">  - </w:t>
-      </w:r>
-      <w:r>
-        <w:rPr>
-          <w:rFonts w:hint="eastAsia"/>
-        </w:rPr>
-        <w:t>安全運維：定期金鑰輪替、漏洞掃描（</w:t>
-      </w:r>
-      <w:r>
-        <w:rPr>
-          <w:rFonts w:hint="eastAsia"/>
-        </w:rPr>
-        <w:t>Agent CLI</w:t>
-      </w:r>
-      <w:r>
-        <w:rPr>
-          <w:rFonts w:hint="eastAsia"/>
-        </w:rPr>
-        <w:t>）、供應鏈檢查（第三方</w:t>
-      </w:r>
-      <w:r>
-        <w:rPr>
-          <w:rFonts w:hint="eastAsia"/>
-        </w:rPr>
-        <w:t xml:space="preserve"> CLI</w:t>
-      </w:r>
-      <w:r>
-        <w:rPr>
-          <w:rFonts w:hint="eastAsia"/>
-        </w:rPr>
-        <w:t>）、封包檢查（如必要）。</w:t>
-      </w:r>
-      <w:r>
-        <w:t>---</w:t>
-      </w:r>
-      <w:r>
-        <w:rPr>
-          <w:rFonts w:hint="eastAsia"/>
-        </w:rPr>
-        <w:t xml:space="preserve">## </w:t>
-      </w:r>
-      <w:r>
-        <w:rPr>
-          <w:rFonts w:hint="eastAsia"/>
-        </w:rPr>
-        <w:t>商務價值（</w:t>
-      </w:r>
-      <w:r>
-        <w:rPr>
-          <w:rFonts w:hint="eastAsia"/>
-        </w:rPr>
-        <w:t>ROI</w:t>
-      </w:r>
-      <w:r>
-        <w:rPr>
-          <w:rFonts w:hint="eastAsia"/>
-        </w:rPr>
-        <w:t>）與風險評估</w:t>
-      </w:r>
-      <w:r>
-        <w:rPr>
-          <w:rFonts w:hint="eastAsia"/>
-        </w:rPr>
-        <w:t xml:space="preserve">- </w:t>
-      </w:r>
-      <w:r>
-        <w:rPr>
-          <w:rFonts w:hint="eastAsia"/>
-        </w:rPr>
-        <w:t>直接效益：開發者生產力提升（代碼完成率、單位時間交付更多功能）、維運自動化（自動化</w:t>
-      </w:r>
-      <w:r>
-        <w:rPr>
-          <w:rFonts w:hint="eastAsia"/>
-        </w:rPr>
-        <w:t xml:space="preserve"> PR </w:t>
-      </w:r>
-      <w:r>
-        <w:rPr>
-          <w:rFonts w:hint="eastAsia"/>
-        </w:rPr>
-        <w:t>生成、重構建議）。</w:t>
-      </w:r>
-      <w:r>
-        <w:rPr>
-          <w:rFonts w:hint="eastAsia"/>
-        </w:rPr>
-        <w:t xml:space="preserve">  - </w:t>
-      </w:r>
-      <w:r>
-        <w:rPr>
-          <w:rFonts w:hint="eastAsia"/>
-        </w:rPr>
-        <w:t>間接效益：供應商多元化降低風險；可按需切換模型以掌控成本與功能。</w:t>
-      </w:r>
-      <w:r>
-        <w:rPr>
-          <w:rFonts w:hint="eastAsia"/>
-        </w:rPr>
-        <w:t xml:space="preserve">  - </w:t>
-      </w:r>
-      <w:r>
-        <w:rPr>
-          <w:rFonts w:hint="eastAsia"/>
-        </w:rPr>
-        <w:t>風險與對策：資料外流</w:t>
-      </w:r>
-      <w:r>
-        <w:rPr>
-          <w:rFonts w:hint="eastAsia"/>
-        </w:rPr>
-        <w:t xml:space="preserve"> </w:t>
-      </w:r>
-      <w:r>
-        <w:rPr>
-          <w:rFonts w:hint="eastAsia"/>
-        </w:rPr>
-        <w:t>→</w:t>
-      </w:r>
-      <w:r>
-        <w:rPr>
-          <w:rFonts w:hint="eastAsia"/>
-        </w:rPr>
-        <w:t xml:space="preserve"> BYOK + VPC-only </w:t>
-      </w:r>
-      <w:r>
-        <w:rPr>
-          <w:rFonts w:hint="eastAsia"/>
-        </w:rPr>
-        <w:t>部署；模型偏差</w:t>
-      </w:r>
-      <w:r>
-        <w:rPr>
-          <w:rFonts w:hint="eastAsia"/>
-        </w:rPr>
-        <w:t xml:space="preserve"> </w:t>
-      </w:r>
-      <w:r>
-        <w:rPr>
-          <w:rFonts w:hint="eastAsia"/>
-        </w:rPr>
-        <w:t>→</w:t>
-      </w:r>
-      <w:r>
-        <w:rPr>
-          <w:rFonts w:hint="eastAsia"/>
-        </w:rPr>
-        <w:t xml:space="preserve"> </w:t>
-      </w:r>
-      <w:r>
-        <w:rPr>
-          <w:rFonts w:hint="eastAsia"/>
-        </w:rPr>
-        <w:t>人機協作流程與審查閾值；成本失控</w:t>
-      </w:r>
-      <w:r>
-        <w:rPr>
-          <w:rFonts w:hint="eastAsia"/>
-        </w:rPr>
-        <w:t xml:space="preserve"> </w:t>
-      </w:r>
-      <w:r>
-        <w:rPr>
-          <w:rFonts w:hint="eastAsia"/>
-        </w:rPr>
-        <w:t>→</w:t>
-      </w:r>
-      <w:r>
-        <w:rPr>
-          <w:rFonts w:hint="eastAsia"/>
-        </w:rPr>
-        <w:t xml:space="preserve"> </w:t>
-      </w:r>
-      <w:r>
-        <w:rPr>
-          <w:rFonts w:hint="eastAsia"/>
-        </w:rPr>
-        <w:t>路由</w:t>
-      </w:r>
-      <w:r>
-        <w:rPr>
-          <w:rFonts w:hint="eastAsia"/>
-        </w:rPr>
-        <w:t>/</w:t>
-      </w:r>
-      <w:r>
-        <w:rPr>
-          <w:rFonts w:hint="eastAsia"/>
-        </w:rPr>
-        <w:t>配額與儀表板。</w:t>
-      </w:r>
-      <w:r>
-        <w:t>---</w:t>
-      </w:r>
-      <w:r>
-        <w:rPr>
-          <w:rFonts w:hint="eastAsia"/>
-        </w:rPr>
-        <w:t>## PoC</w:t>
-      </w:r>
-      <w:r>
-        <w:rPr>
-          <w:rFonts w:hint="eastAsia"/>
-        </w:rPr>
-        <w:t>（概念驗證）建議路徑：三階段</w:t>
-      </w:r>
-      <w:r>
-        <w:rPr>
-          <w:rFonts w:hint="eastAsia"/>
-        </w:rPr>
-        <w:t xml:space="preserve">1. </w:t>
-      </w:r>
-      <w:r>
-        <w:rPr>
-          <w:rFonts w:hint="eastAsia"/>
-        </w:rPr>
-        <w:t>啟動準備（</w:t>
-      </w:r>
-      <w:r>
-        <w:rPr>
-          <w:rFonts w:hint="eastAsia"/>
-        </w:rPr>
-        <w:t>2</w:t>
-      </w:r>
-      <w:r>
-        <w:rPr>
-          <w:rFonts w:hint="eastAsia"/>
-        </w:rPr>
-        <w:t>–</w:t>
-      </w:r>
-      <w:r>
-        <w:rPr>
-          <w:rFonts w:hint="eastAsia"/>
-        </w:rPr>
-        <w:t xml:space="preserve">4 </w:t>
-      </w:r>
-      <w:r>
-        <w:rPr>
-          <w:rFonts w:hint="eastAsia"/>
-        </w:rPr>
-        <w:t>週）</w:t>
-      </w:r>
-      <w:r>
-        <w:rPr>
-          <w:rFonts w:hint="eastAsia"/>
-        </w:rPr>
-        <w:t xml:space="preserve">     - </w:t>
-      </w:r>
-      <w:r>
-        <w:rPr>
-          <w:rFonts w:hint="eastAsia"/>
-        </w:rPr>
-        <w:t>確認合規需求、選定測試專案、準備數據樣本、設計成功指標（如開發時間降低</w:t>
-      </w:r>
-      <w:r>
-        <w:rPr>
-          <w:rFonts w:hint="eastAsia"/>
-        </w:rPr>
-        <w:t xml:space="preserve"> X%</w:t>
-      </w:r>
-      <w:r>
-        <w:rPr>
-          <w:rFonts w:hint="eastAsia"/>
-        </w:rPr>
-        <w:t>）。</w:t>
-      </w:r>
-      <w:r>
-        <w:rPr>
-          <w:rFonts w:hint="eastAsia"/>
-        </w:rPr>
-        <w:t xml:space="preserve">  2. </w:t>
-      </w:r>
-      <w:r>
-        <w:rPr>
-          <w:rFonts w:hint="eastAsia"/>
-        </w:rPr>
-        <w:t>技術整合（</w:t>
-      </w:r>
-      <w:r>
-        <w:rPr>
-          <w:rFonts w:hint="eastAsia"/>
-        </w:rPr>
-        <w:t>4</w:t>
-      </w:r>
-      <w:r>
-        <w:rPr>
-          <w:rFonts w:hint="eastAsia"/>
-        </w:rPr>
-        <w:t>–</w:t>
-      </w:r>
-      <w:r>
-        <w:rPr>
-          <w:rFonts w:hint="eastAsia"/>
-        </w:rPr>
-        <w:t xml:space="preserve">8 </w:t>
-      </w:r>
-      <w:r>
-        <w:rPr>
-          <w:rFonts w:hint="eastAsia"/>
-        </w:rPr>
-        <w:t>週）</w:t>
-      </w:r>
-      <w:r>
-        <w:rPr>
-          <w:rFonts w:hint="eastAsia"/>
-        </w:rPr>
-        <w:t xml:space="preserve">     - </w:t>
-      </w:r>
-      <w:r>
-        <w:rPr>
-          <w:rFonts w:hint="eastAsia"/>
-        </w:rPr>
-        <w:t>部署一個</w:t>
-      </w:r>
-      <w:r>
-        <w:rPr>
-          <w:rFonts w:hint="eastAsia"/>
-        </w:rPr>
-        <w:t xml:space="preserve"> ACP Agent</w:t>
-      </w:r>
-      <w:r>
-        <w:rPr>
-          <w:rFonts w:hint="eastAsia"/>
-        </w:rPr>
-        <w:t>（可用現成</w:t>
-      </w:r>
-      <w:r>
-        <w:rPr>
-          <w:rFonts w:hint="eastAsia"/>
-        </w:rPr>
-        <w:t xml:space="preserve"> Copilot CLI </w:t>
-      </w:r>
-      <w:r>
-        <w:rPr>
-          <w:rFonts w:hint="eastAsia"/>
-        </w:rPr>
-        <w:t>或</w:t>
-      </w:r>
-      <w:r>
-        <w:rPr>
-          <w:rFonts w:hint="eastAsia"/>
-        </w:rPr>
-        <w:t xml:space="preserve"> Gemini CLI</w:t>
-      </w:r>
-      <w:r>
-        <w:rPr>
-          <w:rFonts w:hint="eastAsia"/>
-        </w:rPr>
-        <w:t>），在隔離環境測試</w:t>
-      </w:r>
-      <w:r>
-        <w:rPr>
-          <w:rFonts w:hint="eastAsia"/>
-        </w:rPr>
-        <w:t xml:space="preserve"> session lifecycle</w:t>
-      </w:r>
-      <w:r>
-        <w:rPr>
-          <w:rFonts w:hint="eastAsia"/>
-        </w:rPr>
-        <w:t>、</w:t>
-      </w:r>
-      <w:r>
-        <w:rPr>
-          <w:rFonts w:hint="eastAsia"/>
-        </w:rPr>
-        <w:t>streaming</w:t>
-      </w:r>
-      <w:r>
-        <w:rPr>
-          <w:rFonts w:hint="eastAsia"/>
-        </w:rPr>
-        <w:t>、</w:t>
-      </w:r>
-      <w:r>
-        <w:rPr>
-          <w:rFonts w:hint="eastAsia"/>
-        </w:rPr>
-        <w:t>tool-calls</w:t>
-      </w:r>
-      <w:r>
-        <w:rPr>
-          <w:rFonts w:hint="eastAsia"/>
-        </w:rPr>
-        <w:t>。</w:t>
-      </w:r>
-      <w:r>
-        <w:rPr>
-          <w:rFonts w:hint="eastAsia"/>
-        </w:rPr>
-        <w:t xml:space="preserve">     - </w:t>
-      </w:r>
-      <w:r>
-        <w:rPr>
-          <w:rFonts w:hint="eastAsia"/>
-        </w:rPr>
-        <w:t>實施最小治理：</w:t>
-      </w:r>
-      <w:r>
-        <w:rPr>
-          <w:rFonts w:hint="eastAsia"/>
-        </w:rPr>
-        <w:t>BYOK</w:t>
-      </w:r>
-      <w:r>
-        <w:rPr>
-          <w:rFonts w:hint="eastAsia"/>
-        </w:rPr>
-        <w:t>、審計日誌、</w:t>
-      </w:r>
-      <w:r>
-        <w:rPr>
-          <w:rFonts w:hint="eastAsia"/>
-        </w:rPr>
-        <w:t>basic policy engine</w:t>
-      </w:r>
-      <w:r>
-        <w:rPr>
-          <w:rFonts w:hint="eastAsia"/>
-        </w:rPr>
-        <w:t>。</w:t>
-      </w:r>
-      <w:r>
-        <w:rPr>
-          <w:rFonts w:hint="eastAsia"/>
-        </w:rPr>
-        <w:t xml:space="preserve">  3. </w:t>
-      </w:r>
-      <w:r>
-        <w:rPr>
-          <w:rFonts w:hint="eastAsia"/>
-        </w:rPr>
-        <w:t>評估與擴展（</w:t>
-      </w:r>
-      <w:r>
-        <w:rPr>
-          <w:rFonts w:hint="eastAsia"/>
-        </w:rPr>
-        <w:t>2</w:t>
-      </w:r>
-      <w:r>
-        <w:rPr>
-          <w:rFonts w:hint="eastAsia"/>
-        </w:rPr>
-        <w:t>–</w:t>
-      </w:r>
-      <w:r>
-        <w:rPr>
-          <w:rFonts w:hint="eastAsia"/>
-        </w:rPr>
-        <w:t xml:space="preserve">4 </w:t>
-      </w:r>
-      <w:r>
-        <w:rPr>
-          <w:rFonts w:hint="eastAsia"/>
-        </w:rPr>
-        <w:t>週）</w:t>
-      </w:r>
-      <w:r>
-        <w:rPr>
-          <w:rFonts w:hint="eastAsia"/>
-        </w:rPr>
-        <w:t xml:space="preserve">     - </w:t>
-      </w:r>
-      <w:r>
-        <w:rPr>
-          <w:rFonts w:hint="eastAsia"/>
-        </w:rPr>
-        <w:t>蒐集</w:t>
-      </w:r>
-      <w:r>
-        <w:rPr>
-          <w:rFonts w:hint="eastAsia"/>
-        </w:rPr>
-        <w:t xml:space="preserve"> KPI</w:t>
-      </w:r>
-      <w:r>
-        <w:rPr>
-          <w:rFonts w:hint="eastAsia"/>
-        </w:rPr>
-        <w:t>、開發者回饋、成本數據；修正安全</w:t>
-      </w:r>
-      <w:r>
-        <w:rPr>
-          <w:rFonts w:hint="eastAsia"/>
-        </w:rPr>
-        <w:t xml:space="preserve">/UX </w:t>
-      </w:r>
-      <w:r>
-        <w:rPr>
-          <w:rFonts w:hint="eastAsia"/>
-        </w:rPr>
-        <w:t>問題，決定是否推向更多專案或全公司採用。</w:t>
-      </w:r>
-      <w:r>
-        <w:rPr>
-          <w:rFonts w:hint="eastAsia"/>
-        </w:rPr>
-        <w:t xml:space="preserve">  </w:t>
-      </w:r>
-      <w:r>
-        <w:rPr>
-          <w:rFonts w:hint="eastAsia"/>
-        </w:rPr>
-        <w:t>成功指標示例：</w:t>
-      </w:r>
-      <w:r>
-        <w:rPr>
-          <w:rFonts w:hint="eastAsia"/>
-        </w:rPr>
-        <w:t xml:space="preserve">p95 </w:t>
-      </w:r>
-      <w:r>
-        <w:rPr>
-          <w:rFonts w:hint="eastAsia"/>
-        </w:rPr>
-        <w:t>回應</w:t>
-      </w:r>
-      <w:r>
-        <w:rPr>
-          <w:rFonts w:hint="eastAsia"/>
-        </w:rPr>
-        <w:t xml:space="preserve">  99%</w:t>
-      </w:r>
-      <w:r>
-        <w:rPr>
-          <w:rFonts w:hint="eastAsia"/>
-        </w:rPr>
-        <w:t>、開發者滿意度提升</w:t>
-      </w:r>
-      <w:r>
-        <w:t xml:space="preserve"> ≥ 20%</w:t>
-      </w:r>
-      <w:r>
-        <w:rPr>
-          <w:rFonts w:hint="eastAsia"/>
-        </w:rPr>
-        <w:t>。</w:t>
-      </w:r>
-      <w:r>
-        <w:t>---</w:t>
-      </w:r>
-      <w:r>
-        <w:rPr>
-          <w:rFonts w:hint="eastAsia"/>
-        </w:rPr>
-        <w:t xml:space="preserve">## </w:t>
-      </w:r>
-      <w:r>
-        <w:rPr>
-          <w:rFonts w:hint="eastAsia"/>
-        </w:rPr>
-        <w:t>風險緩解與最佳實務摘要（</w:t>
-      </w:r>
-      <w:r>
-        <w:rPr>
-          <w:rFonts w:hint="eastAsia"/>
-        </w:rPr>
-        <w:t>Checklist</w:t>
-      </w:r>
-      <w:r>
-        <w:rPr>
-          <w:rFonts w:hint="eastAsia"/>
-        </w:rPr>
-        <w:t>）</w:t>
-      </w:r>
-      <w:r>
-        <w:rPr>
-          <w:rFonts w:hint="eastAsia"/>
-        </w:rPr>
-        <w:t xml:space="preserve">- </w:t>
-      </w:r>
-      <w:r>
-        <w:rPr>
-          <w:rFonts w:hint="eastAsia"/>
-        </w:rPr>
-        <w:t>為</w:t>
-      </w:r>
-      <w:r>
-        <w:rPr>
-          <w:rFonts w:hint="eastAsia"/>
-        </w:rPr>
-        <w:t xml:space="preserve"> Agent CLI </w:t>
-      </w:r>
-      <w:r>
-        <w:rPr>
-          <w:rFonts w:hint="eastAsia"/>
-        </w:rPr>
-        <w:t>與</w:t>
-      </w:r>
-      <w:r>
-        <w:rPr>
-          <w:rFonts w:hint="eastAsia"/>
-        </w:rPr>
-        <w:t xml:space="preserve"> SDK </w:t>
-      </w:r>
-      <w:r>
-        <w:rPr>
-          <w:rFonts w:hint="eastAsia"/>
-        </w:rPr>
-        <w:t>版本建立簽章驗證機制。</w:t>
-      </w:r>
-      <w:r>
-        <w:rPr>
-          <w:rFonts w:hint="eastAsia"/>
-        </w:rPr>
-        <w:t xml:space="preserve">  - </w:t>
-      </w:r>
-      <w:r>
-        <w:rPr>
-          <w:rFonts w:hint="eastAsia"/>
-        </w:rPr>
-        <w:t>在</w:t>
-      </w:r>
-      <w:r>
-        <w:rPr>
-          <w:rFonts w:hint="eastAsia"/>
-        </w:rPr>
-        <w:t xml:space="preserve"> UI </w:t>
-      </w:r>
-      <w:r>
-        <w:rPr>
-          <w:rFonts w:hint="eastAsia"/>
-        </w:rPr>
-        <w:t>層加入使用者同意（</w:t>
-      </w:r>
-      <w:r>
-        <w:rPr>
-          <w:rFonts w:hint="eastAsia"/>
-        </w:rPr>
-        <w:t>consent</w:t>
-      </w:r>
-      <w:r>
-        <w:rPr>
-          <w:rFonts w:hint="eastAsia"/>
-        </w:rPr>
-        <w:t>）與可審核的</w:t>
-      </w:r>
-      <w:r>
-        <w:rPr>
-          <w:rFonts w:hint="eastAsia"/>
-        </w:rPr>
-        <w:t xml:space="preserve"> tool-call </w:t>
-      </w:r>
-      <w:r>
-        <w:rPr>
-          <w:rFonts w:hint="eastAsia"/>
-        </w:rPr>
-        <w:t>流程。</w:t>
-      </w:r>
-      <w:r>
-        <w:rPr>
-          <w:rFonts w:hint="eastAsia"/>
-        </w:rPr>
-        <w:t xml:space="preserve">  - </w:t>
-      </w:r>
-      <w:r>
-        <w:rPr>
-          <w:rFonts w:hint="eastAsia"/>
-        </w:rPr>
-        <w:t>設定</w:t>
-      </w:r>
-      <w:r>
-        <w:rPr>
-          <w:rFonts w:hint="eastAsia"/>
-        </w:rPr>
-        <w:t xml:space="preserve"> quotas</w:t>
-      </w:r>
-      <w:r>
-        <w:rPr>
-          <w:rFonts w:hint="eastAsia"/>
-        </w:rPr>
-        <w:t>、</w:t>
-      </w:r>
-      <w:r>
-        <w:rPr>
-          <w:rFonts w:hint="eastAsia"/>
-        </w:rPr>
-        <w:t xml:space="preserve">cost-alerts </w:t>
-      </w:r>
-      <w:r>
-        <w:rPr>
-          <w:rFonts w:hint="eastAsia"/>
-        </w:rPr>
-        <w:t>與自動化回退策略。</w:t>
-      </w:r>
-      <w:r>
-        <w:rPr>
-          <w:rFonts w:hint="eastAsia"/>
-        </w:rPr>
-        <w:t xml:space="preserve">  - </w:t>
-      </w:r>
-      <w:r>
-        <w:rPr>
-          <w:rFonts w:hint="eastAsia"/>
-        </w:rPr>
-        <w:t>規劃定期審計與紅隊測試（針對資料外流</w:t>
-      </w:r>
-      <w:r>
-        <w:rPr>
-          <w:rFonts w:hint="eastAsia"/>
-        </w:rPr>
-        <w:t xml:space="preserve"> scenario</w:t>
-      </w:r>
-      <w:r>
-        <w:rPr>
-          <w:rFonts w:hint="eastAsia"/>
-        </w:rPr>
-        <w:t>）。</w:t>
-      </w:r>
-      <w:r>
-        <w:rPr>
-          <w:rFonts w:hint="eastAsia"/>
-        </w:rPr>
-        <w:t xml:space="preserve">  - </w:t>
-      </w:r>
-      <w:r>
-        <w:rPr>
-          <w:rFonts w:hint="eastAsia"/>
-        </w:rPr>
-        <w:t>建立模型切換與</w:t>
-      </w:r>
-      <w:r>
-        <w:rPr>
-          <w:rFonts w:hint="eastAsia"/>
-        </w:rPr>
-        <w:t xml:space="preserve"> A/B </w:t>
-      </w:r>
-      <w:r>
-        <w:rPr>
-          <w:rFonts w:hint="eastAsia"/>
-        </w:rPr>
-        <w:t>測試流程，以評估異質模型對開發效能的實際影響。</w:t>
-      </w:r>
-      <w:r>
-        <w:t>---</w:t>
-      </w:r>
-      <w:r>
-        <w:rPr>
-          <w:rFonts w:hint="eastAsia"/>
-        </w:rPr>
-        <w:t xml:space="preserve">## </w:t>
-      </w:r>
-      <w:r>
-        <w:rPr>
-          <w:rFonts w:hint="eastAsia"/>
-        </w:rPr>
-        <w:t>結語與行動建議</w:t>
-      </w:r>
-      <w:r>
-        <w:rPr>
-          <w:rFonts w:hint="eastAsia"/>
-        </w:rPr>
-        <w:t xml:space="preserve">ACP </w:t>
-      </w:r>
-      <w:r>
-        <w:rPr>
-          <w:rFonts w:hint="eastAsia"/>
-        </w:rPr>
-        <w:t>為企業導入「代理化</w:t>
-      </w:r>
-      <w:r>
-        <w:rPr>
-          <w:rFonts w:hint="eastAsia"/>
-        </w:rPr>
-        <w:t xml:space="preserve"> AI</w:t>
-      </w:r>
-      <w:r>
-        <w:rPr>
-          <w:rFonts w:hint="eastAsia"/>
-        </w:rPr>
-        <w:t>」與保障資料主權提供了可操作的技術基底。建議以小範圍</w:t>
-      </w:r>
-      <w:r>
-        <w:rPr>
-          <w:rFonts w:hint="eastAsia"/>
-        </w:rPr>
-        <w:t xml:space="preserve"> PoC </w:t>
-      </w:r>
-      <w:r>
-        <w:rPr>
-          <w:rFonts w:hint="eastAsia"/>
-        </w:rPr>
-        <w:t>起步，優先驗證安全、可觀測性與開發者體驗三大面向；在滿足合規與效能後，以分階段擴展策略將</w:t>
-      </w:r>
-      <w:r>
-        <w:rPr>
-          <w:rFonts w:hint="eastAsia"/>
-        </w:rPr>
-        <w:t xml:space="preserve"> ACP </w:t>
-      </w:r>
-      <w:r>
-        <w:rPr>
-          <w:rFonts w:hint="eastAsia"/>
-        </w:rPr>
-        <w:t>納入企業標準工具鏈。長期來看，將</w:t>
-      </w:r>
-      <w:r>
-        <w:rPr>
-          <w:rFonts w:hint="eastAsia"/>
-        </w:rPr>
-        <w:t xml:space="preserve"> ACP </w:t>
-      </w:r>
-      <w:r>
-        <w:rPr>
-          <w:rFonts w:hint="eastAsia"/>
-        </w:rPr>
-        <w:t>作為標準化介面，可大幅降低模型替換成本，並把</w:t>
-      </w:r>
-      <w:r>
-        <w:rPr>
-          <w:rFonts w:hint="eastAsia"/>
-        </w:rPr>
-        <w:t xml:space="preserve"> AI </w:t>
-      </w:r>
-      <w:r>
-        <w:rPr>
-          <w:rFonts w:hint="eastAsia"/>
-        </w:rPr>
-        <w:t>能力內建為企業軟體工程流程的一部分，成為競爭優勢。</w:t>
-      </w:r>
-      <w:r>
-        <w:t>---</w:t>
-      </w:r>
-      <w:r>
-        <w:rPr>
-          <w:rFonts w:hint="eastAsia"/>
-        </w:rPr>
-        <w:t>附錄：簡短</w:t>
-      </w:r>
-      <w:r>
-        <w:rPr>
-          <w:rFonts w:hint="eastAsia"/>
-        </w:rPr>
-        <w:t xml:space="preserve"> PoC </w:t>
-      </w:r>
-      <w:r>
-        <w:rPr>
-          <w:rFonts w:hint="eastAsia"/>
-        </w:rPr>
-        <w:t>範例（示意性參數）</w:t>
-      </w:r>
-      <w:r>
-        <w:t xml:space="preserve">- </w:t>
-      </w:r>
-      <w:proofErr w:type="spellStart"/>
-      <w:r>
-        <w:t>client.createSession</w:t>
-      </w:r>
-      <w:proofErr w:type="spellEnd"/>
-      <w:r>
-        <w:t xml:space="preserve">({ </w:t>
-      </w:r>
-      <w:proofErr w:type="spellStart"/>
-      <w:r>
-        <w:t>cliPath</w:t>
-      </w:r>
-      <w:proofErr w:type="spellEnd"/>
-      <w:r>
-        <w:t>: "</w:t>
-      </w:r>
-      <w:proofErr w:type="spellStart"/>
-      <w:r>
-        <w:t>gemini</w:t>
-      </w:r>
-      <w:proofErr w:type="spellEnd"/>
-      <w:r>
-        <w:t xml:space="preserve">", </w:t>
-      </w:r>
-      <w:proofErr w:type="spellStart"/>
-      <w:r>
-        <w:t>cliArgs</w:t>
-      </w:r>
-      <w:proofErr w:type="spellEnd"/>
-      <w:r>
-        <w:t>: "--experimental-</w:t>
-      </w:r>
-      <w:proofErr w:type="spellStart"/>
-      <w:r>
-        <w:t>acp</w:t>
-      </w:r>
-      <w:proofErr w:type="spellEnd"/>
-      <w:r>
-        <w:t xml:space="preserve"> --port 17817", streaming: true, env: { BASE_URL: </w:t>
-      </w:r>
-      <w:r>
-        <w:lastRenderedPageBreak/>
-        <w:t>"https://internal-</w:t>
+        <w:t xml:space="preserve"> --port 17817", streaming: true, env: { BASE_URL: "https://internal-</w:t>
       </w:r>
       <w:proofErr w:type="spellStart"/>
       <w:r>
@@ -5942,6 +7190,7 @@
         <w:rPr>
           <w:rFonts w:ascii="微軟正黑體" w:eastAsia="微軟正黑體" w:hAnsi="微軟正黑體" w:hint="eastAsia"/>
         </w:rPr>
+        <w:lastRenderedPageBreak/>
         <w:t>目標族群</w:t>
       </w:r>
     </w:p>
@@ -6047,7 +7296,6 @@
         <w:rPr>
           <w:rFonts w:ascii="微軟正黑體" w:eastAsia="微軟正黑體" w:hAnsi="微軟正黑體" w:hint="eastAsia"/>
         </w:rPr>
-        <w:lastRenderedPageBreak/>
         <w:t>學習目標（七天達成）</w:t>
       </w:r>
     </w:p>
@@ -6327,6 +7575,7 @@
         <w:rPr>
           <w:rFonts w:ascii="微軟正黑體" w:eastAsia="微軟正黑體" w:hAnsi="微軟正黑體" w:hint="eastAsia"/>
         </w:rPr>
+        <w:lastRenderedPageBreak/>
         <w:t>評估指標（每日檢核）</w:t>
       </w:r>
     </w:p>
@@ -6437,7 +7686,6 @@
           <w:sz w:val="22"/>
           <w:szCs w:val="22"/>
         </w:rPr>
-        <w:lastRenderedPageBreak/>
         <w:pict w14:anchorId="690AD64B">
           <v:rect id="_x0000_i1032" style="width:0;height:1.5pt" o:hralign="center" o:hrstd="t" o:hr="t" fillcolor="#a0a0a0" stroked="f"/>
         </w:pict>
@@ -6670,6 +7918,7 @@
         <w:rPr>
           <w:rFonts w:ascii="微軟正黑體" w:eastAsia="微軟正黑體" w:hAnsi="微軟正黑體" w:hint="eastAsia"/>
         </w:rPr>
+        <w:lastRenderedPageBreak/>
         <w:t>第二天：資料整形與常用轉換（目標：掌握常見 ETL 操作）</w:t>
       </w:r>
     </w:p>
@@ -6785,7 +8034,6 @@
           <w:sz w:val="22"/>
           <w:szCs w:val="22"/>
         </w:rPr>
-        <w:lastRenderedPageBreak/>
         <w:t>實作任務：</w:t>
       </w:r>
     </w:p>
@@ -6986,6 +8234,7 @@
           <w:sz w:val="22"/>
           <w:szCs w:val="22"/>
         </w:rPr>
+        <w:lastRenderedPageBreak/>
         <w:t>實作任務：</w:t>
       </w:r>
     </w:p>
@@ -7071,7 +8320,6 @@
         <w:rPr>
           <w:rFonts w:ascii="微軟正黑體" w:eastAsia="微軟正黑體" w:hAnsi="微軟正黑體" w:hint="eastAsia"/>
         </w:rPr>
-        <w:lastRenderedPageBreak/>
         <w:t>第四天：參數化、重複使用查詢與資料流程文件化（目標：建立可重用流程）</w:t>
       </w:r>
     </w:p>
@@ -7295,6 +8543,7 @@
         <w:rPr>
           <w:rFonts w:ascii="微軟正黑體" w:eastAsia="微軟正黑體" w:hAnsi="微軟正黑體" w:hint="eastAsia"/>
         </w:rPr>
+        <w:lastRenderedPageBreak/>
         <w:t>第五天：M 語言入門（目標：理解公式列與簡單自訂邏輯）</w:t>
       </w:r>
     </w:p>
@@ -7433,7 +8682,6 @@
           <w:sz w:val="22"/>
           <w:szCs w:val="22"/>
         </w:rPr>
-        <w:lastRenderedPageBreak/>
         <w:t>實作任務：</w:t>
       </w:r>
     </w:p>
@@ -7611,6 +8859,7 @@
           <w:sz w:val="22"/>
           <w:szCs w:val="22"/>
         </w:rPr>
+        <w:lastRenderedPageBreak/>
         <w:t xml:space="preserve">建立資料品質檢查點（缺值、重複、變動欄位型態偵測）。 </w:t>
       </w:r>
     </w:p>
@@ -7742,7 +8991,6 @@
         <w:rPr>
           <w:rFonts w:ascii="微軟正黑體" w:eastAsia="微軟正黑體" w:hAnsi="微軟正黑體" w:hint="eastAsia"/>
         </w:rPr>
-        <w:lastRenderedPageBreak/>
         <w:t>第七天：綜合實戰、成效驗證與未來路徑（目標：完成端到端案例並驗收）</w:t>
       </w:r>
     </w:p>
@@ -7927,6 +9175,7 @@
           <w:sz w:val="22"/>
           <w:szCs w:val="22"/>
         </w:rPr>
+        <w:lastRenderedPageBreak/>
         <w:t>交付物：端到端查詢套件、驗收報告。</w:t>
       </w:r>
     </w:p>
@@ -8055,7 +9304,6 @@
           <w:sz w:val="22"/>
           <w:szCs w:val="22"/>
         </w:rPr>
-        <w:lastRenderedPageBreak/>
         <w:t>可維護性（15%）：註解、步驟命名、簡潔 M 公式與交付文件。</w:t>
       </w:r>
     </w:p>
@@ -8214,6 +9462,7 @@
         <w:rPr>
           <w:rFonts w:ascii="微軟正黑體" w:eastAsia="微軟正黑體" w:hAnsi="微軟正黑體" w:hint="eastAsia"/>
         </w:rPr>
+        <w:lastRenderedPageBreak/>
         <w:t>給管理者與培訓負責人：導入與衡量建議</w:t>
       </w:r>
     </w:p>
@@ -8342,7 +9591,6 @@
         <w:rPr>
           <w:rFonts w:ascii="微軟正黑體" w:eastAsia="微軟正黑體" w:hAnsi="微軟正黑體" w:hint="eastAsia"/>
         </w:rPr>
-        <w:lastRenderedPageBreak/>
         <w:t>結語與行動建議（兩步驟上線指南）</w:t>
       </w:r>
     </w:p>
@@ -8473,6 +9721,7 @@
           <w:sz w:val="22"/>
           <w:szCs w:val="22"/>
         </w:rPr>
+        <w:lastRenderedPageBreak/>
         <w:t>提供 7 天每日上午/下午的逐小時教案與範例資料包。# Power Query 新手 7 天密集學習計畫（專業版）</w:t>
       </w:r>
     </w:p>
@@ -8536,7 +9785,6 @@
         <w:rPr>
           <w:rFonts w:ascii="微軟正黑體" w:eastAsia="微軟正黑體" w:hAnsi="微軟正黑體" w:hint="eastAsia"/>
         </w:rPr>
-        <w:lastRenderedPageBreak/>
         <w:t>引言：為何以 7 天習得 Power Query？</w:t>
       </w:r>
     </w:p>
@@ -8636,6 +9884,7 @@
           <w:sz w:val="22"/>
           <w:szCs w:val="22"/>
         </w:rPr>
+        <w:lastRenderedPageBreak/>
         <w:t>準備範例資料：sales.csv（交易資料）、customers.xlsx（客戶主檔）、</w:t>
       </w:r>
       <w:proofErr w:type="spellStart"/>
@@ -8730,7 +9979,6 @@
         <w:rPr>
           <w:rFonts w:ascii="微軟正黑體" w:eastAsia="微軟正黑體" w:hAnsi="微軟正黑體" w:hint="eastAsia"/>
         </w:rPr>
-        <w:lastRenderedPageBreak/>
         <w:t>每日計畫總覽（建議每日投入 2.5–4 小時）</w:t>
       </w:r>
     </w:p>
@@ -8922,6 +10170,7 @@
           <w:sz w:val="22"/>
           <w:szCs w:val="22"/>
         </w:rPr>
+        <w:lastRenderedPageBreak/>
         <w:t xml:space="preserve">實作練習：拆分地址欄、建立標準化的姓名欄、利用「取代值」處理錯誤標記。 </w:t>
       </w:r>
     </w:p>
@@ -8984,7 +10233,6 @@
         <w:rPr>
           <w:rFonts w:ascii="微軟正黑體" w:eastAsia="微軟正黑體" w:hAnsi="微軟正黑體" w:hint="eastAsia"/>
         </w:rPr>
-        <w:lastRenderedPageBreak/>
         <w:t>第 3 天：合併、附加與彙整（目標：學會跨表合併（Join）與集結）</w:t>
       </w:r>
     </w:p>
@@ -9162,6 +10410,7 @@
           <w:sz w:val="22"/>
           <w:szCs w:val="22"/>
         </w:rPr>
+        <w:lastRenderedPageBreak/>
         <w:t xml:space="preserve">評估指標：能辨識造成查詢慢的步驟並提出優化建議（如提前過濾、減少計算列）。 </w:t>
       </w:r>
     </w:p>
@@ -9201,7 +10450,6 @@
         <w:rPr>
           <w:rFonts w:ascii="微軟正黑體" w:eastAsia="微軟正黑體" w:hAnsi="微軟正黑體" w:hint="eastAsia"/>
         </w:rPr>
-        <w:lastRenderedPageBreak/>
         <w:t>第 5 天：M 語言入門（目標：理解 M 的基本語法並能撰寫參數化查詢）</w:t>
       </w:r>
     </w:p>
@@ -9402,6 +10650,7 @@
           <w:sz w:val="22"/>
           <w:szCs w:val="22"/>
         </w:rPr>
+        <w:lastRenderedPageBreak/>
         <w:t>常見陷阱：將帳密直接寫在查詢參數或 M 程式中。</w:t>
       </w:r>
     </w:p>
@@ -9418,7 +10667,6 @@
         <w:rPr>
           <w:rFonts w:ascii="微軟正黑體" w:eastAsia="微軟正黑體" w:hAnsi="微軟正黑體" w:hint="eastAsia"/>
         </w:rPr>
-        <w:lastRenderedPageBreak/>
         <w:t>第 7 天：實戰專案：從原始資料到報表（目標：完成一個端到端的 ETL 任務並驗收）</w:t>
       </w:r>
     </w:p>
@@ -9685,6 +10933,7 @@
           <w:sz w:val="22"/>
           <w:szCs w:val="22"/>
         </w:rPr>
+        <w:lastRenderedPageBreak/>
         <w:t xml:space="preserve">ETL 流程可重複執行且在不同資料集上正確運作（檢核：筆數、關鍵欄比對、總額一致）。 </w:t>
       </w:r>
     </w:p>
@@ -9708,7 +10957,6 @@
           <w:sz w:val="22"/>
           <w:szCs w:val="22"/>
         </w:rPr>
-        <w:lastRenderedPageBreak/>
         <w:t>查詢執行時間在可接受範圍（視資料量而定），並提出可行的效能優化建議。</w:t>
       </w:r>
     </w:p>
@@ -9896,7 +11144,16 @@
           <w:sz w:val="22"/>
           <w:szCs w:val="22"/>
         </w:rPr>
-        <w:t>祝學習順利，需進一步將此課程轉成公司內訓簡報或練習檔案請告知（可產出教案與練習檔清單</w:t>
+        <w:t>祝學習順利，需進一步將此課程轉成公司內訓簡報或練習檔案請告知（可產出教案與</w:t>
+      </w:r>
+      <w:r>
+        <w:rPr>
+          <w:rFonts w:ascii="微軟正黑體" w:eastAsia="微軟正黑體" w:hAnsi="微軟正黑體" w:hint="eastAsia"/>
+          <w:sz w:val="22"/>
+          <w:szCs w:val="22"/>
+        </w:rPr>
+        <w:lastRenderedPageBreak/>
+        <w:t>練習檔清單</w:t>
       </w:r>
       <w:r>
         <w:rPr>
@@ -18707,7 +19964,7 @@
 
 <file path=word/webextensions/taskpanes.xml><?xml version="1.0" encoding="utf-8"?>
 <wetp:taskpanes xmlns:wetp="http://schemas.microsoft.com/office/webextensions/taskpanes/2010/11">
-  <wetp:taskpane dockstate="right" visibility="0" width="754" row="1">
+  <wetp:taskpane dockstate="right" visibility="0" width="619" row="1">
     <wetp:webextensionref xmlns:r="http://schemas.openxmlformats.org/officeDocument/2006/relationships" r:id="rId1"/>
   </wetp:taskpane>
 </wetp:taskpanes>
